--- a/Docker/1.docx
+++ b/Docker/1.docx
@@ -118,14 +118,6 @@
           <w:szCs w:val="32"/>
         </w:rPr>
       </w:pPr>
-    </w:p>
-    <w:p>
-      <w:pPr>
-        <w:rPr>
-          <w:sz w:val="32"/>
-          <w:szCs w:val="32"/>
-        </w:rPr>
-      </w:pPr>
       <w:r>
         <w:rPr>
           <w:sz w:val="32"/>
@@ -141,6 +133,13 @@
           <w:szCs w:val="32"/>
         </w:rPr>
       </w:pPr>
+      <w:r>
+        <w:rPr>
+          <w:sz w:val="32"/>
+          <w:szCs w:val="32"/>
+        </w:rPr>
+        <w:t>-VM: run multiple business apps safely on a single server.</w:t>
+      </w:r>
     </w:p>
     <w:p>
       <w:pPr>
@@ -164,6 +163,28 @@
           <w:szCs w:val="32"/>
         </w:rPr>
       </w:pPr>
+      <w:r>
+        <w:rPr>
+          <w:sz w:val="32"/>
+          <w:szCs w:val="32"/>
+        </w:rPr>
+        <w:t>-VM requires its own dedicated OS. Every OS consumes CPU, RAM and other resource. Every OS needs patching and monitoring, and a license in some cases. Wast time and resources.</w:t>
+      </w:r>
+    </w:p>
+    <w:p>
+      <w:pPr>
+        <w:rPr>
+          <w:sz w:val="32"/>
+          <w:szCs w:val="32"/>
+        </w:rPr>
+      </w:pPr>
+      <w:r>
+        <w:rPr>
+          <w:sz w:val="32"/>
+          <w:szCs w:val="32"/>
+        </w:rPr>
+        <w:t>-Other challenges: slow to boot, not portable – migrate and move VM workloads between hypervisors and cloud platforms is harder.</w:t>
+      </w:r>
     </w:p>
     <w:p>
       <w:pPr>
@@ -187,6 +208,14 @@
           <w:szCs w:val="32"/>
         </w:rPr>
       </w:pPr>
+      <w:r>
+        <w:rPr>
+          <w:sz w:val="32"/>
+          <w:szCs w:val="32"/>
+        </w:rPr>
+        <w:lastRenderedPageBreak/>
+        <w:t>-All containers shares the host’s OS: save on the time, resources, fast to start and ultra-portable.</w:t>
+      </w:r>
     </w:p>
     <w:p>
       <w:pPr>
@@ -210,6 +239,28 @@
           <w:szCs w:val="32"/>
         </w:rPr>
       </w:pPr>
+      <w:r>
+        <w:rPr>
+          <w:sz w:val="32"/>
+          <w:szCs w:val="32"/>
+        </w:rPr>
+        <w:t>-Modern containers started in Linux world.</w:t>
+      </w:r>
+    </w:p>
+    <w:p>
+      <w:pPr>
+        <w:rPr>
+          <w:sz w:val="32"/>
+          <w:szCs w:val="32"/>
+        </w:rPr>
+      </w:pPr>
+      <w:r>
+        <w:rPr>
+          <w:sz w:val="32"/>
+          <w:szCs w:val="32"/>
+        </w:rPr>
+        <w:t>-Google LLC has contributed container-related technologies to Linux kernel: kernel namespaces, control groups, capabilities, Docker.</w:t>
+      </w:r>
     </w:p>
     <w:p>
       <w:pPr>
@@ -233,6 +284,13 @@
           <w:szCs w:val="32"/>
         </w:rPr>
       </w:pPr>
+      <w:r>
+        <w:rPr>
+          <w:sz w:val="32"/>
+          <w:szCs w:val="32"/>
+        </w:rPr>
+        <w:t>-Docker Inc make containers simple.</w:t>
+      </w:r>
     </w:p>
     <w:p>
       <w:pPr>
@@ -256,6 +314,43 @@
           <w:szCs w:val="32"/>
         </w:rPr>
       </w:pPr>
+      <w:r>
+        <w:rPr>
+          <w:sz w:val="32"/>
+          <w:szCs w:val="32"/>
+        </w:rPr>
+        <w:t>-Windows desktop and server platforms support both: Windows containers and Linux containers.</w:t>
+      </w:r>
+    </w:p>
+    <w:p>
+      <w:pPr>
+        <w:rPr>
+          <w:sz w:val="32"/>
+          <w:szCs w:val="32"/>
+        </w:rPr>
+      </w:pPr>
+      <w:r>
+        <w:rPr>
+          <w:sz w:val="32"/>
+          <w:szCs w:val="32"/>
+        </w:rPr>
+        <w:t>-Windows containers run Windows apps that require a host system with a Windows kernel. Windows 10/11/Server have native support Windows containers.</w:t>
+      </w:r>
+    </w:p>
+    <w:p>
+      <w:pPr>
+        <w:rPr>
+          <w:sz w:val="32"/>
+          <w:szCs w:val="32"/>
+        </w:rPr>
+      </w:pPr>
+      <w:r>
+        <w:rPr>
+          <w:sz w:val="32"/>
+          <w:szCs w:val="32"/>
+        </w:rPr>
+        <w:t>-The vast majority of containers are Linux containers. Linux containers are smaller, faster, and majority of tooling exists for Linux.</w:t>
+      </w:r>
     </w:p>
     <w:p>
       <w:pPr>
@@ -279,6 +374,28 @@
           <w:szCs w:val="32"/>
         </w:rPr>
       </w:pPr>
+      <w:r>
+        <w:rPr>
+          <w:sz w:val="32"/>
+          <w:szCs w:val="32"/>
+        </w:rPr>
+        <w:t>-A container shares the kernel of the host it’s running on.</w:t>
+      </w:r>
+    </w:p>
+    <w:p>
+      <w:pPr>
+        <w:rPr>
+          <w:sz w:val="32"/>
+          <w:szCs w:val="32"/>
+        </w:rPr>
+      </w:pPr>
+      <w:r>
+        <w:rPr>
+          <w:sz w:val="32"/>
+          <w:szCs w:val="32"/>
+        </w:rPr>
+        <w:t>-It’s possible to run Linux containers on Windows machines with WSL 2 backend.</w:t>
+      </w:r>
     </w:p>
     <w:p>
       <w:pPr>
@@ -302,19 +419,42 @@
           <w:szCs w:val="32"/>
         </w:rPr>
       </w:pPr>
-    </w:p>
-    <w:p>
-      <w:pPr>
-        <w:rPr>
-          <w:sz w:val="32"/>
-          <w:szCs w:val="32"/>
-        </w:rPr>
-      </w:pPr>
-      <w:r>
-        <w:rPr>
-          <w:sz w:val="32"/>
-          <w:szCs w:val="32"/>
-        </w:rPr>
+      <w:r>
+        <w:rPr>
+          <w:sz w:val="32"/>
+          <w:szCs w:val="32"/>
+        </w:rPr>
+        <w:t>-There is no Mac containers.</w:t>
+      </w:r>
+    </w:p>
+    <w:p>
+      <w:pPr>
+        <w:rPr>
+          <w:sz w:val="32"/>
+          <w:szCs w:val="32"/>
+        </w:rPr>
+      </w:pPr>
+      <w:r>
+        <w:rPr>
+          <w:sz w:val="32"/>
+          <w:szCs w:val="32"/>
+        </w:rPr>
+        <w:t>-You can run Linux containers on Mac using Docker Desktop.</w:t>
+      </w:r>
+    </w:p>
+    <w:p>
+      <w:pPr>
+        <w:rPr>
+          <w:sz w:val="32"/>
+          <w:szCs w:val="32"/>
+        </w:rPr>
+      </w:pPr>
+      <w:r>
+        <w:rPr>
+          <w:sz w:val="32"/>
+          <w:szCs w:val="32"/>
+        </w:rPr>
+        <w:lastRenderedPageBreak/>
         <w:t>1.10 What about Kubernetes</w:t>
       </w:r>
     </w:p>
@@ -325,6 +465,57 @@
           <w:szCs w:val="32"/>
         </w:rPr>
       </w:pPr>
+      <w:r>
+        <w:rPr>
+          <w:sz w:val="32"/>
+          <w:szCs w:val="32"/>
+        </w:rPr>
+        <w:t>-Kubernetes: an open-source project out of Google as the defector orchestrator of containerized apps: the most popular tool to deploy and manage containerized apps.</w:t>
+      </w:r>
+    </w:p>
+    <w:p>
+      <w:pPr>
+        <w:rPr>
+          <w:sz w:val="32"/>
+          <w:szCs w:val="32"/>
+        </w:rPr>
+      </w:pPr>
+      <w:r>
+        <w:rPr>
+          <w:sz w:val="32"/>
+          <w:szCs w:val="32"/>
+        </w:rPr>
+        <w:t xml:space="preserve"> -Kubernetes uses Docker as default container runtime</w:t>
+      </w:r>
+      <w:r>
+        <w:rPr>
+          <w:sz w:val="32"/>
+          <w:szCs w:val="32"/>
+        </w:rPr>
+        <w:t>. But modern Kubernetes clusters have a pluggable container runtime interface (CRI) to swap-out different container runtimes. Most new Kubernetes clusters use containerd</w:t>
+      </w:r>
+      <w:r>
+        <w:rPr>
+          <w:sz w:val="32"/>
+          <w:szCs w:val="32"/>
+        </w:rPr>
+        <w:t>: small part of Docker that does low-level tasks of starting and stopping containers.</w:t>
+      </w:r>
+    </w:p>
+    <w:p>
+      <w:pPr>
+        <w:rPr>
+          <w:sz w:val="32"/>
+          <w:szCs w:val="32"/>
+        </w:rPr>
+      </w:pPr>
+      <w:r>
+        <w:rPr>
+          <w:sz w:val="32"/>
+          <w:szCs w:val="32"/>
+        </w:rPr>
+        <w:t>-Quick Start Kubernetes and The Kubernetes Book.</w:t>
+      </w:r>
     </w:p>
     <w:p>
       <w:pPr>
@@ -348,6 +539,20 @@
           <w:szCs w:val="32"/>
         </w:rPr>
       </w:pPr>
+      <w:r>
+        <w:rPr>
+          <w:sz w:val="32"/>
+          <w:szCs w:val="32"/>
+        </w:rPr>
+        <w:t xml:space="preserve">-We used to live in a world where every time the business needed a new application we had to buy a brand-new server. VMware allows to drive more value out of new and existing IT assets, but it’s not perfect. A newer more efficient and portable virtualization technology called containers. </w:t>
+      </w:r>
+      <w:r>
+        <w:rPr>
+          <w:sz w:val="32"/>
+          <w:szCs w:val="32"/>
+        </w:rPr>
+        <w:t>Docker came along and made containers easy and accessible to the masses.</w:t>
+      </w:r>
     </w:p>
     <w:p>
       <w:pPr>
@@ -371,14 +576,6 @@
           <w:szCs w:val="32"/>
         </w:rPr>
       </w:pPr>
-    </w:p>
-    <w:p>
-      <w:pPr>
-        <w:rPr>
-          <w:sz w:val="32"/>
-          <w:szCs w:val="32"/>
-        </w:rPr>
-      </w:pPr>
       <w:r>
         <w:rPr>
           <w:sz w:val="32"/>
@@ -394,6 +591,13 @@
           <w:szCs w:val="32"/>
         </w:rPr>
       </w:pPr>
+      <w:r>
+        <w:rPr>
+          <w:sz w:val="32"/>
+          <w:szCs w:val="32"/>
+        </w:rPr>
+        <w:t>-Docker: software that runs on Linux and Windows. It creates, manages and orchestrates containers. The software is built from various tools from Moby open-source project.</w:t>
+      </w:r>
     </w:p>
     <w:p>
       <w:pPr>
@@ -417,6 +621,29 @@
           <w:szCs w:val="32"/>
         </w:rPr>
       </w:pPr>
+      <w:r>
+        <w:rPr>
+          <w:sz w:val="32"/>
+          <w:szCs w:val="32"/>
+        </w:rPr>
+        <w:lastRenderedPageBreak/>
+        <w:t>-A technology company started out as PaaS called dotCloud. This platform was built on Linux containers. To help create and manage these containers, they built a tool Docker.</w:t>
+      </w:r>
+    </w:p>
+    <w:p>
+      <w:pPr>
+        <w:rPr>
+          <w:sz w:val="32"/>
+          <w:szCs w:val="32"/>
+        </w:rPr>
+      </w:pPr>
+      <w:r>
+        <w:rPr>
+          <w:sz w:val="32"/>
+          <w:szCs w:val="32"/>
+        </w:rPr>
+        <w:t>-Docker comes from a British expression dock worker – somebody who loads and unloads cargo from ships.</w:t>
+      </w:r>
     </w:p>
     <w:p>
       <w:pPr>
@@ -440,6 +667,105 @@
           <w:szCs w:val="32"/>
         </w:rPr>
       </w:pPr>
+      <w:r>
+        <w:rPr>
+          <w:sz w:val="32"/>
+          <w:szCs w:val="32"/>
+        </w:rPr>
+        <w:t>-There are at least 3 things when referring to Docker technology: runtime, daemon (a.k.a. engine) and orchestrator.</w:t>
+      </w:r>
+    </w:p>
+    <w:p>
+      <w:pPr>
+        <w:rPr>
+          <w:sz w:val="32"/>
+          <w:szCs w:val="32"/>
+        </w:rPr>
+      </w:pPr>
+      <w:r>
+        <w:rPr>
+          <w:noProof/>
+        </w:rPr>
+        <w:drawing>
+          <wp:inline distT="0" distB="0" distL="0" distR="0" wp14:anchorId="1B3B9727" wp14:editId="717BDF17">
+            <wp:extent cx="3633151" cy="3492250"/>
+            <wp:effectExtent l="0" t="0" r="5715" b="0"/>
+            <wp:docPr id="534779523" name="Picture 1"/>
+            <wp:cNvGraphicFramePr>
+              <a:graphicFrameLocks xmlns:a="http://schemas.openxmlformats.org/drawingml/2006/main" noChangeAspect="1"/>
+            </wp:cNvGraphicFramePr>
+            <a:graphic xmlns:a="http://schemas.openxmlformats.org/drawingml/2006/main">
+              <a:graphicData uri="http://schemas.openxmlformats.org/drawingml/2006/picture">
+                <pic:pic xmlns:pic="http://schemas.openxmlformats.org/drawingml/2006/picture">
+                  <pic:nvPicPr>
+                    <pic:cNvPr id="534779523" name=""/>
+                    <pic:cNvPicPr/>
+                  </pic:nvPicPr>
+                  <pic:blipFill>
+                    <a:blip r:embed="rId4"/>
+                    <a:stretch>
+                      <a:fillRect/>
+                    </a:stretch>
+                  </pic:blipFill>
+                  <pic:spPr>
+                    <a:xfrm>
+                      <a:off x="0" y="0"/>
+                      <a:ext cx="3637547" cy="3496475"/>
+                    </a:xfrm>
+                    <a:prstGeom prst="rect">
+                      <a:avLst/>
+                    </a:prstGeom>
+                  </pic:spPr>
+                </pic:pic>
+              </a:graphicData>
+            </a:graphic>
+          </wp:inline>
+        </w:drawing>
+      </w:r>
+    </w:p>
+    <w:p>
+      <w:pPr>
+        <w:rPr>
+          <w:sz w:val="32"/>
+          <w:szCs w:val="32"/>
+        </w:rPr>
+      </w:pPr>
+      <w:r>
+        <w:rPr>
+          <w:sz w:val="32"/>
+          <w:szCs w:val="32"/>
+        </w:rPr>
+        <w:t xml:space="preserve">-Runtime: operates on lowest level, start and stop containers (includes building all OS constructs such as namespaces and cgroups). </w:t>
+      </w:r>
+    </w:p>
+    <w:p>
+      <w:pPr>
+        <w:rPr>
+          <w:sz w:val="32"/>
+          <w:szCs w:val="32"/>
+        </w:rPr>
+      </w:pPr>
+      <w:r>
+        <w:rPr>
+          <w:sz w:val="32"/>
+          <w:szCs w:val="32"/>
+        </w:rPr>
+        <w:t>+</w:t>
+      </w:r>
+      <w:r>
+        <w:rPr>
+          <w:sz w:val="32"/>
+          <w:szCs w:val="32"/>
+        </w:rPr>
+        <w:t>Low</w:t>
+      </w:r>
+      <w:r>
+        <w:rPr>
+          <w:sz w:val="32"/>
+          <w:szCs w:val="32"/>
+        </w:rPr>
+        <w:t>-level runtime is runc and is the reference implementation of Open Containers Initiative (OCI) runtime-spec.  It’s job is to interface with OS and start and stop containers. Every container on a Docker node was created and started by an instance of runc.</w:t>
+      </w:r>
     </w:p>
     <w:p>
       <w:pPr>
@@ -454,6 +780,95 @@
           <w:szCs w:val="32"/>
         </w:rPr>
         <w:lastRenderedPageBreak/>
+        <w:t>+</w:t>
+      </w:r>
+      <w:r>
+        <w:rPr>
+          <w:sz w:val="32"/>
+          <w:szCs w:val="32"/>
+        </w:rPr>
+        <w:t>The high-level runtime is containerd. This manages entire container lifecycle including pulling images and managing runc instances.</w:t>
+      </w:r>
+    </w:p>
+    <w:p>
+      <w:pPr>
+        <w:rPr>
+          <w:sz w:val="32"/>
+          <w:szCs w:val="32"/>
+        </w:rPr>
+      </w:pPr>
+      <w:r>
+        <w:rPr>
+          <w:sz w:val="32"/>
+          <w:szCs w:val="32"/>
+        </w:rPr>
+        <w:t>+A typical Docker installation has a single long-running containerd process instructing runc to start and stop containers. Runc is never a long-running process and exits when container is started.</w:t>
+      </w:r>
+    </w:p>
+    <w:p>
+      <w:pPr>
+        <w:rPr>
+          <w:sz w:val="32"/>
+          <w:szCs w:val="32"/>
+        </w:rPr>
+      </w:pPr>
+      <w:r>
+        <w:rPr>
+          <w:sz w:val="32"/>
+          <w:szCs w:val="32"/>
+        </w:rPr>
+        <w:t>-daemon (dockerd) sits above containerd and performs higher-level tasks: expose Docker API, manage images, manage volumes, manage networks…</w:t>
+      </w:r>
+    </w:p>
+    <w:p>
+      <w:pPr>
+        <w:rPr>
+          <w:sz w:val="32"/>
+          <w:szCs w:val="32"/>
+        </w:rPr>
+      </w:pPr>
+      <w:r>
+        <w:rPr>
+          <w:sz w:val="32"/>
+          <w:szCs w:val="32"/>
+        </w:rPr>
+        <w:t>+A major job of Docker daemon is to provide an easy-to-use standard interface that abstracts lower levels.</w:t>
+      </w:r>
+    </w:p>
+    <w:p>
+      <w:pPr>
+        <w:rPr>
+          <w:sz w:val="32"/>
+          <w:szCs w:val="32"/>
+        </w:rPr>
+      </w:pPr>
+      <w:r>
+        <w:rPr>
+          <w:sz w:val="32"/>
+          <w:szCs w:val="32"/>
+        </w:rPr>
+        <w:t>-Docker also has native support to manage clusters of nodes running Docker. These clusters are called swarms and native technology is Docker Swarm.</w:t>
+      </w:r>
+      <w:r>
+        <w:rPr>
+          <w:sz w:val="32"/>
+          <w:szCs w:val="32"/>
+        </w:rPr>
+        <w:t xml:space="preserve"> It’s easy-to-use and companies using it in real-world production.</w:t>
+      </w:r>
+    </w:p>
+    <w:p>
+      <w:pPr>
+        <w:rPr>
+          <w:sz w:val="32"/>
+          <w:szCs w:val="32"/>
+        </w:rPr>
+      </w:pPr>
+      <w:r>
+        <w:rPr>
+          <w:sz w:val="32"/>
+          <w:szCs w:val="32"/>
+        </w:rPr>
         <w:t>2.4 The Open Container Initiative (OCI)</w:t>
       </w:r>
     </w:p>
@@ -464,6 +879,80 @@
           <w:szCs w:val="32"/>
         </w:rPr>
       </w:pPr>
+      <w:r>
+        <w:rPr>
+          <w:sz w:val="32"/>
+          <w:szCs w:val="32"/>
+        </w:rPr>
+        <w:t>-OCI: a governance council responsible to standard low-level fundamental components of container infrastructure. It focusses on image format and container runtime.</w:t>
+      </w:r>
+    </w:p>
+    <w:p>
+      <w:pPr>
+        <w:rPr>
+          <w:sz w:val="32"/>
+          <w:szCs w:val="32"/>
+        </w:rPr>
+      </w:pPr>
+      <w:r>
+        <w:rPr>
+          <w:sz w:val="32"/>
+          <w:szCs w:val="32"/>
+        </w:rPr>
+        <w:t xml:space="preserve">-From day one, use of Docker grew like crazy: more people use it in more ways and more things. </w:t>
+      </w:r>
+      <w:r>
+        <w:rPr>
+          <w:sz w:val="32"/>
+          <w:szCs w:val="32"/>
+        </w:rPr>
+        <w:t>Company CorsOS created an open standard appc define things (image format, container runtime). They also created an implementation of the spec rkt.</w:t>
+      </w:r>
+    </w:p>
+    <w:p>
+      <w:pPr>
+        <w:rPr>
+          <w:sz w:val="32"/>
+          <w:szCs w:val="32"/>
+        </w:rPr>
+      </w:pPr>
+      <w:r>
+        <w:rPr>
+          <w:sz w:val="32"/>
+          <w:szCs w:val="32"/>
+        </w:rPr>
+        <w:t>-Everybody use OCI-a lightweight agile council to govern container standards. OCI publishes 2 specification (standards): image-spec, runtime-spec, distribution-spec.</w:t>
+      </w:r>
+      <w:r>
+        <w:rPr>
+          <w:sz w:val="32"/>
+          <w:szCs w:val="32"/>
+        </w:rPr>
+        <w:t xml:space="preserve"> </w:t>
+      </w:r>
+    </w:p>
+    <w:p>
+      <w:pPr>
+        <w:rPr>
+          <w:sz w:val="32"/>
+          <w:szCs w:val="32"/>
+        </w:rPr>
+      </w:pPr>
+      <w:r>
+        <w:rPr>
+          <w:sz w:val="32"/>
+          <w:szCs w:val="32"/>
+        </w:rPr>
+        <w:lastRenderedPageBreak/>
+        <w:t>-</w:t>
+      </w:r>
+      <w:r>
+        <w:rPr>
+          <w:sz w:val="32"/>
+          <w:szCs w:val="32"/>
+        </w:rPr>
+        <w:t>OCI specification have a major impact on architecture and design of the core Docker product. All modern versions of Docker and Docker Hub implement OCI specifications.</w:t>
+      </w:r>
     </w:p>
     <w:p>
       <w:pPr>
@@ -1560,132 +2049,76 @@
           <w:sz w:val="32"/>
           <w:szCs w:val="32"/>
         </w:rPr>
-        <w:t>1</w:t>
-      </w:r>
-      <w:r>
-        <w:rPr>
-          <w:sz w:val="32"/>
-          <w:szCs w:val="32"/>
-        </w:rPr>
-        <w:t>2</w:t>
-      </w:r>
-      <w:r>
-        <w:rPr>
-          <w:sz w:val="32"/>
-          <w:szCs w:val="32"/>
-        </w:rPr>
-        <w:t>.1 The TLDR</w:t>
-      </w:r>
-    </w:p>
-    <w:p>
-      <w:pPr>
-        <w:rPr>
-          <w:sz w:val="32"/>
-          <w:szCs w:val="32"/>
-        </w:rPr>
-      </w:pPr>
-    </w:p>
-    <w:p>
-      <w:pPr>
-        <w:rPr>
-          <w:sz w:val="32"/>
-          <w:szCs w:val="32"/>
-        </w:rPr>
-      </w:pPr>
-      <w:r>
-        <w:rPr>
-          <w:sz w:val="32"/>
-          <w:szCs w:val="32"/>
-        </w:rPr>
-        <w:t>1</w:t>
-      </w:r>
-      <w:r>
-        <w:rPr>
-          <w:sz w:val="32"/>
-          <w:szCs w:val="32"/>
-        </w:rPr>
-        <w:t>2</w:t>
-      </w:r>
-      <w:r>
-        <w:rPr>
-          <w:sz w:val="32"/>
-          <w:szCs w:val="32"/>
-        </w:rPr>
-        <w:t>.2 The Deep dive</w:t>
-      </w:r>
-    </w:p>
-    <w:p>
-      <w:pPr>
-        <w:rPr>
-          <w:sz w:val="32"/>
-          <w:szCs w:val="32"/>
-        </w:rPr>
-      </w:pPr>
-    </w:p>
-    <w:p>
-      <w:pPr>
-        <w:rPr>
-          <w:sz w:val="32"/>
-          <w:szCs w:val="32"/>
-        </w:rPr>
-      </w:pPr>
-      <w:r>
-        <w:rPr>
-          <w:sz w:val="32"/>
-          <w:szCs w:val="32"/>
-        </w:rPr>
-        <w:t>1</w:t>
-      </w:r>
-      <w:r>
-        <w:rPr>
-          <w:sz w:val="32"/>
-          <w:szCs w:val="32"/>
-        </w:rPr>
-        <w:t>2</w:t>
-      </w:r>
-      <w:r>
-        <w:rPr>
-          <w:sz w:val="32"/>
-          <w:szCs w:val="32"/>
-        </w:rPr>
-        <w:t>.3 The commands</w:t>
-      </w:r>
-    </w:p>
-    <w:p>
-      <w:pPr>
-        <w:rPr>
-          <w:sz w:val="32"/>
-          <w:szCs w:val="32"/>
-        </w:rPr>
-      </w:pPr>
-    </w:p>
-    <w:p>
-      <w:pPr>
-        <w:rPr>
-          <w:sz w:val="32"/>
-          <w:szCs w:val="32"/>
-        </w:rPr>
-      </w:pPr>
-      <w:r>
-        <w:rPr>
-          <w:sz w:val="32"/>
-          <w:szCs w:val="32"/>
-        </w:rPr>
-        <w:t>1</w:t>
-      </w:r>
-      <w:r>
-        <w:rPr>
-          <w:sz w:val="32"/>
-          <w:szCs w:val="32"/>
-        </w:rPr>
-        <w:t>2</w:t>
-      </w:r>
-      <w:r>
-        <w:rPr>
-          <w:sz w:val="32"/>
-          <w:szCs w:val="32"/>
-        </w:rPr>
-        <w:t>.4 Chapter summary</w:t>
+        <w:t>12.1 The TLDR</w:t>
+      </w:r>
+    </w:p>
+    <w:p>
+      <w:pPr>
+        <w:rPr>
+          <w:sz w:val="32"/>
+          <w:szCs w:val="32"/>
+        </w:rPr>
+      </w:pPr>
+    </w:p>
+    <w:p>
+      <w:pPr>
+        <w:rPr>
+          <w:sz w:val="32"/>
+          <w:szCs w:val="32"/>
+        </w:rPr>
+      </w:pPr>
+      <w:r>
+        <w:rPr>
+          <w:sz w:val="32"/>
+          <w:szCs w:val="32"/>
+        </w:rPr>
+        <w:t>12.2 The Deep dive</w:t>
+      </w:r>
+    </w:p>
+    <w:p>
+      <w:pPr>
+        <w:rPr>
+          <w:sz w:val="32"/>
+          <w:szCs w:val="32"/>
+        </w:rPr>
+      </w:pPr>
+    </w:p>
+    <w:p>
+      <w:pPr>
+        <w:rPr>
+          <w:sz w:val="32"/>
+          <w:szCs w:val="32"/>
+        </w:rPr>
+      </w:pPr>
+      <w:r>
+        <w:rPr>
+          <w:sz w:val="32"/>
+          <w:szCs w:val="32"/>
+        </w:rPr>
+        <w:t>12.3 The commands</w:t>
+      </w:r>
+    </w:p>
+    <w:p>
+      <w:pPr>
+        <w:rPr>
+          <w:sz w:val="32"/>
+          <w:szCs w:val="32"/>
+        </w:rPr>
+      </w:pPr>
+    </w:p>
+    <w:p>
+      <w:pPr>
+        <w:rPr>
+          <w:sz w:val="32"/>
+          <w:szCs w:val="32"/>
+        </w:rPr>
+      </w:pPr>
+      <w:r>
+        <w:rPr>
+          <w:sz w:val="32"/>
+          <w:szCs w:val="32"/>
+        </w:rPr>
+        <w:t>12.4 Chapter summary</w:t>
       </w:r>
     </w:p>
     <w:p>
@@ -1731,132 +2164,76 @@
           <w:sz w:val="32"/>
           <w:szCs w:val="32"/>
         </w:rPr>
-        <w:t>1</w:t>
-      </w:r>
-      <w:r>
-        <w:rPr>
-          <w:sz w:val="32"/>
-          <w:szCs w:val="32"/>
-        </w:rPr>
-        <w:t>3</w:t>
-      </w:r>
-      <w:r>
-        <w:rPr>
-          <w:sz w:val="32"/>
-          <w:szCs w:val="32"/>
-        </w:rPr>
-        <w:t>.1 The TLDR</w:t>
-      </w:r>
-    </w:p>
-    <w:p>
-      <w:pPr>
-        <w:rPr>
-          <w:sz w:val="32"/>
-          <w:szCs w:val="32"/>
-        </w:rPr>
-      </w:pPr>
-    </w:p>
-    <w:p>
-      <w:pPr>
-        <w:rPr>
-          <w:sz w:val="32"/>
-          <w:szCs w:val="32"/>
-        </w:rPr>
-      </w:pPr>
-      <w:r>
-        <w:rPr>
-          <w:sz w:val="32"/>
-          <w:szCs w:val="32"/>
-        </w:rPr>
-        <w:t>1</w:t>
-      </w:r>
-      <w:r>
-        <w:rPr>
-          <w:sz w:val="32"/>
-          <w:szCs w:val="32"/>
-        </w:rPr>
-        <w:t>3</w:t>
-      </w:r>
-      <w:r>
-        <w:rPr>
-          <w:sz w:val="32"/>
-          <w:szCs w:val="32"/>
-        </w:rPr>
-        <w:t>.2 The Deep dive</w:t>
-      </w:r>
-    </w:p>
-    <w:p>
-      <w:pPr>
-        <w:rPr>
-          <w:sz w:val="32"/>
-          <w:szCs w:val="32"/>
-        </w:rPr>
-      </w:pPr>
-    </w:p>
-    <w:p>
-      <w:pPr>
-        <w:rPr>
-          <w:sz w:val="32"/>
-          <w:szCs w:val="32"/>
-        </w:rPr>
-      </w:pPr>
-      <w:r>
-        <w:rPr>
-          <w:sz w:val="32"/>
-          <w:szCs w:val="32"/>
-        </w:rPr>
-        <w:t>1</w:t>
-      </w:r>
-      <w:r>
-        <w:rPr>
-          <w:sz w:val="32"/>
-          <w:szCs w:val="32"/>
-        </w:rPr>
-        <w:t>3</w:t>
-      </w:r>
-      <w:r>
-        <w:rPr>
-          <w:sz w:val="32"/>
-          <w:szCs w:val="32"/>
-        </w:rPr>
-        <w:t>.3 The commands</w:t>
-      </w:r>
-    </w:p>
-    <w:p>
-      <w:pPr>
-        <w:rPr>
-          <w:sz w:val="32"/>
-          <w:szCs w:val="32"/>
-        </w:rPr>
-      </w:pPr>
-    </w:p>
-    <w:p>
-      <w:pPr>
-        <w:rPr>
-          <w:sz w:val="32"/>
-          <w:szCs w:val="32"/>
-        </w:rPr>
-      </w:pPr>
-      <w:r>
-        <w:rPr>
-          <w:sz w:val="32"/>
-          <w:szCs w:val="32"/>
-        </w:rPr>
-        <w:t>1</w:t>
-      </w:r>
-      <w:r>
-        <w:rPr>
-          <w:sz w:val="32"/>
-          <w:szCs w:val="32"/>
-        </w:rPr>
-        <w:t>3</w:t>
-      </w:r>
-      <w:r>
-        <w:rPr>
-          <w:sz w:val="32"/>
-          <w:szCs w:val="32"/>
-        </w:rPr>
-        <w:t>.4 Chapter summary</w:t>
+        <w:t>13.1 The TLDR</w:t>
+      </w:r>
+    </w:p>
+    <w:p>
+      <w:pPr>
+        <w:rPr>
+          <w:sz w:val="32"/>
+          <w:szCs w:val="32"/>
+        </w:rPr>
+      </w:pPr>
+    </w:p>
+    <w:p>
+      <w:pPr>
+        <w:rPr>
+          <w:sz w:val="32"/>
+          <w:szCs w:val="32"/>
+        </w:rPr>
+      </w:pPr>
+      <w:r>
+        <w:rPr>
+          <w:sz w:val="32"/>
+          <w:szCs w:val="32"/>
+        </w:rPr>
+        <w:t>13.2 The Deep dive</w:t>
+      </w:r>
+    </w:p>
+    <w:p>
+      <w:pPr>
+        <w:rPr>
+          <w:sz w:val="32"/>
+          <w:szCs w:val="32"/>
+        </w:rPr>
+      </w:pPr>
+    </w:p>
+    <w:p>
+      <w:pPr>
+        <w:rPr>
+          <w:sz w:val="32"/>
+          <w:szCs w:val="32"/>
+        </w:rPr>
+      </w:pPr>
+      <w:r>
+        <w:rPr>
+          <w:sz w:val="32"/>
+          <w:szCs w:val="32"/>
+        </w:rPr>
+        <w:t>13.3 The commands</w:t>
+      </w:r>
+    </w:p>
+    <w:p>
+      <w:pPr>
+        <w:rPr>
+          <w:sz w:val="32"/>
+          <w:szCs w:val="32"/>
+        </w:rPr>
+      </w:pPr>
+    </w:p>
+    <w:p>
+      <w:pPr>
+        <w:rPr>
+          <w:sz w:val="32"/>
+          <w:szCs w:val="32"/>
+        </w:rPr>
+      </w:pPr>
+      <w:r>
+        <w:rPr>
+          <w:sz w:val="32"/>
+          <w:szCs w:val="32"/>
+        </w:rPr>
+        <w:t>13.4 Chapter summary</w:t>
       </w:r>
     </w:p>
     <w:p>
@@ -1902,132 +2279,76 @@
           <w:sz w:val="32"/>
           <w:szCs w:val="32"/>
         </w:rPr>
-        <w:t>1</w:t>
-      </w:r>
-      <w:r>
-        <w:rPr>
-          <w:sz w:val="32"/>
-          <w:szCs w:val="32"/>
-        </w:rPr>
-        <w:t>4</w:t>
-      </w:r>
-      <w:r>
-        <w:rPr>
-          <w:sz w:val="32"/>
-          <w:szCs w:val="32"/>
-        </w:rPr>
-        <w:t>.1 The TLDR</w:t>
-      </w:r>
-    </w:p>
-    <w:p>
-      <w:pPr>
-        <w:rPr>
-          <w:sz w:val="32"/>
-          <w:szCs w:val="32"/>
-        </w:rPr>
-      </w:pPr>
-    </w:p>
-    <w:p>
-      <w:pPr>
-        <w:rPr>
-          <w:sz w:val="32"/>
-          <w:szCs w:val="32"/>
-        </w:rPr>
-      </w:pPr>
-      <w:r>
-        <w:rPr>
-          <w:sz w:val="32"/>
-          <w:szCs w:val="32"/>
-        </w:rPr>
-        <w:t>1</w:t>
-      </w:r>
-      <w:r>
-        <w:rPr>
-          <w:sz w:val="32"/>
-          <w:szCs w:val="32"/>
-        </w:rPr>
-        <w:t>4</w:t>
-      </w:r>
-      <w:r>
-        <w:rPr>
-          <w:sz w:val="32"/>
-          <w:szCs w:val="32"/>
-        </w:rPr>
-        <w:t>.2 The Deep dive</w:t>
-      </w:r>
-    </w:p>
-    <w:p>
-      <w:pPr>
-        <w:rPr>
-          <w:sz w:val="32"/>
-          <w:szCs w:val="32"/>
-        </w:rPr>
-      </w:pPr>
-    </w:p>
-    <w:p>
-      <w:pPr>
-        <w:rPr>
-          <w:sz w:val="32"/>
-          <w:szCs w:val="32"/>
-        </w:rPr>
-      </w:pPr>
-      <w:r>
-        <w:rPr>
-          <w:sz w:val="32"/>
-          <w:szCs w:val="32"/>
-        </w:rPr>
-        <w:t>1</w:t>
-      </w:r>
-      <w:r>
-        <w:rPr>
-          <w:sz w:val="32"/>
-          <w:szCs w:val="32"/>
-        </w:rPr>
-        <w:t>4</w:t>
-      </w:r>
-      <w:r>
-        <w:rPr>
-          <w:sz w:val="32"/>
-          <w:szCs w:val="32"/>
-        </w:rPr>
-        <w:t>.3 The commands</w:t>
-      </w:r>
-    </w:p>
-    <w:p>
-      <w:pPr>
-        <w:rPr>
-          <w:sz w:val="32"/>
-          <w:szCs w:val="32"/>
-        </w:rPr>
-      </w:pPr>
-    </w:p>
-    <w:p>
-      <w:pPr>
-        <w:rPr>
-          <w:sz w:val="32"/>
-          <w:szCs w:val="32"/>
-        </w:rPr>
-      </w:pPr>
-      <w:r>
-        <w:rPr>
-          <w:sz w:val="32"/>
-          <w:szCs w:val="32"/>
-        </w:rPr>
-        <w:t>1</w:t>
-      </w:r>
-      <w:r>
-        <w:rPr>
-          <w:sz w:val="32"/>
-          <w:szCs w:val="32"/>
-        </w:rPr>
-        <w:t>4</w:t>
-      </w:r>
-      <w:r>
-        <w:rPr>
-          <w:sz w:val="32"/>
-          <w:szCs w:val="32"/>
-        </w:rPr>
-        <w:t>.4 Chapter summary</w:t>
+        <w:t>14.1 The TLDR</w:t>
+      </w:r>
+    </w:p>
+    <w:p>
+      <w:pPr>
+        <w:rPr>
+          <w:sz w:val="32"/>
+          <w:szCs w:val="32"/>
+        </w:rPr>
+      </w:pPr>
+    </w:p>
+    <w:p>
+      <w:pPr>
+        <w:rPr>
+          <w:sz w:val="32"/>
+          <w:szCs w:val="32"/>
+        </w:rPr>
+      </w:pPr>
+      <w:r>
+        <w:rPr>
+          <w:sz w:val="32"/>
+          <w:szCs w:val="32"/>
+        </w:rPr>
+        <w:t>14.2 The Deep dive</w:t>
+      </w:r>
+    </w:p>
+    <w:p>
+      <w:pPr>
+        <w:rPr>
+          <w:sz w:val="32"/>
+          <w:szCs w:val="32"/>
+        </w:rPr>
+      </w:pPr>
+    </w:p>
+    <w:p>
+      <w:pPr>
+        <w:rPr>
+          <w:sz w:val="32"/>
+          <w:szCs w:val="32"/>
+        </w:rPr>
+      </w:pPr>
+      <w:r>
+        <w:rPr>
+          <w:sz w:val="32"/>
+          <w:szCs w:val="32"/>
+        </w:rPr>
+        <w:t>14.3 The commands</w:t>
+      </w:r>
+    </w:p>
+    <w:p>
+      <w:pPr>
+        <w:rPr>
+          <w:sz w:val="32"/>
+          <w:szCs w:val="32"/>
+        </w:rPr>
+      </w:pPr>
+    </w:p>
+    <w:p>
+      <w:pPr>
+        <w:rPr>
+          <w:sz w:val="32"/>
+          <w:szCs w:val="32"/>
+        </w:rPr>
+      </w:pPr>
+      <w:r>
+        <w:rPr>
+          <w:sz w:val="32"/>
+          <w:szCs w:val="32"/>
+        </w:rPr>
+        <w:t>14.4 Chapter summary</w:t>
       </w:r>
     </w:p>
     <w:p>
@@ -2074,109 +2395,53 @@
           <w:szCs w:val="32"/>
         </w:rPr>
         <w:lastRenderedPageBreak/>
-        <w:t>1</w:t>
-      </w:r>
-      <w:r>
-        <w:rPr>
-          <w:sz w:val="32"/>
-          <w:szCs w:val="32"/>
-        </w:rPr>
-        <w:t>5</w:t>
-      </w:r>
-      <w:r>
-        <w:rPr>
-          <w:sz w:val="32"/>
-          <w:szCs w:val="32"/>
-        </w:rPr>
-        <w:t>.1 The TLDR</w:t>
-      </w:r>
-    </w:p>
-    <w:p>
-      <w:pPr>
-        <w:rPr>
-          <w:sz w:val="32"/>
-          <w:szCs w:val="32"/>
-        </w:rPr>
-      </w:pPr>
-    </w:p>
-    <w:p>
-      <w:pPr>
-        <w:rPr>
-          <w:sz w:val="32"/>
-          <w:szCs w:val="32"/>
-        </w:rPr>
-      </w:pPr>
-      <w:r>
-        <w:rPr>
-          <w:sz w:val="32"/>
-          <w:szCs w:val="32"/>
-        </w:rPr>
-        <w:t>1</w:t>
-      </w:r>
-      <w:r>
-        <w:rPr>
-          <w:sz w:val="32"/>
-          <w:szCs w:val="32"/>
-        </w:rPr>
-        <w:t>5</w:t>
-      </w:r>
-      <w:r>
-        <w:rPr>
-          <w:sz w:val="32"/>
-          <w:szCs w:val="32"/>
-        </w:rPr>
-        <w:t>.2 The Deep dive</w:t>
-      </w:r>
-    </w:p>
-    <w:p>
-      <w:pPr>
-        <w:rPr>
-          <w:sz w:val="32"/>
-          <w:szCs w:val="32"/>
-        </w:rPr>
-      </w:pPr>
-    </w:p>
-    <w:p>
-      <w:pPr>
-        <w:rPr>
-          <w:sz w:val="32"/>
-          <w:szCs w:val="32"/>
-        </w:rPr>
-      </w:pPr>
-      <w:r>
-        <w:rPr>
-          <w:sz w:val="32"/>
-          <w:szCs w:val="32"/>
-        </w:rPr>
-        <w:t>1</w:t>
-      </w:r>
-      <w:r>
-        <w:rPr>
-          <w:sz w:val="32"/>
-          <w:szCs w:val="32"/>
-        </w:rPr>
-        <w:t>5</w:t>
-      </w:r>
-      <w:r>
-        <w:rPr>
-          <w:sz w:val="32"/>
-          <w:szCs w:val="32"/>
-        </w:rPr>
-        <w:t>.</w:t>
-      </w:r>
-      <w:r>
-        <w:rPr>
-          <w:sz w:val="32"/>
-          <w:szCs w:val="32"/>
-        </w:rPr>
-        <w:t>3</w:t>
-      </w:r>
-      <w:r>
-        <w:rPr>
-          <w:sz w:val="32"/>
-          <w:szCs w:val="32"/>
-        </w:rPr>
-        <w:t xml:space="preserve"> Chapter summary</w:t>
+        <w:t>15.1 The TLDR</w:t>
+      </w:r>
+    </w:p>
+    <w:p>
+      <w:pPr>
+        <w:rPr>
+          <w:sz w:val="32"/>
+          <w:szCs w:val="32"/>
+        </w:rPr>
+      </w:pPr>
+    </w:p>
+    <w:p>
+      <w:pPr>
+        <w:rPr>
+          <w:sz w:val="32"/>
+          <w:szCs w:val="32"/>
+        </w:rPr>
+      </w:pPr>
+      <w:r>
+        <w:rPr>
+          <w:sz w:val="32"/>
+          <w:szCs w:val="32"/>
+        </w:rPr>
+        <w:t>15.2 The Deep dive</w:t>
+      </w:r>
+    </w:p>
+    <w:p>
+      <w:pPr>
+        <w:rPr>
+          <w:sz w:val="32"/>
+          <w:szCs w:val="32"/>
+        </w:rPr>
+      </w:pPr>
+    </w:p>
+    <w:p>
+      <w:pPr>
+        <w:rPr>
+          <w:sz w:val="32"/>
+          <w:szCs w:val="32"/>
+        </w:rPr>
+      </w:pPr>
+      <w:r>
+        <w:rPr>
+          <w:sz w:val="32"/>
+          <w:szCs w:val="32"/>
+        </w:rPr>
+        <w:t>15.3 Chapter summary</w:t>
       </w:r>
     </w:p>
     <w:p>

--- a/Docker/1.docx
+++ b/Docker/1.docx
@@ -26,14 +26,6 @@
     </w:p>
     <w:p>
       <w:pPr>
-        <w:rPr>
-          <w:sz w:val="32"/>
-          <w:szCs w:val="32"/>
-        </w:rPr>
-      </w:pPr>
-    </w:p>
-    <w:p>
-      <w:pPr>
         <w:pStyle w:val="Heading1"/>
         <w:rPr>
           <w:color w:val="EE0000"/>
@@ -52,14 +44,6 @@
     </w:p>
     <w:p>
       <w:pPr>
-        <w:rPr>
-          <w:sz w:val="32"/>
-          <w:szCs w:val="32"/>
-        </w:rPr>
-      </w:pPr>
-    </w:p>
-    <w:p>
-      <w:pPr>
         <w:pStyle w:val="Heading2"/>
       </w:pPr>
       <w:r>
@@ -177,23 +161,61 @@
         <w:pStyle w:val="Heading2"/>
       </w:pPr>
       <w:r>
+        <w:t>1.4 Hello Containers!</w:t>
+      </w:r>
+    </w:p>
+    <w:p>
+      <w:pPr>
+        <w:rPr>
+          <w:sz w:val="32"/>
+          <w:szCs w:val="32"/>
+        </w:rPr>
+      </w:pPr>
+      <w:r>
+        <w:rPr>
+          <w:sz w:val="32"/>
+          <w:szCs w:val="32"/>
+        </w:rPr>
+        <w:t>-All containers shares the host’s OS: save on the time, resources, fast to start and ultra-portable.</w:t>
+      </w:r>
+    </w:p>
+    <w:p>
+      <w:pPr>
+        <w:pStyle w:val="Heading2"/>
+      </w:pPr>
+      <w:r>
         <w:lastRenderedPageBreak/>
-        <w:t>1.4 Hello Containers!</w:t>
-      </w:r>
-    </w:p>
-    <w:p>
-      <w:pPr>
-        <w:rPr>
-          <w:sz w:val="32"/>
-          <w:szCs w:val="32"/>
-        </w:rPr>
-      </w:pPr>
-      <w:r>
-        <w:rPr>
-          <w:sz w:val="32"/>
-          <w:szCs w:val="32"/>
-        </w:rPr>
-        <w:t>-All containers shares the host’s OS: save on the time, resources, fast to start and ultra-portable.</w:t>
+        <w:t>1.5 Linux containers</w:t>
+      </w:r>
+    </w:p>
+    <w:p>
+      <w:pPr>
+        <w:rPr>
+          <w:sz w:val="32"/>
+          <w:szCs w:val="32"/>
+        </w:rPr>
+      </w:pPr>
+      <w:r>
+        <w:rPr>
+          <w:sz w:val="32"/>
+          <w:szCs w:val="32"/>
+        </w:rPr>
+        <w:t>-Modern containers started in Linux world.</w:t>
+      </w:r>
+    </w:p>
+    <w:p>
+      <w:pPr>
+        <w:rPr>
+          <w:sz w:val="32"/>
+          <w:szCs w:val="32"/>
+        </w:rPr>
+      </w:pPr>
+      <w:r>
+        <w:rPr>
+          <w:sz w:val="32"/>
+          <w:szCs w:val="32"/>
+        </w:rPr>
+        <w:t>-Google LLC has contributed container-related technologies to Linux kernel: kernel namespaces, control groups, capabilities, Docker.</w:t>
       </w:r>
     </w:p>
     <w:p>
@@ -201,37 +223,22 @@
         <w:pStyle w:val="Heading2"/>
       </w:pPr>
       <w:r>
-        <w:t>1.5 Linux containers</w:t>
-      </w:r>
-    </w:p>
-    <w:p>
-      <w:pPr>
-        <w:rPr>
-          <w:sz w:val="32"/>
-          <w:szCs w:val="32"/>
-        </w:rPr>
-      </w:pPr>
-      <w:r>
-        <w:rPr>
-          <w:sz w:val="32"/>
-          <w:szCs w:val="32"/>
-        </w:rPr>
-        <w:t>-Modern containers started in Linux world.</w:t>
-      </w:r>
-    </w:p>
-    <w:p>
-      <w:pPr>
-        <w:rPr>
-          <w:sz w:val="32"/>
-          <w:szCs w:val="32"/>
-        </w:rPr>
-      </w:pPr>
-      <w:r>
-        <w:rPr>
-          <w:sz w:val="32"/>
-          <w:szCs w:val="32"/>
-        </w:rPr>
-        <w:t>-Google LLC has contributed container-related technologies to Linux kernel: kernel namespaces, control groups, capabilities, Docker.</w:t>
+        <w:t>1.6 Hello Docker</w:t>
+      </w:r>
+    </w:p>
+    <w:p>
+      <w:pPr>
+        <w:rPr>
+          <w:sz w:val="32"/>
+          <w:szCs w:val="32"/>
+        </w:rPr>
+      </w:pPr>
+      <w:r>
+        <w:rPr>
+          <w:sz w:val="32"/>
+          <w:szCs w:val="32"/>
+        </w:rPr>
+        <w:t>-Docker Inc make containers simple.</w:t>
       </w:r>
     </w:p>
     <w:p>
@@ -239,22 +246,149 @@
         <w:pStyle w:val="Heading2"/>
       </w:pPr>
       <w:r>
-        <w:t>1.6 Hello Docker</w:t>
-      </w:r>
-    </w:p>
-    <w:p>
-      <w:pPr>
-        <w:rPr>
-          <w:sz w:val="32"/>
-          <w:szCs w:val="32"/>
-        </w:rPr>
-      </w:pPr>
-      <w:r>
-        <w:rPr>
-          <w:sz w:val="32"/>
-          <w:szCs w:val="32"/>
-        </w:rPr>
-        <w:t>-Docker Inc make containers simple.</w:t>
+        <w:t>1.7 Docker and Windows</w:t>
+      </w:r>
+    </w:p>
+    <w:p>
+      <w:pPr>
+        <w:rPr>
+          <w:sz w:val="32"/>
+          <w:szCs w:val="32"/>
+        </w:rPr>
+      </w:pPr>
+      <w:r>
+        <w:rPr>
+          <w:sz w:val="32"/>
+          <w:szCs w:val="32"/>
+        </w:rPr>
+        <w:t>-Windows desktop and server platforms support both: Windows containers and Linux containers.</w:t>
+      </w:r>
+    </w:p>
+    <w:p>
+      <w:pPr>
+        <w:rPr>
+          <w:sz w:val="32"/>
+          <w:szCs w:val="32"/>
+        </w:rPr>
+      </w:pPr>
+      <w:r>
+        <w:rPr>
+          <w:sz w:val="32"/>
+          <w:szCs w:val="32"/>
+        </w:rPr>
+        <w:t>-Windows containers run Windows apps that require a host system with a Windows kernel. Windows 10/11/Server have native support Windows containers.</w:t>
+      </w:r>
+    </w:p>
+    <w:p>
+      <w:pPr>
+        <w:rPr>
+          <w:sz w:val="32"/>
+          <w:szCs w:val="32"/>
+        </w:rPr>
+      </w:pPr>
+      <w:r>
+        <w:rPr>
+          <w:sz w:val="32"/>
+          <w:szCs w:val="32"/>
+        </w:rPr>
+        <w:t>-The vast majority of containers are Linux containers. Linux containers are smaller, faster, and majority of tooling exists for Linux.</w:t>
+      </w:r>
+    </w:p>
+    <w:p>
+      <w:pPr>
+        <w:rPr>
+          <w:sz w:val="32"/>
+          <w:szCs w:val="32"/>
+        </w:rPr>
+      </w:pPr>
+      <w:r>
+        <w:rPr>
+          <w:sz w:val="32"/>
+          <w:szCs w:val="32"/>
+        </w:rPr>
+        <w:t>-Windows containers vs Linux containers</w:t>
+      </w:r>
+    </w:p>
+    <w:p>
+      <w:pPr>
+        <w:rPr>
+          <w:sz w:val="32"/>
+          <w:szCs w:val="32"/>
+        </w:rPr>
+      </w:pPr>
+      <w:r>
+        <w:rPr>
+          <w:sz w:val="32"/>
+          <w:szCs w:val="32"/>
+        </w:rPr>
+        <w:t>+Containers share the kernel of the host they’re running on.</w:t>
+      </w:r>
+    </w:p>
+    <w:p>
+      <w:pPr>
+        <w:rPr>
+          <w:sz w:val="32"/>
+          <w:szCs w:val="32"/>
+        </w:rPr>
+      </w:pPr>
+      <w:r>
+        <w:rPr>
+          <w:sz w:val="32"/>
+          <w:szCs w:val="32"/>
+        </w:rPr>
+        <w:t>+You can run Linux containers on Windows systems that has WSL 2 backend.</w:t>
+      </w:r>
+    </w:p>
+    <w:p>
+      <w:pPr>
+        <w:rPr>
+          <w:sz w:val="32"/>
+          <w:szCs w:val="32"/>
+        </w:rPr>
+      </w:pPr>
+      <w:r>
+        <w:rPr>
+          <w:sz w:val="32"/>
+          <w:szCs w:val="32"/>
+        </w:rPr>
+        <w:t>+Containerized app: an application running as a container.</w:t>
+      </w:r>
+    </w:p>
+    <w:p>
+      <w:pPr>
+        <w:rPr>
+          <w:sz w:val="32"/>
+          <w:szCs w:val="32"/>
+        </w:rPr>
+      </w:pPr>
+      <w:r>
+        <w:rPr>
+          <w:sz w:val="32"/>
+          <w:szCs w:val="32"/>
+        </w:rPr>
+        <w:t>-What about Mac containers?</w:t>
+      </w:r>
+    </w:p>
+    <w:p>
+      <w:pPr>
+        <w:rPr>
+          <w:sz w:val="32"/>
+          <w:szCs w:val="32"/>
+        </w:rPr>
+      </w:pPr>
+      <w:r>
+        <w:rPr>
+          <w:sz w:val="32"/>
+          <w:szCs w:val="32"/>
+        </w:rPr>
+        <w:t>+</w:t>
+      </w:r>
+      <w:r>
+        <w:rPr>
+          <w:sz w:val="32"/>
+          <w:szCs w:val="32"/>
+        </w:rPr>
+        <w:t xml:space="preserve">There is no such thing as Mac containers. But Mac are great platforms for working with containers. The most popular ways of working with containers on Mac is Docker Desktop. It works by running Docker inside a lightweight Linux VM on Mac. </w:t>
       </w:r>
     </w:p>
     <w:p>
@@ -262,150 +396,82 @@
         <w:pStyle w:val="Heading2"/>
       </w:pPr>
       <w:r>
-        <w:t>1.7 Docker and Windows</w:t>
-      </w:r>
-    </w:p>
-    <w:p>
-      <w:pPr>
-        <w:rPr>
-          <w:sz w:val="32"/>
-          <w:szCs w:val="32"/>
-        </w:rPr>
-      </w:pPr>
-      <w:r>
-        <w:rPr>
-          <w:sz w:val="32"/>
-          <w:szCs w:val="32"/>
-        </w:rPr>
-        <w:t>-Windows desktop and server platforms support both: Windows containers and Linux containers.</w:t>
-      </w:r>
-    </w:p>
-    <w:p>
-      <w:pPr>
-        <w:rPr>
-          <w:sz w:val="32"/>
-          <w:szCs w:val="32"/>
-        </w:rPr>
-      </w:pPr>
-      <w:r>
-        <w:rPr>
-          <w:sz w:val="32"/>
-          <w:szCs w:val="32"/>
-        </w:rPr>
-        <w:t>-Windows containers run Windows apps that require a host system with a Windows kernel. Windows 10/11/Server have native support Windows containers.</w:t>
-      </w:r>
-    </w:p>
-    <w:p>
-      <w:pPr>
-        <w:rPr>
-          <w:sz w:val="32"/>
-          <w:szCs w:val="32"/>
-        </w:rPr>
-      </w:pPr>
-      <w:r>
-        <w:rPr>
-          <w:sz w:val="32"/>
-          <w:szCs w:val="32"/>
-        </w:rPr>
-        <w:t>-The vast majority of containers are Linux containers. Linux containers are smaller, faster, and majority of tooling exists for Linux.</w:t>
-      </w:r>
-    </w:p>
-    <w:p>
-      <w:pPr>
-        <w:rPr>
-          <w:sz w:val="32"/>
-          <w:szCs w:val="32"/>
-        </w:rPr>
-      </w:pPr>
-      <w:r>
-        <w:rPr>
-          <w:sz w:val="32"/>
-          <w:szCs w:val="32"/>
-        </w:rPr>
-        <w:t>-Windows containers vs Linux containers</w:t>
-      </w:r>
-    </w:p>
-    <w:p>
-      <w:pPr>
-        <w:rPr>
-          <w:sz w:val="32"/>
-          <w:szCs w:val="32"/>
-        </w:rPr>
-      </w:pPr>
-      <w:r>
-        <w:rPr>
-          <w:sz w:val="32"/>
-          <w:szCs w:val="32"/>
-        </w:rPr>
-        <w:t>+Containers share the kernel of the host they’re running on.</w:t>
-      </w:r>
-    </w:p>
-    <w:p>
-      <w:pPr>
-        <w:rPr>
-          <w:sz w:val="32"/>
-          <w:szCs w:val="32"/>
-        </w:rPr>
-      </w:pPr>
-      <w:r>
-        <w:rPr>
-          <w:sz w:val="32"/>
-          <w:szCs w:val="32"/>
-        </w:rPr>
-        <w:t>+You can run Linux containers on Windows systems that has WSL 2 backend.</w:t>
-      </w:r>
-    </w:p>
-    <w:p>
-      <w:pPr>
-        <w:rPr>
-          <w:sz w:val="32"/>
-          <w:szCs w:val="32"/>
-        </w:rPr>
-      </w:pPr>
-      <w:r>
-        <w:rPr>
-          <w:sz w:val="32"/>
-          <w:szCs w:val="32"/>
-        </w:rPr>
-        <w:t>+Containerized app: an application running as a container.</w:t>
-      </w:r>
-    </w:p>
-    <w:p>
-      <w:pPr>
-        <w:rPr>
-          <w:sz w:val="32"/>
-          <w:szCs w:val="32"/>
-        </w:rPr>
-      </w:pPr>
-      <w:r>
-        <w:rPr>
-          <w:sz w:val="32"/>
-          <w:szCs w:val="32"/>
-        </w:rPr>
-        <w:t>-What about Mac containers?</w:t>
-      </w:r>
-    </w:p>
-    <w:p>
-      <w:pPr>
-        <w:rPr>
-          <w:sz w:val="32"/>
-          <w:szCs w:val="32"/>
-        </w:rPr>
-      </w:pPr>
-      <w:r>
-        <w:rPr>
-          <w:sz w:val="32"/>
-          <w:szCs w:val="32"/>
-        </w:rPr>
         <w:lastRenderedPageBreak/>
-        <w:t>+</w:t>
-      </w:r>
-      <w:r>
-        <w:rPr>
-          <w:sz w:val="32"/>
-          <w:szCs w:val="32"/>
-        </w:rPr>
-        <w:t xml:space="preserve">There is no such thing as Mac containers. But Mac are great platforms for working with containers. The most popular ways of working with containers on Mac is Docker Desktop. It works by running Docker inside a lightweight Linux VM on Mac. </w:t>
+        <w:t>1.8 What about Wasm</w:t>
+      </w:r>
+    </w:p>
+    <w:p>
+      <w:pPr>
+        <w:rPr>
+          <w:sz w:val="32"/>
+          <w:szCs w:val="32"/>
+        </w:rPr>
+      </w:pPr>
+      <w:r>
+        <w:rPr>
+          <w:sz w:val="32"/>
+          <w:szCs w:val="32"/>
+        </w:rPr>
+        <w:t>-Wasm (WebAssembly): modern binary instruction set that builds applications that are smaller, faster, more secure and more portable than containers. You write your app in favorite language and compile it as a Wasm binary that will run anywhere you have a Wasm runtime.</w:t>
+      </w:r>
+    </w:p>
+    <w:p>
+      <w:pPr>
+        <w:rPr>
+          <w:sz w:val="32"/>
+          <w:szCs w:val="32"/>
+        </w:rPr>
+      </w:pPr>
+      <w:r>
+        <w:rPr>
+          <w:sz w:val="32"/>
+          <w:szCs w:val="32"/>
+        </w:rPr>
+        <w:t xml:space="preserve">-Wasm apps have many limitations, </w:t>
+      </w:r>
+      <w:r>
+        <w:rPr>
+          <w:sz w:val="32"/>
+          <w:szCs w:val="32"/>
+        </w:rPr>
+        <w:t>container remains the dominant model for cloud-native apps.</w:t>
+      </w:r>
+    </w:p>
+    <w:p>
+      <w:pPr>
+        <w:rPr>
+          <w:sz w:val="32"/>
+          <w:szCs w:val="32"/>
+        </w:rPr>
+      </w:pPr>
+      <w:r>
+        <w:rPr>
+          <w:sz w:val="32"/>
+          <w:szCs w:val="32"/>
+        </w:rPr>
+        <w:t xml:space="preserve">-Container ecosystem </w:t>
+      </w:r>
+      <w:r>
+        <w:rPr>
+          <w:sz w:val="32"/>
+          <w:szCs w:val="32"/>
+        </w:rPr>
+        <w:t>is much richer and more mature than Wasm ecosystem.</w:t>
+      </w:r>
+    </w:p>
+    <w:p>
+      <w:pPr>
+        <w:rPr>
+          <w:sz w:val="32"/>
+          <w:szCs w:val="32"/>
+        </w:rPr>
+      </w:pPr>
+      <w:r>
+        <w:rPr>
+          <w:sz w:val="32"/>
+          <w:szCs w:val="32"/>
+        </w:rPr>
+        <w:t>-Docker and container ecosystem are adapting to work with Wasm apps.</w:t>
       </w:r>
     </w:p>
     <w:p>
@@ -413,81 +479,37 @@
         <w:pStyle w:val="Heading2"/>
       </w:pPr>
       <w:r>
-        <w:t>1.8 What about Wasm</w:t>
-      </w:r>
-    </w:p>
-    <w:p>
-      <w:pPr>
-        <w:rPr>
-          <w:sz w:val="32"/>
-          <w:szCs w:val="32"/>
-        </w:rPr>
-      </w:pPr>
-      <w:r>
-        <w:rPr>
-          <w:sz w:val="32"/>
-          <w:szCs w:val="32"/>
-        </w:rPr>
-        <w:t>-Wasm (WebAssembly): modern binary instruction set that builds applications that are smaller, faster, more secure and more portable than containers. You write your app in favorite language and compile it as a Wasm binary that will run anywhere you have a Wasm runtime.</w:t>
-      </w:r>
-    </w:p>
-    <w:p>
-      <w:pPr>
-        <w:rPr>
-          <w:sz w:val="32"/>
-          <w:szCs w:val="32"/>
-        </w:rPr>
-      </w:pPr>
-      <w:r>
-        <w:rPr>
-          <w:sz w:val="32"/>
-          <w:szCs w:val="32"/>
-        </w:rPr>
-        <w:t xml:space="preserve">-Wasm apps have many limitations, </w:t>
-      </w:r>
-      <w:r>
-        <w:rPr>
-          <w:sz w:val="32"/>
-          <w:szCs w:val="32"/>
-        </w:rPr>
-        <w:t>container remains the dominant model for cloud-native apps.</w:t>
-      </w:r>
-    </w:p>
-    <w:p>
-      <w:pPr>
-        <w:rPr>
-          <w:sz w:val="32"/>
-          <w:szCs w:val="32"/>
-        </w:rPr>
-      </w:pPr>
-      <w:r>
-        <w:rPr>
-          <w:sz w:val="32"/>
-          <w:szCs w:val="32"/>
-        </w:rPr>
-        <w:t xml:space="preserve">-Container ecosystem </w:t>
-      </w:r>
-      <w:r>
-        <w:rPr>
-          <w:sz w:val="32"/>
-          <w:szCs w:val="32"/>
-        </w:rPr>
-        <w:t>is much richer and more mature than Wasm ecosystem.</w:t>
-      </w:r>
-    </w:p>
-    <w:p>
-      <w:pPr>
-        <w:rPr>
-          <w:sz w:val="32"/>
-          <w:szCs w:val="32"/>
-        </w:rPr>
-      </w:pPr>
-      <w:r>
-        <w:rPr>
-          <w:sz w:val="32"/>
-          <w:szCs w:val="32"/>
-        </w:rPr>
-        <w:t>-Docker and container ecosystem are adapting to work with Wasm apps.</w:t>
+        <w:t>1.9 Docker and AI</w:t>
+      </w:r>
+    </w:p>
+    <w:p>
+      <w:pPr>
+        <w:rPr>
+          <w:sz w:val="32"/>
+          <w:szCs w:val="32"/>
+        </w:rPr>
+      </w:pPr>
+      <w:r>
+        <w:rPr>
+          <w:sz w:val="32"/>
+          <w:szCs w:val="32"/>
+        </w:rPr>
+        <w:t>-Exposing GPUs and other AI acceleration hardware to apps running inside containers is very hard. Because they all have their own drivers and SDKs, and it’s too much work for industry to make them all work with containers.</w:t>
+      </w:r>
+    </w:p>
+    <w:p>
+      <w:pPr>
+        <w:rPr>
+          <w:sz w:val="32"/>
+          <w:szCs w:val="32"/>
+        </w:rPr>
+      </w:pPr>
+      <w:r>
+        <w:rPr>
+          <w:sz w:val="32"/>
+          <w:szCs w:val="32"/>
+        </w:rPr>
+        <w:t>-Docker has released Docker Model Runner to run local LLMs outside of containers so they have direct access to host’s hardware.</w:t>
       </w:r>
     </w:p>
     <w:p>
@@ -495,83 +517,52 @@
         <w:pStyle w:val="Heading2"/>
       </w:pPr>
       <w:r>
-        <w:t>1.9 Docker and AI</w:t>
-      </w:r>
-    </w:p>
-    <w:p>
-      <w:pPr>
-        <w:rPr>
-          <w:sz w:val="32"/>
-          <w:szCs w:val="32"/>
-        </w:rPr>
-      </w:pPr>
-      <w:r>
-        <w:rPr>
-          <w:sz w:val="32"/>
-          <w:szCs w:val="32"/>
-        </w:rPr>
-        <w:t>-Exposing GPUs and other AI acceleration hardware to apps running inside containers is very hard. Because they all have their own drivers and SDKs, and it’s too much work for industry to make them all work with containers.</w:t>
-      </w:r>
-    </w:p>
-    <w:p>
-      <w:pPr>
-        <w:rPr>
-          <w:sz w:val="32"/>
-          <w:szCs w:val="32"/>
-        </w:rPr>
-      </w:pPr>
-      <w:r>
-        <w:rPr>
-          <w:sz w:val="32"/>
-          <w:szCs w:val="32"/>
-        </w:rPr>
-        <w:t>-Docker has released Docker Model Runner to run local LLMs outside of containers so they have direct access to host’s hardware.</w:t>
-      </w:r>
-    </w:p>
-    <w:p>
-      <w:pPr>
-        <w:pStyle w:val="Heading2"/>
-      </w:pPr>
-      <w:r>
+        <w:t>1.10 What about Kubernetes</w:t>
+      </w:r>
+    </w:p>
+    <w:p>
+      <w:pPr>
+        <w:rPr>
+          <w:sz w:val="32"/>
+          <w:szCs w:val="32"/>
+        </w:rPr>
+      </w:pPr>
+      <w:r>
+        <w:rPr>
+          <w:sz w:val="32"/>
+          <w:szCs w:val="32"/>
+        </w:rPr>
+        <w:t>-Kubernetes: an open-source project out of Google as the defector orchestrator of containerized apps: the most popular tool to deploy and manage containerized apps.</w:t>
+      </w:r>
+    </w:p>
+    <w:p>
+      <w:pPr>
+        <w:rPr>
+          <w:sz w:val="32"/>
+          <w:szCs w:val="32"/>
+        </w:rPr>
+      </w:pPr>
+      <w:r>
+        <w:rPr>
+          <w:sz w:val="32"/>
+          <w:szCs w:val="32"/>
+        </w:rPr>
+        <w:t xml:space="preserve"> -Kubernetes uses Docker as default container runtime</w:t>
+      </w:r>
+      <w:r>
+        <w:rPr>
+          <w:sz w:val="32"/>
+          <w:szCs w:val="32"/>
+        </w:rPr>
+        <w:t xml:space="preserve">. But modern Kubernetes clusters have a pluggable container runtime interface (CRI) to swap-out different container runtimes. Most new Kubernetes </w:t>
+      </w:r>
+      <w:r>
+        <w:rPr>
+          <w:sz w:val="32"/>
+          <w:szCs w:val="32"/>
+        </w:rPr>
         <w:lastRenderedPageBreak/>
-        <w:t>1.10 What about Kubernetes</w:t>
-      </w:r>
-    </w:p>
-    <w:p>
-      <w:pPr>
-        <w:rPr>
-          <w:sz w:val="32"/>
-          <w:szCs w:val="32"/>
-        </w:rPr>
-      </w:pPr>
-      <w:r>
-        <w:rPr>
-          <w:sz w:val="32"/>
-          <w:szCs w:val="32"/>
-        </w:rPr>
-        <w:t>-Kubernetes: an open-source project out of Google as the defector orchestrator of containerized apps: the most popular tool to deploy and manage containerized apps.</w:t>
-      </w:r>
-    </w:p>
-    <w:p>
-      <w:pPr>
-        <w:rPr>
-          <w:sz w:val="32"/>
-          <w:szCs w:val="32"/>
-        </w:rPr>
-      </w:pPr>
-      <w:r>
-        <w:rPr>
-          <w:sz w:val="32"/>
-          <w:szCs w:val="32"/>
-        </w:rPr>
-        <w:t xml:space="preserve"> -Kubernetes uses Docker as default container runtime</w:t>
-      </w:r>
-      <w:r>
-        <w:rPr>
-          <w:sz w:val="32"/>
-          <w:szCs w:val="32"/>
-        </w:rPr>
-        <w:t>. But modern Kubernetes clusters have a pluggable container runtime interface (CRI) to swap-out different container runtimes. Most new Kubernetes clusters use containerd</w:t>
+        <w:t>clusters use containerd</w:t>
       </w:r>
       <w:r>
         <w:rPr>
@@ -752,36 +743,36 @@
           <w:sz w:val="32"/>
           <w:szCs w:val="32"/>
         </w:rPr>
+        <w:t>+CLI is familiar docker command-line tool to deploy and manage containers. It converts commands into API requests and sends them to engine.</w:t>
+      </w:r>
+    </w:p>
+    <w:p>
+      <w:pPr>
+        <w:rPr>
+          <w:sz w:val="32"/>
+          <w:szCs w:val="32"/>
+        </w:rPr>
+      </w:pPr>
+      <w:r>
+        <w:rPr>
+          <w:sz w:val="32"/>
+          <w:szCs w:val="32"/>
+        </w:rPr>
+        <w:t>+Engine comprises all server-side components that run and manage containers. The client and engine can be on the same host or connected over the network.</w:t>
+      </w:r>
+    </w:p>
+    <w:p>
+      <w:pPr>
+        <w:rPr>
+          <w:sz w:val="32"/>
+          <w:szCs w:val="32"/>
+        </w:rPr>
+      </w:pPr>
+      <w:r>
+        <w:rPr>
+          <w:noProof/>
+        </w:rPr>
         <w:lastRenderedPageBreak/>
-        <w:t>+CLI is familiar docker command-line tool to deploy and manage containers. It converts commands into API requests and sends them to engine.</w:t>
-      </w:r>
-    </w:p>
-    <w:p>
-      <w:pPr>
-        <w:rPr>
-          <w:sz w:val="32"/>
-          <w:szCs w:val="32"/>
-        </w:rPr>
-      </w:pPr>
-      <w:r>
-        <w:rPr>
-          <w:sz w:val="32"/>
-          <w:szCs w:val="32"/>
-        </w:rPr>
-        <w:t>+Engine comprises all server-side components that run and manage containers. The client and engine can be on the same host or connected over the network.</w:t>
-      </w:r>
-    </w:p>
-    <w:p>
-      <w:pPr>
-        <w:rPr>
-          <w:sz w:val="32"/>
-          <w:szCs w:val="32"/>
-        </w:rPr>
-      </w:pPr>
-      <w:r>
-        <w:rPr>
-          <w:noProof/>
-        </w:rPr>
         <w:drawing>
           <wp:inline distT="0" distB="0" distL="0" distR="0" wp14:anchorId="527FA02C" wp14:editId="3799263B">
             <wp:extent cx="2692400" cy="1354811"/>
@@ -939,29 +930,29 @@
           <w:sz w:val="32"/>
           <w:szCs w:val="32"/>
         </w:rPr>
+        <w:t xml:space="preserve">+OCI: a governance council responsible for low-level container-related standards. It operates under the umbrella of Linux Foundation and was founded in early days of container ecosystem when some people at company called CoreOS didn’t like the way </w:t>
+      </w:r>
+      <w:r>
+        <w:rPr>
+          <w:sz w:val="32"/>
+          <w:szCs w:val="32"/>
+        </w:rPr>
+        <w:t>Docker was dominating the ecosystem. CoreOS created an open standard appc that defines specifications for things such as image format and container runtime. They also created a reference implementation rkt.</w:t>
+      </w:r>
+    </w:p>
+    <w:p>
+      <w:pPr>
+        <w:rPr>
+          <w:sz w:val="32"/>
+          <w:szCs w:val="32"/>
+        </w:rPr>
+      </w:pPr>
+      <w:r>
+        <w:rPr>
+          <w:sz w:val="32"/>
+          <w:szCs w:val="32"/>
+        </w:rPr>
         <w:lastRenderedPageBreak/>
-        <w:t xml:space="preserve">+OCI: a governance council responsible for low-level container-related standards. It operates under the umbrella of Linux Foundation and was founded in early days of container ecosystem when some people at company called CoreOS didn’t like the way </w:t>
-      </w:r>
-      <w:r>
-        <w:rPr>
-          <w:sz w:val="32"/>
-          <w:szCs w:val="32"/>
-        </w:rPr>
-        <w:t>Docker was dominating the ecosystem. CoreOS created an open standard appc that defines specifications for things such as image format and container runtime. They also created a reference implementation rkt.</w:t>
-      </w:r>
-    </w:p>
-    <w:p>
-      <w:pPr>
-        <w:rPr>
-          <w:sz w:val="32"/>
-          <w:szCs w:val="32"/>
-        </w:rPr>
-      </w:pPr>
-      <w:r>
-        <w:rPr>
-          <w:sz w:val="32"/>
-          <w:szCs w:val="32"/>
-        </w:rPr>
         <w:t>+appc standard did things differently from Docker and put ecosystem in an awkward position with 2 competing standards. The main players in ecosystem came together and formed OCI as vendor-neutral lightweight council to govern container standards. This allowed us to archive appc project and place all low-level container-related specifications under OCI’s governance.</w:t>
       </w:r>
     </w:p>
@@ -1085,37 +1076,44 @@
           <w:sz w:val="32"/>
           <w:szCs w:val="32"/>
         </w:rPr>
+        <w:t>+CNCF is another Linux Foundation project that is influential in container ecosystem. Instead of creating and maintaining container-related specifications, CNCF hosts important projects</w:t>
+      </w:r>
+      <w:r>
+        <w:rPr>
+          <w:sz w:val="32"/>
+          <w:szCs w:val="32"/>
+        </w:rPr>
+        <w:t xml:space="preserve"> such as Kubernetes, containerd, Notary, Prometheus, Cilium…</w:t>
+      </w:r>
+    </w:p>
+    <w:p>
+      <w:pPr>
+        <w:rPr>
+          <w:sz w:val="32"/>
+          <w:szCs w:val="32"/>
+        </w:rPr>
+      </w:pPr>
+      <w:r>
+        <w:rPr>
+          <w:sz w:val="32"/>
+          <w:szCs w:val="32"/>
+        </w:rPr>
+        <w:t>+CNCF hosts these projects means it provides a space, structure, and support for projects to grow and mature. All CNCF projects pass through 3 phases: Sandbox, incubating, graduated.</w:t>
+      </w:r>
+      <w:r>
+        <w:rPr>
+          <w:sz w:val="32"/>
+          <w:szCs w:val="32"/>
+        </w:rPr>
+        <w:t xml:space="preserve"> Each phase increases a </w:t>
+      </w:r>
+      <w:r>
+        <w:rPr>
+          <w:sz w:val="32"/>
+          <w:szCs w:val="32"/>
+        </w:rPr>
         <w:lastRenderedPageBreak/>
-        <w:t>+CNCF is another Linux Foundation project that is influential in container ecosystem. Instead of creating and maintaining container-related specifications, CNCF hosts important projects</w:t>
-      </w:r>
-      <w:r>
-        <w:rPr>
-          <w:sz w:val="32"/>
-          <w:szCs w:val="32"/>
-        </w:rPr>
-        <w:t xml:space="preserve"> such as Kubernetes, containerd, Notary, Prometheus, Cilium…</w:t>
-      </w:r>
-    </w:p>
-    <w:p>
-      <w:pPr>
-        <w:rPr>
-          <w:sz w:val="32"/>
-          <w:szCs w:val="32"/>
-        </w:rPr>
-      </w:pPr>
-      <w:r>
-        <w:rPr>
-          <w:sz w:val="32"/>
-          <w:szCs w:val="32"/>
-        </w:rPr>
-        <w:t>+CNCF hosts these projects means it provides a space, structure, and support for projects to grow and mature. All CNCF projects pass through 3 phases: Sandbox, incubating, graduated.</w:t>
-      </w:r>
-      <w:r>
-        <w:rPr>
-          <w:sz w:val="32"/>
-          <w:szCs w:val="32"/>
-        </w:rPr>
-        <w:t xml:space="preserve"> Each phase increases a project’s maturity level by requiring higher standards of governance, documentation, auditing, contribution tracking, marketing, community engagement…</w:t>
+        <w:t>project’s maturity level by requiring higher standards of governance, documentation, auditing, contribution tracking, marketing, community engagement…</w:t>
       </w:r>
     </w:p>
     <w:p>
@@ -1260,44 +1258,44 @@
           <w:sz w:val="32"/>
           <w:szCs w:val="32"/>
         </w:rPr>
+        <w:t xml:space="preserve">-Docker Desktop is a desktop app from Docker, Inc – the best way to work with containers. </w:t>
+      </w:r>
+      <w:r>
+        <w:rPr>
+          <w:sz w:val="32"/>
+          <w:szCs w:val="32"/>
+        </w:rPr>
+        <w:t xml:space="preserve">You get Docker Engine, a slick UI, all latest plugins and features, extension system with a marketplace, Docker Compose and a Kubernetes cluster. </w:t>
+      </w:r>
+    </w:p>
+    <w:p>
+      <w:pPr>
+        <w:rPr>
+          <w:sz w:val="32"/>
+          <w:szCs w:val="32"/>
+        </w:rPr>
+      </w:pPr>
+      <w:r>
+        <w:rPr>
+          <w:sz w:val="32"/>
+          <w:szCs w:val="32"/>
+        </w:rPr>
+        <w:t>-It’s free for personal use and education, but you have to pay a license fee if you use it for work and your company has over 250 employees or does &gt; $10M in annual revenue.</w:t>
+      </w:r>
+    </w:p>
+    <w:p>
+      <w:pPr>
+        <w:rPr>
+          <w:sz w:val="32"/>
+          <w:szCs w:val="32"/>
+        </w:rPr>
+      </w:pPr>
+      <w:r>
+        <w:rPr>
+          <w:sz w:val="32"/>
+          <w:szCs w:val="32"/>
+        </w:rPr>
         <w:lastRenderedPageBreak/>
-        <w:t xml:space="preserve">-Docker Desktop is a desktop app from Docker, Inc – the best way to work with containers. </w:t>
-      </w:r>
-      <w:r>
-        <w:rPr>
-          <w:sz w:val="32"/>
-          <w:szCs w:val="32"/>
-        </w:rPr>
-        <w:t xml:space="preserve">You get Docker Engine, a slick UI, all latest plugins and features, extension system with a marketplace, Docker Compose and a Kubernetes cluster. </w:t>
-      </w:r>
-    </w:p>
-    <w:p>
-      <w:pPr>
-        <w:rPr>
-          <w:sz w:val="32"/>
-          <w:szCs w:val="32"/>
-        </w:rPr>
-      </w:pPr>
-      <w:r>
-        <w:rPr>
-          <w:sz w:val="32"/>
-          <w:szCs w:val="32"/>
-        </w:rPr>
-        <w:t>-It’s free for personal use and education, but you have to pay a license fee if you use it for work and your company has over 250 employees or does &gt; $10M in annual revenue.</w:t>
-      </w:r>
-    </w:p>
-    <w:p>
-      <w:pPr>
-        <w:rPr>
-          <w:sz w:val="32"/>
-          <w:szCs w:val="32"/>
-        </w:rPr>
-      </w:pPr>
-      <w:r>
-        <w:rPr>
-          <w:sz w:val="32"/>
-          <w:szCs w:val="32"/>
-        </w:rPr>
         <w:t>-Docker Desktop on Windows 10/11 Professional and Enterprise editions supports Windows containers and Linux containers.</w:t>
       </w:r>
       <w:r>
@@ -1447,82 +1445,82 @@
           <w:sz w:val="32"/>
           <w:szCs w:val="32"/>
         </w:rPr>
+        <w:t>-multipass ls: list VMs to make sure yours launched properly.</w:t>
+      </w:r>
+    </w:p>
+    <w:p>
+      <w:pPr>
+        <w:rPr>
+          <w:sz w:val="32"/>
+          <w:szCs w:val="32"/>
+        </w:rPr>
+      </w:pPr>
+      <w:r>
+        <w:rPr>
+          <w:sz w:val="32"/>
+          <w:szCs w:val="32"/>
+        </w:rPr>
+        <w:t>-multipass shell node1: connect to VM</w:t>
+      </w:r>
+    </w:p>
+    <w:p>
+      <w:pPr>
+        <w:rPr>
+          <w:sz w:val="32"/>
+          <w:szCs w:val="32"/>
+        </w:rPr>
+      </w:pPr>
+      <w:r>
+        <w:rPr>
+          <w:sz w:val="32"/>
+          <w:szCs w:val="32"/>
+        </w:rPr>
+        <w:t>-docker --version + docker info: check Docker version and list CLI plugins</w:t>
+      </w:r>
+    </w:p>
+    <w:p>
+      <w:pPr>
+        <w:rPr>
+          <w:sz w:val="32"/>
+          <w:szCs w:val="32"/>
+        </w:rPr>
+      </w:pPr>
+      <w:r>
+        <w:rPr>
+          <w:sz w:val="32"/>
+          <w:szCs w:val="32"/>
+        </w:rPr>
+        <w:t>-exit: log out VM.</w:t>
+      </w:r>
+    </w:p>
+    <w:p>
+      <w:pPr>
+        <w:rPr>
+          <w:sz w:val="32"/>
+          <w:szCs w:val="32"/>
+        </w:rPr>
+      </w:pPr>
+      <w:r>
+        <w:rPr>
+          <w:sz w:val="32"/>
+          <w:szCs w:val="32"/>
+        </w:rPr>
+        <w:t>-multipass delete node1 then multipass purge: delete</w:t>
+      </w:r>
+    </w:p>
+    <w:p>
+      <w:pPr>
+        <w:rPr>
+          <w:sz w:val="32"/>
+          <w:szCs w:val="32"/>
+        </w:rPr>
+      </w:pPr>
+      <w:r>
+        <w:rPr>
+          <w:sz w:val="32"/>
+          <w:szCs w:val="32"/>
+        </w:rPr>
         <w:lastRenderedPageBreak/>
-        <w:t>-multipass ls: list VMs to make sure yours launched properly.</w:t>
-      </w:r>
-    </w:p>
-    <w:p>
-      <w:pPr>
-        <w:rPr>
-          <w:sz w:val="32"/>
-          <w:szCs w:val="32"/>
-        </w:rPr>
-      </w:pPr>
-      <w:r>
-        <w:rPr>
-          <w:sz w:val="32"/>
-          <w:szCs w:val="32"/>
-        </w:rPr>
-        <w:t>-multipass shell node1: connect to VM</w:t>
-      </w:r>
-    </w:p>
-    <w:p>
-      <w:pPr>
-        <w:rPr>
-          <w:sz w:val="32"/>
-          <w:szCs w:val="32"/>
-        </w:rPr>
-      </w:pPr>
-      <w:r>
-        <w:rPr>
-          <w:sz w:val="32"/>
-          <w:szCs w:val="32"/>
-        </w:rPr>
-        <w:t>-docker --version + docker info: check Docker version and list CLI plugins</w:t>
-      </w:r>
-    </w:p>
-    <w:p>
-      <w:pPr>
-        <w:rPr>
-          <w:sz w:val="32"/>
-          <w:szCs w:val="32"/>
-        </w:rPr>
-      </w:pPr>
-      <w:r>
-        <w:rPr>
-          <w:sz w:val="32"/>
-          <w:szCs w:val="32"/>
-        </w:rPr>
-        <w:t>-exit: log out VM.</w:t>
-      </w:r>
-    </w:p>
-    <w:p>
-      <w:pPr>
-        <w:rPr>
-          <w:sz w:val="32"/>
-          <w:szCs w:val="32"/>
-        </w:rPr>
-      </w:pPr>
-      <w:r>
-        <w:rPr>
-          <w:sz w:val="32"/>
-          <w:szCs w:val="32"/>
-        </w:rPr>
-        <w:t>-multipass delete node1 then multipass purge: delete</w:t>
-      </w:r>
-    </w:p>
-    <w:p>
-      <w:pPr>
-        <w:rPr>
-          <w:sz w:val="32"/>
-          <w:szCs w:val="32"/>
-        </w:rPr>
-      </w:pPr>
-      <w:r>
-        <w:rPr>
-          <w:sz w:val="32"/>
-          <w:szCs w:val="32"/>
-        </w:rPr>
         <w:t>3.3 Install Docker on Linux</w:t>
       </w:r>
     </w:p>
@@ -1553,67 +1551,137 @@
           <w:sz w:val="32"/>
           <w:szCs w:val="32"/>
         </w:rPr>
-        <w:t>-sudo snap install docker</w:t>
-      </w:r>
-    </w:p>
-    <w:p>
-      <w:pPr>
-        <w:rPr>
-          <w:sz w:val="32"/>
-          <w:szCs w:val="32"/>
-        </w:rPr>
-      </w:pPr>
-      <w:r>
-        <w:rPr>
-          <w:sz w:val="32"/>
-          <w:szCs w:val="32"/>
-        </w:rPr>
-        <w:t>-sudo docker --version</w:t>
-      </w:r>
-    </w:p>
-    <w:p>
-      <w:pPr>
-        <w:rPr>
-          <w:sz w:val="32"/>
-          <w:szCs w:val="32"/>
-        </w:rPr>
-      </w:pPr>
-      <w:r>
-        <w:rPr>
-          <w:sz w:val="32"/>
-          <w:szCs w:val="32"/>
-        </w:rPr>
-        <w:t>-sudo docker info</w:t>
-      </w:r>
-    </w:p>
-    <w:p>
-      <w:pPr>
-        <w:rPr>
-          <w:sz w:val="32"/>
-          <w:szCs w:val="32"/>
-        </w:rPr>
-      </w:pPr>
-      <w:r>
-        <w:rPr>
-          <w:sz w:val="32"/>
-          <w:szCs w:val="32"/>
-        </w:rPr>
-        <w:t>-sudo groupadd docker + sudo usermod -aG docker $(whoami): create docker group and add your user account to it.</w:t>
-      </w:r>
-    </w:p>
-    <w:p>
-      <w:pPr>
-        <w:rPr>
-          <w:sz w:val="32"/>
-          <w:szCs w:val="32"/>
-        </w:rPr>
-      </w:pPr>
-      <w:r>
-        <w:rPr>
-          <w:sz w:val="32"/>
-          <w:szCs w:val="32"/>
-        </w:rPr>
-        <w:t>-sudo service docker start</w:t>
+        <w:t>-</w:t>
+      </w:r>
+      <w:r>
+        <w:rPr>
+          <w:b/>
+          <w:bCs/>
+          <w:sz w:val="32"/>
+          <w:szCs w:val="32"/>
+        </w:rPr>
+        <w:t>sudo snap install docker</w:t>
+      </w:r>
+    </w:p>
+    <w:p>
+      <w:pPr>
+        <w:rPr>
+          <w:b/>
+          <w:bCs/>
+          <w:sz w:val="32"/>
+          <w:szCs w:val="32"/>
+        </w:rPr>
+      </w:pPr>
+      <w:r>
+        <w:rPr>
+          <w:sz w:val="32"/>
+          <w:szCs w:val="32"/>
+        </w:rPr>
+        <w:t>-</w:t>
+      </w:r>
+      <w:r>
+        <w:rPr>
+          <w:b/>
+          <w:bCs/>
+          <w:sz w:val="32"/>
+          <w:szCs w:val="32"/>
+        </w:rPr>
+        <w:t>sudo docker --version</w:t>
+      </w:r>
+    </w:p>
+    <w:p>
+      <w:pPr>
+        <w:rPr>
+          <w:sz w:val="32"/>
+          <w:szCs w:val="32"/>
+        </w:rPr>
+      </w:pPr>
+      <w:r>
+        <w:rPr>
+          <w:sz w:val="32"/>
+          <w:szCs w:val="32"/>
+        </w:rPr>
+        <w:t>-</w:t>
+      </w:r>
+      <w:r>
+        <w:rPr>
+          <w:b/>
+          <w:bCs/>
+          <w:sz w:val="32"/>
+          <w:szCs w:val="32"/>
+        </w:rPr>
+        <w:t>sudo docker info</w:t>
+      </w:r>
+    </w:p>
+    <w:p>
+      <w:pPr>
+        <w:rPr>
+          <w:sz w:val="32"/>
+          <w:szCs w:val="32"/>
+        </w:rPr>
+      </w:pPr>
+      <w:r>
+        <w:rPr>
+          <w:sz w:val="32"/>
+          <w:szCs w:val="32"/>
+        </w:rPr>
+        <w:t>-</w:t>
+      </w:r>
+      <w:r>
+        <w:rPr>
+          <w:b/>
+          <w:bCs/>
+          <w:sz w:val="32"/>
+          <w:szCs w:val="32"/>
+        </w:rPr>
+        <w:t>sudo groupadd docker</w:t>
+      </w:r>
+      <w:r>
+        <w:rPr>
+          <w:sz w:val="32"/>
+          <w:szCs w:val="32"/>
+        </w:rPr>
+        <w:t xml:space="preserve"> + </w:t>
+      </w:r>
+      <w:r>
+        <w:rPr>
+          <w:b/>
+          <w:bCs/>
+          <w:sz w:val="32"/>
+          <w:szCs w:val="32"/>
+        </w:rPr>
+        <w:t>sudo usermod -aG docker $(whoami)</w:t>
+      </w:r>
+      <w:r>
+        <w:rPr>
+          <w:sz w:val="32"/>
+          <w:szCs w:val="32"/>
+        </w:rPr>
+        <w:t>: create docker group and add your user account to it.</w:t>
+      </w:r>
+    </w:p>
+    <w:p>
+      <w:pPr>
+        <w:rPr>
+          <w:sz w:val="32"/>
+          <w:szCs w:val="32"/>
+        </w:rPr>
+      </w:pPr>
+      <w:r>
+        <w:rPr>
+          <w:sz w:val="32"/>
+          <w:szCs w:val="32"/>
+        </w:rPr>
+        <w:t>-</w:t>
+      </w:r>
+      <w:r>
+        <w:rPr>
+          <w:b/>
+          <w:bCs/>
+          <w:sz w:val="32"/>
+          <w:szCs w:val="32"/>
+        </w:rPr>
+        <w:t>sudo service docker start</w:t>
       </w:r>
     </w:p>
     <w:p>
@@ -1681,7 +1749,23 @@
           <w:sz w:val="32"/>
           <w:szCs w:val="32"/>
         </w:rPr>
-        <w:t>-docker version: ensure both are installed and running</w:t>
+        <w:t>-</w:t>
+      </w:r>
+      <w:r>
+        <w:rPr>
+          <w:b/>
+          <w:bCs/>
+          <w:sz w:val="32"/>
+          <w:szCs w:val="32"/>
+        </w:rPr>
+        <w:t>docker version</w:t>
+      </w:r>
+      <w:r>
+        <w:rPr>
+          <w:sz w:val="32"/>
+          <w:szCs w:val="32"/>
+        </w:rPr>
+        <w:t>: ensure both are installed and running</w:t>
       </w:r>
     </w:p>
     <w:p>
@@ -1711,53 +1795,356 @@
           <w:sz w:val="32"/>
           <w:szCs w:val="32"/>
         </w:rPr>
+        <w:t>+Images: objects that contains everything an app needs to run. This includes an OS filesystem, the application, and all dependencies.</w:t>
+      </w:r>
+    </w:p>
+    <w:p>
+      <w:pPr>
+        <w:rPr>
+          <w:sz w:val="32"/>
+          <w:szCs w:val="32"/>
+        </w:rPr>
+      </w:pPr>
+      <w:r>
+        <w:rPr>
+          <w:sz w:val="32"/>
+          <w:szCs w:val="32"/>
+        </w:rPr>
+        <w:t>+</w:t>
+      </w:r>
+      <w:r>
+        <w:rPr>
+          <w:b/>
+          <w:bCs/>
+          <w:sz w:val="32"/>
+          <w:szCs w:val="32"/>
+        </w:rPr>
+        <w:t>docker pull &lt;image&gt;:&lt;version&gt;</w:t>
+      </w:r>
+      <w:r>
+        <w:rPr>
+          <w:sz w:val="32"/>
+          <w:szCs w:val="32"/>
+        </w:rPr>
+        <w:t>: copy new images onto your Docker host.</w:t>
+      </w:r>
+    </w:p>
+    <w:p>
+      <w:pPr>
+        <w:rPr>
+          <w:sz w:val="32"/>
+          <w:szCs w:val="32"/>
+        </w:rPr>
+      </w:pPr>
+      <w:r>
+        <w:rPr>
+          <w:sz w:val="32"/>
+          <w:szCs w:val="32"/>
+        </w:rPr>
+        <w:t>+</w:t>
+      </w:r>
+      <w:r>
+        <w:rPr>
+          <w:b/>
+          <w:bCs/>
+          <w:sz w:val="32"/>
+          <w:szCs w:val="32"/>
+        </w:rPr>
+        <w:t>docker images</w:t>
+      </w:r>
+      <w:r>
+        <w:rPr>
+          <w:sz w:val="32"/>
+          <w:szCs w:val="32"/>
+        </w:rPr>
+        <w:t>: see all images</w:t>
+      </w:r>
+    </w:p>
+    <w:p>
+      <w:pPr>
+        <w:rPr>
+          <w:sz w:val="32"/>
+          <w:szCs w:val="32"/>
+        </w:rPr>
+      </w:pPr>
+      <w:r>
+        <w:rPr>
+          <w:sz w:val="32"/>
+          <w:szCs w:val="32"/>
+        </w:rPr>
+        <w:t>-Start a container from the image</w:t>
+      </w:r>
+    </w:p>
+    <w:p>
+      <w:pPr>
+        <w:rPr>
+          <w:sz w:val="32"/>
+          <w:szCs w:val="32"/>
+        </w:rPr>
+      </w:pPr>
+      <w:r>
+        <w:rPr>
+          <w:sz w:val="32"/>
+          <w:szCs w:val="32"/>
+        </w:rPr>
         <w:lastRenderedPageBreak/>
-        <w:t>+Images: objects that contains everything an app needs to run. This includes an OS filesystem, the application, and all dependencies.</w:t>
-      </w:r>
-    </w:p>
-    <w:p>
-      <w:pPr>
-        <w:rPr>
-          <w:sz w:val="32"/>
-          <w:szCs w:val="32"/>
-        </w:rPr>
-      </w:pPr>
-      <w:r>
-        <w:rPr>
-          <w:sz w:val="32"/>
-          <w:szCs w:val="32"/>
-        </w:rPr>
-        <w:t>+docker pull &lt;image&gt;:&lt;version&gt;: copy new images onto your Docker host.</w:t>
-      </w:r>
-    </w:p>
-    <w:p>
-      <w:pPr>
-        <w:rPr>
-          <w:sz w:val="32"/>
-          <w:szCs w:val="32"/>
-        </w:rPr>
-      </w:pPr>
-      <w:r>
-        <w:rPr>
-          <w:sz w:val="32"/>
-          <w:szCs w:val="32"/>
-        </w:rPr>
-        <w:t>+docker images: see all images</w:t>
-      </w:r>
-    </w:p>
-    <w:p>
-      <w:pPr>
-        <w:rPr>
-          <w:sz w:val="32"/>
-          <w:szCs w:val="32"/>
-        </w:rPr>
-      </w:pPr>
-      <w:r>
-        <w:rPr>
-          <w:sz w:val="32"/>
-          <w:szCs w:val="32"/>
-        </w:rPr>
-        <w:t>-Start a container from the image</w:t>
+        <w:t>+</w:t>
+      </w:r>
+      <w:r>
+        <w:rPr>
+          <w:b/>
+          <w:bCs/>
+          <w:sz w:val="32"/>
+          <w:szCs w:val="32"/>
+        </w:rPr>
+        <w:t xml:space="preserve">docker run --name &lt;container_name&gt; -d -p &lt;port_out&gt;:&lt;port_in&gt; </w:t>
+      </w:r>
+      <w:r>
+        <w:rPr>
+          <w:b/>
+          <w:bCs/>
+          <w:sz w:val="32"/>
+          <w:szCs w:val="32"/>
+        </w:rPr>
+        <w:t>&lt;image&gt;:&lt;version&gt;</w:t>
+      </w:r>
+      <w:r>
+        <w:rPr>
+          <w:sz w:val="32"/>
+          <w:szCs w:val="32"/>
+        </w:rPr>
+        <w:t>: start a new container</w:t>
+      </w:r>
+    </w:p>
+    <w:p>
+      <w:pPr>
+        <w:rPr>
+          <w:sz w:val="32"/>
+          <w:szCs w:val="32"/>
+        </w:rPr>
+      </w:pPr>
+      <w:r>
+        <w:rPr>
+          <w:sz w:val="32"/>
+          <w:szCs w:val="32"/>
+        </w:rPr>
+        <w:t>+</w:t>
+      </w:r>
+      <w:r>
+        <w:rPr>
+          <w:b/>
+          <w:bCs/>
+          <w:sz w:val="32"/>
+          <w:szCs w:val="32"/>
+        </w:rPr>
+        <w:t>docker ps</w:t>
+      </w:r>
+      <w:r>
+        <w:rPr>
+          <w:sz w:val="32"/>
+          <w:szCs w:val="32"/>
+        </w:rPr>
+        <w:t>: see running container</w:t>
+      </w:r>
+    </w:p>
+    <w:p>
+      <w:pPr>
+        <w:rPr>
+          <w:sz w:val="32"/>
+          <w:szCs w:val="32"/>
+        </w:rPr>
+      </w:pPr>
+      <w:r>
+        <w:rPr>
+          <w:sz w:val="32"/>
+          <w:szCs w:val="32"/>
+        </w:rPr>
+        <w:t>-Execute a command inside the container</w:t>
+      </w:r>
+    </w:p>
+    <w:p>
+      <w:pPr>
+        <w:rPr>
+          <w:sz w:val="32"/>
+          <w:szCs w:val="32"/>
+        </w:rPr>
+      </w:pPr>
+      <w:r>
+        <w:rPr>
+          <w:sz w:val="32"/>
+          <w:szCs w:val="32"/>
+        </w:rPr>
+        <w:t>+</w:t>
+      </w:r>
+      <w:r>
+        <w:rPr>
+          <w:b/>
+          <w:bCs/>
+          <w:sz w:val="32"/>
+          <w:szCs w:val="32"/>
+        </w:rPr>
+        <w:t>docker exec -it  &lt;container_name&gt; bash</w:t>
+      </w:r>
+      <w:r>
+        <w:rPr>
+          <w:sz w:val="32"/>
+          <w:szCs w:val="32"/>
+        </w:rPr>
+        <w:t>: attach your shell to a new Bash process inside container.</w:t>
+      </w:r>
+    </w:p>
+    <w:p>
+      <w:pPr>
+        <w:rPr>
+          <w:sz w:val="32"/>
+          <w:szCs w:val="32"/>
+        </w:rPr>
+      </w:pPr>
+      <w:r>
+        <w:rPr>
+          <w:sz w:val="32"/>
+          <w:szCs w:val="32"/>
+        </w:rPr>
+        <w:t>+Most containers only ship with essential apps and tools to keep them small and reduce attack vectors.</w:t>
+      </w:r>
+    </w:p>
+    <w:p>
+      <w:pPr>
+        <w:rPr>
+          <w:sz w:val="32"/>
+          <w:szCs w:val="32"/>
+        </w:rPr>
+      </w:pPr>
+      <w:r>
+        <w:rPr>
+          <w:sz w:val="32"/>
+          <w:szCs w:val="32"/>
+        </w:rPr>
+        <w:t>+</w:t>
+      </w:r>
+      <w:r>
+        <w:rPr>
+          <w:b/>
+          <w:bCs/>
+          <w:sz w:val="32"/>
+          <w:szCs w:val="32"/>
+        </w:rPr>
+        <w:t>exit</w:t>
+      </w:r>
+      <w:r>
+        <w:rPr>
+          <w:sz w:val="32"/>
+          <w:szCs w:val="32"/>
+        </w:rPr>
+        <w:t>: terminate your bash process and connect your shell back to your local terminal.</w:t>
+      </w:r>
+    </w:p>
+    <w:p>
+      <w:pPr>
+        <w:rPr>
+          <w:sz w:val="32"/>
+          <w:szCs w:val="32"/>
+        </w:rPr>
+      </w:pPr>
+      <w:r>
+        <w:rPr>
+          <w:sz w:val="32"/>
+          <w:szCs w:val="32"/>
+        </w:rPr>
+        <w:t>-Delete the container</w:t>
+      </w:r>
+    </w:p>
+    <w:p>
+      <w:pPr>
+        <w:rPr>
+          <w:sz w:val="32"/>
+          <w:szCs w:val="32"/>
+        </w:rPr>
+      </w:pPr>
+      <w:r>
+        <w:rPr>
+          <w:sz w:val="32"/>
+          <w:szCs w:val="32"/>
+        </w:rPr>
+        <w:t>+</w:t>
+      </w:r>
+      <w:r>
+        <w:rPr>
+          <w:b/>
+          <w:bCs/>
+          <w:sz w:val="32"/>
+          <w:szCs w:val="32"/>
+        </w:rPr>
+        <w:t>docker stop &lt;container_name&gt;</w:t>
+      </w:r>
+      <w:r>
+        <w:rPr>
+          <w:sz w:val="32"/>
+          <w:szCs w:val="32"/>
+        </w:rPr>
+        <w:t>: stop the container</w:t>
+      </w:r>
+    </w:p>
+    <w:p>
+      <w:pPr>
+        <w:rPr>
+          <w:sz w:val="32"/>
+          <w:szCs w:val="32"/>
+        </w:rPr>
+      </w:pPr>
+      <w:r>
+        <w:rPr>
+          <w:sz w:val="32"/>
+          <w:szCs w:val="32"/>
+        </w:rPr>
+        <w:t>+</w:t>
+      </w:r>
+      <w:r>
+        <w:rPr>
+          <w:b/>
+          <w:bCs/>
+          <w:sz w:val="32"/>
+          <w:szCs w:val="32"/>
+        </w:rPr>
+        <w:t>docker rm &lt;container&gt;</w:t>
+      </w:r>
+      <w:r>
+        <w:rPr>
+          <w:sz w:val="32"/>
+          <w:szCs w:val="32"/>
+        </w:rPr>
+        <w:t>: kill container</w:t>
+      </w:r>
+    </w:p>
+    <w:p>
+      <w:pPr>
+        <w:rPr>
+          <w:sz w:val="32"/>
+          <w:szCs w:val="32"/>
+        </w:rPr>
+      </w:pPr>
+      <w:r>
+        <w:rPr>
+          <w:sz w:val="32"/>
+          <w:szCs w:val="32"/>
+        </w:rPr>
+        <w:t>+</w:t>
+      </w:r>
+      <w:r>
+        <w:rPr>
+          <w:b/>
+          <w:bCs/>
+          <w:sz w:val="32"/>
+          <w:szCs w:val="32"/>
+        </w:rPr>
+        <w:t>docker ps -a</w:t>
+      </w:r>
+      <w:r>
+        <w:rPr>
+          <w:sz w:val="32"/>
+          <w:szCs w:val="32"/>
+        </w:rPr>
+        <w:t>: list all containers</w:t>
       </w:r>
     </w:p>
     <w:p>
@@ -1782,6 +2169,204 @@
           <w:szCs w:val="32"/>
         </w:rPr>
       </w:pPr>
+      <w:r>
+        <w:rPr>
+          <w:sz w:val="32"/>
+          <w:szCs w:val="32"/>
+        </w:rPr>
+        <w:t xml:space="preserve"> </w:t>
+      </w:r>
+      <w:r>
+        <w:rPr>
+          <w:sz w:val="32"/>
+          <w:szCs w:val="32"/>
+        </w:rPr>
+        <w:t>-git clone &lt;link&gt;: make a local clone of repo. You need the git CLI.</w:t>
+      </w:r>
+    </w:p>
+    <w:p>
+      <w:pPr>
+        <w:rPr>
+          <w:sz w:val="32"/>
+          <w:szCs w:val="32"/>
+        </w:rPr>
+      </w:pPr>
+      <w:r>
+        <w:rPr>
+          <w:sz w:val="32"/>
+          <w:szCs w:val="32"/>
+        </w:rPr>
+        <w:t>-Inspect the app’s Dockerfile</w:t>
+      </w:r>
+    </w:p>
+    <w:p>
+      <w:pPr>
+        <w:rPr>
+          <w:sz w:val="32"/>
+          <w:szCs w:val="32"/>
+        </w:rPr>
+      </w:pPr>
+      <w:r>
+        <w:rPr>
+          <w:sz w:val="32"/>
+          <w:szCs w:val="32"/>
+        </w:rPr>
+        <w:t>+Dockerfile: a plain-text document that tells Docker how to build the app and dependencies into an image.</w:t>
+      </w:r>
+    </w:p>
+    <w:p>
+      <w:pPr>
+        <w:rPr>
+          <w:sz w:val="32"/>
+          <w:szCs w:val="32"/>
+        </w:rPr>
+      </w:pPr>
+      <w:r>
+        <w:rPr>
+          <w:sz w:val="32"/>
+          <w:szCs w:val="32"/>
+        </w:rPr>
+        <w:t>+Contents of Dockerfile:</w:t>
+      </w:r>
+    </w:p>
+    <w:p>
+      <w:pPr>
+        <w:rPr>
+          <w:sz w:val="32"/>
+          <w:szCs w:val="32"/>
+        </w:rPr>
+      </w:pPr>
+      <w:r>
+        <w:rPr>
+          <w:noProof/>
+        </w:rPr>
+        <w:drawing>
+          <wp:inline distT="0" distB="0" distL="0" distR="0" wp14:anchorId="601649E8" wp14:editId="3747DADE">
+            <wp:extent cx="2327564" cy="906689"/>
+            <wp:effectExtent l="0" t="0" r="0" b="8255"/>
+            <wp:docPr id="1638955571" name="Picture 1"/>
+            <wp:cNvGraphicFramePr>
+              <a:graphicFrameLocks xmlns:a="http://schemas.openxmlformats.org/drawingml/2006/main" noChangeAspect="1"/>
+            </wp:cNvGraphicFramePr>
+            <a:graphic xmlns:a="http://schemas.openxmlformats.org/drawingml/2006/main">
+              <a:graphicData uri="http://schemas.openxmlformats.org/drawingml/2006/picture">
+                <pic:pic xmlns:pic="http://schemas.openxmlformats.org/drawingml/2006/picture">
+                  <pic:nvPicPr>
+                    <pic:cNvPr id="1638955571" name=""/>
+                    <pic:cNvPicPr/>
+                  </pic:nvPicPr>
+                  <pic:blipFill>
+                    <a:blip r:embed="rId7"/>
+                    <a:stretch>
+                      <a:fillRect/>
+                    </a:stretch>
+                  </pic:blipFill>
+                  <pic:spPr>
+                    <a:xfrm>
+                      <a:off x="0" y="0"/>
+                      <a:ext cx="2350592" cy="915659"/>
+                    </a:xfrm>
+                    <a:prstGeom prst="rect">
+                      <a:avLst/>
+                    </a:prstGeom>
+                  </pic:spPr>
+                </pic:pic>
+              </a:graphicData>
+            </a:graphic>
+          </wp:inline>
+        </w:drawing>
+      </w:r>
+    </w:p>
+    <w:p>
+      <w:pPr>
+        <w:rPr>
+          <w:sz w:val="32"/>
+          <w:szCs w:val="32"/>
+        </w:rPr>
+      </w:pPr>
+      <w:r>
+        <w:rPr>
+          <w:sz w:val="32"/>
+          <w:szCs w:val="32"/>
+        </w:rPr>
+        <w:lastRenderedPageBreak/>
+        <w:t>-Containerize the app</w:t>
+      </w:r>
+    </w:p>
+    <w:p>
+      <w:pPr>
+        <w:rPr>
+          <w:sz w:val="32"/>
+          <w:szCs w:val="32"/>
+        </w:rPr>
+      </w:pPr>
+      <w:r>
+        <w:rPr>
+          <w:sz w:val="32"/>
+          <w:szCs w:val="32"/>
+        </w:rPr>
+        <w:t>+docker build -t &lt;image&gt;:&lt;version&gt; . : create a new image based on instructions in Dockerfile.</w:t>
+      </w:r>
+    </w:p>
+    <w:p>
+      <w:pPr>
+        <w:rPr>
+          <w:sz w:val="32"/>
+          <w:szCs w:val="32"/>
+        </w:rPr>
+      </w:pPr>
+      <w:r>
+        <w:rPr>
+          <w:sz w:val="32"/>
+          <w:szCs w:val="32"/>
+        </w:rPr>
+        <w:t>-Run the app as a container</w:t>
+      </w:r>
+    </w:p>
+    <w:p>
+      <w:pPr>
+        <w:rPr>
+          <w:sz w:val="32"/>
+          <w:szCs w:val="32"/>
+        </w:rPr>
+      </w:pPr>
+      <w:r>
+        <w:rPr>
+          <w:sz w:val="32"/>
+          <w:szCs w:val="32"/>
+        </w:rPr>
+        <w:t>+docker run -d –name &lt;container&gt; --publish &lt;port_out&gt;:&lt;port_in&gt; &lt;image&gt;:&lt;version&gt;</w:t>
+      </w:r>
+    </w:p>
+    <w:p>
+      <w:pPr>
+        <w:rPr>
+          <w:sz w:val="32"/>
+          <w:szCs w:val="32"/>
+        </w:rPr>
+      </w:pPr>
+      <w:r>
+        <w:rPr>
+          <w:sz w:val="32"/>
+          <w:szCs w:val="32"/>
+        </w:rPr>
+        <w:t>-Clean up</w:t>
+      </w:r>
+    </w:p>
+    <w:p>
+      <w:pPr>
+        <w:rPr>
+          <w:sz w:val="32"/>
+          <w:szCs w:val="32"/>
+        </w:rPr>
+      </w:pPr>
+      <w:r>
+        <w:rPr>
+          <w:sz w:val="32"/>
+          <w:szCs w:val="32"/>
+        </w:rPr>
+        <w:t>+docker rm &lt;container&gt; -f: terminate the container and delete image</w:t>
+      </w:r>
     </w:p>
     <w:p>
       <w:pPr>
@@ -1867,7 +2452,99 @@
           <w:sz w:val="32"/>
           <w:szCs w:val="32"/>
         </w:rPr>
-        <w:t>.1 Docker-The TLDR</w:t>
+        <w:t>.1 Docker</w:t>
+      </w:r>
+      <w:r>
+        <w:rPr>
+          <w:sz w:val="32"/>
+          <w:szCs w:val="32"/>
+        </w:rPr>
+        <w:t xml:space="preserve"> Engine</w:t>
+      </w:r>
+      <w:r>
+        <w:rPr>
+          <w:sz w:val="32"/>
+          <w:szCs w:val="32"/>
+        </w:rPr>
+        <w:t>-The TLDR</w:t>
+      </w:r>
+    </w:p>
+    <w:p>
+      <w:pPr>
+        <w:rPr>
+          <w:sz w:val="32"/>
+          <w:szCs w:val="32"/>
+        </w:rPr>
+      </w:pPr>
+      <w:r>
+        <w:rPr>
+          <w:sz w:val="32"/>
+          <w:szCs w:val="32"/>
+        </w:rPr>
+        <w:t>-Docker Engine: server-side components of Docker that run and manage containers. It’s modular and built from many small specialized components pulled from projects like OCI, CNCF, Moby project.</w:t>
+      </w:r>
+    </w:p>
+    <w:p>
+      <w:pPr>
+        <w:rPr>
+          <w:sz w:val="32"/>
+          <w:szCs w:val="32"/>
+        </w:rPr>
+      </w:pPr>
+      <w:r>
+        <w:rPr>
+          <w:sz w:val="32"/>
+          <w:szCs w:val="32"/>
+        </w:rPr>
+        <w:t>-The components of Docker Engine that create and run containers</w:t>
+      </w:r>
+    </w:p>
+    <w:p>
+      <w:pPr>
+        <w:rPr>
+          <w:sz w:val="32"/>
+          <w:szCs w:val="32"/>
+        </w:rPr>
+      </w:pPr>
+      <w:r>
+        <w:rPr>
+          <w:noProof/>
+        </w:rPr>
+        <w:drawing>
+          <wp:inline distT="0" distB="0" distL="0" distR="0" wp14:anchorId="1BD7BF78" wp14:editId="715D31DB">
+            <wp:extent cx="3853194" cy="1656132"/>
+            <wp:effectExtent l="0" t="0" r="0" b="1270"/>
+            <wp:docPr id="1923958433" name="Picture 1"/>
+            <wp:cNvGraphicFramePr>
+              <a:graphicFrameLocks xmlns:a="http://schemas.openxmlformats.org/drawingml/2006/main" noChangeAspect="1"/>
+            </wp:cNvGraphicFramePr>
+            <a:graphic xmlns:a="http://schemas.openxmlformats.org/drawingml/2006/main">
+              <a:graphicData uri="http://schemas.openxmlformats.org/drawingml/2006/picture">
+                <pic:pic xmlns:pic="http://schemas.openxmlformats.org/drawingml/2006/picture">
+                  <pic:nvPicPr>
+                    <pic:cNvPr id="1923958433" name=""/>
+                    <pic:cNvPicPr/>
+                  </pic:nvPicPr>
+                  <pic:blipFill>
+                    <a:blip r:embed="rId8"/>
+                    <a:stretch>
+                      <a:fillRect/>
+                    </a:stretch>
+                  </pic:blipFill>
+                  <pic:spPr>
+                    <a:xfrm>
+                      <a:off x="0" y="0"/>
+                      <a:ext cx="3865946" cy="1661613"/>
+                    </a:xfrm>
+                    <a:prstGeom prst="rect">
+                      <a:avLst/>
+                    </a:prstGeom>
+                  </pic:spPr>
+                </pic:pic>
+              </a:graphicData>
+            </a:graphic>
+          </wp:inline>
+        </w:drawing>
       </w:r>
     </w:p>
     <w:p>
@@ -1892,6 +2569,249 @@
           <w:szCs w:val="32"/>
         </w:rPr>
       </w:pPr>
+      <w:r>
+        <w:rPr>
+          <w:sz w:val="32"/>
+          <w:szCs w:val="32"/>
+        </w:rPr>
+        <w:t>-When Docker was 1</w:t>
+      </w:r>
+      <w:r>
+        <w:rPr>
+          <w:sz w:val="32"/>
+          <w:szCs w:val="32"/>
+          <w:vertAlign w:val="superscript"/>
+        </w:rPr>
+        <w:t>st</w:t>
+      </w:r>
+      <w:r>
+        <w:rPr>
+          <w:sz w:val="32"/>
+          <w:szCs w:val="32"/>
+        </w:rPr>
+        <w:t xml:space="preserve"> released, Docker Engine has 2 major components: Docker daemon + LXC.</w:t>
+      </w:r>
+    </w:p>
+    <w:p>
+      <w:pPr>
+        <w:rPr>
+          <w:sz w:val="32"/>
+          <w:szCs w:val="32"/>
+        </w:rPr>
+      </w:pPr>
+      <w:r>
+        <w:rPr>
+          <w:sz w:val="32"/>
+          <w:szCs w:val="32"/>
+        </w:rPr>
+        <w:lastRenderedPageBreak/>
+        <w:t>+Daemon was a monolithic binary containing all code for API, image builders, container execution, volumes, networking…</w:t>
+      </w:r>
+    </w:p>
+    <w:p>
+      <w:pPr>
+        <w:rPr>
+          <w:sz w:val="32"/>
+          <w:szCs w:val="32"/>
+        </w:rPr>
+      </w:pPr>
+      <w:r>
+        <w:rPr>
+          <w:sz w:val="32"/>
+          <w:szCs w:val="32"/>
+        </w:rPr>
+        <w:t xml:space="preserve">+LXC did the hard work of interfacing with Linux kernel </w:t>
+      </w:r>
+      <w:r>
+        <w:rPr>
+          <w:sz w:val="32"/>
+          <w:szCs w:val="32"/>
+        </w:rPr>
+        <w:t>and constructing the required namespaces and cgroups to build and start containers.</w:t>
+      </w:r>
+    </w:p>
+    <w:p>
+      <w:pPr>
+        <w:rPr>
+          <w:sz w:val="32"/>
+          <w:szCs w:val="32"/>
+        </w:rPr>
+      </w:pPr>
+      <w:r>
+        <w:rPr>
+          <w:sz w:val="32"/>
+          <w:szCs w:val="32"/>
+        </w:rPr>
+        <w:t>-Replacing LXC</w:t>
+      </w:r>
+    </w:p>
+    <w:p>
+      <w:pPr>
+        <w:rPr>
+          <w:sz w:val="32"/>
+          <w:szCs w:val="32"/>
+        </w:rPr>
+      </w:pPr>
+      <w:r>
+        <w:rPr>
+          <w:sz w:val="32"/>
+          <w:szCs w:val="32"/>
+        </w:rPr>
+        <w:t>+LXC is Linux-specific, and Docker had aspirations of being multi-platform. Docker was evolving fast, and there is no way of ensuring LXC evolved in the way Docker needed.</w:t>
+      </w:r>
+    </w:p>
+    <w:p>
+      <w:pPr>
+        <w:rPr>
+          <w:sz w:val="32"/>
+          <w:szCs w:val="32"/>
+        </w:rPr>
+      </w:pPr>
+      <w:r>
+        <w:rPr>
+          <w:sz w:val="32"/>
+          <w:szCs w:val="32"/>
+        </w:rPr>
+        <w:t>+Docker replaced LXC with libcontainer</w:t>
+      </w:r>
+      <w:r>
+        <w:rPr>
+          <w:sz w:val="32"/>
+          <w:szCs w:val="32"/>
+        </w:rPr>
+        <w:t>. The goal of libcontainer was to be a platform-agnostic tool that gave Docker access to fundamental container building blocks in host kernel.</w:t>
+      </w:r>
+    </w:p>
+    <w:p>
+      <w:pPr>
+        <w:rPr>
+          <w:sz w:val="32"/>
+          <w:szCs w:val="32"/>
+        </w:rPr>
+      </w:pPr>
+      <w:r>
+        <w:rPr>
+          <w:sz w:val="32"/>
+          <w:szCs w:val="32"/>
+        </w:rPr>
+        <w:t>-Breaking up he monolithic Docker daemon</w:t>
+      </w:r>
+    </w:p>
+    <w:p>
+      <w:pPr>
+        <w:rPr>
+          <w:sz w:val="32"/>
+          <w:szCs w:val="32"/>
+        </w:rPr>
+      </w:pPr>
+      <w:r>
+        <w:rPr>
+          <w:sz w:val="32"/>
+          <w:szCs w:val="32"/>
+        </w:rPr>
+        <w:t>+Docker Engine was originally a monolithic with almost all functionality coded into daemon.</w:t>
+      </w:r>
+      <w:r>
+        <w:rPr>
+          <w:sz w:val="32"/>
+          <w:szCs w:val="32"/>
+        </w:rPr>
+        <w:t xml:space="preserve"> But this became more problematic: it got slower, it wasn’t wat the ecosystem wanted, it’s hard to innovate on monolithic software.</w:t>
+      </w:r>
+    </w:p>
+    <w:p>
+      <w:pPr>
+        <w:rPr>
+          <w:sz w:val="32"/>
+          <w:szCs w:val="32"/>
+        </w:rPr>
+      </w:pPr>
+      <w:r>
+        <w:rPr>
+          <w:sz w:val="32"/>
+          <w:szCs w:val="32"/>
+        </w:rPr>
+        <w:t>+The project began a long-running program to break apart and refactor the Engine so that every feature became its own small specialized tool.</w:t>
+      </w:r>
+    </w:p>
+    <w:p>
+      <w:pPr>
+        <w:rPr>
+          <w:sz w:val="32"/>
+          <w:szCs w:val="32"/>
+        </w:rPr>
+      </w:pPr>
+      <w:r>
+        <w:rPr>
+          <w:sz w:val="32"/>
+          <w:szCs w:val="32"/>
+        </w:rPr>
+        <w:t>+Notable examples: remove high-level and low level runtime functionality and re-implement them in separate tools called containerd and runc, both of which are used by different projects (Docker, Kubernetes, Firecracker, Fargate). Starting with Docker Desktop 4.27.0, Docker has removed image management from daemon and now uses containerd’s image management.</w:t>
+      </w:r>
+    </w:p>
+    <w:p>
+      <w:pPr>
+        <w:rPr>
+          <w:sz w:val="32"/>
+          <w:szCs w:val="32"/>
+        </w:rPr>
+      </w:pPr>
+      <w:r>
+        <w:rPr>
+          <w:sz w:val="32"/>
+          <w:szCs w:val="32"/>
+        </w:rPr>
+        <w:lastRenderedPageBreak/>
+        <w:t>+Docker Engine components: run containers and lists primary responsibilities of each component</w:t>
+      </w:r>
+    </w:p>
+    <w:p>
+      <w:pPr>
+        <w:rPr>
+          <w:sz w:val="32"/>
+          <w:szCs w:val="32"/>
+        </w:rPr>
+      </w:pPr>
+      <w:r>
+        <w:rPr>
+          <w:noProof/>
+        </w:rPr>
+        <w:drawing>
+          <wp:inline distT="0" distB="0" distL="0" distR="0" wp14:anchorId="7ACD6A96" wp14:editId="5CC74829">
+            <wp:extent cx="2852044" cy="1740783"/>
+            <wp:effectExtent l="0" t="0" r="5715" b="0"/>
+            <wp:docPr id="1817707084" name="Picture 1"/>
+            <wp:cNvGraphicFramePr>
+              <a:graphicFrameLocks xmlns:a="http://schemas.openxmlformats.org/drawingml/2006/main" noChangeAspect="1"/>
+            </wp:cNvGraphicFramePr>
+            <a:graphic xmlns:a="http://schemas.openxmlformats.org/drawingml/2006/main">
+              <a:graphicData uri="http://schemas.openxmlformats.org/drawingml/2006/picture">
+                <pic:pic xmlns:pic="http://schemas.openxmlformats.org/drawingml/2006/picture">
+                  <pic:nvPicPr>
+                    <pic:cNvPr id="1817707084" name=""/>
+                    <pic:cNvPicPr/>
+                  </pic:nvPicPr>
+                  <pic:blipFill>
+                    <a:blip r:embed="rId9"/>
+                    <a:stretch>
+                      <a:fillRect/>
+                    </a:stretch>
+                  </pic:blipFill>
+                  <pic:spPr>
+                    <a:xfrm>
+                      <a:off x="0" y="0"/>
+                      <a:ext cx="2860860" cy="1746164"/>
+                    </a:xfrm>
+                    <a:prstGeom prst="rect">
+                      <a:avLst/>
+                    </a:prstGeom>
+                  </pic:spPr>
+                </pic:pic>
+              </a:graphicData>
+            </a:graphic>
+          </wp:inline>
+        </w:drawing>
+      </w:r>
     </w:p>
     <w:p>
       <w:pPr>
@@ -2066,6 +2986,7 @@
           <w:sz w:val="32"/>
           <w:szCs w:val="32"/>
         </w:rPr>
+        <w:lastRenderedPageBreak/>
         <w:t>6.1 Docker images-The TLDR</w:t>
       </w:r>
     </w:p>
@@ -2250,313 +3171,313 @@
           <w:sz w:val="32"/>
           <w:szCs w:val="32"/>
         </w:rPr>
+        <w:t>6.9 Vulnerability scanning with Docker Scout</w:t>
+      </w:r>
+    </w:p>
+    <w:p>
+      <w:pPr>
+        <w:rPr>
+          <w:sz w:val="32"/>
+          <w:szCs w:val="32"/>
+        </w:rPr>
+      </w:pPr>
+    </w:p>
+    <w:p>
+      <w:pPr>
+        <w:rPr>
+          <w:sz w:val="32"/>
+          <w:szCs w:val="32"/>
+        </w:rPr>
+      </w:pPr>
+      <w:r>
+        <w:rPr>
+          <w:sz w:val="32"/>
+          <w:szCs w:val="32"/>
+        </w:rPr>
+        <w:t>6.10 Delete images</w:t>
+      </w:r>
+    </w:p>
+    <w:p>
+      <w:pPr>
+        <w:rPr>
+          <w:sz w:val="32"/>
+          <w:szCs w:val="32"/>
+        </w:rPr>
+      </w:pPr>
+    </w:p>
+    <w:p>
+      <w:pPr>
+        <w:rPr>
+          <w:sz w:val="32"/>
+          <w:szCs w:val="32"/>
+        </w:rPr>
+      </w:pPr>
+      <w:r>
+        <w:rPr>
+          <w:sz w:val="32"/>
+          <w:szCs w:val="32"/>
+        </w:rPr>
+        <w:t>6.11 Images-The commands</w:t>
+      </w:r>
+    </w:p>
+    <w:p>
+      <w:pPr>
+        <w:rPr>
+          <w:sz w:val="32"/>
+          <w:szCs w:val="32"/>
+        </w:rPr>
+      </w:pPr>
+    </w:p>
+    <w:p>
+      <w:pPr>
+        <w:rPr>
+          <w:sz w:val="32"/>
+          <w:szCs w:val="32"/>
+        </w:rPr>
+      </w:pPr>
+      <w:r>
+        <w:rPr>
+          <w:sz w:val="32"/>
+          <w:szCs w:val="32"/>
+        </w:rPr>
+        <w:t>7. Work with containers</w:t>
+      </w:r>
+    </w:p>
+    <w:p>
+      <w:pPr>
+        <w:rPr>
+          <w:sz w:val="32"/>
+          <w:szCs w:val="32"/>
+        </w:rPr>
+      </w:pPr>
+    </w:p>
+    <w:p>
+      <w:pPr>
+        <w:rPr>
+          <w:sz w:val="32"/>
+          <w:szCs w:val="32"/>
+        </w:rPr>
+      </w:pPr>
+      <w:r>
+        <w:rPr>
+          <w:sz w:val="32"/>
+          <w:szCs w:val="32"/>
+        </w:rPr>
+        <w:t>7.1 Containers – The TLDR</w:t>
+      </w:r>
+    </w:p>
+    <w:p>
+      <w:pPr>
+        <w:rPr>
+          <w:sz w:val="32"/>
+          <w:szCs w:val="32"/>
+        </w:rPr>
+      </w:pPr>
+    </w:p>
+    <w:p>
+      <w:pPr>
+        <w:rPr>
+          <w:sz w:val="32"/>
+          <w:szCs w:val="32"/>
+        </w:rPr>
+      </w:pPr>
+      <w:r>
+        <w:rPr>
+          <w:sz w:val="32"/>
+          <w:szCs w:val="32"/>
+        </w:rPr>
+        <w:t>7.2 Containers vs VMs</w:t>
+      </w:r>
+    </w:p>
+    <w:p>
+      <w:pPr>
+        <w:rPr>
+          <w:sz w:val="32"/>
+          <w:szCs w:val="32"/>
+        </w:rPr>
+      </w:pPr>
+    </w:p>
+    <w:p>
+      <w:pPr>
+        <w:rPr>
+          <w:sz w:val="32"/>
+          <w:szCs w:val="32"/>
+        </w:rPr>
+      </w:pPr>
+      <w:r>
+        <w:rPr>
+          <w:sz w:val="32"/>
+          <w:szCs w:val="32"/>
+        </w:rPr>
+        <w:t>7.3 Images and Containers</w:t>
+      </w:r>
+    </w:p>
+    <w:p>
+      <w:pPr>
+        <w:rPr>
+          <w:sz w:val="32"/>
+          <w:szCs w:val="32"/>
+        </w:rPr>
+      </w:pPr>
+    </w:p>
+    <w:p>
+      <w:pPr>
+        <w:rPr>
+          <w:sz w:val="32"/>
+          <w:szCs w:val="32"/>
+        </w:rPr>
+      </w:pPr>
+      <w:r>
+        <w:rPr>
+          <w:sz w:val="32"/>
+          <w:szCs w:val="32"/>
+        </w:rPr>
+        <w:t>7.4 Check Docker is running</w:t>
+      </w:r>
+    </w:p>
+    <w:p>
+      <w:pPr>
+        <w:rPr>
+          <w:sz w:val="32"/>
+          <w:szCs w:val="32"/>
+        </w:rPr>
+      </w:pPr>
+    </w:p>
+    <w:p>
+      <w:pPr>
+        <w:rPr>
+          <w:sz w:val="32"/>
+          <w:szCs w:val="32"/>
+        </w:rPr>
+      </w:pPr>
+      <w:r>
+        <w:rPr>
+          <w:sz w:val="32"/>
+          <w:szCs w:val="32"/>
+        </w:rPr>
+        <w:t xml:space="preserve">7.5 Starting </w:t>
+      </w:r>
+      <w:r>
+        <w:rPr>
+          <w:sz w:val="32"/>
+          <w:szCs w:val="32"/>
+        </w:rPr>
+        <w:t>a container</w:t>
+      </w:r>
+    </w:p>
+    <w:p>
+      <w:pPr>
+        <w:rPr>
+          <w:sz w:val="32"/>
+          <w:szCs w:val="32"/>
+        </w:rPr>
+      </w:pPr>
+    </w:p>
+    <w:p>
+      <w:pPr>
+        <w:rPr>
+          <w:sz w:val="32"/>
+          <w:szCs w:val="32"/>
+        </w:rPr>
+      </w:pPr>
+      <w:r>
+        <w:rPr>
+          <w:sz w:val="32"/>
+          <w:szCs w:val="32"/>
+        </w:rPr>
+        <w:t>7.6 How containers start apps</w:t>
+      </w:r>
+    </w:p>
+    <w:p>
+      <w:pPr>
+        <w:rPr>
+          <w:sz w:val="32"/>
+          <w:szCs w:val="32"/>
+        </w:rPr>
+      </w:pPr>
+    </w:p>
+    <w:p>
+      <w:pPr>
+        <w:rPr>
+          <w:sz w:val="32"/>
+          <w:szCs w:val="32"/>
+        </w:rPr>
+      </w:pPr>
+      <w:r>
+        <w:rPr>
+          <w:sz w:val="32"/>
+          <w:szCs w:val="32"/>
+        </w:rPr>
+        <w:t xml:space="preserve">7.7 Connect to a running container </w:t>
+      </w:r>
+    </w:p>
+    <w:p>
+      <w:pPr>
+        <w:rPr>
+          <w:sz w:val="32"/>
+          <w:szCs w:val="32"/>
+        </w:rPr>
+      </w:pPr>
+    </w:p>
+    <w:p>
+      <w:pPr>
+        <w:rPr>
+          <w:sz w:val="32"/>
+          <w:szCs w:val="32"/>
+        </w:rPr>
+      </w:pPr>
+      <w:r>
+        <w:rPr>
+          <w:sz w:val="32"/>
+          <w:szCs w:val="32"/>
+        </w:rPr>
+        <w:t>7.8 Inspect container processes</w:t>
+      </w:r>
+    </w:p>
+    <w:p>
+      <w:pPr>
+        <w:rPr>
+          <w:sz w:val="32"/>
+          <w:szCs w:val="32"/>
+        </w:rPr>
+      </w:pPr>
+    </w:p>
+    <w:p>
+      <w:pPr>
+        <w:rPr>
+          <w:sz w:val="32"/>
+          <w:szCs w:val="32"/>
+        </w:rPr>
+      </w:pPr>
+      <w:r>
+        <w:rPr>
+          <w:sz w:val="32"/>
+          <w:szCs w:val="32"/>
+        </w:rPr>
+        <w:t>7.9 The docker inspect command</w:t>
+      </w:r>
+    </w:p>
+    <w:p>
+      <w:pPr>
+        <w:rPr>
+          <w:sz w:val="32"/>
+          <w:szCs w:val="32"/>
+        </w:rPr>
+      </w:pPr>
+    </w:p>
+    <w:p>
+      <w:pPr>
+        <w:rPr>
+          <w:sz w:val="32"/>
+          <w:szCs w:val="32"/>
+        </w:rPr>
+      </w:pPr>
+      <w:r>
+        <w:rPr>
+          <w:sz w:val="32"/>
+          <w:szCs w:val="32"/>
+        </w:rPr>
         <w:lastRenderedPageBreak/>
-        <w:t>6.9 Vulnerability scanning with Docker Scout</w:t>
-      </w:r>
-    </w:p>
-    <w:p>
-      <w:pPr>
-        <w:rPr>
-          <w:sz w:val="32"/>
-          <w:szCs w:val="32"/>
-        </w:rPr>
-      </w:pPr>
-    </w:p>
-    <w:p>
-      <w:pPr>
-        <w:rPr>
-          <w:sz w:val="32"/>
-          <w:szCs w:val="32"/>
-        </w:rPr>
-      </w:pPr>
-      <w:r>
-        <w:rPr>
-          <w:sz w:val="32"/>
-          <w:szCs w:val="32"/>
-        </w:rPr>
-        <w:t>6.10 Delete images</w:t>
-      </w:r>
-    </w:p>
-    <w:p>
-      <w:pPr>
-        <w:rPr>
-          <w:sz w:val="32"/>
-          <w:szCs w:val="32"/>
-        </w:rPr>
-      </w:pPr>
-    </w:p>
-    <w:p>
-      <w:pPr>
-        <w:rPr>
-          <w:sz w:val="32"/>
-          <w:szCs w:val="32"/>
-        </w:rPr>
-      </w:pPr>
-      <w:r>
-        <w:rPr>
-          <w:sz w:val="32"/>
-          <w:szCs w:val="32"/>
-        </w:rPr>
-        <w:t>6.11 Images-The commands</w:t>
-      </w:r>
-    </w:p>
-    <w:p>
-      <w:pPr>
-        <w:rPr>
-          <w:sz w:val="32"/>
-          <w:szCs w:val="32"/>
-        </w:rPr>
-      </w:pPr>
-    </w:p>
-    <w:p>
-      <w:pPr>
-        <w:rPr>
-          <w:sz w:val="32"/>
-          <w:szCs w:val="32"/>
-        </w:rPr>
-      </w:pPr>
-      <w:r>
-        <w:rPr>
-          <w:sz w:val="32"/>
-          <w:szCs w:val="32"/>
-        </w:rPr>
-        <w:t>7. Work with containers</w:t>
-      </w:r>
-    </w:p>
-    <w:p>
-      <w:pPr>
-        <w:rPr>
-          <w:sz w:val="32"/>
-          <w:szCs w:val="32"/>
-        </w:rPr>
-      </w:pPr>
-    </w:p>
-    <w:p>
-      <w:pPr>
-        <w:rPr>
-          <w:sz w:val="32"/>
-          <w:szCs w:val="32"/>
-        </w:rPr>
-      </w:pPr>
-      <w:r>
-        <w:rPr>
-          <w:sz w:val="32"/>
-          <w:szCs w:val="32"/>
-        </w:rPr>
-        <w:t>7.1 Containers – The TLDR</w:t>
-      </w:r>
-    </w:p>
-    <w:p>
-      <w:pPr>
-        <w:rPr>
-          <w:sz w:val="32"/>
-          <w:szCs w:val="32"/>
-        </w:rPr>
-      </w:pPr>
-    </w:p>
-    <w:p>
-      <w:pPr>
-        <w:rPr>
-          <w:sz w:val="32"/>
-          <w:szCs w:val="32"/>
-        </w:rPr>
-      </w:pPr>
-      <w:r>
-        <w:rPr>
-          <w:sz w:val="32"/>
-          <w:szCs w:val="32"/>
-        </w:rPr>
-        <w:t>7.2 Containers vs VMs</w:t>
-      </w:r>
-    </w:p>
-    <w:p>
-      <w:pPr>
-        <w:rPr>
-          <w:sz w:val="32"/>
-          <w:szCs w:val="32"/>
-        </w:rPr>
-      </w:pPr>
-    </w:p>
-    <w:p>
-      <w:pPr>
-        <w:rPr>
-          <w:sz w:val="32"/>
-          <w:szCs w:val="32"/>
-        </w:rPr>
-      </w:pPr>
-      <w:r>
-        <w:rPr>
-          <w:sz w:val="32"/>
-          <w:szCs w:val="32"/>
-        </w:rPr>
-        <w:t>7.3 Images and Containers</w:t>
-      </w:r>
-    </w:p>
-    <w:p>
-      <w:pPr>
-        <w:rPr>
-          <w:sz w:val="32"/>
-          <w:szCs w:val="32"/>
-        </w:rPr>
-      </w:pPr>
-    </w:p>
-    <w:p>
-      <w:pPr>
-        <w:rPr>
-          <w:sz w:val="32"/>
-          <w:szCs w:val="32"/>
-        </w:rPr>
-      </w:pPr>
-      <w:r>
-        <w:rPr>
-          <w:sz w:val="32"/>
-          <w:szCs w:val="32"/>
-        </w:rPr>
-        <w:t>7.4 Check Docker is running</w:t>
-      </w:r>
-    </w:p>
-    <w:p>
-      <w:pPr>
-        <w:rPr>
-          <w:sz w:val="32"/>
-          <w:szCs w:val="32"/>
-        </w:rPr>
-      </w:pPr>
-    </w:p>
-    <w:p>
-      <w:pPr>
-        <w:rPr>
-          <w:sz w:val="32"/>
-          <w:szCs w:val="32"/>
-        </w:rPr>
-      </w:pPr>
-      <w:r>
-        <w:rPr>
-          <w:sz w:val="32"/>
-          <w:szCs w:val="32"/>
-        </w:rPr>
-        <w:t xml:space="preserve">7.5 Starting </w:t>
-      </w:r>
-      <w:r>
-        <w:rPr>
-          <w:sz w:val="32"/>
-          <w:szCs w:val="32"/>
-        </w:rPr>
-        <w:t>a container</w:t>
-      </w:r>
-    </w:p>
-    <w:p>
-      <w:pPr>
-        <w:rPr>
-          <w:sz w:val="32"/>
-          <w:szCs w:val="32"/>
-        </w:rPr>
-      </w:pPr>
-    </w:p>
-    <w:p>
-      <w:pPr>
-        <w:rPr>
-          <w:sz w:val="32"/>
-          <w:szCs w:val="32"/>
-        </w:rPr>
-      </w:pPr>
-      <w:r>
-        <w:rPr>
-          <w:sz w:val="32"/>
-          <w:szCs w:val="32"/>
-        </w:rPr>
-        <w:t>7.6 How containers start apps</w:t>
-      </w:r>
-    </w:p>
-    <w:p>
-      <w:pPr>
-        <w:rPr>
-          <w:sz w:val="32"/>
-          <w:szCs w:val="32"/>
-        </w:rPr>
-      </w:pPr>
-    </w:p>
-    <w:p>
-      <w:pPr>
-        <w:rPr>
-          <w:sz w:val="32"/>
-          <w:szCs w:val="32"/>
-        </w:rPr>
-      </w:pPr>
-      <w:r>
-        <w:rPr>
-          <w:sz w:val="32"/>
-          <w:szCs w:val="32"/>
-        </w:rPr>
-        <w:t xml:space="preserve">7.7 Connect to a running container </w:t>
-      </w:r>
-    </w:p>
-    <w:p>
-      <w:pPr>
-        <w:rPr>
-          <w:sz w:val="32"/>
-          <w:szCs w:val="32"/>
-        </w:rPr>
-      </w:pPr>
-    </w:p>
-    <w:p>
-      <w:pPr>
-        <w:rPr>
-          <w:sz w:val="32"/>
-          <w:szCs w:val="32"/>
-        </w:rPr>
-      </w:pPr>
-      <w:r>
-        <w:rPr>
-          <w:sz w:val="32"/>
-          <w:szCs w:val="32"/>
-        </w:rPr>
-        <w:t>7.8 Inspect container processes</w:t>
-      </w:r>
-    </w:p>
-    <w:p>
-      <w:pPr>
-        <w:rPr>
-          <w:sz w:val="32"/>
-          <w:szCs w:val="32"/>
-        </w:rPr>
-      </w:pPr>
-    </w:p>
-    <w:p>
-      <w:pPr>
-        <w:rPr>
-          <w:sz w:val="32"/>
-          <w:szCs w:val="32"/>
-        </w:rPr>
-      </w:pPr>
-      <w:r>
-        <w:rPr>
-          <w:sz w:val="32"/>
-          <w:szCs w:val="32"/>
-        </w:rPr>
-        <w:t>7.9 The docker inspect command</w:t>
-      </w:r>
-    </w:p>
-    <w:p>
-      <w:pPr>
-        <w:rPr>
-          <w:sz w:val="32"/>
-          <w:szCs w:val="32"/>
-        </w:rPr>
-      </w:pPr>
-    </w:p>
-    <w:p>
-      <w:pPr>
-        <w:rPr>
-          <w:sz w:val="32"/>
-          <w:szCs w:val="32"/>
-        </w:rPr>
-      </w:pPr>
-      <w:r>
-        <w:rPr>
-          <w:sz w:val="32"/>
-          <w:szCs w:val="32"/>
-        </w:rPr>
         <w:t>7.10 Write data to a container</w:t>
       </w:r>
     </w:p>
@@ -2741,313 +3662,313 @@
           <w:sz w:val="32"/>
           <w:szCs w:val="32"/>
         </w:rPr>
+        <w:t>8.2 Containerize a single-container app</w:t>
+      </w:r>
+    </w:p>
+    <w:p>
+      <w:pPr>
+        <w:rPr>
+          <w:sz w:val="32"/>
+          <w:szCs w:val="32"/>
+        </w:rPr>
+      </w:pPr>
+    </w:p>
+    <w:p>
+      <w:pPr>
+        <w:rPr>
+          <w:sz w:val="32"/>
+          <w:szCs w:val="32"/>
+        </w:rPr>
+      </w:pPr>
+      <w:r>
+        <w:rPr>
+          <w:sz w:val="32"/>
+          <w:szCs w:val="32"/>
+        </w:rPr>
+        <w:t>8.3 Move to production with multi-stage builds</w:t>
+      </w:r>
+    </w:p>
+    <w:p>
+      <w:pPr>
+        <w:rPr>
+          <w:sz w:val="32"/>
+          <w:szCs w:val="32"/>
+        </w:rPr>
+      </w:pPr>
+    </w:p>
+    <w:p>
+      <w:pPr>
+        <w:rPr>
+          <w:sz w:val="32"/>
+          <w:szCs w:val="32"/>
+        </w:rPr>
+      </w:pPr>
+      <w:r>
+        <w:rPr>
+          <w:sz w:val="32"/>
+          <w:szCs w:val="32"/>
+        </w:rPr>
+        <w:t>8.4 Buildx, BuildKit, drivers, and Build Cloud</w:t>
+      </w:r>
+    </w:p>
+    <w:p>
+      <w:pPr>
+        <w:rPr>
+          <w:sz w:val="32"/>
+          <w:szCs w:val="32"/>
+        </w:rPr>
+      </w:pPr>
+    </w:p>
+    <w:p>
+      <w:pPr>
+        <w:rPr>
+          <w:sz w:val="32"/>
+          <w:szCs w:val="32"/>
+        </w:rPr>
+      </w:pPr>
+      <w:r>
+        <w:rPr>
+          <w:sz w:val="32"/>
+          <w:szCs w:val="32"/>
+        </w:rPr>
+        <w:t>8.5 Multi-architecture builds</w:t>
+      </w:r>
+    </w:p>
+    <w:p>
+      <w:pPr>
+        <w:rPr>
+          <w:sz w:val="32"/>
+          <w:szCs w:val="32"/>
+        </w:rPr>
+      </w:pPr>
+    </w:p>
+    <w:p>
+      <w:pPr>
+        <w:rPr>
+          <w:sz w:val="32"/>
+          <w:szCs w:val="32"/>
+        </w:rPr>
+      </w:pPr>
+      <w:r>
+        <w:rPr>
+          <w:sz w:val="32"/>
+          <w:szCs w:val="32"/>
+        </w:rPr>
+        <w:t xml:space="preserve">8.6 </w:t>
+      </w:r>
+      <w:r>
+        <w:rPr>
+          <w:sz w:val="32"/>
+          <w:szCs w:val="32"/>
+        </w:rPr>
+        <w:t>A few good practices</w:t>
+      </w:r>
+    </w:p>
+    <w:p>
+      <w:pPr>
+        <w:rPr>
+          <w:sz w:val="32"/>
+          <w:szCs w:val="32"/>
+        </w:rPr>
+      </w:pPr>
+    </w:p>
+    <w:p>
+      <w:pPr>
+        <w:rPr>
+          <w:sz w:val="32"/>
+          <w:szCs w:val="32"/>
+        </w:rPr>
+      </w:pPr>
+      <w:r>
+        <w:rPr>
+          <w:sz w:val="32"/>
+          <w:szCs w:val="32"/>
+        </w:rPr>
+        <w:t>8.7 Containerizing an app – The commands</w:t>
+      </w:r>
+    </w:p>
+    <w:p>
+      <w:pPr>
+        <w:rPr>
+          <w:sz w:val="32"/>
+          <w:szCs w:val="32"/>
+        </w:rPr>
+      </w:pPr>
+    </w:p>
+    <w:p>
+      <w:pPr>
+        <w:rPr>
+          <w:sz w:val="32"/>
+          <w:szCs w:val="32"/>
+        </w:rPr>
+      </w:pPr>
+      <w:r>
+        <w:rPr>
+          <w:sz w:val="32"/>
+          <w:szCs w:val="32"/>
+        </w:rPr>
+        <w:t>9. Multi-container apps with Compose</w:t>
+      </w:r>
+    </w:p>
+    <w:p>
+      <w:pPr>
+        <w:rPr>
+          <w:sz w:val="32"/>
+          <w:szCs w:val="32"/>
+        </w:rPr>
+      </w:pPr>
+    </w:p>
+    <w:p>
+      <w:pPr>
+        <w:rPr>
+          <w:sz w:val="32"/>
+          <w:szCs w:val="32"/>
+        </w:rPr>
+      </w:pPr>
+      <w:r>
+        <w:rPr>
+          <w:sz w:val="32"/>
+          <w:szCs w:val="32"/>
+        </w:rPr>
+        <w:t>9.1 Docker Compose – The TLDR</w:t>
+      </w:r>
+    </w:p>
+    <w:p>
+      <w:pPr>
+        <w:rPr>
+          <w:sz w:val="32"/>
+          <w:szCs w:val="32"/>
+        </w:rPr>
+      </w:pPr>
+    </w:p>
+    <w:p>
+      <w:pPr>
+        <w:rPr>
+          <w:sz w:val="32"/>
+          <w:szCs w:val="32"/>
+        </w:rPr>
+      </w:pPr>
+      <w:r>
+        <w:rPr>
+          <w:sz w:val="32"/>
+          <w:szCs w:val="32"/>
+        </w:rPr>
+        <w:t xml:space="preserve">9.2 Compose background </w:t>
+      </w:r>
+    </w:p>
+    <w:p>
+      <w:pPr>
+        <w:rPr>
+          <w:sz w:val="32"/>
+          <w:szCs w:val="32"/>
+        </w:rPr>
+      </w:pPr>
+    </w:p>
+    <w:p>
+      <w:pPr>
+        <w:rPr>
+          <w:sz w:val="32"/>
+          <w:szCs w:val="32"/>
+        </w:rPr>
+      </w:pPr>
+      <w:r>
+        <w:rPr>
+          <w:sz w:val="32"/>
+          <w:szCs w:val="32"/>
+        </w:rPr>
+        <w:t>9.3 Install Compose</w:t>
+      </w:r>
+    </w:p>
+    <w:p>
+      <w:pPr>
+        <w:rPr>
+          <w:sz w:val="32"/>
+          <w:szCs w:val="32"/>
+        </w:rPr>
+      </w:pPr>
+    </w:p>
+    <w:p>
+      <w:pPr>
+        <w:rPr>
+          <w:sz w:val="32"/>
+          <w:szCs w:val="32"/>
+        </w:rPr>
+      </w:pPr>
+      <w:r>
+        <w:rPr>
+          <w:sz w:val="32"/>
+          <w:szCs w:val="32"/>
+        </w:rPr>
+        <w:t>9.4 The sample app</w:t>
+      </w:r>
+    </w:p>
+    <w:p>
+      <w:pPr>
+        <w:rPr>
+          <w:sz w:val="32"/>
+          <w:szCs w:val="32"/>
+        </w:rPr>
+      </w:pPr>
+    </w:p>
+    <w:p>
+      <w:pPr>
+        <w:rPr>
+          <w:sz w:val="32"/>
+          <w:szCs w:val="32"/>
+        </w:rPr>
+      </w:pPr>
+      <w:r>
+        <w:rPr>
+          <w:sz w:val="32"/>
+          <w:szCs w:val="32"/>
+        </w:rPr>
+        <w:t>9.5 Compose files</w:t>
+      </w:r>
+    </w:p>
+    <w:p>
+      <w:pPr>
+        <w:rPr>
+          <w:sz w:val="32"/>
+          <w:szCs w:val="32"/>
+        </w:rPr>
+      </w:pPr>
+    </w:p>
+    <w:p>
+      <w:pPr>
+        <w:rPr>
+          <w:sz w:val="32"/>
+          <w:szCs w:val="32"/>
+        </w:rPr>
+      </w:pPr>
+      <w:r>
+        <w:rPr>
+          <w:sz w:val="32"/>
+          <w:szCs w:val="32"/>
+        </w:rPr>
+        <w:t>9.6 Deploy apps with Compose</w:t>
+      </w:r>
+    </w:p>
+    <w:p>
+      <w:pPr>
+        <w:rPr>
+          <w:sz w:val="32"/>
+          <w:szCs w:val="32"/>
+        </w:rPr>
+      </w:pPr>
+    </w:p>
+    <w:p>
+      <w:pPr>
+        <w:rPr>
+          <w:sz w:val="32"/>
+          <w:szCs w:val="32"/>
+        </w:rPr>
+      </w:pPr>
+      <w:r>
+        <w:rPr>
+          <w:sz w:val="32"/>
+          <w:szCs w:val="32"/>
+        </w:rPr>
         <w:lastRenderedPageBreak/>
-        <w:t>8.2 Containerize a single-container app</w:t>
-      </w:r>
-    </w:p>
-    <w:p>
-      <w:pPr>
-        <w:rPr>
-          <w:sz w:val="32"/>
-          <w:szCs w:val="32"/>
-        </w:rPr>
-      </w:pPr>
-    </w:p>
-    <w:p>
-      <w:pPr>
-        <w:rPr>
-          <w:sz w:val="32"/>
-          <w:szCs w:val="32"/>
-        </w:rPr>
-      </w:pPr>
-      <w:r>
-        <w:rPr>
-          <w:sz w:val="32"/>
-          <w:szCs w:val="32"/>
-        </w:rPr>
-        <w:t>8.3 Move to production with multi-stage builds</w:t>
-      </w:r>
-    </w:p>
-    <w:p>
-      <w:pPr>
-        <w:rPr>
-          <w:sz w:val="32"/>
-          <w:szCs w:val="32"/>
-        </w:rPr>
-      </w:pPr>
-    </w:p>
-    <w:p>
-      <w:pPr>
-        <w:rPr>
-          <w:sz w:val="32"/>
-          <w:szCs w:val="32"/>
-        </w:rPr>
-      </w:pPr>
-      <w:r>
-        <w:rPr>
-          <w:sz w:val="32"/>
-          <w:szCs w:val="32"/>
-        </w:rPr>
-        <w:t>8.4 Buildx, BuildKit, drivers, and Build Cloud</w:t>
-      </w:r>
-    </w:p>
-    <w:p>
-      <w:pPr>
-        <w:rPr>
-          <w:sz w:val="32"/>
-          <w:szCs w:val="32"/>
-        </w:rPr>
-      </w:pPr>
-    </w:p>
-    <w:p>
-      <w:pPr>
-        <w:rPr>
-          <w:sz w:val="32"/>
-          <w:szCs w:val="32"/>
-        </w:rPr>
-      </w:pPr>
-      <w:r>
-        <w:rPr>
-          <w:sz w:val="32"/>
-          <w:szCs w:val="32"/>
-        </w:rPr>
-        <w:t>8.5 Multi-architecture builds</w:t>
-      </w:r>
-    </w:p>
-    <w:p>
-      <w:pPr>
-        <w:rPr>
-          <w:sz w:val="32"/>
-          <w:szCs w:val="32"/>
-        </w:rPr>
-      </w:pPr>
-    </w:p>
-    <w:p>
-      <w:pPr>
-        <w:rPr>
-          <w:sz w:val="32"/>
-          <w:szCs w:val="32"/>
-        </w:rPr>
-      </w:pPr>
-      <w:r>
-        <w:rPr>
-          <w:sz w:val="32"/>
-          <w:szCs w:val="32"/>
-        </w:rPr>
-        <w:t xml:space="preserve">8.6 </w:t>
-      </w:r>
-      <w:r>
-        <w:rPr>
-          <w:sz w:val="32"/>
-          <w:szCs w:val="32"/>
-        </w:rPr>
-        <w:t>A few good practices</w:t>
-      </w:r>
-    </w:p>
-    <w:p>
-      <w:pPr>
-        <w:rPr>
-          <w:sz w:val="32"/>
-          <w:szCs w:val="32"/>
-        </w:rPr>
-      </w:pPr>
-    </w:p>
-    <w:p>
-      <w:pPr>
-        <w:rPr>
-          <w:sz w:val="32"/>
-          <w:szCs w:val="32"/>
-        </w:rPr>
-      </w:pPr>
-      <w:r>
-        <w:rPr>
-          <w:sz w:val="32"/>
-          <w:szCs w:val="32"/>
-        </w:rPr>
-        <w:t>8.7 Containerizing an app – The commands</w:t>
-      </w:r>
-    </w:p>
-    <w:p>
-      <w:pPr>
-        <w:rPr>
-          <w:sz w:val="32"/>
-          <w:szCs w:val="32"/>
-        </w:rPr>
-      </w:pPr>
-    </w:p>
-    <w:p>
-      <w:pPr>
-        <w:rPr>
-          <w:sz w:val="32"/>
-          <w:szCs w:val="32"/>
-        </w:rPr>
-      </w:pPr>
-      <w:r>
-        <w:rPr>
-          <w:sz w:val="32"/>
-          <w:szCs w:val="32"/>
-        </w:rPr>
-        <w:t>9. Multi-container apps with Compose</w:t>
-      </w:r>
-    </w:p>
-    <w:p>
-      <w:pPr>
-        <w:rPr>
-          <w:sz w:val="32"/>
-          <w:szCs w:val="32"/>
-        </w:rPr>
-      </w:pPr>
-    </w:p>
-    <w:p>
-      <w:pPr>
-        <w:rPr>
-          <w:sz w:val="32"/>
-          <w:szCs w:val="32"/>
-        </w:rPr>
-      </w:pPr>
-      <w:r>
-        <w:rPr>
-          <w:sz w:val="32"/>
-          <w:szCs w:val="32"/>
-        </w:rPr>
-        <w:t>9.1 Docker Compose – The TLDR</w:t>
-      </w:r>
-    </w:p>
-    <w:p>
-      <w:pPr>
-        <w:rPr>
-          <w:sz w:val="32"/>
-          <w:szCs w:val="32"/>
-        </w:rPr>
-      </w:pPr>
-    </w:p>
-    <w:p>
-      <w:pPr>
-        <w:rPr>
-          <w:sz w:val="32"/>
-          <w:szCs w:val="32"/>
-        </w:rPr>
-      </w:pPr>
-      <w:r>
-        <w:rPr>
-          <w:sz w:val="32"/>
-          <w:szCs w:val="32"/>
-        </w:rPr>
-        <w:t xml:space="preserve">9.2 Compose background </w:t>
-      </w:r>
-    </w:p>
-    <w:p>
-      <w:pPr>
-        <w:rPr>
-          <w:sz w:val="32"/>
-          <w:szCs w:val="32"/>
-        </w:rPr>
-      </w:pPr>
-    </w:p>
-    <w:p>
-      <w:pPr>
-        <w:rPr>
-          <w:sz w:val="32"/>
-          <w:szCs w:val="32"/>
-        </w:rPr>
-      </w:pPr>
-      <w:r>
-        <w:rPr>
-          <w:sz w:val="32"/>
-          <w:szCs w:val="32"/>
-        </w:rPr>
-        <w:t>9.3 Install Compose</w:t>
-      </w:r>
-    </w:p>
-    <w:p>
-      <w:pPr>
-        <w:rPr>
-          <w:sz w:val="32"/>
-          <w:szCs w:val="32"/>
-        </w:rPr>
-      </w:pPr>
-    </w:p>
-    <w:p>
-      <w:pPr>
-        <w:rPr>
-          <w:sz w:val="32"/>
-          <w:szCs w:val="32"/>
-        </w:rPr>
-      </w:pPr>
-      <w:r>
-        <w:rPr>
-          <w:sz w:val="32"/>
-          <w:szCs w:val="32"/>
-        </w:rPr>
-        <w:t>9.4 The sample app</w:t>
-      </w:r>
-    </w:p>
-    <w:p>
-      <w:pPr>
-        <w:rPr>
-          <w:sz w:val="32"/>
-          <w:szCs w:val="32"/>
-        </w:rPr>
-      </w:pPr>
-    </w:p>
-    <w:p>
-      <w:pPr>
-        <w:rPr>
-          <w:sz w:val="32"/>
-          <w:szCs w:val="32"/>
-        </w:rPr>
-      </w:pPr>
-      <w:r>
-        <w:rPr>
-          <w:sz w:val="32"/>
-          <w:szCs w:val="32"/>
-        </w:rPr>
-        <w:t>9.5 Compose files</w:t>
-      </w:r>
-    </w:p>
-    <w:p>
-      <w:pPr>
-        <w:rPr>
-          <w:sz w:val="32"/>
-          <w:szCs w:val="32"/>
-        </w:rPr>
-      </w:pPr>
-    </w:p>
-    <w:p>
-      <w:pPr>
-        <w:rPr>
-          <w:sz w:val="32"/>
-          <w:szCs w:val="32"/>
-        </w:rPr>
-      </w:pPr>
-      <w:r>
-        <w:rPr>
-          <w:sz w:val="32"/>
-          <w:szCs w:val="32"/>
-        </w:rPr>
-        <w:t>9.6 Deploy apps with Compose</w:t>
-      </w:r>
-    </w:p>
-    <w:p>
-      <w:pPr>
-        <w:rPr>
-          <w:sz w:val="32"/>
-          <w:szCs w:val="32"/>
-        </w:rPr>
-      </w:pPr>
-    </w:p>
-    <w:p>
-      <w:pPr>
-        <w:rPr>
-          <w:sz w:val="32"/>
-          <w:szCs w:val="32"/>
-        </w:rPr>
-      </w:pPr>
-      <w:r>
-        <w:rPr>
-          <w:sz w:val="32"/>
-          <w:szCs w:val="32"/>
-        </w:rPr>
         <w:t>9.7 Manage apps with Compose</w:t>
       </w:r>
     </w:p>
@@ -3232,306 +4153,306 @@
           <w:sz w:val="32"/>
           <w:szCs w:val="32"/>
         </w:rPr>
+        <w:t>10.6 Use Docker Model Runner with Open WebUI</w:t>
+      </w:r>
+    </w:p>
+    <w:p>
+      <w:pPr>
+        <w:rPr>
+          <w:sz w:val="32"/>
+          <w:szCs w:val="32"/>
+        </w:rPr>
+      </w:pPr>
+    </w:p>
+    <w:p>
+      <w:pPr>
+        <w:rPr>
+          <w:sz w:val="32"/>
+          <w:szCs w:val="32"/>
+        </w:rPr>
+      </w:pPr>
+      <w:r>
+        <w:rPr>
+          <w:sz w:val="32"/>
+          <w:szCs w:val="32"/>
+        </w:rPr>
+        <w:t>10.7 Run models in containers</w:t>
+      </w:r>
+    </w:p>
+    <w:p>
+      <w:pPr>
+        <w:rPr>
+          <w:sz w:val="32"/>
+          <w:szCs w:val="32"/>
+        </w:rPr>
+      </w:pPr>
+    </w:p>
+    <w:p>
+      <w:pPr>
+        <w:rPr>
+          <w:sz w:val="32"/>
+          <w:szCs w:val="32"/>
+        </w:rPr>
+      </w:pPr>
+      <w:r>
+        <w:rPr>
+          <w:sz w:val="32"/>
+          <w:szCs w:val="32"/>
+        </w:rPr>
+        <w:t>10.8 Docker Model Runner – The commands</w:t>
+      </w:r>
+    </w:p>
+    <w:p>
+      <w:pPr>
+        <w:rPr>
+          <w:sz w:val="32"/>
+          <w:szCs w:val="32"/>
+        </w:rPr>
+      </w:pPr>
+    </w:p>
+    <w:p>
+      <w:pPr>
+        <w:rPr>
+          <w:sz w:val="32"/>
+          <w:szCs w:val="32"/>
+        </w:rPr>
+      </w:pPr>
+      <w:r>
+        <w:rPr>
+          <w:sz w:val="32"/>
+          <w:szCs w:val="32"/>
+        </w:rPr>
+        <w:t>11. Docker and Wasm</w:t>
+      </w:r>
+    </w:p>
+    <w:p>
+      <w:pPr>
+        <w:rPr>
+          <w:sz w:val="32"/>
+          <w:szCs w:val="32"/>
+        </w:rPr>
+      </w:pPr>
+    </w:p>
+    <w:p>
+      <w:pPr>
+        <w:rPr>
+          <w:sz w:val="32"/>
+          <w:szCs w:val="32"/>
+        </w:rPr>
+      </w:pPr>
+      <w:r>
+        <w:rPr>
+          <w:sz w:val="32"/>
+          <w:szCs w:val="32"/>
+        </w:rPr>
+        <w:t>11.1 Pre-reqs</w:t>
+      </w:r>
+    </w:p>
+    <w:p>
+      <w:pPr>
+        <w:rPr>
+          <w:sz w:val="32"/>
+          <w:szCs w:val="32"/>
+        </w:rPr>
+      </w:pPr>
+    </w:p>
+    <w:p>
+      <w:pPr>
+        <w:rPr>
+          <w:sz w:val="32"/>
+          <w:szCs w:val="32"/>
+        </w:rPr>
+      </w:pPr>
+      <w:r>
+        <w:rPr>
+          <w:sz w:val="32"/>
+          <w:szCs w:val="32"/>
+        </w:rPr>
+        <w:t>11.2 Intro to Wasm and Wasm containers</w:t>
+      </w:r>
+    </w:p>
+    <w:p>
+      <w:pPr>
+        <w:rPr>
+          <w:sz w:val="32"/>
+          <w:szCs w:val="32"/>
+        </w:rPr>
+      </w:pPr>
+    </w:p>
+    <w:p>
+      <w:pPr>
+        <w:rPr>
+          <w:sz w:val="32"/>
+          <w:szCs w:val="32"/>
+        </w:rPr>
+      </w:pPr>
+      <w:r>
+        <w:rPr>
+          <w:sz w:val="32"/>
+          <w:szCs w:val="32"/>
+        </w:rPr>
+        <w:t>11.3 Write a Wasm app</w:t>
+      </w:r>
+    </w:p>
+    <w:p>
+      <w:pPr>
+        <w:rPr>
+          <w:sz w:val="32"/>
+          <w:szCs w:val="32"/>
+        </w:rPr>
+      </w:pPr>
+    </w:p>
+    <w:p>
+      <w:pPr>
+        <w:rPr>
+          <w:sz w:val="32"/>
+          <w:szCs w:val="32"/>
+        </w:rPr>
+      </w:pPr>
+      <w:r>
+        <w:rPr>
+          <w:sz w:val="32"/>
+          <w:szCs w:val="32"/>
+        </w:rPr>
+        <w:t>11.4 Containerize a Wasm app</w:t>
+      </w:r>
+    </w:p>
+    <w:p>
+      <w:pPr>
+        <w:rPr>
+          <w:sz w:val="32"/>
+          <w:szCs w:val="32"/>
+        </w:rPr>
+      </w:pPr>
+    </w:p>
+    <w:p>
+      <w:pPr>
+        <w:rPr>
+          <w:sz w:val="32"/>
+          <w:szCs w:val="32"/>
+        </w:rPr>
+      </w:pPr>
+      <w:r>
+        <w:rPr>
+          <w:sz w:val="32"/>
+          <w:szCs w:val="32"/>
+        </w:rPr>
+        <w:t>11.5 Run a Wasm container</w:t>
+      </w:r>
+    </w:p>
+    <w:p>
+      <w:pPr>
+        <w:rPr>
+          <w:sz w:val="32"/>
+          <w:szCs w:val="32"/>
+        </w:rPr>
+      </w:pPr>
+    </w:p>
+    <w:p>
+      <w:pPr>
+        <w:rPr>
+          <w:sz w:val="32"/>
+          <w:szCs w:val="32"/>
+        </w:rPr>
+      </w:pPr>
+      <w:r>
+        <w:rPr>
+          <w:sz w:val="32"/>
+          <w:szCs w:val="32"/>
+        </w:rPr>
+        <w:t>11.6 Clean up</w:t>
+      </w:r>
+    </w:p>
+    <w:p>
+      <w:pPr>
+        <w:rPr>
+          <w:sz w:val="32"/>
+          <w:szCs w:val="32"/>
+        </w:rPr>
+      </w:pPr>
+    </w:p>
+    <w:p>
+      <w:pPr>
+        <w:rPr>
+          <w:sz w:val="32"/>
+          <w:szCs w:val="32"/>
+        </w:rPr>
+      </w:pPr>
+      <w:r>
+        <w:rPr>
+          <w:sz w:val="32"/>
+          <w:szCs w:val="32"/>
+        </w:rPr>
+        <w:t>12. Docker Swarm</w:t>
+      </w:r>
+    </w:p>
+    <w:p>
+      <w:pPr>
+        <w:rPr>
+          <w:sz w:val="32"/>
+          <w:szCs w:val="32"/>
+        </w:rPr>
+      </w:pPr>
+    </w:p>
+    <w:p>
+      <w:pPr>
+        <w:rPr>
+          <w:sz w:val="32"/>
+          <w:szCs w:val="32"/>
+        </w:rPr>
+      </w:pPr>
+      <w:r>
+        <w:rPr>
+          <w:sz w:val="32"/>
+          <w:szCs w:val="32"/>
+        </w:rPr>
+        <w:t>12.1 Swarm primer</w:t>
+      </w:r>
+    </w:p>
+    <w:p>
+      <w:pPr>
+        <w:rPr>
+          <w:sz w:val="32"/>
+          <w:szCs w:val="32"/>
+        </w:rPr>
+      </w:pPr>
+    </w:p>
+    <w:p>
+      <w:pPr>
+        <w:rPr>
+          <w:sz w:val="32"/>
+          <w:szCs w:val="32"/>
+        </w:rPr>
+      </w:pPr>
+      <w:r>
+        <w:rPr>
+          <w:sz w:val="32"/>
+          <w:szCs w:val="32"/>
+        </w:rPr>
+        <w:t>12.2 Build a swarm</w:t>
+      </w:r>
+    </w:p>
+    <w:p>
+      <w:pPr>
+        <w:rPr>
+          <w:sz w:val="32"/>
+          <w:szCs w:val="32"/>
+        </w:rPr>
+      </w:pPr>
+    </w:p>
+    <w:p>
+      <w:pPr>
+        <w:rPr>
+          <w:sz w:val="32"/>
+          <w:szCs w:val="32"/>
+        </w:rPr>
+      </w:pPr>
+      <w:r>
+        <w:rPr>
+          <w:sz w:val="32"/>
+          <w:szCs w:val="32"/>
+        </w:rPr>
         <w:lastRenderedPageBreak/>
-        <w:t>10.6 Use Docker Model Runner with Open WebUI</w:t>
-      </w:r>
-    </w:p>
-    <w:p>
-      <w:pPr>
-        <w:rPr>
-          <w:sz w:val="32"/>
-          <w:szCs w:val="32"/>
-        </w:rPr>
-      </w:pPr>
-    </w:p>
-    <w:p>
-      <w:pPr>
-        <w:rPr>
-          <w:sz w:val="32"/>
-          <w:szCs w:val="32"/>
-        </w:rPr>
-      </w:pPr>
-      <w:r>
-        <w:rPr>
-          <w:sz w:val="32"/>
-          <w:szCs w:val="32"/>
-        </w:rPr>
-        <w:t>10.7 Run models in containers</w:t>
-      </w:r>
-    </w:p>
-    <w:p>
-      <w:pPr>
-        <w:rPr>
-          <w:sz w:val="32"/>
-          <w:szCs w:val="32"/>
-        </w:rPr>
-      </w:pPr>
-    </w:p>
-    <w:p>
-      <w:pPr>
-        <w:rPr>
-          <w:sz w:val="32"/>
-          <w:szCs w:val="32"/>
-        </w:rPr>
-      </w:pPr>
-      <w:r>
-        <w:rPr>
-          <w:sz w:val="32"/>
-          <w:szCs w:val="32"/>
-        </w:rPr>
-        <w:t>10.8 Docker Model Runner – The commands</w:t>
-      </w:r>
-    </w:p>
-    <w:p>
-      <w:pPr>
-        <w:rPr>
-          <w:sz w:val="32"/>
-          <w:szCs w:val="32"/>
-        </w:rPr>
-      </w:pPr>
-    </w:p>
-    <w:p>
-      <w:pPr>
-        <w:rPr>
-          <w:sz w:val="32"/>
-          <w:szCs w:val="32"/>
-        </w:rPr>
-      </w:pPr>
-      <w:r>
-        <w:rPr>
-          <w:sz w:val="32"/>
-          <w:szCs w:val="32"/>
-        </w:rPr>
-        <w:t>11. Docker and Wasm</w:t>
-      </w:r>
-    </w:p>
-    <w:p>
-      <w:pPr>
-        <w:rPr>
-          <w:sz w:val="32"/>
-          <w:szCs w:val="32"/>
-        </w:rPr>
-      </w:pPr>
-    </w:p>
-    <w:p>
-      <w:pPr>
-        <w:rPr>
-          <w:sz w:val="32"/>
-          <w:szCs w:val="32"/>
-        </w:rPr>
-      </w:pPr>
-      <w:r>
-        <w:rPr>
-          <w:sz w:val="32"/>
-          <w:szCs w:val="32"/>
-        </w:rPr>
-        <w:t>11.1 Pre-reqs</w:t>
-      </w:r>
-    </w:p>
-    <w:p>
-      <w:pPr>
-        <w:rPr>
-          <w:sz w:val="32"/>
-          <w:szCs w:val="32"/>
-        </w:rPr>
-      </w:pPr>
-    </w:p>
-    <w:p>
-      <w:pPr>
-        <w:rPr>
-          <w:sz w:val="32"/>
-          <w:szCs w:val="32"/>
-        </w:rPr>
-      </w:pPr>
-      <w:r>
-        <w:rPr>
-          <w:sz w:val="32"/>
-          <w:szCs w:val="32"/>
-        </w:rPr>
-        <w:t>11.2 Intro to Wasm and Wasm containers</w:t>
-      </w:r>
-    </w:p>
-    <w:p>
-      <w:pPr>
-        <w:rPr>
-          <w:sz w:val="32"/>
-          <w:szCs w:val="32"/>
-        </w:rPr>
-      </w:pPr>
-    </w:p>
-    <w:p>
-      <w:pPr>
-        <w:rPr>
-          <w:sz w:val="32"/>
-          <w:szCs w:val="32"/>
-        </w:rPr>
-      </w:pPr>
-      <w:r>
-        <w:rPr>
-          <w:sz w:val="32"/>
-          <w:szCs w:val="32"/>
-        </w:rPr>
-        <w:t>11.3 Write a Wasm app</w:t>
-      </w:r>
-    </w:p>
-    <w:p>
-      <w:pPr>
-        <w:rPr>
-          <w:sz w:val="32"/>
-          <w:szCs w:val="32"/>
-        </w:rPr>
-      </w:pPr>
-    </w:p>
-    <w:p>
-      <w:pPr>
-        <w:rPr>
-          <w:sz w:val="32"/>
-          <w:szCs w:val="32"/>
-        </w:rPr>
-      </w:pPr>
-      <w:r>
-        <w:rPr>
-          <w:sz w:val="32"/>
-          <w:szCs w:val="32"/>
-        </w:rPr>
-        <w:t>11.4 Containerize a Wasm app</w:t>
-      </w:r>
-    </w:p>
-    <w:p>
-      <w:pPr>
-        <w:rPr>
-          <w:sz w:val="32"/>
-          <w:szCs w:val="32"/>
-        </w:rPr>
-      </w:pPr>
-    </w:p>
-    <w:p>
-      <w:pPr>
-        <w:rPr>
-          <w:sz w:val="32"/>
-          <w:szCs w:val="32"/>
-        </w:rPr>
-      </w:pPr>
-      <w:r>
-        <w:rPr>
-          <w:sz w:val="32"/>
-          <w:szCs w:val="32"/>
-        </w:rPr>
-        <w:t>11.5 Run a Wasm container</w:t>
-      </w:r>
-    </w:p>
-    <w:p>
-      <w:pPr>
-        <w:rPr>
-          <w:sz w:val="32"/>
-          <w:szCs w:val="32"/>
-        </w:rPr>
-      </w:pPr>
-    </w:p>
-    <w:p>
-      <w:pPr>
-        <w:rPr>
-          <w:sz w:val="32"/>
-          <w:szCs w:val="32"/>
-        </w:rPr>
-      </w:pPr>
-      <w:r>
-        <w:rPr>
-          <w:sz w:val="32"/>
-          <w:szCs w:val="32"/>
-        </w:rPr>
-        <w:t>11.6 Clean up</w:t>
-      </w:r>
-    </w:p>
-    <w:p>
-      <w:pPr>
-        <w:rPr>
-          <w:sz w:val="32"/>
-          <w:szCs w:val="32"/>
-        </w:rPr>
-      </w:pPr>
-    </w:p>
-    <w:p>
-      <w:pPr>
-        <w:rPr>
-          <w:sz w:val="32"/>
-          <w:szCs w:val="32"/>
-        </w:rPr>
-      </w:pPr>
-      <w:r>
-        <w:rPr>
-          <w:sz w:val="32"/>
-          <w:szCs w:val="32"/>
-        </w:rPr>
-        <w:t>12. Docker Swarm</w:t>
-      </w:r>
-    </w:p>
-    <w:p>
-      <w:pPr>
-        <w:rPr>
-          <w:sz w:val="32"/>
-          <w:szCs w:val="32"/>
-        </w:rPr>
-      </w:pPr>
-    </w:p>
-    <w:p>
-      <w:pPr>
-        <w:rPr>
-          <w:sz w:val="32"/>
-          <w:szCs w:val="32"/>
-        </w:rPr>
-      </w:pPr>
-      <w:r>
-        <w:rPr>
-          <w:sz w:val="32"/>
-          <w:szCs w:val="32"/>
-        </w:rPr>
-        <w:t>12.1 Swarm primer</w:t>
-      </w:r>
-    </w:p>
-    <w:p>
-      <w:pPr>
-        <w:rPr>
-          <w:sz w:val="32"/>
-          <w:szCs w:val="32"/>
-        </w:rPr>
-      </w:pPr>
-    </w:p>
-    <w:p>
-      <w:pPr>
-        <w:rPr>
-          <w:sz w:val="32"/>
-          <w:szCs w:val="32"/>
-        </w:rPr>
-      </w:pPr>
-      <w:r>
-        <w:rPr>
-          <w:sz w:val="32"/>
-          <w:szCs w:val="32"/>
-        </w:rPr>
-        <w:t>12.2 Build a swarm</w:t>
-      </w:r>
-    </w:p>
-    <w:p>
-      <w:pPr>
-        <w:rPr>
-          <w:sz w:val="32"/>
-          <w:szCs w:val="32"/>
-        </w:rPr>
-      </w:pPr>
-    </w:p>
-    <w:p>
-      <w:pPr>
-        <w:rPr>
-          <w:sz w:val="32"/>
-          <w:szCs w:val="32"/>
-        </w:rPr>
-      </w:pPr>
-      <w:r>
-        <w:rPr>
-          <w:sz w:val="32"/>
-          <w:szCs w:val="32"/>
-        </w:rPr>
         <w:t>12.3 Deploy Swarm app</w:t>
       </w:r>
     </w:p>
@@ -3723,306 +4644,306 @@
           <w:sz w:val="32"/>
           <w:szCs w:val="32"/>
         </w:rPr>
+        <w:t>14. Docker overlay networking</w:t>
+      </w:r>
+    </w:p>
+    <w:p>
+      <w:pPr>
+        <w:rPr>
+          <w:sz w:val="32"/>
+          <w:szCs w:val="32"/>
+        </w:rPr>
+      </w:pPr>
+    </w:p>
+    <w:p>
+      <w:pPr>
+        <w:rPr>
+          <w:sz w:val="32"/>
+          <w:szCs w:val="32"/>
+        </w:rPr>
+      </w:pPr>
+      <w:r>
+        <w:rPr>
+          <w:sz w:val="32"/>
+          <w:szCs w:val="32"/>
+        </w:rPr>
+        <w:t xml:space="preserve">14.1 Docker overlay networking – The TLDR </w:t>
+      </w:r>
+    </w:p>
+    <w:p>
+      <w:pPr>
+        <w:rPr>
+          <w:sz w:val="32"/>
+          <w:szCs w:val="32"/>
+        </w:rPr>
+      </w:pPr>
+    </w:p>
+    <w:p>
+      <w:pPr>
+        <w:rPr>
+          <w:sz w:val="32"/>
+          <w:szCs w:val="32"/>
+        </w:rPr>
+      </w:pPr>
+      <w:r>
+        <w:rPr>
+          <w:sz w:val="32"/>
+          <w:szCs w:val="32"/>
+        </w:rPr>
+        <w:t>14.2 Docker overlay networking history</w:t>
+      </w:r>
+    </w:p>
+    <w:p>
+      <w:pPr>
+        <w:rPr>
+          <w:sz w:val="32"/>
+          <w:szCs w:val="32"/>
+        </w:rPr>
+      </w:pPr>
+    </w:p>
+    <w:p>
+      <w:pPr>
+        <w:rPr>
+          <w:sz w:val="32"/>
+          <w:szCs w:val="32"/>
+        </w:rPr>
+      </w:pPr>
+      <w:r>
+        <w:rPr>
+          <w:sz w:val="32"/>
+          <w:szCs w:val="32"/>
+        </w:rPr>
+        <w:t xml:space="preserve">14.3 Build and test Docker overlay networks </w:t>
+      </w:r>
+    </w:p>
+    <w:p>
+      <w:pPr>
+        <w:rPr>
+          <w:sz w:val="32"/>
+          <w:szCs w:val="32"/>
+        </w:rPr>
+      </w:pPr>
+    </w:p>
+    <w:p>
+      <w:pPr>
+        <w:rPr>
+          <w:sz w:val="32"/>
+          <w:szCs w:val="32"/>
+        </w:rPr>
+      </w:pPr>
+      <w:r>
+        <w:rPr>
+          <w:sz w:val="32"/>
+          <w:szCs w:val="32"/>
+        </w:rPr>
+        <w:t>14.4 Overlay networking explained</w:t>
+      </w:r>
+    </w:p>
+    <w:p>
+      <w:pPr>
+        <w:rPr>
+          <w:sz w:val="32"/>
+          <w:szCs w:val="32"/>
+        </w:rPr>
+      </w:pPr>
+    </w:p>
+    <w:p>
+      <w:pPr>
+        <w:rPr>
+          <w:sz w:val="32"/>
+          <w:szCs w:val="32"/>
+        </w:rPr>
+      </w:pPr>
+      <w:r>
+        <w:rPr>
+          <w:sz w:val="32"/>
+          <w:szCs w:val="32"/>
+        </w:rPr>
+        <w:t>14.5 Docker overlay networking – The commands</w:t>
+      </w:r>
+    </w:p>
+    <w:p>
+      <w:pPr>
+        <w:rPr>
+          <w:sz w:val="32"/>
+          <w:szCs w:val="32"/>
+        </w:rPr>
+      </w:pPr>
+    </w:p>
+    <w:p>
+      <w:pPr>
+        <w:rPr>
+          <w:sz w:val="32"/>
+          <w:szCs w:val="32"/>
+        </w:rPr>
+      </w:pPr>
+      <w:r>
+        <w:rPr>
+          <w:sz w:val="32"/>
+          <w:szCs w:val="32"/>
+        </w:rPr>
+        <w:t>15. Volumes and persistent data</w:t>
+      </w:r>
+    </w:p>
+    <w:p>
+      <w:pPr>
+        <w:rPr>
+          <w:sz w:val="32"/>
+          <w:szCs w:val="32"/>
+        </w:rPr>
+      </w:pPr>
+    </w:p>
+    <w:p>
+      <w:pPr>
+        <w:rPr>
+          <w:sz w:val="32"/>
+          <w:szCs w:val="32"/>
+        </w:rPr>
+      </w:pPr>
+      <w:r>
+        <w:rPr>
+          <w:sz w:val="32"/>
+          <w:szCs w:val="32"/>
+        </w:rPr>
+        <w:t>15.1 Volumes and persistent data – The TLDR</w:t>
+      </w:r>
+    </w:p>
+    <w:p>
+      <w:pPr>
+        <w:rPr>
+          <w:sz w:val="32"/>
+          <w:szCs w:val="32"/>
+        </w:rPr>
+      </w:pPr>
+    </w:p>
+    <w:p>
+      <w:pPr>
+        <w:rPr>
+          <w:sz w:val="32"/>
+          <w:szCs w:val="32"/>
+        </w:rPr>
+      </w:pPr>
+      <w:r>
+        <w:rPr>
+          <w:sz w:val="32"/>
+          <w:szCs w:val="32"/>
+        </w:rPr>
+        <w:t>15.2 Containers without volumes</w:t>
+      </w:r>
+    </w:p>
+    <w:p>
+      <w:pPr>
+        <w:rPr>
+          <w:sz w:val="32"/>
+          <w:szCs w:val="32"/>
+        </w:rPr>
+      </w:pPr>
+    </w:p>
+    <w:p>
+      <w:pPr>
+        <w:rPr>
+          <w:sz w:val="32"/>
+          <w:szCs w:val="32"/>
+        </w:rPr>
+      </w:pPr>
+      <w:r>
+        <w:rPr>
+          <w:sz w:val="32"/>
+          <w:szCs w:val="32"/>
+        </w:rPr>
+        <w:t>15.3 Containers with volumes</w:t>
+      </w:r>
+    </w:p>
+    <w:p>
+      <w:pPr>
+        <w:rPr>
+          <w:sz w:val="32"/>
+          <w:szCs w:val="32"/>
+        </w:rPr>
+      </w:pPr>
+    </w:p>
+    <w:p>
+      <w:pPr>
+        <w:rPr>
+          <w:sz w:val="32"/>
+          <w:szCs w:val="32"/>
+        </w:rPr>
+      </w:pPr>
+      <w:r>
+        <w:rPr>
+          <w:sz w:val="32"/>
+          <w:szCs w:val="32"/>
+        </w:rPr>
+        <w:t>15.4 Volumes and persistent data – The commands</w:t>
+      </w:r>
+    </w:p>
+    <w:p>
+      <w:pPr>
+        <w:rPr>
+          <w:sz w:val="32"/>
+          <w:szCs w:val="32"/>
+        </w:rPr>
+      </w:pPr>
+    </w:p>
+    <w:p>
+      <w:pPr>
+        <w:rPr>
+          <w:sz w:val="32"/>
+          <w:szCs w:val="32"/>
+        </w:rPr>
+      </w:pPr>
+      <w:r>
+        <w:rPr>
+          <w:sz w:val="32"/>
+          <w:szCs w:val="32"/>
+        </w:rPr>
+        <w:t>16. Docker security</w:t>
+      </w:r>
+    </w:p>
+    <w:p>
+      <w:pPr>
+        <w:rPr>
+          <w:sz w:val="32"/>
+          <w:szCs w:val="32"/>
+        </w:rPr>
+      </w:pPr>
+    </w:p>
+    <w:p>
+      <w:pPr>
+        <w:rPr>
+          <w:sz w:val="32"/>
+          <w:szCs w:val="32"/>
+        </w:rPr>
+      </w:pPr>
+      <w:r>
+        <w:rPr>
+          <w:sz w:val="32"/>
+          <w:szCs w:val="32"/>
+        </w:rPr>
+        <w:t>16.1 Docker security – The TLDR</w:t>
+      </w:r>
+    </w:p>
+    <w:p>
+      <w:pPr>
+        <w:rPr>
+          <w:sz w:val="32"/>
+          <w:szCs w:val="32"/>
+        </w:rPr>
+      </w:pPr>
+    </w:p>
+    <w:p>
+      <w:pPr>
+        <w:rPr>
+          <w:sz w:val="32"/>
+          <w:szCs w:val="32"/>
+        </w:rPr>
+      </w:pPr>
+      <w:r>
+        <w:rPr>
+          <w:sz w:val="32"/>
+          <w:szCs w:val="32"/>
+        </w:rPr>
         <w:lastRenderedPageBreak/>
-        <w:t>14. Docker overlay networking</w:t>
-      </w:r>
-    </w:p>
-    <w:p>
-      <w:pPr>
-        <w:rPr>
-          <w:sz w:val="32"/>
-          <w:szCs w:val="32"/>
-        </w:rPr>
-      </w:pPr>
-    </w:p>
-    <w:p>
-      <w:pPr>
-        <w:rPr>
-          <w:sz w:val="32"/>
-          <w:szCs w:val="32"/>
-        </w:rPr>
-      </w:pPr>
-      <w:r>
-        <w:rPr>
-          <w:sz w:val="32"/>
-          <w:szCs w:val="32"/>
-        </w:rPr>
-        <w:t xml:space="preserve">14.1 Docker overlay networking – The TLDR </w:t>
-      </w:r>
-    </w:p>
-    <w:p>
-      <w:pPr>
-        <w:rPr>
-          <w:sz w:val="32"/>
-          <w:szCs w:val="32"/>
-        </w:rPr>
-      </w:pPr>
-    </w:p>
-    <w:p>
-      <w:pPr>
-        <w:rPr>
-          <w:sz w:val="32"/>
-          <w:szCs w:val="32"/>
-        </w:rPr>
-      </w:pPr>
-      <w:r>
-        <w:rPr>
-          <w:sz w:val="32"/>
-          <w:szCs w:val="32"/>
-        </w:rPr>
-        <w:t>14.2 Docker overlay networking history</w:t>
-      </w:r>
-    </w:p>
-    <w:p>
-      <w:pPr>
-        <w:rPr>
-          <w:sz w:val="32"/>
-          <w:szCs w:val="32"/>
-        </w:rPr>
-      </w:pPr>
-    </w:p>
-    <w:p>
-      <w:pPr>
-        <w:rPr>
-          <w:sz w:val="32"/>
-          <w:szCs w:val="32"/>
-        </w:rPr>
-      </w:pPr>
-      <w:r>
-        <w:rPr>
-          <w:sz w:val="32"/>
-          <w:szCs w:val="32"/>
-        </w:rPr>
-        <w:t xml:space="preserve">14.3 Build and test Docker overlay networks </w:t>
-      </w:r>
-    </w:p>
-    <w:p>
-      <w:pPr>
-        <w:rPr>
-          <w:sz w:val="32"/>
-          <w:szCs w:val="32"/>
-        </w:rPr>
-      </w:pPr>
-    </w:p>
-    <w:p>
-      <w:pPr>
-        <w:rPr>
-          <w:sz w:val="32"/>
-          <w:szCs w:val="32"/>
-        </w:rPr>
-      </w:pPr>
-      <w:r>
-        <w:rPr>
-          <w:sz w:val="32"/>
-          <w:szCs w:val="32"/>
-        </w:rPr>
-        <w:t>14.4 Overlay networking explained</w:t>
-      </w:r>
-    </w:p>
-    <w:p>
-      <w:pPr>
-        <w:rPr>
-          <w:sz w:val="32"/>
-          <w:szCs w:val="32"/>
-        </w:rPr>
-      </w:pPr>
-    </w:p>
-    <w:p>
-      <w:pPr>
-        <w:rPr>
-          <w:sz w:val="32"/>
-          <w:szCs w:val="32"/>
-        </w:rPr>
-      </w:pPr>
-      <w:r>
-        <w:rPr>
-          <w:sz w:val="32"/>
-          <w:szCs w:val="32"/>
-        </w:rPr>
-        <w:t>14.5 Docker overlay networking – The commands</w:t>
-      </w:r>
-    </w:p>
-    <w:p>
-      <w:pPr>
-        <w:rPr>
-          <w:sz w:val="32"/>
-          <w:szCs w:val="32"/>
-        </w:rPr>
-      </w:pPr>
-    </w:p>
-    <w:p>
-      <w:pPr>
-        <w:rPr>
-          <w:sz w:val="32"/>
-          <w:szCs w:val="32"/>
-        </w:rPr>
-      </w:pPr>
-      <w:r>
-        <w:rPr>
-          <w:sz w:val="32"/>
-          <w:szCs w:val="32"/>
-        </w:rPr>
-        <w:t>15. Volumes and persistent data</w:t>
-      </w:r>
-    </w:p>
-    <w:p>
-      <w:pPr>
-        <w:rPr>
-          <w:sz w:val="32"/>
-          <w:szCs w:val="32"/>
-        </w:rPr>
-      </w:pPr>
-    </w:p>
-    <w:p>
-      <w:pPr>
-        <w:rPr>
-          <w:sz w:val="32"/>
-          <w:szCs w:val="32"/>
-        </w:rPr>
-      </w:pPr>
-      <w:r>
-        <w:rPr>
-          <w:sz w:val="32"/>
-          <w:szCs w:val="32"/>
-        </w:rPr>
-        <w:t>15.1 Volumes and persistent data – The TLDR</w:t>
-      </w:r>
-    </w:p>
-    <w:p>
-      <w:pPr>
-        <w:rPr>
-          <w:sz w:val="32"/>
-          <w:szCs w:val="32"/>
-        </w:rPr>
-      </w:pPr>
-    </w:p>
-    <w:p>
-      <w:pPr>
-        <w:rPr>
-          <w:sz w:val="32"/>
-          <w:szCs w:val="32"/>
-        </w:rPr>
-      </w:pPr>
-      <w:r>
-        <w:rPr>
-          <w:sz w:val="32"/>
-          <w:szCs w:val="32"/>
-        </w:rPr>
-        <w:t>15.2 Containers without volumes</w:t>
-      </w:r>
-    </w:p>
-    <w:p>
-      <w:pPr>
-        <w:rPr>
-          <w:sz w:val="32"/>
-          <w:szCs w:val="32"/>
-        </w:rPr>
-      </w:pPr>
-    </w:p>
-    <w:p>
-      <w:pPr>
-        <w:rPr>
-          <w:sz w:val="32"/>
-          <w:szCs w:val="32"/>
-        </w:rPr>
-      </w:pPr>
-      <w:r>
-        <w:rPr>
-          <w:sz w:val="32"/>
-          <w:szCs w:val="32"/>
-        </w:rPr>
-        <w:t>15.3 Containers with volumes</w:t>
-      </w:r>
-    </w:p>
-    <w:p>
-      <w:pPr>
-        <w:rPr>
-          <w:sz w:val="32"/>
-          <w:szCs w:val="32"/>
-        </w:rPr>
-      </w:pPr>
-    </w:p>
-    <w:p>
-      <w:pPr>
-        <w:rPr>
-          <w:sz w:val="32"/>
-          <w:szCs w:val="32"/>
-        </w:rPr>
-      </w:pPr>
-      <w:r>
-        <w:rPr>
-          <w:sz w:val="32"/>
-          <w:szCs w:val="32"/>
-        </w:rPr>
-        <w:t>15.4 Volumes and persistent data – The commands</w:t>
-      </w:r>
-    </w:p>
-    <w:p>
-      <w:pPr>
-        <w:rPr>
-          <w:sz w:val="32"/>
-          <w:szCs w:val="32"/>
-        </w:rPr>
-      </w:pPr>
-    </w:p>
-    <w:p>
-      <w:pPr>
-        <w:rPr>
-          <w:sz w:val="32"/>
-          <w:szCs w:val="32"/>
-        </w:rPr>
-      </w:pPr>
-      <w:r>
-        <w:rPr>
-          <w:sz w:val="32"/>
-          <w:szCs w:val="32"/>
-        </w:rPr>
-        <w:t>16. Docker security</w:t>
-      </w:r>
-    </w:p>
-    <w:p>
-      <w:pPr>
-        <w:rPr>
-          <w:sz w:val="32"/>
-          <w:szCs w:val="32"/>
-        </w:rPr>
-      </w:pPr>
-    </w:p>
-    <w:p>
-      <w:pPr>
-        <w:rPr>
-          <w:sz w:val="32"/>
-          <w:szCs w:val="32"/>
-        </w:rPr>
-      </w:pPr>
-      <w:r>
-        <w:rPr>
-          <w:sz w:val="32"/>
-          <w:szCs w:val="32"/>
-        </w:rPr>
-        <w:t>16.1 Docker security – The TLDR</w:t>
-      </w:r>
-    </w:p>
-    <w:p>
-      <w:pPr>
-        <w:rPr>
-          <w:sz w:val="32"/>
-          <w:szCs w:val="32"/>
-        </w:rPr>
-      </w:pPr>
-    </w:p>
-    <w:p>
-      <w:pPr>
-        <w:rPr>
-          <w:sz w:val="32"/>
-          <w:szCs w:val="32"/>
-        </w:rPr>
-      </w:pPr>
-      <w:r>
-        <w:rPr>
-          <w:sz w:val="32"/>
-          <w:szCs w:val="32"/>
-        </w:rPr>
         <w:t>16.2 Kernel Namespaces</w:t>
       </w:r>
     </w:p>
@@ -4207,7 +5128,6 @@
           <w:sz w:val="32"/>
           <w:szCs w:val="32"/>
         </w:rPr>
-        <w:lastRenderedPageBreak/>
         <w:t>16.10 Signing and verifying images with Docker Content Trust</w:t>
       </w:r>
     </w:p>

--- a/Docker/1.docx
+++ b/Docker/1.docx
@@ -62,22 +62,70 @@
           <w:sz w:val="32"/>
           <w:szCs w:val="32"/>
         </w:rPr>
-        <w:t>-In the past, we could only run one app per server. The open-systems world of Windows and Linux didn’t have technologies to safely and securely run multiple apps on same server. So when the business needed a new app, IT department would buy a new server. Nobody knew the performance requirements of new app, so IT department makes guesses to choose model and size of server.</w:t>
-      </w:r>
-    </w:p>
-    <w:p>
-      <w:pPr>
-        <w:rPr>
-          <w:sz w:val="32"/>
-          <w:szCs w:val="32"/>
-        </w:rPr>
-      </w:pPr>
-      <w:r>
-        <w:rPr>
-          <w:sz w:val="32"/>
-          <w:szCs w:val="32"/>
-        </w:rPr>
-        <w:t>-Underpowered servers unable to execute transactions and losing customers and revenue. Over-power servers operate 5-10% of capacity.</w:t>
+        <w:t xml:space="preserve">-In the past, we could only run one app per server. The open-systems world of Windows and Linux didn’t have technologies to safely and securely run multiple apps on same server. </w:t>
+      </w:r>
+      <w:proofErr w:type="gramStart"/>
+      <w:r>
+        <w:rPr>
+          <w:sz w:val="32"/>
+          <w:szCs w:val="32"/>
+        </w:rPr>
+        <w:t>So</w:t>
+      </w:r>
+      <w:proofErr w:type="gramEnd"/>
+      <w:r>
+        <w:rPr>
+          <w:sz w:val="32"/>
+          <w:szCs w:val="32"/>
+        </w:rPr>
+        <w:t xml:space="preserve"> </w:t>
+      </w:r>
+      <w:proofErr w:type="gramStart"/>
+      <w:r>
+        <w:rPr>
+          <w:sz w:val="32"/>
+          <w:szCs w:val="32"/>
+        </w:rPr>
+        <w:t>when</w:t>
+      </w:r>
+      <w:proofErr w:type="gramEnd"/>
+      <w:r>
+        <w:rPr>
+          <w:sz w:val="32"/>
+          <w:szCs w:val="32"/>
+        </w:rPr>
+        <w:t xml:space="preserve"> the business needed a new app, IT department would buy a new server. Nobody knew the performance requirements of new app, so IT department makes guesses to choose model and size of server.</w:t>
+      </w:r>
+    </w:p>
+    <w:p>
+      <w:pPr>
+        <w:rPr>
+          <w:sz w:val="32"/>
+          <w:szCs w:val="32"/>
+        </w:rPr>
+      </w:pPr>
+      <w:r>
+        <w:rPr>
+          <w:sz w:val="32"/>
+          <w:szCs w:val="32"/>
+        </w:rPr>
+        <w:t xml:space="preserve">-Underpowered servers unable to execute transactions and </w:t>
+      </w:r>
+      <w:proofErr w:type="gramStart"/>
+      <w:r>
+        <w:rPr>
+          <w:sz w:val="32"/>
+          <w:szCs w:val="32"/>
+        </w:rPr>
+        <w:t>losing</w:t>
+      </w:r>
+      <w:proofErr w:type="gramEnd"/>
+      <w:r>
+        <w:rPr>
+          <w:sz w:val="32"/>
+          <w:szCs w:val="32"/>
+        </w:rPr>
+        <w:t xml:space="preserve"> customers and revenue. Over-power servers operate 5-10% of capacity.</w:t>
       </w:r>
     </w:p>
     <w:p>
@@ -123,22 +171,59 @@
         <w:pStyle w:val="Heading2"/>
       </w:pPr>
       <w:r>
-        <w:t>1.3 VMwarts</w:t>
-      </w:r>
-    </w:p>
-    <w:p>
-      <w:pPr>
-        <w:rPr>
-          <w:sz w:val="32"/>
-          <w:szCs w:val="32"/>
-        </w:rPr>
-      </w:pPr>
-      <w:r>
-        <w:rPr>
-          <w:sz w:val="32"/>
-          <w:szCs w:val="32"/>
-        </w:rPr>
-        <w:t>-VM requires its own dedicated OS. Every OS consumes CPU, RAM and other resource. Every OS needs patching and monitoring, and a license in some cases. Wast time and resources.</w:t>
+        <w:t xml:space="preserve">1.3 </w:t>
+      </w:r>
+      <w:proofErr w:type="spellStart"/>
+      <w:r>
+        <w:t>VMwarts</w:t>
+      </w:r>
+      <w:proofErr w:type="spellEnd"/>
+    </w:p>
+    <w:p>
+      <w:pPr>
+        <w:rPr>
+          <w:sz w:val="32"/>
+          <w:szCs w:val="32"/>
+        </w:rPr>
+      </w:pPr>
+      <w:r>
+        <w:rPr>
+          <w:sz w:val="32"/>
+          <w:szCs w:val="32"/>
+        </w:rPr>
+        <w:t xml:space="preserve">-VM requires its own dedicated OS. Every OS consumes CPU, RAM and other </w:t>
+      </w:r>
+      <w:proofErr w:type="gramStart"/>
+      <w:r>
+        <w:rPr>
+          <w:sz w:val="32"/>
+          <w:szCs w:val="32"/>
+        </w:rPr>
+        <w:t>resource</w:t>
+      </w:r>
+      <w:proofErr w:type="gramEnd"/>
+      <w:r>
+        <w:rPr>
+          <w:sz w:val="32"/>
+          <w:szCs w:val="32"/>
+        </w:rPr>
+        <w:t xml:space="preserve">. Every OS </w:t>
+      </w:r>
+      <w:proofErr w:type="gramStart"/>
+      <w:r>
+        <w:rPr>
+          <w:sz w:val="32"/>
+          <w:szCs w:val="32"/>
+        </w:rPr>
+        <w:t>needs</w:t>
+      </w:r>
+      <w:proofErr w:type="gramEnd"/>
+      <w:r>
+        <w:rPr>
+          <w:sz w:val="32"/>
+          <w:szCs w:val="32"/>
+        </w:rPr>
+        <w:t xml:space="preserve"> patching and monitoring, and a license in some cases. Wast time and resources.</w:t>
       </w:r>
     </w:p>
     <w:p>
@@ -176,7 +261,23 @@
           <w:sz w:val="32"/>
           <w:szCs w:val="32"/>
         </w:rPr>
-        <w:t>-All containers shares the host’s OS: save on the time, resources, fast to start and ultra-portable.</w:t>
+        <w:t xml:space="preserve">-All containers </w:t>
+      </w:r>
+      <w:proofErr w:type="gramStart"/>
+      <w:r>
+        <w:rPr>
+          <w:sz w:val="32"/>
+          <w:szCs w:val="32"/>
+        </w:rPr>
+        <w:t>shares</w:t>
+      </w:r>
+      <w:proofErr w:type="gramEnd"/>
+      <w:r>
+        <w:rPr>
+          <w:sz w:val="32"/>
+          <w:szCs w:val="32"/>
+        </w:rPr>
+        <w:t xml:space="preserve"> the host’s OS: save on the time, resources, fast to start and ultra-portable.</w:t>
       </w:r>
     </w:p>
     <w:p>
@@ -276,22 +377,54 @@
           <w:sz w:val="32"/>
           <w:szCs w:val="32"/>
         </w:rPr>
-        <w:t>-Windows containers run Windows apps that require a host system with a Windows kernel. Windows 10/11/Server have native support Windows containers.</w:t>
-      </w:r>
-    </w:p>
-    <w:p>
-      <w:pPr>
-        <w:rPr>
-          <w:sz w:val="32"/>
-          <w:szCs w:val="32"/>
-        </w:rPr>
-      </w:pPr>
-      <w:r>
-        <w:rPr>
-          <w:sz w:val="32"/>
-          <w:szCs w:val="32"/>
-        </w:rPr>
-        <w:t>-The vast majority of containers are Linux containers. Linux containers are smaller, faster, and majority of tooling exists for Linux.</w:t>
+        <w:t xml:space="preserve">-Windows containers run Windows apps that require a host system with a Windows kernel. Windows 10/11/Server </w:t>
+      </w:r>
+      <w:proofErr w:type="gramStart"/>
+      <w:r>
+        <w:rPr>
+          <w:sz w:val="32"/>
+          <w:szCs w:val="32"/>
+        </w:rPr>
+        <w:t>have</w:t>
+      </w:r>
+      <w:proofErr w:type="gramEnd"/>
+      <w:r>
+        <w:rPr>
+          <w:sz w:val="32"/>
+          <w:szCs w:val="32"/>
+        </w:rPr>
+        <w:t xml:space="preserve"> native support Windows containers.</w:t>
+      </w:r>
+    </w:p>
+    <w:p>
+      <w:pPr>
+        <w:rPr>
+          <w:sz w:val="32"/>
+          <w:szCs w:val="32"/>
+        </w:rPr>
+      </w:pPr>
+      <w:r>
+        <w:rPr>
+          <w:sz w:val="32"/>
+          <w:szCs w:val="32"/>
+        </w:rPr>
+        <w:t>-</w:t>
+      </w:r>
+      <w:proofErr w:type="gramStart"/>
+      <w:r>
+        <w:rPr>
+          <w:sz w:val="32"/>
+          <w:szCs w:val="32"/>
+        </w:rPr>
+        <w:t>The vast majority of</w:t>
+      </w:r>
+      <w:proofErr w:type="gramEnd"/>
+      <w:r>
+        <w:rPr>
+          <w:sz w:val="32"/>
+          <w:szCs w:val="32"/>
+        </w:rPr>
+        <w:t xml:space="preserve"> containers are Linux containers. Linux containers are smaller, faster, and majority of tooling exists for Linux.</w:t>
       </w:r>
     </w:p>
     <w:p>
@@ -336,7 +469,23 @@
           <w:sz w:val="32"/>
           <w:szCs w:val="32"/>
         </w:rPr>
-        <w:t>+You can run Linux containers on Windows systems that has WSL 2 backend.</w:t>
+        <w:t xml:space="preserve">+You can run Linux containers on Windows systems that </w:t>
+      </w:r>
+      <w:proofErr w:type="gramStart"/>
+      <w:r>
+        <w:rPr>
+          <w:sz w:val="32"/>
+          <w:szCs w:val="32"/>
+        </w:rPr>
+        <w:t>has</w:t>
+      </w:r>
+      <w:proofErr w:type="gramEnd"/>
+      <w:r>
+        <w:rPr>
+          <w:sz w:val="32"/>
+          <w:szCs w:val="32"/>
+        </w:rPr>
+        <w:t xml:space="preserve"> WSL 2 backend.</w:t>
       </w:r>
     </w:p>
     <w:p>
@@ -388,7 +537,23 @@
           <w:sz w:val="32"/>
           <w:szCs w:val="32"/>
         </w:rPr>
-        <w:t xml:space="preserve">There is no such thing as Mac containers. But Mac are great platforms for working with containers. The most popular ways of working with containers on Mac is Docker Desktop. It works by running Docker inside a lightweight Linux VM on Mac. </w:t>
+        <w:t xml:space="preserve">There is no such thing as Mac containers. But Mac are great platforms for working with containers. The most popular </w:t>
+      </w:r>
+      <w:proofErr w:type="gramStart"/>
+      <w:r>
+        <w:rPr>
+          <w:sz w:val="32"/>
+          <w:szCs w:val="32"/>
+        </w:rPr>
+        <w:t>ways</w:t>
+      </w:r>
+      <w:proofErr w:type="gramEnd"/>
+      <w:r>
+        <w:rPr>
+          <w:sz w:val="32"/>
+          <w:szCs w:val="32"/>
+        </w:rPr>
+        <w:t xml:space="preserve"> of working with containers on Mac is Docker Desktop. It works by running Docker inside a lightweight Linux VM on Mac. </w:t>
       </w:r>
     </w:p>
     <w:p>
@@ -397,44 +562,138 @@
       </w:pPr>
       <w:r>
         <w:lastRenderedPageBreak/>
-        <w:t>1.8 What about Wasm</w:t>
-      </w:r>
-    </w:p>
-    <w:p>
-      <w:pPr>
-        <w:rPr>
-          <w:sz w:val="32"/>
-          <w:szCs w:val="32"/>
-        </w:rPr>
-      </w:pPr>
-      <w:r>
-        <w:rPr>
-          <w:sz w:val="32"/>
-          <w:szCs w:val="32"/>
-        </w:rPr>
-        <w:t>-Wasm (WebAssembly): modern binary instruction set that builds applications that are smaller, faster, more secure and more portable than containers. You write your app in favorite language and compile it as a Wasm binary that will run anywhere you have a Wasm runtime.</w:t>
-      </w:r>
-    </w:p>
-    <w:p>
-      <w:pPr>
-        <w:rPr>
-          <w:sz w:val="32"/>
-          <w:szCs w:val="32"/>
-        </w:rPr>
-      </w:pPr>
-      <w:r>
-        <w:rPr>
-          <w:sz w:val="32"/>
-          <w:szCs w:val="32"/>
-        </w:rPr>
-        <w:t xml:space="preserve">-Wasm apps have many limitations, </w:t>
-      </w:r>
-      <w:r>
-        <w:rPr>
-          <w:sz w:val="32"/>
-          <w:szCs w:val="32"/>
-        </w:rPr>
-        <w:t>container remains the dominant model for cloud-native apps.</w:t>
+        <w:t xml:space="preserve">1.8 What about </w:t>
+      </w:r>
+      <w:proofErr w:type="spellStart"/>
+      <w:r>
+        <w:t>Wasm</w:t>
+      </w:r>
+      <w:proofErr w:type="spellEnd"/>
+    </w:p>
+    <w:p>
+      <w:pPr>
+        <w:rPr>
+          <w:sz w:val="32"/>
+          <w:szCs w:val="32"/>
+        </w:rPr>
+      </w:pPr>
+      <w:r>
+        <w:rPr>
+          <w:sz w:val="32"/>
+          <w:szCs w:val="32"/>
+        </w:rPr>
+        <w:t>-</w:t>
+      </w:r>
+      <w:proofErr w:type="spellStart"/>
+      <w:r>
+        <w:rPr>
+          <w:sz w:val="32"/>
+          <w:szCs w:val="32"/>
+        </w:rPr>
+        <w:t>Wasm</w:t>
+      </w:r>
+      <w:proofErr w:type="spellEnd"/>
+      <w:r>
+        <w:rPr>
+          <w:sz w:val="32"/>
+          <w:szCs w:val="32"/>
+        </w:rPr>
+        <w:t xml:space="preserve"> (</w:t>
+      </w:r>
+      <w:proofErr w:type="spellStart"/>
+      <w:r>
+        <w:rPr>
+          <w:sz w:val="32"/>
+          <w:szCs w:val="32"/>
+        </w:rPr>
+        <w:t>WebAssembly</w:t>
+      </w:r>
+      <w:proofErr w:type="spellEnd"/>
+      <w:r>
+        <w:rPr>
+          <w:sz w:val="32"/>
+          <w:szCs w:val="32"/>
+        </w:rPr>
+        <w:t xml:space="preserve">): modern binary instruction set that builds applications that are smaller, faster, more secure and more portable than containers. You write your app in favorite language and compile it as a </w:t>
+      </w:r>
+      <w:proofErr w:type="spellStart"/>
+      <w:r>
+        <w:rPr>
+          <w:sz w:val="32"/>
+          <w:szCs w:val="32"/>
+        </w:rPr>
+        <w:t>Wasm</w:t>
+      </w:r>
+      <w:proofErr w:type="spellEnd"/>
+      <w:r>
+        <w:rPr>
+          <w:sz w:val="32"/>
+          <w:szCs w:val="32"/>
+        </w:rPr>
+        <w:t xml:space="preserve"> binary that will run anywhere you have a </w:t>
+      </w:r>
+      <w:proofErr w:type="spellStart"/>
+      <w:r>
+        <w:rPr>
+          <w:sz w:val="32"/>
+          <w:szCs w:val="32"/>
+        </w:rPr>
+        <w:t>Wasm</w:t>
+      </w:r>
+      <w:proofErr w:type="spellEnd"/>
+      <w:r>
+        <w:rPr>
+          <w:sz w:val="32"/>
+          <w:szCs w:val="32"/>
+        </w:rPr>
+        <w:t xml:space="preserve"> runtime.</w:t>
+      </w:r>
+    </w:p>
+    <w:p>
+      <w:pPr>
+        <w:rPr>
+          <w:sz w:val="32"/>
+          <w:szCs w:val="32"/>
+        </w:rPr>
+      </w:pPr>
+      <w:r>
+        <w:rPr>
+          <w:sz w:val="32"/>
+          <w:szCs w:val="32"/>
+        </w:rPr>
+        <w:t>-</w:t>
+      </w:r>
+      <w:proofErr w:type="spellStart"/>
+      <w:r>
+        <w:rPr>
+          <w:sz w:val="32"/>
+          <w:szCs w:val="32"/>
+        </w:rPr>
+        <w:t>Wasm</w:t>
+      </w:r>
+      <w:proofErr w:type="spellEnd"/>
+      <w:r>
+        <w:rPr>
+          <w:sz w:val="32"/>
+          <w:szCs w:val="32"/>
+        </w:rPr>
+        <w:t xml:space="preserve"> apps have many limitations, </w:t>
+      </w:r>
+      <w:proofErr w:type="gramStart"/>
+      <w:r>
+        <w:rPr>
+          <w:sz w:val="32"/>
+          <w:szCs w:val="32"/>
+        </w:rPr>
+        <w:t>container remains</w:t>
+      </w:r>
+      <w:proofErr w:type="gramEnd"/>
+      <w:r>
+        <w:rPr>
+          <w:sz w:val="32"/>
+          <w:szCs w:val="32"/>
+        </w:rPr>
+        <w:t xml:space="preserve"> the dominant model for cloud-native apps.</w:t>
       </w:r>
     </w:p>
     <w:p>
@@ -456,22 +715,54 @@
           <w:sz w:val="32"/>
           <w:szCs w:val="32"/>
         </w:rPr>
-        <w:t>is much richer and more mature than Wasm ecosystem.</w:t>
-      </w:r>
-    </w:p>
-    <w:p>
-      <w:pPr>
-        <w:rPr>
-          <w:sz w:val="32"/>
-          <w:szCs w:val="32"/>
-        </w:rPr>
-      </w:pPr>
-      <w:r>
-        <w:rPr>
-          <w:sz w:val="32"/>
-          <w:szCs w:val="32"/>
-        </w:rPr>
-        <w:t>-Docker and container ecosystem are adapting to work with Wasm apps.</w:t>
+        <w:t xml:space="preserve">is much richer and more mature than </w:t>
+      </w:r>
+      <w:proofErr w:type="spellStart"/>
+      <w:r>
+        <w:rPr>
+          <w:sz w:val="32"/>
+          <w:szCs w:val="32"/>
+        </w:rPr>
+        <w:t>Wasm</w:t>
+      </w:r>
+      <w:proofErr w:type="spellEnd"/>
+      <w:r>
+        <w:rPr>
+          <w:sz w:val="32"/>
+          <w:szCs w:val="32"/>
+        </w:rPr>
+        <w:t xml:space="preserve"> ecosystem.</w:t>
+      </w:r>
+    </w:p>
+    <w:p>
+      <w:pPr>
+        <w:rPr>
+          <w:sz w:val="32"/>
+          <w:szCs w:val="32"/>
+        </w:rPr>
+      </w:pPr>
+      <w:r>
+        <w:rPr>
+          <w:sz w:val="32"/>
+          <w:szCs w:val="32"/>
+        </w:rPr>
+        <w:t xml:space="preserve">-Docker and container ecosystem are adapting to work with </w:t>
+      </w:r>
+      <w:proofErr w:type="spellStart"/>
+      <w:r>
+        <w:rPr>
+          <w:sz w:val="32"/>
+          <w:szCs w:val="32"/>
+        </w:rPr>
+        <w:t>Wasm</w:t>
+      </w:r>
+      <w:proofErr w:type="spellEnd"/>
+      <w:r>
+        <w:rPr>
+          <w:sz w:val="32"/>
+          <w:szCs w:val="32"/>
+        </w:rPr>
+        <w:t xml:space="preserve"> apps.</w:t>
       </w:r>
     </w:p>
     <w:p>
@@ -554,7 +845,23 @@
           <w:sz w:val="32"/>
           <w:szCs w:val="32"/>
         </w:rPr>
-        <w:t xml:space="preserve">. But modern Kubernetes clusters have a pluggable container runtime interface (CRI) to swap-out different container runtimes. Most new Kubernetes </w:t>
+        <w:t xml:space="preserve">. But modern Kubernetes clusters have a pluggable container runtime interface (CRI) to </w:t>
+      </w:r>
+      <w:proofErr w:type="gramStart"/>
+      <w:r>
+        <w:rPr>
+          <w:sz w:val="32"/>
+          <w:szCs w:val="32"/>
+        </w:rPr>
+        <w:t>swap-out</w:t>
+      </w:r>
+      <w:proofErr w:type="gramEnd"/>
+      <w:r>
+        <w:rPr>
+          <w:sz w:val="32"/>
+          <w:szCs w:val="32"/>
+        </w:rPr>
+        <w:t xml:space="preserve"> different container runtimes. Most new Kubernetes </w:t>
       </w:r>
       <w:r>
         <w:rPr>
@@ -562,8 +869,17 @@
           <w:szCs w:val="32"/>
         </w:rPr>
         <w:lastRenderedPageBreak/>
-        <w:t>clusters use containerd</w:t>
-      </w:r>
+        <w:t xml:space="preserve">clusters use </w:t>
+      </w:r>
+      <w:proofErr w:type="spellStart"/>
+      <w:r>
+        <w:rPr>
+          <w:sz w:val="32"/>
+          <w:szCs w:val="32"/>
+        </w:rPr>
+        <w:t>containerd</w:t>
+      </w:r>
+      <w:proofErr w:type="spellEnd"/>
       <w:r>
         <w:rPr>
           <w:sz w:val="32"/>
@@ -669,14 +985,62 @@
           <w:sz w:val="32"/>
           <w:szCs w:val="32"/>
         </w:rPr>
-        <w:t>+A technology company started at PaaS provider called dotCloud.</w:t>
-      </w:r>
-      <w:r>
-        <w:rPr>
-          <w:sz w:val="32"/>
-          <w:szCs w:val="32"/>
-        </w:rPr>
-        <w:t xml:space="preserve"> dotCloud delivered its services on top of containers and had an in-house tool to help them deploy and manage those container called Docker.</w:t>
+        <w:t xml:space="preserve">+A technology company started at PaaS provider called </w:t>
+      </w:r>
+      <w:proofErr w:type="spellStart"/>
+      <w:r>
+        <w:rPr>
+          <w:sz w:val="32"/>
+          <w:szCs w:val="32"/>
+        </w:rPr>
+        <w:t>dotCloud</w:t>
+      </w:r>
+      <w:proofErr w:type="spellEnd"/>
+      <w:r>
+        <w:rPr>
+          <w:sz w:val="32"/>
+          <w:szCs w:val="32"/>
+        </w:rPr>
+        <w:t>.</w:t>
+      </w:r>
+      <w:r>
+        <w:rPr>
+          <w:sz w:val="32"/>
+          <w:szCs w:val="32"/>
+        </w:rPr>
+        <w:t xml:space="preserve"> </w:t>
+      </w:r>
+      <w:proofErr w:type="spellStart"/>
+      <w:r>
+        <w:rPr>
+          <w:sz w:val="32"/>
+          <w:szCs w:val="32"/>
+        </w:rPr>
+        <w:t>dotCloud</w:t>
+      </w:r>
+      <w:proofErr w:type="spellEnd"/>
+      <w:r>
+        <w:rPr>
+          <w:sz w:val="32"/>
+          <w:szCs w:val="32"/>
+        </w:rPr>
+        <w:t xml:space="preserve"> delivered its services on top of containers and had an in-house tool to help them deploy and manage </w:t>
+      </w:r>
+      <w:proofErr w:type="gramStart"/>
+      <w:r>
+        <w:rPr>
+          <w:sz w:val="32"/>
+          <w:szCs w:val="32"/>
+        </w:rPr>
+        <w:t>those container</w:t>
+      </w:r>
+      <w:proofErr w:type="gramEnd"/>
+      <w:r>
+        <w:rPr>
+          <w:sz w:val="32"/>
+          <w:szCs w:val="32"/>
+        </w:rPr>
+        <w:t xml:space="preserve"> called Docker.</w:t>
       </w:r>
       <w:r>
         <w:rPr>
@@ -684,7 +1048,23 @@
           <w:szCs w:val="32"/>
         </w:rPr>
         <w:br/>
-        <w:t>+2013, dotCloud dropped PaaS, rebranded as Docker, Inc and focused on bringing Docker and containers to world.</w:t>
+        <w:t xml:space="preserve">+2013, </w:t>
+      </w:r>
+      <w:proofErr w:type="spellStart"/>
+      <w:r>
+        <w:rPr>
+          <w:sz w:val="32"/>
+          <w:szCs w:val="32"/>
+        </w:rPr>
+        <w:t>dotCloud</w:t>
+      </w:r>
+      <w:proofErr w:type="spellEnd"/>
+      <w:r>
+        <w:rPr>
+          <w:sz w:val="32"/>
+          <w:szCs w:val="32"/>
+        </w:rPr>
+        <w:t xml:space="preserve"> dropped PaaS, rebranded as Docker, Inc and focused on bringing Docker and containers to world.</w:t>
       </w:r>
     </w:p>
     <w:p>
@@ -822,7 +1202,23 @@
           <w:sz w:val="32"/>
           <w:szCs w:val="32"/>
         </w:rPr>
-        <w:t>+Client and engine are complex and comprise lots of small specialized parts. Example: you type docker commands into CLI, CLI converts them to API requests and sends them to daemon, and daemon takes care of everything else.</w:t>
+        <w:t xml:space="preserve">+Client and engine are complex and comprise lots of </w:t>
+      </w:r>
+      <w:proofErr w:type="gramStart"/>
+      <w:r>
+        <w:rPr>
+          <w:sz w:val="32"/>
+          <w:szCs w:val="32"/>
+        </w:rPr>
+        <w:t>small specialized</w:t>
+      </w:r>
+      <w:proofErr w:type="gramEnd"/>
+      <w:r>
+        <w:rPr>
+          <w:sz w:val="32"/>
+          <w:szCs w:val="32"/>
+        </w:rPr>
+        <w:t xml:space="preserve"> parts. Example: you type docker commands into CLI, CLI converts them to API requests and sends them to daemon, and daemon takes care of everything else.</w:t>
       </w:r>
     </w:p>
     <w:p>
@@ -937,7 +1333,39 @@
           <w:sz w:val="32"/>
           <w:szCs w:val="32"/>
         </w:rPr>
-        <w:t>Docker was dominating the ecosystem. CoreOS created an open standard appc that defines specifications for things such as image format and container runtime. They also created a reference implementation rkt.</w:t>
+        <w:t xml:space="preserve">Docker was dominating the ecosystem. CoreOS created an open standard </w:t>
+      </w:r>
+      <w:proofErr w:type="spellStart"/>
+      <w:r>
+        <w:rPr>
+          <w:sz w:val="32"/>
+          <w:szCs w:val="32"/>
+        </w:rPr>
+        <w:t>appc</w:t>
+      </w:r>
+      <w:proofErr w:type="spellEnd"/>
+      <w:r>
+        <w:rPr>
+          <w:sz w:val="32"/>
+          <w:szCs w:val="32"/>
+        </w:rPr>
+        <w:t xml:space="preserve"> that defines specifications for things such as image format and container runtime. They also created a reference implementation </w:t>
+      </w:r>
+      <w:proofErr w:type="spellStart"/>
+      <w:r>
+        <w:rPr>
+          <w:sz w:val="32"/>
+          <w:szCs w:val="32"/>
+        </w:rPr>
+        <w:t>rkt</w:t>
+      </w:r>
+      <w:proofErr w:type="spellEnd"/>
+      <w:r>
+        <w:rPr>
+          <w:sz w:val="32"/>
+          <w:szCs w:val="32"/>
+        </w:rPr>
+        <w:t>.</w:t>
       </w:r>
     </w:p>
     <w:p>
@@ -953,7 +1381,39 @@
           <w:szCs w:val="32"/>
         </w:rPr>
         <w:lastRenderedPageBreak/>
-        <w:t>+appc standard did things differently from Docker and put ecosystem in an awkward position with 2 competing standards. The main players in ecosystem came together and formed OCI as vendor-neutral lightweight council to govern container standards. This allowed us to archive appc project and place all low-level container-related specifications under OCI’s governance.</w:t>
+        <w:t>+</w:t>
+      </w:r>
+      <w:proofErr w:type="spellStart"/>
+      <w:r>
+        <w:rPr>
+          <w:sz w:val="32"/>
+          <w:szCs w:val="32"/>
+        </w:rPr>
+        <w:t>appc</w:t>
+      </w:r>
+      <w:proofErr w:type="spellEnd"/>
+      <w:r>
+        <w:rPr>
+          <w:sz w:val="32"/>
+          <w:szCs w:val="32"/>
+        </w:rPr>
+        <w:t xml:space="preserve"> standard did things differently from Docker and put ecosystem in an awkward position with 2 competing standards. The main players in ecosystem came together and formed OCI as vendor-neutral lightweight council to govern container standards. This allowed us to archive </w:t>
+      </w:r>
+      <w:proofErr w:type="spellStart"/>
+      <w:r>
+        <w:rPr>
+          <w:sz w:val="32"/>
+          <w:szCs w:val="32"/>
+        </w:rPr>
+        <w:t>appc</w:t>
+      </w:r>
+      <w:proofErr w:type="spellEnd"/>
+      <w:r>
+        <w:rPr>
+          <w:sz w:val="32"/>
+          <w:szCs w:val="32"/>
+        </w:rPr>
+        <w:t xml:space="preserve"> project and place all low-level container-related specifications under OCI’s governance.</w:t>
       </w:r>
     </w:p>
     <w:p>
@@ -1083,22 +1543,70 @@
           <w:sz w:val="32"/>
           <w:szCs w:val="32"/>
         </w:rPr>
-        <w:t xml:space="preserve"> such as Kubernetes, containerd, Notary, Prometheus, Cilium…</w:t>
-      </w:r>
-    </w:p>
-    <w:p>
-      <w:pPr>
-        <w:rPr>
-          <w:sz w:val="32"/>
-          <w:szCs w:val="32"/>
-        </w:rPr>
-      </w:pPr>
-      <w:r>
-        <w:rPr>
-          <w:sz w:val="32"/>
-          <w:szCs w:val="32"/>
-        </w:rPr>
-        <w:t>+CNCF hosts these projects means it provides a space, structure, and support for projects to grow and mature. All CNCF projects pass through 3 phases: Sandbox, incubating, graduated.</w:t>
+        <w:t xml:space="preserve"> such as Kubernetes, </w:t>
+      </w:r>
+      <w:proofErr w:type="spellStart"/>
+      <w:r>
+        <w:rPr>
+          <w:sz w:val="32"/>
+          <w:szCs w:val="32"/>
+        </w:rPr>
+        <w:t>containerd</w:t>
+      </w:r>
+      <w:proofErr w:type="spellEnd"/>
+      <w:r>
+        <w:rPr>
+          <w:sz w:val="32"/>
+          <w:szCs w:val="32"/>
+        </w:rPr>
+        <w:t>, Notary, Prometheus, Cilium…</w:t>
+      </w:r>
+    </w:p>
+    <w:p>
+      <w:pPr>
+        <w:rPr>
+          <w:sz w:val="32"/>
+          <w:szCs w:val="32"/>
+        </w:rPr>
+      </w:pPr>
+      <w:r>
+        <w:rPr>
+          <w:sz w:val="32"/>
+          <w:szCs w:val="32"/>
+        </w:rPr>
+        <w:t xml:space="preserve">+CNCF hosts these </w:t>
+      </w:r>
+      <w:proofErr w:type="gramStart"/>
+      <w:r>
+        <w:rPr>
+          <w:sz w:val="32"/>
+          <w:szCs w:val="32"/>
+        </w:rPr>
+        <w:t>projects</w:t>
+      </w:r>
+      <w:proofErr w:type="gramEnd"/>
+      <w:r>
+        <w:rPr>
+          <w:sz w:val="32"/>
+          <w:szCs w:val="32"/>
+        </w:rPr>
+        <w:t xml:space="preserve"> means it provides </w:t>
+      </w:r>
+      <w:proofErr w:type="gramStart"/>
+      <w:r>
+        <w:rPr>
+          <w:sz w:val="32"/>
+          <w:szCs w:val="32"/>
+        </w:rPr>
+        <w:t>a space</w:t>
+      </w:r>
+      <w:proofErr w:type="gramEnd"/>
+      <w:r>
+        <w:rPr>
+          <w:sz w:val="32"/>
+          <w:szCs w:val="32"/>
+        </w:rPr>
+        <w:t>, structure, and support for projects to grow and mature. All CNCF projects pass through 3 phases: Sandbox, incubating, graduated.</w:t>
       </w:r>
       <w:r>
         <w:rPr>
@@ -1280,7 +1788,23 @@
           <w:sz w:val="32"/>
           <w:szCs w:val="32"/>
         </w:rPr>
-        <w:t>-It’s free for personal use and education, but you have to pay a license fee if you use it for work and your company has over 250 employees or does &gt; $10M in annual revenue.</w:t>
+        <w:t xml:space="preserve">-It’s free for personal use and education, but you </w:t>
+      </w:r>
+      <w:proofErr w:type="gramStart"/>
+      <w:r>
+        <w:rPr>
+          <w:sz w:val="32"/>
+          <w:szCs w:val="32"/>
+        </w:rPr>
+        <w:t>have to</w:t>
+      </w:r>
+      <w:proofErr w:type="gramEnd"/>
+      <w:r>
+        <w:rPr>
+          <w:sz w:val="32"/>
+          <w:szCs w:val="32"/>
+        </w:rPr>
+        <w:t xml:space="preserve"> pay a license fee if you use it for work and your company has over 250 employees or does &gt; $10M in annual revenue.</w:t>
       </w:r>
     </w:p>
     <w:p>
@@ -1303,23 +1827,48 @@
           <w:sz w:val="32"/>
           <w:szCs w:val="32"/>
         </w:rPr>
-        <w:t xml:space="preserve"> Docker Desktop on Mac, Linux, and Home editions of Windows only support Linux containers. </w:t>
-      </w:r>
-    </w:p>
-    <w:p>
-      <w:pPr>
-        <w:rPr>
-          <w:sz w:val="32"/>
-          <w:szCs w:val="32"/>
-        </w:rPr>
-      </w:pPr>
-      <w:r>
-        <w:rPr>
-          <w:sz w:val="32"/>
-          <w:szCs w:val="32"/>
-        </w:rPr>
-        <w:t>-Windows prereqs</w:t>
-      </w:r>
+        <w:t xml:space="preserve"> Docker Desktop on Mac, Linux, and </w:t>
+      </w:r>
+      <w:proofErr w:type="gramStart"/>
+      <w:r>
+        <w:rPr>
+          <w:sz w:val="32"/>
+          <w:szCs w:val="32"/>
+        </w:rPr>
+        <w:t>Home</w:t>
+      </w:r>
+      <w:proofErr w:type="gramEnd"/>
+      <w:r>
+        <w:rPr>
+          <w:sz w:val="32"/>
+          <w:szCs w:val="32"/>
+        </w:rPr>
+        <w:t xml:space="preserve"> editions of Windows only support Linux containers. </w:t>
+      </w:r>
+    </w:p>
+    <w:p>
+      <w:pPr>
+        <w:rPr>
+          <w:sz w:val="32"/>
+          <w:szCs w:val="32"/>
+        </w:rPr>
+      </w:pPr>
+      <w:r>
+        <w:rPr>
+          <w:sz w:val="32"/>
+          <w:szCs w:val="32"/>
+        </w:rPr>
+        <w:t xml:space="preserve">-Windows </w:t>
+      </w:r>
+      <w:proofErr w:type="spellStart"/>
+      <w:r>
+        <w:rPr>
+          <w:sz w:val="32"/>
+          <w:szCs w:val="32"/>
+        </w:rPr>
+        <w:t>prereqs</w:t>
+      </w:r>
+      <w:proofErr w:type="spellEnd"/>
     </w:p>
     <w:p>
       <w:pPr>
@@ -1378,8 +1927,17 @@
           <w:sz w:val="32"/>
           <w:szCs w:val="32"/>
         </w:rPr>
-        <w:t>3.2 Install Docker with Multipass</w:t>
-      </w:r>
+        <w:t xml:space="preserve">3.2 Install Docker with </w:t>
+      </w:r>
+      <w:proofErr w:type="spellStart"/>
+      <w:r>
+        <w:rPr>
+          <w:sz w:val="32"/>
+          <w:szCs w:val="32"/>
+        </w:rPr>
+        <w:t>Multipass</w:t>
+      </w:r>
+      <w:proofErr w:type="spellEnd"/>
     </w:p>
     <w:p>
       <w:pPr>
@@ -1395,72 +1953,179 @@
         </w:rPr>
         <w:t>-</w:t>
       </w:r>
-      <w:r>
-        <w:rPr>
-          <w:sz w:val="32"/>
-          <w:szCs w:val="32"/>
-        </w:rPr>
-        <w:t>Multipass is a free tool to create cloud-style Linux VMs on Linux, Mac or Windows machine and easy to install and use. It’s easy way to create multi-node production like Docker clusters. It doesn’t ship with out-of-the box support: docker scout, docker debug, docker init.</w:t>
-      </w:r>
-    </w:p>
-    <w:p>
-      <w:pPr>
-        <w:rPr>
-          <w:sz w:val="32"/>
-          <w:szCs w:val="32"/>
-        </w:rPr>
-      </w:pPr>
-      <w:r>
-        <w:rPr>
-          <w:sz w:val="32"/>
-          <w:szCs w:val="32"/>
-        </w:rPr>
-        <w:t>-Once installed, you only need 3 commands: multipass launch + ls + shell</w:t>
-      </w:r>
-    </w:p>
-    <w:p>
-      <w:pPr>
-        <w:rPr>
-          <w:sz w:val="32"/>
-          <w:szCs w:val="32"/>
-        </w:rPr>
-      </w:pPr>
-      <w:r>
-        <w:rPr>
-          <w:sz w:val="32"/>
-          <w:szCs w:val="32"/>
-        </w:rPr>
-        <w:t>-multipass launch docker --name node1: create a new VM node1 based on docker image. The docker image has Docker pre-installed and ready to go.</w:t>
-      </w:r>
-    </w:p>
-    <w:p>
-      <w:pPr>
-        <w:rPr>
-          <w:sz w:val="32"/>
-          <w:szCs w:val="32"/>
-        </w:rPr>
-      </w:pPr>
-      <w:r>
-        <w:rPr>
-          <w:sz w:val="32"/>
-          <w:szCs w:val="32"/>
-        </w:rPr>
-        <w:t>-multipass ls: list VMs to make sure yours launched properly.</w:t>
-      </w:r>
-    </w:p>
-    <w:p>
-      <w:pPr>
-        <w:rPr>
-          <w:sz w:val="32"/>
-          <w:szCs w:val="32"/>
-        </w:rPr>
-      </w:pPr>
-      <w:r>
-        <w:rPr>
-          <w:sz w:val="32"/>
-          <w:szCs w:val="32"/>
-        </w:rPr>
-        <w:t>-multipass shell node1: connect to VM</w:t>
+      <w:proofErr w:type="spellStart"/>
+      <w:r>
+        <w:rPr>
+          <w:sz w:val="32"/>
+          <w:szCs w:val="32"/>
+        </w:rPr>
+        <w:t>Multipass</w:t>
+      </w:r>
+      <w:proofErr w:type="spellEnd"/>
+      <w:r>
+        <w:rPr>
+          <w:sz w:val="32"/>
+          <w:szCs w:val="32"/>
+        </w:rPr>
+        <w:t xml:space="preserve"> is a free tool to create cloud-style Linux VMs on Linux, Mac or Windows machine and easy to install and use. It’s easy way to create multi-node production like Docker clusters. It doesn’t ship with out-of-the box support: docker scout, docker debug, docker </w:t>
+      </w:r>
+      <w:proofErr w:type="spellStart"/>
+      <w:proofErr w:type="gramStart"/>
+      <w:r>
+        <w:rPr>
+          <w:sz w:val="32"/>
+          <w:szCs w:val="32"/>
+        </w:rPr>
+        <w:t>init</w:t>
+      </w:r>
+      <w:proofErr w:type="gramEnd"/>
+      <w:r>
+        <w:rPr>
+          <w:sz w:val="32"/>
+          <w:szCs w:val="32"/>
+        </w:rPr>
+        <w:t>.</w:t>
+      </w:r>
+      <w:proofErr w:type="spellEnd"/>
+    </w:p>
+    <w:p>
+      <w:pPr>
+        <w:rPr>
+          <w:sz w:val="32"/>
+          <w:szCs w:val="32"/>
+        </w:rPr>
+      </w:pPr>
+      <w:r>
+        <w:rPr>
+          <w:sz w:val="32"/>
+          <w:szCs w:val="32"/>
+        </w:rPr>
+        <w:t xml:space="preserve">-Once installed, you only need 3 commands: </w:t>
+      </w:r>
+      <w:proofErr w:type="spellStart"/>
+      <w:r>
+        <w:rPr>
+          <w:sz w:val="32"/>
+          <w:szCs w:val="32"/>
+        </w:rPr>
+        <w:t>multipass</w:t>
+      </w:r>
+      <w:proofErr w:type="spellEnd"/>
+      <w:r>
+        <w:rPr>
+          <w:sz w:val="32"/>
+          <w:szCs w:val="32"/>
+        </w:rPr>
+        <w:t xml:space="preserve"> launch + ls + shell</w:t>
+      </w:r>
+    </w:p>
+    <w:p>
+      <w:pPr>
+        <w:rPr>
+          <w:sz w:val="32"/>
+          <w:szCs w:val="32"/>
+        </w:rPr>
+      </w:pPr>
+      <w:r>
+        <w:rPr>
+          <w:sz w:val="32"/>
+          <w:szCs w:val="32"/>
+        </w:rPr>
+        <w:t>-</w:t>
+      </w:r>
+      <w:proofErr w:type="spellStart"/>
+      <w:r>
+        <w:rPr>
+          <w:sz w:val="32"/>
+          <w:szCs w:val="32"/>
+        </w:rPr>
+        <w:t>multipass</w:t>
+      </w:r>
+      <w:proofErr w:type="spellEnd"/>
+      <w:r>
+        <w:rPr>
+          <w:sz w:val="32"/>
+          <w:szCs w:val="32"/>
+        </w:rPr>
+        <w:t xml:space="preserve"> launch docker --name node1: create a new VM node1 based on docker image. The docker image has Docker pre-installed and ready to go.</w:t>
+      </w:r>
+    </w:p>
+    <w:p>
+      <w:pPr>
+        <w:rPr>
+          <w:sz w:val="32"/>
+          <w:szCs w:val="32"/>
+        </w:rPr>
+      </w:pPr>
+      <w:r>
+        <w:rPr>
+          <w:sz w:val="32"/>
+          <w:szCs w:val="32"/>
+        </w:rPr>
+        <w:t>-</w:t>
+      </w:r>
+      <w:proofErr w:type="spellStart"/>
+      <w:r>
+        <w:rPr>
+          <w:sz w:val="32"/>
+          <w:szCs w:val="32"/>
+        </w:rPr>
+        <w:t>multipass</w:t>
+      </w:r>
+      <w:proofErr w:type="spellEnd"/>
+      <w:r>
+        <w:rPr>
+          <w:sz w:val="32"/>
+          <w:szCs w:val="32"/>
+        </w:rPr>
+        <w:t xml:space="preserve"> ls: list VMs to make sure yours </w:t>
+      </w:r>
+      <w:proofErr w:type="gramStart"/>
+      <w:r>
+        <w:rPr>
+          <w:sz w:val="32"/>
+          <w:szCs w:val="32"/>
+        </w:rPr>
+        <w:t>launched</w:t>
+      </w:r>
+      <w:proofErr w:type="gramEnd"/>
+      <w:r>
+        <w:rPr>
+          <w:sz w:val="32"/>
+          <w:szCs w:val="32"/>
+        </w:rPr>
+        <w:t xml:space="preserve"> properly.</w:t>
+      </w:r>
+    </w:p>
+    <w:p>
+      <w:pPr>
+        <w:rPr>
+          <w:sz w:val="32"/>
+          <w:szCs w:val="32"/>
+        </w:rPr>
+      </w:pPr>
+      <w:r>
+        <w:rPr>
+          <w:sz w:val="32"/>
+          <w:szCs w:val="32"/>
+        </w:rPr>
+        <w:t>-</w:t>
+      </w:r>
+      <w:proofErr w:type="spellStart"/>
+      <w:r>
+        <w:rPr>
+          <w:sz w:val="32"/>
+          <w:szCs w:val="32"/>
+        </w:rPr>
+        <w:t>multipass</w:t>
+      </w:r>
+      <w:proofErr w:type="spellEnd"/>
+      <w:r>
+        <w:rPr>
+          <w:sz w:val="32"/>
+          <w:szCs w:val="32"/>
+        </w:rPr>
+        <w:t xml:space="preserve"> shell node1: connect to VM</w:t>
       </w:r>
     </w:p>
     <w:p>
@@ -1505,7 +2170,39 @@
           <w:sz w:val="32"/>
           <w:szCs w:val="32"/>
         </w:rPr>
-        <w:t>-multipass delete node1 then multipass purge: delete</w:t>
+        <w:t>-</w:t>
+      </w:r>
+      <w:proofErr w:type="spellStart"/>
+      <w:r>
+        <w:rPr>
+          <w:sz w:val="32"/>
+          <w:szCs w:val="32"/>
+        </w:rPr>
+        <w:t>multipass</w:t>
+      </w:r>
+      <w:proofErr w:type="spellEnd"/>
+      <w:r>
+        <w:rPr>
+          <w:sz w:val="32"/>
+          <w:szCs w:val="32"/>
+        </w:rPr>
+        <w:t xml:space="preserve"> delete node1 then </w:t>
+      </w:r>
+      <w:proofErr w:type="spellStart"/>
+      <w:r>
+        <w:rPr>
+          <w:sz w:val="32"/>
+          <w:szCs w:val="32"/>
+        </w:rPr>
+        <w:t>multipass</w:t>
+      </w:r>
+      <w:proofErr w:type="spellEnd"/>
+      <w:r>
+        <w:rPr>
+          <w:sz w:val="32"/>
+          <w:szCs w:val="32"/>
+        </w:rPr>
+        <w:t xml:space="preserve"> purge: delete</w:t>
       </w:r>
     </w:p>
     <w:p>
@@ -1536,8 +2233,17 @@
           <w:sz w:val="32"/>
           <w:szCs w:val="32"/>
         </w:rPr>
-        <w:t>-If you can’t use Docker Desktop, as it doesn’t give you access to docker scout, docker debug, docker init.</w:t>
-      </w:r>
+        <w:t xml:space="preserve">-If you can’t use Docker Desktop, as it doesn’t give you access to docker scout, docker debug, docker </w:t>
+      </w:r>
+      <w:proofErr w:type="spellStart"/>
+      <w:r>
+        <w:rPr>
+          <w:sz w:val="32"/>
+          <w:szCs w:val="32"/>
+        </w:rPr>
+        <w:t>init.</w:t>
+      </w:r>
+      <w:proofErr w:type="spellEnd"/>
     </w:p>
     <w:p>
       <w:pPr>
@@ -1553,6 +2259,7 @@
         </w:rPr>
         <w:t>-</w:t>
       </w:r>
+      <w:proofErr w:type="spellStart"/>
       <w:r>
         <w:rPr>
           <w:b/>
@@ -1560,41 +2267,27 @@
           <w:sz w:val="32"/>
           <w:szCs w:val="32"/>
         </w:rPr>
-        <w:t>sudo snap install docker</w:t>
-      </w:r>
-    </w:p>
-    <w:p>
-      <w:pPr>
+        <w:t>sudo</w:t>
+      </w:r>
+      <w:proofErr w:type="spellEnd"/>
+      <w:r>
         <w:rPr>
           <w:b/>
           <w:bCs/>
           <w:sz w:val="32"/>
           <w:szCs w:val="32"/>
         </w:rPr>
-      </w:pPr>
-      <w:r>
-        <w:rPr>
-          <w:sz w:val="32"/>
-          <w:szCs w:val="32"/>
-        </w:rPr>
-        <w:t>-</w:t>
-      </w:r>
-      <w:r>
+        <w:t xml:space="preserve"> snap install docker</w:t>
+      </w:r>
+    </w:p>
+    <w:p>
+      <w:pPr>
         <w:rPr>
           <w:b/>
           <w:bCs/>
           <w:sz w:val="32"/>
           <w:szCs w:val="32"/>
         </w:rPr>
-        <w:t>sudo docker --version</w:t>
-      </w:r>
-    </w:p>
-    <w:p>
-      <w:pPr>
-        <w:rPr>
-          <w:sz w:val="32"/>
-          <w:szCs w:val="32"/>
-        </w:rPr>
       </w:pPr>
       <w:r>
         <w:rPr>
@@ -1603,6 +2296,7 @@
         </w:rPr>
         <w:t>-</w:t>
       </w:r>
+      <w:proofErr w:type="spellStart"/>
       <w:r>
         <w:rPr>
           <w:b/>
@@ -1610,23 +2304,9 @@
           <w:sz w:val="32"/>
           <w:szCs w:val="32"/>
         </w:rPr>
-        <w:t>sudo docker info</w:t>
-      </w:r>
-    </w:p>
-    <w:p>
-      <w:pPr>
-        <w:rPr>
-          <w:sz w:val="32"/>
-          <w:szCs w:val="32"/>
-        </w:rPr>
-      </w:pPr>
-      <w:r>
-        <w:rPr>
-          <w:sz w:val="32"/>
-          <w:szCs w:val="32"/>
-        </w:rPr>
-        <w:t>-</w:t>
-      </w:r>
+        <w:t>sudo</w:t>
+      </w:r>
+      <w:proofErr w:type="spellEnd"/>
       <w:r>
         <w:rPr>
           <w:b/>
@@ -1634,15 +2314,24 @@
           <w:sz w:val="32"/>
           <w:szCs w:val="32"/>
         </w:rPr>
-        <w:t>sudo groupadd docker</w:t>
-      </w:r>
-      <w:r>
-        <w:rPr>
-          <w:sz w:val="32"/>
-          <w:szCs w:val="32"/>
-        </w:rPr>
-        <w:t xml:space="preserve"> + </w:t>
-      </w:r>
+        <w:t xml:space="preserve"> docker --version</w:t>
+      </w:r>
+    </w:p>
+    <w:p>
+      <w:pPr>
+        <w:rPr>
+          <w:sz w:val="32"/>
+          <w:szCs w:val="32"/>
+        </w:rPr>
+      </w:pPr>
+      <w:r>
+        <w:rPr>
+          <w:sz w:val="32"/>
+          <w:szCs w:val="32"/>
+        </w:rPr>
+        <w:t>-</w:t>
+      </w:r>
+      <w:proofErr w:type="spellStart"/>
       <w:r>
         <w:rPr>
           <w:b/>
@@ -1650,30 +2339,9 @@
           <w:sz w:val="32"/>
           <w:szCs w:val="32"/>
         </w:rPr>
-        <w:t>sudo usermod -aG docker $(whoami)</w:t>
-      </w:r>
-      <w:r>
-        <w:rPr>
-          <w:sz w:val="32"/>
-          <w:szCs w:val="32"/>
-        </w:rPr>
-        <w:t>: create docker group and add your user account to it.</w:t>
-      </w:r>
-    </w:p>
-    <w:p>
-      <w:pPr>
-        <w:rPr>
-          <w:sz w:val="32"/>
-          <w:szCs w:val="32"/>
-        </w:rPr>
-      </w:pPr>
-      <w:r>
-        <w:rPr>
-          <w:sz w:val="32"/>
-          <w:szCs w:val="32"/>
-        </w:rPr>
-        <w:t>-</w:t>
-      </w:r>
+        <w:t>sudo</w:t>
+      </w:r>
+      <w:proofErr w:type="spellEnd"/>
       <w:r>
         <w:rPr>
           <w:b/>
@@ -1681,60 +2349,7 @@
           <w:sz w:val="32"/>
           <w:szCs w:val="32"/>
         </w:rPr>
-        <w:t>sudo service docker start</w:t>
-      </w:r>
-    </w:p>
-    <w:p>
-      <w:pPr>
-        <w:rPr>
-          <w:sz w:val="32"/>
-          <w:szCs w:val="32"/>
-        </w:rPr>
-      </w:pPr>
-      <w:r>
-        <w:rPr>
-          <w:sz w:val="32"/>
-          <w:szCs w:val="32"/>
-        </w:rPr>
-        <w:t>4. The big picture</w:t>
-      </w:r>
-    </w:p>
-    <w:p>
-      <w:pPr>
-        <w:rPr>
-          <w:sz w:val="32"/>
-          <w:szCs w:val="32"/>
-        </w:rPr>
-      </w:pPr>
-    </w:p>
-    <w:p>
-      <w:pPr>
-        <w:rPr>
-          <w:sz w:val="32"/>
-          <w:szCs w:val="32"/>
-        </w:rPr>
-      </w:pPr>
-      <w:r>
-        <w:rPr>
-          <w:sz w:val="32"/>
-          <w:szCs w:val="32"/>
-        </w:rPr>
-        <w:t>4.1 The Ops Perspective</w:t>
-      </w:r>
-    </w:p>
-    <w:p>
-      <w:pPr>
-        <w:rPr>
-          <w:sz w:val="32"/>
-          <w:szCs w:val="32"/>
-        </w:rPr>
-      </w:pPr>
-      <w:r>
-        <w:rPr>
-          <w:sz w:val="32"/>
-          <w:szCs w:val="32"/>
-        </w:rPr>
-        <w:t>-A typical Docker installation installs the client and engine on the same machine and configures them to talk to each other.</w:t>
+        <w:t xml:space="preserve"> docker info</w:t>
       </w:r>
     </w:p>
     <w:p>
@@ -1751,6 +2366,7 @@
         </w:rPr>
         <w:t>-</w:t>
       </w:r>
+      <w:proofErr w:type="spellStart"/>
       <w:r>
         <w:rPr>
           <w:b/>
@@ -1758,60 +2374,9 @@
           <w:sz w:val="32"/>
           <w:szCs w:val="32"/>
         </w:rPr>
-        <w:t>docker version</w:t>
-      </w:r>
-      <w:r>
-        <w:rPr>
-          <w:sz w:val="32"/>
-          <w:szCs w:val="32"/>
-        </w:rPr>
-        <w:t>: ensure both are installed and running</w:t>
-      </w:r>
-    </w:p>
-    <w:p>
-      <w:pPr>
-        <w:rPr>
-          <w:sz w:val="32"/>
-          <w:szCs w:val="32"/>
-        </w:rPr>
-      </w:pPr>
-      <w:r>
-        <w:rPr>
-          <w:sz w:val="32"/>
-          <w:szCs w:val="32"/>
-        </w:rPr>
-        <w:t>-Download image:</w:t>
-      </w:r>
-    </w:p>
-    <w:p>
-      <w:pPr>
-        <w:rPr>
-          <w:sz w:val="32"/>
-          <w:szCs w:val="32"/>
-        </w:rPr>
-      </w:pPr>
-      <w:r>
-        <w:rPr>
-          <w:sz w:val="32"/>
-          <w:szCs w:val="32"/>
-        </w:rPr>
-        <w:t>+Images: objects that contains everything an app needs to run. This includes an OS filesystem, the application, and all dependencies.</w:t>
-      </w:r>
-    </w:p>
-    <w:p>
-      <w:pPr>
-        <w:rPr>
-          <w:sz w:val="32"/>
-          <w:szCs w:val="32"/>
-        </w:rPr>
-      </w:pPr>
-      <w:r>
-        <w:rPr>
-          <w:sz w:val="32"/>
-          <w:szCs w:val="32"/>
-        </w:rPr>
-        <w:t>+</w:t>
-      </w:r>
+        <w:t>sudo</w:t>
+      </w:r>
+      <w:proofErr w:type="spellEnd"/>
       <w:r>
         <w:rPr>
           <w:b/>
@@ -1819,30 +2384,9 @@
           <w:sz w:val="32"/>
           <w:szCs w:val="32"/>
         </w:rPr>
-        <w:t>docker pull &lt;image&gt;:&lt;version&gt;</w:t>
-      </w:r>
-      <w:r>
-        <w:rPr>
-          <w:sz w:val="32"/>
-          <w:szCs w:val="32"/>
-        </w:rPr>
-        <w:t>: copy new images onto your Docker host.</w:t>
-      </w:r>
-    </w:p>
-    <w:p>
-      <w:pPr>
-        <w:rPr>
-          <w:sz w:val="32"/>
-          <w:szCs w:val="32"/>
-        </w:rPr>
-      </w:pPr>
-      <w:r>
-        <w:rPr>
-          <w:sz w:val="32"/>
-          <w:szCs w:val="32"/>
-        </w:rPr>
-        <w:t>+</w:t>
-      </w:r>
+        <w:t xml:space="preserve"> </w:t>
+      </w:r>
+      <w:proofErr w:type="spellStart"/>
       <w:r>
         <w:rPr>
           <w:b/>
@@ -1850,6 +2394,332 @@
           <w:sz w:val="32"/>
           <w:szCs w:val="32"/>
         </w:rPr>
+        <w:t>groupadd</w:t>
+      </w:r>
+      <w:proofErr w:type="spellEnd"/>
+      <w:r>
+        <w:rPr>
+          <w:b/>
+          <w:bCs/>
+          <w:sz w:val="32"/>
+          <w:szCs w:val="32"/>
+        </w:rPr>
+        <w:t xml:space="preserve"> docker</w:t>
+      </w:r>
+      <w:r>
+        <w:rPr>
+          <w:sz w:val="32"/>
+          <w:szCs w:val="32"/>
+        </w:rPr>
+        <w:t xml:space="preserve"> + </w:t>
+      </w:r>
+      <w:proofErr w:type="spellStart"/>
+      <w:r>
+        <w:rPr>
+          <w:b/>
+          <w:bCs/>
+          <w:sz w:val="32"/>
+          <w:szCs w:val="32"/>
+        </w:rPr>
+        <w:t>sudo</w:t>
+      </w:r>
+      <w:proofErr w:type="spellEnd"/>
+      <w:r>
+        <w:rPr>
+          <w:b/>
+          <w:bCs/>
+          <w:sz w:val="32"/>
+          <w:szCs w:val="32"/>
+        </w:rPr>
+        <w:t xml:space="preserve"> </w:t>
+      </w:r>
+      <w:proofErr w:type="spellStart"/>
+      <w:r>
+        <w:rPr>
+          <w:b/>
+          <w:bCs/>
+          <w:sz w:val="32"/>
+          <w:szCs w:val="32"/>
+        </w:rPr>
+        <w:t>usermod</w:t>
+      </w:r>
+      <w:proofErr w:type="spellEnd"/>
+      <w:r>
+        <w:rPr>
+          <w:b/>
+          <w:bCs/>
+          <w:sz w:val="32"/>
+          <w:szCs w:val="32"/>
+        </w:rPr>
+        <w:t xml:space="preserve"> -</w:t>
+      </w:r>
+      <w:proofErr w:type="spellStart"/>
+      <w:proofErr w:type="gramStart"/>
+      <w:r>
+        <w:rPr>
+          <w:b/>
+          <w:bCs/>
+          <w:sz w:val="32"/>
+          <w:szCs w:val="32"/>
+        </w:rPr>
+        <w:t>aG</w:t>
+      </w:r>
+      <w:proofErr w:type="spellEnd"/>
+      <w:proofErr w:type="gramEnd"/>
+      <w:r>
+        <w:rPr>
+          <w:b/>
+          <w:bCs/>
+          <w:sz w:val="32"/>
+          <w:szCs w:val="32"/>
+        </w:rPr>
+        <w:t xml:space="preserve"> docker $(</w:t>
+      </w:r>
+      <w:proofErr w:type="spellStart"/>
+      <w:r>
+        <w:rPr>
+          <w:b/>
+          <w:bCs/>
+          <w:sz w:val="32"/>
+          <w:szCs w:val="32"/>
+        </w:rPr>
+        <w:t>whoami</w:t>
+      </w:r>
+      <w:proofErr w:type="spellEnd"/>
+      <w:r>
+        <w:rPr>
+          <w:b/>
+          <w:bCs/>
+          <w:sz w:val="32"/>
+          <w:szCs w:val="32"/>
+        </w:rPr>
+        <w:t>)</w:t>
+      </w:r>
+      <w:r>
+        <w:rPr>
+          <w:sz w:val="32"/>
+          <w:szCs w:val="32"/>
+        </w:rPr>
+        <w:t>: create docker group and add your user account to it.</w:t>
+      </w:r>
+    </w:p>
+    <w:p>
+      <w:pPr>
+        <w:rPr>
+          <w:sz w:val="32"/>
+          <w:szCs w:val="32"/>
+        </w:rPr>
+      </w:pPr>
+      <w:r>
+        <w:rPr>
+          <w:sz w:val="32"/>
+          <w:szCs w:val="32"/>
+        </w:rPr>
+        <w:t>-</w:t>
+      </w:r>
+      <w:proofErr w:type="spellStart"/>
+      <w:r>
+        <w:rPr>
+          <w:b/>
+          <w:bCs/>
+          <w:sz w:val="32"/>
+          <w:szCs w:val="32"/>
+        </w:rPr>
+        <w:t>sudo</w:t>
+      </w:r>
+      <w:proofErr w:type="spellEnd"/>
+      <w:r>
+        <w:rPr>
+          <w:b/>
+          <w:bCs/>
+          <w:sz w:val="32"/>
+          <w:szCs w:val="32"/>
+        </w:rPr>
+        <w:t xml:space="preserve"> service docker start</w:t>
+      </w:r>
+    </w:p>
+    <w:p>
+      <w:pPr>
+        <w:rPr>
+          <w:sz w:val="32"/>
+          <w:szCs w:val="32"/>
+        </w:rPr>
+      </w:pPr>
+      <w:r>
+        <w:rPr>
+          <w:sz w:val="32"/>
+          <w:szCs w:val="32"/>
+        </w:rPr>
+        <w:t>4. The big picture</w:t>
+      </w:r>
+    </w:p>
+    <w:p>
+      <w:pPr>
+        <w:rPr>
+          <w:sz w:val="32"/>
+          <w:szCs w:val="32"/>
+        </w:rPr>
+      </w:pPr>
+    </w:p>
+    <w:p>
+      <w:pPr>
+        <w:rPr>
+          <w:sz w:val="32"/>
+          <w:szCs w:val="32"/>
+        </w:rPr>
+      </w:pPr>
+      <w:r>
+        <w:rPr>
+          <w:sz w:val="32"/>
+          <w:szCs w:val="32"/>
+        </w:rPr>
+        <w:t>4.1 The Ops Perspective</w:t>
+      </w:r>
+    </w:p>
+    <w:p>
+      <w:pPr>
+        <w:rPr>
+          <w:sz w:val="32"/>
+          <w:szCs w:val="32"/>
+        </w:rPr>
+      </w:pPr>
+      <w:r>
+        <w:rPr>
+          <w:sz w:val="32"/>
+          <w:szCs w:val="32"/>
+        </w:rPr>
+        <w:t>-A typical Docker installation installs the client and engine on the same machine and configures them to talk to each other.</w:t>
+      </w:r>
+    </w:p>
+    <w:p>
+      <w:pPr>
+        <w:rPr>
+          <w:sz w:val="32"/>
+          <w:szCs w:val="32"/>
+        </w:rPr>
+      </w:pPr>
+      <w:r>
+        <w:rPr>
+          <w:sz w:val="32"/>
+          <w:szCs w:val="32"/>
+        </w:rPr>
+        <w:t>-</w:t>
+      </w:r>
+      <w:r>
+        <w:rPr>
+          <w:b/>
+          <w:bCs/>
+          <w:sz w:val="32"/>
+          <w:szCs w:val="32"/>
+        </w:rPr>
+        <w:t>docker version</w:t>
+      </w:r>
+      <w:r>
+        <w:rPr>
+          <w:sz w:val="32"/>
+          <w:szCs w:val="32"/>
+        </w:rPr>
+        <w:t>: ensure both are installed and running</w:t>
+      </w:r>
+    </w:p>
+    <w:p>
+      <w:pPr>
+        <w:rPr>
+          <w:sz w:val="32"/>
+          <w:szCs w:val="32"/>
+        </w:rPr>
+      </w:pPr>
+      <w:r>
+        <w:rPr>
+          <w:sz w:val="32"/>
+          <w:szCs w:val="32"/>
+        </w:rPr>
+        <w:t>-Download image:</w:t>
+      </w:r>
+    </w:p>
+    <w:p>
+      <w:pPr>
+        <w:rPr>
+          <w:sz w:val="32"/>
+          <w:szCs w:val="32"/>
+        </w:rPr>
+      </w:pPr>
+      <w:r>
+        <w:rPr>
+          <w:sz w:val="32"/>
+          <w:szCs w:val="32"/>
+        </w:rPr>
+        <w:t xml:space="preserve">+Images: objects that </w:t>
+      </w:r>
+      <w:proofErr w:type="gramStart"/>
+      <w:r>
+        <w:rPr>
+          <w:sz w:val="32"/>
+          <w:szCs w:val="32"/>
+        </w:rPr>
+        <w:t>contains</w:t>
+      </w:r>
+      <w:proofErr w:type="gramEnd"/>
+      <w:r>
+        <w:rPr>
+          <w:sz w:val="32"/>
+          <w:szCs w:val="32"/>
+        </w:rPr>
+        <w:t xml:space="preserve"> everything an app needs to run. This includes an OS filesystem, the application, and all dependencies.</w:t>
+      </w:r>
+    </w:p>
+    <w:p>
+      <w:pPr>
+        <w:rPr>
+          <w:sz w:val="32"/>
+          <w:szCs w:val="32"/>
+        </w:rPr>
+      </w:pPr>
+      <w:r>
+        <w:rPr>
+          <w:sz w:val="32"/>
+          <w:szCs w:val="32"/>
+        </w:rPr>
+        <w:t>+</w:t>
+      </w:r>
+      <w:r>
+        <w:rPr>
+          <w:b/>
+          <w:bCs/>
+          <w:sz w:val="32"/>
+          <w:szCs w:val="32"/>
+        </w:rPr>
+        <w:t>docker pull &lt;image&gt;:&lt;version&gt;</w:t>
+      </w:r>
+      <w:r>
+        <w:rPr>
+          <w:sz w:val="32"/>
+          <w:szCs w:val="32"/>
+        </w:rPr>
+        <w:t>: copy new images onto your Docker host.</w:t>
+      </w:r>
+    </w:p>
+    <w:p>
+      <w:pPr>
+        <w:rPr>
+          <w:sz w:val="32"/>
+          <w:szCs w:val="32"/>
+        </w:rPr>
+      </w:pPr>
+      <w:r>
+        <w:rPr>
+          <w:sz w:val="32"/>
+          <w:szCs w:val="32"/>
+        </w:rPr>
+        <w:t>+</w:t>
+      </w:r>
+      <w:r>
+        <w:rPr>
+          <w:b/>
+          <w:bCs/>
+          <w:sz w:val="32"/>
+          <w:szCs w:val="32"/>
+        </w:rPr>
         <w:t>docker images</w:t>
       </w:r>
       <w:r>
@@ -1897,8 +2767,9 @@
           <w:sz w:val="32"/>
           <w:szCs w:val="32"/>
         </w:rPr>
-        <w:t xml:space="preserve">docker run --name &lt;container_name&gt; -d -p &lt;port_out&gt;:&lt;port_in&gt; </w:t>
-      </w:r>
+        <w:t>docker run --name &lt;</w:t>
+      </w:r>
+      <w:proofErr w:type="spellStart"/>
       <w:r>
         <w:rPr>
           <w:b/>
@@ -1906,30 +2777,9 @@
           <w:sz w:val="32"/>
           <w:szCs w:val="32"/>
         </w:rPr>
-        <w:t>&lt;image&gt;:&lt;version&gt;</w:t>
-      </w:r>
-      <w:r>
-        <w:rPr>
-          <w:sz w:val="32"/>
-          <w:szCs w:val="32"/>
-        </w:rPr>
-        <w:t>: start a new container</w:t>
-      </w:r>
-    </w:p>
-    <w:p>
-      <w:pPr>
-        <w:rPr>
-          <w:sz w:val="32"/>
-          <w:szCs w:val="32"/>
-        </w:rPr>
-      </w:pPr>
-      <w:r>
-        <w:rPr>
-          <w:sz w:val="32"/>
-          <w:szCs w:val="32"/>
-        </w:rPr>
-        <w:t>+</w:t>
-      </w:r>
+        <w:t>container_name</w:t>
+      </w:r>
+      <w:proofErr w:type="spellEnd"/>
       <w:r>
         <w:rPr>
           <w:b/>
@@ -1937,45 +2787,9 @@
           <w:sz w:val="32"/>
           <w:szCs w:val="32"/>
         </w:rPr>
-        <w:t>docker ps</w:t>
-      </w:r>
-      <w:r>
-        <w:rPr>
-          <w:sz w:val="32"/>
-          <w:szCs w:val="32"/>
-        </w:rPr>
-        <w:t>: see running container</w:t>
-      </w:r>
-    </w:p>
-    <w:p>
-      <w:pPr>
-        <w:rPr>
-          <w:sz w:val="32"/>
-          <w:szCs w:val="32"/>
-        </w:rPr>
-      </w:pPr>
-      <w:r>
-        <w:rPr>
-          <w:sz w:val="32"/>
-          <w:szCs w:val="32"/>
-        </w:rPr>
-        <w:t>-Execute a command inside the container</w:t>
-      </w:r>
-    </w:p>
-    <w:p>
-      <w:pPr>
-        <w:rPr>
-          <w:sz w:val="32"/>
-          <w:szCs w:val="32"/>
-        </w:rPr>
-      </w:pPr>
-      <w:r>
-        <w:rPr>
-          <w:sz w:val="32"/>
-          <w:szCs w:val="32"/>
-        </w:rPr>
-        <w:t>+</w:t>
-      </w:r>
+        <w:t>&gt; -d -p &lt;</w:t>
+      </w:r>
+      <w:proofErr w:type="spellStart"/>
       <w:r>
         <w:rPr>
           <w:b/>
@@ -1983,45 +2797,9 @@
           <w:sz w:val="32"/>
           <w:szCs w:val="32"/>
         </w:rPr>
-        <w:t>docker exec -it  &lt;container_name&gt; bash</w:t>
-      </w:r>
-      <w:r>
-        <w:rPr>
-          <w:sz w:val="32"/>
-          <w:szCs w:val="32"/>
-        </w:rPr>
-        <w:t>: attach your shell to a new Bash process inside container.</w:t>
-      </w:r>
-    </w:p>
-    <w:p>
-      <w:pPr>
-        <w:rPr>
-          <w:sz w:val="32"/>
-          <w:szCs w:val="32"/>
-        </w:rPr>
-      </w:pPr>
-      <w:r>
-        <w:rPr>
-          <w:sz w:val="32"/>
-          <w:szCs w:val="32"/>
-        </w:rPr>
-        <w:t>+Most containers only ship with essential apps and tools to keep them small and reduce attack vectors.</w:t>
-      </w:r>
-    </w:p>
-    <w:p>
-      <w:pPr>
-        <w:rPr>
-          <w:sz w:val="32"/>
-          <w:szCs w:val="32"/>
-        </w:rPr>
-      </w:pPr>
-      <w:r>
-        <w:rPr>
-          <w:sz w:val="32"/>
-          <w:szCs w:val="32"/>
-        </w:rPr>
-        <w:t>+</w:t>
-      </w:r>
+        <w:t>port_out</w:t>
+      </w:r>
+      <w:proofErr w:type="spellEnd"/>
       <w:r>
         <w:rPr>
           <w:b/>
@@ -2029,45 +2807,9 @@
           <w:sz w:val="32"/>
           <w:szCs w:val="32"/>
         </w:rPr>
-        <w:t>exit</w:t>
-      </w:r>
-      <w:r>
-        <w:rPr>
-          <w:sz w:val="32"/>
-          <w:szCs w:val="32"/>
-        </w:rPr>
-        <w:t>: terminate your bash process and connect your shell back to your local terminal.</w:t>
-      </w:r>
-    </w:p>
-    <w:p>
-      <w:pPr>
-        <w:rPr>
-          <w:sz w:val="32"/>
-          <w:szCs w:val="32"/>
-        </w:rPr>
-      </w:pPr>
-      <w:r>
-        <w:rPr>
-          <w:sz w:val="32"/>
-          <w:szCs w:val="32"/>
-        </w:rPr>
-        <w:t>-Delete the container</w:t>
-      </w:r>
-    </w:p>
-    <w:p>
-      <w:pPr>
-        <w:rPr>
-          <w:sz w:val="32"/>
-          <w:szCs w:val="32"/>
-        </w:rPr>
-      </w:pPr>
-      <w:r>
-        <w:rPr>
-          <w:sz w:val="32"/>
-          <w:szCs w:val="32"/>
-        </w:rPr>
-        <w:t>+</w:t>
-      </w:r>
+        <w:t>&gt;:&lt;</w:t>
+      </w:r>
+      <w:proofErr w:type="spellStart"/>
       <w:r>
         <w:rPr>
           <w:b/>
@@ -2075,30 +2817,9 @@
           <w:sz w:val="32"/>
           <w:szCs w:val="32"/>
         </w:rPr>
-        <w:t>docker stop &lt;container_name&gt;</w:t>
-      </w:r>
-      <w:r>
-        <w:rPr>
-          <w:sz w:val="32"/>
-          <w:szCs w:val="32"/>
-        </w:rPr>
-        <w:t>: stop the container</w:t>
-      </w:r>
-    </w:p>
-    <w:p>
-      <w:pPr>
-        <w:rPr>
-          <w:sz w:val="32"/>
-          <w:szCs w:val="32"/>
-        </w:rPr>
-      </w:pPr>
-      <w:r>
-        <w:rPr>
-          <w:sz w:val="32"/>
-          <w:szCs w:val="32"/>
-        </w:rPr>
-        <w:t>+</w:t>
-      </w:r>
+        <w:t>port_in</w:t>
+      </w:r>
+      <w:proofErr w:type="spellEnd"/>
       <w:r>
         <w:rPr>
           <w:b/>
@@ -2106,29 +2827,7 @@
           <w:sz w:val="32"/>
           <w:szCs w:val="32"/>
         </w:rPr>
-        <w:t>docker rm &lt;container&gt;</w:t>
-      </w:r>
-      <w:r>
-        <w:rPr>
-          <w:sz w:val="32"/>
-          <w:szCs w:val="32"/>
-        </w:rPr>
-        <w:t>: kill container</w:t>
-      </w:r>
-    </w:p>
-    <w:p>
-      <w:pPr>
-        <w:rPr>
-          <w:sz w:val="32"/>
-          <w:szCs w:val="32"/>
-        </w:rPr>
-      </w:pPr>
-      <w:r>
-        <w:rPr>
-          <w:sz w:val="32"/>
-          <w:szCs w:val="32"/>
-        </w:rPr>
-        <w:t>+</w:t>
+        <w:t xml:space="preserve">&gt; </w:t>
       </w:r>
       <w:r>
         <w:rPr>
@@ -2137,7 +2836,320 @@
           <w:sz w:val="32"/>
           <w:szCs w:val="32"/>
         </w:rPr>
-        <w:t>docker ps -a</w:t>
+        <w:t>&lt;image&gt;:&lt;version&gt;</w:t>
+      </w:r>
+      <w:r>
+        <w:rPr>
+          <w:sz w:val="32"/>
+          <w:szCs w:val="32"/>
+        </w:rPr>
+        <w:t>: start a new container</w:t>
+      </w:r>
+    </w:p>
+    <w:p>
+      <w:pPr>
+        <w:rPr>
+          <w:sz w:val="32"/>
+          <w:szCs w:val="32"/>
+        </w:rPr>
+      </w:pPr>
+      <w:r>
+        <w:rPr>
+          <w:sz w:val="32"/>
+          <w:szCs w:val="32"/>
+        </w:rPr>
+        <w:t>+</w:t>
+      </w:r>
+      <w:r>
+        <w:rPr>
+          <w:b/>
+          <w:bCs/>
+          <w:sz w:val="32"/>
+          <w:szCs w:val="32"/>
+        </w:rPr>
+        <w:t xml:space="preserve">docker </w:t>
+      </w:r>
+      <w:proofErr w:type="spellStart"/>
+      <w:r>
+        <w:rPr>
+          <w:b/>
+          <w:bCs/>
+          <w:sz w:val="32"/>
+          <w:szCs w:val="32"/>
+        </w:rPr>
+        <w:t>ps</w:t>
+      </w:r>
+      <w:proofErr w:type="spellEnd"/>
+      <w:r>
+        <w:rPr>
+          <w:sz w:val="32"/>
+          <w:szCs w:val="32"/>
+        </w:rPr>
+        <w:t>: see running container</w:t>
+      </w:r>
+    </w:p>
+    <w:p>
+      <w:pPr>
+        <w:rPr>
+          <w:sz w:val="32"/>
+          <w:szCs w:val="32"/>
+        </w:rPr>
+      </w:pPr>
+      <w:r>
+        <w:rPr>
+          <w:sz w:val="32"/>
+          <w:szCs w:val="32"/>
+        </w:rPr>
+        <w:t>-Execute a command inside the container</w:t>
+      </w:r>
+    </w:p>
+    <w:p>
+      <w:pPr>
+        <w:rPr>
+          <w:sz w:val="32"/>
+          <w:szCs w:val="32"/>
+        </w:rPr>
+      </w:pPr>
+      <w:r>
+        <w:rPr>
+          <w:sz w:val="32"/>
+          <w:szCs w:val="32"/>
+        </w:rPr>
+        <w:t>+</w:t>
+      </w:r>
+      <w:r>
+        <w:rPr>
+          <w:b/>
+          <w:bCs/>
+          <w:sz w:val="32"/>
+          <w:szCs w:val="32"/>
+        </w:rPr>
+        <w:t>docker exec -</w:t>
+      </w:r>
+      <w:proofErr w:type="gramStart"/>
+      <w:r>
+        <w:rPr>
+          <w:b/>
+          <w:bCs/>
+          <w:sz w:val="32"/>
+          <w:szCs w:val="32"/>
+        </w:rPr>
+        <w:t>it  &lt;</w:t>
+      </w:r>
+      <w:proofErr w:type="spellStart"/>
+      <w:proofErr w:type="gramEnd"/>
+      <w:r>
+        <w:rPr>
+          <w:b/>
+          <w:bCs/>
+          <w:sz w:val="32"/>
+          <w:szCs w:val="32"/>
+        </w:rPr>
+        <w:t>container_name</w:t>
+      </w:r>
+      <w:proofErr w:type="spellEnd"/>
+      <w:r>
+        <w:rPr>
+          <w:b/>
+          <w:bCs/>
+          <w:sz w:val="32"/>
+          <w:szCs w:val="32"/>
+        </w:rPr>
+        <w:t>&gt; bash</w:t>
+      </w:r>
+      <w:r>
+        <w:rPr>
+          <w:sz w:val="32"/>
+          <w:szCs w:val="32"/>
+        </w:rPr>
+        <w:t>: attach your shell to a new Bash process inside container.</w:t>
+      </w:r>
+    </w:p>
+    <w:p>
+      <w:pPr>
+        <w:rPr>
+          <w:sz w:val="32"/>
+          <w:szCs w:val="32"/>
+        </w:rPr>
+      </w:pPr>
+      <w:r>
+        <w:rPr>
+          <w:sz w:val="32"/>
+          <w:szCs w:val="32"/>
+        </w:rPr>
+        <w:t>+Most containers only ship with essential apps and tools to keep them small and reduce attack vectors.</w:t>
+      </w:r>
+    </w:p>
+    <w:p>
+      <w:pPr>
+        <w:rPr>
+          <w:sz w:val="32"/>
+          <w:szCs w:val="32"/>
+        </w:rPr>
+      </w:pPr>
+      <w:r>
+        <w:rPr>
+          <w:sz w:val="32"/>
+          <w:szCs w:val="32"/>
+        </w:rPr>
+        <w:t>+</w:t>
+      </w:r>
+      <w:r>
+        <w:rPr>
+          <w:b/>
+          <w:bCs/>
+          <w:sz w:val="32"/>
+          <w:szCs w:val="32"/>
+        </w:rPr>
+        <w:t>exit</w:t>
+      </w:r>
+      <w:r>
+        <w:rPr>
+          <w:sz w:val="32"/>
+          <w:szCs w:val="32"/>
+        </w:rPr>
+        <w:t>: terminate your bash process and connect your shell back to your local terminal.</w:t>
+      </w:r>
+    </w:p>
+    <w:p>
+      <w:pPr>
+        <w:rPr>
+          <w:sz w:val="32"/>
+          <w:szCs w:val="32"/>
+        </w:rPr>
+      </w:pPr>
+      <w:r>
+        <w:rPr>
+          <w:sz w:val="32"/>
+          <w:szCs w:val="32"/>
+        </w:rPr>
+        <w:t>-Delete the container</w:t>
+      </w:r>
+    </w:p>
+    <w:p>
+      <w:pPr>
+        <w:rPr>
+          <w:sz w:val="32"/>
+          <w:szCs w:val="32"/>
+        </w:rPr>
+      </w:pPr>
+      <w:r>
+        <w:rPr>
+          <w:sz w:val="32"/>
+          <w:szCs w:val="32"/>
+        </w:rPr>
+        <w:t>+</w:t>
+      </w:r>
+      <w:r>
+        <w:rPr>
+          <w:b/>
+          <w:bCs/>
+          <w:sz w:val="32"/>
+          <w:szCs w:val="32"/>
+        </w:rPr>
+        <w:t>docker stop &lt;</w:t>
+      </w:r>
+      <w:proofErr w:type="spellStart"/>
+      <w:r>
+        <w:rPr>
+          <w:b/>
+          <w:bCs/>
+          <w:sz w:val="32"/>
+          <w:szCs w:val="32"/>
+        </w:rPr>
+        <w:t>container_name</w:t>
+      </w:r>
+      <w:proofErr w:type="spellEnd"/>
+      <w:r>
+        <w:rPr>
+          <w:b/>
+          <w:bCs/>
+          <w:sz w:val="32"/>
+          <w:szCs w:val="32"/>
+        </w:rPr>
+        <w:t>&gt;</w:t>
+      </w:r>
+      <w:r>
+        <w:rPr>
+          <w:sz w:val="32"/>
+          <w:szCs w:val="32"/>
+        </w:rPr>
+        <w:t>: stop the container</w:t>
+      </w:r>
+    </w:p>
+    <w:p>
+      <w:pPr>
+        <w:rPr>
+          <w:sz w:val="32"/>
+          <w:szCs w:val="32"/>
+        </w:rPr>
+      </w:pPr>
+      <w:r>
+        <w:rPr>
+          <w:sz w:val="32"/>
+          <w:szCs w:val="32"/>
+        </w:rPr>
+        <w:t>+</w:t>
+      </w:r>
+      <w:r>
+        <w:rPr>
+          <w:b/>
+          <w:bCs/>
+          <w:sz w:val="32"/>
+          <w:szCs w:val="32"/>
+        </w:rPr>
+        <w:t>docker rm &lt;container&gt;</w:t>
+      </w:r>
+      <w:r>
+        <w:rPr>
+          <w:sz w:val="32"/>
+          <w:szCs w:val="32"/>
+        </w:rPr>
+        <w:t>: kill container</w:t>
+      </w:r>
+    </w:p>
+    <w:p>
+      <w:pPr>
+        <w:rPr>
+          <w:sz w:val="32"/>
+          <w:szCs w:val="32"/>
+        </w:rPr>
+      </w:pPr>
+      <w:r>
+        <w:rPr>
+          <w:sz w:val="32"/>
+          <w:szCs w:val="32"/>
+        </w:rPr>
+        <w:t>+</w:t>
+      </w:r>
+      <w:r>
+        <w:rPr>
+          <w:b/>
+          <w:bCs/>
+          <w:sz w:val="32"/>
+          <w:szCs w:val="32"/>
+        </w:rPr>
+        <w:t xml:space="preserve">docker </w:t>
+      </w:r>
+      <w:proofErr w:type="spellStart"/>
+      <w:r>
+        <w:rPr>
+          <w:b/>
+          <w:bCs/>
+          <w:sz w:val="32"/>
+          <w:szCs w:val="32"/>
+        </w:rPr>
+        <w:t>ps</w:t>
+      </w:r>
+      <w:proofErr w:type="spellEnd"/>
+      <w:r>
+        <w:rPr>
+          <w:b/>
+          <w:bCs/>
+          <w:sz w:val="32"/>
+          <w:szCs w:val="32"/>
+        </w:rPr>
+        <w:t xml:space="preserve"> -a</w:t>
       </w:r>
       <w:r>
         <w:rPr>
@@ -2181,52 +3193,109 @@
           <w:sz w:val="32"/>
           <w:szCs w:val="32"/>
         </w:rPr>
-        <w:t>-git clone &lt;link&gt;: make a local clone of repo. You need the git CLI.</w:t>
-      </w:r>
-    </w:p>
-    <w:p>
-      <w:pPr>
-        <w:rPr>
-          <w:sz w:val="32"/>
-          <w:szCs w:val="32"/>
-        </w:rPr>
-      </w:pPr>
-      <w:r>
-        <w:rPr>
-          <w:sz w:val="32"/>
-          <w:szCs w:val="32"/>
-        </w:rPr>
-        <w:t>-Inspect the app’s Dockerfile</w:t>
-      </w:r>
-    </w:p>
-    <w:p>
-      <w:pPr>
-        <w:rPr>
-          <w:sz w:val="32"/>
-          <w:szCs w:val="32"/>
-        </w:rPr>
-      </w:pPr>
-      <w:r>
-        <w:rPr>
-          <w:sz w:val="32"/>
-          <w:szCs w:val="32"/>
-        </w:rPr>
-        <w:t>+Dockerfile: a plain-text document that tells Docker how to build the app and dependencies into an image.</w:t>
-      </w:r>
-    </w:p>
-    <w:p>
-      <w:pPr>
-        <w:rPr>
-          <w:sz w:val="32"/>
-          <w:szCs w:val="32"/>
-        </w:rPr>
-      </w:pPr>
-      <w:r>
-        <w:rPr>
-          <w:sz w:val="32"/>
-          <w:szCs w:val="32"/>
-        </w:rPr>
-        <w:t>+Contents of Dockerfile:</w:t>
+        <w:t xml:space="preserve">-git clone &lt;link&gt;: make a local clone of repo. You need the </w:t>
+      </w:r>
+      <w:proofErr w:type="gramStart"/>
+      <w:r>
+        <w:rPr>
+          <w:sz w:val="32"/>
+          <w:szCs w:val="32"/>
+        </w:rPr>
+        <w:t>git</w:t>
+      </w:r>
+      <w:proofErr w:type="gramEnd"/>
+      <w:r>
+        <w:rPr>
+          <w:sz w:val="32"/>
+          <w:szCs w:val="32"/>
+        </w:rPr>
+        <w:t xml:space="preserve"> CLI.</w:t>
+      </w:r>
+    </w:p>
+    <w:p>
+      <w:pPr>
+        <w:rPr>
+          <w:sz w:val="32"/>
+          <w:szCs w:val="32"/>
+        </w:rPr>
+      </w:pPr>
+      <w:r>
+        <w:rPr>
+          <w:sz w:val="32"/>
+          <w:szCs w:val="32"/>
+        </w:rPr>
+        <w:t xml:space="preserve">-Inspect the app’s </w:t>
+      </w:r>
+      <w:proofErr w:type="spellStart"/>
+      <w:r>
+        <w:rPr>
+          <w:sz w:val="32"/>
+          <w:szCs w:val="32"/>
+        </w:rPr>
+        <w:t>Dockerfile</w:t>
+      </w:r>
+      <w:proofErr w:type="spellEnd"/>
+    </w:p>
+    <w:p>
+      <w:pPr>
+        <w:rPr>
+          <w:sz w:val="32"/>
+          <w:szCs w:val="32"/>
+        </w:rPr>
+      </w:pPr>
+      <w:r>
+        <w:rPr>
+          <w:sz w:val="32"/>
+          <w:szCs w:val="32"/>
+        </w:rPr>
+        <w:t>+</w:t>
+      </w:r>
+      <w:proofErr w:type="spellStart"/>
+      <w:r>
+        <w:rPr>
+          <w:sz w:val="32"/>
+          <w:szCs w:val="32"/>
+        </w:rPr>
+        <w:t>Dockerfile</w:t>
+      </w:r>
+      <w:proofErr w:type="spellEnd"/>
+      <w:r>
+        <w:rPr>
+          <w:sz w:val="32"/>
+          <w:szCs w:val="32"/>
+        </w:rPr>
+        <w:t>: a plain-text document that tells Docker how to build the app and dependencies into an image.</w:t>
+      </w:r>
+    </w:p>
+    <w:p>
+      <w:pPr>
+        <w:rPr>
+          <w:sz w:val="32"/>
+          <w:szCs w:val="32"/>
+        </w:rPr>
+      </w:pPr>
+      <w:r>
+        <w:rPr>
+          <w:sz w:val="32"/>
+          <w:szCs w:val="32"/>
+        </w:rPr>
+        <w:t xml:space="preserve">+Contents of </w:t>
+      </w:r>
+      <w:proofErr w:type="spellStart"/>
+      <w:r>
+        <w:rPr>
+          <w:sz w:val="32"/>
+          <w:szCs w:val="32"/>
+        </w:rPr>
+        <w:t>Dockerfile</w:t>
+      </w:r>
+      <w:proofErr w:type="spellEnd"/>
+      <w:r>
+        <w:rPr>
+          <w:sz w:val="32"/>
+          <w:szCs w:val="32"/>
+        </w:rPr>
+        <w:t>:</w:t>
       </w:r>
     </w:p>
     <w:p>
@@ -2305,7 +3374,39 @@
           <w:sz w:val="32"/>
           <w:szCs w:val="32"/>
         </w:rPr>
-        <w:t>+docker build -t &lt;image&gt;:&lt;version&gt; . : create a new image based on instructions in Dockerfile.</w:t>
+        <w:t>+docker build -t &lt;image&gt;:&lt;version</w:t>
+      </w:r>
+      <w:proofErr w:type="gramStart"/>
+      <w:r>
+        <w:rPr>
+          <w:sz w:val="32"/>
+          <w:szCs w:val="32"/>
+        </w:rPr>
+        <w:t>&gt; .</w:t>
+      </w:r>
+      <w:proofErr w:type="gramEnd"/>
+      <w:r>
+        <w:rPr>
+          <w:sz w:val="32"/>
+          <w:szCs w:val="32"/>
+        </w:rPr>
+        <w:t xml:space="preserve"> : create a new image based on instructions in </w:t>
+      </w:r>
+      <w:proofErr w:type="spellStart"/>
+      <w:r>
+        <w:rPr>
+          <w:sz w:val="32"/>
+          <w:szCs w:val="32"/>
+        </w:rPr>
+        <w:t>Dockerfile</w:t>
+      </w:r>
+      <w:proofErr w:type="spellEnd"/>
+      <w:r>
+        <w:rPr>
+          <w:sz w:val="32"/>
+          <w:szCs w:val="32"/>
+        </w:rPr>
+        <w:t>.</w:t>
       </w:r>
     </w:p>
     <w:p>
@@ -2335,7 +3436,39 @@
           <w:sz w:val="32"/>
           <w:szCs w:val="32"/>
         </w:rPr>
-        <w:t>+docker run -d –name &lt;container&gt; --publish &lt;port_out&gt;:&lt;port_in&gt; &lt;image&gt;:&lt;version&gt;</w:t>
+        <w:t>+docker run -d –name &lt;container&gt; --publish &lt;</w:t>
+      </w:r>
+      <w:proofErr w:type="spellStart"/>
+      <w:r>
+        <w:rPr>
+          <w:sz w:val="32"/>
+          <w:szCs w:val="32"/>
+        </w:rPr>
+        <w:t>port_out</w:t>
+      </w:r>
+      <w:proofErr w:type="spellEnd"/>
+      <w:r>
+        <w:rPr>
+          <w:sz w:val="32"/>
+          <w:szCs w:val="32"/>
+        </w:rPr>
+        <w:t>&gt;:&lt;</w:t>
+      </w:r>
+      <w:proofErr w:type="spellStart"/>
+      <w:r>
+        <w:rPr>
+          <w:sz w:val="32"/>
+          <w:szCs w:val="32"/>
+        </w:rPr>
+        <w:t>port_in</w:t>
+      </w:r>
+      <w:proofErr w:type="spellEnd"/>
+      <w:r>
+        <w:rPr>
+          <w:sz w:val="32"/>
+          <w:szCs w:val="32"/>
+        </w:rPr>
+        <w:t>&gt; &lt;image&gt;:&lt;version&gt;</w:t>
       </w:r>
     </w:p>
     <w:p>
@@ -2481,7 +3614,55 @@
           <w:sz w:val="32"/>
           <w:szCs w:val="32"/>
         </w:rPr>
-        <w:t>-Docker Engine: server-side components of Docker that run and manage containers. It’s modular and built from many small specialized components pulled from projects like OCI, CNCF, Moby project.</w:t>
+        <w:t xml:space="preserve">-Docker Engine: server-side components of Docker that run and manage containers. It’s modular and built from many </w:t>
+      </w:r>
+      <w:proofErr w:type="gramStart"/>
+      <w:r>
+        <w:rPr>
+          <w:sz w:val="32"/>
+          <w:szCs w:val="32"/>
+        </w:rPr>
+        <w:t>small specialized</w:t>
+      </w:r>
+      <w:proofErr w:type="gramEnd"/>
+      <w:r>
+        <w:rPr>
+          <w:sz w:val="32"/>
+          <w:szCs w:val="32"/>
+        </w:rPr>
+        <w:t xml:space="preserve"> components pulled from projects like OCI, CNCF</w:t>
+      </w:r>
+      <w:proofErr w:type="gramStart"/>
+      <w:r>
+        <w:rPr>
+          <w:sz w:val="32"/>
+          <w:szCs w:val="32"/>
+        </w:rPr>
+        <w:t>, Moby</w:t>
+      </w:r>
+      <w:proofErr w:type="gramEnd"/>
+      <w:r>
+        <w:rPr>
+          <w:sz w:val="32"/>
+          <w:szCs w:val="32"/>
+        </w:rPr>
+        <w:t xml:space="preserve"> </w:t>
+      </w:r>
+      <w:proofErr w:type="gramStart"/>
+      <w:r>
+        <w:rPr>
+          <w:sz w:val="32"/>
+          <w:szCs w:val="32"/>
+        </w:rPr>
+        <w:t>project</w:t>
+      </w:r>
+      <w:proofErr w:type="gramEnd"/>
+      <w:r>
+        <w:rPr>
+          <w:sz w:val="32"/>
+          <w:szCs w:val="32"/>
+        </w:rPr>
+        <w:t>.</w:t>
       </w:r>
     </w:p>
     <w:p>
@@ -2589,7 +3770,23 @@
           <w:sz w:val="32"/>
           <w:szCs w:val="32"/>
         </w:rPr>
-        <w:t xml:space="preserve"> released, Docker Engine has 2 major components: Docker daemon + LXC.</w:t>
+        <w:t xml:space="preserve"> released, Docker Engine </w:t>
+      </w:r>
+      <w:proofErr w:type="gramStart"/>
+      <w:r>
+        <w:rPr>
+          <w:sz w:val="32"/>
+          <w:szCs w:val="32"/>
+        </w:rPr>
+        <w:t>has</w:t>
+      </w:r>
+      <w:proofErr w:type="gramEnd"/>
+      <w:r>
+        <w:rPr>
+          <w:sz w:val="32"/>
+          <w:szCs w:val="32"/>
+        </w:rPr>
+        <w:t xml:space="preserve"> 2 major components: Docker daemon + LXC.</w:t>
       </w:r>
     </w:p>
     <w:p>
@@ -2627,7 +3824,23 @@
           <w:sz w:val="32"/>
           <w:szCs w:val="32"/>
         </w:rPr>
-        <w:t>and constructing the required namespaces and cgroups to build and start containers.</w:t>
+        <w:t xml:space="preserve">and constructing the required namespaces and </w:t>
+      </w:r>
+      <w:proofErr w:type="spellStart"/>
+      <w:r>
+        <w:rPr>
+          <w:sz w:val="32"/>
+          <w:szCs w:val="32"/>
+        </w:rPr>
+        <w:t>cgroups</w:t>
+      </w:r>
+      <w:proofErr w:type="spellEnd"/>
+      <w:r>
+        <w:rPr>
+          <w:sz w:val="32"/>
+          <w:szCs w:val="32"/>
+        </w:rPr>
+        <w:t xml:space="preserve"> to build and start containers.</w:t>
       </w:r>
     </w:p>
     <w:p>
@@ -2657,45 +3870,111 @@
           <w:sz w:val="32"/>
           <w:szCs w:val="32"/>
         </w:rPr>
-        <w:t>+LXC is Linux-specific, and Docker had aspirations of being multi-platform. Docker was evolving fast, and there is no way of ensuring LXC evolved in the way Docker needed.</w:t>
-      </w:r>
-    </w:p>
-    <w:p>
-      <w:pPr>
-        <w:rPr>
-          <w:sz w:val="32"/>
-          <w:szCs w:val="32"/>
-        </w:rPr>
-      </w:pPr>
-      <w:r>
-        <w:rPr>
-          <w:sz w:val="32"/>
-          <w:szCs w:val="32"/>
-        </w:rPr>
-        <w:t>+Docker replaced LXC with libcontainer</w:t>
-      </w:r>
-      <w:r>
-        <w:rPr>
-          <w:sz w:val="32"/>
-          <w:szCs w:val="32"/>
-        </w:rPr>
-        <w:t>. The goal of libcontainer was to be a platform-agnostic tool that gave Docker access to fundamental container building blocks in host kernel.</w:t>
-      </w:r>
-    </w:p>
-    <w:p>
-      <w:pPr>
-        <w:rPr>
-          <w:sz w:val="32"/>
-          <w:szCs w:val="32"/>
-        </w:rPr>
-      </w:pPr>
-      <w:r>
-        <w:rPr>
-          <w:sz w:val="32"/>
-          <w:szCs w:val="32"/>
-        </w:rPr>
-        <w:t>-Breaking up he monolithic Docker daemon</w:t>
-      </w:r>
+        <w:t xml:space="preserve">+LXC is Linux-specific, and Docker </w:t>
+      </w:r>
+      <w:proofErr w:type="gramStart"/>
+      <w:r>
+        <w:rPr>
+          <w:sz w:val="32"/>
+          <w:szCs w:val="32"/>
+        </w:rPr>
+        <w:t>had aspirations</w:t>
+      </w:r>
+      <w:proofErr w:type="gramEnd"/>
+      <w:r>
+        <w:rPr>
+          <w:sz w:val="32"/>
+          <w:szCs w:val="32"/>
+        </w:rPr>
+        <w:t xml:space="preserve"> of being multi-platform. Docker was evolving fast, and there is no way of ensuring LXC evolved in the way Docker needed.</w:t>
+      </w:r>
+    </w:p>
+    <w:p>
+      <w:pPr>
+        <w:rPr>
+          <w:sz w:val="32"/>
+          <w:szCs w:val="32"/>
+        </w:rPr>
+      </w:pPr>
+      <w:r>
+        <w:rPr>
+          <w:sz w:val="32"/>
+          <w:szCs w:val="32"/>
+        </w:rPr>
+        <w:t xml:space="preserve">+Docker replaced LXC with </w:t>
+      </w:r>
+      <w:proofErr w:type="spellStart"/>
+      <w:r>
+        <w:rPr>
+          <w:sz w:val="32"/>
+          <w:szCs w:val="32"/>
+        </w:rPr>
+        <w:t>libcontainer</w:t>
+      </w:r>
+      <w:proofErr w:type="spellEnd"/>
+      <w:r>
+        <w:rPr>
+          <w:sz w:val="32"/>
+          <w:szCs w:val="32"/>
+        </w:rPr>
+        <w:t xml:space="preserve">. The goal of </w:t>
+      </w:r>
+      <w:proofErr w:type="spellStart"/>
+      <w:r>
+        <w:rPr>
+          <w:sz w:val="32"/>
+          <w:szCs w:val="32"/>
+        </w:rPr>
+        <w:t>libcontainer</w:t>
+      </w:r>
+      <w:proofErr w:type="spellEnd"/>
+      <w:r>
+        <w:rPr>
+          <w:sz w:val="32"/>
+          <w:szCs w:val="32"/>
+        </w:rPr>
+        <w:t xml:space="preserve"> was to be a platform-agnostic tool that gave Docker access to fundamental container building blocks in host kernel.</w:t>
+      </w:r>
+    </w:p>
+    <w:p>
+      <w:pPr>
+        <w:rPr>
+          <w:sz w:val="32"/>
+          <w:szCs w:val="32"/>
+        </w:rPr>
+      </w:pPr>
+      <w:r>
+        <w:rPr>
+          <w:sz w:val="32"/>
+          <w:szCs w:val="32"/>
+        </w:rPr>
+        <w:t xml:space="preserve">-Breaking up </w:t>
+      </w:r>
+      <w:proofErr w:type="gramStart"/>
+      <w:r>
+        <w:rPr>
+          <w:sz w:val="32"/>
+          <w:szCs w:val="32"/>
+        </w:rPr>
+        <w:t>he</w:t>
+      </w:r>
+      <w:proofErr w:type="gramEnd"/>
+      <w:r>
+        <w:rPr>
+          <w:sz w:val="32"/>
+          <w:szCs w:val="32"/>
+        </w:rPr>
+        <w:t xml:space="preserve"> monolithic Docker </w:t>
+      </w:r>
+      <w:proofErr w:type="gramStart"/>
+      <w:r>
+        <w:rPr>
+          <w:sz w:val="32"/>
+          <w:szCs w:val="32"/>
+        </w:rPr>
+        <w:t>daemon</w:t>
+      </w:r>
+      <w:proofErr w:type="gramEnd"/>
     </w:p>
     <w:p>
       <w:pPr>
@@ -2731,22 +4010,102 @@
           <w:sz w:val="32"/>
           <w:szCs w:val="32"/>
         </w:rPr>
-        <w:t>+The project began a long-running program to break apart and refactor the Engine so that every feature became its own small specialized tool.</w:t>
-      </w:r>
-    </w:p>
-    <w:p>
-      <w:pPr>
-        <w:rPr>
-          <w:sz w:val="32"/>
-          <w:szCs w:val="32"/>
-        </w:rPr>
-      </w:pPr>
-      <w:r>
-        <w:rPr>
-          <w:sz w:val="32"/>
-          <w:szCs w:val="32"/>
-        </w:rPr>
-        <w:t>+Notable examples: remove high-level and low level runtime functionality and re-implement them in separate tools called containerd and runc, both of which are used by different projects (Docker, Kubernetes, Firecracker, Fargate). Starting with Docker Desktop 4.27.0, Docker has removed image management from daemon and now uses containerd’s image management.</w:t>
+        <w:t xml:space="preserve">+The project began a long-running program to break apart and refactor the Engine so that every feature became its own </w:t>
+      </w:r>
+      <w:proofErr w:type="gramStart"/>
+      <w:r>
+        <w:rPr>
+          <w:sz w:val="32"/>
+          <w:szCs w:val="32"/>
+        </w:rPr>
+        <w:t>small specialized</w:t>
+      </w:r>
+      <w:proofErr w:type="gramEnd"/>
+      <w:r>
+        <w:rPr>
+          <w:sz w:val="32"/>
+          <w:szCs w:val="32"/>
+        </w:rPr>
+        <w:t xml:space="preserve"> tool.</w:t>
+      </w:r>
+    </w:p>
+    <w:p>
+      <w:pPr>
+        <w:rPr>
+          <w:sz w:val="32"/>
+          <w:szCs w:val="32"/>
+        </w:rPr>
+      </w:pPr>
+      <w:r>
+        <w:rPr>
+          <w:sz w:val="32"/>
+          <w:szCs w:val="32"/>
+        </w:rPr>
+        <w:t xml:space="preserve">+Notable examples: remove high-level and </w:t>
+      </w:r>
+      <w:proofErr w:type="gramStart"/>
+      <w:r>
+        <w:rPr>
+          <w:sz w:val="32"/>
+          <w:szCs w:val="32"/>
+        </w:rPr>
+        <w:t>low level</w:t>
+      </w:r>
+      <w:proofErr w:type="gramEnd"/>
+      <w:r>
+        <w:rPr>
+          <w:sz w:val="32"/>
+          <w:szCs w:val="32"/>
+        </w:rPr>
+        <w:t xml:space="preserve"> runtime functionality and re-implement them in separate tools called </w:t>
+      </w:r>
+      <w:proofErr w:type="spellStart"/>
+      <w:r>
+        <w:rPr>
+          <w:sz w:val="32"/>
+          <w:szCs w:val="32"/>
+        </w:rPr>
+        <w:t>containerd</w:t>
+      </w:r>
+      <w:proofErr w:type="spellEnd"/>
+      <w:r>
+        <w:rPr>
+          <w:sz w:val="32"/>
+          <w:szCs w:val="32"/>
+        </w:rPr>
+        <w:t xml:space="preserve"> and </w:t>
+      </w:r>
+      <w:proofErr w:type="spellStart"/>
+      <w:r>
+        <w:rPr>
+          <w:sz w:val="32"/>
+          <w:szCs w:val="32"/>
+        </w:rPr>
+        <w:t>runc</w:t>
+      </w:r>
+      <w:proofErr w:type="spellEnd"/>
+      <w:r>
+        <w:rPr>
+          <w:sz w:val="32"/>
+          <w:szCs w:val="32"/>
+        </w:rPr>
+        <w:t xml:space="preserve">, both of which are used by different projects (Docker, Kubernetes, Firecracker, Fargate). Starting with Docker Desktop 4.27.0, Docker has removed image management from daemon and now uses </w:t>
+      </w:r>
+      <w:proofErr w:type="spellStart"/>
+      <w:r>
+        <w:rPr>
+          <w:sz w:val="32"/>
+          <w:szCs w:val="32"/>
+        </w:rPr>
+        <w:t>containerd’s</w:t>
+      </w:r>
+      <w:proofErr w:type="spellEnd"/>
+      <w:r>
+        <w:rPr>
+          <w:sz w:val="32"/>
+          <w:szCs w:val="32"/>
+        </w:rPr>
+        <w:t xml:space="preserve"> image management.</w:t>
       </w:r>
     </w:p>
     <w:p>
@@ -2825,75 +4184,732 @@
           <w:sz w:val="32"/>
           <w:szCs w:val="32"/>
         </w:rPr>
-        <w:t>5.3 The influence of Open Container Initiative (OCI) runc</w:t>
-      </w:r>
-    </w:p>
-    <w:p>
-      <w:pPr>
-        <w:rPr>
-          <w:sz w:val="32"/>
-          <w:szCs w:val="32"/>
-        </w:rPr>
-      </w:pPr>
-    </w:p>
-    <w:p>
-      <w:pPr>
-        <w:rPr>
-          <w:sz w:val="32"/>
-          <w:szCs w:val="32"/>
-        </w:rPr>
-      </w:pPr>
-      <w:r>
-        <w:rPr>
-          <w:sz w:val="32"/>
-          <w:szCs w:val="32"/>
-        </w:rPr>
-        <w:t>5.4 runc</w:t>
-      </w:r>
-    </w:p>
-    <w:p>
-      <w:pPr>
-        <w:rPr>
-          <w:sz w:val="32"/>
-          <w:szCs w:val="32"/>
-        </w:rPr>
-      </w:pPr>
-    </w:p>
-    <w:p>
-      <w:pPr>
-        <w:rPr>
-          <w:sz w:val="32"/>
-          <w:szCs w:val="32"/>
-        </w:rPr>
-      </w:pPr>
-      <w:r>
-        <w:rPr>
-          <w:sz w:val="32"/>
-          <w:szCs w:val="32"/>
-        </w:rPr>
-        <w:t>5.5 containerd</w:t>
-      </w:r>
-    </w:p>
-    <w:p>
-      <w:pPr>
-        <w:rPr>
-          <w:sz w:val="32"/>
-          <w:szCs w:val="32"/>
-        </w:rPr>
-      </w:pPr>
-    </w:p>
-    <w:p>
-      <w:pPr>
-        <w:rPr>
-          <w:sz w:val="32"/>
-          <w:szCs w:val="32"/>
-        </w:rPr>
-      </w:pPr>
-      <w:r>
-        <w:rPr>
-          <w:sz w:val="32"/>
-          <w:szCs w:val="32"/>
-        </w:rPr>
+        <w:t xml:space="preserve">5.3 The influence of Open Container Initiative (OCI) </w:t>
+      </w:r>
+      <w:proofErr w:type="spellStart"/>
+      <w:r>
+        <w:rPr>
+          <w:sz w:val="32"/>
+          <w:szCs w:val="32"/>
+        </w:rPr>
+        <w:t>runc</w:t>
+      </w:r>
+      <w:proofErr w:type="spellEnd"/>
+    </w:p>
+    <w:p>
+      <w:pPr>
+        <w:rPr>
+          <w:sz w:val="32"/>
+          <w:szCs w:val="32"/>
+        </w:rPr>
+      </w:pPr>
+      <w:r>
+        <w:rPr>
+          <w:sz w:val="32"/>
+          <w:szCs w:val="32"/>
+        </w:rPr>
+        <w:t>-The same time Docke</w:t>
+      </w:r>
+      <w:r>
+        <w:rPr>
+          <w:sz w:val="32"/>
+          <w:szCs w:val="32"/>
+        </w:rPr>
+        <w:t>r</w:t>
+      </w:r>
+      <w:r>
+        <w:rPr>
+          <w:sz w:val="32"/>
+          <w:szCs w:val="32"/>
+        </w:rPr>
+        <w:t xml:space="preserve">, Inc. was refactoring the Engine, OCI was in the process of defining 2 container-related standards: image + runtime spec (2017). They’ve </w:t>
+      </w:r>
+      <w:proofErr w:type="gramStart"/>
+      <w:r>
+        <w:rPr>
+          <w:sz w:val="32"/>
+          <w:szCs w:val="32"/>
+        </w:rPr>
+        <w:t>been added</w:t>
+      </w:r>
+      <w:proofErr w:type="gramEnd"/>
+      <w:r>
+        <w:rPr>
+          <w:sz w:val="32"/>
+          <w:szCs w:val="32"/>
+        </w:rPr>
+        <w:t xml:space="preserve"> a 3</w:t>
+      </w:r>
+      <w:r>
+        <w:rPr>
+          <w:sz w:val="32"/>
+          <w:szCs w:val="32"/>
+          <w:vertAlign w:val="superscript"/>
+        </w:rPr>
+        <w:t>rd</w:t>
+      </w:r>
+      <w:r>
+        <w:rPr>
+          <w:sz w:val="32"/>
+          <w:szCs w:val="32"/>
+        </w:rPr>
+        <w:t xml:space="preserve"> distribution spec governing how images are distributed via registries.</w:t>
+      </w:r>
+    </w:p>
+    <w:p>
+      <w:pPr>
+        <w:rPr>
+          <w:sz w:val="32"/>
+          <w:szCs w:val="32"/>
+        </w:rPr>
+      </w:pPr>
+      <w:r>
+        <w:rPr>
+          <w:sz w:val="32"/>
+          <w:szCs w:val="32"/>
+        </w:rPr>
+        <w:t xml:space="preserve">-Docker, Inc. was a founding member of OCI and was heavily involved in defining the original specifications. </w:t>
+      </w:r>
+    </w:p>
+    <w:p>
+      <w:pPr>
+        <w:rPr>
+          <w:sz w:val="32"/>
+          <w:szCs w:val="32"/>
+        </w:rPr>
+      </w:pPr>
+      <w:r>
+        <w:rPr>
+          <w:sz w:val="32"/>
+          <w:szCs w:val="32"/>
+        </w:rPr>
+        <w:t>-</w:t>
+      </w:r>
+      <w:r>
+        <w:rPr>
+          <w:sz w:val="32"/>
+          <w:szCs w:val="32"/>
+        </w:rPr>
+        <w:t xml:space="preserve">All versions of Docker since 2016 </w:t>
+      </w:r>
+      <w:r>
+        <w:rPr>
+          <w:sz w:val="32"/>
+          <w:szCs w:val="32"/>
+        </w:rPr>
+        <w:t xml:space="preserve">have implemented OCI specifications. Docker uses </w:t>
+      </w:r>
+      <w:proofErr w:type="spellStart"/>
+      <w:r>
+        <w:rPr>
+          <w:sz w:val="32"/>
+          <w:szCs w:val="32"/>
+        </w:rPr>
+        <w:t>runc</w:t>
+      </w:r>
+      <w:proofErr w:type="spellEnd"/>
+      <w:r>
+        <w:rPr>
+          <w:sz w:val="32"/>
+          <w:szCs w:val="32"/>
+        </w:rPr>
+        <w:t>, the reference implementation of OCI runtime-spec,</w:t>
+      </w:r>
+      <w:r>
+        <w:rPr>
+          <w:sz w:val="32"/>
+          <w:szCs w:val="32"/>
+        </w:rPr>
+        <w:t xml:space="preserve"> to create OCI-compliant </w:t>
+      </w:r>
+      <w:proofErr w:type="spellStart"/>
+      <w:r>
+        <w:rPr>
+          <w:sz w:val="32"/>
+          <w:szCs w:val="32"/>
+        </w:rPr>
+        <w:t>contaiers</w:t>
+      </w:r>
+      <w:proofErr w:type="spellEnd"/>
+      <w:r>
+        <w:rPr>
+          <w:sz w:val="32"/>
+          <w:szCs w:val="32"/>
+        </w:rPr>
+        <w:t xml:space="preserve"> (runtime-spec). It also uses </w:t>
+      </w:r>
+      <w:proofErr w:type="spellStart"/>
+      <w:r>
+        <w:rPr>
+          <w:sz w:val="32"/>
+          <w:szCs w:val="32"/>
+        </w:rPr>
+        <w:t>BuildKit</w:t>
+      </w:r>
+      <w:proofErr w:type="spellEnd"/>
+      <w:r>
+        <w:rPr>
+          <w:sz w:val="32"/>
+          <w:szCs w:val="32"/>
+        </w:rPr>
+        <w:t xml:space="preserve"> to build OCI-compliant images (image-spec), and Docker Hub is an OCI-compliant registry (registry-spec).</w:t>
+      </w:r>
+    </w:p>
+    <w:p>
+      <w:pPr>
+        <w:rPr>
+          <w:sz w:val="32"/>
+          <w:szCs w:val="32"/>
+        </w:rPr>
+      </w:pPr>
+      <w:r>
+        <w:rPr>
+          <w:sz w:val="32"/>
+          <w:szCs w:val="32"/>
+        </w:rPr>
+        <w:t xml:space="preserve">5.4 </w:t>
+      </w:r>
+      <w:proofErr w:type="spellStart"/>
+      <w:r>
+        <w:rPr>
+          <w:sz w:val="32"/>
+          <w:szCs w:val="32"/>
+        </w:rPr>
+        <w:t>runc</w:t>
+      </w:r>
+      <w:proofErr w:type="spellEnd"/>
+    </w:p>
+    <w:p>
+      <w:pPr>
+        <w:rPr>
+          <w:sz w:val="32"/>
+          <w:szCs w:val="32"/>
+        </w:rPr>
+      </w:pPr>
+      <w:r>
+        <w:rPr>
+          <w:sz w:val="32"/>
+          <w:szCs w:val="32"/>
+        </w:rPr>
+        <w:t>-</w:t>
+      </w:r>
+      <w:proofErr w:type="spellStart"/>
+      <w:r>
+        <w:rPr>
+          <w:sz w:val="32"/>
+          <w:szCs w:val="32"/>
+        </w:rPr>
+        <w:t>runc</w:t>
+      </w:r>
+      <w:proofErr w:type="spellEnd"/>
+      <w:r>
+        <w:rPr>
+          <w:sz w:val="32"/>
+          <w:szCs w:val="32"/>
+        </w:rPr>
+        <w:t xml:space="preserve">: the reference implementation of OCI runtime-spec. Docker, Inc. was heavily involved in defining the spec and contributed the initial code for </w:t>
+      </w:r>
+      <w:proofErr w:type="spellStart"/>
+      <w:r>
+        <w:rPr>
+          <w:sz w:val="32"/>
+          <w:szCs w:val="32"/>
+        </w:rPr>
+        <w:t>runc</w:t>
+      </w:r>
+      <w:proofErr w:type="spellEnd"/>
+      <w:r>
+        <w:rPr>
+          <w:sz w:val="32"/>
+          <w:szCs w:val="32"/>
+        </w:rPr>
+        <w:t>.</w:t>
+      </w:r>
+    </w:p>
+    <w:p>
+      <w:pPr>
+        <w:rPr>
+          <w:sz w:val="32"/>
+          <w:szCs w:val="32"/>
+        </w:rPr>
+      </w:pPr>
+      <w:r>
+        <w:rPr>
+          <w:sz w:val="32"/>
+          <w:szCs w:val="32"/>
+        </w:rPr>
+        <w:lastRenderedPageBreak/>
+        <w:t>-</w:t>
+      </w:r>
+      <w:proofErr w:type="spellStart"/>
+      <w:r>
+        <w:rPr>
+          <w:sz w:val="32"/>
+          <w:szCs w:val="32"/>
+        </w:rPr>
+        <w:t>runc</w:t>
+      </w:r>
+      <w:proofErr w:type="spellEnd"/>
+      <w:r>
+        <w:rPr>
+          <w:sz w:val="32"/>
+          <w:szCs w:val="32"/>
+        </w:rPr>
+        <w:t xml:space="preserve"> is a lightweight CLI wrapper for </w:t>
+      </w:r>
+      <w:proofErr w:type="spellStart"/>
+      <w:r>
+        <w:rPr>
+          <w:sz w:val="32"/>
+          <w:szCs w:val="32"/>
+        </w:rPr>
+        <w:t>libcontainer</w:t>
+      </w:r>
+      <w:proofErr w:type="spellEnd"/>
+      <w:r>
+        <w:rPr>
+          <w:sz w:val="32"/>
+          <w:szCs w:val="32"/>
+        </w:rPr>
+        <w:t xml:space="preserve"> that you can download and use to manage OCI-compliant containers. It’s a very low-level tool and lacks </w:t>
+      </w:r>
+      <w:proofErr w:type="gramStart"/>
+      <w:r>
+        <w:rPr>
+          <w:sz w:val="32"/>
+          <w:szCs w:val="32"/>
+        </w:rPr>
+        <w:t>almost  all</w:t>
+      </w:r>
+      <w:proofErr w:type="gramEnd"/>
+      <w:r>
+        <w:rPr>
+          <w:sz w:val="32"/>
+          <w:szCs w:val="32"/>
+        </w:rPr>
+        <w:t xml:space="preserve"> of features and add-ons you get with Docker Engine. Fortunately, Docker uses </w:t>
+      </w:r>
+      <w:proofErr w:type="spellStart"/>
+      <w:r>
+        <w:rPr>
+          <w:sz w:val="32"/>
+          <w:szCs w:val="32"/>
+        </w:rPr>
+        <w:t>runc</w:t>
+      </w:r>
+      <w:proofErr w:type="spellEnd"/>
+      <w:r>
+        <w:rPr>
+          <w:sz w:val="32"/>
+          <w:szCs w:val="32"/>
+        </w:rPr>
+        <w:t xml:space="preserve"> as its low-level runtime, this means you get OCI-compliant containers and the feature-rich Docker user experience. </w:t>
+      </w:r>
+    </w:p>
+    <w:p>
+      <w:pPr>
+        <w:rPr>
+          <w:sz w:val="32"/>
+          <w:szCs w:val="32"/>
+        </w:rPr>
+      </w:pPr>
+      <w:r>
+        <w:rPr>
+          <w:sz w:val="32"/>
+          <w:szCs w:val="32"/>
+        </w:rPr>
+        <w:t>-</w:t>
+      </w:r>
+      <w:proofErr w:type="spellStart"/>
+      <w:r>
+        <w:rPr>
+          <w:sz w:val="32"/>
+          <w:szCs w:val="32"/>
+        </w:rPr>
+        <w:t>runc</w:t>
+      </w:r>
+      <w:proofErr w:type="spellEnd"/>
+      <w:r>
+        <w:rPr>
+          <w:sz w:val="32"/>
+          <w:szCs w:val="32"/>
+        </w:rPr>
+        <w:t xml:space="preserve"> operates at OCI layer, we often refer to it as a low-level runtime.</w:t>
+      </w:r>
+    </w:p>
+    <w:p>
+      <w:pPr>
+        <w:rPr>
+          <w:sz w:val="32"/>
+          <w:szCs w:val="32"/>
+        </w:rPr>
+      </w:pPr>
+      <w:r>
+        <w:rPr>
+          <w:sz w:val="32"/>
+          <w:szCs w:val="32"/>
+        </w:rPr>
+        <w:t xml:space="preserve">-Docker and Kubernetes use </w:t>
+      </w:r>
+      <w:proofErr w:type="spellStart"/>
+      <w:r>
+        <w:rPr>
+          <w:sz w:val="32"/>
+          <w:szCs w:val="32"/>
+        </w:rPr>
+        <w:t>runc</w:t>
+      </w:r>
+      <w:proofErr w:type="spellEnd"/>
+      <w:r>
+        <w:rPr>
+          <w:sz w:val="32"/>
+          <w:szCs w:val="32"/>
+        </w:rPr>
+        <w:t xml:space="preserve"> as their default low-level runtime, </w:t>
+      </w:r>
+      <w:r>
+        <w:rPr>
+          <w:sz w:val="32"/>
+          <w:szCs w:val="32"/>
+        </w:rPr>
+        <w:t xml:space="preserve">and both pair it with </w:t>
+      </w:r>
+      <w:proofErr w:type="spellStart"/>
+      <w:r>
+        <w:rPr>
+          <w:sz w:val="32"/>
+          <w:szCs w:val="32"/>
+        </w:rPr>
+        <w:t>containerd</w:t>
+      </w:r>
+      <w:proofErr w:type="spellEnd"/>
+      <w:r>
+        <w:rPr>
+          <w:sz w:val="32"/>
+          <w:szCs w:val="32"/>
+        </w:rPr>
+        <w:t xml:space="preserve"> high-level runtime: </w:t>
+      </w:r>
+      <w:proofErr w:type="spellStart"/>
+      <w:r>
+        <w:rPr>
+          <w:sz w:val="32"/>
+          <w:szCs w:val="32"/>
+        </w:rPr>
+        <w:t>containerd</w:t>
+      </w:r>
+      <w:proofErr w:type="spellEnd"/>
+      <w:r>
+        <w:rPr>
+          <w:sz w:val="32"/>
+          <w:szCs w:val="32"/>
+        </w:rPr>
+        <w:t xml:space="preserve"> operates as high-level runtime managing lifecycle events. </w:t>
+      </w:r>
+      <w:proofErr w:type="spellStart"/>
+      <w:r>
+        <w:rPr>
+          <w:sz w:val="32"/>
+          <w:szCs w:val="32"/>
+        </w:rPr>
+        <w:t>Runc</w:t>
+      </w:r>
+      <w:proofErr w:type="spellEnd"/>
+      <w:r>
+        <w:rPr>
+          <w:sz w:val="32"/>
+          <w:szCs w:val="32"/>
+        </w:rPr>
+        <w:t xml:space="preserve"> operates as low-level runtime executing lifecycle events by interfacing with kernel to do the work of </w:t>
+      </w:r>
+      <w:proofErr w:type="gramStart"/>
+      <w:r>
+        <w:rPr>
+          <w:sz w:val="32"/>
+          <w:szCs w:val="32"/>
+        </w:rPr>
+        <w:t>actually building</w:t>
+      </w:r>
+      <w:proofErr w:type="gramEnd"/>
+      <w:r>
+        <w:rPr>
+          <w:sz w:val="32"/>
+          <w:szCs w:val="32"/>
+        </w:rPr>
+        <w:t xml:space="preserve"> containers and deleting them.</w:t>
+      </w:r>
+    </w:p>
+    <w:p>
+      <w:pPr>
+        <w:rPr>
+          <w:sz w:val="32"/>
+          <w:szCs w:val="32"/>
+        </w:rPr>
+      </w:pPr>
+      <w:r>
+        <w:rPr>
+          <w:sz w:val="32"/>
+          <w:szCs w:val="32"/>
+        </w:rPr>
+        <w:t xml:space="preserve">5.5 </w:t>
+      </w:r>
+      <w:proofErr w:type="spellStart"/>
+      <w:r>
+        <w:rPr>
+          <w:sz w:val="32"/>
+          <w:szCs w:val="32"/>
+        </w:rPr>
+        <w:t>containerd</w:t>
+      </w:r>
+      <w:proofErr w:type="spellEnd"/>
+    </w:p>
+    <w:p>
+      <w:pPr>
+        <w:rPr>
+          <w:sz w:val="32"/>
+          <w:szCs w:val="32"/>
+        </w:rPr>
+      </w:pPr>
+      <w:r>
+        <w:rPr>
+          <w:sz w:val="32"/>
+          <w:szCs w:val="32"/>
+        </w:rPr>
+        <w:t>-</w:t>
+      </w:r>
+      <w:proofErr w:type="spellStart"/>
+      <w:r>
+        <w:rPr>
+          <w:sz w:val="32"/>
+          <w:szCs w:val="32"/>
+        </w:rPr>
+        <w:t>containerd</w:t>
+      </w:r>
+      <w:proofErr w:type="spellEnd"/>
+      <w:r>
+        <w:rPr>
+          <w:sz w:val="32"/>
+          <w:szCs w:val="32"/>
+        </w:rPr>
+        <w:t>: another tool that Docker created as a high-level runtime as it manages lifecycle events (start, stop, delete containers). It needs a low-level runtime to perform actual work.</w:t>
+      </w:r>
+      <w:r>
+        <w:rPr>
+          <w:sz w:val="32"/>
+          <w:szCs w:val="32"/>
+        </w:rPr>
+        <w:t xml:space="preserve"> Most of the time, </w:t>
+      </w:r>
+      <w:proofErr w:type="spellStart"/>
+      <w:r>
+        <w:rPr>
+          <w:sz w:val="32"/>
+          <w:szCs w:val="32"/>
+        </w:rPr>
+        <w:t>containerd</w:t>
+      </w:r>
+      <w:proofErr w:type="spellEnd"/>
+      <w:r>
+        <w:rPr>
+          <w:sz w:val="32"/>
+          <w:szCs w:val="32"/>
+        </w:rPr>
+        <w:t xml:space="preserve"> is paired with </w:t>
+      </w:r>
+      <w:proofErr w:type="spellStart"/>
+      <w:r>
+        <w:rPr>
+          <w:sz w:val="32"/>
+          <w:szCs w:val="32"/>
+        </w:rPr>
+        <w:t>runc</w:t>
+      </w:r>
+      <w:proofErr w:type="spellEnd"/>
+      <w:r>
+        <w:rPr>
+          <w:sz w:val="32"/>
+          <w:szCs w:val="32"/>
+        </w:rPr>
+        <w:t xml:space="preserve"> as its low-level runtime. It uses shims that make it possible to replace </w:t>
+      </w:r>
+      <w:proofErr w:type="spellStart"/>
+      <w:r>
+        <w:rPr>
+          <w:sz w:val="32"/>
+          <w:szCs w:val="32"/>
+        </w:rPr>
+        <w:t>runc</w:t>
+      </w:r>
+      <w:proofErr w:type="spellEnd"/>
+      <w:r>
+        <w:rPr>
+          <w:sz w:val="32"/>
+          <w:szCs w:val="32"/>
+        </w:rPr>
+        <w:t xml:space="preserve"> with </w:t>
+      </w:r>
+      <w:proofErr w:type="gramStart"/>
+      <w:r>
+        <w:rPr>
+          <w:sz w:val="32"/>
+          <w:szCs w:val="32"/>
+        </w:rPr>
+        <w:t>other</w:t>
+      </w:r>
+      <w:proofErr w:type="gramEnd"/>
+      <w:r>
+        <w:rPr>
+          <w:sz w:val="32"/>
+          <w:szCs w:val="32"/>
+        </w:rPr>
+        <w:t xml:space="preserve"> low-level runtime.</w:t>
+      </w:r>
+    </w:p>
+    <w:p>
+      <w:pPr>
+        <w:rPr>
+          <w:sz w:val="32"/>
+          <w:szCs w:val="32"/>
+        </w:rPr>
+      </w:pPr>
+      <w:r>
+        <w:rPr>
+          <w:sz w:val="32"/>
+          <w:szCs w:val="32"/>
+        </w:rPr>
+        <w:t xml:space="preserve">-The original plan was for </w:t>
+      </w:r>
+      <w:proofErr w:type="spellStart"/>
+      <w:r>
+        <w:rPr>
+          <w:sz w:val="32"/>
+          <w:szCs w:val="32"/>
+        </w:rPr>
+        <w:t>containerd</w:t>
+      </w:r>
+      <w:proofErr w:type="spellEnd"/>
+      <w:r>
+        <w:rPr>
+          <w:sz w:val="32"/>
+          <w:szCs w:val="32"/>
+        </w:rPr>
+        <w:t xml:space="preserve"> to be a </w:t>
+      </w:r>
+      <w:proofErr w:type="gramStart"/>
+      <w:r>
+        <w:rPr>
+          <w:sz w:val="32"/>
+          <w:szCs w:val="32"/>
+        </w:rPr>
+        <w:t>small specialized</w:t>
+      </w:r>
+      <w:proofErr w:type="gramEnd"/>
+      <w:r>
+        <w:rPr>
+          <w:sz w:val="32"/>
+          <w:szCs w:val="32"/>
+        </w:rPr>
+        <w:t xml:space="preserve"> tool for managing container lifecycle events. But it has since grown to include the ability to manage images, networks, volumes.</w:t>
+      </w:r>
+    </w:p>
+    <w:p>
+      <w:pPr>
+        <w:rPr>
+          <w:sz w:val="32"/>
+          <w:szCs w:val="32"/>
+        </w:rPr>
+      </w:pPr>
+      <w:r>
+        <w:rPr>
+          <w:sz w:val="32"/>
+          <w:szCs w:val="32"/>
+        </w:rPr>
+        <w:t xml:space="preserve">-One reason to add more functionality is for projects such as Kubernetes that want </w:t>
+      </w:r>
+      <w:proofErr w:type="spellStart"/>
+      <w:r>
+        <w:rPr>
+          <w:sz w:val="32"/>
+          <w:szCs w:val="32"/>
+        </w:rPr>
+        <w:t>containerd</w:t>
+      </w:r>
+      <w:proofErr w:type="spellEnd"/>
+      <w:r>
+        <w:rPr>
+          <w:sz w:val="32"/>
+          <w:szCs w:val="32"/>
+        </w:rPr>
+        <w:t xml:space="preserve"> to be able to push and pull images.</w:t>
+      </w:r>
+      <w:r>
+        <w:rPr>
+          <w:sz w:val="32"/>
+          <w:szCs w:val="32"/>
+        </w:rPr>
+        <w:t xml:space="preserve"> This extra functionality is modular.</w:t>
+      </w:r>
+    </w:p>
+    <w:p>
+      <w:pPr>
+        <w:rPr>
+          <w:sz w:val="32"/>
+          <w:szCs w:val="32"/>
+        </w:rPr>
+      </w:pPr>
+      <w:r>
+        <w:rPr>
+          <w:sz w:val="32"/>
+          <w:szCs w:val="32"/>
+        </w:rPr>
+        <w:t>-</w:t>
+      </w:r>
+      <w:proofErr w:type="spellStart"/>
+      <w:r>
+        <w:rPr>
+          <w:sz w:val="32"/>
+          <w:szCs w:val="32"/>
+        </w:rPr>
+        <w:t>containerd</w:t>
+      </w:r>
+      <w:proofErr w:type="spellEnd"/>
+      <w:r>
+        <w:rPr>
+          <w:sz w:val="32"/>
+          <w:szCs w:val="32"/>
+        </w:rPr>
+        <w:t xml:space="preserve"> was originally developed by Docker, Inc. and </w:t>
+      </w:r>
+      <w:proofErr w:type="gramStart"/>
+      <w:r>
+        <w:rPr>
+          <w:sz w:val="32"/>
+          <w:szCs w:val="32"/>
+        </w:rPr>
+        <w:t>donated</w:t>
+      </w:r>
+      <w:proofErr w:type="gramEnd"/>
+      <w:r>
+        <w:rPr>
+          <w:sz w:val="32"/>
+          <w:szCs w:val="32"/>
+        </w:rPr>
+        <w:t xml:space="preserve"> the Cloud Native Computing Foundation (CNCF).</w:t>
+      </w:r>
+    </w:p>
+    <w:p>
+      <w:pPr>
+        <w:rPr>
+          <w:sz w:val="32"/>
+          <w:szCs w:val="32"/>
+        </w:rPr>
+      </w:pPr>
+      <w:r>
+        <w:rPr>
+          <w:sz w:val="32"/>
+          <w:szCs w:val="32"/>
+        </w:rPr>
+        <w:lastRenderedPageBreak/>
         <w:t>5.6 Start a new container (example)</w:t>
       </w:r>
     </w:p>
@@ -2904,6 +4920,445 @@
           <w:szCs w:val="32"/>
         </w:rPr>
       </w:pPr>
+      <w:r>
+        <w:rPr>
+          <w:sz w:val="32"/>
+          <w:szCs w:val="32"/>
+        </w:rPr>
+        <w:t>-The most common way of starting containers is using Docker CLI:</w:t>
+      </w:r>
+    </w:p>
+    <w:p>
+      <w:pPr>
+        <w:rPr>
+          <w:sz w:val="32"/>
+          <w:szCs w:val="32"/>
+        </w:rPr>
+      </w:pPr>
+      <w:r>
+        <w:rPr>
+          <w:sz w:val="32"/>
+          <w:szCs w:val="32"/>
+        </w:rPr>
+        <w:t>docker run</w:t>
+      </w:r>
+    </w:p>
+    <w:p>
+      <w:pPr>
+        <w:rPr>
+          <w:sz w:val="32"/>
+          <w:szCs w:val="32"/>
+        </w:rPr>
+      </w:pPr>
+      <w:r>
+        <w:rPr>
+          <w:sz w:val="32"/>
+          <w:szCs w:val="32"/>
+        </w:rPr>
+        <w:t>-When you run commands like this, Docker client converts them into API requests and sends them to API exposed by daemon.</w:t>
+      </w:r>
+    </w:p>
+    <w:p>
+      <w:pPr>
+        <w:rPr>
+          <w:sz w:val="32"/>
+          <w:szCs w:val="32"/>
+        </w:rPr>
+      </w:pPr>
+      <w:r>
+        <w:rPr>
+          <w:sz w:val="32"/>
+          <w:szCs w:val="32"/>
+        </w:rPr>
+        <w:t>-Daemon can expose API on a local socket or over network. On Linux, the local socket is /var/run/</w:t>
+      </w:r>
+      <w:proofErr w:type="spellStart"/>
+      <w:r>
+        <w:rPr>
+          <w:sz w:val="32"/>
+          <w:szCs w:val="32"/>
+        </w:rPr>
+        <w:t>docker.sock</w:t>
+      </w:r>
+      <w:proofErr w:type="spellEnd"/>
+      <w:r>
+        <w:rPr>
+          <w:sz w:val="32"/>
+          <w:szCs w:val="32"/>
+        </w:rPr>
+        <w:t xml:space="preserve"> and on Windows it’s \pipe\</w:t>
+      </w:r>
+      <w:proofErr w:type="spellStart"/>
+      <w:r>
+        <w:rPr>
+          <w:sz w:val="32"/>
+          <w:szCs w:val="32"/>
+        </w:rPr>
+        <w:t>docker_engine</w:t>
+      </w:r>
+      <w:proofErr w:type="spellEnd"/>
+    </w:p>
+    <w:p>
+      <w:pPr>
+        <w:rPr>
+          <w:sz w:val="32"/>
+          <w:szCs w:val="32"/>
+        </w:rPr>
+      </w:pPr>
+      <w:r>
+        <w:rPr>
+          <w:sz w:val="32"/>
+          <w:szCs w:val="32"/>
+        </w:rPr>
+        <w:t xml:space="preserve">-The daemon receives the request, interprets it as a request to create a new container, and passes it to </w:t>
+      </w:r>
+      <w:proofErr w:type="spellStart"/>
+      <w:r>
+        <w:rPr>
+          <w:sz w:val="32"/>
+          <w:szCs w:val="32"/>
+        </w:rPr>
+        <w:t>containerd</w:t>
+      </w:r>
+      <w:proofErr w:type="spellEnd"/>
+      <w:r>
+        <w:rPr>
+          <w:sz w:val="32"/>
+          <w:szCs w:val="32"/>
+        </w:rPr>
+        <w:t xml:space="preserve">. Remember that </w:t>
+      </w:r>
+      <w:proofErr w:type="gramStart"/>
+      <w:r>
+        <w:rPr>
+          <w:sz w:val="32"/>
+          <w:szCs w:val="32"/>
+        </w:rPr>
+        <w:t>daemon</w:t>
+      </w:r>
+      <w:proofErr w:type="gramEnd"/>
+      <w:r>
+        <w:rPr>
+          <w:sz w:val="32"/>
+          <w:szCs w:val="32"/>
+        </w:rPr>
+        <w:t xml:space="preserve"> no longer contains any code to create containers.</w:t>
+      </w:r>
+    </w:p>
+    <w:p>
+      <w:pPr>
+        <w:rPr>
+          <w:sz w:val="32"/>
+          <w:szCs w:val="32"/>
+        </w:rPr>
+      </w:pPr>
+      <w:r>
+        <w:rPr>
+          <w:sz w:val="32"/>
+          <w:szCs w:val="32"/>
+        </w:rPr>
+        <w:t xml:space="preserve">-daemon communicates with </w:t>
+      </w:r>
+      <w:proofErr w:type="spellStart"/>
+      <w:r>
+        <w:rPr>
+          <w:sz w:val="32"/>
+          <w:szCs w:val="32"/>
+        </w:rPr>
+        <w:t>c</w:t>
+      </w:r>
+      <w:r>
+        <w:rPr>
+          <w:sz w:val="32"/>
+          <w:szCs w:val="32"/>
+        </w:rPr>
+        <w:t>ontainerd</w:t>
+      </w:r>
+      <w:proofErr w:type="spellEnd"/>
+      <w:r>
+        <w:rPr>
+          <w:sz w:val="32"/>
+          <w:szCs w:val="32"/>
+        </w:rPr>
+        <w:t xml:space="preserve"> via a CRUD-style API over </w:t>
+      </w:r>
+      <w:proofErr w:type="spellStart"/>
+      <w:r>
+        <w:rPr>
+          <w:sz w:val="32"/>
+          <w:szCs w:val="32"/>
+        </w:rPr>
+        <w:t>gRPC</w:t>
+      </w:r>
+      <w:proofErr w:type="spellEnd"/>
+    </w:p>
+    <w:p>
+      <w:pPr>
+        <w:rPr>
+          <w:sz w:val="32"/>
+          <w:szCs w:val="32"/>
+        </w:rPr>
+      </w:pPr>
+      <w:r>
+        <w:rPr>
+          <w:sz w:val="32"/>
+          <w:szCs w:val="32"/>
+        </w:rPr>
+        <w:t xml:space="preserve">-Even </w:t>
+      </w:r>
+      <w:proofErr w:type="spellStart"/>
+      <w:r>
+        <w:rPr>
+          <w:sz w:val="32"/>
+          <w:szCs w:val="32"/>
+        </w:rPr>
+        <w:t>containerd</w:t>
+      </w:r>
+      <w:proofErr w:type="spellEnd"/>
+      <w:r>
+        <w:rPr>
+          <w:sz w:val="32"/>
+          <w:szCs w:val="32"/>
+        </w:rPr>
+        <w:t xml:space="preserve"> can’t create containers. It converts the required Docker image into OCI bundle and tells </w:t>
+      </w:r>
+      <w:proofErr w:type="spellStart"/>
+      <w:proofErr w:type="gramStart"/>
+      <w:r>
+        <w:rPr>
+          <w:sz w:val="32"/>
+          <w:szCs w:val="32"/>
+        </w:rPr>
+        <w:t>runc</w:t>
+      </w:r>
+      <w:proofErr w:type="spellEnd"/>
+      <w:r>
+        <w:rPr>
+          <w:sz w:val="32"/>
+          <w:szCs w:val="32"/>
+        </w:rPr>
+        <w:t xml:space="preserve">  use</w:t>
+      </w:r>
+      <w:proofErr w:type="gramEnd"/>
+      <w:r>
+        <w:rPr>
+          <w:sz w:val="32"/>
+          <w:szCs w:val="32"/>
+        </w:rPr>
+        <w:t xml:space="preserve"> this to create a new container. </w:t>
+      </w:r>
+      <w:proofErr w:type="spellStart"/>
+      <w:r>
+        <w:rPr>
+          <w:sz w:val="32"/>
+          <w:szCs w:val="32"/>
+        </w:rPr>
+        <w:t>runc</w:t>
+      </w:r>
+      <w:proofErr w:type="spellEnd"/>
+      <w:r>
+        <w:rPr>
+          <w:sz w:val="32"/>
+          <w:szCs w:val="32"/>
+        </w:rPr>
+        <w:t xml:space="preserve"> interfaces with OS kernel to pull all constructs necessary to create a container (namespaces, </w:t>
+      </w:r>
+      <w:proofErr w:type="spellStart"/>
+      <w:r>
+        <w:rPr>
+          <w:sz w:val="32"/>
+          <w:szCs w:val="32"/>
+        </w:rPr>
+        <w:t>cgroups</w:t>
+      </w:r>
+      <w:proofErr w:type="spellEnd"/>
+      <w:r>
+        <w:rPr>
+          <w:sz w:val="32"/>
+          <w:szCs w:val="32"/>
+        </w:rPr>
+        <w:t xml:space="preserve">…). The container starts as a child process of </w:t>
+      </w:r>
+      <w:proofErr w:type="spellStart"/>
+      <w:r>
+        <w:rPr>
+          <w:sz w:val="32"/>
+          <w:szCs w:val="32"/>
+        </w:rPr>
+        <w:t>runc</w:t>
+      </w:r>
+      <w:proofErr w:type="spellEnd"/>
+      <w:r>
+        <w:rPr>
+          <w:sz w:val="32"/>
+          <w:szCs w:val="32"/>
+        </w:rPr>
+        <w:t xml:space="preserve">, as soon as container starts, </w:t>
+      </w:r>
+      <w:proofErr w:type="spellStart"/>
+      <w:r>
+        <w:rPr>
+          <w:sz w:val="32"/>
+          <w:szCs w:val="32"/>
+        </w:rPr>
+        <w:t>runc</w:t>
+      </w:r>
+      <w:proofErr w:type="spellEnd"/>
+      <w:r>
+        <w:rPr>
+          <w:sz w:val="32"/>
+          <w:szCs w:val="32"/>
+        </w:rPr>
+        <w:t xml:space="preserve"> exits.</w:t>
+      </w:r>
+    </w:p>
+    <w:p>
+      <w:pPr>
+        <w:rPr>
+          <w:sz w:val="32"/>
+          <w:szCs w:val="32"/>
+        </w:rPr>
+      </w:pPr>
+      <w:r>
+        <w:rPr>
+          <w:sz w:val="32"/>
+          <w:szCs w:val="32"/>
+        </w:rPr>
+        <w:t>-Summarize the process:</w:t>
+      </w:r>
+    </w:p>
+    <w:p>
+      <w:pPr>
+        <w:rPr>
+          <w:sz w:val="32"/>
+          <w:szCs w:val="32"/>
+        </w:rPr>
+      </w:pPr>
+      <w:r>
+        <w:rPr>
+          <w:noProof/>
+        </w:rPr>
+        <w:drawing>
+          <wp:inline distT="0" distB="0" distL="0" distR="0" wp14:anchorId="34FAC3B7" wp14:editId="55806763">
+            <wp:extent cx="3283224" cy="2127080"/>
+            <wp:effectExtent l="0" t="0" r="0" b="6985"/>
+            <wp:docPr id="1579232688" name="Picture 1"/>
+            <wp:cNvGraphicFramePr>
+              <a:graphicFrameLocks xmlns:a="http://schemas.openxmlformats.org/drawingml/2006/main" noChangeAspect="1"/>
+            </wp:cNvGraphicFramePr>
+            <a:graphic xmlns:a="http://schemas.openxmlformats.org/drawingml/2006/main">
+              <a:graphicData uri="http://schemas.openxmlformats.org/drawingml/2006/picture">
+                <pic:pic xmlns:pic="http://schemas.openxmlformats.org/drawingml/2006/picture">
+                  <pic:nvPicPr>
+                    <pic:cNvPr id="1579232688" name=""/>
+                    <pic:cNvPicPr/>
+                  </pic:nvPicPr>
+                  <pic:blipFill>
+                    <a:blip r:embed="rId10"/>
+                    <a:stretch>
+                      <a:fillRect/>
+                    </a:stretch>
+                  </pic:blipFill>
+                  <pic:spPr>
+                    <a:xfrm>
+                      <a:off x="0" y="0"/>
+                      <a:ext cx="3289864" cy="2131382"/>
+                    </a:xfrm>
+                    <a:prstGeom prst="rect">
+                      <a:avLst/>
+                    </a:prstGeom>
+                  </pic:spPr>
+                </pic:pic>
+              </a:graphicData>
+            </a:graphic>
+          </wp:inline>
+        </w:drawing>
+      </w:r>
+    </w:p>
+    <w:p>
+      <w:pPr>
+        <w:rPr>
+          <w:sz w:val="32"/>
+          <w:szCs w:val="32"/>
+        </w:rPr>
+      </w:pPr>
+      <w:r>
+        <w:rPr>
+          <w:sz w:val="32"/>
+          <w:szCs w:val="32"/>
+        </w:rPr>
+        <w:lastRenderedPageBreak/>
+        <w:t>-</w:t>
+      </w:r>
+      <w:proofErr w:type="spellStart"/>
+      <w:r>
+        <w:rPr>
+          <w:sz w:val="32"/>
+          <w:szCs w:val="32"/>
+        </w:rPr>
+        <w:t>daemonless</w:t>
+      </w:r>
+      <w:proofErr w:type="spellEnd"/>
+      <w:r>
+        <w:rPr>
+          <w:sz w:val="32"/>
+          <w:szCs w:val="32"/>
+        </w:rPr>
+        <w:t xml:space="preserve"> containers: </w:t>
+      </w:r>
+      <w:r>
+        <w:rPr>
+          <w:sz w:val="32"/>
+          <w:szCs w:val="32"/>
+        </w:rPr>
+        <w:t xml:space="preserve">decoupling the container creation and management from Docker daemon and implementing it in </w:t>
+      </w:r>
+      <w:proofErr w:type="spellStart"/>
+      <w:r>
+        <w:rPr>
+          <w:sz w:val="32"/>
+          <w:szCs w:val="32"/>
+        </w:rPr>
+        <w:t>containerd</w:t>
+      </w:r>
+      <w:proofErr w:type="spellEnd"/>
+      <w:r>
+        <w:rPr>
+          <w:sz w:val="32"/>
+          <w:szCs w:val="32"/>
+        </w:rPr>
+        <w:t xml:space="preserve"> and </w:t>
+      </w:r>
+      <w:proofErr w:type="spellStart"/>
+      <w:r>
+        <w:rPr>
+          <w:sz w:val="32"/>
+          <w:szCs w:val="32"/>
+        </w:rPr>
+        <w:t>runc</w:t>
+      </w:r>
+      <w:proofErr w:type="spellEnd"/>
+      <w:r>
+        <w:rPr>
+          <w:sz w:val="32"/>
+          <w:szCs w:val="32"/>
+        </w:rPr>
+        <w:t xml:space="preserve"> makes it possible to stop, restart, and even update the daemon without </w:t>
+      </w:r>
+      <w:r>
+        <w:rPr>
+          <w:sz w:val="32"/>
+          <w:szCs w:val="32"/>
+        </w:rPr>
+        <w:t xml:space="preserve">impacting </w:t>
+      </w:r>
+      <w:r>
+        <w:rPr>
+          <w:sz w:val="32"/>
+          <w:szCs w:val="32"/>
+        </w:rPr>
+        <w:t>running containers.</w:t>
+      </w:r>
     </w:p>
     <w:p>
       <w:pPr>
@@ -2927,6 +5382,239 @@
           <w:szCs w:val="32"/>
         </w:rPr>
       </w:pPr>
+      <w:r>
+        <w:rPr>
+          <w:sz w:val="32"/>
+          <w:szCs w:val="32"/>
+        </w:rPr>
+        <w:t xml:space="preserve">-Shims are popular software engineering pattern, Docker Engine uses them between </w:t>
+      </w:r>
+      <w:proofErr w:type="spellStart"/>
+      <w:r>
+        <w:rPr>
+          <w:sz w:val="32"/>
+          <w:szCs w:val="32"/>
+        </w:rPr>
+        <w:t>containerd</w:t>
+      </w:r>
+      <w:proofErr w:type="spellEnd"/>
+      <w:r>
+        <w:rPr>
+          <w:sz w:val="32"/>
+          <w:szCs w:val="32"/>
+        </w:rPr>
+        <w:t xml:space="preserve"> and OCI layer</w:t>
+      </w:r>
+      <w:r>
+        <w:rPr>
+          <w:sz w:val="32"/>
+          <w:szCs w:val="32"/>
+        </w:rPr>
+        <w:t xml:space="preserve">, bring benefits: </w:t>
+      </w:r>
+      <w:proofErr w:type="spellStart"/>
+      <w:r>
+        <w:rPr>
+          <w:sz w:val="32"/>
+          <w:szCs w:val="32"/>
+        </w:rPr>
+        <w:t>daemonless</w:t>
+      </w:r>
+      <w:proofErr w:type="spellEnd"/>
+      <w:r>
+        <w:rPr>
+          <w:sz w:val="32"/>
+          <w:szCs w:val="32"/>
+        </w:rPr>
+        <w:t xml:space="preserve"> containers, improved efficiency, pluggable OCI layer.</w:t>
+      </w:r>
+    </w:p>
+    <w:p>
+      <w:pPr>
+        <w:rPr>
+          <w:sz w:val="32"/>
+          <w:szCs w:val="32"/>
+        </w:rPr>
+      </w:pPr>
+      <w:r>
+        <w:rPr>
+          <w:sz w:val="32"/>
+          <w:szCs w:val="32"/>
+        </w:rPr>
+        <w:t>-</w:t>
+      </w:r>
+      <w:proofErr w:type="spellStart"/>
+      <w:r>
+        <w:rPr>
+          <w:sz w:val="32"/>
+          <w:szCs w:val="32"/>
+        </w:rPr>
+        <w:t>Daemonless</w:t>
+      </w:r>
+      <w:proofErr w:type="spellEnd"/>
+      <w:r>
+        <w:rPr>
+          <w:sz w:val="32"/>
+          <w:szCs w:val="32"/>
+        </w:rPr>
+        <w:t xml:space="preserve"> containers </w:t>
+      </w:r>
+      <w:proofErr w:type="gramStart"/>
+      <w:r>
+        <w:rPr>
+          <w:sz w:val="32"/>
+          <w:szCs w:val="32"/>
+        </w:rPr>
+        <w:t>is</w:t>
+      </w:r>
+      <w:proofErr w:type="gramEnd"/>
+      <w:r>
+        <w:rPr>
+          <w:sz w:val="32"/>
+          <w:szCs w:val="32"/>
+        </w:rPr>
+        <w:t xml:space="preserve"> the ability to stop, restart, and update Docker daemon without impacting running containers.</w:t>
+      </w:r>
+    </w:p>
+    <w:p>
+      <w:pPr>
+        <w:rPr>
+          <w:sz w:val="32"/>
+          <w:szCs w:val="32"/>
+        </w:rPr>
+      </w:pPr>
+      <w:r>
+        <w:rPr>
+          <w:sz w:val="32"/>
+          <w:szCs w:val="32"/>
+        </w:rPr>
+        <w:t>-</w:t>
+      </w:r>
+      <w:proofErr w:type="spellStart"/>
+      <w:r>
+        <w:rPr>
+          <w:sz w:val="32"/>
+          <w:szCs w:val="32"/>
+        </w:rPr>
+        <w:t>Containerd</w:t>
+      </w:r>
+      <w:proofErr w:type="spellEnd"/>
+      <w:r>
+        <w:rPr>
+          <w:sz w:val="32"/>
+          <w:szCs w:val="32"/>
+        </w:rPr>
+        <w:t xml:space="preserve"> forks a shim and a </w:t>
+      </w:r>
+      <w:proofErr w:type="spellStart"/>
+      <w:r>
+        <w:rPr>
+          <w:sz w:val="32"/>
+          <w:szCs w:val="32"/>
+        </w:rPr>
+        <w:t>runc</w:t>
+      </w:r>
+      <w:proofErr w:type="spellEnd"/>
+      <w:r>
+        <w:rPr>
+          <w:sz w:val="32"/>
+          <w:szCs w:val="32"/>
+        </w:rPr>
+        <w:t xml:space="preserve"> process for every new container. But each </w:t>
+      </w:r>
+      <w:proofErr w:type="spellStart"/>
+      <w:r>
+        <w:rPr>
+          <w:sz w:val="32"/>
+          <w:szCs w:val="32"/>
+        </w:rPr>
+        <w:t>runc</w:t>
+      </w:r>
+      <w:proofErr w:type="spellEnd"/>
+      <w:r>
+        <w:rPr>
+          <w:sz w:val="32"/>
+          <w:szCs w:val="32"/>
+        </w:rPr>
+        <w:t xml:space="preserve"> process </w:t>
+      </w:r>
+      <w:proofErr w:type="gramStart"/>
+      <w:r>
+        <w:rPr>
+          <w:sz w:val="32"/>
+          <w:szCs w:val="32"/>
+        </w:rPr>
+        <w:t>exits</w:t>
+      </w:r>
+      <w:proofErr w:type="gramEnd"/>
+      <w:r>
+        <w:rPr>
+          <w:sz w:val="32"/>
+          <w:szCs w:val="32"/>
+        </w:rPr>
+        <w:t xml:space="preserve"> as soon as container starts running, leaving shim process as container’s parent process. The shim is lightweight and</w:t>
+      </w:r>
+      <w:r>
+        <w:rPr>
+          <w:sz w:val="32"/>
+          <w:szCs w:val="32"/>
+        </w:rPr>
+        <w:t xml:space="preserve"> sits between </w:t>
+      </w:r>
+      <w:proofErr w:type="spellStart"/>
+      <w:r>
+        <w:rPr>
+          <w:sz w:val="32"/>
+          <w:szCs w:val="32"/>
+        </w:rPr>
+        <w:t>containerd</w:t>
+      </w:r>
+      <w:proofErr w:type="spellEnd"/>
+      <w:r>
+        <w:rPr>
+          <w:sz w:val="32"/>
+          <w:szCs w:val="32"/>
+        </w:rPr>
+        <w:t xml:space="preserve"> and container.</w:t>
+      </w:r>
+      <w:r>
+        <w:rPr>
+          <w:sz w:val="32"/>
+          <w:szCs w:val="32"/>
+        </w:rPr>
+        <w:t xml:space="preserve"> It reports on container’s status and performs low-level tasks (keep container’s STDIN and STDOUT streams open)</w:t>
+      </w:r>
+    </w:p>
+    <w:p>
+      <w:pPr>
+        <w:rPr>
+          <w:sz w:val="32"/>
+          <w:szCs w:val="32"/>
+        </w:rPr>
+      </w:pPr>
+      <w:r>
+        <w:rPr>
+          <w:sz w:val="32"/>
+          <w:szCs w:val="32"/>
+        </w:rPr>
+        <w:t xml:space="preserve">-Shims also make it possible to replace </w:t>
+      </w:r>
+      <w:proofErr w:type="spellStart"/>
+      <w:r>
+        <w:rPr>
+          <w:sz w:val="32"/>
+          <w:szCs w:val="32"/>
+        </w:rPr>
+        <w:t>runc</w:t>
+      </w:r>
+      <w:proofErr w:type="spellEnd"/>
+      <w:r>
+        <w:rPr>
+          <w:sz w:val="32"/>
+          <w:szCs w:val="32"/>
+        </w:rPr>
+        <w:t xml:space="preserve"> with other low-level runtimes.</w:t>
+      </w:r>
     </w:p>
     <w:p>
       <w:pPr>
@@ -2986,30 +5674,30 @@
           <w:sz w:val="32"/>
           <w:szCs w:val="32"/>
         </w:rPr>
+        <w:t>6.1 Docker images-The TLDR</w:t>
+      </w:r>
+    </w:p>
+    <w:p>
+      <w:pPr>
+        <w:rPr>
+          <w:sz w:val="32"/>
+          <w:szCs w:val="32"/>
+        </w:rPr>
+      </w:pPr>
+    </w:p>
+    <w:p>
+      <w:pPr>
+        <w:rPr>
+          <w:sz w:val="32"/>
+          <w:szCs w:val="32"/>
+        </w:rPr>
+      </w:pPr>
+      <w:r>
+        <w:rPr>
+          <w:sz w:val="32"/>
+          <w:szCs w:val="32"/>
+        </w:rPr>
         <w:lastRenderedPageBreak/>
-        <w:t>6.1 Docker images-The TLDR</w:t>
-      </w:r>
-    </w:p>
-    <w:p>
-      <w:pPr>
-        <w:rPr>
-          <w:sz w:val="32"/>
-          <w:szCs w:val="32"/>
-        </w:rPr>
-      </w:pPr>
-    </w:p>
-    <w:p>
-      <w:pPr>
-        <w:rPr>
-          <w:sz w:val="32"/>
-          <w:szCs w:val="32"/>
-        </w:rPr>
-      </w:pPr>
-      <w:r>
-        <w:rPr>
-          <w:sz w:val="32"/>
-          <w:szCs w:val="32"/>
-        </w:rPr>
         <w:t>6.2 Intro to images</w:t>
       </w:r>
     </w:p>
@@ -3148,7 +5836,23 @@
           <w:sz w:val="32"/>
           <w:szCs w:val="32"/>
         </w:rPr>
-        <w:t>6.8 Multi-architecture images</w:t>
+        <w:t xml:space="preserve">6.8 </w:t>
+      </w:r>
+      <w:proofErr w:type="gramStart"/>
+      <w:r>
+        <w:rPr>
+          <w:sz w:val="32"/>
+          <w:szCs w:val="32"/>
+        </w:rPr>
+        <w:t>Multi-architecture</w:t>
+      </w:r>
+      <w:proofErr w:type="gramEnd"/>
+      <w:r>
+        <w:rPr>
+          <w:sz w:val="32"/>
+          <w:szCs w:val="32"/>
+        </w:rPr>
+        <w:t xml:space="preserve"> images</w:t>
       </w:r>
     </w:p>
     <w:p>
@@ -3477,30 +6181,30 @@
           <w:sz w:val="32"/>
           <w:szCs w:val="32"/>
         </w:rPr>
+        <w:t>7.10 Write data to a container</w:t>
+      </w:r>
+    </w:p>
+    <w:p>
+      <w:pPr>
+        <w:rPr>
+          <w:sz w:val="32"/>
+          <w:szCs w:val="32"/>
+        </w:rPr>
+      </w:pPr>
+    </w:p>
+    <w:p>
+      <w:pPr>
+        <w:rPr>
+          <w:sz w:val="32"/>
+          <w:szCs w:val="32"/>
+        </w:rPr>
+      </w:pPr>
+      <w:r>
+        <w:rPr>
+          <w:sz w:val="32"/>
+          <w:szCs w:val="32"/>
+        </w:rPr>
         <w:lastRenderedPageBreak/>
-        <w:t>7.10 Write data to a container</w:t>
-      </w:r>
-    </w:p>
-    <w:p>
-      <w:pPr>
-        <w:rPr>
-          <w:sz w:val="32"/>
-          <w:szCs w:val="32"/>
-        </w:rPr>
-      </w:pPr>
-    </w:p>
-    <w:p>
-      <w:pPr>
-        <w:rPr>
-          <w:sz w:val="32"/>
-          <w:szCs w:val="32"/>
-        </w:rPr>
-      </w:pPr>
-      <w:r>
-        <w:rPr>
-          <w:sz w:val="32"/>
-          <w:szCs w:val="32"/>
-        </w:rPr>
         <w:t>7.11 Stop, restart, and delete a container</w:t>
       </w:r>
     </w:p>
@@ -3708,30 +6412,78 @@
           <w:sz w:val="32"/>
           <w:szCs w:val="32"/>
         </w:rPr>
-        <w:t>8.4 Buildx, BuildKit, drivers, and Build Cloud</w:t>
-      </w:r>
-    </w:p>
-    <w:p>
-      <w:pPr>
-        <w:rPr>
-          <w:sz w:val="32"/>
-          <w:szCs w:val="32"/>
-        </w:rPr>
-      </w:pPr>
-    </w:p>
-    <w:p>
-      <w:pPr>
-        <w:rPr>
-          <w:sz w:val="32"/>
-          <w:szCs w:val="32"/>
-        </w:rPr>
-      </w:pPr>
-      <w:r>
-        <w:rPr>
-          <w:sz w:val="32"/>
-          <w:szCs w:val="32"/>
-        </w:rPr>
-        <w:t>8.5 Multi-architecture builds</w:t>
+        <w:t xml:space="preserve">8.4 </w:t>
+      </w:r>
+      <w:proofErr w:type="spellStart"/>
+      <w:r>
+        <w:rPr>
+          <w:sz w:val="32"/>
+          <w:szCs w:val="32"/>
+        </w:rPr>
+        <w:t>Buildx</w:t>
+      </w:r>
+      <w:proofErr w:type="spellEnd"/>
+      <w:r>
+        <w:rPr>
+          <w:sz w:val="32"/>
+          <w:szCs w:val="32"/>
+        </w:rPr>
+        <w:t xml:space="preserve">, </w:t>
+      </w:r>
+      <w:proofErr w:type="spellStart"/>
+      <w:r>
+        <w:rPr>
+          <w:sz w:val="32"/>
+          <w:szCs w:val="32"/>
+        </w:rPr>
+        <w:t>BuildKit</w:t>
+      </w:r>
+      <w:proofErr w:type="spellEnd"/>
+      <w:r>
+        <w:rPr>
+          <w:sz w:val="32"/>
+          <w:szCs w:val="32"/>
+        </w:rPr>
+        <w:t>, drivers, and Build Cloud</w:t>
+      </w:r>
+    </w:p>
+    <w:p>
+      <w:pPr>
+        <w:rPr>
+          <w:sz w:val="32"/>
+          <w:szCs w:val="32"/>
+        </w:rPr>
+      </w:pPr>
+    </w:p>
+    <w:p>
+      <w:pPr>
+        <w:rPr>
+          <w:sz w:val="32"/>
+          <w:szCs w:val="32"/>
+        </w:rPr>
+      </w:pPr>
+      <w:r>
+        <w:rPr>
+          <w:sz w:val="32"/>
+          <w:szCs w:val="32"/>
+        </w:rPr>
+        <w:t xml:space="preserve">8.5 </w:t>
+      </w:r>
+      <w:proofErr w:type="gramStart"/>
+      <w:r>
+        <w:rPr>
+          <w:sz w:val="32"/>
+          <w:szCs w:val="32"/>
+        </w:rPr>
+        <w:t>Multi-architecture</w:t>
+      </w:r>
+      <w:proofErr w:type="gramEnd"/>
+      <w:r>
+        <w:rPr>
+          <w:sz w:val="32"/>
+          <w:szCs w:val="32"/>
+        </w:rPr>
+        <w:t xml:space="preserve"> builds</w:t>
       </w:r>
     </w:p>
     <w:p>
@@ -3968,30 +6720,30 @@
           <w:sz w:val="32"/>
           <w:szCs w:val="32"/>
         </w:rPr>
+        <w:t>9.7 Manage apps with Compose</w:t>
+      </w:r>
+    </w:p>
+    <w:p>
+      <w:pPr>
+        <w:rPr>
+          <w:sz w:val="32"/>
+          <w:szCs w:val="32"/>
+        </w:rPr>
+      </w:pPr>
+    </w:p>
+    <w:p>
+      <w:pPr>
+        <w:rPr>
+          <w:sz w:val="32"/>
+          <w:szCs w:val="32"/>
+        </w:rPr>
+      </w:pPr>
+      <w:r>
+        <w:rPr>
+          <w:sz w:val="32"/>
+          <w:szCs w:val="32"/>
+        </w:rPr>
         <w:lastRenderedPageBreak/>
-        <w:t>9.7 Manage apps with Compose</w:t>
-      </w:r>
-    </w:p>
-    <w:p>
-      <w:pPr>
-        <w:rPr>
-          <w:sz w:val="32"/>
-          <w:szCs w:val="32"/>
-        </w:rPr>
-      </w:pPr>
-    </w:p>
-    <w:p>
-      <w:pPr>
-        <w:rPr>
-          <w:sz w:val="32"/>
-          <w:szCs w:val="32"/>
-        </w:rPr>
-      </w:pPr>
-      <w:r>
-        <w:rPr>
-          <w:sz w:val="32"/>
-          <w:szCs w:val="32"/>
-        </w:rPr>
         <w:t>9.8 Deploy apps with Compose – The commands</w:t>
       </w:r>
     </w:p>
@@ -4153,8 +6905,17 @@
           <w:sz w:val="32"/>
           <w:szCs w:val="32"/>
         </w:rPr>
-        <w:t>10.6 Use Docker Model Runner with Open WebUI</w:t>
-      </w:r>
+        <w:t xml:space="preserve">10.6 Use Docker Model Runner with Open </w:t>
+      </w:r>
+      <w:proofErr w:type="spellStart"/>
+      <w:r>
+        <w:rPr>
+          <w:sz w:val="32"/>
+          <w:szCs w:val="32"/>
+        </w:rPr>
+        <w:t>WebUI</w:t>
+      </w:r>
+      <w:proofErr w:type="spellEnd"/>
     </w:p>
     <w:p>
       <w:pPr>
@@ -4222,122 +6983,229 @@
           <w:sz w:val="32"/>
           <w:szCs w:val="32"/>
         </w:rPr>
-        <w:t>11. Docker and Wasm</w:t>
-      </w:r>
-    </w:p>
-    <w:p>
-      <w:pPr>
-        <w:rPr>
-          <w:sz w:val="32"/>
-          <w:szCs w:val="32"/>
-        </w:rPr>
-      </w:pPr>
-    </w:p>
-    <w:p>
-      <w:pPr>
-        <w:rPr>
-          <w:sz w:val="32"/>
-          <w:szCs w:val="32"/>
-        </w:rPr>
-      </w:pPr>
-      <w:r>
-        <w:rPr>
-          <w:sz w:val="32"/>
-          <w:szCs w:val="32"/>
-        </w:rPr>
-        <w:t>11.1 Pre-reqs</w:t>
-      </w:r>
-    </w:p>
-    <w:p>
-      <w:pPr>
-        <w:rPr>
-          <w:sz w:val="32"/>
-          <w:szCs w:val="32"/>
-        </w:rPr>
-      </w:pPr>
-    </w:p>
-    <w:p>
-      <w:pPr>
-        <w:rPr>
-          <w:sz w:val="32"/>
-          <w:szCs w:val="32"/>
-        </w:rPr>
-      </w:pPr>
-      <w:r>
-        <w:rPr>
-          <w:sz w:val="32"/>
-          <w:szCs w:val="32"/>
-        </w:rPr>
-        <w:t>11.2 Intro to Wasm and Wasm containers</w:t>
-      </w:r>
-    </w:p>
-    <w:p>
-      <w:pPr>
-        <w:rPr>
-          <w:sz w:val="32"/>
-          <w:szCs w:val="32"/>
-        </w:rPr>
-      </w:pPr>
-    </w:p>
-    <w:p>
-      <w:pPr>
-        <w:rPr>
-          <w:sz w:val="32"/>
-          <w:szCs w:val="32"/>
-        </w:rPr>
-      </w:pPr>
-      <w:r>
-        <w:rPr>
-          <w:sz w:val="32"/>
-          <w:szCs w:val="32"/>
-        </w:rPr>
-        <w:t>11.3 Write a Wasm app</w:t>
-      </w:r>
-    </w:p>
-    <w:p>
-      <w:pPr>
-        <w:rPr>
-          <w:sz w:val="32"/>
-          <w:szCs w:val="32"/>
-        </w:rPr>
-      </w:pPr>
-    </w:p>
-    <w:p>
-      <w:pPr>
-        <w:rPr>
-          <w:sz w:val="32"/>
-          <w:szCs w:val="32"/>
-        </w:rPr>
-      </w:pPr>
-      <w:r>
-        <w:rPr>
-          <w:sz w:val="32"/>
-          <w:szCs w:val="32"/>
-        </w:rPr>
-        <w:t>11.4 Containerize a Wasm app</w:t>
-      </w:r>
-    </w:p>
-    <w:p>
-      <w:pPr>
-        <w:rPr>
-          <w:sz w:val="32"/>
-          <w:szCs w:val="32"/>
-        </w:rPr>
-      </w:pPr>
-    </w:p>
-    <w:p>
-      <w:pPr>
-        <w:rPr>
-          <w:sz w:val="32"/>
-          <w:szCs w:val="32"/>
-        </w:rPr>
-      </w:pPr>
-      <w:r>
-        <w:rPr>
-          <w:sz w:val="32"/>
-          <w:szCs w:val="32"/>
-        </w:rPr>
-        <w:t>11.5 Run a Wasm container</w:t>
+        <w:t xml:space="preserve">11. Docker and </w:t>
+      </w:r>
+      <w:proofErr w:type="spellStart"/>
+      <w:r>
+        <w:rPr>
+          <w:sz w:val="32"/>
+          <w:szCs w:val="32"/>
+        </w:rPr>
+        <w:t>Wasm</w:t>
+      </w:r>
+      <w:proofErr w:type="spellEnd"/>
+    </w:p>
+    <w:p>
+      <w:pPr>
+        <w:rPr>
+          <w:sz w:val="32"/>
+          <w:szCs w:val="32"/>
+        </w:rPr>
+      </w:pPr>
+    </w:p>
+    <w:p>
+      <w:pPr>
+        <w:rPr>
+          <w:sz w:val="32"/>
+          <w:szCs w:val="32"/>
+        </w:rPr>
+      </w:pPr>
+      <w:r>
+        <w:rPr>
+          <w:sz w:val="32"/>
+          <w:szCs w:val="32"/>
+        </w:rPr>
+        <w:t xml:space="preserve">11.1 </w:t>
+      </w:r>
+      <w:proofErr w:type="gramStart"/>
+      <w:r>
+        <w:rPr>
+          <w:sz w:val="32"/>
+          <w:szCs w:val="32"/>
+        </w:rPr>
+        <w:t>Pre-</w:t>
+      </w:r>
+      <w:proofErr w:type="spellStart"/>
+      <w:r>
+        <w:rPr>
+          <w:sz w:val="32"/>
+          <w:szCs w:val="32"/>
+        </w:rPr>
+        <w:t>reqs</w:t>
+      </w:r>
+      <w:proofErr w:type="spellEnd"/>
+      <w:proofErr w:type="gramEnd"/>
+    </w:p>
+    <w:p>
+      <w:pPr>
+        <w:rPr>
+          <w:sz w:val="32"/>
+          <w:szCs w:val="32"/>
+        </w:rPr>
+      </w:pPr>
+    </w:p>
+    <w:p>
+      <w:pPr>
+        <w:rPr>
+          <w:sz w:val="32"/>
+          <w:szCs w:val="32"/>
+        </w:rPr>
+      </w:pPr>
+      <w:r>
+        <w:rPr>
+          <w:sz w:val="32"/>
+          <w:szCs w:val="32"/>
+        </w:rPr>
+        <w:t xml:space="preserve">11.2 Intro to </w:t>
+      </w:r>
+      <w:proofErr w:type="spellStart"/>
+      <w:r>
+        <w:rPr>
+          <w:sz w:val="32"/>
+          <w:szCs w:val="32"/>
+        </w:rPr>
+        <w:t>Wasm</w:t>
+      </w:r>
+      <w:proofErr w:type="spellEnd"/>
+      <w:r>
+        <w:rPr>
+          <w:sz w:val="32"/>
+          <w:szCs w:val="32"/>
+        </w:rPr>
+        <w:t xml:space="preserve"> and </w:t>
+      </w:r>
+      <w:proofErr w:type="spellStart"/>
+      <w:r>
+        <w:rPr>
+          <w:sz w:val="32"/>
+          <w:szCs w:val="32"/>
+        </w:rPr>
+        <w:t>Wasm</w:t>
+      </w:r>
+      <w:proofErr w:type="spellEnd"/>
+      <w:r>
+        <w:rPr>
+          <w:sz w:val="32"/>
+          <w:szCs w:val="32"/>
+        </w:rPr>
+        <w:t xml:space="preserve"> containers</w:t>
+      </w:r>
+    </w:p>
+    <w:p>
+      <w:pPr>
+        <w:rPr>
+          <w:sz w:val="32"/>
+          <w:szCs w:val="32"/>
+        </w:rPr>
+      </w:pPr>
+    </w:p>
+    <w:p>
+      <w:pPr>
+        <w:rPr>
+          <w:sz w:val="32"/>
+          <w:szCs w:val="32"/>
+        </w:rPr>
+      </w:pPr>
+      <w:r>
+        <w:rPr>
+          <w:sz w:val="32"/>
+          <w:szCs w:val="32"/>
+        </w:rPr>
+        <w:t xml:space="preserve">11.3 Write a </w:t>
+      </w:r>
+      <w:proofErr w:type="spellStart"/>
+      <w:r>
+        <w:rPr>
+          <w:sz w:val="32"/>
+          <w:szCs w:val="32"/>
+        </w:rPr>
+        <w:t>Wasm</w:t>
+      </w:r>
+      <w:proofErr w:type="spellEnd"/>
+      <w:r>
+        <w:rPr>
+          <w:sz w:val="32"/>
+          <w:szCs w:val="32"/>
+        </w:rPr>
+        <w:t xml:space="preserve"> app</w:t>
+      </w:r>
+    </w:p>
+    <w:p>
+      <w:pPr>
+        <w:rPr>
+          <w:sz w:val="32"/>
+          <w:szCs w:val="32"/>
+        </w:rPr>
+      </w:pPr>
+    </w:p>
+    <w:p>
+      <w:pPr>
+        <w:rPr>
+          <w:sz w:val="32"/>
+          <w:szCs w:val="32"/>
+        </w:rPr>
+      </w:pPr>
+      <w:r>
+        <w:rPr>
+          <w:sz w:val="32"/>
+          <w:szCs w:val="32"/>
+        </w:rPr>
+        <w:t xml:space="preserve">11.4 Containerize a </w:t>
+      </w:r>
+      <w:proofErr w:type="spellStart"/>
+      <w:r>
+        <w:rPr>
+          <w:sz w:val="32"/>
+          <w:szCs w:val="32"/>
+        </w:rPr>
+        <w:t>Wasm</w:t>
+      </w:r>
+      <w:proofErr w:type="spellEnd"/>
+      <w:r>
+        <w:rPr>
+          <w:sz w:val="32"/>
+          <w:szCs w:val="32"/>
+        </w:rPr>
+        <w:t xml:space="preserve"> app</w:t>
+      </w:r>
+    </w:p>
+    <w:p>
+      <w:pPr>
+        <w:rPr>
+          <w:sz w:val="32"/>
+          <w:szCs w:val="32"/>
+        </w:rPr>
+      </w:pPr>
+    </w:p>
+    <w:p>
+      <w:pPr>
+        <w:rPr>
+          <w:sz w:val="32"/>
+          <w:szCs w:val="32"/>
+        </w:rPr>
+      </w:pPr>
+      <w:r>
+        <w:rPr>
+          <w:sz w:val="32"/>
+          <w:szCs w:val="32"/>
+        </w:rPr>
+        <w:t xml:space="preserve">11.5 Run a </w:t>
+      </w:r>
+      <w:proofErr w:type="spellStart"/>
+      <w:r>
+        <w:rPr>
+          <w:sz w:val="32"/>
+          <w:szCs w:val="32"/>
+        </w:rPr>
+        <w:t>Wasm</w:t>
+      </w:r>
+      <w:proofErr w:type="spellEnd"/>
+      <w:r>
+        <w:rPr>
+          <w:sz w:val="32"/>
+          <w:szCs w:val="32"/>
+        </w:rPr>
+        <w:t xml:space="preserve"> container</w:t>
       </w:r>
     </w:p>
     <w:p>
@@ -4406,8 +7274,17 @@
           <w:sz w:val="32"/>
           <w:szCs w:val="32"/>
         </w:rPr>
-        <w:t>12.1 Swarm primer</w:t>
-      </w:r>
+        <w:t xml:space="preserve">12.1 Swarm </w:t>
+      </w:r>
+      <w:proofErr w:type="gramStart"/>
+      <w:r>
+        <w:rPr>
+          <w:sz w:val="32"/>
+          <w:szCs w:val="32"/>
+        </w:rPr>
+        <w:t>primer</w:t>
+      </w:r>
+      <w:proofErr w:type="gramEnd"/>
     </w:p>
     <w:p>
       <w:pPr>
@@ -4452,30 +7329,30 @@
           <w:sz w:val="32"/>
           <w:szCs w:val="32"/>
         </w:rPr>
+        <w:t>12.3 Deploy Swarm app</w:t>
+      </w:r>
+    </w:p>
+    <w:p>
+      <w:pPr>
+        <w:rPr>
+          <w:sz w:val="32"/>
+          <w:szCs w:val="32"/>
+        </w:rPr>
+      </w:pPr>
+    </w:p>
+    <w:p>
+      <w:pPr>
+        <w:rPr>
+          <w:sz w:val="32"/>
+          <w:szCs w:val="32"/>
+        </w:rPr>
+      </w:pPr>
+      <w:r>
+        <w:rPr>
+          <w:sz w:val="32"/>
+          <w:szCs w:val="32"/>
+        </w:rPr>
         <w:lastRenderedPageBreak/>
-        <w:t>12.3 Deploy Swarm app</w:t>
-      </w:r>
-    </w:p>
-    <w:p>
-      <w:pPr>
-        <w:rPr>
-          <w:sz w:val="32"/>
-          <w:szCs w:val="32"/>
-        </w:rPr>
-      </w:pPr>
-    </w:p>
-    <w:p>
-      <w:pPr>
-        <w:rPr>
-          <w:sz w:val="32"/>
-          <w:szCs w:val="32"/>
-        </w:rPr>
-      </w:pPr>
-      <w:r>
-        <w:rPr>
-          <w:sz w:val="32"/>
-          <w:szCs w:val="32"/>
-        </w:rPr>
         <w:t>12.4 Docker Swarm – The commands</w:t>
       </w:r>
     </w:p>
@@ -4943,30 +7820,30 @@
           <w:sz w:val="32"/>
           <w:szCs w:val="32"/>
         </w:rPr>
+        <w:t>16.2 Kernel Namespaces</w:t>
+      </w:r>
+    </w:p>
+    <w:p>
+      <w:pPr>
+        <w:rPr>
+          <w:sz w:val="32"/>
+          <w:szCs w:val="32"/>
+        </w:rPr>
+      </w:pPr>
+    </w:p>
+    <w:p>
+      <w:pPr>
+        <w:rPr>
+          <w:sz w:val="32"/>
+          <w:szCs w:val="32"/>
+        </w:rPr>
+      </w:pPr>
+      <w:r>
+        <w:rPr>
+          <w:sz w:val="32"/>
+          <w:szCs w:val="32"/>
+        </w:rPr>
         <w:lastRenderedPageBreak/>
-        <w:t>16.2 Kernel Namespaces</w:t>
-      </w:r>
-    </w:p>
-    <w:p>
-      <w:pPr>
-        <w:rPr>
-          <w:sz w:val="32"/>
-          <w:szCs w:val="32"/>
-        </w:rPr>
-      </w:pPr>
-    </w:p>
-    <w:p>
-      <w:pPr>
-        <w:rPr>
-          <w:sz w:val="32"/>
-          <w:szCs w:val="32"/>
-        </w:rPr>
-      </w:pPr>
-      <w:r>
-        <w:rPr>
-          <w:sz w:val="32"/>
-          <w:szCs w:val="32"/>
-        </w:rPr>
         <w:t>16.3 Control Groups</w:t>
       </w:r>
     </w:p>

--- a/Docker/1.docx
+++ b/Docker/1.docx
@@ -78,54 +78,22 @@
           <w:sz w:val="32"/>
           <w:szCs w:val="32"/>
         </w:rPr>
-        <w:t xml:space="preserve"> </w:t>
-      </w:r>
-      <w:proofErr w:type="gramStart"/>
-      <w:r>
-        <w:rPr>
-          <w:sz w:val="32"/>
-          <w:szCs w:val="32"/>
-        </w:rPr>
-        <w:t>when</w:t>
-      </w:r>
-      <w:proofErr w:type="gramEnd"/>
-      <w:r>
-        <w:rPr>
-          <w:sz w:val="32"/>
-          <w:szCs w:val="32"/>
-        </w:rPr>
-        <w:t xml:space="preserve"> the business needed a new app, IT department would buy a new server. Nobody knew the performance requirements of new app, so IT department makes guesses to choose model and size of server.</w:t>
-      </w:r>
-    </w:p>
-    <w:p>
-      <w:pPr>
-        <w:rPr>
-          <w:sz w:val="32"/>
-          <w:szCs w:val="32"/>
-        </w:rPr>
-      </w:pPr>
-      <w:r>
-        <w:rPr>
-          <w:sz w:val="32"/>
-          <w:szCs w:val="32"/>
-        </w:rPr>
-        <w:t xml:space="preserve">-Underpowered servers unable to execute transactions and </w:t>
-      </w:r>
-      <w:proofErr w:type="gramStart"/>
-      <w:r>
-        <w:rPr>
-          <w:sz w:val="32"/>
-          <w:szCs w:val="32"/>
-        </w:rPr>
-        <w:t>losing</w:t>
-      </w:r>
-      <w:proofErr w:type="gramEnd"/>
-      <w:r>
-        <w:rPr>
-          <w:sz w:val="32"/>
-          <w:szCs w:val="32"/>
-        </w:rPr>
-        <w:t xml:space="preserve"> customers and revenue. Over-power servers operate 5-10% of capacity.</w:t>
+        <w:t xml:space="preserve"> when the business needed a new app, IT department would buy a new server. Nobody knew the performance requirements of new app, so IT department makes guesses to choose model and size of server.</w:t>
+      </w:r>
+    </w:p>
+    <w:p>
+      <w:pPr>
+        <w:rPr>
+          <w:sz w:val="32"/>
+          <w:szCs w:val="32"/>
+        </w:rPr>
+      </w:pPr>
+      <w:r>
+        <w:rPr>
+          <w:sz w:val="32"/>
+          <w:szCs w:val="32"/>
+        </w:rPr>
+        <w:t>-Underpowered servers unable to execute transactions and losing customers and revenue. Over-power servers operate 5-10% of capacity.</w:t>
       </w:r>
     </w:p>
     <w:p>
@@ -191,23 +159,7 @@
           <w:sz w:val="32"/>
           <w:szCs w:val="32"/>
         </w:rPr>
-        <w:t xml:space="preserve">-VM requires its own dedicated OS. Every OS consumes CPU, RAM and other </w:t>
-      </w:r>
-      <w:proofErr w:type="gramStart"/>
-      <w:r>
-        <w:rPr>
-          <w:sz w:val="32"/>
-          <w:szCs w:val="32"/>
-        </w:rPr>
-        <w:t>resource</w:t>
-      </w:r>
-      <w:proofErr w:type="gramEnd"/>
-      <w:r>
-        <w:rPr>
-          <w:sz w:val="32"/>
-          <w:szCs w:val="32"/>
-        </w:rPr>
-        <w:t xml:space="preserve">. Every OS </w:t>
+        <w:t xml:space="preserve">-VM requires its own dedicated OS. Every OS consumes CPU, RAM and other resource. Every OS </w:t>
       </w:r>
       <w:proofErr w:type="gramStart"/>
       <w:r>
@@ -377,54 +329,22 @@
           <w:sz w:val="32"/>
           <w:szCs w:val="32"/>
         </w:rPr>
-        <w:t xml:space="preserve">-Windows containers run Windows apps that require a host system with a Windows kernel. Windows 10/11/Server </w:t>
-      </w:r>
-      <w:proofErr w:type="gramStart"/>
-      <w:r>
-        <w:rPr>
-          <w:sz w:val="32"/>
-          <w:szCs w:val="32"/>
-        </w:rPr>
-        <w:t>have</w:t>
-      </w:r>
-      <w:proofErr w:type="gramEnd"/>
-      <w:r>
-        <w:rPr>
-          <w:sz w:val="32"/>
-          <w:szCs w:val="32"/>
-        </w:rPr>
-        <w:t xml:space="preserve"> native support Windows containers.</w:t>
-      </w:r>
-    </w:p>
-    <w:p>
-      <w:pPr>
-        <w:rPr>
-          <w:sz w:val="32"/>
-          <w:szCs w:val="32"/>
-        </w:rPr>
-      </w:pPr>
-      <w:r>
-        <w:rPr>
-          <w:sz w:val="32"/>
-          <w:szCs w:val="32"/>
-        </w:rPr>
-        <w:t>-</w:t>
-      </w:r>
-      <w:proofErr w:type="gramStart"/>
-      <w:r>
-        <w:rPr>
-          <w:sz w:val="32"/>
-          <w:szCs w:val="32"/>
-        </w:rPr>
-        <w:t>The vast majority of</w:t>
-      </w:r>
-      <w:proofErr w:type="gramEnd"/>
-      <w:r>
-        <w:rPr>
-          <w:sz w:val="32"/>
-          <w:szCs w:val="32"/>
-        </w:rPr>
-        <w:t xml:space="preserve"> containers are Linux containers. Linux containers are smaller, faster, and majority of tooling exists for Linux.</w:t>
+        <w:t>-Windows containers run Windows apps that require a host system with a Windows kernel. Windows 10/11/Server have native support Windows containers.</w:t>
+      </w:r>
+    </w:p>
+    <w:p>
+      <w:pPr>
+        <w:rPr>
+          <w:sz w:val="32"/>
+          <w:szCs w:val="32"/>
+        </w:rPr>
+      </w:pPr>
+      <w:r>
+        <w:rPr>
+          <w:sz w:val="32"/>
+          <w:szCs w:val="32"/>
+        </w:rPr>
+        <w:t>-The vast majority of containers are Linux containers. Linux containers are smaller, faster, and majority of tooling exists for Linux.</w:t>
       </w:r>
     </w:p>
     <w:p>
@@ -469,23 +389,7 @@
           <w:sz w:val="32"/>
           <w:szCs w:val="32"/>
         </w:rPr>
-        <w:t xml:space="preserve">+You can run Linux containers on Windows systems that </w:t>
-      </w:r>
-      <w:proofErr w:type="gramStart"/>
-      <w:r>
-        <w:rPr>
-          <w:sz w:val="32"/>
-          <w:szCs w:val="32"/>
-        </w:rPr>
-        <w:t>has</w:t>
-      </w:r>
-      <w:proofErr w:type="gramEnd"/>
-      <w:r>
-        <w:rPr>
-          <w:sz w:val="32"/>
-          <w:szCs w:val="32"/>
-        </w:rPr>
-        <w:t xml:space="preserve"> WSL 2 backend.</w:t>
+        <w:t>+You can run Linux containers on Windows systems that has WSL 2 backend.</w:t>
       </w:r>
     </w:p>
     <w:p>
@@ -537,23 +441,7 @@
           <w:sz w:val="32"/>
           <w:szCs w:val="32"/>
         </w:rPr>
-        <w:t xml:space="preserve">There is no such thing as Mac containers. But Mac are great platforms for working with containers. The most popular </w:t>
-      </w:r>
-      <w:proofErr w:type="gramStart"/>
-      <w:r>
-        <w:rPr>
-          <w:sz w:val="32"/>
-          <w:szCs w:val="32"/>
-        </w:rPr>
-        <w:t>ways</w:t>
-      </w:r>
-      <w:proofErr w:type="gramEnd"/>
-      <w:r>
-        <w:rPr>
-          <w:sz w:val="32"/>
-          <w:szCs w:val="32"/>
-        </w:rPr>
-        <w:t xml:space="preserve"> of working with containers on Mac is Docker Desktop. It works by running Docker inside a lightweight Linux VM on Mac. </w:t>
+        <w:t xml:space="preserve">There is no such thing as Mac containers. But Mac are great platforms for working with containers. The most popular ways of working with containers on Mac is Docker Desktop. It works by running Docker inside a lightweight Linux VM on Mac. </w:t>
       </w:r>
     </w:p>
     <w:p>
@@ -679,21 +567,12 @@
         </w:rPr>
         <w:t xml:space="preserve"> apps have many limitations, </w:t>
       </w:r>
-      <w:proofErr w:type="gramStart"/>
-      <w:r>
-        <w:rPr>
-          <w:sz w:val="32"/>
-          <w:szCs w:val="32"/>
-        </w:rPr>
-        <w:t>container remains</w:t>
-      </w:r>
-      <w:proofErr w:type="gramEnd"/>
-      <w:r>
-        <w:rPr>
-          <w:sz w:val="32"/>
-          <w:szCs w:val="32"/>
-        </w:rPr>
-        <w:t xml:space="preserve"> the dominant model for cloud-native apps.</w:t>
+      <w:r>
+        <w:rPr>
+          <w:sz w:val="32"/>
+          <w:szCs w:val="32"/>
+        </w:rPr>
+        <w:t>container remains the dominant model for cloud-native apps.</w:t>
       </w:r>
     </w:p>
     <w:p>
@@ -845,23 +724,7 @@
           <w:sz w:val="32"/>
           <w:szCs w:val="32"/>
         </w:rPr>
-        <w:t xml:space="preserve">. But modern Kubernetes clusters have a pluggable container runtime interface (CRI) to </w:t>
-      </w:r>
-      <w:proofErr w:type="gramStart"/>
-      <w:r>
-        <w:rPr>
-          <w:sz w:val="32"/>
-          <w:szCs w:val="32"/>
-        </w:rPr>
-        <w:t>swap-out</w:t>
-      </w:r>
-      <w:proofErr w:type="gramEnd"/>
-      <w:r>
-        <w:rPr>
-          <w:sz w:val="32"/>
-          <w:szCs w:val="32"/>
-        </w:rPr>
-        <w:t xml:space="preserve"> different container runtimes. Most new Kubernetes </w:t>
+        <w:t xml:space="preserve">. But modern Kubernetes clusters have a pluggable container runtime interface (CRI) to swap-out different container runtimes. Most new Kubernetes </w:t>
       </w:r>
       <w:r>
         <w:rPr>
@@ -1202,23 +1065,7 @@
           <w:sz w:val="32"/>
           <w:szCs w:val="32"/>
         </w:rPr>
-        <w:t xml:space="preserve">+Client and engine are complex and comprise lots of </w:t>
-      </w:r>
-      <w:proofErr w:type="gramStart"/>
-      <w:r>
-        <w:rPr>
-          <w:sz w:val="32"/>
-          <w:szCs w:val="32"/>
-        </w:rPr>
-        <w:t>small specialized</w:t>
-      </w:r>
-      <w:proofErr w:type="gramEnd"/>
-      <w:r>
-        <w:rPr>
-          <w:sz w:val="32"/>
-          <w:szCs w:val="32"/>
-        </w:rPr>
-        <w:t xml:space="preserve"> parts. Example: you type docker commands into CLI, CLI converts them to API requests and sends them to daemon, and daemon takes care of everything else.</w:t>
+        <w:t>+Client and engine are complex and comprise lots of small specialized parts. Example: you type docker commands into CLI, CLI converts them to API requests and sends them to daemon, and daemon takes care of everything else.</w:t>
       </w:r>
     </w:p>
     <w:p>
@@ -1574,39 +1421,7 @@
           <w:sz w:val="32"/>
           <w:szCs w:val="32"/>
         </w:rPr>
-        <w:t xml:space="preserve">+CNCF hosts these </w:t>
-      </w:r>
-      <w:proofErr w:type="gramStart"/>
-      <w:r>
-        <w:rPr>
-          <w:sz w:val="32"/>
-          <w:szCs w:val="32"/>
-        </w:rPr>
-        <w:t>projects</w:t>
-      </w:r>
-      <w:proofErr w:type="gramEnd"/>
-      <w:r>
-        <w:rPr>
-          <w:sz w:val="32"/>
-          <w:szCs w:val="32"/>
-        </w:rPr>
-        <w:t xml:space="preserve"> means it provides </w:t>
-      </w:r>
-      <w:proofErr w:type="gramStart"/>
-      <w:r>
-        <w:rPr>
-          <w:sz w:val="32"/>
-          <w:szCs w:val="32"/>
-        </w:rPr>
-        <w:t>a space</w:t>
-      </w:r>
-      <w:proofErr w:type="gramEnd"/>
-      <w:r>
-        <w:rPr>
-          <w:sz w:val="32"/>
-          <w:szCs w:val="32"/>
-        </w:rPr>
-        <w:t>, structure, and support for projects to grow and mature. All CNCF projects pass through 3 phases: Sandbox, incubating, graduated.</w:t>
+        <w:t>+CNCF hosts these projects means it provides a space, structure, and support for projects to grow and mature. All CNCF projects pass through 3 phases: Sandbox, incubating, graduated.</w:t>
       </w:r>
       <w:r>
         <w:rPr>
@@ -1788,23 +1603,7 @@
           <w:sz w:val="32"/>
           <w:szCs w:val="32"/>
         </w:rPr>
-        <w:t xml:space="preserve">-It’s free for personal use and education, but you </w:t>
-      </w:r>
-      <w:proofErr w:type="gramStart"/>
-      <w:r>
-        <w:rPr>
-          <w:sz w:val="32"/>
-          <w:szCs w:val="32"/>
-        </w:rPr>
-        <w:t>have to</w:t>
-      </w:r>
-      <w:proofErr w:type="gramEnd"/>
-      <w:r>
-        <w:rPr>
-          <w:sz w:val="32"/>
-          <w:szCs w:val="32"/>
-        </w:rPr>
-        <w:t xml:space="preserve"> pay a license fee if you use it for work and your company has over 250 employees or does &gt; $10M in annual revenue.</w:t>
+        <w:t>-It’s free for personal use and education, but you have to pay a license fee if you use it for work and your company has over 250 employees or does &gt; $10M in annual revenue.</w:t>
       </w:r>
     </w:p>
     <w:p>
@@ -1970,21 +1769,12 @@
         <w:t xml:space="preserve"> is a free tool to create cloud-style Linux VMs on Linux, Mac or Windows machine and easy to install and use. It’s easy way to create multi-node production like Docker clusters. It doesn’t ship with out-of-the box support: docker scout, docker debug, docker </w:t>
       </w:r>
       <w:proofErr w:type="spellStart"/>
-      <w:proofErr w:type="gramStart"/>
-      <w:r>
-        <w:rPr>
-          <w:sz w:val="32"/>
-          <w:szCs w:val="32"/>
-        </w:rPr>
-        <w:t>init</w:t>
-      </w:r>
-      <w:proofErr w:type="gramEnd"/>
-      <w:r>
-        <w:rPr>
-          <w:sz w:val="32"/>
-          <w:szCs w:val="32"/>
-        </w:rPr>
-        <w:t>.</w:t>
+      <w:r>
+        <w:rPr>
+          <w:sz w:val="32"/>
+          <w:szCs w:val="32"/>
+        </w:rPr>
+        <w:t>init.</w:t>
       </w:r>
       <w:proofErr w:type="spellEnd"/>
     </w:p>
@@ -2078,23 +1868,7 @@
           <w:sz w:val="32"/>
           <w:szCs w:val="32"/>
         </w:rPr>
-        <w:t xml:space="preserve"> ls: list VMs to make sure yours </w:t>
-      </w:r>
-      <w:proofErr w:type="gramStart"/>
-      <w:r>
-        <w:rPr>
-          <w:sz w:val="32"/>
-          <w:szCs w:val="32"/>
-        </w:rPr>
-        <w:t>launched</w:t>
-      </w:r>
-      <w:proofErr w:type="gramEnd"/>
-      <w:r>
-        <w:rPr>
-          <w:sz w:val="32"/>
-          <w:szCs w:val="32"/>
-        </w:rPr>
-        <w:t xml:space="preserve"> properly.</w:t>
+        <w:t xml:space="preserve"> ls: list VMs to make sure yours launched properly.</w:t>
       </w:r>
     </w:p>
     <w:p>
@@ -2454,7 +2228,6 @@
         <w:t xml:space="preserve"> -</w:t>
       </w:r>
       <w:proofErr w:type="spellStart"/>
-      <w:proofErr w:type="gramStart"/>
       <w:r>
         <w:rPr>
           <w:b/>
@@ -2465,7 +2238,6 @@
         <w:t>aG</w:t>
       </w:r>
       <w:proofErr w:type="spellEnd"/>
-      <w:proofErr w:type="gramEnd"/>
       <w:r>
         <w:rPr>
           <w:b/>
@@ -2540,13 +2312,16 @@
     </w:p>
     <w:p>
       <w:pPr>
-        <w:rPr>
-          <w:sz w:val="32"/>
-          <w:szCs w:val="32"/>
-        </w:rPr>
-      </w:pPr>
-      <w:r>
-        <w:rPr>
+        <w:pStyle w:val="Heading1"/>
+        <w:rPr>
+          <w:color w:val="EE0000"/>
+          <w:sz w:val="32"/>
+          <w:szCs w:val="32"/>
+        </w:rPr>
+      </w:pPr>
+      <w:r>
+        <w:rPr>
+          <w:color w:val="EE0000"/>
           <w:sz w:val="32"/>
           <w:szCs w:val="32"/>
         </w:rPr>
@@ -2649,23 +2424,7 @@
           <w:sz w:val="32"/>
           <w:szCs w:val="32"/>
         </w:rPr>
-        <w:t xml:space="preserve">+Images: objects that </w:t>
-      </w:r>
-      <w:proofErr w:type="gramStart"/>
-      <w:r>
-        <w:rPr>
-          <w:sz w:val="32"/>
-          <w:szCs w:val="32"/>
-        </w:rPr>
-        <w:t>contains</w:t>
-      </w:r>
-      <w:proofErr w:type="gramEnd"/>
-      <w:r>
-        <w:rPr>
-          <w:sz w:val="32"/>
-          <w:szCs w:val="32"/>
-        </w:rPr>
-        <w:t xml:space="preserve"> everything an app needs to run. This includes an OS filesystem, the application, and all dependencies.</w:t>
+        <w:t>+Images: objects that contains everything an app needs to run. This includes an OS filesystem, the application, and all dependencies.</w:t>
       </w:r>
     </w:p>
     <w:p>
@@ -3193,23 +2952,7 @@
           <w:sz w:val="32"/>
           <w:szCs w:val="32"/>
         </w:rPr>
-        <w:t xml:space="preserve">-git clone &lt;link&gt;: make a local clone of repo. You need the </w:t>
-      </w:r>
-      <w:proofErr w:type="gramStart"/>
-      <w:r>
-        <w:rPr>
-          <w:sz w:val="32"/>
-          <w:szCs w:val="32"/>
-        </w:rPr>
-        <w:t>git</w:t>
-      </w:r>
-      <w:proofErr w:type="gramEnd"/>
-      <w:r>
-        <w:rPr>
-          <w:sz w:val="32"/>
-          <w:szCs w:val="32"/>
-        </w:rPr>
-        <w:t xml:space="preserve"> CLI.</w:t>
+        <w:t>-git clone &lt;link&gt;: make a local clone of repo. You need the git CLI.</w:t>
       </w:r>
     </w:p>
     <w:p>
@@ -3518,13 +3261,16 @@
     </w:p>
     <w:p>
       <w:pPr>
-        <w:rPr>
-          <w:sz w:val="32"/>
-          <w:szCs w:val="32"/>
-        </w:rPr>
-      </w:pPr>
-      <w:r>
-        <w:rPr>
+        <w:pStyle w:val="Heading1"/>
+        <w:rPr>
+          <w:color w:val="EE0000"/>
+          <w:sz w:val="32"/>
+          <w:szCs w:val="32"/>
+        </w:rPr>
+      </w:pPr>
+      <w:r>
+        <w:rPr>
+          <w:color w:val="EE0000"/>
           <w:sz w:val="32"/>
           <w:szCs w:val="32"/>
         </w:rPr>
@@ -3532,6 +3278,7 @@
       </w:r>
       <w:r>
         <w:rPr>
+          <w:color w:val="EE0000"/>
           <w:sz w:val="32"/>
           <w:szCs w:val="32"/>
         </w:rPr>
@@ -3539,6 +3286,7 @@
       </w:r>
       <w:r>
         <w:rPr>
+          <w:color w:val="EE0000"/>
           <w:sz w:val="32"/>
           <w:szCs w:val="32"/>
         </w:rPr>
@@ -3546,6 +3294,7 @@
       </w:r>
       <w:r>
         <w:rPr>
+          <w:color w:val="EE0000"/>
           <w:sz w:val="32"/>
           <w:szCs w:val="32"/>
         </w:rPr>
@@ -3553,6 +3302,7 @@
       </w:r>
       <w:r>
         <w:rPr>
+          <w:color w:val="EE0000"/>
           <w:sz w:val="32"/>
           <w:szCs w:val="32"/>
         </w:rPr>
@@ -3560,6 +3310,7 @@
       </w:r>
       <w:r>
         <w:rPr>
+          <w:color w:val="EE0000"/>
           <w:sz w:val="32"/>
           <w:szCs w:val="32"/>
         </w:rPr>
@@ -3614,55 +3365,7 @@
           <w:sz w:val="32"/>
           <w:szCs w:val="32"/>
         </w:rPr>
-        <w:t xml:space="preserve">-Docker Engine: server-side components of Docker that run and manage containers. It’s modular and built from many </w:t>
-      </w:r>
-      <w:proofErr w:type="gramStart"/>
-      <w:r>
-        <w:rPr>
-          <w:sz w:val="32"/>
-          <w:szCs w:val="32"/>
-        </w:rPr>
-        <w:t>small specialized</w:t>
-      </w:r>
-      <w:proofErr w:type="gramEnd"/>
-      <w:r>
-        <w:rPr>
-          <w:sz w:val="32"/>
-          <w:szCs w:val="32"/>
-        </w:rPr>
-        <w:t xml:space="preserve"> components pulled from projects like OCI, CNCF</w:t>
-      </w:r>
-      <w:proofErr w:type="gramStart"/>
-      <w:r>
-        <w:rPr>
-          <w:sz w:val="32"/>
-          <w:szCs w:val="32"/>
-        </w:rPr>
-        <w:t>, Moby</w:t>
-      </w:r>
-      <w:proofErr w:type="gramEnd"/>
-      <w:r>
-        <w:rPr>
-          <w:sz w:val="32"/>
-          <w:szCs w:val="32"/>
-        </w:rPr>
-        <w:t xml:space="preserve"> </w:t>
-      </w:r>
-      <w:proofErr w:type="gramStart"/>
-      <w:r>
-        <w:rPr>
-          <w:sz w:val="32"/>
-          <w:szCs w:val="32"/>
-        </w:rPr>
-        <w:t>project</w:t>
-      </w:r>
-      <w:proofErr w:type="gramEnd"/>
-      <w:r>
-        <w:rPr>
-          <w:sz w:val="32"/>
-          <w:szCs w:val="32"/>
-        </w:rPr>
-        <w:t>.</w:t>
+        <w:t>-Docker Engine: server-side components of Docker that run and manage containers. It’s modular and built from many small specialized components pulled from projects like OCI, CNCF, Moby project.</w:t>
       </w:r>
     </w:p>
     <w:p>
@@ -3770,23 +3473,7 @@
           <w:sz w:val="32"/>
           <w:szCs w:val="32"/>
         </w:rPr>
-        <w:t xml:space="preserve"> released, Docker Engine </w:t>
-      </w:r>
-      <w:proofErr w:type="gramStart"/>
-      <w:r>
-        <w:rPr>
-          <w:sz w:val="32"/>
-          <w:szCs w:val="32"/>
-        </w:rPr>
-        <w:t>has</w:t>
-      </w:r>
-      <w:proofErr w:type="gramEnd"/>
-      <w:r>
-        <w:rPr>
-          <w:sz w:val="32"/>
-          <w:szCs w:val="32"/>
-        </w:rPr>
-        <w:t xml:space="preserve"> 2 major components: Docker daemon + LXC.</w:t>
+        <w:t xml:space="preserve"> released, Docker Engine has 2 major components: Docker daemon + LXC.</w:t>
       </w:r>
     </w:p>
     <w:p>
@@ -3870,23 +3557,7 @@
           <w:sz w:val="32"/>
           <w:szCs w:val="32"/>
         </w:rPr>
-        <w:t xml:space="preserve">+LXC is Linux-specific, and Docker </w:t>
-      </w:r>
-      <w:proofErr w:type="gramStart"/>
-      <w:r>
-        <w:rPr>
-          <w:sz w:val="32"/>
-          <w:szCs w:val="32"/>
-        </w:rPr>
-        <w:t>had aspirations</w:t>
-      </w:r>
-      <w:proofErr w:type="gramEnd"/>
-      <w:r>
-        <w:rPr>
-          <w:sz w:val="32"/>
-          <w:szCs w:val="32"/>
-        </w:rPr>
-        <w:t xml:space="preserve"> of being multi-platform. Docker was evolving fast, and there is no way of ensuring LXC evolved in the way Docker needed.</w:t>
+        <w:t>+LXC is Linux-specific, and Docker had aspirations of being multi-platform. Docker was evolving fast, and there is no way of ensuring LXC evolved in the way Docker needed.</w:t>
       </w:r>
     </w:p>
     <w:p>
@@ -3948,33 +3619,8 @@
           <w:sz w:val="32"/>
           <w:szCs w:val="32"/>
         </w:rPr>
-        <w:t xml:space="preserve">-Breaking up </w:t>
-      </w:r>
-      <w:proofErr w:type="gramStart"/>
-      <w:r>
-        <w:rPr>
-          <w:sz w:val="32"/>
-          <w:szCs w:val="32"/>
-        </w:rPr>
-        <w:t>he</w:t>
-      </w:r>
-      <w:proofErr w:type="gramEnd"/>
-      <w:r>
-        <w:rPr>
-          <w:sz w:val="32"/>
-          <w:szCs w:val="32"/>
-        </w:rPr>
-        <w:t xml:space="preserve"> monolithic Docker </w:t>
-      </w:r>
-      <w:proofErr w:type="gramStart"/>
-      <w:r>
-        <w:rPr>
-          <w:sz w:val="32"/>
-          <w:szCs w:val="32"/>
-        </w:rPr>
-        <w:t>daemon</w:t>
-      </w:r>
-      <w:proofErr w:type="gramEnd"/>
+        <w:t>-Breaking up he monolithic Docker daemon</w:t>
+      </w:r>
     </w:p>
     <w:p>
       <w:pPr>
@@ -4010,23 +3656,7 @@
           <w:sz w:val="32"/>
           <w:szCs w:val="32"/>
         </w:rPr>
-        <w:t xml:space="preserve">+The project began a long-running program to break apart and refactor the Engine so that every feature became its own </w:t>
-      </w:r>
-      <w:proofErr w:type="gramStart"/>
-      <w:r>
-        <w:rPr>
-          <w:sz w:val="32"/>
-          <w:szCs w:val="32"/>
-        </w:rPr>
-        <w:t>small specialized</w:t>
-      </w:r>
-      <w:proofErr w:type="gramEnd"/>
-      <w:r>
-        <w:rPr>
-          <w:sz w:val="32"/>
-          <w:szCs w:val="32"/>
-        </w:rPr>
-        <w:t xml:space="preserve"> tool.</w:t>
+        <w:t>+The project began a long-running program to break apart and refactor the Engine so that every feature became its own small specialized tool.</w:t>
       </w:r>
     </w:p>
     <w:p>
@@ -4222,23 +3852,7 @@
           <w:sz w:val="32"/>
           <w:szCs w:val="32"/>
         </w:rPr>
-        <w:t xml:space="preserve">, Inc. was refactoring the Engine, OCI was in the process of defining 2 container-related standards: image + runtime spec (2017). They’ve </w:t>
-      </w:r>
-      <w:proofErr w:type="gramStart"/>
-      <w:r>
-        <w:rPr>
-          <w:sz w:val="32"/>
-          <w:szCs w:val="32"/>
-        </w:rPr>
-        <w:t>been added</w:t>
-      </w:r>
-      <w:proofErr w:type="gramEnd"/>
-      <w:r>
-        <w:rPr>
-          <w:sz w:val="32"/>
-          <w:szCs w:val="32"/>
-        </w:rPr>
-        <w:t xml:space="preserve"> a 3</w:t>
+        <w:t>, Inc. was refactoring the Engine, OCI was in the process of defining 2 container-related standards: image + runtime spec (2017). They’ve been added a 3</w:t>
       </w:r>
       <w:r>
         <w:rPr>
@@ -4620,7 +4234,117 @@
           <w:sz w:val="32"/>
           <w:szCs w:val="32"/>
         </w:rPr>
-        <w:t xml:space="preserve"> operates as low-level runtime executing lifecycle events by interfacing with kernel to do the work of </w:t>
+        <w:t xml:space="preserve"> operates as low-level runtime executing lifecycle events by interfacing with kernel to do the work of actually building containers and deleting them.</w:t>
+      </w:r>
+    </w:p>
+    <w:p>
+      <w:pPr>
+        <w:rPr>
+          <w:sz w:val="32"/>
+          <w:szCs w:val="32"/>
+        </w:rPr>
+      </w:pPr>
+      <w:r>
+        <w:rPr>
+          <w:sz w:val="32"/>
+          <w:szCs w:val="32"/>
+        </w:rPr>
+        <w:t xml:space="preserve">5.5 </w:t>
+      </w:r>
+      <w:proofErr w:type="spellStart"/>
+      <w:r>
+        <w:rPr>
+          <w:sz w:val="32"/>
+          <w:szCs w:val="32"/>
+        </w:rPr>
+        <w:t>containerd</w:t>
+      </w:r>
+      <w:proofErr w:type="spellEnd"/>
+    </w:p>
+    <w:p>
+      <w:pPr>
+        <w:rPr>
+          <w:sz w:val="32"/>
+          <w:szCs w:val="32"/>
+        </w:rPr>
+      </w:pPr>
+      <w:r>
+        <w:rPr>
+          <w:sz w:val="32"/>
+          <w:szCs w:val="32"/>
+        </w:rPr>
+        <w:t>-</w:t>
+      </w:r>
+      <w:proofErr w:type="spellStart"/>
+      <w:r>
+        <w:rPr>
+          <w:sz w:val="32"/>
+          <w:szCs w:val="32"/>
+        </w:rPr>
+        <w:t>containerd</w:t>
+      </w:r>
+      <w:proofErr w:type="spellEnd"/>
+      <w:r>
+        <w:rPr>
+          <w:sz w:val="32"/>
+          <w:szCs w:val="32"/>
+        </w:rPr>
+        <w:t>: another tool that Docker created as a high-level runtime as it manages lifecycle events (start, stop, delete containers). It needs a low-level runtime to perform actual work.</w:t>
+      </w:r>
+      <w:r>
+        <w:rPr>
+          <w:sz w:val="32"/>
+          <w:szCs w:val="32"/>
+        </w:rPr>
+        <w:t xml:space="preserve"> Most of the time, </w:t>
+      </w:r>
+      <w:proofErr w:type="spellStart"/>
+      <w:r>
+        <w:rPr>
+          <w:sz w:val="32"/>
+          <w:szCs w:val="32"/>
+        </w:rPr>
+        <w:t>containerd</w:t>
+      </w:r>
+      <w:proofErr w:type="spellEnd"/>
+      <w:r>
+        <w:rPr>
+          <w:sz w:val="32"/>
+          <w:szCs w:val="32"/>
+        </w:rPr>
+        <w:t xml:space="preserve"> is paired with </w:t>
+      </w:r>
+      <w:proofErr w:type="spellStart"/>
+      <w:r>
+        <w:rPr>
+          <w:sz w:val="32"/>
+          <w:szCs w:val="32"/>
+        </w:rPr>
+        <w:t>runc</w:t>
+      </w:r>
+      <w:proofErr w:type="spellEnd"/>
+      <w:r>
+        <w:rPr>
+          <w:sz w:val="32"/>
+          <w:szCs w:val="32"/>
+        </w:rPr>
+        <w:t xml:space="preserve"> as its low-level runtime. It uses shims that make it possible to replace </w:t>
+      </w:r>
+      <w:proofErr w:type="spellStart"/>
+      <w:r>
+        <w:rPr>
+          <w:sz w:val="32"/>
+          <w:szCs w:val="32"/>
+        </w:rPr>
+        <w:t>runc</w:t>
+      </w:r>
+      <w:proofErr w:type="spellEnd"/>
+      <w:r>
+        <w:rPr>
+          <w:sz w:val="32"/>
+          <w:szCs w:val="32"/>
+        </w:rPr>
+        <w:t xml:space="preserve"> with </w:t>
       </w:r>
       <w:proofErr w:type="gramStart"/>
       <w:r>
@@ -4628,7 +4352,7 @@
           <w:sz w:val="32"/>
           <w:szCs w:val="32"/>
         </w:rPr>
-        <w:t>actually building</w:t>
+        <w:t>other</w:t>
       </w:r>
       <w:proofErr w:type="gramEnd"/>
       <w:r>
@@ -4636,22 +4360,22 @@
           <w:sz w:val="32"/>
           <w:szCs w:val="32"/>
         </w:rPr>
-        <w:t xml:space="preserve"> containers and deleting them.</w:t>
-      </w:r>
-    </w:p>
-    <w:p>
-      <w:pPr>
-        <w:rPr>
-          <w:sz w:val="32"/>
-          <w:szCs w:val="32"/>
-        </w:rPr>
-      </w:pPr>
-      <w:r>
-        <w:rPr>
-          <w:sz w:val="32"/>
-          <w:szCs w:val="32"/>
-        </w:rPr>
-        <w:t xml:space="preserve">5.5 </w:t>
+        <w:t xml:space="preserve"> low-level runtime.</w:t>
+      </w:r>
+    </w:p>
+    <w:p>
+      <w:pPr>
+        <w:rPr>
+          <w:sz w:val="32"/>
+          <w:szCs w:val="32"/>
+        </w:rPr>
+      </w:pPr>
+      <w:r>
+        <w:rPr>
+          <w:sz w:val="32"/>
+          <w:szCs w:val="32"/>
+        </w:rPr>
+        <w:t xml:space="preserve">-The original plan was for </w:t>
       </w:r>
       <w:proofErr w:type="spellStart"/>
       <w:r>
@@ -4662,6 +4386,51 @@
         <w:t>containerd</w:t>
       </w:r>
       <w:proofErr w:type="spellEnd"/>
+      <w:r>
+        <w:rPr>
+          <w:sz w:val="32"/>
+          <w:szCs w:val="32"/>
+        </w:rPr>
+        <w:t xml:space="preserve"> to be a small specialized tool for managing container lifecycle events. But it has since grown to include the ability to manage images, networks, volumes.</w:t>
+      </w:r>
+    </w:p>
+    <w:p>
+      <w:pPr>
+        <w:rPr>
+          <w:sz w:val="32"/>
+          <w:szCs w:val="32"/>
+        </w:rPr>
+      </w:pPr>
+      <w:r>
+        <w:rPr>
+          <w:sz w:val="32"/>
+          <w:szCs w:val="32"/>
+        </w:rPr>
+        <w:t xml:space="preserve">-One reason to add more functionality is for projects such as Kubernetes that want </w:t>
+      </w:r>
+      <w:proofErr w:type="spellStart"/>
+      <w:r>
+        <w:rPr>
+          <w:sz w:val="32"/>
+          <w:szCs w:val="32"/>
+        </w:rPr>
+        <w:t>containerd</w:t>
+      </w:r>
+      <w:proofErr w:type="spellEnd"/>
+      <w:r>
+        <w:rPr>
+          <w:sz w:val="32"/>
+          <w:szCs w:val="32"/>
+        </w:rPr>
+        <w:t xml:space="preserve"> to be able to push and pull images.</w:t>
+      </w:r>
+      <w:r>
+        <w:rPr>
+          <w:sz w:val="32"/>
+          <w:szCs w:val="32"/>
+        </w:rPr>
+        <w:t xml:space="preserve"> This extra functionality is modular.</w:t>
+      </w:r>
     </w:p>
     <w:p>
       <w:pPr>
@@ -4691,210 +4460,7 @@
           <w:sz w:val="32"/>
           <w:szCs w:val="32"/>
         </w:rPr>
-        <w:t>: another tool that Docker created as a high-level runtime as it manages lifecycle events (start, stop, delete containers). It needs a low-level runtime to perform actual work.</w:t>
-      </w:r>
-      <w:r>
-        <w:rPr>
-          <w:sz w:val="32"/>
-          <w:szCs w:val="32"/>
-        </w:rPr>
-        <w:t xml:space="preserve"> Most of the time, </w:t>
-      </w:r>
-      <w:proofErr w:type="spellStart"/>
-      <w:r>
-        <w:rPr>
-          <w:sz w:val="32"/>
-          <w:szCs w:val="32"/>
-        </w:rPr>
-        <w:t>containerd</w:t>
-      </w:r>
-      <w:proofErr w:type="spellEnd"/>
-      <w:r>
-        <w:rPr>
-          <w:sz w:val="32"/>
-          <w:szCs w:val="32"/>
-        </w:rPr>
-        <w:t xml:space="preserve"> is paired with </w:t>
-      </w:r>
-      <w:proofErr w:type="spellStart"/>
-      <w:r>
-        <w:rPr>
-          <w:sz w:val="32"/>
-          <w:szCs w:val="32"/>
-        </w:rPr>
-        <w:t>runc</w:t>
-      </w:r>
-      <w:proofErr w:type="spellEnd"/>
-      <w:r>
-        <w:rPr>
-          <w:sz w:val="32"/>
-          <w:szCs w:val="32"/>
-        </w:rPr>
-        <w:t xml:space="preserve"> as its low-level runtime. It uses shims that make it possible to replace </w:t>
-      </w:r>
-      <w:proofErr w:type="spellStart"/>
-      <w:r>
-        <w:rPr>
-          <w:sz w:val="32"/>
-          <w:szCs w:val="32"/>
-        </w:rPr>
-        <w:t>runc</w:t>
-      </w:r>
-      <w:proofErr w:type="spellEnd"/>
-      <w:r>
-        <w:rPr>
-          <w:sz w:val="32"/>
-          <w:szCs w:val="32"/>
-        </w:rPr>
-        <w:t xml:space="preserve"> with </w:t>
-      </w:r>
-      <w:proofErr w:type="gramStart"/>
-      <w:r>
-        <w:rPr>
-          <w:sz w:val="32"/>
-          <w:szCs w:val="32"/>
-        </w:rPr>
-        <w:t>other</w:t>
-      </w:r>
-      <w:proofErr w:type="gramEnd"/>
-      <w:r>
-        <w:rPr>
-          <w:sz w:val="32"/>
-          <w:szCs w:val="32"/>
-        </w:rPr>
-        <w:t xml:space="preserve"> low-level runtime.</w:t>
-      </w:r>
-    </w:p>
-    <w:p>
-      <w:pPr>
-        <w:rPr>
-          <w:sz w:val="32"/>
-          <w:szCs w:val="32"/>
-        </w:rPr>
-      </w:pPr>
-      <w:r>
-        <w:rPr>
-          <w:sz w:val="32"/>
-          <w:szCs w:val="32"/>
-        </w:rPr>
-        <w:t xml:space="preserve">-The original plan was for </w:t>
-      </w:r>
-      <w:proofErr w:type="spellStart"/>
-      <w:r>
-        <w:rPr>
-          <w:sz w:val="32"/>
-          <w:szCs w:val="32"/>
-        </w:rPr>
-        <w:t>containerd</w:t>
-      </w:r>
-      <w:proofErr w:type="spellEnd"/>
-      <w:r>
-        <w:rPr>
-          <w:sz w:val="32"/>
-          <w:szCs w:val="32"/>
-        </w:rPr>
-        <w:t xml:space="preserve"> to be a </w:t>
-      </w:r>
-      <w:proofErr w:type="gramStart"/>
-      <w:r>
-        <w:rPr>
-          <w:sz w:val="32"/>
-          <w:szCs w:val="32"/>
-        </w:rPr>
-        <w:t>small specialized</w:t>
-      </w:r>
-      <w:proofErr w:type="gramEnd"/>
-      <w:r>
-        <w:rPr>
-          <w:sz w:val="32"/>
-          <w:szCs w:val="32"/>
-        </w:rPr>
-        <w:t xml:space="preserve"> tool for managing container lifecycle events. But it has since grown to include the ability to manage images, networks, volumes.</w:t>
-      </w:r>
-    </w:p>
-    <w:p>
-      <w:pPr>
-        <w:rPr>
-          <w:sz w:val="32"/>
-          <w:szCs w:val="32"/>
-        </w:rPr>
-      </w:pPr>
-      <w:r>
-        <w:rPr>
-          <w:sz w:val="32"/>
-          <w:szCs w:val="32"/>
-        </w:rPr>
-        <w:t xml:space="preserve">-One reason to add more functionality is for projects such as Kubernetes that want </w:t>
-      </w:r>
-      <w:proofErr w:type="spellStart"/>
-      <w:r>
-        <w:rPr>
-          <w:sz w:val="32"/>
-          <w:szCs w:val="32"/>
-        </w:rPr>
-        <w:t>containerd</w:t>
-      </w:r>
-      <w:proofErr w:type="spellEnd"/>
-      <w:r>
-        <w:rPr>
-          <w:sz w:val="32"/>
-          <w:szCs w:val="32"/>
-        </w:rPr>
-        <w:t xml:space="preserve"> to be able to push and pull images.</w:t>
-      </w:r>
-      <w:r>
-        <w:rPr>
-          <w:sz w:val="32"/>
-          <w:szCs w:val="32"/>
-        </w:rPr>
-        <w:t xml:space="preserve"> This extra functionality is modular.</w:t>
-      </w:r>
-    </w:p>
-    <w:p>
-      <w:pPr>
-        <w:rPr>
-          <w:sz w:val="32"/>
-          <w:szCs w:val="32"/>
-        </w:rPr>
-      </w:pPr>
-      <w:r>
-        <w:rPr>
-          <w:sz w:val="32"/>
-          <w:szCs w:val="32"/>
-        </w:rPr>
-        <w:t>-</w:t>
-      </w:r>
-      <w:proofErr w:type="spellStart"/>
-      <w:r>
-        <w:rPr>
-          <w:sz w:val="32"/>
-          <w:szCs w:val="32"/>
-        </w:rPr>
-        <w:t>containerd</w:t>
-      </w:r>
-      <w:proofErr w:type="spellEnd"/>
-      <w:r>
-        <w:rPr>
-          <w:sz w:val="32"/>
-          <w:szCs w:val="32"/>
-        </w:rPr>
-        <w:t xml:space="preserve"> was originally developed by Docker, Inc. and </w:t>
-      </w:r>
-      <w:proofErr w:type="gramStart"/>
-      <w:r>
-        <w:rPr>
-          <w:sz w:val="32"/>
-          <w:szCs w:val="32"/>
-        </w:rPr>
-        <w:t>donated</w:t>
-      </w:r>
-      <w:proofErr w:type="gramEnd"/>
-      <w:r>
-        <w:rPr>
-          <w:sz w:val="32"/>
-          <w:szCs w:val="32"/>
-        </w:rPr>
-        <w:t xml:space="preserve"> the Cloud Native Computing Foundation (CNCF).</w:t>
+        <w:t xml:space="preserve"> was originally developed by Docker, Inc. and donated the Cloud Native Computing Foundation (CNCF).</w:t>
       </w:r>
     </w:p>
     <w:p>
@@ -5026,23 +4592,7 @@
           <w:sz w:val="32"/>
           <w:szCs w:val="32"/>
         </w:rPr>
-        <w:t xml:space="preserve">. Remember that </w:t>
-      </w:r>
-      <w:proofErr w:type="gramStart"/>
-      <w:r>
-        <w:rPr>
-          <w:sz w:val="32"/>
-          <w:szCs w:val="32"/>
-        </w:rPr>
-        <w:t>daemon</w:t>
-      </w:r>
-      <w:proofErr w:type="gramEnd"/>
-      <w:r>
-        <w:rPr>
-          <w:sz w:val="32"/>
-          <w:szCs w:val="32"/>
-        </w:rPr>
-        <w:t xml:space="preserve"> no longer contains any code to create containers.</w:t>
+        <w:t>. Remember that daemon no longer contains any code to create containers.</w:t>
       </w:r>
     </w:p>
     <w:p>
@@ -5457,7 +5007,627 @@
           <w:sz w:val="32"/>
           <w:szCs w:val="32"/>
         </w:rPr>
-        <w:t xml:space="preserve"> containers </w:t>
+        <w:t xml:space="preserve"> containers is the ability to stop, restart, and update Docker daemon without impacting running containers.</w:t>
+      </w:r>
+    </w:p>
+    <w:p>
+      <w:pPr>
+        <w:rPr>
+          <w:sz w:val="32"/>
+          <w:szCs w:val="32"/>
+        </w:rPr>
+      </w:pPr>
+      <w:r>
+        <w:rPr>
+          <w:sz w:val="32"/>
+          <w:szCs w:val="32"/>
+        </w:rPr>
+        <w:t>-</w:t>
+      </w:r>
+      <w:proofErr w:type="spellStart"/>
+      <w:r>
+        <w:rPr>
+          <w:sz w:val="32"/>
+          <w:szCs w:val="32"/>
+        </w:rPr>
+        <w:t>Containerd</w:t>
+      </w:r>
+      <w:proofErr w:type="spellEnd"/>
+      <w:r>
+        <w:rPr>
+          <w:sz w:val="32"/>
+          <w:szCs w:val="32"/>
+        </w:rPr>
+        <w:t xml:space="preserve"> forks a shim and a </w:t>
+      </w:r>
+      <w:proofErr w:type="spellStart"/>
+      <w:r>
+        <w:rPr>
+          <w:sz w:val="32"/>
+          <w:szCs w:val="32"/>
+        </w:rPr>
+        <w:t>runc</w:t>
+      </w:r>
+      <w:proofErr w:type="spellEnd"/>
+      <w:r>
+        <w:rPr>
+          <w:sz w:val="32"/>
+          <w:szCs w:val="32"/>
+        </w:rPr>
+        <w:t xml:space="preserve"> process for every new container. But each </w:t>
+      </w:r>
+      <w:proofErr w:type="spellStart"/>
+      <w:r>
+        <w:rPr>
+          <w:sz w:val="32"/>
+          <w:szCs w:val="32"/>
+        </w:rPr>
+        <w:t>runc</w:t>
+      </w:r>
+      <w:proofErr w:type="spellEnd"/>
+      <w:r>
+        <w:rPr>
+          <w:sz w:val="32"/>
+          <w:szCs w:val="32"/>
+        </w:rPr>
+        <w:t xml:space="preserve"> process exits as soon as container starts running, leaving shim process as container’s parent process. The shim is lightweight and</w:t>
+      </w:r>
+      <w:r>
+        <w:rPr>
+          <w:sz w:val="32"/>
+          <w:szCs w:val="32"/>
+        </w:rPr>
+        <w:t xml:space="preserve"> sits between </w:t>
+      </w:r>
+      <w:proofErr w:type="spellStart"/>
+      <w:r>
+        <w:rPr>
+          <w:sz w:val="32"/>
+          <w:szCs w:val="32"/>
+        </w:rPr>
+        <w:t>containerd</w:t>
+      </w:r>
+      <w:proofErr w:type="spellEnd"/>
+      <w:r>
+        <w:rPr>
+          <w:sz w:val="32"/>
+          <w:szCs w:val="32"/>
+        </w:rPr>
+        <w:t xml:space="preserve"> and container.</w:t>
+      </w:r>
+      <w:r>
+        <w:rPr>
+          <w:sz w:val="32"/>
+          <w:szCs w:val="32"/>
+        </w:rPr>
+        <w:t xml:space="preserve"> It reports on container’s status and performs low-level tasks (keep container’s STDIN and STDOUT streams open)</w:t>
+      </w:r>
+    </w:p>
+    <w:p>
+      <w:pPr>
+        <w:rPr>
+          <w:sz w:val="32"/>
+          <w:szCs w:val="32"/>
+        </w:rPr>
+      </w:pPr>
+      <w:r>
+        <w:rPr>
+          <w:sz w:val="32"/>
+          <w:szCs w:val="32"/>
+        </w:rPr>
+        <w:t xml:space="preserve">-Shims also make it possible to replace </w:t>
+      </w:r>
+      <w:proofErr w:type="spellStart"/>
+      <w:r>
+        <w:rPr>
+          <w:sz w:val="32"/>
+          <w:szCs w:val="32"/>
+        </w:rPr>
+        <w:t>runc</w:t>
+      </w:r>
+      <w:proofErr w:type="spellEnd"/>
+      <w:r>
+        <w:rPr>
+          <w:sz w:val="32"/>
+          <w:szCs w:val="32"/>
+        </w:rPr>
+        <w:t xml:space="preserve"> with other low-level runtimes.</w:t>
+      </w:r>
+    </w:p>
+    <w:p>
+      <w:pPr>
+        <w:rPr>
+          <w:sz w:val="32"/>
+          <w:szCs w:val="32"/>
+        </w:rPr>
+      </w:pPr>
+      <w:r>
+        <w:rPr>
+          <w:sz w:val="32"/>
+          <w:szCs w:val="32"/>
+        </w:rPr>
+        <w:t>5.8 How it’s implemented on Linux</w:t>
+      </w:r>
+    </w:p>
+    <w:p>
+      <w:pPr>
+        <w:rPr>
+          <w:sz w:val="32"/>
+          <w:szCs w:val="32"/>
+        </w:rPr>
+      </w:pPr>
+      <w:r>
+        <w:rPr>
+          <w:sz w:val="32"/>
+          <w:szCs w:val="32"/>
+        </w:rPr>
+        <w:t>-On Linux system, Docker implements components we’ve discussed as separate binaries: /</w:t>
+      </w:r>
+      <w:proofErr w:type="spellStart"/>
+      <w:r>
+        <w:rPr>
+          <w:sz w:val="32"/>
+          <w:szCs w:val="32"/>
+        </w:rPr>
+        <w:t>usr</w:t>
+      </w:r>
+      <w:proofErr w:type="spellEnd"/>
+      <w:r>
+        <w:rPr>
+          <w:sz w:val="32"/>
+          <w:szCs w:val="32"/>
+        </w:rPr>
+        <w:t>/bin/</w:t>
+      </w:r>
+      <w:proofErr w:type="spellStart"/>
+      <w:r>
+        <w:rPr>
+          <w:sz w:val="32"/>
+          <w:szCs w:val="32"/>
+        </w:rPr>
+        <w:t>dockerd</w:t>
+      </w:r>
+      <w:proofErr w:type="spellEnd"/>
+      <w:r>
+        <w:rPr>
+          <w:sz w:val="32"/>
+          <w:szCs w:val="32"/>
+        </w:rPr>
+        <w:t xml:space="preserve"> (daemon), /</w:t>
+      </w:r>
+      <w:proofErr w:type="spellStart"/>
+      <w:r>
+        <w:rPr>
+          <w:sz w:val="32"/>
+          <w:szCs w:val="32"/>
+        </w:rPr>
+        <w:t>usr</w:t>
+      </w:r>
+      <w:proofErr w:type="spellEnd"/>
+      <w:r>
+        <w:rPr>
+          <w:sz w:val="32"/>
+          <w:szCs w:val="32"/>
+        </w:rPr>
+        <w:t>/bin/</w:t>
+      </w:r>
+      <w:proofErr w:type="spellStart"/>
+      <w:r>
+        <w:rPr>
+          <w:sz w:val="32"/>
+          <w:szCs w:val="32"/>
+        </w:rPr>
+        <w:t>containerd</w:t>
+      </w:r>
+      <w:proofErr w:type="spellEnd"/>
+      <w:r>
+        <w:rPr>
+          <w:sz w:val="32"/>
+          <w:szCs w:val="32"/>
+        </w:rPr>
+        <w:t>, /</w:t>
+      </w:r>
+      <w:proofErr w:type="spellStart"/>
+      <w:r>
+        <w:rPr>
+          <w:sz w:val="32"/>
+          <w:szCs w:val="32"/>
+        </w:rPr>
+        <w:t>usr</w:t>
+      </w:r>
+      <w:proofErr w:type="spellEnd"/>
+      <w:r>
+        <w:rPr>
+          <w:sz w:val="32"/>
+          <w:szCs w:val="32"/>
+        </w:rPr>
+        <w:t>/bin/containerd-shim-runc-v2, /</w:t>
+      </w:r>
+      <w:proofErr w:type="spellStart"/>
+      <w:r>
+        <w:rPr>
+          <w:sz w:val="32"/>
+          <w:szCs w:val="32"/>
+        </w:rPr>
+        <w:t>usr</w:t>
+      </w:r>
+      <w:proofErr w:type="spellEnd"/>
+      <w:r>
+        <w:rPr>
+          <w:sz w:val="32"/>
+          <w:szCs w:val="32"/>
+        </w:rPr>
+        <w:t>/bin/</w:t>
+      </w:r>
+      <w:proofErr w:type="spellStart"/>
+      <w:r>
+        <w:rPr>
+          <w:sz w:val="32"/>
+          <w:szCs w:val="32"/>
+        </w:rPr>
+        <w:t>runc</w:t>
+      </w:r>
+      <w:proofErr w:type="spellEnd"/>
+    </w:p>
+    <w:p>
+      <w:pPr>
+        <w:rPr>
+          <w:sz w:val="32"/>
+          <w:szCs w:val="32"/>
+        </w:rPr>
+      </w:pPr>
+      <w:r>
+        <w:rPr>
+          <w:sz w:val="32"/>
+          <w:szCs w:val="32"/>
+        </w:rPr>
+        <w:t>-Do we still need the daemon</w:t>
+      </w:r>
+    </w:p>
+    <w:p>
+      <w:pPr>
+        <w:rPr>
+          <w:sz w:val="32"/>
+          <w:szCs w:val="32"/>
+        </w:rPr>
+      </w:pPr>
+      <w:r>
+        <w:rPr>
+          <w:sz w:val="32"/>
+          <w:szCs w:val="32"/>
+        </w:rPr>
+        <w:t>+Docker has stripped most of functionality out of daemon. However, it still serves Docker API.</w:t>
+      </w:r>
+    </w:p>
+    <w:p>
+      <w:pPr>
+        <w:pStyle w:val="Heading1"/>
+        <w:rPr>
+          <w:color w:val="EE0000"/>
+          <w:sz w:val="32"/>
+          <w:szCs w:val="32"/>
+        </w:rPr>
+      </w:pPr>
+      <w:r>
+        <w:rPr>
+          <w:color w:val="EE0000"/>
+          <w:sz w:val="32"/>
+          <w:szCs w:val="32"/>
+        </w:rPr>
+        <w:lastRenderedPageBreak/>
+        <w:t>6. Work with Images</w:t>
+      </w:r>
+    </w:p>
+    <w:p>
+      <w:pPr>
+        <w:rPr>
+          <w:sz w:val="32"/>
+          <w:szCs w:val="32"/>
+        </w:rPr>
+      </w:pPr>
+      <w:r>
+        <w:rPr>
+          <w:sz w:val="32"/>
+          <w:szCs w:val="32"/>
+        </w:rPr>
+        <w:t>6.1 Docker images-The TLDR</w:t>
+      </w:r>
+    </w:p>
+    <w:p>
+      <w:pPr>
+        <w:rPr>
+          <w:sz w:val="32"/>
+          <w:szCs w:val="32"/>
+        </w:rPr>
+      </w:pPr>
+      <w:r>
+        <w:rPr>
+          <w:sz w:val="32"/>
+          <w:szCs w:val="32"/>
+        </w:rPr>
+        <w:t>-image: read-only package containing everything you need to run an app. They include application code, dependencies, minimal set of OS constructs, metadata.</w:t>
+      </w:r>
+    </w:p>
+    <w:p>
+      <w:pPr>
+        <w:rPr>
+          <w:sz w:val="32"/>
+          <w:szCs w:val="32"/>
+        </w:rPr>
+      </w:pPr>
+      <w:r>
+        <w:rPr>
+          <w:sz w:val="32"/>
+          <w:szCs w:val="32"/>
+        </w:rPr>
+        <w:t>-With VMware, images are a bit like VM templates</w:t>
+      </w:r>
+      <w:r>
+        <w:rPr>
+          <w:sz w:val="32"/>
+          <w:szCs w:val="32"/>
+        </w:rPr>
+        <w:t xml:space="preserve"> – a VM template is like a stopped VM, an image is like a stopped container.</w:t>
+      </w:r>
+      <w:r>
+        <w:rPr>
+          <w:sz w:val="32"/>
+          <w:szCs w:val="32"/>
+        </w:rPr>
+        <w:t xml:space="preserve"> As developer, images are similar to classes.</w:t>
+      </w:r>
+    </w:p>
+    <w:p>
+      <w:pPr>
+        <w:rPr>
+          <w:sz w:val="32"/>
+          <w:szCs w:val="32"/>
+        </w:rPr>
+      </w:pPr>
+      <w:r>
+        <w:rPr>
+          <w:sz w:val="32"/>
+          <w:szCs w:val="32"/>
+        </w:rPr>
+        <w:t>-The easiest way to get image is to pull one from a registry.</w:t>
+      </w:r>
+    </w:p>
+    <w:p>
+      <w:pPr>
+        <w:rPr>
+          <w:sz w:val="32"/>
+          <w:szCs w:val="32"/>
+        </w:rPr>
+      </w:pPr>
+      <w:r>
+        <w:rPr>
+          <w:sz w:val="32"/>
+          <w:szCs w:val="32"/>
+        </w:rPr>
+        <w:t>-Docker creates images by stacking independent layers and representing them as a single unified object. One layer might have OS components, another layer might have application dependencies, and another layer might have application. Docker stacks these layers and makes them look like aa unified system.</w:t>
+      </w:r>
+    </w:p>
+    <w:p>
+      <w:pPr>
+        <w:rPr>
+          <w:sz w:val="32"/>
+          <w:szCs w:val="32"/>
+        </w:rPr>
+      </w:pPr>
+      <w:r>
+        <w:rPr>
+          <w:sz w:val="32"/>
+          <w:szCs w:val="32"/>
+        </w:rPr>
+        <w:t>-Images are small, but Windows images can be huge.</w:t>
+      </w:r>
+    </w:p>
+    <w:p>
+      <w:pPr>
+        <w:rPr>
+          <w:sz w:val="32"/>
+          <w:szCs w:val="32"/>
+        </w:rPr>
+      </w:pPr>
+      <w:r>
+        <w:rPr>
+          <w:sz w:val="32"/>
+          <w:szCs w:val="32"/>
+        </w:rPr>
+        <w:t>6.2 Intro to images</w:t>
+      </w:r>
+    </w:p>
+    <w:p>
+      <w:pPr>
+        <w:rPr>
+          <w:sz w:val="32"/>
+          <w:szCs w:val="32"/>
+        </w:rPr>
+      </w:pPr>
+      <w:r>
+        <w:rPr>
+          <w:sz w:val="32"/>
+          <w:szCs w:val="32"/>
+        </w:rPr>
+        <w:t>-Images are build-time constructs, container are run-time constructs.</w:t>
+      </w:r>
+    </w:p>
+    <w:p>
+      <w:pPr>
+        <w:rPr>
+          <w:sz w:val="32"/>
+          <w:szCs w:val="32"/>
+        </w:rPr>
+      </w:pPr>
+      <w:r>
+        <w:rPr>
+          <w:noProof/>
+        </w:rPr>
+        <w:drawing>
+          <wp:inline distT="0" distB="0" distL="0" distR="0" wp14:anchorId="3ECB09D3" wp14:editId="7EAF62A6">
+            <wp:extent cx="3492500" cy="1566774"/>
+            <wp:effectExtent l="0" t="0" r="0" b="0"/>
+            <wp:docPr id="2114305695" name="Picture 1"/>
+            <wp:cNvGraphicFramePr>
+              <a:graphicFrameLocks xmlns:a="http://schemas.openxmlformats.org/drawingml/2006/main" noChangeAspect="1"/>
+            </wp:cNvGraphicFramePr>
+            <a:graphic xmlns:a="http://schemas.openxmlformats.org/drawingml/2006/main">
+              <a:graphicData uri="http://schemas.openxmlformats.org/drawingml/2006/picture">
+                <pic:pic xmlns:pic="http://schemas.openxmlformats.org/drawingml/2006/picture">
+                  <pic:nvPicPr>
+                    <pic:cNvPr id="2114305695" name=""/>
+                    <pic:cNvPicPr/>
+                  </pic:nvPicPr>
+                  <pic:blipFill>
+                    <a:blip r:embed="rId11"/>
+                    <a:stretch>
+                      <a:fillRect/>
+                    </a:stretch>
+                  </pic:blipFill>
+                  <pic:spPr>
+                    <a:xfrm>
+                      <a:off x="0" y="0"/>
+                      <a:ext cx="3499017" cy="1569697"/>
+                    </a:xfrm>
+                    <a:prstGeom prst="rect">
+                      <a:avLst/>
+                    </a:prstGeom>
+                  </pic:spPr>
+                </pic:pic>
+              </a:graphicData>
+            </a:graphic>
+          </wp:inline>
+        </w:drawing>
+      </w:r>
+    </w:p>
+    <w:p>
+      <w:pPr>
+        <w:rPr>
+          <w:sz w:val="32"/>
+          <w:szCs w:val="32"/>
+        </w:rPr>
+      </w:pPr>
+      <w:r>
+        <w:rPr>
+          <w:sz w:val="32"/>
+          <w:szCs w:val="32"/>
+        </w:rPr>
+        <w:lastRenderedPageBreak/>
+        <w:t>-docker run: most common way to start a container from an image. Once the container is running, image and container are bound, and you can’t delete image until you stop and delete container.</w:t>
+      </w:r>
+    </w:p>
+    <w:p>
+      <w:pPr>
+        <w:rPr>
+          <w:sz w:val="32"/>
+          <w:szCs w:val="32"/>
+        </w:rPr>
+      </w:pPr>
+      <w:r>
+        <w:rPr>
+          <w:sz w:val="32"/>
+          <w:szCs w:val="32"/>
+        </w:rPr>
+        <w:t>-Containers are designed to run a single app or microservice. They should only contain application code and dependencies. You should not include non-essentials (build tools, troubleshooting tools).</w:t>
+      </w:r>
+    </w:p>
+    <w:p>
+      <w:pPr>
+        <w:rPr>
+          <w:sz w:val="32"/>
+          <w:szCs w:val="32"/>
+        </w:rPr>
+      </w:pPr>
+      <w:r>
+        <w:rPr>
+          <w:sz w:val="32"/>
+          <w:szCs w:val="32"/>
+        </w:rPr>
+        <w:t>-Another thing that keeps images small is the lack of an OS kernel.</w:t>
+      </w:r>
+      <w:r>
+        <w:rPr>
+          <w:sz w:val="32"/>
+          <w:szCs w:val="32"/>
+        </w:rPr>
+        <w:t xml:space="preserve"> This is because containers use the kernel of the host they’re running on. The only OS-related components in most images are filesystem objects, people say images contain </w:t>
+      </w:r>
+      <w:r>
+        <w:rPr>
+          <w:i/>
+          <w:iCs/>
+          <w:sz w:val="32"/>
+          <w:szCs w:val="32"/>
+        </w:rPr>
+        <w:t>just enough OS</w:t>
+      </w:r>
+      <w:r>
+        <w:rPr>
+          <w:sz w:val="32"/>
+          <w:szCs w:val="32"/>
+        </w:rPr>
+        <w:t>.</w:t>
+      </w:r>
+    </w:p>
+    <w:p>
+      <w:pPr>
+        <w:rPr>
+          <w:sz w:val="32"/>
+          <w:szCs w:val="32"/>
+        </w:rPr>
+      </w:pPr>
+      <w:r>
+        <w:rPr>
+          <w:sz w:val="32"/>
+          <w:szCs w:val="32"/>
+        </w:rPr>
+        <w:t>6.3 Pull images</w:t>
+      </w:r>
+    </w:p>
+    <w:p>
+      <w:pPr>
+        <w:rPr>
+          <w:sz w:val="32"/>
+          <w:szCs w:val="32"/>
+        </w:rPr>
+      </w:pPr>
+      <w:r>
+        <w:rPr>
+          <w:sz w:val="32"/>
+          <w:szCs w:val="32"/>
+        </w:rPr>
+        <w:t>-A clean Docker installation has an empty local repository.</w:t>
+      </w:r>
+    </w:p>
+    <w:p>
+      <w:pPr>
+        <w:rPr>
+          <w:sz w:val="32"/>
+          <w:szCs w:val="32"/>
+        </w:rPr>
+      </w:pPr>
+      <w:r>
+        <w:rPr>
+          <w:sz w:val="32"/>
+          <w:szCs w:val="32"/>
+        </w:rPr>
+        <w:t>-</w:t>
+      </w:r>
+      <w:r>
+        <w:rPr>
+          <w:b/>
+          <w:bCs/>
+          <w:sz w:val="32"/>
+          <w:szCs w:val="32"/>
+        </w:rPr>
+        <w:t>Local repository</w:t>
+      </w:r>
+      <w:r>
+        <w:rPr>
+          <w:sz w:val="32"/>
+          <w:szCs w:val="32"/>
+        </w:rPr>
+        <w:t xml:space="preserve">: an area on your local machine where Docker stores images for more convenient access. We sometimes call it the image </w:t>
       </w:r>
       <w:proofErr w:type="gramStart"/>
       <w:r>
@@ -5465,7 +5635,7 @@
           <w:sz w:val="32"/>
           <w:szCs w:val="32"/>
         </w:rPr>
-        <w:t>is</w:t>
+        <w:t>cache,</w:t>
       </w:r>
       <w:proofErr w:type="gramEnd"/>
       <w:r>
@@ -5473,70 +5643,1162 @@
           <w:sz w:val="32"/>
           <w:szCs w:val="32"/>
         </w:rPr>
-        <w:t xml:space="preserve"> the ability to stop, restart, and update Docker daemon without impacting running containers.</w:t>
-      </w:r>
-    </w:p>
-    <w:p>
-      <w:pPr>
-        <w:rPr>
-          <w:sz w:val="32"/>
-          <w:szCs w:val="32"/>
-        </w:rPr>
-      </w:pPr>
-      <w:r>
-        <w:rPr>
-          <w:sz w:val="32"/>
-          <w:szCs w:val="32"/>
-        </w:rPr>
-        <w:t>-</w:t>
-      </w:r>
-      <w:proofErr w:type="spellStart"/>
-      <w:r>
-        <w:rPr>
-          <w:sz w:val="32"/>
-          <w:szCs w:val="32"/>
-        </w:rPr>
-        <w:t>Containerd</w:t>
-      </w:r>
-      <w:proofErr w:type="spellEnd"/>
-      <w:r>
-        <w:rPr>
-          <w:sz w:val="32"/>
-          <w:szCs w:val="32"/>
-        </w:rPr>
-        <w:t xml:space="preserve"> forks a shim and a </w:t>
-      </w:r>
-      <w:proofErr w:type="spellStart"/>
-      <w:r>
-        <w:rPr>
-          <w:sz w:val="32"/>
-          <w:szCs w:val="32"/>
-        </w:rPr>
-        <w:t>runc</w:t>
-      </w:r>
-      <w:proofErr w:type="spellEnd"/>
-      <w:r>
-        <w:rPr>
-          <w:sz w:val="32"/>
-          <w:szCs w:val="32"/>
-        </w:rPr>
-        <w:t xml:space="preserve"> process for every new container. But each </w:t>
-      </w:r>
-      <w:proofErr w:type="spellStart"/>
-      <w:r>
-        <w:rPr>
-          <w:sz w:val="32"/>
-          <w:szCs w:val="32"/>
-        </w:rPr>
-        <w:t>runc</w:t>
-      </w:r>
-      <w:proofErr w:type="spellEnd"/>
-      <w:r>
-        <w:rPr>
-          <w:sz w:val="32"/>
-          <w:szCs w:val="32"/>
-        </w:rPr>
-        <w:t xml:space="preserve"> process </w:t>
+        <w:t xml:space="preserve"> on Linux it’s usually located in /var/lib/docker/&lt;storage-driver&gt;. If you are using Docker Desktop, it will be inside Docker VM.</w:t>
+      </w:r>
+    </w:p>
+    <w:p>
+      <w:pPr>
+        <w:rPr>
+          <w:sz w:val="32"/>
+          <w:szCs w:val="32"/>
+        </w:rPr>
+      </w:pPr>
+      <w:r>
+        <w:rPr>
+          <w:sz w:val="32"/>
+          <w:szCs w:val="32"/>
+        </w:rPr>
+        <w:t>-docker images: inspect the contents (images) of local repository.</w:t>
+      </w:r>
+    </w:p>
+    <w:p>
+      <w:pPr>
+        <w:rPr>
+          <w:sz w:val="32"/>
+          <w:szCs w:val="32"/>
+        </w:rPr>
+      </w:pPr>
+      <w:r>
+        <w:rPr>
+          <w:sz w:val="32"/>
+          <w:szCs w:val="32"/>
+        </w:rPr>
+        <w:t xml:space="preserve">-pulling: </w:t>
+      </w:r>
+      <w:r>
+        <w:rPr>
+          <w:sz w:val="32"/>
+          <w:szCs w:val="32"/>
+        </w:rPr>
+        <w:t>the process of getting images.</w:t>
+      </w:r>
+    </w:p>
+    <w:p>
+      <w:pPr>
+        <w:rPr>
+          <w:sz w:val="32"/>
+          <w:szCs w:val="32"/>
+        </w:rPr>
+      </w:pPr>
+      <w:r>
+        <w:rPr>
+          <w:sz w:val="32"/>
+          <w:szCs w:val="32"/>
+        </w:rPr>
+        <w:t>-Docker is opinionated and made 2 assumptions when pulling image:</w:t>
+      </w:r>
+    </w:p>
+    <w:p>
+      <w:pPr>
+        <w:rPr>
+          <w:sz w:val="32"/>
+          <w:szCs w:val="32"/>
+        </w:rPr>
+      </w:pPr>
+      <w:r>
+        <w:rPr>
+          <w:sz w:val="32"/>
+          <w:szCs w:val="32"/>
+        </w:rPr>
+        <w:t>+It assumed you wanted to pull image tagged as latest.</w:t>
+      </w:r>
+    </w:p>
+    <w:p>
+      <w:pPr>
+        <w:rPr>
+          <w:sz w:val="32"/>
+          <w:szCs w:val="32"/>
+        </w:rPr>
+      </w:pPr>
+      <w:r>
+        <w:rPr>
+          <w:sz w:val="32"/>
+          <w:szCs w:val="32"/>
+        </w:rPr>
+        <w:t>+It assumed you wanted to pull image from Docker Hub.</w:t>
+      </w:r>
+    </w:p>
+    <w:p>
+      <w:pPr>
+        <w:rPr>
+          <w:sz w:val="32"/>
+          <w:szCs w:val="32"/>
+        </w:rPr>
+      </w:pPr>
+      <w:r>
+        <w:rPr>
+          <w:sz w:val="32"/>
+          <w:szCs w:val="32"/>
+        </w:rPr>
+        <w:t>6.4 Image registries</w:t>
+      </w:r>
+    </w:p>
+    <w:p>
+      <w:pPr>
+        <w:rPr>
+          <w:sz w:val="32"/>
+          <w:szCs w:val="32"/>
+        </w:rPr>
+      </w:pPr>
+      <w:r>
+        <w:rPr>
+          <w:sz w:val="32"/>
+          <w:szCs w:val="32"/>
+        </w:rPr>
+        <w:lastRenderedPageBreak/>
+        <w:t>-We store images in centralized places called registries. The job of registry is to securely store images and make them easy to access from different environments.</w:t>
+      </w:r>
+    </w:p>
+    <w:p>
+      <w:pPr>
+        <w:rPr>
+          <w:sz w:val="32"/>
+          <w:szCs w:val="32"/>
+        </w:rPr>
+      </w:pPr>
+      <w:r>
+        <w:rPr>
+          <w:noProof/>
+        </w:rPr>
+        <w:drawing>
+          <wp:inline distT="0" distB="0" distL="0" distR="0" wp14:anchorId="477290D2" wp14:editId="4665ED27">
+            <wp:extent cx="3054350" cy="810904"/>
+            <wp:effectExtent l="0" t="0" r="0" b="8255"/>
+            <wp:docPr id="284525491" name="Picture 1"/>
+            <wp:cNvGraphicFramePr>
+              <a:graphicFrameLocks xmlns:a="http://schemas.openxmlformats.org/drawingml/2006/main" noChangeAspect="1"/>
+            </wp:cNvGraphicFramePr>
+            <a:graphic xmlns:a="http://schemas.openxmlformats.org/drawingml/2006/main">
+              <a:graphicData uri="http://schemas.openxmlformats.org/drawingml/2006/picture">
+                <pic:pic xmlns:pic="http://schemas.openxmlformats.org/drawingml/2006/picture">
+                  <pic:nvPicPr>
+                    <pic:cNvPr id="284525491" name=""/>
+                    <pic:cNvPicPr/>
+                  </pic:nvPicPr>
+                  <pic:blipFill>
+                    <a:blip r:embed="rId12"/>
+                    <a:stretch>
+                      <a:fillRect/>
+                    </a:stretch>
+                  </pic:blipFill>
+                  <pic:spPr>
+                    <a:xfrm>
+                      <a:off x="0" y="0"/>
+                      <a:ext cx="3098216" cy="822550"/>
+                    </a:xfrm>
+                    <a:prstGeom prst="rect">
+                      <a:avLst/>
+                    </a:prstGeom>
+                  </pic:spPr>
+                </pic:pic>
+              </a:graphicData>
+            </a:graphic>
+          </wp:inline>
+        </w:drawing>
+      </w:r>
+    </w:p>
+    <w:p>
+      <w:pPr>
+        <w:rPr>
+          <w:sz w:val="32"/>
+          <w:szCs w:val="32"/>
+        </w:rPr>
+      </w:pPr>
+      <w:r>
+        <w:rPr>
+          <w:sz w:val="32"/>
+          <w:szCs w:val="32"/>
+        </w:rPr>
+        <w:t>-Most modern registries implement OCI distribution-spec or OCI registries. Most registries also implement Docker Registry v2 API</w:t>
+      </w:r>
+      <w:r>
+        <w:rPr>
+          <w:sz w:val="32"/>
+          <w:szCs w:val="32"/>
+        </w:rPr>
+        <w:t>, so you can use Docker CLI and other API tools to query them and work with them in standard ways. Some offer advanced features: image scanning, integration with build pipelines.</w:t>
+      </w:r>
+    </w:p>
+    <w:p>
+      <w:pPr>
+        <w:rPr>
+          <w:sz w:val="32"/>
+          <w:szCs w:val="32"/>
+        </w:rPr>
+      </w:pPr>
+      <w:r>
+        <w:rPr>
+          <w:sz w:val="32"/>
+          <w:szCs w:val="32"/>
+        </w:rPr>
+        <w:t>-The most common registry is Docker Hub, but others exist, including 3</w:t>
+      </w:r>
+      <w:r>
+        <w:rPr>
+          <w:sz w:val="32"/>
+          <w:szCs w:val="32"/>
+          <w:vertAlign w:val="superscript"/>
+        </w:rPr>
+        <w:t>rd</w:t>
+      </w:r>
+      <w:r>
+        <w:rPr>
+          <w:sz w:val="32"/>
+          <w:szCs w:val="32"/>
+        </w:rPr>
+        <w:t>-party internet-based registries and secure on-premises registries.</w:t>
+      </w:r>
+    </w:p>
+    <w:p>
+      <w:pPr>
+        <w:rPr>
+          <w:sz w:val="32"/>
+          <w:szCs w:val="32"/>
+        </w:rPr>
+      </w:pPr>
+      <w:r>
+        <w:rPr>
+          <w:sz w:val="32"/>
+          <w:szCs w:val="32"/>
+        </w:rPr>
+        <w:t xml:space="preserve">-Image registries contain ore or more image repositories, and image repositories contain one </w:t>
+      </w:r>
+      <w:proofErr w:type="spellStart"/>
+      <w:r>
+        <w:rPr>
+          <w:sz w:val="32"/>
+          <w:szCs w:val="32"/>
+        </w:rPr>
+        <w:t>ore</w:t>
+      </w:r>
+      <w:proofErr w:type="spellEnd"/>
+      <w:r>
+        <w:rPr>
+          <w:sz w:val="32"/>
+          <w:szCs w:val="32"/>
+        </w:rPr>
+        <w:t xml:space="preserve"> more images.</w:t>
+      </w:r>
+    </w:p>
+    <w:p>
+      <w:pPr>
+        <w:rPr>
+          <w:sz w:val="32"/>
+          <w:szCs w:val="32"/>
+        </w:rPr>
+      </w:pPr>
+      <w:r>
+        <w:rPr>
+          <w:noProof/>
+        </w:rPr>
+        <w:drawing>
+          <wp:inline distT="0" distB="0" distL="0" distR="0" wp14:anchorId="7E394083" wp14:editId="761CBECB">
+            <wp:extent cx="4320410" cy="3162300"/>
+            <wp:effectExtent l="0" t="0" r="4445" b="0"/>
+            <wp:docPr id="484094845" name="Picture 1"/>
+            <wp:cNvGraphicFramePr>
+              <a:graphicFrameLocks xmlns:a="http://schemas.openxmlformats.org/drawingml/2006/main" noChangeAspect="1"/>
+            </wp:cNvGraphicFramePr>
+            <a:graphic xmlns:a="http://schemas.openxmlformats.org/drawingml/2006/main">
+              <a:graphicData uri="http://schemas.openxmlformats.org/drawingml/2006/picture">
+                <pic:pic xmlns:pic="http://schemas.openxmlformats.org/drawingml/2006/picture">
+                  <pic:nvPicPr>
+                    <pic:cNvPr id="484094845" name=""/>
+                    <pic:cNvPicPr/>
+                  </pic:nvPicPr>
+                  <pic:blipFill>
+                    <a:blip r:embed="rId13"/>
+                    <a:stretch>
+                      <a:fillRect/>
+                    </a:stretch>
+                  </pic:blipFill>
+                  <pic:spPr>
+                    <a:xfrm>
+                      <a:off x="0" y="0"/>
+                      <a:ext cx="4324009" cy="3164935"/>
+                    </a:xfrm>
+                    <a:prstGeom prst="rect">
+                      <a:avLst/>
+                    </a:prstGeom>
+                  </pic:spPr>
+                </pic:pic>
+              </a:graphicData>
+            </a:graphic>
+          </wp:inline>
+        </w:drawing>
+      </w:r>
+    </w:p>
+    <w:p>
+      <w:pPr>
+        <w:rPr>
+          <w:sz w:val="32"/>
+          <w:szCs w:val="32"/>
+        </w:rPr>
+      </w:pPr>
+      <w:r>
+        <w:rPr>
+          <w:sz w:val="32"/>
+          <w:szCs w:val="32"/>
+        </w:rPr>
+        <w:lastRenderedPageBreak/>
+        <w:t>-Official repositories</w:t>
+      </w:r>
+    </w:p>
+    <w:p>
+      <w:pPr>
+        <w:rPr>
+          <w:sz w:val="32"/>
+          <w:szCs w:val="32"/>
+        </w:rPr>
+      </w:pPr>
+      <w:r>
+        <w:rPr>
+          <w:sz w:val="32"/>
+          <w:szCs w:val="32"/>
+        </w:rPr>
+        <w:t>+</w:t>
+      </w:r>
+      <w:r>
+        <w:rPr>
+          <w:sz w:val="32"/>
+          <w:szCs w:val="32"/>
+        </w:rPr>
+        <w:t>Docker has the concept of official repositories: home to images vetted and curated by Docker and application vendor. They should contain up-to-date high-quality code that is secure, well-documented, and follows good practices.</w:t>
+      </w:r>
+    </w:p>
+    <w:p>
+      <w:pPr>
+        <w:rPr>
+          <w:sz w:val="32"/>
+          <w:szCs w:val="32"/>
+        </w:rPr>
+      </w:pPr>
+      <w:r>
+        <w:rPr>
+          <w:sz w:val="32"/>
+          <w:szCs w:val="32"/>
+        </w:rPr>
+        <w:t>+Most of population applications and operating systems have official repositories on Docker hub, they live at the top level of Docker Hub namespaces and have a green Docker Official Image badge.</w:t>
+      </w:r>
+    </w:p>
+    <w:p>
+      <w:pPr>
+        <w:rPr>
+          <w:sz w:val="32"/>
+          <w:szCs w:val="32"/>
+        </w:rPr>
+      </w:pPr>
+      <w:r>
+        <w:rPr>
+          <w:noProof/>
+        </w:rPr>
+        <w:drawing>
+          <wp:inline distT="0" distB="0" distL="0" distR="0" wp14:anchorId="3C2957A5" wp14:editId="408005CB">
+            <wp:extent cx="4273550" cy="1666045"/>
+            <wp:effectExtent l="0" t="0" r="0" b="0"/>
+            <wp:docPr id="1779252188" name="Picture 1"/>
+            <wp:cNvGraphicFramePr>
+              <a:graphicFrameLocks xmlns:a="http://schemas.openxmlformats.org/drawingml/2006/main" noChangeAspect="1"/>
+            </wp:cNvGraphicFramePr>
+            <a:graphic xmlns:a="http://schemas.openxmlformats.org/drawingml/2006/main">
+              <a:graphicData uri="http://schemas.openxmlformats.org/drawingml/2006/picture">
+                <pic:pic xmlns:pic="http://schemas.openxmlformats.org/drawingml/2006/picture">
+                  <pic:nvPicPr>
+                    <pic:cNvPr id="1779252188" name=""/>
+                    <pic:cNvPicPr/>
+                  </pic:nvPicPr>
+                  <pic:blipFill>
+                    <a:blip r:embed="rId14"/>
+                    <a:stretch>
+                      <a:fillRect/>
+                    </a:stretch>
+                  </pic:blipFill>
+                  <pic:spPr>
+                    <a:xfrm>
+                      <a:off x="0" y="0"/>
+                      <a:ext cx="4285114" cy="1670553"/>
+                    </a:xfrm>
+                    <a:prstGeom prst="rect">
+                      <a:avLst/>
+                    </a:prstGeom>
+                  </pic:spPr>
+                </pic:pic>
+              </a:graphicData>
+            </a:graphic>
+          </wp:inline>
+        </w:drawing>
+      </w:r>
+    </w:p>
+    <w:p>
+      <w:pPr>
+        <w:rPr>
+          <w:sz w:val="32"/>
+          <w:szCs w:val="32"/>
+        </w:rPr>
+      </w:pPr>
+      <w:r>
+        <w:rPr>
+          <w:sz w:val="32"/>
+          <w:szCs w:val="32"/>
+        </w:rPr>
+        <w:t>-Unofficial repositories</w:t>
+      </w:r>
+    </w:p>
+    <w:p>
+      <w:pPr>
+        <w:rPr>
+          <w:sz w:val="32"/>
+          <w:szCs w:val="32"/>
+        </w:rPr>
+      </w:pPr>
+      <w:r>
+        <w:rPr>
+          <w:sz w:val="32"/>
+          <w:szCs w:val="32"/>
+        </w:rPr>
+        <w:t>+You should always start with the assumption that anything from an unofficial repository is unsafe.</w:t>
+      </w:r>
+      <w:r>
+        <w:rPr>
+          <w:sz w:val="32"/>
+          <w:szCs w:val="32"/>
+        </w:rPr>
+        <w:t xml:space="preserve"> This is based on the good practice of never trusting software from internet. You should also exercise caution when downloading and using Docker Official Images.</w:t>
+      </w:r>
+    </w:p>
+    <w:p>
+      <w:pPr>
+        <w:rPr>
+          <w:sz w:val="32"/>
+          <w:szCs w:val="32"/>
+        </w:rPr>
+      </w:pPr>
+      <w:r>
+        <w:rPr>
+          <w:sz w:val="32"/>
+          <w:szCs w:val="32"/>
+        </w:rPr>
+        <w:t>6.5 Image naming and tagging</w:t>
+      </w:r>
+    </w:p>
+    <w:p>
+      <w:pPr>
+        <w:rPr>
+          <w:sz w:val="32"/>
+          <w:szCs w:val="32"/>
+        </w:rPr>
+      </w:pPr>
+      <w:r>
+        <w:rPr>
+          <w:sz w:val="32"/>
+          <w:szCs w:val="32"/>
+        </w:rPr>
+        <w:t>-Full qualified image name. Docker automatically populates registry and tag values if you don’t specify them</w:t>
+      </w:r>
+    </w:p>
+    <w:p>
+      <w:pPr>
+        <w:rPr>
+          <w:sz w:val="32"/>
+          <w:szCs w:val="32"/>
+        </w:rPr>
+      </w:pPr>
+      <w:r>
+        <w:rPr>
+          <w:noProof/>
+        </w:rPr>
+        <w:lastRenderedPageBreak/>
+        <w:drawing>
+          <wp:inline distT="0" distB="0" distL="0" distR="0" wp14:anchorId="656766CA" wp14:editId="4308ADA2">
+            <wp:extent cx="3981450" cy="1185077"/>
+            <wp:effectExtent l="0" t="0" r="0" b="0"/>
+            <wp:docPr id="604386119" name="Picture 1"/>
+            <wp:cNvGraphicFramePr>
+              <a:graphicFrameLocks xmlns:a="http://schemas.openxmlformats.org/drawingml/2006/main" noChangeAspect="1"/>
+            </wp:cNvGraphicFramePr>
+            <a:graphic xmlns:a="http://schemas.openxmlformats.org/drawingml/2006/main">
+              <a:graphicData uri="http://schemas.openxmlformats.org/drawingml/2006/picture">
+                <pic:pic xmlns:pic="http://schemas.openxmlformats.org/drawingml/2006/picture">
+                  <pic:nvPicPr>
+                    <pic:cNvPr id="604386119" name=""/>
+                    <pic:cNvPicPr/>
+                  </pic:nvPicPr>
+                  <pic:blipFill>
+                    <a:blip r:embed="rId15"/>
+                    <a:stretch>
+                      <a:fillRect/>
+                    </a:stretch>
+                  </pic:blipFill>
+                  <pic:spPr>
+                    <a:xfrm>
+                      <a:off x="0" y="0"/>
+                      <a:ext cx="3992239" cy="1188288"/>
+                    </a:xfrm>
+                    <a:prstGeom prst="rect">
+                      <a:avLst/>
+                    </a:prstGeom>
+                  </pic:spPr>
+                </pic:pic>
+              </a:graphicData>
+            </a:graphic>
+          </wp:inline>
+        </w:drawing>
+      </w:r>
+    </w:p>
+    <w:p>
+      <w:pPr>
+        <w:rPr>
+          <w:sz w:val="32"/>
+          <w:szCs w:val="32"/>
+        </w:rPr>
+      </w:pPr>
+      <w:r>
+        <w:rPr>
+          <w:sz w:val="32"/>
+          <w:szCs w:val="32"/>
+        </w:rPr>
+        <w:t>-docker pull &lt;repository&gt;:&lt;tag&gt;: pull image from official repository</w:t>
+      </w:r>
+    </w:p>
+    <w:p>
+      <w:pPr>
+        <w:rPr>
+          <w:sz w:val="32"/>
+          <w:szCs w:val="32"/>
+        </w:rPr>
+      </w:pPr>
+      <w:r>
+        <w:rPr>
+          <w:sz w:val="32"/>
+          <w:szCs w:val="32"/>
+        </w:rPr>
+        <w:t>-docker pull &lt;</w:t>
+      </w:r>
+      <w:proofErr w:type="spellStart"/>
+      <w:r>
+        <w:rPr>
+          <w:sz w:val="32"/>
+          <w:szCs w:val="32"/>
+        </w:rPr>
+        <w:t>usernamne</w:t>
+      </w:r>
+      <w:proofErr w:type="spellEnd"/>
+      <w:r>
+        <w:rPr>
+          <w:sz w:val="32"/>
+          <w:szCs w:val="32"/>
+        </w:rPr>
+        <w:t>/organization name&gt;/&lt;repository&gt;:&lt;tag&gt;: pull images from unofficial repositories</w:t>
+      </w:r>
+    </w:p>
+    <w:p>
+      <w:pPr>
+        <w:rPr>
+          <w:sz w:val="32"/>
+          <w:szCs w:val="32"/>
+        </w:rPr>
+      </w:pPr>
+      <w:r>
+        <w:rPr>
+          <w:sz w:val="32"/>
+          <w:szCs w:val="32"/>
+        </w:rPr>
+        <w:t>-To pull image from different registry, just add registry’s DNS name before repository name.</w:t>
+      </w:r>
+    </w:p>
+    <w:p>
+      <w:pPr>
+        <w:rPr>
+          <w:sz w:val="32"/>
+          <w:szCs w:val="32"/>
+        </w:rPr>
+      </w:pPr>
+      <w:r>
+        <w:rPr>
+          <w:sz w:val="32"/>
+          <w:szCs w:val="32"/>
+        </w:rPr>
+        <w:t>-Images with multiple tags</w:t>
+      </w:r>
+    </w:p>
+    <w:p>
+      <w:pPr>
+        <w:rPr>
+          <w:sz w:val="32"/>
+          <w:szCs w:val="32"/>
+        </w:rPr>
+      </w:pPr>
+      <w:r>
+        <w:rPr>
+          <w:sz w:val="32"/>
+          <w:szCs w:val="32"/>
+        </w:rPr>
+        <w:t>+You can give a single image as many tags as you want.</w:t>
+      </w:r>
+    </w:p>
+    <w:p>
+      <w:pPr>
+        <w:rPr>
+          <w:sz w:val="32"/>
+          <w:szCs w:val="32"/>
+        </w:rPr>
+      </w:pPr>
+      <w:r>
+        <w:rPr>
+          <w:sz w:val="32"/>
+          <w:szCs w:val="32"/>
+        </w:rPr>
+        <w:t>+latest doesn’t need to be relating to newest image in repo.</w:t>
+      </w:r>
+    </w:p>
+    <w:p>
+      <w:pPr>
+        <w:rPr>
+          <w:sz w:val="32"/>
+          <w:szCs w:val="32"/>
+        </w:rPr>
+      </w:pPr>
+      <w:r>
+        <w:rPr>
+          <w:sz w:val="32"/>
+          <w:szCs w:val="32"/>
+        </w:rPr>
+        <w:t>6.6 Images and layers</w:t>
+      </w:r>
+    </w:p>
+    <w:p>
+      <w:pPr>
+        <w:rPr>
+          <w:sz w:val="32"/>
+          <w:szCs w:val="32"/>
+        </w:rPr>
+      </w:pPr>
+      <w:r>
+        <w:rPr>
+          <w:sz w:val="32"/>
+          <w:szCs w:val="32"/>
+        </w:rPr>
+        <w:t>-Images are collection of loosely connected read-only layers where each layer comprises one or more files.</w:t>
+      </w:r>
+    </w:p>
+    <w:p>
+      <w:pPr>
+        <w:rPr>
+          <w:sz w:val="32"/>
+          <w:szCs w:val="32"/>
+        </w:rPr>
+      </w:pPr>
+      <w:r>
+        <w:rPr>
+          <w:noProof/>
+        </w:rPr>
+        <w:drawing>
+          <wp:inline distT="0" distB="0" distL="0" distR="0" wp14:anchorId="0B33A0BB" wp14:editId="4D465854">
+            <wp:extent cx="3073367" cy="2038350"/>
+            <wp:effectExtent l="0" t="0" r="0" b="0"/>
+            <wp:docPr id="1233978443" name="Picture 1"/>
+            <wp:cNvGraphicFramePr>
+              <a:graphicFrameLocks xmlns:a="http://schemas.openxmlformats.org/drawingml/2006/main" noChangeAspect="1"/>
+            </wp:cNvGraphicFramePr>
+            <a:graphic xmlns:a="http://schemas.openxmlformats.org/drawingml/2006/main">
+              <a:graphicData uri="http://schemas.openxmlformats.org/drawingml/2006/picture">
+                <pic:pic xmlns:pic="http://schemas.openxmlformats.org/drawingml/2006/picture">
+                  <pic:nvPicPr>
+                    <pic:cNvPr id="1233978443" name=""/>
+                    <pic:cNvPicPr/>
+                  </pic:nvPicPr>
+                  <pic:blipFill>
+                    <a:blip r:embed="rId16"/>
+                    <a:stretch>
+                      <a:fillRect/>
+                    </a:stretch>
+                  </pic:blipFill>
+                  <pic:spPr>
+                    <a:xfrm>
+                      <a:off x="0" y="0"/>
+                      <a:ext cx="3077528" cy="2041110"/>
+                    </a:xfrm>
+                    <a:prstGeom prst="rect">
+                      <a:avLst/>
+                    </a:prstGeom>
+                  </pic:spPr>
+                </pic:pic>
+              </a:graphicData>
+            </a:graphic>
+          </wp:inline>
+        </w:drawing>
+      </w:r>
+      <w:r>
+        <w:rPr>
+          <w:noProof/>
+        </w:rPr>
+        <w:drawing>
+          <wp:inline distT="0" distB="0" distL="0" distR="0" wp14:anchorId="324C4B8A" wp14:editId="6A7D4355">
+            <wp:extent cx="2616200" cy="1938480"/>
+            <wp:effectExtent l="0" t="0" r="0" b="5080"/>
+            <wp:docPr id="1674877704" name="Picture 1"/>
+            <wp:cNvGraphicFramePr>
+              <a:graphicFrameLocks xmlns:a="http://schemas.openxmlformats.org/drawingml/2006/main" noChangeAspect="1"/>
+            </wp:cNvGraphicFramePr>
+            <a:graphic xmlns:a="http://schemas.openxmlformats.org/drawingml/2006/main">
+              <a:graphicData uri="http://schemas.openxmlformats.org/drawingml/2006/picture">
+                <pic:pic xmlns:pic="http://schemas.openxmlformats.org/drawingml/2006/picture">
+                  <pic:nvPicPr>
+                    <pic:cNvPr id="1674877704" name=""/>
+                    <pic:cNvPicPr/>
+                  </pic:nvPicPr>
+                  <pic:blipFill>
+                    <a:blip r:embed="rId17"/>
+                    <a:stretch>
+                      <a:fillRect/>
+                    </a:stretch>
+                  </pic:blipFill>
+                  <pic:spPr>
+                    <a:xfrm>
+                      <a:off x="0" y="0"/>
+                      <a:ext cx="2623337" cy="1943768"/>
+                    </a:xfrm>
+                    <a:prstGeom prst="rect">
+                      <a:avLst/>
+                    </a:prstGeom>
+                  </pic:spPr>
+                </pic:pic>
+              </a:graphicData>
+            </a:graphic>
+          </wp:inline>
+        </w:drawing>
+      </w:r>
+    </w:p>
+    <w:p>
+      <w:pPr>
+        <w:rPr>
+          <w:sz w:val="32"/>
+          <w:szCs w:val="32"/>
+        </w:rPr>
+      </w:pPr>
+      <w:r>
+        <w:rPr>
+          <w:sz w:val="32"/>
+          <w:szCs w:val="32"/>
+        </w:rPr>
+        <w:t>-docker pull: observe it pulling the individual layers. Each line ending with Pull complete represents a layer that Docker pulled.</w:t>
+      </w:r>
+    </w:p>
+    <w:p>
+      <w:pPr>
+        <w:rPr>
+          <w:sz w:val="32"/>
+          <w:szCs w:val="32"/>
+        </w:rPr>
+      </w:pPr>
+      <w:r>
+        <w:rPr>
+          <w:sz w:val="32"/>
+          <w:szCs w:val="32"/>
+        </w:rPr>
+        <w:lastRenderedPageBreak/>
+        <w:t>-Another way to see image layer: docker inspect &lt;image&gt;:&lt;tag&gt;. It shows their SHA256 hashes</w:t>
+      </w:r>
+      <w:r>
+        <w:rPr>
+          <w:sz w:val="32"/>
+          <w:szCs w:val="32"/>
+        </w:rPr>
+        <w:t>, which are different from short IDs.</w:t>
+      </w:r>
+    </w:p>
+    <w:p>
+      <w:pPr>
+        <w:rPr>
+          <w:sz w:val="32"/>
+          <w:szCs w:val="32"/>
+        </w:rPr>
+      </w:pPr>
+      <w:r>
+        <w:rPr>
+          <w:sz w:val="32"/>
+          <w:szCs w:val="32"/>
+        </w:rPr>
+        <w:t>-docker history: inspect an image and see its layer data. But this command shows build story of an image and not a strict list of layers in final images (example: ENV, EXPOSE, CMD, ENTRYPOINT only add metadata and don’t create layers)</w:t>
+      </w:r>
+    </w:p>
+    <w:p>
+      <w:pPr>
+        <w:rPr>
+          <w:sz w:val="32"/>
+          <w:szCs w:val="32"/>
+        </w:rPr>
+      </w:pPr>
+      <w:r>
+        <w:rPr>
+          <w:sz w:val="32"/>
+          <w:szCs w:val="32"/>
+        </w:rPr>
+        <w:t>-Base layers</w:t>
+      </w:r>
+    </w:p>
+    <w:p>
+      <w:pPr>
+        <w:rPr>
+          <w:sz w:val="32"/>
+          <w:szCs w:val="32"/>
+        </w:rPr>
+      </w:pPr>
+      <w:r>
+        <w:rPr>
+          <w:sz w:val="32"/>
+          <w:szCs w:val="32"/>
+        </w:rPr>
+        <w:t>+All Docker images start with a base layer, every time you add new content, Docker adds a new layer.</w:t>
+      </w:r>
+    </w:p>
+    <w:p>
+      <w:pPr>
+        <w:rPr>
+          <w:sz w:val="32"/>
+          <w:szCs w:val="32"/>
+        </w:rPr>
+      </w:pPr>
+      <w:r>
+        <w:rPr>
+          <w:noProof/>
+        </w:rPr>
+        <w:drawing>
+          <wp:inline distT="0" distB="0" distL="0" distR="0" wp14:anchorId="33A7309B" wp14:editId="5E37B89E">
+            <wp:extent cx="2857500" cy="1377390"/>
+            <wp:effectExtent l="0" t="0" r="0" b="0"/>
+            <wp:docPr id="1459971258" name="Picture 1"/>
+            <wp:cNvGraphicFramePr>
+              <a:graphicFrameLocks xmlns:a="http://schemas.openxmlformats.org/drawingml/2006/main" noChangeAspect="1"/>
+            </wp:cNvGraphicFramePr>
+            <a:graphic xmlns:a="http://schemas.openxmlformats.org/drawingml/2006/main">
+              <a:graphicData uri="http://schemas.openxmlformats.org/drawingml/2006/picture">
+                <pic:pic xmlns:pic="http://schemas.openxmlformats.org/drawingml/2006/picture">
+                  <pic:nvPicPr>
+                    <pic:cNvPr id="1459971258" name=""/>
+                    <pic:cNvPicPr/>
+                  </pic:nvPicPr>
+                  <pic:blipFill>
+                    <a:blip r:embed="rId18"/>
+                    <a:stretch>
+                      <a:fillRect/>
+                    </a:stretch>
+                  </pic:blipFill>
+                  <pic:spPr>
+                    <a:xfrm>
+                      <a:off x="0" y="0"/>
+                      <a:ext cx="2868386" cy="1382637"/>
+                    </a:xfrm>
+                    <a:prstGeom prst="rect">
+                      <a:avLst/>
+                    </a:prstGeom>
+                  </pic:spPr>
+                </pic:pic>
+              </a:graphicData>
+            </a:graphic>
+          </wp:inline>
+        </w:drawing>
+      </w:r>
+      <w:r>
+        <w:rPr>
+          <w:noProof/>
+        </w:rPr>
+        <w:drawing>
+          <wp:inline distT="0" distB="0" distL="0" distR="0" wp14:anchorId="11889CFE" wp14:editId="540E839E">
+            <wp:extent cx="2749550" cy="1350025"/>
+            <wp:effectExtent l="0" t="0" r="0" b="2540"/>
+            <wp:docPr id="1010858678" name="Picture 1"/>
+            <wp:cNvGraphicFramePr>
+              <a:graphicFrameLocks xmlns:a="http://schemas.openxmlformats.org/drawingml/2006/main" noChangeAspect="1"/>
+            </wp:cNvGraphicFramePr>
+            <a:graphic xmlns:a="http://schemas.openxmlformats.org/drawingml/2006/main">
+              <a:graphicData uri="http://schemas.openxmlformats.org/drawingml/2006/picture">
+                <pic:pic xmlns:pic="http://schemas.openxmlformats.org/drawingml/2006/picture">
+                  <pic:nvPicPr>
+                    <pic:cNvPr id="1010858678" name=""/>
+                    <pic:cNvPicPr/>
+                  </pic:nvPicPr>
+                  <pic:blipFill>
+                    <a:blip r:embed="rId19"/>
+                    <a:stretch>
+                      <a:fillRect/>
+                    </a:stretch>
+                  </pic:blipFill>
+                  <pic:spPr>
+                    <a:xfrm>
+                      <a:off x="0" y="0"/>
+                      <a:ext cx="2760049" cy="1355180"/>
+                    </a:xfrm>
+                    <a:prstGeom prst="rect">
+                      <a:avLst/>
+                    </a:prstGeom>
+                  </pic:spPr>
+                </pic:pic>
+              </a:graphicData>
+            </a:graphic>
+          </wp:inline>
+        </w:drawing>
+      </w:r>
+    </w:p>
+    <w:p>
+      <w:pPr>
+        <w:rPr>
+          <w:sz w:val="32"/>
+          <w:szCs w:val="32"/>
+        </w:rPr>
+      </w:pPr>
+      <w:r>
+        <w:rPr>
+          <w:sz w:val="32"/>
+          <w:szCs w:val="32"/>
+        </w:rPr>
+        <w:t>+Image is the combination of all layers stacked in the order they were built. Layers are stored as independent objects, and image is just metadata identifying the required layers and explaining how to stack them.</w:t>
+      </w:r>
+    </w:p>
+    <w:p>
+      <w:pPr>
+        <w:rPr>
+          <w:sz w:val="32"/>
+          <w:szCs w:val="32"/>
+        </w:rPr>
+      </w:pPr>
+      <w:r>
+        <w:rPr>
+          <w:sz w:val="32"/>
+          <w:szCs w:val="32"/>
+        </w:rPr>
+        <w:t>+You update files and make other changes to images by adding new layers containing the changes.</w:t>
+      </w:r>
+    </w:p>
+    <w:p>
+      <w:pPr>
+        <w:rPr>
+          <w:sz w:val="32"/>
+          <w:szCs w:val="32"/>
+        </w:rPr>
+      </w:pPr>
+      <w:r>
+        <w:rPr>
+          <w:noProof/>
+        </w:rPr>
+        <w:drawing>
+          <wp:inline distT="0" distB="0" distL="0" distR="0" wp14:anchorId="2A57531F" wp14:editId="722D8F45">
+            <wp:extent cx="2514600" cy="1572140"/>
+            <wp:effectExtent l="0" t="0" r="0" b="9525"/>
+            <wp:docPr id="552238510" name="Picture 1"/>
+            <wp:cNvGraphicFramePr>
+              <a:graphicFrameLocks xmlns:a="http://schemas.openxmlformats.org/drawingml/2006/main" noChangeAspect="1"/>
+            </wp:cNvGraphicFramePr>
+            <a:graphic xmlns:a="http://schemas.openxmlformats.org/drawingml/2006/main">
+              <a:graphicData uri="http://schemas.openxmlformats.org/drawingml/2006/picture">
+                <pic:pic xmlns:pic="http://schemas.openxmlformats.org/drawingml/2006/picture">
+                  <pic:nvPicPr>
+                    <pic:cNvPr id="552238510" name=""/>
+                    <pic:cNvPicPr/>
+                  </pic:nvPicPr>
+                  <pic:blipFill>
+                    <a:blip r:embed="rId20"/>
+                    <a:stretch>
+                      <a:fillRect/>
+                    </a:stretch>
+                  </pic:blipFill>
+                  <pic:spPr>
+                    <a:xfrm>
+                      <a:off x="0" y="0"/>
+                      <a:ext cx="2524293" cy="1578200"/>
+                    </a:xfrm>
+                    <a:prstGeom prst="rect">
+                      <a:avLst/>
+                    </a:prstGeom>
+                  </pic:spPr>
+                </pic:pic>
+              </a:graphicData>
+            </a:graphic>
+          </wp:inline>
+        </w:drawing>
+      </w:r>
+    </w:p>
+    <w:p>
+      <w:pPr>
+        <w:rPr>
+          <w:sz w:val="32"/>
+          <w:szCs w:val="32"/>
+        </w:rPr>
+      </w:pPr>
+      <w:r>
+        <w:rPr>
+          <w:sz w:val="32"/>
+          <w:szCs w:val="32"/>
+        </w:rPr>
+        <w:lastRenderedPageBreak/>
+        <w:t xml:space="preserve">+Docker uses storage drivers to stack layers and present them as a unified filesystem and image. Almost Docker setups use overlay2 driver, alternative options are </w:t>
+      </w:r>
+      <w:proofErr w:type="spellStart"/>
+      <w:r>
+        <w:rPr>
+          <w:sz w:val="32"/>
+          <w:szCs w:val="32"/>
+        </w:rPr>
+        <w:t>zfs</w:t>
+      </w:r>
+      <w:proofErr w:type="spellEnd"/>
+      <w:r>
+        <w:rPr>
+          <w:sz w:val="32"/>
+          <w:szCs w:val="32"/>
+        </w:rPr>
+        <w:t xml:space="preserve">, </w:t>
+      </w:r>
+      <w:proofErr w:type="spellStart"/>
+      <w:r>
+        <w:rPr>
+          <w:sz w:val="32"/>
+          <w:szCs w:val="32"/>
+        </w:rPr>
+        <w:t>btrfs</w:t>
+      </w:r>
+      <w:proofErr w:type="spellEnd"/>
+      <w:r>
+        <w:rPr>
+          <w:sz w:val="32"/>
+          <w:szCs w:val="32"/>
+        </w:rPr>
+        <w:t xml:space="preserve">, </w:t>
+      </w:r>
+      <w:proofErr w:type="spellStart"/>
+      <w:r>
+        <w:rPr>
+          <w:sz w:val="32"/>
+          <w:szCs w:val="32"/>
+        </w:rPr>
+        <w:t>vfs</w:t>
+      </w:r>
+      <w:proofErr w:type="spellEnd"/>
+      <w:r>
+        <w:rPr>
+          <w:sz w:val="32"/>
+          <w:szCs w:val="32"/>
+        </w:rPr>
+        <w:t>.</w:t>
+      </w:r>
+    </w:p>
+    <w:p>
+      <w:pPr>
+        <w:rPr>
+          <w:sz w:val="32"/>
+          <w:szCs w:val="32"/>
+        </w:rPr>
+      </w:pPr>
+      <w:r>
+        <w:rPr>
+          <w:noProof/>
+        </w:rPr>
+        <w:drawing>
+          <wp:inline distT="0" distB="0" distL="0" distR="0" wp14:anchorId="1A91B6C4" wp14:editId="30E23262">
+            <wp:extent cx="3169976" cy="1187450"/>
+            <wp:effectExtent l="0" t="0" r="0" b="0"/>
+            <wp:docPr id="263827640" name="Picture 1"/>
+            <wp:cNvGraphicFramePr>
+              <a:graphicFrameLocks xmlns:a="http://schemas.openxmlformats.org/drawingml/2006/main" noChangeAspect="1"/>
+            </wp:cNvGraphicFramePr>
+            <a:graphic xmlns:a="http://schemas.openxmlformats.org/drawingml/2006/main">
+              <a:graphicData uri="http://schemas.openxmlformats.org/drawingml/2006/picture">
+                <pic:pic xmlns:pic="http://schemas.openxmlformats.org/drawingml/2006/picture">
+                  <pic:nvPicPr>
+                    <pic:cNvPr id="263827640" name=""/>
+                    <pic:cNvPicPr/>
+                  </pic:nvPicPr>
+                  <pic:blipFill>
+                    <a:blip r:embed="rId21"/>
+                    <a:stretch>
+                      <a:fillRect/>
+                    </a:stretch>
+                  </pic:blipFill>
+                  <pic:spPr>
+                    <a:xfrm>
+                      <a:off x="0" y="0"/>
+                      <a:ext cx="3190045" cy="1194968"/>
+                    </a:xfrm>
+                    <a:prstGeom prst="rect">
+                      <a:avLst/>
+                    </a:prstGeom>
+                  </pic:spPr>
+                </pic:pic>
+              </a:graphicData>
+            </a:graphic>
+          </wp:inline>
+        </w:drawing>
+      </w:r>
+    </w:p>
+    <w:p>
+      <w:pPr>
+        <w:rPr>
+          <w:sz w:val="32"/>
+          <w:szCs w:val="32"/>
+        </w:rPr>
+      </w:pPr>
+      <w:r>
+        <w:rPr>
+          <w:sz w:val="32"/>
+          <w:szCs w:val="32"/>
+        </w:rPr>
+        <w:t>-Sharing image layers</w:t>
+      </w:r>
+    </w:p>
+    <w:p>
+      <w:pPr>
+        <w:rPr>
+          <w:sz w:val="32"/>
+          <w:szCs w:val="32"/>
+        </w:rPr>
+      </w:pPr>
+      <w:r>
+        <w:rPr>
+          <w:sz w:val="32"/>
+          <w:szCs w:val="32"/>
+        </w:rPr>
+        <w:t>+images can share layers, leading to efficiencies in space and performance.</w:t>
+      </w:r>
+    </w:p>
+    <w:p>
+      <w:pPr>
+        <w:rPr>
+          <w:sz w:val="32"/>
+          <w:szCs w:val="32"/>
+        </w:rPr>
+      </w:pPr>
+      <w:r>
+        <w:rPr>
+          <w:sz w:val="32"/>
+          <w:szCs w:val="32"/>
+        </w:rPr>
+        <w:t xml:space="preserve">+docker pull commands generates </w:t>
+      </w:r>
+      <w:r>
+        <w:rPr>
+          <w:i/>
+          <w:iCs/>
+          <w:sz w:val="32"/>
+          <w:szCs w:val="32"/>
+        </w:rPr>
+        <w:t>Already exists</w:t>
+      </w:r>
+      <w:r>
+        <w:rPr>
+          <w:sz w:val="32"/>
+          <w:szCs w:val="32"/>
+        </w:rPr>
+        <w:t xml:space="preserve"> message because one of Docker Desktop extensions had pulled an image that used the exact same layer. </w:t>
       </w:r>
       <w:proofErr w:type="gramStart"/>
       <w:r>
@@ -5544,7 +6806,7 @@
           <w:sz w:val="32"/>
           <w:szCs w:val="32"/>
         </w:rPr>
-        <w:t>exits</w:t>
+        <w:t>So</w:t>
       </w:r>
       <w:proofErr w:type="gramEnd"/>
       <w:r>
@@ -5552,138 +6814,86 @@
           <w:sz w:val="32"/>
           <w:szCs w:val="32"/>
         </w:rPr>
-        <w:t xml:space="preserve"> as soon as container starts running, leaving shim process as container’s parent process. The shim is lightweight and</w:t>
-      </w:r>
-      <w:r>
-        <w:rPr>
-          <w:sz w:val="32"/>
-          <w:szCs w:val="32"/>
-        </w:rPr>
-        <w:t xml:space="preserve"> sits between </w:t>
-      </w:r>
-      <w:proofErr w:type="spellStart"/>
-      <w:r>
-        <w:rPr>
-          <w:sz w:val="32"/>
-          <w:szCs w:val="32"/>
-        </w:rPr>
-        <w:t>containerd</w:t>
-      </w:r>
-      <w:proofErr w:type="spellEnd"/>
-      <w:r>
-        <w:rPr>
-          <w:sz w:val="32"/>
-          <w:szCs w:val="32"/>
-        </w:rPr>
-        <w:t xml:space="preserve"> and container.</w:t>
-      </w:r>
-      <w:r>
-        <w:rPr>
-          <w:sz w:val="32"/>
-          <w:szCs w:val="32"/>
-        </w:rPr>
-        <w:t xml:space="preserve"> It reports on container’s status and performs low-level tasks (keep container’s STDIN and STDOUT streams open)</w:t>
-      </w:r>
-    </w:p>
-    <w:p>
-      <w:pPr>
-        <w:rPr>
-          <w:sz w:val="32"/>
-          <w:szCs w:val="32"/>
-        </w:rPr>
-      </w:pPr>
-      <w:r>
-        <w:rPr>
-          <w:sz w:val="32"/>
-          <w:szCs w:val="32"/>
-        </w:rPr>
-        <w:t xml:space="preserve">-Shims also make it possible to replace </w:t>
-      </w:r>
-      <w:proofErr w:type="spellStart"/>
-      <w:r>
-        <w:rPr>
-          <w:sz w:val="32"/>
-          <w:szCs w:val="32"/>
-        </w:rPr>
-        <w:t>runc</w:t>
-      </w:r>
-      <w:proofErr w:type="spellEnd"/>
-      <w:r>
-        <w:rPr>
-          <w:sz w:val="32"/>
-          <w:szCs w:val="32"/>
-        </w:rPr>
-        <w:t xml:space="preserve"> with other low-level runtimes.</w:t>
-      </w:r>
-    </w:p>
-    <w:p>
-      <w:pPr>
-        <w:rPr>
-          <w:sz w:val="32"/>
-          <w:szCs w:val="32"/>
-        </w:rPr>
-      </w:pPr>
-      <w:r>
-        <w:rPr>
-          <w:sz w:val="32"/>
-          <w:szCs w:val="32"/>
-        </w:rPr>
-        <w:t>5.8 How it’s implemented on Linux</w:t>
-      </w:r>
-    </w:p>
-    <w:p>
-      <w:pPr>
-        <w:rPr>
-          <w:sz w:val="32"/>
-          <w:szCs w:val="32"/>
-        </w:rPr>
-      </w:pPr>
-    </w:p>
-    <w:p>
-      <w:pPr>
-        <w:rPr>
-          <w:sz w:val="32"/>
-          <w:szCs w:val="32"/>
-        </w:rPr>
-      </w:pPr>
-      <w:r>
-        <w:rPr>
-          <w:sz w:val="32"/>
-          <w:szCs w:val="32"/>
-        </w:rPr>
-        <w:t>6. Work with Images</w:t>
-      </w:r>
-    </w:p>
-    <w:p>
-      <w:pPr>
-        <w:rPr>
-          <w:sz w:val="32"/>
-          <w:szCs w:val="32"/>
-        </w:rPr>
-      </w:pPr>
-    </w:p>
-    <w:p>
-      <w:pPr>
-        <w:rPr>
-          <w:sz w:val="32"/>
-          <w:szCs w:val="32"/>
-        </w:rPr>
-      </w:pPr>
-      <w:r>
-        <w:rPr>
-          <w:sz w:val="32"/>
-          <w:szCs w:val="32"/>
-        </w:rPr>
-        <w:t>6.1 Docker images-The TLDR</w:t>
-      </w:r>
-    </w:p>
-    <w:p>
-      <w:pPr>
-        <w:rPr>
-          <w:sz w:val="32"/>
-          <w:szCs w:val="32"/>
-        </w:rPr>
-      </w:pPr>
+        <w:t xml:space="preserve"> Docker skipped that layer as it already had a local copy.</w:t>
+      </w:r>
+    </w:p>
+    <w:p>
+      <w:pPr>
+        <w:rPr>
+          <w:sz w:val="32"/>
+          <w:szCs w:val="32"/>
+        </w:rPr>
+      </w:pPr>
+      <w:r>
+        <w:rPr>
+          <w:noProof/>
+        </w:rPr>
+        <w:drawing>
+          <wp:inline distT="0" distB="0" distL="0" distR="0" wp14:anchorId="1BB52707" wp14:editId="11EE17B5">
+            <wp:extent cx="3568700" cy="2090511"/>
+            <wp:effectExtent l="0" t="0" r="0" b="5080"/>
+            <wp:docPr id="867066579" name="Picture 1"/>
+            <wp:cNvGraphicFramePr>
+              <a:graphicFrameLocks xmlns:a="http://schemas.openxmlformats.org/drawingml/2006/main" noChangeAspect="1"/>
+            </wp:cNvGraphicFramePr>
+            <a:graphic xmlns:a="http://schemas.openxmlformats.org/drawingml/2006/main">
+              <a:graphicData uri="http://schemas.openxmlformats.org/drawingml/2006/picture">
+                <pic:pic xmlns:pic="http://schemas.openxmlformats.org/drawingml/2006/picture">
+                  <pic:nvPicPr>
+                    <pic:cNvPr id="867066579" name=""/>
+                    <pic:cNvPicPr/>
+                  </pic:nvPicPr>
+                  <pic:blipFill>
+                    <a:blip r:embed="rId22"/>
+                    <a:stretch>
+                      <a:fillRect/>
+                    </a:stretch>
+                  </pic:blipFill>
+                  <pic:spPr>
+                    <a:xfrm>
+                      <a:off x="0" y="0"/>
+                      <a:ext cx="3578127" cy="2096033"/>
+                    </a:xfrm>
+                    <a:prstGeom prst="rect">
+                      <a:avLst/>
+                    </a:prstGeom>
+                  </pic:spPr>
+                </pic:pic>
+              </a:graphicData>
+            </a:graphic>
+          </wp:inline>
+        </w:drawing>
+      </w:r>
+    </w:p>
+    <w:p>
+      <w:pPr>
+        <w:rPr>
+          <w:sz w:val="32"/>
+          <w:szCs w:val="32"/>
+        </w:rPr>
+      </w:pPr>
+      <w:r>
+        <w:rPr>
+          <w:sz w:val="32"/>
+          <w:szCs w:val="32"/>
+        </w:rPr>
+        <w:t>+Layers are also shared on registry side. You can store lots of similar images in a registry, and registry will save space by never storing more than a single copy of any layer.</w:t>
+      </w:r>
+    </w:p>
+    <w:p>
+      <w:pPr>
+        <w:rPr>
+          <w:sz w:val="32"/>
+          <w:szCs w:val="32"/>
+        </w:rPr>
+      </w:pPr>
+      <w:r>
+        <w:rPr>
+          <w:sz w:val="32"/>
+          <w:szCs w:val="32"/>
+        </w:rPr>
+        <w:t>6.7 Pulling images by digest</w:t>
+      </w:r>
     </w:p>
     <w:p>
       <w:pPr>
@@ -5698,131 +6908,299 @@
           <w:szCs w:val="32"/>
         </w:rPr>
         <w:lastRenderedPageBreak/>
-        <w:t>6.2 Intro to images</w:t>
-      </w:r>
-    </w:p>
-    <w:p>
-      <w:pPr>
-        <w:rPr>
-          <w:sz w:val="32"/>
-          <w:szCs w:val="32"/>
-        </w:rPr>
-      </w:pPr>
-    </w:p>
-    <w:p>
-      <w:pPr>
-        <w:rPr>
-          <w:sz w:val="32"/>
-          <w:szCs w:val="32"/>
-        </w:rPr>
-      </w:pPr>
-      <w:r>
-        <w:rPr>
-          <w:sz w:val="32"/>
-          <w:szCs w:val="32"/>
-        </w:rPr>
-        <w:t>6.3 Pull images</w:t>
-      </w:r>
-    </w:p>
-    <w:p>
-      <w:pPr>
-        <w:rPr>
-          <w:sz w:val="32"/>
-          <w:szCs w:val="32"/>
-        </w:rPr>
-      </w:pPr>
-    </w:p>
-    <w:p>
-      <w:pPr>
-        <w:rPr>
-          <w:sz w:val="32"/>
-          <w:szCs w:val="32"/>
-        </w:rPr>
-      </w:pPr>
-      <w:r>
-        <w:rPr>
-          <w:sz w:val="32"/>
-          <w:szCs w:val="32"/>
-        </w:rPr>
-        <w:t>6.4 Image registries</w:t>
-      </w:r>
-    </w:p>
-    <w:p>
-      <w:pPr>
-        <w:rPr>
-          <w:sz w:val="32"/>
-          <w:szCs w:val="32"/>
-        </w:rPr>
-      </w:pPr>
-    </w:p>
-    <w:p>
-      <w:pPr>
-        <w:rPr>
-          <w:sz w:val="32"/>
-          <w:szCs w:val="32"/>
-        </w:rPr>
-      </w:pPr>
-      <w:r>
-        <w:rPr>
-          <w:sz w:val="32"/>
-          <w:szCs w:val="32"/>
-        </w:rPr>
-        <w:t>6.5 Image naming and tagging</w:t>
-      </w:r>
-    </w:p>
-    <w:p>
-      <w:pPr>
-        <w:rPr>
-          <w:sz w:val="32"/>
-          <w:szCs w:val="32"/>
-        </w:rPr>
-      </w:pPr>
-    </w:p>
-    <w:p>
-      <w:pPr>
-        <w:rPr>
-          <w:sz w:val="32"/>
-          <w:szCs w:val="32"/>
-        </w:rPr>
-      </w:pPr>
-      <w:r>
-        <w:rPr>
-          <w:sz w:val="32"/>
-          <w:szCs w:val="32"/>
-        </w:rPr>
-        <w:t>6.6 Images and layers</w:t>
-      </w:r>
-    </w:p>
-    <w:p>
-      <w:pPr>
-        <w:rPr>
-          <w:sz w:val="32"/>
-          <w:szCs w:val="32"/>
-        </w:rPr>
-      </w:pPr>
-    </w:p>
-    <w:p>
-      <w:pPr>
-        <w:rPr>
-          <w:sz w:val="32"/>
-          <w:szCs w:val="32"/>
-        </w:rPr>
-      </w:pPr>
-      <w:r>
-        <w:rPr>
-          <w:sz w:val="32"/>
-          <w:szCs w:val="32"/>
-        </w:rPr>
-        <w:t>6.7 Pulling images by digest</w:t>
-      </w:r>
-    </w:p>
-    <w:p>
-      <w:pPr>
-        <w:rPr>
-          <w:sz w:val="32"/>
-          <w:szCs w:val="32"/>
-        </w:rPr>
-      </w:pPr>
+        <w:t xml:space="preserve">-Docker uses a content addressable storage model where every image gets content hash that we usually call </w:t>
+      </w:r>
+      <w:r>
+        <w:rPr>
+          <w:b/>
+          <w:bCs/>
+          <w:sz w:val="32"/>
+          <w:szCs w:val="32"/>
+        </w:rPr>
+        <w:t>digest</w:t>
+      </w:r>
+      <w:r>
+        <w:rPr>
+          <w:sz w:val="32"/>
+          <w:szCs w:val="32"/>
+        </w:rPr>
+        <w:t xml:space="preserve">. </w:t>
+      </w:r>
+      <w:r>
+        <w:rPr>
+          <w:sz w:val="32"/>
+          <w:szCs w:val="32"/>
+        </w:rPr>
+        <w:t xml:space="preserve">It’s impossible for 2 different images to have the same digest. It’s also impossible to change an image without creating a new digest. </w:t>
+      </w:r>
+    </w:p>
+    <w:p>
+      <w:pPr>
+        <w:rPr>
+          <w:sz w:val="32"/>
+          <w:szCs w:val="32"/>
+        </w:rPr>
+      </w:pPr>
+      <w:r>
+        <w:rPr>
+          <w:sz w:val="32"/>
+          <w:szCs w:val="32"/>
+        </w:rPr>
+        <w:t xml:space="preserve">-docker images --digest &lt;image&gt;: see </w:t>
+      </w:r>
+      <w:r>
+        <w:rPr>
+          <w:sz w:val="32"/>
+          <w:szCs w:val="32"/>
+        </w:rPr>
+        <w:t>image’s</w:t>
+      </w:r>
+      <w:r>
+        <w:rPr>
+          <w:sz w:val="32"/>
+          <w:szCs w:val="32"/>
+        </w:rPr>
+        <w:t xml:space="preserve"> digest.</w:t>
+      </w:r>
+    </w:p>
+    <w:p>
+      <w:pPr>
+        <w:rPr>
+          <w:sz w:val="32"/>
+          <w:szCs w:val="32"/>
+        </w:rPr>
+      </w:pPr>
+      <w:r>
+        <w:rPr>
+          <w:sz w:val="32"/>
+          <w:szCs w:val="32"/>
+        </w:rPr>
+        <w:t xml:space="preserve">-docker </w:t>
+      </w:r>
+      <w:proofErr w:type="spellStart"/>
+      <w:r>
+        <w:rPr>
+          <w:sz w:val="32"/>
+          <w:szCs w:val="32"/>
+        </w:rPr>
+        <w:t>buildx</w:t>
+      </w:r>
+      <w:proofErr w:type="spellEnd"/>
+      <w:r>
+        <w:rPr>
+          <w:sz w:val="32"/>
+          <w:szCs w:val="32"/>
+        </w:rPr>
+        <w:t xml:space="preserve"> </w:t>
+      </w:r>
+      <w:proofErr w:type="spellStart"/>
+      <w:proofErr w:type="gramStart"/>
+      <w:r>
+        <w:rPr>
+          <w:sz w:val="32"/>
+          <w:szCs w:val="32"/>
+        </w:rPr>
+        <w:t>imagetools</w:t>
+      </w:r>
+      <w:proofErr w:type="spellEnd"/>
+      <w:r>
+        <w:rPr>
+          <w:sz w:val="32"/>
+          <w:szCs w:val="32"/>
+        </w:rPr>
+        <w:t xml:space="preserve">  inspect</w:t>
+      </w:r>
+      <w:proofErr w:type="gramEnd"/>
+      <w:r>
+        <w:rPr>
+          <w:sz w:val="32"/>
+          <w:szCs w:val="32"/>
+        </w:rPr>
+        <w:t xml:space="preserve"> &lt;image&gt;:&lt;tag</w:t>
+      </w:r>
+      <w:proofErr w:type="gramStart"/>
+      <w:r>
+        <w:rPr>
+          <w:sz w:val="32"/>
+          <w:szCs w:val="32"/>
+        </w:rPr>
+        <w:t>&gt; :</w:t>
+      </w:r>
+      <w:proofErr w:type="gramEnd"/>
+      <w:r>
+        <w:rPr>
+          <w:sz w:val="32"/>
+          <w:szCs w:val="32"/>
+        </w:rPr>
+        <w:t xml:space="preserve"> find image’s digest before pulling it.</w:t>
+      </w:r>
+    </w:p>
+    <w:p>
+      <w:pPr>
+        <w:rPr>
+          <w:sz w:val="32"/>
+          <w:szCs w:val="32"/>
+        </w:rPr>
+      </w:pPr>
+      <w:r>
+        <w:rPr>
+          <w:sz w:val="32"/>
+          <w:szCs w:val="32"/>
+        </w:rPr>
+        <w:t>-It’s possible to directly query the registry API for image data, including digest. Use curl.</w:t>
+      </w:r>
+    </w:p>
+    <w:p>
+      <w:pPr>
+        <w:rPr>
+          <w:sz w:val="32"/>
+          <w:szCs w:val="32"/>
+        </w:rPr>
+      </w:pPr>
+      <w:r>
+        <w:rPr>
+          <w:sz w:val="32"/>
+          <w:szCs w:val="32"/>
+        </w:rPr>
+        <w:t>-Image hashes and layer hashes</w:t>
+      </w:r>
+    </w:p>
+    <w:p>
+      <w:pPr>
+        <w:rPr>
+          <w:sz w:val="32"/>
+          <w:szCs w:val="32"/>
+        </w:rPr>
+      </w:pPr>
+      <w:r>
+        <w:rPr>
+          <w:sz w:val="32"/>
+          <w:szCs w:val="32"/>
+        </w:rPr>
+        <w:t>+</w:t>
+      </w:r>
+      <w:r>
+        <w:rPr>
+          <w:sz w:val="32"/>
+          <w:szCs w:val="32"/>
+        </w:rPr>
+        <w:t>An image is just a manifest file with some metadata and a list of layers. The actual application and all its dependencies live in layers that are fully independent and have no concept of being part of an image.</w:t>
+      </w:r>
+    </w:p>
+    <w:p>
+      <w:pPr>
+        <w:rPr>
+          <w:sz w:val="32"/>
+          <w:szCs w:val="32"/>
+        </w:rPr>
+      </w:pPr>
+      <w:r>
+        <w:rPr>
+          <w:sz w:val="32"/>
+          <w:szCs w:val="32"/>
+        </w:rPr>
+        <w:t xml:space="preserve">+Images and layers have their own digests: </w:t>
+      </w:r>
+      <w:r>
+        <w:rPr>
+          <w:sz w:val="32"/>
+          <w:szCs w:val="32"/>
+        </w:rPr>
+        <w:t>Image digests are a crypto hash of image’s manifest file. Layer digests are a crypto hash of layer’s contents.</w:t>
+      </w:r>
+    </w:p>
+    <w:p>
+      <w:pPr>
+        <w:rPr>
+          <w:sz w:val="32"/>
+          <w:szCs w:val="32"/>
+        </w:rPr>
+      </w:pPr>
+      <w:r>
+        <w:rPr>
+          <w:sz w:val="32"/>
+          <w:szCs w:val="32"/>
+        </w:rPr>
+        <w:t>-Content hashes vs distribution hashes</w:t>
+      </w:r>
+    </w:p>
+    <w:p>
+      <w:pPr>
+        <w:rPr>
+          <w:sz w:val="32"/>
+          <w:szCs w:val="32"/>
+        </w:rPr>
+      </w:pPr>
+      <w:r>
+        <w:rPr>
+          <w:sz w:val="32"/>
+          <w:szCs w:val="32"/>
+        </w:rPr>
+        <w:t xml:space="preserve">+Docker compares hashes before and after every push and pull to ensure no tampering occurs while data is crossing network. It also compresses images during push and </w:t>
+      </w:r>
+      <w:proofErr w:type="gramStart"/>
+      <w:r>
+        <w:rPr>
+          <w:sz w:val="32"/>
+          <w:szCs w:val="32"/>
+        </w:rPr>
+        <w:t>pull</w:t>
+      </w:r>
+      <w:proofErr w:type="gramEnd"/>
+      <w:r>
+        <w:rPr>
+          <w:sz w:val="32"/>
+          <w:szCs w:val="32"/>
+        </w:rPr>
+        <w:t xml:space="preserve"> to save network bandwidth and storage space on registry. As a result, before and after hashes won’t match.</w:t>
+      </w:r>
+    </w:p>
+    <w:p>
+      <w:pPr>
+        <w:rPr>
+          <w:sz w:val="32"/>
+          <w:szCs w:val="32"/>
+        </w:rPr>
+      </w:pPr>
+      <w:r>
+        <w:rPr>
+          <w:sz w:val="32"/>
+          <w:szCs w:val="32"/>
+        </w:rPr>
+        <w:t xml:space="preserve">+Each layer </w:t>
+      </w:r>
+      <w:proofErr w:type="gramStart"/>
+      <w:r>
+        <w:rPr>
+          <w:sz w:val="32"/>
+          <w:szCs w:val="32"/>
+        </w:rPr>
+        <w:t>get</w:t>
+      </w:r>
+      <w:proofErr w:type="gramEnd"/>
+      <w:r>
+        <w:rPr>
+          <w:sz w:val="32"/>
+          <w:szCs w:val="32"/>
+        </w:rPr>
+        <w:t xml:space="preserve"> 2 hashes: content hash (uncompressed) + distribution hash (compressed)</w:t>
+      </w:r>
+    </w:p>
+    <w:p>
+      <w:pPr>
+        <w:rPr>
+          <w:sz w:val="32"/>
+          <w:szCs w:val="32"/>
+        </w:rPr>
+      </w:pPr>
+      <w:r>
+        <w:rPr>
+          <w:sz w:val="32"/>
+          <w:szCs w:val="32"/>
+        </w:rPr>
+        <w:lastRenderedPageBreak/>
+        <w:t>+Every time Docker pushes or pulls a layer from a registry, it includes layer’s distribution hash and uses this to verify no tampering occurred. This is one reason why the hashes in different CLI and registry output don’t always match.</w:t>
+      </w:r>
     </w:p>
     <w:p>
       <w:pPr>
@@ -5862,6 +7240,241 @@
           <w:szCs w:val="32"/>
         </w:rPr>
       </w:pPr>
+      <w:r>
+        <w:rPr>
+          <w:sz w:val="32"/>
+          <w:szCs w:val="32"/>
+        </w:rPr>
+        <w:t xml:space="preserve">-Registry API supports 2 constructs: </w:t>
+      </w:r>
+      <w:r>
+        <w:rPr>
+          <w:b/>
+          <w:bCs/>
+          <w:sz w:val="32"/>
+          <w:szCs w:val="32"/>
+        </w:rPr>
+        <w:t>Manifest lists</w:t>
+      </w:r>
+      <w:r>
+        <w:rPr>
+          <w:sz w:val="32"/>
+          <w:szCs w:val="32"/>
+        </w:rPr>
+        <w:t xml:space="preserve">: a list of architectures supported by an image tag. Each supported architecture then has its own </w:t>
+      </w:r>
+      <w:r>
+        <w:rPr>
+          <w:b/>
+          <w:bCs/>
+          <w:sz w:val="32"/>
+          <w:szCs w:val="32"/>
+        </w:rPr>
+        <w:t>manifest</w:t>
+      </w:r>
+      <w:r>
+        <w:rPr>
+          <w:sz w:val="32"/>
+          <w:szCs w:val="32"/>
+        </w:rPr>
+        <w:t xml:space="preserve"> that lists the layers used to build it.</w:t>
+      </w:r>
+    </w:p>
+    <w:p>
+      <w:pPr>
+        <w:rPr>
+          <w:sz w:val="32"/>
+          <w:szCs w:val="32"/>
+        </w:rPr>
+      </w:pPr>
+      <w:r>
+        <w:rPr>
+          <w:sz w:val="32"/>
+          <w:szCs w:val="32"/>
+        </w:rPr>
+        <w:t xml:space="preserve">-docker </w:t>
+      </w:r>
+      <w:proofErr w:type="spellStart"/>
+      <w:r>
+        <w:rPr>
+          <w:sz w:val="32"/>
+          <w:szCs w:val="32"/>
+        </w:rPr>
+        <w:t>buildx</w:t>
+      </w:r>
+      <w:proofErr w:type="spellEnd"/>
+      <w:r>
+        <w:rPr>
+          <w:sz w:val="32"/>
+          <w:szCs w:val="32"/>
+        </w:rPr>
+        <w:t xml:space="preserve"> </w:t>
+      </w:r>
+      <w:proofErr w:type="spellStart"/>
+      <w:r>
+        <w:rPr>
+          <w:sz w:val="32"/>
+          <w:szCs w:val="32"/>
+        </w:rPr>
+        <w:t>imagetools</w:t>
+      </w:r>
+      <w:proofErr w:type="spellEnd"/>
+      <w:r>
+        <w:rPr>
+          <w:sz w:val="32"/>
+          <w:szCs w:val="32"/>
+        </w:rPr>
+        <w:t xml:space="preserve"> inspect &lt;image&gt;&lt;tag</w:t>
+      </w:r>
+      <w:proofErr w:type="gramStart"/>
+      <w:r>
+        <w:rPr>
+          <w:sz w:val="32"/>
+          <w:szCs w:val="32"/>
+        </w:rPr>
+        <w:t>&gt; :</w:t>
+      </w:r>
+      <w:proofErr w:type="gramEnd"/>
+      <w:r>
+        <w:rPr>
+          <w:sz w:val="32"/>
+          <w:szCs w:val="32"/>
+        </w:rPr>
+        <w:t xml:space="preserve"> see different architectures behind.</w:t>
+      </w:r>
+    </w:p>
+    <w:p>
+      <w:pPr>
+        <w:rPr>
+          <w:sz w:val="32"/>
+          <w:szCs w:val="32"/>
+        </w:rPr>
+      </w:pPr>
+      <w:r>
+        <w:rPr>
+          <w:noProof/>
+        </w:rPr>
+        <w:drawing>
+          <wp:inline distT="0" distB="0" distL="0" distR="0" wp14:anchorId="4A49BA4A" wp14:editId="6DE1AFC7">
+            <wp:extent cx="3648341" cy="3117850"/>
+            <wp:effectExtent l="0" t="0" r="9525" b="6350"/>
+            <wp:docPr id="1166487645" name="Picture 1"/>
+            <wp:cNvGraphicFramePr>
+              <a:graphicFrameLocks xmlns:a="http://schemas.openxmlformats.org/drawingml/2006/main" noChangeAspect="1"/>
+            </wp:cNvGraphicFramePr>
+            <a:graphic xmlns:a="http://schemas.openxmlformats.org/drawingml/2006/main">
+              <a:graphicData uri="http://schemas.openxmlformats.org/drawingml/2006/picture">
+                <pic:pic xmlns:pic="http://schemas.openxmlformats.org/drawingml/2006/picture">
+                  <pic:nvPicPr>
+                    <pic:cNvPr id="1166487645" name=""/>
+                    <pic:cNvPicPr/>
+                  </pic:nvPicPr>
+                  <pic:blipFill>
+                    <a:blip r:embed="rId23"/>
+                    <a:stretch>
+                      <a:fillRect/>
+                    </a:stretch>
+                  </pic:blipFill>
+                  <pic:spPr>
+                    <a:xfrm>
+                      <a:off x="0" y="0"/>
+                      <a:ext cx="3650619" cy="3119797"/>
+                    </a:xfrm>
+                    <a:prstGeom prst="rect">
+                      <a:avLst/>
+                    </a:prstGeom>
+                  </pic:spPr>
+                </pic:pic>
+              </a:graphicData>
+            </a:graphic>
+          </wp:inline>
+        </w:drawing>
+      </w:r>
+    </w:p>
+    <w:p>
+      <w:pPr>
+        <w:rPr>
+          <w:sz w:val="32"/>
+          <w:szCs w:val="32"/>
+        </w:rPr>
+      </w:pPr>
+      <w:r>
+        <w:rPr>
+          <w:sz w:val="32"/>
+          <w:szCs w:val="32"/>
+        </w:rPr>
+        <w:t>-docker manifest inspect &lt;image&gt;:&lt;tag&gt; | grep ‘architecture\|</w:t>
+      </w:r>
+      <w:proofErr w:type="spellStart"/>
+      <w:r>
+        <w:rPr>
+          <w:sz w:val="32"/>
+          <w:szCs w:val="32"/>
+        </w:rPr>
+        <w:t>o</w:t>
+      </w:r>
+      <w:r>
+        <w:rPr>
+          <w:sz w:val="32"/>
+          <w:szCs w:val="32"/>
+        </w:rPr>
+        <w:t>s</w:t>
+      </w:r>
+      <w:proofErr w:type="gramStart"/>
+      <w:r>
+        <w:rPr>
+          <w:sz w:val="32"/>
+          <w:szCs w:val="32"/>
+        </w:rPr>
+        <w:t>’</w:t>
+      </w:r>
+      <w:proofErr w:type="spellEnd"/>
+      <w:r>
+        <w:rPr>
+          <w:sz w:val="32"/>
+          <w:szCs w:val="32"/>
+        </w:rPr>
+        <w:t xml:space="preserve"> :</w:t>
+      </w:r>
+      <w:proofErr w:type="gramEnd"/>
+      <w:r>
+        <w:rPr>
+          <w:sz w:val="32"/>
+          <w:szCs w:val="32"/>
+        </w:rPr>
+        <w:t xml:space="preserve"> inspect manifest list for image.</w:t>
+      </w:r>
+    </w:p>
+    <w:p>
+      <w:pPr>
+        <w:rPr>
+          <w:sz w:val="32"/>
+          <w:szCs w:val="32"/>
+        </w:rPr>
+      </w:pPr>
+      <w:r>
+        <w:rPr>
+          <w:sz w:val="32"/>
+          <w:szCs w:val="32"/>
+        </w:rPr>
+        <w:t xml:space="preserve">-docker </w:t>
+      </w:r>
+      <w:proofErr w:type="spellStart"/>
+      <w:r>
+        <w:rPr>
+          <w:sz w:val="32"/>
+          <w:szCs w:val="32"/>
+        </w:rPr>
+        <w:t>buildx</w:t>
+      </w:r>
+      <w:proofErr w:type="spellEnd"/>
+      <w:r>
+        <w:rPr>
+          <w:sz w:val="32"/>
+          <w:szCs w:val="32"/>
+        </w:rPr>
+        <w:t xml:space="preserve"> offers 2 ways to create multi-architecture images: Emulation + Build Cloud </w:t>
+      </w:r>
     </w:p>
     <w:p>
       <w:pPr>
@@ -5885,6 +7498,108 @@
           <w:szCs w:val="32"/>
         </w:rPr>
       </w:pPr>
+      <w:r>
+        <w:rPr>
+          <w:sz w:val="32"/>
+          <w:szCs w:val="32"/>
+        </w:rPr>
+        <w:lastRenderedPageBreak/>
+        <w:t xml:space="preserve">-Docker Scout: built into almost every level of Docker: CLI, Docker Desktop, Docker Hub. It’s a slick service, but it requires a paid subscription. </w:t>
+      </w:r>
+    </w:p>
+    <w:p>
+      <w:pPr>
+        <w:rPr>
+          <w:sz w:val="32"/>
+          <w:szCs w:val="32"/>
+        </w:rPr>
+      </w:pPr>
+      <w:r>
+        <w:rPr>
+          <w:sz w:val="32"/>
+          <w:szCs w:val="32"/>
+        </w:rPr>
+        <w:t xml:space="preserve">-docker scout </w:t>
+      </w:r>
+      <w:proofErr w:type="spellStart"/>
+      <w:r>
+        <w:rPr>
+          <w:sz w:val="32"/>
+          <w:szCs w:val="32"/>
+        </w:rPr>
+        <w:t>quickview</w:t>
+      </w:r>
+      <w:proofErr w:type="spellEnd"/>
+      <w:r>
+        <w:rPr>
+          <w:sz w:val="32"/>
+          <w:szCs w:val="32"/>
+        </w:rPr>
+        <w:t xml:space="preserve"> &lt;image&gt;:&lt;tag</w:t>
+      </w:r>
+      <w:proofErr w:type="gramStart"/>
+      <w:r>
+        <w:rPr>
+          <w:sz w:val="32"/>
+          <w:szCs w:val="32"/>
+        </w:rPr>
+        <w:t>&gt; :</w:t>
+      </w:r>
+      <w:proofErr w:type="gramEnd"/>
+      <w:r>
+        <w:rPr>
+          <w:sz w:val="32"/>
+          <w:szCs w:val="32"/>
+        </w:rPr>
+        <w:t xml:space="preserve"> get a quick vulnerability overview of image.</w:t>
+      </w:r>
+    </w:p>
+    <w:p>
+      <w:pPr>
+        <w:rPr>
+          <w:sz w:val="32"/>
+          <w:szCs w:val="32"/>
+        </w:rPr>
+      </w:pPr>
+      <w:r>
+        <w:rPr>
+          <w:sz w:val="32"/>
+          <w:szCs w:val="32"/>
+        </w:rPr>
+        <w:t xml:space="preserve">-docker scout </w:t>
+      </w:r>
+      <w:proofErr w:type="spellStart"/>
+      <w:r>
+        <w:rPr>
+          <w:sz w:val="32"/>
+          <w:szCs w:val="32"/>
+        </w:rPr>
+        <w:t>cves</w:t>
+      </w:r>
+      <w:proofErr w:type="spellEnd"/>
+      <w:r>
+        <w:rPr>
+          <w:sz w:val="32"/>
+          <w:szCs w:val="32"/>
+        </w:rPr>
+        <w:t xml:space="preserve"> &lt;image&gt;:&lt;tag</w:t>
+      </w:r>
+      <w:proofErr w:type="gramStart"/>
+      <w:r>
+        <w:rPr>
+          <w:sz w:val="32"/>
+          <w:szCs w:val="32"/>
+        </w:rPr>
+        <w:t>&gt; :</w:t>
+      </w:r>
+      <w:proofErr w:type="gramEnd"/>
+      <w:r>
+        <w:rPr>
+          <w:sz w:val="32"/>
+          <w:szCs w:val="32"/>
+        </w:rPr>
+        <w:t xml:space="preserve"> get more detailed information + remediation advice.</w:t>
+      </w:r>
     </w:p>
     <w:p>
       <w:pPr>
@@ -5908,6 +7623,153 @@
           <w:szCs w:val="32"/>
         </w:rPr>
       </w:pPr>
+      <w:r>
+        <w:rPr>
+          <w:sz w:val="32"/>
+          <w:szCs w:val="32"/>
+        </w:rPr>
+        <w:t xml:space="preserve">-docker </w:t>
+      </w:r>
+      <w:proofErr w:type="spellStart"/>
+      <w:r>
+        <w:rPr>
+          <w:sz w:val="32"/>
+          <w:szCs w:val="32"/>
+        </w:rPr>
+        <w:t>rmi</w:t>
+      </w:r>
+      <w:proofErr w:type="spellEnd"/>
+      <w:r>
+        <w:rPr>
+          <w:sz w:val="32"/>
+          <w:szCs w:val="32"/>
+        </w:rPr>
+        <w:t xml:space="preserve"> &lt;image&gt;:&lt;tag</w:t>
+      </w:r>
+      <w:proofErr w:type="gramStart"/>
+      <w:r>
+        <w:rPr>
+          <w:sz w:val="32"/>
+          <w:szCs w:val="32"/>
+        </w:rPr>
+        <w:t>&gt; :</w:t>
+      </w:r>
+      <w:proofErr w:type="gramEnd"/>
+      <w:r>
+        <w:rPr>
+          <w:sz w:val="32"/>
+          <w:szCs w:val="32"/>
+        </w:rPr>
+        <w:t xml:space="preserve"> delete images.</w:t>
+      </w:r>
+    </w:p>
+    <w:p>
+      <w:pPr>
+        <w:rPr>
+          <w:sz w:val="32"/>
+          <w:szCs w:val="32"/>
+        </w:rPr>
+      </w:pPr>
+      <w:r>
+        <w:rPr>
+          <w:sz w:val="32"/>
+          <w:szCs w:val="32"/>
+        </w:rPr>
+        <w:t>-Deleting images removes them from local repository. The operation also deletes all directories on local filesystem containing layer data. But Docker won’t delete layers shared by multiple images until you delete all images that reference them.</w:t>
+      </w:r>
+    </w:p>
+    <w:p>
+      <w:pPr>
+        <w:rPr>
+          <w:sz w:val="32"/>
+          <w:szCs w:val="32"/>
+        </w:rPr>
+      </w:pPr>
+      <w:r>
+        <w:rPr>
+          <w:sz w:val="32"/>
+          <w:szCs w:val="32"/>
+        </w:rPr>
+        <w:t>-You can delete images by name, short ID, or SHA.</w:t>
+      </w:r>
+    </w:p>
+    <w:p>
+      <w:pPr>
+        <w:rPr>
+          <w:sz w:val="32"/>
+          <w:szCs w:val="32"/>
+        </w:rPr>
+      </w:pPr>
+      <w:r>
+        <w:rPr>
+          <w:sz w:val="32"/>
+          <w:szCs w:val="32"/>
+        </w:rPr>
+        <w:t>-Docker will prevent the delete operation if image is being used by a container or referenced by more than one tag. But you can force operation with -</w:t>
+      </w:r>
+      <w:proofErr w:type="gramStart"/>
+      <w:r>
+        <w:rPr>
+          <w:sz w:val="32"/>
+          <w:szCs w:val="32"/>
+        </w:rPr>
+        <w:t>f .</w:t>
+      </w:r>
+      <w:proofErr w:type="gramEnd"/>
+      <w:r>
+        <w:rPr>
+          <w:sz w:val="32"/>
+          <w:szCs w:val="32"/>
+        </w:rPr>
+        <w:t xml:space="preserve"> </w:t>
+      </w:r>
+    </w:p>
+    <w:p>
+      <w:pPr>
+        <w:rPr>
+          <w:sz w:val="32"/>
+          <w:szCs w:val="32"/>
+        </w:rPr>
+      </w:pPr>
+      <w:r>
+        <w:rPr>
+          <w:sz w:val="32"/>
+          <w:szCs w:val="32"/>
+        </w:rPr>
+        <w:t xml:space="preserve">-docker </w:t>
+      </w:r>
+      <w:proofErr w:type="spellStart"/>
+      <w:r>
+        <w:rPr>
+          <w:sz w:val="32"/>
+          <w:szCs w:val="32"/>
+        </w:rPr>
+        <w:t>rmi</w:t>
+      </w:r>
+      <w:proofErr w:type="spellEnd"/>
+      <w:r>
+        <w:rPr>
+          <w:sz w:val="32"/>
+          <w:szCs w:val="32"/>
+        </w:rPr>
+        <w:t xml:space="preserve"> $(docker images -q) -</w:t>
+      </w:r>
+      <w:proofErr w:type="gramStart"/>
+      <w:r>
+        <w:rPr>
+          <w:sz w:val="32"/>
+          <w:szCs w:val="32"/>
+        </w:rPr>
+        <w:t>f :</w:t>
+      </w:r>
+      <w:proofErr w:type="gramEnd"/>
+      <w:r>
+        <w:rPr>
+          <w:sz w:val="32"/>
+          <w:szCs w:val="32"/>
+        </w:rPr>
+        <w:t xml:space="preserve"> delete all images. docker image -q returns a list of local image IDs.</w:t>
+      </w:r>
     </w:p>
     <w:p>
       <w:pPr>
@@ -5924,23 +7786,426 @@
         <w:t>6.11 Images-The commands</w:t>
       </w:r>
     </w:p>
-    <w:p>
-      <w:pPr>
-        <w:rPr>
-          <w:sz w:val="32"/>
-          <w:szCs w:val="32"/>
-        </w:rPr>
-      </w:pPr>
-    </w:p>
-    <w:p>
-      <w:pPr>
-        <w:rPr>
-          <w:sz w:val="32"/>
-          <w:szCs w:val="32"/>
-        </w:rPr>
-      </w:pPr>
-      <w:r>
-        <w:rPr>
+    <w:tbl>
+      <w:tblPr>
+        <w:tblStyle w:val="TableGrid"/>
+        <w:tblW w:w="0" w:type="auto"/>
+        <w:tblLook w:val="04A0" w:firstRow="1" w:lastRow="0" w:firstColumn="1" w:lastColumn="0" w:noHBand="0" w:noVBand="1"/>
+      </w:tblPr>
+      <w:tblGrid>
+        <w:gridCol w:w="4675"/>
+        <w:gridCol w:w="4675"/>
+      </w:tblGrid>
+      <w:tr>
+        <w:tc>
+          <w:tcPr>
+            <w:tcW w:w="4675" w:type="dxa"/>
+          </w:tcPr>
+          <w:p>
+            <w:pPr>
+              <w:rPr>
+                <w:sz w:val="32"/>
+                <w:szCs w:val="32"/>
+              </w:rPr>
+            </w:pPr>
+            <w:r>
+              <w:rPr>
+                <w:b/>
+                <w:bCs/>
+                <w:sz w:val="32"/>
+                <w:szCs w:val="32"/>
+              </w:rPr>
+              <w:t>docker pull &lt;image&gt;:&lt;version&gt;</w:t>
+            </w:r>
+          </w:p>
+        </w:tc>
+        <w:tc>
+          <w:tcPr>
+            <w:tcW w:w="4675" w:type="dxa"/>
+          </w:tcPr>
+          <w:p>
+            <w:pPr>
+              <w:rPr>
+                <w:sz w:val="32"/>
+                <w:szCs w:val="32"/>
+              </w:rPr>
+            </w:pPr>
+            <w:r>
+              <w:rPr>
+                <w:sz w:val="32"/>
+                <w:szCs w:val="32"/>
+              </w:rPr>
+              <w:t>Download images from remote registries</w:t>
+            </w:r>
+          </w:p>
+        </w:tc>
+      </w:tr>
+      <w:tr>
+        <w:tc>
+          <w:tcPr>
+            <w:tcW w:w="4675" w:type="dxa"/>
+          </w:tcPr>
+          <w:p>
+            <w:pPr>
+              <w:rPr>
+                <w:b/>
+                <w:bCs/>
+                <w:sz w:val="32"/>
+                <w:szCs w:val="32"/>
+              </w:rPr>
+            </w:pPr>
+            <w:r>
+              <w:rPr>
+                <w:b/>
+                <w:bCs/>
+                <w:sz w:val="32"/>
+                <w:szCs w:val="32"/>
+              </w:rPr>
+              <w:t>docker images</w:t>
+            </w:r>
+          </w:p>
+        </w:tc>
+        <w:tc>
+          <w:tcPr>
+            <w:tcW w:w="4675" w:type="dxa"/>
+          </w:tcPr>
+          <w:p>
+            <w:pPr>
+              <w:rPr>
+                <w:sz w:val="32"/>
+                <w:szCs w:val="32"/>
+              </w:rPr>
+            </w:pPr>
+            <w:r>
+              <w:rPr>
+                <w:sz w:val="32"/>
+                <w:szCs w:val="32"/>
+              </w:rPr>
+              <w:t>see all images</w:t>
+            </w:r>
+          </w:p>
+        </w:tc>
+      </w:tr>
+      <w:tr>
+        <w:tc>
+          <w:tcPr>
+            <w:tcW w:w="4675" w:type="dxa"/>
+          </w:tcPr>
+          <w:p>
+            <w:pPr>
+              <w:rPr>
+                <w:b/>
+                <w:bCs/>
+                <w:sz w:val="32"/>
+                <w:szCs w:val="32"/>
+              </w:rPr>
+            </w:pPr>
+            <w:r>
+              <w:rPr>
+                <w:b/>
+                <w:bCs/>
+                <w:sz w:val="32"/>
+                <w:szCs w:val="32"/>
+              </w:rPr>
+              <w:t>docker inspect &lt;image&gt;:&lt;tag&gt;</w:t>
+            </w:r>
+          </w:p>
+        </w:tc>
+        <w:tc>
+          <w:tcPr>
+            <w:tcW w:w="4675" w:type="dxa"/>
+          </w:tcPr>
+          <w:p>
+            <w:pPr>
+              <w:rPr>
+                <w:sz w:val="32"/>
+                <w:szCs w:val="32"/>
+              </w:rPr>
+            </w:pPr>
+            <w:r>
+              <w:rPr>
+                <w:sz w:val="32"/>
+                <w:szCs w:val="32"/>
+              </w:rPr>
+              <w:t xml:space="preserve">shows </w:t>
+            </w:r>
+            <w:r>
+              <w:rPr>
+                <w:sz w:val="32"/>
+                <w:szCs w:val="32"/>
+              </w:rPr>
+              <w:t>image layer in</w:t>
+            </w:r>
+            <w:r>
+              <w:rPr>
+                <w:sz w:val="32"/>
+                <w:szCs w:val="32"/>
+              </w:rPr>
+              <w:t xml:space="preserve"> SHA256 hashes</w:t>
+            </w:r>
+          </w:p>
+        </w:tc>
+      </w:tr>
+      <w:tr>
+        <w:tc>
+          <w:tcPr>
+            <w:tcW w:w="4675" w:type="dxa"/>
+          </w:tcPr>
+          <w:p>
+            <w:pPr>
+              <w:rPr>
+                <w:b/>
+                <w:bCs/>
+                <w:sz w:val="32"/>
+                <w:szCs w:val="32"/>
+              </w:rPr>
+            </w:pPr>
+            <w:r>
+              <w:rPr>
+                <w:b/>
+                <w:bCs/>
+                <w:sz w:val="32"/>
+                <w:szCs w:val="32"/>
+              </w:rPr>
+              <w:lastRenderedPageBreak/>
+              <w:t>docker manifest inspect &lt;image&gt;:&lt;tag&gt; | grep ‘architecture\|</w:t>
+            </w:r>
+            <w:proofErr w:type="spellStart"/>
+            <w:r>
+              <w:rPr>
+                <w:b/>
+                <w:bCs/>
+                <w:sz w:val="32"/>
+                <w:szCs w:val="32"/>
+              </w:rPr>
+              <w:t>o</w:t>
+            </w:r>
+            <w:r>
+              <w:rPr>
+                <w:b/>
+                <w:bCs/>
+                <w:sz w:val="32"/>
+                <w:szCs w:val="32"/>
+              </w:rPr>
+              <w:t>s’</w:t>
+            </w:r>
+            <w:proofErr w:type="spellEnd"/>
+            <w:r>
+              <w:rPr>
+                <w:b/>
+                <w:bCs/>
+                <w:sz w:val="32"/>
+                <w:szCs w:val="32"/>
+              </w:rPr>
+              <w:t xml:space="preserve"> </w:t>
+            </w:r>
+          </w:p>
+        </w:tc>
+        <w:tc>
+          <w:tcPr>
+            <w:tcW w:w="4675" w:type="dxa"/>
+          </w:tcPr>
+          <w:p>
+            <w:pPr>
+              <w:rPr>
+                <w:sz w:val="32"/>
+                <w:szCs w:val="32"/>
+              </w:rPr>
+            </w:pPr>
+            <w:r>
+              <w:rPr>
+                <w:sz w:val="32"/>
+                <w:szCs w:val="32"/>
+              </w:rPr>
+              <w:t>inspect manifest list for image</w:t>
+            </w:r>
+          </w:p>
+        </w:tc>
+      </w:tr>
+      <w:tr>
+        <w:tc>
+          <w:tcPr>
+            <w:tcW w:w="4675" w:type="dxa"/>
+          </w:tcPr>
+          <w:p>
+            <w:pPr>
+              <w:rPr>
+                <w:b/>
+                <w:bCs/>
+                <w:sz w:val="32"/>
+                <w:szCs w:val="32"/>
+              </w:rPr>
+            </w:pPr>
+            <w:r>
+              <w:rPr>
+                <w:b/>
+                <w:bCs/>
+                <w:sz w:val="32"/>
+                <w:szCs w:val="32"/>
+              </w:rPr>
+              <w:t xml:space="preserve">docker </w:t>
+            </w:r>
+            <w:proofErr w:type="spellStart"/>
+            <w:r>
+              <w:rPr>
+                <w:b/>
+                <w:bCs/>
+                <w:sz w:val="32"/>
+                <w:szCs w:val="32"/>
+              </w:rPr>
+              <w:t>buildx</w:t>
+            </w:r>
+            <w:proofErr w:type="spellEnd"/>
+            <w:r>
+              <w:rPr>
+                <w:b/>
+                <w:bCs/>
+                <w:sz w:val="32"/>
+                <w:szCs w:val="32"/>
+              </w:rPr>
+              <w:t xml:space="preserve"> </w:t>
+            </w:r>
+            <w:proofErr w:type="spellStart"/>
+            <w:proofErr w:type="gramStart"/>
+            <w:r>
+              <w:rPr>
+                <w:b/>
+                <w:bCs/>
+                <w:sz w:val="32"/>
+                <w:szCs w:val="32"/>
+              </w:rPr>
+              <w:t>imagetools</w:t>
+            </w:r>
+            <w:proofErr w:type="spellEnd"/>
+            <w:r>
+              <w:rPr>
+                <w:b/>
+                <w:bCs/>
+                <w:sz w:val="32"/>
+                <w:szCs w:val="32"/>
+              </w:rPr>
+              <w:t xml:space="preserve">  inspect</w:t>
+            </w:r>
+            <w:proofErr w:type="gramEnd"/>
+            <w:r>
+              <w:rPr>
+                <w:b/>
+                <w:bCs/>
+                <w:sz w:val="32"/>
+                <w:szCs w:val="32"/>
+              </w:rPr>
+              <w:t xml:space="preserve"> &lt;image&gt;:&lt;tag&gt;</w:t>
+            </w:r>
+          </w:p>
+        </w:tc>
+        <w:tc>
+          <w:tcPr>
+            <w:tcW w:w="4675" w:type="dxa"/>
+          </w:tcPr>
+          <w:p>
+            <w:pPr>
+              <w:rPr>
+                <w:sz w:val="32"/>
+                <w:szCs w:val="32"/>
+              </w:rPr>
+            </w:pPr>
+            <w:r>
+              <w:rPr>
+                <w:sz w:val="32"/>
+                <w:szCs w:val="32"/>
+              </w:rPr>
+              <w:t>find image’s digest before pulling it</w:t>
+            </w:r>
+          </w:p>
+        </w:tc>
+      </w:tr>
+      <w:tr>
+        <w:tc>
+          <w:tcPr>
+            <w:tcW w:w="4675" w:type="dxa"/>
+          </w:tcPr>
+          <w:p>
+            <w:pPr>
+              <w:rPr>
+                <w:b/>
+                <w:bCs/>
+                <w:sz w:val="32"/>
+                <w:szCs w:val="32"/>
+              </w:rPr>
+            </w:pPr>
+            <w:r>
+              <w:rPr>
+                <w:b/>
+                <w:bCs/>
+                <w:sz w:val="32"/>
+                <w:szCs w:val="32"/>
+              </w:rPr>
+              <w:t xml:space="preserve">docker </w:t>
+            </w:r>
+            <w:proofErr w:type="spellStart"/>
+            <w:r>
+              <w:rPr>
+                <w:b/>
+                <w:bCs/>
+                <w:sz w:val="32"/>
+                <w:szCs w:val="32"/>
+              </w:rPr>
+              <w:t>rmi</w:t>
+            </w:r>
+            <w:proofErr w:type="spellEnd"/>
+            <w:r>
+              <w:rPr>
+                <w:b/>
+                <w:bCs/>
+                <w:sz w:val="32"/>
+                <w:szCs w:val="32"/>
+              </w:rPr>
+              <w:t xml:space="preserve"> &lt;image&gt;:&lt;tag&gt;</w:t>
+            </w:r>
+          </w:p>
+        </w:tc>
+        <w:tc>
+          <w:tcPr>
+            <w:tcW w:w="4675" w:type="dxa"/>
+          </w:tcPr>
+          <w:p>
+            <w:pPr>
+              <w:rPr>
+                <w:sz w:val="32"/>
+                <w:szCs w:val="32"/>
+              </w:rPr>
+            </w:pPr>
+            <w:r>
+              <w:rPr>
+                <w:sz w:val="32"/>
+                <w:szCs w:val="32"/>
+              </w:rPr>
+              <w:t>delete images</w:t>
+            </w:r>
+          </w:p>
+        </w:tc>
+      </w:tr>
+    </w:tbl>
+    <w:p>
+      <w:pPr>
+        <w:rPr>
+          <w:sz w:val="32"/>
+          <w:szCs w:val="32"/>
+        </w:rPr>
+      </w:pPr>
+    </w:p>
+    <w:p>
+      <w:pPr>
+        <w:pStyle w:val="Heading1"/>
+        <w:rPr>
+          <w:color w:val="EE0000"/>
+          <w:sz w:val="32"/>
+          <w:szCs w:val="32"/>
+        </w:rPr>
+      </w:pPr>
+      <w:r>
+        <w:rPr>
+          <w:color w:val="EE0000"/>
           <w:sz w:val="32"/>
           <w:szCs w:val="32"/>
         </w:rPr>
@@ -6135,6 +8400,7 @@
           <w:sz w:val="32"/>
           <w:szCs w:val="32"/>
         </w:rPr>
+        <w:lastRenderedPageBreak/>
         <w:t>7.8 Inspect container processes</w:t>
       </w:r>
     </w:p>
@@ -6204,270 +8470,821 @@
           <w:sz w:val="32"/>
           <w:szCs w:val="32"/>
         </w:rPr>
+        <w:t>7.11 Stop, restart, and delete a container</w:t>
+      </w:r>
+    </w:p>
+    <w:p>
+      <w:pPr>
+        <w:rPr>
+          <w:sz w:val="32"/>
+          <w:szCs w:val="32"/>
+        </w:rPr>
+      </w:pPr>
+    </w:p>
+    <w:p>
+      <w:pPr>
+        <w:rPr>
+          <w:sz w:val="32"/>
+          <w:szCs w:val="32"/>
+        </w:rPr>
+      </w:pPr>
+      <w:r>
+        <w:rPr>
+          <w:sz w:val="32"/>
+          <w:szCs w:val="32"/>
+        </w:rPr>
+        <w:t>7.12 Kill a container’s main process</w:t>
+      </w:r>
+    </w:p>
+    <w:p>
+      <w:pPr>
+        <w:rPr>
+          <w:sz w:val="32"/>
+          <w:szCs w:val="32"/>
+        </w:rPr>
+      </w:pPr>
+    </w:p>
+    <w:p>
+      <w:pPr>
+        <w:rPr>
+          <w:sz w:val="32"/>
+          <w:szCs w:val="32"/>
+        </w:rPr>
+      </w:pPr>
+      <w:r>
+        <w:rPr>
+          <w:sz w:val="32"/>
+          <w:szCs w:val="32"/>
+        </w:rPr>
+        <w:t>7.13 Debug slim images and containers with Docker Debug</w:t>
+      </w:r>
+    </w:p>
+    <w:p>
+      <w:pPr>
+        <w:rPr>
+          <w:sz w:val="32"/>
+          <w:szCs w:val="32"/>
+        </w:rPr>
+      </w:pPr>
+    </w:p>
+    <w:p>
+      <w:pPr>
+        <w:rPr>
+          <w:sz w:val="32"/>
+          <w:szCs w:val="32"/>
+        </w:rPr>
+      </w:pPr>
+      <w:r>
+        <w:rPr>
+          <w:sz w:val="32"/>
+          <w:szCs w:val="32"/>
+        </w:rPr>
+        <w:t>7.14 Self-healing containers with restart policies</w:t>
+      </w:r>
+    </w:p>
+    <w:p>
+      <w:pPr>
+        <w:rPr>
+          <w:sz w:val="32"/>
+          <w:szCs w:val="32"/>
+        </w:rPr>
+      </w:pPr>
+    </w:p>
+    <w:p>
+      <w:pPr>
+        <w:rPr>
+          <w:sz w:val="32"/>
+          <w:szCs w:val="32"/>
+        </w:rPr>
+      </w:pPr>
+      <w:r>
+        <w:rPr>
+          <w:sz w:val="32"/>
+          <w:szCs w:val="32"/>
+        </w:rPr>
+        <w:t>7.15 Containers-The commands</w:t>
+      </w:r>
+    </w:p>
+    <w:p>
+      <w:pPr>
+        <w:rPr>
+          <w:sz w:val="32"/>
+          <w:szCs w:val="32"/>
+        </w:rPr>
+      </w:pPr>
+    </w:p>
+    <w:p>
+      <w:pPr>
+        <w:pStyle w:val="Heading1"/>
+        <w:rPr>
+          <w:color w:val="EE0000"/>
+          <w:sz w:val="32"/>
+          <w:szCs w:val="32"/>
+        </w:rPr>
+      </w:pPr>
+      <w:r>
+        <w:rPr>
+          <w:color w:val="EE0000"/>
+          <w:sz w:val="32"/>
+          <w:szCs w:val="32"/>
+        </w:rPr>
+        <w:t>8. Containerizing an app</w:t>
+      </w:r>
+    </w:p>
+    <w:p>
+      <w:pPr>
+        <w:rPr>
+          <w:sz w:val="32"/>
+          <w:szCs w:val="32"/>
+        </w:rPr>
+      </w:pPr>
+    </w:p>
+    <w:p>
+      <w:pPr>
+        <w:rPr>
+          <w:sz w:val="32"/>
+          <w:szCs w:val="32"/>
+        </w:rPr>
+      </w:pPr>
+      <w:r>
+        <w:rPr>
+          <w:sz w:val="32"/>
+          <w:szCs w:val="32"/>
+        </w:rPr>
+        <w:t>8.1 Containerizing an app – The TLDR</w:t>
+      </w:r>
+    </w:p>
+    <w:p>
+      <w:pPr>
+        <w:rPr>
+          <w:sz w:val="32"/>
+          <w:szCs w:val="32"/>
+        </w:rPr>
+      </w:pPr>
+    </w:p>
+    <w:p>
+      <w:pPr>
+        <w:rPr>
+          <w:sz w:val="32"/>
+          <w:szCs w:val="32"/>
+        </w:rPr>
+      </w:pPr>
+      <w:r>
+        <w:rPr>
+          <w:sz w:val="32"/>
+          <w:szCs w:val="32"/>
+        </w:rPr>
+        <w:t>8.2 Containerize a single-container app</w:t>
+      </w:r>
+    </w:p>
+    <w:p>
+      <w:pPr>
+        <w:rPr>
+          <w:sz w:val="32"/>
+          <w:szCs w:val="32"/>
+        </w:rPr>
+      </w:pPr>
+    </w:p>
+    <w:p>
+      <w:pPr>
+        <w:rPr>
+          <w:sz w:val="32"/>
+          <w:szCs w:val="32"/>
+        </w:rPr>
+      </w:pPr>
+      <w:r>
+        <w:rPr>
+          <w:sz w:val="32"/>
+          <w:szCs w:val="32"/>
+        </w:rPr>
+        <w:t>8.3 Move to production with multi-stage builds</w:t>
+      </w:r>
+    </w:p>
+    <w:p>
+      <w:pPr>
+        <w:rPr>
+          <w:sz w:val="32"/>
+          <w:szCs w:val="32"/>
+        </w:rPr>
+      </w:pPr>
+    </w:p>
+    <w:p>
+      <w:pPr>
+        <w:rPr>
+          <w:sz w:val="32"/>
+          <w:szCs w:val="32"/>
+        </w:rPr>
+      </w:pPr>
+      <w:r>
+        <w:rPr>
+          <w:sz w:val="32"/>
+          <w:szCs w:val="32"/>
+        </w:rPr>
+        <w:t xml:space="preserve">8.4 </w:t>
+      </w:r>
+      <w:proofErr w:type="spellStart"/>
+      <w:r>
+        <w:rPr>
+          <w:sz w:val="32"/>
+          <w:szCs w:val="32"/>
+        </w:rPr>
+        <w:t>Buildx</w:t>
+      </w:r>
+      <w:proofErr w:type="spellEnd"/>
+      <w:r>
+        <w:rPr>
+          <w:sz w:val="32"/>
+          <w:szCs w:val="32"/>
+        </w:rPr>
+        <w:t xml:space="preserve">, </w:t>
+      </w:r>
+      <w:proofErr w:type="spellStart"/>
+      <w:r>
+        <w:rPr>
+          <w:sz w:val="32"/>
+          <w:szCs w:val="32"/>
+        </w:rPr>
+        <w:t>BuildKit</w:t>
+      </w:r>
+      <w:proofErr w:type="spellEnd"/>
+      <w:r>
+        <w:rPr>
+          <w:sz w:val="32"/>
+          <w:szCs w:val="32"/>
+        </w:rPr>
+        <w:t>, drivers, and Build Cloud</w:t>
+      </w:r>
+    </w:p>
+    <w:p>
+      <w:pPr>
+        <w:rPr>
+          <w:sz w:val="32"/>
+          <w:szCs w:val="32"/>
+        </w:rPr>
+      </w:pPr>
+    </w:p>
+    <w:p>
+      <w:pPr>
+        <w:rPr>
+          <w:sz w:val="32"/>
+          <w:szCs w:val="32"/>
+        </w:rPr>
+      </w:pPr>
+      <w:r>
+        <w:rPr>
+          <w:sz w:val="32"/>
+          <w:szCs w:val="32"/>
+        </w:rPr>
+        <w:t xml:space="preserve">8.5 </w:t>
+      </w:r>
+      <w:proofErr w:type="gramStart"/>
+      <w:r>
+        <w:rPr>
+          <w:sz w:val="32"/>
+          <w:szCs w:val="32"/>
+        </w:rPr>
+        <w:t>Multi-architecture</w:t>
+      </w:r>
+      <w:proofErr w:type="gramEnd"/>
+      <w:r>
+        <w:rPr>
+          <w:sz w:val="32"/>
+          <w:szCs w:val="32"/>
+        </w:rPr>
+        <w:t xml:space="preserve"> builds</w:t>
+      </w:r>
+    </w:p>
+    <w:p>
+      <w:pPr>
+        <w:rPr>
+          <w:sz w:val="32"/>
+          <w:szCs w:val="32"/>
+        </w:rPr>
+      </w:pPr>
+    </w:p>
+    <w:p>
+      <w:pPr>
+        <w:rPr>
+          <w:sz w:val="32"/>
+          <w:szCs w:val="32"/>
+        </w:rPr>
+      </w:pPr>
+      <w:r>
+        <w:rPr>
+          <w:sz w:val="32"/>
+          <w:szCs w:val="32"/>
+        </w:rPr>
+        <w:t xml:space="preserve">8.6 </w:t>
+      </w:r>
+      <w:r>
+        <w:rPr>
+          <w:sz w:val="32"/>
+          <w:szCs w:val="32"/>
+        </w:rPr>
+        <w:t>A few good practices</w:t>
+      </w:r>
+    </w:p>
+    <w:p>
+      <w:pPr>
+        <w:rPr>
+          <w:sz w:val="32"/>
+          <w:szCs w:val="32"/>
+        </w:rPr>
+      </w:pPr>
+    </w:p>
+    <w:p>
+      <w:pPr>
+        <w:rPr>
+          <w:sz w:val="32"/>
+          <w:szCs w:val="32"/>
+        </w:rPr>
+      </w:pPr>
+      <w:r>
+        <w:rPr>
+          <w:sz w:val="32"/>
+          <w:szCs w:val="32"/>
+        </w:rPr>
+        <w:t>8.7 Containerizing an app – The commands</w:t>
+      </w:r>
+    </w:p>
+    <w:p>
+      <w:pPr>
+        <w:rPr>
+          <w:sz w:val="32"/>
+          <w:szCs w:val="32"/>
+        </w:rPr>
+      </w:pPr>
+    </w:p>
+    <w:p>
+      <w:pPr>
+        <w:pStyle w:val="Heading1"/>
+        <w:rPr>
+          <w:color w:val="EE0000"/>
+          <w:sz w:val="32"/>
+          <w:szCs w:val="32"/>
+        </w:rPr>
+      </w:pPr>
+      <w:r>
+        <w:rPr>
+          <w:color w:val="EE0000"/>
+          <w:sz w:val="32"/>
+          <w:szCs w:val="32"/>
+        </w:rPr>
+        <w:t>9. Multi-container apps with Compose</w:t>
+      </w:r>
+    </w:p>
+    <w:p>
+      <w:pPr>
+        <w:rPr>
+          <w:sz w:val="32"/>
+          <w:szCs w:val="32"/>
+        </w:rPr>
+      </w:pPr>
+    </w:p>
+    <w:p>
+      <w:pPr>
+        <w:rPr>
+          <w:sz w:val="32"/>
+          <w:szCs w:val="32"/>
+        </w:rPr>
+      </w:pPr>
+      <w:r>
+        <w:rPr>
+          <w:sz w:val="32"/>
+          <w:szCs w:val="32"/>
+        </w:rPr>
+        <w:t>9.1 Docker Compose – The TLDR</w:t>
+      </w:r>
+    </w:p>
+    <w:p>
+      <w:pPr>
+        <w:rPr>
+          <w:sz w:val="32"/>
+          <w:szCs w:val="32"/>
+        </w:rPr>
+      </w:pPr>
+    </w:p>
+    <w:p>
+      <w:pPr>
+        <w:rPr>
+          <w:sz w:val="32"/>
+          <w:szCs w:val="32"/>
+        </w:rPr>
+      </w:pPr>
+      <w:r>
+        <w:rPr>
+          <w:sz w:val="32"/>
+          <w:szCs w:val="32"/>
+        </w:rPr>
+        <w:t xml:space="preserve">9.2 Compose background </w:t>
+      </w:r>
+    </w:p>
+    <w:p>
+      <w:pPr>
+        <w:rPr>
+          <w:sz w:val="32"/>
+          <w:szCs w:val="32"/>
+        </w:rPr>
+      </w:pPr>
+    </w:p>
+    <w:p>
+      <w:pPr>
+        <w:rPr>
+          <w:sz w:val="32"/>
+          <w:szCs w:val="32"/>
+        </w:rPr>
+      </w:pPr>
+      <w:r>
+        <w:rPr>
+          <w:sz w:val="32"/>
+          <w:szCs w:val="32"/>
+        </w:rPr>
+        <w:t>9.3 Install Compose</w:t>
+      </w:r>
+    </w:p>
+    <w:p>
+      <w:pPr>
+        <w:rPr>
+          <w:sz w:val="32"/>
+          <w:szCs w:val="32"/>
+        </w:rPr>
+      </w:pPr>
+    </w:p>
+    <w:p>
+      <w:pPr>
+        <w:rPr>
+          <w:sz w:val="32"/>
+          <w:szCs w:val="32"/>
+        </w:rPr>
+      </w:pPr>
+      <w:r>
+        <w:rPr>
+          <w:sz w:val="32"/>
+          <w:szCs w:val="32"/>
+        </w:rPr>
+        <w:t>9.4 The sample app</w:t>
+      </w:r>
+    </w:p>
+    <w:p>
+      <w:pPr>
+        <w:rPr>
+          <w:sz w:val="32"/>
+          <w:szCs w:val="32"/>
+        </w:rPr>
+      </w:pPr>
+    </w:p>
+    <w:p>
+      <w:pPr>
+        <w:rPr>
+          <w:sz w:val="32"/>
+          <w:szCs w:val="32"/>
+        </w:rPr>
+      </w:pPr>
+      <w:r>
+        <w:rPr>
+          <w:sz w:val="32"/>
+          <w:szCs w:val="32"/>
+        </w:rPr>
         <w:lastRenderedPageBreak/>
-        <w:t>7.11 Stop, restart, and delete a container</w:t>
-      </w:r>
-    </w:p>
-    <w:p>
-      <w:pPr>
-        <w:rPr>
-          <w:sz w:val="32"/>
-          <w:szCs w:val="32"/>
-        </w:rPr>
-      </w:pPr>
-    </w:p>
-    <w:p>
-      <w:pPr>
-        <w:rPr>
-          <w:sz w:val="32"/>
-          <w:szCs w:val="32"/>
-        </w:rPr>
-      </w:pPr>
-      <w:r>
-        <w:rPr>
-          <w:sz w:val="32"/>
-          <w:szCs w:val="32"/>
-        </w:rPr>
-        <w:t>7.12 Kill a container’s main process</w:t>
-      </w:r>
-    </w:p>
-    <w:p>
-      <w:pPr>
-        <w:rPr>
-          <w:sz w:val="32"/>
-          <w:szCs w:val="32"/>
-        </w:rPr>
-      </w:pPr>
-    </w:p>
-    <w:p>
-      <w:pPr>
-        <w:rPr>
-          <w:sz w:val="32"/>
-          <w:szCs w:val="32"/>
-        </w:rPr>
-      </w:pPr>
-      <w:r>
-        <w:rPr>
-          <w:sz w:val="32"/>
-          <w:szCs w:val="32"/>
-        </w:rPr>
-        <w:t>7.13 Debug slim images and containers with Docker Debug</w:t>
-      </w:r>
-    </w:p>
-    <w:p>
-      <w:pPr>
-        <w:rPr>
-          <w:sz w:val="32"/>
-          <w:szCs w:val="32"/>
-        </w:rPr>
-      </w:pPr>
-    </w:p>
-    <w:p>
-      <w:pPr>
-        <w:rPr>
-          <w:sz w:val="32"/>
-          <w:szCs w:val="32"/>
-        </w:rPr>
-      </w:pPr>
-      <w:r>
-        <w:rPr>
-          <w:sz w:val="32"/>
-          <w:szCs w:val="32"/>
-        </w:rPr>
-        <w:t>7.14 Self-healing containers with restart policies</w:t>
-      </w:r>
-    </w:p>
-    <w:p>
-      <w:pPr>
-        <w:rPr>
-          <w:sz w:val="32"/>
-          <w:szCs w:val="32"/>
-        </w:rPr>
-      </w:pPr>
-    </w:p>
-    <w:p>
-      <w:pPr>
-        <w:rPr>
-          <w:sz w:val="32"/>
-          <w:szCs w:val="32"/>
-        </w:rPr>
-      </w:pPr>
-      <w:r>
-        <w:rPr>
-          <w:sz w:val="32"/>
-          <w:szCs w:val="32"/>
-        </w:rPr>
-        <w:t>7.15 Containers-The commands</w:t>
-      </w:r>
-    </w:p>
-    <w:p>
-      <w:pPr>
-        <w:rPr>
-          <w:sz w:val="32"/>
-          <w:szCs w:val="32"/>
-        </w:rPr>
-      </w:pPr>
-    </w:p>
-    <w:p>
-      <w:pPr>
-        <w:rPr>
-          <w:sz w:val="32"/>
-          <w:szCs w:val="32"/>
-        </w:rPr>
-      </w:pPr>
-      <w:r>
-        <w:rPr>
-          <w:sz w:val="32"/>
-          <w:szCs w:val="32"/>
-        </w:rPr>
-        <w:t>8. Containerizing an app</w:t>
-      </w:r>
-    </w:p>
-    <w:p>
-      <w:pPr>
-        <w:rPr>
-          <w:sz w:val="32"/>
-          <w:szCs w:val="32"/>
-        </w:rPr>
-      </w:pPr>
-    </w:p>
-    <w:p>
-      <w:pPr>
-        <w:rPr>
-          <w:sz w:val="32"/>
-          <w:szCs w:val="32"/>
-        </w:rPr>
-      </w:pPr>
-      <w:r>
-        <w:rPr>
-          <w:sz w:val="32"/>
-          <w:szCs w:val="32"/>
-        </w:rPr>
-        <w:t>8.1 Containerizing an app – The TLDR</w:t>
-      </w:r>
-    </w:p>
-    <w:p>
-      <w:pPr>
-        <w:rPr>
-          <w:sz w:val="32"/>
-          <w:szCs w:val="32"/>
-        </w:rPr>
-      </w:pPr>
-    </w:p>
-    <w:p>
-      <w:pPr>
-        <w:rPr>
-          <w:sz w:val="32"/>
-          <w:szCs w:val="32"/>
-        </w:rPr>
-      </w:pPr>
-      <w:r>
-        <w:rPr>
-          <w:sz w:val="32"/>
-          <w:szCs w:val="32"/>
-        </w:rPr>
-        <w:t>8.2 Containerize a single-container app</w:t>
-      </w:r>
-    </w:p>
-    <w:p>
-      <w:pPr>
-        <w:rPr>
-          <w:sz w:val="32"/>
-          <w:szCs w:val="32"/>
-        </w:rPr>
-      </w:pPr>
-    </w:p>
-    <w:p>
-      <w:pPr>
-        <w:rPr>
-          <w:sz w:val="32"/>
-          <w:szCs w:val="32"/>
-        </w:rPr>
-      </w:pPr>
-      <w:r>
-        <w:rPr>
-          <w:sz w:val="32"/>
-          <w:szCs w:val="32"/>
-        </w:rPr>
-        <w:t>8.3 Move to production with multi-stage builds</w:t>
-      </w:r>
-    </w:p>
-    <w:p>
-      <w:pPr>
-        <w:rPr>
-          <w:sz w:val="32"/>
-          <w:szCs w:val="32"/>
-        </w:rPr>
-      </w:pPr>
-    </w:p>
-    <w:p>
-      <w:pPr>
-        <w:rPr>
-          <w:sz w:val="32"/>
-          <w:szCs w:val="32"/>
-        </w:rPr>
-      </w:pPr>
-      <w:r>
-        <w:rPr>
-          <w:sz w:val="32"/>
-          <w:szCs w:val="32"/>
-        </w:rPr>
-        <w:t xml:space="preserve">8.4 </w:t>
-      </w:r>
-      <w:proofErr w:type="spellStart"/>
-      <w:r>
-        <w:rPr>
-          <w:sz w:val="32"/>
-          <w:szCs w:val="32"/>
-        </w:rPr>
-        <w:t>Buildx</w:t>
-      </w:r>
-      <w:proofErr w:type="spellEnd"/>
-      <w:r>
-        <w:rPr>
-          <w:sz w:val="32"/>
-          <w:szCs w:val="32"/>
-        </w:rPr>
-        <w:t xml:space="preserve">, </w:t>
-      </w:r>
-      <w:proofErr w:type="spellStart"/>
-      <w:r>
-        <w:rPr>
-          <w:sz w:val="32"/>
-          <w:szCs w:val="32"/>
-        </w:rPr>
-        <w:t>BuildKit</w:t>
-      </w:r>
-      <w:proofErr w:type="spellEnd"/>
-      <w:r>
-        <w:rPr>
-          <w:sz w:val="32"/>
-          <w:szCs w:val="32"/>
-        </w:rPr>
-        <w:t>, drivers, and Build Cloud</w:t>
-      </w:r>
-    </w:p>
-    <w:p>
-      <w:pPr>
-        <w:rPr>
-          <w:sz w:val="32"/>
-          <w:szCs w:val="32"/>
-        </w:rPr>
-      </w:pPr>
-    </w:p>
-    <w:p>
-      <w:pPr>
-        <w:rPr>
-          <w:sz w:val="32"/>
-          <w:szCs w:val="32"/>
-        </w:rPr>
-      </w:pPr>
-      <w:r>
-        <w:rPr>
-          <w:sz w:val="32"/>
-          <w:szCs w:val="32"/>
-        </w:rPr>
-        <w:t xml:space="preserve">8.5 </w:t>
+        <w:t>9.5 Compose files</w:t>
+      </w:r>
+    </w:p>
+    <w:p>
+      <w:pPr>
+        <w:rPr>
+          <w:sz w:val="32"/>
+          <w:szCs w:val="32"/>
+        </w:rPr>
+      </w:pPr>
+    </w:p>
+    <w:p>
+      <w:pPr>
+        <w:rPr>
+          <w:sz w:val="32"/>
+          <w:szCs w:val="32"/>
+        </w:rPr>
+      </w:pPr>
+      <w:r>
+        <w:rPr>
+          <w:sz w:val="32"/>
+          <w:szCs w:val="32"/>
+        </w:rPr>
+        <w:t>9.6 Deploy apps with Compose</w:t>
+      </w:r>
+    </w:p>
+    <w:p>
+      <w:pPr>
+        <w:rPr>
+          <w:sz w:val="32"/>
+          <w:szCs w:val="32"/>
+        </w:rPr>
+      </w:pPr>
+    </w:p>
+    <w:p>
+      <w:pPr>
+        <w:rPr>
+          <w:sz w:val="32"/>
+          <w:szCs w:val="32"/>
+        </w:rPr>
+      </w:pPr>
+      <w:r>
+        <w:rPr>
+          <w:sz w:val="32"/>
+          <w:szCs w:val="32"/>
+        </w:rPr>
+        <w:t>9.7 Manage apps with Compose</w:t>
+      </w:r>
+    </w:p>
+    <w:p>
+      <w:pPr>
+        <w:rPr>
+          <w:sz w:val="32"/>
+          <w:szCs w:val="32"/>
+        </w:rPr>
+      </w:pPr>
+    </w:p>
+    <w:p>
+      <w:pPr>
+        <w:rPr>
+          <w:sz w:val="32"/>
+          <w:szCs w:val="32"/>
+        </w:rPr>
+      </w:pPr>
+      <w:r>
+        <w:rPr>
+          <w:sz w:val="32"/>
+          <w:szCs w:val="32"/>
+        </w:rPr>
+        <w:t>9.8 Deploy apps with Compose – The commands</w:t>
+      </w:r>
+    </w:p>
+    <w:p>
+      <w:pPr>
+        <w:rPr>
+          <w:sz w:val="32"/>
+          <w:szCs w:val="32"/>
+        </w:rPr>
+      </w:pPr>
+    </w:p>
+    <w:p>
+      <w:pPr>
+        <w:pStyle w:val="Heading1"/>
+        <w:rPr>
+          <w:color w:val="EE0000"/>
+          <w:sz w:val="32"/>
+          <w:szCs w:val="32"/>
+        </w:rPr>
+      </w:pPr>
+      <w:r>
+        <w:rPr>
+          <w:color w:val="EE0000"/>
+          <w:sz w:val="32"/>
+          <w:szCs w:val="32"/>
+        </w:rPr>
+        <w:t>10. Docker and AI</w:t>
+      </w:r>
+    </w:p>
+    <w:p>
+      <w:pPr>
+        <w:rPr>
+          <w:sz w:val="32"/>
+          <w:szCs w:val="32"/>
+        </w:rPr>
+      </w:pPr>
+    </w:p>
+    <w:p>
+      <w:pPr>
+        <w:rPr>
+          <w:sz w:val="32"/>
+          <w:szCs w:val="32"/>
+        </w:rPr>
+      </w:pPr>
+      <w:r>
+        <w:rPr>
+          <w:sz w:val="32"/>
+          <w:szCs w:val="32"/>
+        </w:rPr>
+        <w:t>10.1 Docker Model Runner background</w:t>
+      </w:r>
+    </w:p>
+    <w:p>
+      <w:pPr>
+        <w:rPr>
+          <w:sz w:val="32"/>
+          <w:szCs w:val="32"/>
+        </w:rPr>
+      </w:pPr>
+    </w:p>
+    <w:p>
+      <w:pPr>
+        <w:rPr>
+          <w:sz w:val="32"/>
+          <w:szCs w:val="32"/>
+        </w:rPr>
+      </w:pPr>
+      <w:r>
+        <w:rPr>
+          <w:sz w:val="32"/>
+          <w:szCs w:val="32"/>
+        </w:rPr>
+        <w:t>10.2 Docker Model Runner Architecture</w:t>
+      </w:r>
+    </w:p>
+    <w:p>
+      <w:pPr>
+        <w:rPr>
+          <w:sz w:val="32"/>
+          <w:szCs w:val="32"/>
+        </w:rPr>
+      </w:pPr>
+    </w:p>
+    <w:p>
+      <w:pPr>
+        <w:rPr>
+          <w:sz w:val="32"/>
+          <w:szCs w:val="32"/>
+        </w:rPr>
+      </w:pPr>
+      <w:r>
+        <w:rPr>
+          <w:sz w:val="32"/>
+          <w:szCs w:val="32"/>
+        </w:rPr>
+        <w:t>10.3 Install Docker Model Runner</w:t>
+      </w:r>
+    </w:p>
+    <w:p>
+      <w:pPr>
+        <w:rPr>
+          <w:sz w:val="32"/>
+          <w:szCs w:val="32"/>
+        </w:rPr>
+      </w:pPr>
+    </w:p>
+    <w:p>
+      <w:pPr>
+        <w:rPr>
+          <w:sz w:val="32"/>
+          <w:szCs w:val="32"/>
+        </w:rPr>
+      </w:pPr>
+      <w:r>
+        <w:rPr>
+          <w:sz w:val="32"/>
+          <w:szCs w:val="32"/>
+        </w:rPr>
+        <w:t>10.4 Explore Docker Model Runner</w:t>
+      </w:r>
+    </w:p>
+    <w:p>
+      <w:pPr>
+        <w:rPr>
+          <w:sz w:val="32"/>
+          <w:szCs w:val="32"/>
+        </w:rPr>
+      </w:pPr>
+    </w:p>
+    <w:p>
+      <w:pPr>
+        <w:rPr>
+          <w:sz w:val="32"/>
+          <w:szCs w:val="32"/>
+        </w:rPr>
+      </w:pPr>
+      <w:r>
+        <w:rPr>
+          <w:sz w:val="32"/>
+          <w:szCs w:val="32"/>
+        </w:rPr>
+        <w:t>10.5 Use Docker Model Runner with Compose</w:t>
+      </w:r>
+    </w:p>
+    <w:p>
+      <w:pPr>
+        <w:rPr>
+          <w:sz w:val="32"/>
+          <w:szCs w:val="32"/>
+        </w:rPr>
+      </w:pPr>
+    </w:p>
+    <w:p>
+      <w:pPr>
+        <w:rPr>
+          <w:sz w:val="32"/>
+          <w:szCs w:val="32"/>
+        </w:rPr>
+      </w:pPr>
+      <w:r>
+        <w:rPr>
+          <w:sz w:val="32"/>
+          <w:szCs w:val="32"/>
+        </w:rPr>
+        <w:t>10.6 Use Docker Model Runner with Open WebUI</w:t>
+      </w:r>
+    </w:p>
+    <w:p>
+      <w:pPr>
+        <w:rPr>
+          <w:sz w:val="32"/>
+          <w:szCs w:val="32"/>
+        </w:rPr>
+      </w:pPr>
+    </w:p>
+    <w:p>
+      <w:pPr>
+        <w:rPr>
+          <w:sz w:val="32"/>
+          <w:szCs w:val="32"/>
+        </w:rPr>
+      </w:pPr>
+      <w:r>
+        <w:rPr>
+          <w:sz w:val="32"/>
+          <w:szCs w:val="32"/>
+        </w:rPr>
+        <w:t>10.7 Run models in containers</w:t>
+      </w:r>
+    </w:p>
+    <w:p>
+      <w:pPr>
+        <w:rPr>
+          <w:sz w:val="32"/>
+          <w:szCs w:val="32"/>
+        </w:rPr>
+      </w:pPr>
+    </w:p>
+    <w:p>
+      <w:pPr>
+        <w:rPr>
+          <w:sz w:val="32"/>
+          <w:szCs w:val="32"/>
+        </w:rPr>
+      </w:pPr>
+      <w:r>
+        <w:rPr>
+          <w:sz w:val="32"/>
+          <w:szCs w:val="32"/>
+        </w:rPr>
+        <w:t>10.8 Docker Model Runner – The commands</w:t>
+      </w:r>
+    </w:p>
+    <w:p>
+      <w:pPr>
+        <w:rPr>
+          <w:sz w:val="32"/>
+          <w:szCs w:val="32"/>
+        </w:rPr>
+      </w:pPr>
+    </w:p>
+    <w:p>
+      <w:pPr>
+        <w:pStyle w:val="Heading1"/>
+        <w:rPr>
+          <w:color w:val="EE0000"/>
+          <w:sz w:val="32"/>
+          <w:szCs w:val="32"/>
+        </w:rPr>
+      </w:pPr>
+      <w:r>
+        <w:rPr>
+          <w:color w:val="EE0000"/>
+          <w:sz w:val="32"/>
+          <w:szCs w:val="32"/>
+        </w:rPr>
+        <w:t xml:space="preserve">11. Docker and </w:t>
+      </w:r>
+      <w:proofErr w:type="spellStart"/>
+      <w:r>
+        <w:rPr>
+          <w:color w:val="EE0000"/>
+          <w:sz w:val="32"/>
+          <w:szCs w:val="32"/>
+        </w:rPr>
+        <w:t>Wasm</w:t>
+      </w:r>
+      <w:proofErr w:type="spellEnd"/>
+    </w:p>
+    <w:p>
+      <w:pPr>
+        <w:rPr>
+          <w:sz w:val="32"/>
+          <w:szCs w:val="32"/>
+        </w:rPr>
+      </w:pPr>
+    </w:p>
+    <w:p>
+      <w:pPr>
+        <w:rPr>
+          <w:sz w:val="32"/>
+          <w:szCs w:val="32"/>
+        </w:rPr>
+      </w:pPr>
+      <w:r>
+        <w:rPr>
+          <w:sz w:val="32"/>
+          <w:szCs w:val="32"/>
+        </w:rPr>
+        <w:t xml:space="preserve">11.1 </w:t>
       </w:r>
       <w:proofErr w:type="gramStart"/>
       <w:r>
@@ -6475,252 +9292,238 @@
           <w:sz w:val="32"/>
           <w:szCs w:val="32"/>
         </w:rPr>
-        <w:t>Multi-architecture</w:t>
-      </w:r>
+        <w:t>Pre-</w:t>
+      </w:r>
+      <w:proofErr w:type="spellStart"/>
+      <w:r>
+        <w:rPr>
+          <w:sz w:val="32"/>
+          <w:szCs w:val="32"/>
+        </w:rPr>
+        <w:t>reqs</w:t>
+      </w:r>
+      <w:proofErr w:type="spellEnd"/>
       <w:proofErr w:type="gramEnd"/>
-      <w:r>
-        <w:rPr>
-          <w:sz w:val="32"/>
-          <w:szCs w:val="32"/>
-        </w:rPr>
-        <w:t xml:space="preserve"> builds</w:t>
-      </w:r>
-    </w:p>
-    <w:p>
-      <w:pPr>
-        <w:rPr>
-          <w:sz w:val="32"/>
-          <w:szCs w:val="32"/>
-        </w:rPr>
-      </w:pPr>
-    </w:p>
-    <w:p>
-      <w:pPr>
-        <w:rPr>
-          <w:sz w:val="32"/>
-          <w:szCs w:val="32"/>
-        </w:rPr>
-      </w:pPr>
-      <w:r>
-        <w:rPr>
-          <w:sz w:val="32"/>
-          <w:szCs w:val="32"/>
-        </w:rPr>
-        <w:t xml:space="preserve">8.6 </w:t>
-      </w:r>
-      <w:r>
-        <w:rPr>
-          <w:sz w:val="32"/>
-          <w:szCs w:val="32"/>
-        </w:rPr>
-        <w:t>A few good practices</w:t>
-      </w:r>
-    </w:p>
-    <w:p>
-      <w:pPr>
-        <w:rPr>
-          <w:sz w:val="32"/>
-          <w:szCs w:val="32"/>
-        </w:rPr>
-      </w:pPr>
-    </w:p>
-    <w:p>
-      <w:pPr>
-        <w:rPr>
-          <w:sz w:val="32"/>
-          <w:szCs w:val="32"/>
-        </w:rPr>
-      </w:pPr>
-      <w:r>
-        <w:rPr>
-          <w:sz w:val="32"/>
-          <w:szCs w:val="32"/>
-        </w:rPr>
-        <w:t>8.7 Containerizing an app – The commands</w:t>
-      </w:r>
-    </w:p>
-    <w:p>
-      <w:pPr>
-        <w:rPr>
-          <w:sz w:val="32"/>
-          <w:szCs w:val="32"/>
-        </w:rPr>
-      </w:pPr>
-    </w:p>
-    <w:p>
-      <w:pPr>
-        <w:rPr>
-          <w:sz w:val="32"/>
-          <w:szCs w:val="32"/>
-        </w:rPr>
-      </w:pPr>
-      <w:r>
-        <w:rPr>
-          <w:sz w:val="32"/>
-          <w:szCs w:val="32"/>
-        </w:rPr>
-        <w:t>9. Multi-container apps with Compose</w:t>
-      </w:r>
-    </w:p>
-    <w:p>
-      <w:pPr>
-        <w:rPr>
-          <w:sz w:val="32"/>
-          <w:szCs w:val="32"/>
-        </w:rPr>
-      </w:pPr>
-    </w:p>
-    <w:p>
-      <w:pPr>
-        <w:rPr>
-          <w:sz w:val="32"/>
-          <w:szCs w:val="32"/>
-        </w:rPr>
-      </w:pPr>
-      <w:r>
-        <w:rPr>
-          <w:sz w:val="32"/>
-          <w:szCs w:val="32"/>
-        </w:rPr>
-        <w:t>9.1 Docker Compose – The TLDR</w:t>
-      </w:r>
-    </w:p>
-    <w:p>
-      <w:pPr>
-        <w:rPr>
-          <w:sz w:val="32"/>
-          <w:szCs w:val="32"/>
-        </w:rPr>
-      </w:pPr>
-    </w:p>
-    <w:p>
-      <w:pPr>
-        <w:rPr>
-          <w:sz w:val="32"/>
-          <w:szCs w:val="32"/>
-        </w:rPr>
-      </w:pPr>
-      <w:r>
-        <w:rPr>
-          <w:sz w:val="32"/>
-          <w:szCs w:val="32"/>
-        </w:rPr>
-        <w:t xml:space="preserve">9.2 Compose background </w:t>
-      </w:r>
-    </w:p>
-    <w:p>
-      <w:pPr>
-        <w:rPr>
-          <w:sz w:val="32"/>
-          <w:szCs w:val="32"/>
-        </w:rPr>
-      </w:pPr>
-    </w:p>
-    <w:p>
-      <w:pPr>
-        <w:rPr>
-          <w:sz w:val="32"/>
-          <w:szCs w:val="32"/>
-        </w:rPr>
-      </w:pPr>
-      <w:r>
-        <w:rPr>
-          <w:sz w:val="32"/>
-          <w:szCs w:val="32"/>
-        </w:rPr>
-        <w:t>9.3 Install Compose</w:t>
-      </w:r>
-    </w:p>
-    <w:p>
-      <w:pPr>
-        <w:rPr>
-          <w:sz w:val="32"/>
-          <w:szCs w:val="32"/>
-        </w:rPr>
-      </w:pPr>
-    </w:p>
-    <w:p>
-      <w:pPr>
-        <w:rPr>
-          <w:sz w:val="32"/>
-          <w:szCs w:val="32"/>
-        </w:rPr>
-      </w:pPr>
-      <w:r>
-        <w:rPr>
-          <w:sz w:val="32"/>
-          <w:szCs w:val="32"/>
-        </w:rPr>
-        <w:t>9.4 The sample app</w:t>
-      </w:r>
-    </w:p>
-    <w:p>
-      <w:pPr>
-        <w:rPr>
-          <w:sz w:val="32"/>
-          <w:szCs w:val="32"/>
-        </w:rPr>
-      </w:pPr>
-    </w:p>
-    <w:p>
-      <w:pPr>
-        <w:rPr>
-          <w:sz w:val="32"/>
-          <w:szCs w:val="32"/>
-        </w:rPr>
-      </w:pPr>
-      <w:r>
-        <w:rPr>
-          <w:sz w:val="32"/>
-          <w:szCs w:val="32"/>
-        </w:rPr>
-        <w:t>9.5 Compose files</w:t>
-      </w:r>
-    </w:p>
-    <w:p>
-      <w:pPr>
-        <w:rPr>
-          <w:sz w:val="32"/>
-          <w:szCs w:val="32"/>
-        </w:rPr>
-      </w:pPr>
-    </w:p>
-    <w:p>
-      <w:pPr>
-        <w:rPr>
-          <w:sz w:val="32"/>
-          <w:szCs w:val="32"/>
-        </w:rPr>
-      </w:pPr>
-      <w:r>
-        <w:rPr>
-          <w:sz w:val="32"/>
-          <w:szCs w:val="32"/>
-        </w:rPr>
-        <w:t>9.6 Deploy apps with Compose</w:t>
-      </w:r>
-    </w:p>
-    <w:p>
-      <w:pPr>
-        <w:rPr>
-          <w:sz w:val="32"/>
-          <w:szCs w:val="32"/>
-        </w:rPr>
-      </w:pPr>
-    </w:p>
-    <w:p>
-      <w:pPr>
-        <w:rPr>
-          <w:sz w:val="32"/>
-          <w:szCs w:val="32"/>
-        </w:rPr>
-      </w:pPr>
-      <w:r>
-        <w:rPr>
-          <w:sz w:val="32"/>
-          <w:szCs w:val="32"/>
-        </w:rPr>
-        <w:t>9.7 Manage apps with Compose</w:t>
+    </w:p>
+    <w:p>
+      <w:pPr>
+        <w:rPr>
+          <w:sz w:val="32"/>
+          <w:szCs w:val="32"/>
+        </w:rPr>
+      </w:pPr>
+    </w:p>
+    <w:p>
+      <w:pPr>
+        <w:rPr>
+          <w:sz w:val="32"/>
+          <w:szCs w:val="32"/>
+        </w:rPr>
+      </w:pPr>
+      <w:r>
+        <w:rPr>
+          <w:sz w:val="32"/>
+          <w:szCs w:val="32"/>
+        </w:rPr>
+        <w:t xml:space="preserve">11.2 Intro to </w:t>
+      </w:r>
+      <w:proofErr w:type="spellStart"/>
+      <w:r>
+        <w:rPr>
+          <w:sz w:val="32"/>
+          <w:szCs w:val="32"/>
+        </w:rPr>
+        <w:t>Wasm</w:t>
+      </w:r>
+      <w:proofErr w:type="spellEnd"/>
+      <w:r>
+        <w:rPr>
+          <w:sz w:val="32"/>
+          <w:szCs w:val="32"/>
+        </w:rPr>
+        <w:t xml:space="preserve"> and </w:t>
+      </w:r>
+      <w:proofErr w:type="spellStart"/>
+      <w:r>
+        <w:rPr>
+          <w:sz w:val="32"/>
+          <w:szCs w:val="32"/>
+        </w:rPr>
+        <w:t>Wasm</w:t>
+      </w:r>
+      <w:proofErr w:type="spellEnd"/>
+      <w:r>
+        <w:rPr>
+          <w:sz w:val="32"/>
+          <w:szCs w:val="32"/>
+        </w:rPr>
+        <w:t xml:space="preserve"> containers</w:t>
+      </w:r>
+    </w:p>
+    <w:p>
+      <w:pPr>
+        <w:rPr>
+          <w:sz w:val="32"/>
+          <w:szCs w:val="32"/>
+        </w:rPr>
+      </w:pPr>
+    </w:p>
+    <w:p>
+      <w:pPr>
+        <w:rPr>
+          <w:sz w:val="32"/>
+          <w:szCs w:val="32"/>
+        </w:rPr>
+      </w:pPr>
+      <w:r>
+        <w:rPr>
+          <w:sz w:val="32"/>
+          <w:szCs w:val="32"/>
+        </w:rPr>
+        <w:t xml:space="preserve">11.3 Write a </w:t>
+      </w:r>
+      <w:proofErr w:type="spellStart"/>
+      <w:r>
+        <w:rPr>
+          <w:sz w:val="32"/>
+          <w:szCs w:val="32"/>
+        </w:rPr>
+        <w:t>Wasm</w:t>
+      </w:r>
+      <w:proofErr w:type="spellEnd"/>
+      <w:r>
+        <w:rPr>
+          <w:sz w:val="32"/>
+          <w:szCs w:val="32"/>
+        </w:rPr>
+        <w:t xml:space="preserve"> app</w:t>
+      </w:r>
+    </w:p>
+    <w:p>
+      <w:pPr>
+        <w:rPr>
+          <w:sz w:val="32"/>
+          <w:szCs w:val="32"/>
+        </w:rPr>
+      </w:pPr>
+    </w:p>
+    <w:p>
+      <w:pPr>
+        <w:rPr>
+          <w:sz w:val="32"/>
+          <w:szCs w:val="32"/>
+        </w:rPr>
+      </w:pPr>
+      <w:r>
+        <w:rPr>
+          <w:sz w:val="32"/>
+          <w:szCs w:val="32"/>
+        </w:rPr>
+        <w:t xml:space="preserve">11.4 Containerize a </w:t>
+      </w:r>
+      <w:proofErr w:type="spellStart"/>
+      <w:r>
+        <w:rPr>
+          <w:sz w:val="32"/>
+          <w:szCs w:val="32"/>
+        </w:rPr>
+        <w:t>Wasm</w:t>
+      </w:r>
+      <w:proofErr w:type="spellEnd"/>
+      <w:r>
+        <w:rPr>
+          <w:sz w:val="32"/>
+          <w:szCs w:val="32"/>
+        </w:rPr>
+        <w:t xml:space="preserve"> app</w:t>
+      </w:r>
+    </w:p>
+    <w:p>
+      <w:pPr>
+        <w:rPr>
+          <w:sz w:val="32"/>
+          <w:szCs w:val="32"/>
+        </w:rPr>
+      </w:pPr>
+    </w:p>
+    <w:p>
+      <w:pPr>
+        <w:rPr>
+          <w:sz w:val="32"/>
+          <w:szCs w:val="32"/>
+        </w:rPr>
+      </w:pPr>
+      <w:r>
+        <w:rPr>
+          <w:sz w:val="32"/>
+          <w:szCs w:val="32"/>
+        </w:rPr>
+        <w:t xml:space="preserve">11.5 Run a </w:t>
+      </w:r>
+      <w:proofErr w:type="spellStart"/>
+      <w:r>
+        <w:rPr>
+          <w:sz w:val="32"/>
+          <w:szCs w:val="32"/>
+        </w:rPr>
+        <w:t>Wasm</w:t>
+      </w:r>
+      <w:proofErr w:type="spellEnd"/>
+      <w:r>
+        <w:rPr>
+          <w:sz w:val="32"/>
+          <w:szCs w:val="32"/>
+        </w:rPr>
+        <w:t xml:space="preserve"> container</w:t>
+      </w:r>
+    </w:p>
+    <w:p>
+      <w:pPr>
+        <w:rPr>
+          <w:sz w:val="32"/>
+          <w:szCs w:val="32"/>
+        </w:rPr>
+      </w:pPr>
+    </w:p>
+    <w:p>
+      <w:pPr>
+        <w:rPr>
+          <w:sz w:val="32"/>
+          <w:szCs w:val="32"/>
+        </w:rPr>
+      </w:pPr>
+      <w:r>
+        <w:rPr>
+          <w:sz w:val="32"/>
+          <w:szCs w:val="32"/>
+        </w:rPr>
+        <w:t>11.6 Clean up</w:t>
+      </w:r>
+    </w:p>
+    <w:p>
+      <w:pPr>
+        <w:rPr>
+          <w:sz w:val="32"/>
+          <w:szCs w:val="32"/>
+        </w:rPr>
+      </w:pPr>
+    </w:p>
+    <w:p>
+      <w:pPr>
+        <w:pStyle w:val="Heading1"/>
+        <w:rPr>
+          <w:color w:val="EE0000"/>
+          <w:sz w:val="32"/>
+          <w:szCs w:val="32"/>
+        </w:rPr>
+      </w:pPr>
+      <w:r>
+        <w:rPr>
+          <w:color w:val="EE0000"/>
+          <w:sz w:val="32"/>
+          <w:szCs w:val="32"/>
+        </w:rPr>
+        <w:t>12. Docker Swarm</w:t>
       </w:r>
     </w:p>
     <w:p>
@@ -6744,547 +9547,8 @@
           <w:szCs w:val="32"/>
         </w:rPr>
         <w:lastRenderedPageBreak/>
-        <w:t>9.8 Deploy apps with Compose – The commands</w:t>
-      </w:r>
-    </w:p>
-    <w:p>
-      <w:pPr>
-        <w:rPr>
-          <w:sz w:val="32"/>
-          <w:szCs w:val="32"/>
-        </w:rPr>
-      </w:pPr>
-    </w:p>
-    <w:p>
-      <w:pPr>
-        <w:rPr>
-          <w:sz w:val="32"/>
-          <w:szCs w:val="32"/>
-        </w:rPr>
-      </w:pPr>
-      <w:r>
-        <w:rPr>
-          <w:sz w:val="32"/>
-          <w:szCs w:val="32"/>
-        </w:rPr>
-        <w:t>10. Docker and AI</w:t>
-      </w:r>
-    </w:p>
-    <w:p>
-      <w:pPr>
-        <w:rPr>
-          <w:sz w:val="32"/>
-          <w:szCs w:val="32"/>
-        </w:rPr>
-      </w:pPr>
-    </w:p>
-    <w:p>
-      <w:pPr>
-        <w:rPr>
-          <w:sz w:val="32"/>
-          <w:szCs w:val="32"/>
-        </w:rPr>
-      </w:pPr>
-      <w:r>
-        <w:rPr>
-          <w:sz w:val="32"/>
-          <w:szCs w:val="32"/>
-        </w:rPr>
-        <w:t>10.1 Docker Model Runner background</w:t>
-      </w:r>
-    </w:p>
-    <w:p>
-      <w:pPr>
-        <w:rPr>
-          <w:sz w:val="32"/>
-          <w:szCs w:val="32"/>
-        </w:rPr>
-      </w:pPr>
-    </w:p>
-    <w:p>
-      <w:pPr>
-        <w:rPr>
-          <w:sz w:val="32"/>
-          <w:szCs w:val="32"/>
-        </w:rPr>
-      </w:pPr>
-      <w:r>
-        <w:rPr>
-          <w:sz w:val="32"/>
-          <w:szCs w:val="32"/>
-        </w:rPr>
-        <w:t>10.2 Docker Model Runner Architecture</w:t>
-      </w:r>
-    </w:p>
-    <w:p>
-      <w:pPr>
-        <w:rPr>
-          <w:sz w:val="32"/>
-          <w:szCs w:val="32"/>
-        </w:rPr>
-      </w:pPr>
-    </w:p>
-    <w:p>
-      <w:pPr>
-        <w:rPr>
-          <w:sz w:val="32"/>
-          <w:szCs w:val="32"/>
-        </w:rPr>
-      </w:pPr>
-      <w:r>
-        <w:rPr>
-          <w:sz w:val="32"/>
-          <w:szCs w:val="32"/>
-        </w:rPr>
-        <w:t>10.3 Install Docker Model Runner</w:t>
-      </w:r>
-    </w:p>
-    <w:p>
-      <w:pPr>
-        <w:rPr>
-          <w:sz w:val="32"/>
-          <w:szCs w:val="32"/>
-        </w:rPr>
-      </w:pPr>
-    </w:p>
-    <w:p>
-      <w:pPr>
-        <w:rPr>
-          <w:sz w:val="32"/>
-          <w:szCs w:val="32"/>
-        </w:rPr>
-      </w:pPr>
-      <w:r>
-        <w:rPr>
-          <w:sz w:val="32"/>
-          <w:szCs w:val="32"/>
-        </w:rPr>
-        <w:t>10.4 Explore Docker Model Runner</w:t>
-      </w:r>
-    </w:p>
-    <w:p>
-      <w:pPr>
-        <w:rPr>
-          <w:sz w:val="32"/>
-          <w:szCs w:val="32"/>
-        </w:rPr>
-      </w:pPr>
-    </w:p>
-    <w:p>
-      <w:pPr>
-        <w:rPr>
-          <w:sz w:val="32"/>
-          <w:szCs w:val="32"/>
-        </w:rPr>
-      </w:pPr>
-      <w:r>
-        <w:rPr>
-          <w:sz w:val="32"/>
-          <w:szCs w:val="32"/>
-        </w:rPr>
-        <w:t>10.5 Use Docker Model Runner with Compose</w:t>
-      </w:r>
-    </w:p>
-    <w:p>
-      <w:pPr>
-        <w:rPr>
-          <w:sz w:val="32"/>
-          <w:szCs w:val="32"/>
-        </w:rPr>
-      </w:pPr>
-    </w:p>
-    <w:p>
-      <w:pPr>
-        <w:rPr>
-          <w:sz w:val="32"/>
-          <w:szCs w:val="32"/>
-        </w:rPr>
-      </w:pPr>
-      <w:r>
-        <w:rPr>
-          <w:sz w:val="32"/>
-          <w:szCs w:val="32"/>
-        </w:rPr>
-        <w:t xml:space="preserve">10.6 Use Docker Model Runner with Open </w:t>
-      </w:r>
-      <w:proofErr w:type="spellStart"/>
-      <w:r>
-        <w:rPr>
-          <w:sz w:val="32"/>
-          <w:szCs w:val="32"/>
-        </w:rPr>
-        <w:t>WebUI</w:t>
-      </w:r>
-      <w:proofErr w:type="spellEnd"/>
-    </w:p>
-    <w:p>
-      <w:pPr>
-        <w:rPr>
-          <w:sz w:val="32"/>
-          <w:szCs w:val="32"/>
-        </w:rPr>
-      </w:pPr>
-    </w:p>
-    <w:p>
-      <w:pPr>
-        <w:rPr>
-          <w:sz w:val="32"/>
-          <w:szCs w:val="32"/>
-        </w:rPr>
-      </w:pPr>
-      <w:r>
-        <w:rPr>
-          <w:sz w:val="32"/>
-          <w:szCs w:val="32"/>
-        </w:rPr>
-        <w:t>10.7 Run models in containers</w:t>
-      </w:r>
-    </w:p>
-    <w:p>
-      <w:pPr>
-        <w:rPr>
-          <w:sz w:val="32"/>
-          <w:szCs w:val="32"/>
-        </w:rPr>
-      </w:pPr>
-    </w:p>
-    <w:p>
-      <w:pPr>
-        <w:rPr>
-          <w:sz w:val="32"/>
-          <w:szCs w:val="32"/>
-        </w:rPr>
-      </w:pPr>
-      <w:r>
-        <w:rPr>
-          <w:sz w:val="32"/>
-          <w:szCs w:val="32"/>
-        </w:rPr>
-        <w:t>10.8 Docker Model Runner – The commands</w:t>
-      </w:r>
-    </w:p>
-    <w:p>
-      <w:pPr>
-        <w:rPr>
-          <w:sz w:val="32"/>
-          <w:szCs w:val="32"/>
-        </w:rPr>
-      </w:pPr>
-    </w:p>
-    <w:p>
-      <w:pPr>
-        <w:rPr>
-          <w:sz w:val="32"/>
-          <w:szCs w:val="32"/>
-        </w:rPr>
-      </w:pPr>
-      <w:r>
-        <w:rPr>
-          <w:sz w:val="32"/>
-          <w:szCs w:val="32"/>
-        </w:rPr>
-        <w:t xml:space="preserve">11. Docker and </w:t>
-      </w:r>
-      <w:proofErr w:type="spellStart"/>
-      <w:r>
-        <w:rPr>
-          <w:sz w:val="32"/>
-          <w:szCs w:val="32"/>
-        </w:rPr>
-        <w:t>Wasm</w:t>
-      </w:r>
-      <w:proofErr w:type="spellEnd"/>
-    </w:p>
-    <w:p>
-      <w:pPr>
-        <w:rPr>
-          <w:sz w:val="32"/>
-          <w:szCs w:val="32"/>
-        </w:rPr>
-      </w:pPr>
-    </w:p>
-    <w:p>
-      <w:pPr>
-        <w:rPr>
-          <w:sz w:val="32"/>
-          <w:szCs w:val="32"/>
-        </w:rPr>
-      </w:pPr>
-      <w:r>
-        <w:rPr>
-          <w:sz w:val="32"/>
-          <w:szCs w:val="32"/>
-        </w:rPr>
-        <w:t xml:space="preserve">11.1 </w:t>
-      </w:r>
-      <w:proofErr w:type="gramStart"/>
-      <w:r>
-        <w:rPr>
-          <w:sz w:val="32"/>
-          <w:szCs w:val="32"/>
-        </w:rPr>
-        <w:t>Pre-</w:t>
-      </w:r>
-      <w:proofErr w:type="spellStart"/>
-      <w:r>
-        <w:rPr>
-          <w:sz w:val="32"/>
-          <w:szCs w:val="32"/>
-        </w:rPr>
-        <w:t>reqs</w:t>
-      </w:r>
-      <w:proofErr w:type="spellEnd"/>
-      <w:proofErr w:type="gramEnd"/>
-    </w:p>
-    <w:p>
-      <w:pPr>
-        <w:rPr>
-          <w:sz w:val="32"/>
-          <w:szCs w:val="32"/>
-        </w:rPr>
-      </w:pPr>
-    </w:p>
-    <w:p>
-      <w:pPr>
-        <w:rPr>
-          <w:sz w:val="32"/>
-          <w:szCs w:val="32"/>
-        </w:rPr>
-      </w:pPr>
-      <w:r>
-        <w:rPr>
-          <w:sz w:val="32"/>
-          <w:szCs w:val="32"/>
-        </w:rPr>
-        <w:t xml:space="preserve">11.2 Intro to </w:t>
-      </w:r>
-      <w:proofErr w:type="spellStart"/>
-      <w:r>
-        <w:rPr>
-          <w:sz w:val="32"/>
-          <w:szCs w:val="32"/>
-        </w:rPr>
-        <w:t>Wasm</w:t>
-      </w:r>
-      <w:proofErr w:type="spellEnd"/>
-      <w:r>
-        <w:rPr>
-          <w:sz w:val="32"/>
-          <w:szCs w:val="32"/>
-        </w:rPr>
-        <w:t xml:space="preserve"> and </w:t>
-      </w:r>
-      <w:proofErr w:type="spellStart"/>
-      <w:r>
-        <w:rPr>
-          <w:sz w:val="32"/>
-          <w:szCs w:val="32"/>
-        </w:rPr>
-        <w:t>Wasm</w:t>
-      </w:r>
-      <w:proofErr w:type="spellEnd"/>
-      <w:r>
-        <w:rPr>
-          <w:sz w:val="32"/>
-          <w:szCs w:val="32"/>
-        </w:rPr>
-        <w:t xml:space="preserve"> containers</w:t>
-      </w:r>
-    </w:p>
-    <w:p>
-      <w:pPr>
-        <w:rPr>
-          <w:sz w:val="32"/>
-          <w:szCs w:val="32"/>
-        </w:rPr>
-      </w:pPr>
-    </w:p>
-    <w:p>
-      <w:pPr>
-        <w:rPr>
-          <w:sz w:val="32"/>
-          <w:szCs w:val="32"/>
-        </w:rPr>
-      </w:pPr>
-      <w:r>
-        <w:rPr>
-          <w:sz w:val="32"/>
-          <w:szCs w:val="32"/>
-        </w:rPr>
-        <w:t xml:space="preserve">11.3 Write a </w:t>
-      </w:r>
-      <w:proofErr w:type="spellStart"/>
-      <w:r>
-        <w:rPr>
-          <w:sz w:val="32"/>
-          <w:szCs w:val="32"/>
-        </w:rPr>
-        <w:t>Wasm</w:t>
-      </w:r>
-      <w:proofErr w:type="spellEnd"/>
-      <w:r>
-        <w:rPr>
-          <w:sz w:val="32"/>
-          <w:szCs w:val="32"/>
-        </w:rPr>
-        <w:t xml:space="preserve"> app</w:t>
-      </w:r>
-    </w:p>
-    <w:p>
-      <w:pPr>
-        <w:rPr>
-          <w:sz w:val="32"/>
-          <w:szCs w:val="32"/>
-        </w:rPr>
-      </w:pPr>
-    </w:p>
-    <w:p>
-      <w:pPr>
-        <w:rPr>
-          <w:sz w:val="32"/>
-          <w:szCs w:val="32"/>
-        </w:rPr>
-      </w:pPr>
-      <w:r>
-        <w:rPr>
-          <w:sz w:val="32"/>
-          <w:szCs w:val="32"/>
-        </w:rPr>
-        <w:t xml:space="preserve">11.4 Containerize a </w:t>
-      </w:r>
-      <w:proofErr w:type="spellStart"/>
-      <w:r>
-        <w:rPr>
-          <w:sz w:val="32"/>
-          <w:szCs w:val="32"/>
-        </w:rPr>
-        <w:t>Wasm</w:t>
-      </w:r>
-      <w:proofErr w:type="spellEnd"/>
-      <w:r>
-        <w:rPr>
-          <w:sz w:val="32"/>
-          <w:szCs w:val="32"/>
-        </w:rPr>
-        <w:t xml:space="preserve"> app</w:t>
-      </w:r>
-    </w:p>
-    <w:p>
-      <w:pPr>
-        <w:rPr>
-          <w:sz w:val="32"/>
-          <w:szCs w:val="32"/>
-        </w:rPr>
-      </w:pPr>
-    </w:p>
-    <w:p>
-      <w:pPr>
-        <w:rPr>
-          <w:sz w:val="32"/>
-          <w:szCs w:val="32"/>
-        </w:rPr>
-      </w:pPr>
-      <w:r>
-        <w:rPr>
-          <w:sz w:val="32"/>
-          <w:szCs w:val="32"/>
-        </w:rPr>
-        <w:t xml:space="preserve">11.5 Run a </w:t>
-      </w:r>
-      <w:proofErr w:type="spellStart"/>
-      <w:r>
-        <w:rPr>
-          <w:sz w:val="32"/>
-          <w:szCs w:val="32"/>
-        </w:rPr>
-        <w:t>Wasm</w:t>
-      </w:r>
-      <w:proofErr w:type="spellEnd"/>
-      <w:r>
-        <w:rPr>
-          <w:sz w:val="32"/>
-          <w:szCs w:val="32"/>
-        </w:rPr>
-        <w:t xml:space="preserve"> container</w:t>
-      </w:r>
-    </w:p>
-    <w:p>
-      <w:pPr>
-        <w:rPr>
-          <w:sz w:val="32"/>
-          <w:szCs w:val="32"/>
-        </w:rPr>
-      </w:pPr>
-    </w:p>
-    <w:p>
-      <w:pPr>
-        <w:rPr>
-          <w:sz w:val="32"/>
-          <w:szCs w:val="32"/>
-        </w:rPr>
-      </w:pPr>
-      <w:r>
-        <w:rPr>
-          <w:sz w:val="32"/>
-          <w:szCs w:val="32"/>
-        </w:rPr>
-        <w:t>11.6 Clean up</w:t>
-      </w:r>
-    </w:p>
-    <w:p>
-      <w:pPr>
-        <w:rPr>
-          <w:sz w:val="32"/>
-          <w:szCs w:val="32"/>
-        </w:rPr>
-      </w:pPr>
-    </w:p>
-    <w:p>
-      <w:pPr>
-        <w:rPr>
-          <w:sz w:val="32"/>
-          <w:szCs w:val="32"/>
-        </w:rPr>
-      </w:pPr>
-      <w:r>
-        <w:rPr>
-          <w:sz w:val="32"/>
-          <w:szCs w:val="32"/>
-        </w:rPr>
-        <w:t>12. Docker Swarm</w:t>
-      </w:r>
-    </w:p>
-    <w:p>
-      <w:pPr>
-        <w:rPr>
-          <w:sz w:val="32"/>
-          <w:szCs w:val="32"/>
-        </w:rPr>
-      </w:pPr>
-    </w:p>
-    <w:p>
-      <w:pPr>
-        <w:rPr>
-          <w:sz w:val="32"/>
-          <w:szCs w:val="32"/>
-        </w:rPr>
-      </w:pPr>
-      <w:r>
-        <w:rPr>
-          <w:sz w:val="32"/>
-          <w:szCs w:val="32"/>
-        </w:rPr>
-        <w:t xml:space="preserve">12.1 Swarm </w:t>
-      </w:r>
-      <w:proofErr w:type="gramStart"/>
-      <w:r>
-        <w:rPr>
-          <w:sz w:val="32"/>
-          <w:szCs w:val="32"/>
-        </w:rPr>
-        <w:t>primer</w:t>
-      </w:r>
-      <w:proofErr w:type="gramEnd"/>
+        <w:t>12.1 Swarm primer</w:t>
+      </w:r>
     </w:p>
     <w:p>
       <w:pPr>
@@ -7352,175 +9616,181 @@
           <w:sz w:val="32"/>
           <w:szCs w:val="32"/>
         </w:rPr>
+        <w:t>12.4 Docker Swarm – The commands</w:t>
+      </w:r>
+    </w:p>
+    <w:p>
+      <w:pPr>
+        <w:rPr>
+          <w:sz w:val="32"/>
+          <w:szCs w:val="32"/>
+        </w:rPr>
+      </w:pPr>
+    </w:p>
+    <w:p>
+      <w:pPr>
+        <w:pStyle w:val="Heading1"/>
+        <w:rPr>
+          <w:color w:val="EE0000"/>
+          <w:sz w:val="32"/>
+          <w:szCs w:val="32"/>
+        </w:rPr>
+      </w:pPr>
+      <w:r>
+        <w:rPr>
+          <w:color w:val="EE0000"/>
+          <w:sz w:val="32"/>
+          <w:szCs w:val="32"/>
+        </w:rPr>
+        <w:t>13. Docker Networking</w:t>
+      </w:r>
+    </w:p>
+    <w:p>
+      <w:pPr>
+        <w:rPr>
+          <w:sz w:val="32"/>
+          <w:szCs w:val="32"/>
+        </w:rPr>
+      </w:pPr>
+    </w:p>
+    <w:p>
+      <w:pPr>
+        <w:rPr>
+          <w:sz w:val="32"/>
+          <w:szCs w:val="32"/>
+        </w:rPr>
+      </w:pPr>
+      <w:r>
+        <w:rPr>
+          <w:sz w:val="32"/>
+          <w:szCs w:val="32"/>
+        </w:rPr>
+        <w:t>13.1 Docker Networking – The TLDR</w:t>
+      </w:r>
+    </w:p>
+    <w:p>
+      <w:pPr>
+        <w:rPr>
+          <w:sz w:val="32"/>
+          <w:szCs w:val="32"/>
+        </w:rPr>
+      </w:pPr>
+    </w:p>
+    <w:p>
+      <w:pPr>
+        <w:rPr>
+          <w:sz w:val="32"/>
+          <w:szCs w:val="32"/>
+        </w:rPr>
+      </w:pPr>
+      <w:r>
+        <w:rPr>
+          <w:sz w:val="32"/>
+          <w:szCs w:val="32"/>
+        </w:rPr>
+        <w:t>13.2 Docker networking theory</w:t>
+      </w:r>
+    </w:p>
+    <w:p>
+      <w:pPr>
+        <w:rPr>
+          <w:sz w:val="32"/>
+          <w:szCs w:val="32"/>
+        </w:rPr>
+      </w:pPr>
+    </w:p>
+    <w:p>
+      <w:pPr>
+        <w:rPr>
+          <w:sz w:val="32"/>
+          <w:szCs w:val="32"/>
+        </w:rPr>
+      </w:pPr>
+      <w:r>
+        <w:rPr>
+          <w:sz w:val="32"/>
+          <w:szCs w:val="32"/>
+        </w:rPr>
+        <w:t xml:space="preserve">13.3 Single-host bridge networks </w:t>
+      </w:r>
+    </w:p>
+    <w:p>
+      <w:pPr>
+        <w:rPr>
+          <w:sz w:val="32"/>
+          <w:szCs w:val="32"/>
+        </w:rPr>
+      </w:pPr>
+    </w:p>
+    <w:p>
+      <w:pPr>
+        <w:rPr>
+          <w:sz w:val="32"/>
+          <w:szCs w:val="32"/>
+        </w:rPr>
+      </w:pPr>
+      <w:r>
+        <w:rPr>
+          <w:sz w:val="32"/>
+          <w:szCs w:val="32"/>
+        </w:rPr>
+        <w:t xml:space="preserve">13.4 </w:t>
+      </w:r>
+      <w:r>
+        <w:rPr>
+          <w:sz w:val="32"/>
+          <w:szCs w:val="32"/>
+        </w:rPr>
+        <w:t>External access via port mappings</w:t>
+      </w:r>
+    </w:p>
+    <w:p>
+      <w:pPr>
+        <w:rPr>
+          <w:sz w:val="32"/>
+          <w:szCs w:val="32"/>
+        </w:rPr>
+      </w:pPr>
+    </w:p>
+    <w:p>
+      <w:pPr>
+        <w:rPr>
+          <w:sz w:val="32"/>
+          <w:szCs w:val="32"/>
+        </w:rPr>
+      </w:pPr>
+      <w:r>
+        <w:rPr>
+          <w:sz w:val="32"/>
+          <w:szCs w:val="32"/>
+        </w:rPr>
+        <w:t>13.5 Docker Networking – The Commands</w:t>
+      </w:r>
+    </w:p>
+    <w:p>
+      <w:pPr>
+        <w:rPr>
+          <w:sz w:val="32"/>
+          <w:szCs w:val="32"/>
+        </w:rPr>
+      </w:pPr>
+    </w:p>
+    <w:p>
+      <w:pPr>
+        <w:pStyle w:val="Heading1"/>
+        <w:rPr>
+          <w:color w:val="EE0000"/>
+          <w:sz w:val="32"/>
+          <w:szCs w:val="32"/>
+        </w:rPr>
+      </w:pPr>
+      <w:r>
+        <w:rPr>
+          <w:color w:val="EE0000"/>
+          <w:sz w:val="32"/>
+          <w:szCs w:val="32"/>
+        </w:rPr>
         <w:lastRenderedPageBreak/>
-        <w:t>12.4 Docker Swarm – The commands</w:t>
-      </w:r>
-    </w:p>
-    <w:p>
-      <w:pPr>
-        <w:rPr>
-          <w:sz w:val="32"/>
-          <w:szCs w:val="32"/>
-        </w:rPr>
-      </w:pPr>
-    </w:p>
-    <w:p>
-      <w:pPr>
-        <w:rPr>
-          <w:sz w:val="32"/>
-          <w:szCs w:val="32"/>
-        </w:rPr>
-      </w:pPr>
-      <w:r>
-        <w:rPr>
-          <w:sz w:val="32"/>
-          <w:szCs w:val="32"/>
-        </w:rPr>
-        <w:t>13. Docker Networking</w:t>
-      </w:r>
-    </w:p>
-    <w:p>
-      <w:pPr>
-        <w:rPr>
-          <w:sz w:val="32"/>
-          <w:szCs w:val="32"/>
-        </w:rPr>
-      </w:pPr>
-    </w:p>
-    <w:p>
-      <w:pPr>
-        <w:rPr>
-          <w:sz w:val="32"/>
-          <w:szCs w:val="32"/>
-        </w:rPr>
-      </w:pPr>
-      <w:r>
-        <w:rPr>
-          <w:sz w:val="32"/>
-          <w:szCs w:val="32"/>
-        </w:rPr>
-        <w:t>13.1 Docker Networking – The TLDR</w:t>
-      </w:r>
-    </w:p>
-    <w:p>
-      <w:pPr>
-        <w:rPr>
-          <w:sz w:val="32"/>
-          <w:szCs w:val="32"/>
-        </w:rPr>
-      </w:pPr>
-    </w:p>
-    <w:p>
-      <w:pPr>
-        <w:rPr>
-          <w:sz w:val="32"/>
-          <w:szCs w:val="32"/>
-        </w:rPr>
-      </w:pPr>
-      <w:r>
-        <w:rPr>
-          <w:sz w:val="32"/>
-          <w:szCs w:val="32"/>
-        </w:rPr>
-        <w:t>13.2 Docker networking theory</w:t>
-      </w:r>
-    </w:p>
-    <w:p>
-      <w:pPr>
-        <w:rPr>
-          <w:sz w:val="32"/>
-          <w:szCs w:val="32"/>
-        </w:rPr>
-      </w:pPr>
-    </w:p>
-    <w:p>
-      <w:pPr>
-        <w:rPr>
-          <w:sz w:val="32"/>
-          <w:szCs w:val="32"/>
-        </w:rPr>
-      </w:pPr>
-      <w:r>
-        <w:rPr>
-          <w:sz w:val="32"/>
-          <w:szCs w:val="32"/>
-        </w:rPr>
-        <w:t xml:space="preserve">13.3 Single-host bridge networks </w:t>
-      </w:r>
-    </w:p>
-    <w:p>
-      <w:pPr>
-        <w:rPr>
-          <w:sz w:val="32"/>
-          <w:szCs w:val="32"/>
-        </w:rPr>
-      </w:pPr>
-    </w:p>
-    <w:p>
-      <w:pPr>
-        <w:rPr>
-          <w:sz w:val="32"/>
-          <w:szCs w:val="32"/>
-        </w:rPr>
-      </w:pPr>
-      <w:r>
-        <w:rPr>
-          <w:sz w:val="32"/>
-          <w:szCs w:val="32"/>
-        </w:rPr>
-        <w:t xml:space="preserve">13.4 </w:t>
-      </w:r>
-      <w:r>
-        <w:rPr>
-          <w:sz w:val="32"/>
-          <w:szCs w:val="32"/>
-        </w:rPr>
-        <w:t>External access via port mappings</w:t>
-      </w:r>
-    </w:p>
-    <w:p>
-      <w:pPr>
-        <w:rPr>
-          <w:sz w:val="32"/>
-          <w:szCs w:val="32"/>
-        </w:rPr>
-      </w:pPr>
-    </w:p>
-    <w:p>
-      <w:pPr>
-        <w:rPr>
-          <w:sz w:val="32"/>
-          <w:szCs w:val="32"/>
-        </w:rPr>
-      </w:pPr>
-      <w:r>
-        <w:rPr>
-          <w:sz w:val="32"/>
-          <w:szCs w:val="32"/>
-        </w:rPr>
-        <w:t>13.5 Docker Networking – The Commands</w:t>
-      </w:r>
-    </w:p>
-    <w:p>
-      <w:pPr>
-        <w:rPr>
-          <w:sz w:val="32"/>
-          <w:szCs w:val="32"/>
-        </w:rPr>
-      </w:pPr>
-    </w:p>
-    <w:p>
-      <w:pPr>
-        <w:rPr>
-          <w:sz w:val="32"/>
-          <w:szCs w:val="32"/>
-        </w:rPr>
-      </w:pPr>
-      <w:r>
-        <w:rPr>
-          <w:sz w:val="32"/>
-          <w:szCs w:val="32"/>
-        </w:rPr>
         <w:t>14. Docker overlay networking</w:t>
       </w:r>
     </w:p>
@@ -7649,13 +9919,16 @@
     </w:p>
     <w:p>
       <w:pPr>
-        <w:rPr>
-          <w:sz w:val="32"/>
-          <w:szCs w:val="32"/>
-        </w:rPr>
-      </w:pPr>
-      <w:r>
-        <w:rPr>
+        <w:pStyle w:val="Heading1"/>
+        <w:rPr>
+          <w:color w:val="EE0000"/>
+          <w:sz w:val="32"/>
+          <w:szCs w:val="32"/>
+        </w:rPr>
+      </w:pPr>
+      <w:r>
+        <w:rPr>
+          <w:color w:val="EE0000"/>
           <w:sz w:val="32"/>
           <w:szCs w:val="32"/>
         </w:rPr>
@@ -7764,13 +10037,16 @@
     </w:p>
     <w:p>
       <w:pPr>
-        <w:rPr>
-          <w:sz w:val="32"/>
-          <w:szCs w:val="32"/>
-        </w:rPr>
-      </w:pPr>
-      <w:r>
-        <w:rPr>
+        <w:pStyle w:val="Heading1"/>
+        <w:rPr>
+          <w:color w:val="EE0000"/>
+          <w:sz w:val="32"/>
+          <w:szCs w:val="32"/>
+        </w:rPr>
+      </w:pPr>
+      <w:r>
+        <w:rPr>
+          <w:color w:val="EE0000"/>
           <w:sz w:val="32"/>
           <w:szCs w:val="32"/>
         </w:rPr>
@@ -7843,168 +10119,168 @@
           <w:sz w:val="32"/>
           <w:szCs w:val="32"/>
         </w:rPr>
+        <w:t>16.3 Control Groups</w:t>
+      </w:r>
+    </w:p>
+    <w:p>
+      <w:pPr>
+        <w:rPr>
+          <w:sz w:val="32"/>
+          <w:szCs w:val="32"/>
+        </w:rPr>
+      </w:pPr>
+    </w:p>
+    <w:p>
+      <w:pPr>
+        <w:rPr>
+          <w:sz w:val="32"/>
+          <w:szCs w:val="32"/>
+        </w:rPr>
+      </w:pPr>
+      <w:r>
+        <w:rPr>
+          <w:sz w:val="32"/>
+          <w:szCs w:val="32"/>
+        </w:rPr>
+        <w:t>16.4 Capabilities</w:t>
+      </w:r>
+    </w:p>
+    <w:p>
+      <w:pPr>
+        <w:rPr>
+          <w:sz w:val="32"/>
+          <w:szCs w:val="32"/>
+        </w:rPr>
+      </w:pPr>
+    </w:p>
+    <w:p>
+      <w:pPr>
+        <w:rPr>
+          <w:sz w:val="32"/>
+          <w:szCs w:val="32"/>
+        </w:rPr>
+      </w:pPr>
+      <w:r>
+        <w:rPr>
+          <w:sz w:val="32"/>
+          <w:szCs w:val="32"/>
+        </w:rPr>
+        <w:t>16.5 Mandatory Access Control systems</w:t>
+      </w:r>
+    </w:p>
+    <w:p>
+      <w:pPr>
+        <w:rPr>
+          <w:sz w:val="32"/>
+          <w:szCs w:val="32"/>
+        </w:rPr>
+      </w:pPr>
+    </w:p>
+    <w:p>
+      <w:pPr>
+        <w:rPr>
+          <w:sz w:val="32"/>
+          <w:szCs w:val="32"/>
+        </w:rPr>
+      </w:pPr>
+      <w:r>
+        <w:rPr>
+          <w:sz w:val="32"/>
+          <w:szCs w:val="32"/>
+        </w:rPr>
+        <w:t>16.6 seccomp</w:t>
+      </w:r>
+    </w:p>
+    <w:p>
+      <w:pPr>
+        <w:rPr>
+          <w:sz w:val="32"/>
+          <w:szCs w:val="32"/>
+        </w:rPr>
+      </w:pPr>
+    </w:p>
+    <w:p>
+      <w:pPr>
+        <w:rPr>
+          <w:sz w:val="32"/>
+          <w:szCs w:val="32"/>
+        </w:rPr>
+      </w:pPr>
+      <w:r>
+        <w:rPr>
+          <w:sz w:val="32"/>
+          <w:szCs w:val="32"/>
+        </w:rPr>
+        <w:t>16.7 Docker security technologies</w:t>
+      </w:r>
+    </w:p>
+    <w:p>
+      <w:pPr>
+        <w:rPr>
+          <w:sz w:val="32"/>
+          <w:szCs w:val="32"/>
+        </w:rPr>
+      </w:pPr>
+    </w:p>
+    <w:p>
+      <w:pPr>
+        <w:rPr>
+          <w:sz w:val="32"/>
+          <w:szCs w:val="32"/>
+        </w:rPr>
+      </w:pPr>
+      <w:r>
+        <w:rPr>
+          <w:sz w:val="32"/>
+          <w:szCs w:val="32"/>
+        </w:rPr>
+        <w:t>16.8 Swarm security</w:t>
+      </w:r>
+    </w:p>
+    <w:p>
+      <w:pPr>
+        <w:rPr>
+          <w:sz w:val="32"/>
+          <w:szCs w:val="32"/>
+        </w:rPr>
+      </w:pPr>
+    </w:p>
+    <w:p>
+      <w:pPr>
+        <w:rPr>
+          <w:sz w:val="32"/>
+          <w:szCs w:val="32"/>
+        </w:rPr>
+      </w:pPr>
+      <w:r>
+        <w:rPr>
+          <w:sz w:val="32"/>
+          <w:szCs w:val="32"/>
+        </w:rPr>
+        <w:t>16.9 Docker Scout and vulnerability scanning</w:t>
+      </w:r>
+    </w:p>
+    <w:p>
+      <w:pPr>
+        <w:rPr>
+          <w:sz w:val="32"/>
+          <w:szCs w:val="32"/>
+        </w:rPr>
+      </w:pPr>
+    </w:p>
+    <w:p>
+      <w:pPr>
+        <w:rPr>
+          <w:sz w:val="32"/>
+          <w:szCs w:val="32"/>
+        </w:rPr>
+      </w:pPr>
+      <w:r>
+        <w:rPr>
+          <w:sz w:val="32"/>
+          <w:szCs w:val="32"/>
+        </w:rPr>
         <w:lastRenderedPageBreak/>
-        <w:t>16.3 Control Groups</w:t>
-      </w:r>
-    </w:p>
-    <w:p>
-      <w:pPr>
-        <w:rPr>
-          <w:sz w:val="32"/>
-          <w:szCs w:val="32"/>
-        </w:rPr>
-      </w:pPr>
-    </w:p>
-    <w:p>
-      <w:pPr>
-        <w:rPr>
-          <w:sz w:val="32"/>
-          <w:szCs w:val="32"/>
-        </w:rPr>
-      </w:pPr>
-      <w:r>
-        <w:rPr>
-          <w:sz w:val="32"/>
-          <w:szCs w:val="32"/>
-        </w:rPr>
-        <w:t>16.4 Capabilities</w:t>
-      </w:r>
-    </w:p>
-    <w:p>
-      <w:pPr>
-        <w:rPr>
-          <w:sz w:val="32"/>
-          <w:szCs w:val="32"/>
-        </w:rPr>
-      </w:pPr>
-    </w:p>
-    <w:p>
-      <w:pPr>
-        <w:rPr>
-          <w:sz w:val="32"/>
-          <w:szCs w:val="32"/>
-        </w:rPr>
-      </w:pPr>
-      <w:r>
-        <w:rPr>
-          <w:sz w:val="32"/>
-          <w:szCs w:val="32"/>
-        </w:rPr>
-        <w:t>16.5 Mandatory Access Control systems</w:t>
-      </w:r>
-    </w:p>
-    <w:p>
-      <w:pPr>
-        <w:rPr>
-          <w:sz w:val="32"/>
-          <w:szCs w:val="32"/>
-        </w:rPr>
-      </w:pPr>
-    </w:p>
-    <w:p>
-      <w:pPr>
-        <w:rPr>
-          <w:sz w:val="32"/>
-          <w:szCs w:val="32"/>
-        </w:rPr>
-      </w:pPr>
-      <w:r>
-        <w:rPr>
-          <w:sz w:val="32"/>
-          <w:szCs w:val="32"/>
-        </w:rPr>
-        <w:t>16.6 seccomp</w:t>
-      </w:r>
-    </w:p>
-    <w:p>
-      <w:pPr>
-        <w:rPr>
-          <w:sz w:val="32"/>
-          <w:szCs w:val="32"/>
-        </w:rPr>
-      </w:pPr>
-    </w:p>
-    <w:p>
-      <w:pPr>
-        <w:rPr>
-          <w:sz w:val="32"/>
-          <w:szCs w:val="32"/>
-        </w:rPr>
-      </w:pPr>
-      <w:r>
-        <w:rPr>
-          <w:sz w:val="32"/>
-          <w:szCs w:val="32"/>
-        </w:rPr>
-        <w:t>16.7 Docker security technologies</w:t>
-      </w:r>
-    </w:p>
-    <w:p>
-      <w:pPr>
-        <w:rPr>
-          <w:sz w:val="32"/>
-          <w:szCs w:val="32"/>
-        </w:rPr>
-      </w:pPr>
-    </w:p>
-    <w:p>
-      <w:pPr>
-        <w:rPr>
-          <w:sz w:val="32"/>
-          <w:szCs w:val="32"/>
-        </w:rPr>
-      </w:pPr>
-      <w:r>
-        <w:rPr>
-          <w:sz w:val="32"/>
-          <w:szCs w:val="32"/>
-        </w:rPr>
-        <w:t>16.8 Swarm security</w:t>
-      </w:r>
-    </w:p>
-    <w:p>
-      <w:pPr>
-        <w:rPr>
-          <w:sz w:val="32"/>
-          <w:szCs w:val="32"/>
-        </w:rPr>
-      </w:pPr>
-    </w:p>
-    <w:p>
-      <w:pPr>
-        <w:rPr>
-          <w:sz w:val="32"/>
-          <w:szCs w:val="32"/>
-        </w:rPr>
-      </w:pPr>
-      <w:r>
-        <w:rPr>
-          <w:sz w:val="32"/>
-          <w:szCs w:val="32"/>
-        </w:rPr>
-        <w:t>16.9 Docker Scout and vulnerability scanning</w:t>
-      </w:r>
-    </w:p>
-    <w:p>
-      <w:pPr>
-        <w:rPr>
-          <w:sz w:val="32"/>
-          <w:szCs w:val="32"/>
-        </w:rPr>
-      </w:pPr>
-    </w:p>
-    <w:p>
-      <w:pPr>
-        <w:rPr>
-          <w:sz w:val="32"/>
-          <w:szCs w:val="32"/>
-        </w:rPr>
-      </w:pPr>
-      <w:r>
-        <w:rPr>
-          <w:sz w:val="32"/>
-          <w:szCs w:val="32"/>
-        </w:rPr>
         <w:t>16.10 Signing and verifying images with Docker Content Trust</w:t>
       </w:r>
     </w:p>
@@ -8972,6 +11248,25 @@
       <w:spacing w:val="5"/>
     </w:rPr>
   </w:style>
+  <w:style w:type="table" w:styleId="TableGrid">
+    <w:name w:val="Table Grid"/>
+    <w:basedOn w:val="TableNormal"/>
+    <w:uiPriority w:val="39"/>
+    <w:rsid w:val="00E547DE"/>
+    <w:pPr>
+      <w:spacing w:after="0" w:line="240" w:lineRule="auto"/>
+    </w:pPr>
+    <w:tblPr>
+      <w:tblBorders>
+        <w:top w:val="single" w:sz="4" w:space="0" w:color="auto"/>
+        <w:left w:val="single" w:sz="4" w:space="0" w:color="auto"/>
+        <w:bottom w:val="single" w:sz="4" w:space="0" w:color="auto"/>
+        <w:right w:val="single" w:sz="4" w:space="0" w:color="auto"/>
+        <w:insideH w:val="single" w:sz="4" w:space="0" w:color="auto"/>
+        <w:insideV w:val="single" w:sz="4" w:space="0" w:color="auto"/>
+      </w:tblBorders>
+    </w:tblPr>
+  </w:style>
 </w:styles>
 </file>
 

--- a/Docker/1.docx
+++ b/Docker/1.docx
@@ -1,6 +1,6 @@
 
 <file path=word/document.xml><?xml version="1.0" encoding="utf-8"?>
-<w:document xmlns:wpc="http://schemas.microsoft.com/office/word/2010/wordprocessingCanvas" xmlns:cx="http://schemas.microsoft.com/office/drawing/2014/chartex" xmlns:cx1="http://schemas.microsoft.com/office/drawing/2015/9/8/chartex" xmlns:cx2="http://schemas.microsoft.com/office/drawing/2015/10/21/chartex" xmlns:cx3="http://schemas.microsoft.com/office/drawing/2016/5/9/chartex" xmlns:cx4="http://schemas.microsoft.com/office/drawing/2016/5/10/chartex" xmlns:cx5="http://schemas.microsoft.com/office/drawing/2016/5/11/chartex" xmlns:cx6="http://schemas.microsoft.com/office/drawing/2016/5/12/chartex" xmlns:cx7="http://schemas.microsoft.com/office/drawing/2016/5/13/chartex" xmlns:cx8="http://schemas.microsoft.com/office/drawing/2016/5/14/chartex" xmlns:mc="http://schemas.openxmlformats.org/markup-compatibility/2006" xmlns:aink="http://schemas.microsoft.com/office/drawing/2016/ink" xmlns:am3d="http://schemas.microsoft.com/office/drawing/2017/model3d" xmlns:o="urn:schemas-microsoft-com:office:office" xmlns:oel="http://schemas.microsoft.com/office/2019/extlst" xmlns:r="http://schemas.openxmlformats.org/officeDocument/2006/relationships" xmlns:m="http://schemas.openxmlformats.org/officeDocument/2006/math" xmlns:v="urn:schemas-microsoft-com:vml" xmlns:wp14="http://schemas.microsoft.com/office/word/2010/wordprocessingDrawing" xmlns:wp="http://schemas.openxmlformats.org/drawingml/2006/wordprocessingDrawing" xmlns:w10="urn:schemas-microsoft-com:office:word" xmlns:w="http://schemas.openxmlformats.org/wordprocessingml/2006/main" xmlns:w14="http://schemas.microsoft.com/office/word/2010/wordml" xmlns:w15="http://schemas.microsoft.com/office/word/2012/wordml" xmlns:w16cex="http://schemas.microsoft.com/office/word/2018/wordml/cex" xmlns:w16cid="http://schemas.microsoft.com/office/word/2016/wordml/cid" xmlns:w16="http://schemas.microsoft.com/office/word/2018/wordml" xmlns:w16du="http://schemas.microsoft.com/office/word/2023/wordml/word16du" xmlns:w16sdtdh="http://schemas.microsoft.com/office/word/2020/wordml/sdtdatahash" xmlns:w16sdtfl="http://schemas.microsoft.com/office/word/2024/wordml/sdtformatlock" xmlns:w16se="http://schemas.microsoft.com/office/word/2015/wordml/symex" xmlns:wpg="http://schemas.microsoft.com/office/word/2010/wordprocessingGroup" xmlns:wpi="http://schemas.microsoft.com/office/word/2010/wordprocessingInk" xmlns:wne="http://schemas.microsoft.com/office/word/2006/wordml" xmlns:wps="http://schemas.microsoft.com/office/word/2010/wordprocessingShape" mc:Ignorable="w14 w15 w16se w16cid w16 w16cex w16sdtdh w16sdtfl w16du wp14">
+<w:document xmlns:wpc="http://schemas.microsoft.com/office/word/2010/wordprocessingCanvas" xmlns:cx="http://schemas.microsoft.com/office/drawing/2014/chartex" xmlns:mc="http://schemas.openxmlformats.org/markup-compatibility/2006" xmlns:o="urn:schemas-microsoft-com:office:office" xmlns:r="http://schemas.openxmlformats.org/officeDocument/2006/relationships" xmlns:m="http://schemas.openxmlformats.org/officeDocument/2006/math" xmlns:v="urn:schemas-microsoft-com:vml" xmlns:wp14="http://schemas.microsoft.com/office/word/2010/wordprocessingDrawing" xmlns:wp="http://schemas.openxmlformats.org/drawingml/2006/wordprocessingDrawing" xmlns:w10="urn:schemas-microsoft-com:office:word" xmlns:w="http://schemas.openxmlformats.org/wordprocessingml/2006/main" xmlns:w14="http://schemas.microsoft.com/office/word/2010/wordml" xmlns:w15="http://schemas.microsoft.com/office/word/2012/wordml" xmlns:w16se="http://schemas.microsoft.com/office/word/2015/wordml/symex" xmlns:wpg="http://schemas.microsoft.com/office/word/2010/wordprocessingGroup" xmlns:wpi="http://schemas.microsoft.com/office/word/2010/wordprocessingInk" xmlns:wne="http://schemas.microsoft.com/office/word/2006/wordml" xmlns:wps="http://schemas.microsoft.com/office/word/2010/wordprocessingShape" mc:Ignorable="w14 w15 w16se wp14">
   <w:body>
     <w:p>
       <w:pPr>
@@ -62,23 +62,7 @@
           <w:sz w:val="32"/>
           <w:szCs w:val="32"/>
         </w:rPr>
-        <w:t xml:space="preserve">-In the past, we could only run one app per server. The open-systems world of Windows and Linux didn’t have technologies to safely and securely run multiple apps on same server. </w:t>
-      </w:r>
-      <w:proofErr w:type="gramStart"/>
-      <w:r>
-        <w:rPr>
-          <w:sz w:val="32"/>
-          <w:szCs w:val="32"/>
-        </w:rPr>
-        <w:t>So</w:t>
-      </w:r>
-      <w:proofErr w:type="gramEnd"/>
-      <w:r>
-        <w:rPr>
-          <w:sz w:val="32"/>
-          <w:szCs w:val="32"/>
-        </w:rPr>
-        <w:t xml:space="preserve"> when the business needed a new app, IT department would buy a new server. Nobody knew the performance requirements of new app, so IT department makes guesses to choose model and size of server.</w:t>
+        <w:t>-In the past, we could only run one app per server. The open-systems world of Windows and Linux didn’t have technologies to safely and securely run multiple apps on same server. So when the business needed a new app, IT department would buy a new server. Nobody knew the performance requirements of new app, so IT department makes guesses to choose model and size of server.</w:t>
       </w:r>
     </w:p>
     <w:p>
@@ -159,23 +143,7 @@
           <w:sz w:val="32"/>
           <w:szCs w:val="32"/>
         </w:rPr>
-        <w:t xml:space="preserve">-VM requires its own dedicated OS. Every OS consumes CPU, RAM and other resource. Every OS </w:t>
-      </w:r>
-      <w:proofErr w:type="gramStart"/>
-      <w:r>
-        <w:rPr>
-          <w:sz w:val="32"/>
-          <w:szCs w:val="32"/>
-        </w:rPr>
-        <w:t>needs</w:t>
-      </w:r>
-      <w:proofErr w:type="gramEnd"/>
-      <w:r>
-        <w:rPr>
-          <w:sz w:val="32"/>
-          <w:szCs w:val="32"/>
-        </w:rPr>
-        <w:t xml:space="preserve"> patching and monitoring, and a license in some cases. Wast time and resources.</w:t>
+        <w:t>-VM requires its own dedicated OS. Every OS consumes CPU, RAM and other resource. Every OS needs patching and monitoring, and a license in some cases. Wast time and resources.</w:t>
       </w:r>
     </w:p>
     <w:p>
@@ -887,23 +855,7 @@
           <w:sz w:val="32"/>
           <w:szCs w:val="32"/>
         </w:rPr>
-        <w:t xml:space="preserve"> delivered its services on top of containers and had an in-house tool to help them deploy and manage </w:t>
-      </w:r>
-      <w:proofErr w:type="gramStart"/>
-      <w:r>
-        <w:rPr>
-          <w:sz w:val="32"/>
-          <w:szCs w:val="32"/>
-        </w:rPr>
-        <w:t>those container</w:t>
-      </w:r>
-      <w:proofErr w:type="gramEnd"/>
-      <w:r>
-        <w:rPr>
-          <w:sz w:val="32"/>
-          <w:szCs w:val="32"/>
-        </w:rPr>
-        <w:t xml:space="preserve"> called Docker.</w:t>
+        <w:t xml:space="preserve"> delivered its services on top of containers and had an in-house tool to help them deploy and manage those container called Docker.</w:t>
       </w:r>
       <w:r>
         <w:rPr>
@@ -1626,23 +1578,7 @@
           <w:sz w:val="32"/>
           <w:szCs w:val="32"/>
         </w:rPr>
-        <w:t xml:space="preserve"> Docker Desktop on Mac, Linux, and </w:t>
-      </w:r>
-      <w:proofErr w:type="gramStart"/>
-      <w:r>
-        <w:rPr>
-          <w:sz w:val="32"/>
-          <w:szCs w:val="32"/>
-        </w:rPr>
-        <w:t>Home</w:t>
-      </w:r>
-      <w:proofErr w:type="gramEnd"/>
-      <w:r>
-        <w:rPr>
-          <w:sz w:val="32"/>
-          <w:szCs w:val="32"/>
-        </w:rPr>
-        <w:t xml:space="preserve"> editions of Windows only support Linux containers. </w:t>
+        <w:t xml:space="preserve"> Docker Desktop on Mac, Linux, and Home editions of Windows only support Linux containers. </w:t>
       </w:r>
     </w:p>
     <w:p>
@@ -1766,7 +1702,39 @@
           <w:sz w:val="32"/>
           <w:szCs w:val="32"/>
         </w:rPr>
-        <w:t xml:space="preserve"> is a free tool to create cloud-style Linux VMs on Linux, Mac or Windows machine and easy to install and use. It’s easy way to create multi-node production like Docker clusters. It doesn’t ship with out-of-the box support: docker scout, docker debug, docker </w:t>
+        <w:t xml:space="preserve"> is a free tool to create cloud-style Linux VMs on Linux, Mac or Windows machine and easy to install and use. It’s easy way to create multi-node production like Docker clusters. It doesn’t ship with out-of-the box support: docker scout, </w:t>
+      </w:r>
+      <w:proofErr w:type="spellStart"/>
+      <w:r>
+        <w:rPr>
+          <w:sz w:val="32"/>
+          <w:szCs w:val="32"/>
+        </w:rPr>
+        <w:t>docker</w:t>
+      </w:r>
+      <w:proofErr w:type="spellEnd"/>
+      <w:r>
+        <w:rPr>
+          <w:sz w:val="32"/>
+          <w:szCs w:val="32"/>
+        </w:rPr>
+        <w:t xml:space="preserve"> debug, </w:t>
+      </w:r>
+      <w:proofErr w:type="spellStart"/>
+      <w:r>
+        <w:rPr>
+          <w:sz w:val="32"/>
+          <w:szCs w:val="32"/>
+        </w:rPr>
+        <w:t>docker</w:t>
+      </w:r>
+      <w:proofErr w:type="spellEnd"/>
+      <w:r>
+        <w:rPr>
+          <w:sz w:val="32"/>
+          <w:szCs w:val="32"/>
+        </w:rPr>
+        <w:t xml:space="preserve"> </w:t>
       </w:r>
       <w:proofErr w:type="spellStart"/>
       <w:r>
@@ -1837,7 +1805,23 @@
           <w:sz w:val="32"/>
           <w:szCs w:val="32"/>
         </w:rPr>
-        <w:t xml:space="preserve"> launch docker --name node1: create a new VM node1 based on docker image. The docker image has Docker pre-installed and ready to go.</w:t>
+        <w:t xml:space="preserve"> launch </w:t>
+      </w:r>
+      <w:proofErr w:type="spellStart"/>
+      <w:r>
+        <w:rPr>
+          <w:sz w:val="32"/>
+          <w:szCs w:val="32"/>
+        </w:rPr>
+        <w:t>docker</w:t>
+      </w:r>
+      <w:proofErr w:type="spellEnd"/>
+      <w:r>
+        <w:rPr>
+          <w:sz w:val="32"/>
+          <w:szCs w:val="32"/>
+        </w:rPr>
+        <w:t xml:space="preserve"> --name node1: create a new VM node1 based on docker image. The docker image has Docker pre-installed and ready to go.</w:t>
       </w:r>
     </w:p>
     <w:p>
@@ -2007,7 +1991,39 @@
           <w:sz w:val="32"/>
           <w:szCs w:val="32"/>
         </w:rPr>
-        <w:t xml:space="preserve">-If you can’t use Docker Desktop, as it doesn’t give you access to docker scout, docker debug, docker </w:t>
+        <w:t xml:space="preserve">-If you can’t use Docker Desktop, as it doesn’t give you access to docker scout, </w:t>
+      </w:r>
+      <w:proofErr w:type="spellStart"/>
+      <w:r>
+        <w:rPr>
+          <w:sz w:val="32"/>
+          <w:szCs w:val="32"/>
+        </w:rPr>
+        <w:t>docker</w:t>
+      </w:r>
+      <w:proofErr w:type="spellEnd"/>
+      <w:r>
+        <w:rPr>
+          <w:sz w:val="32"/>
+          <w:szCs w:val="32"/>
+        </w:rPr>
+        <w:t xml:space="preserve"> debug, </w:t>
+      </w:r>
+      <w:proofErr w:type="spellStart"/>
+      <w:r>
+        <w:rPr>
+          <w:sz w:val="32"/>
+          <w:szCs w:val="32"/>
+        </w:rPr>
+        <w:t>docker</w:t>
+      </w:r>
+      <w:proofErr w:type="spellEnd"/>
+      <w:r>
+        <w:rPr>
+          <w:sz w:val="32"/>
+          <w:szCs w:val="32"/>
+        </w:rPr>
+        <w:t xml:space="preserve"> </w:t>
       </w:r>
       <w:proofErr w:type="spellStart"/>
       <w:r>
@@ -2051,36 +2067,37 @@
           <w:sz w:val="32"/>
           <w:szCs w:val="32"/>
         </w:rPr>
-        <w:t xml:space="preserve"> snap install docker</w:t>
-      </w:r>
-    </w:p>
-    <w:p>
-      <w:pPr>
+        <w:t xml:space="preserve"> snap install </w:t>
+      </w:r>
+      <w:proofErr w:type="spellStart"/>
+      <w:r>
         <w:rPr>
           <w:b/>
           <w:bCs/>
           <w:sz w:val="32"/>
           <w:szCs w:val="32"/>
         </w:rPr>
-      </w:pPr>
-      <w:r>
-        <w:rPr>
-          <w:sz w:val="32"/>
-          <w:szCs w:val="32"/>
-        </w:rPr>
-        <w:t>-</w:t>
-      </w:r>
-      <w:proofErr w:type="spellStart"/>
-      <w:r>
+        <w:t>docker</w:t>
+      </w:r>
+      <w:proofErr w:type="spellEnd"/>
+    </w:p>
+    <w:p>
+      <w:pPr>
         <w:rPr>
           <w:b/>
           <w:bCs/>
           <w:sz w:val="32"/>
           <w:szCs w:val="32"/>
         </w:rPr>
-        <w:t>sudo</w:t>
-      </w:r>
-      <w:proofErr w:type="spellEnd"/>
+      </w:pPr>
+      <w:r>
+        <w:rPr>
+          <w:sz w:val="32"/>
+          <w:szCs w:val="32"/>
+        </w:rPr>
+        <w:t>-</w:t>
+      </w:r>
+      <w:proofErr w:type="spellStart"/>
       <w:r>
         <w:rPr>
           <w:b/>
@@ -2088,24 +2105,9 @@
           <w:sz w:val="32"/>
           <w:szCs w:val="32"/>
         </w:rPr>
-        <w:t xml:space="preserve"> docker --version</w:t>
-      </w:r>
-    </w:p>
-    <w:p>
-      <w:pPr>
-        <w:rPr>
-          <w:sz w:val="32"/>
-          <w:szCs w:val="32"/>
-        </w:rPr>
-      </w:pPr>
-      <w:r>
-        <w:rPr>
-          <w:sz w:val="32"/>
-          <w:szCs w:val="32"/>
-        </w:rPr>
-        <w:t>-</w:t>
-      </w:r>
-      <w:proofErr w:type="spellStart"/>
+        <w:t>sudo</w:t>
+      </w:r>
+      <w:proofErr w:type="spellEnd"/>
       <w:r>
         <w:rPr>
           <w:b/>
@@ -2113,9 +2115,9 @@
           <w:sz w:val="32"/>
           <w:szCs w:val="32"/>
         </w:rPr>
-        <w:t>sudo</w:t>
-      </w:r>
-      <w:proofErr w:type="spellEnd"/>
+        <w:t xml:space="preserve"> </w:t>
+      </w:r>
+      <w:proofErr w:type="spellStart"/>
       <w:r>
         <w:rPr>
           <w:b/>
@@ -2123,24 +2125,9 @@
           <w:sz w:val="32"/>
           <w:szCs w:val="32"/>
         </w:rPr>
-        <w:t xml:space="preserve"> docker info</w:t>
-      </w:r>
-    </w:p>
-    <w:p>
-      <w:pPr>
-        <w:rPr>
-          <w:sz w:val="32"/>
-          <w:szCs w:val="32"/>
-        </w:rPr>
-      </w:pPr>
-      <w:r>
-        <w:rPr>
-          <w:sz w:val="32"/>
-          <w:szCs w:val="32"/>
-        </w:rPr>
-        <w:t>-</w:t>
-      </w:r>
-      <w:proofErr w:type="spellStart"/>
+        <w:t>docker</w:t>
+      </w:r>
+      <w:proofErr w:type="spellEnd"/>
       <w:r>
         <w:rPr>
           <w:b/>
@@ -2148,9 +2135,24 @@
           <w:sz w:val="32"/>
           <w:szCs w:val="32"/>
         </w:rPr>
-        <w:t>sudo</w:t>
-      </w:r>
-      <w:proofErr w:type="spellEnd"/>
+        <w:t xml:space="preserve"> --version</w:t>
+      </w:r>
+    </w:p>
+    <w:p>
+      <w:pPr>
+        <w:rPr>
+          <w:sz w:val="32"/>
+          <w:szCs w:val="32"/>
+        </w:rPr>
+      </w:pPr>
+      <w:r>
+        <w:rPr>
+          <w:sz w:val="32"/>
+          <w:szCs w:val="32"/>
+        </w:rPr>
+        <w:t>-</w:t>
+      </w:r>
+      <w:proofErr w:type="spellStart"/>
       <w:r>
         <w:rPr>
           <w:b/>
@@ -2158,9 +2160,9 @@
           <w:sz w:val="32"/>
           <w:szCs w:val="32"/>
         </w:rPr>
-        <w:t xml:space="preserve"> </w:t>
-      </w:r>
-      <w:proofErr w:type="spellStart"/>
+        <w:t>sudo</w:t>
+      </w:r>
+      <w:proofErr w:type="spellEnd"/>
       <w:r>
         <w:rPr>
           <w:b/>
@@ -2168,9 +2170,9 @@
           <w:sz w:val="32"/>
           <w:szCs w:val="32"/>
         </w:rPr>
-        <w:t>groupadd</w:t>
-      </w:r>
-      <w:proofErr w:type="spellEnd"/>
+        <w:t xml:space="preserve"> </w:t>
+      </w:r>
+      <w:proofErr w:type="spellStart"/>
       <w:r>
         <w:rPr>
           <w:b/>
@@ -2178,16 +2180,9 @@
           <w:sz w:val="32"/>
           <w:szCs w:val="32"/>
         </w:rPr>
-        <w:t xml:space="preserve"> docker</w:t>
-      </w:r>
-      <w:r>
-        <w:rPr>
-          <w:sz w:val="32"/>
-          <w:szCs w:val="32"/>
-        </w:rPr>
-        <w:t xml:space="preserve"> + </w:t>
-      </w:r>
-      <w:proofErr w:type="spellStart"/>
+        <w:t>docker</w:t>
+      </w:r>
+      <w:proofErr w:type="spellEnd"/>
       <w:r>
         <w:rPr>
           <w:b/>
@@ -2195,9 +2190,24 @@
           <w:sz w:val="32"/>
           <w:szCs w:val="32"/>
         </w:rPr>
-        <w:t>sudo</w:t>
-      </w:r>
-      <w:proofErr w:type="spellEnd"/>
+        <w:t xml:space="preserve"> info</w:t>
+      </w:r>
+    </w:p>
+    <w:p>
+      <w:pPr>
+        <w:rPr>
+          <w:sz w:val="32"/>
+          <w:szCs w:val="32"/>
+        </w:rPr>
+      </w:pPr>
+      <w:r>
+        <w:rPr>
+          <w:sz w:val="32"/>
+          <w:szCs w:val="32"/>
+        </w:rPr>
+        <w:t>-</w:t>
+      </w:r>
+      <w:proofErr w:type="spellStart"/>
       <w:r>
         <w:rPr>
           <w:b/>
@@ -2205,9 +2215,9 @@
           <w:sz w:val="32"/>
           <w:szCs w:val="32"/>
         </w:rPr>
-        <w:t xml:space="preserve"> </w:t>
-      </w:r>
-      <w:proofErr w:type="spellStart"/>
+        <w:t>sudo</w:t>
+      </w:r>
+      <w:proofErr w:type="spellEnd"/>
       <w:r>
         <w:rPr>
           <w:b/>
@@ -2215,9 +2225,9 @@
           <w:sz w:val="32"/>
           <w:szCs w:val="32"/>
         </w:rPr>
-        <w:t>usermod</w:t>
-      </w:r>
-      <w:proofErr w:type="spellEnd"/>
+        <w:t xml:space="preserve"> </w:t>
+      </w:r>
+      <w:proofErr w:type="spellStart"/>
       <w:r>
         <w:rPr>
           <w:b/>
@@ -2225,9 +2235,9 @@
           <w:sz w:val="32"/>
           <w:szCs w:val="32"/>
         </w:rPr>
-        <w:t xml:space="preserve"> -</w:t>
-      </w:r>
-      <w:proofErr w:type="spellStart"/>
+        <w:t>groupadd</w:t>
+      </w:r>
+      <w:proofErr w:type="spellEnd"/>
       <w:r>
         <w:rPr>
           <w:b/>
@@ -2235,9 +2245,9 @@
           <w:sz w:val="32"/>
           <w:szCs w:val="32"/>
         </w:rPr>
-        <w:t>aG</w:t>
-      </w:r>
-      <w:proofErr w:type="spellEnd"/>
+        <w:t xml:space="preserve"> </w:t>
+      </w:r>
+      <w:proofErr w:type="spellStart"/>
       <w:r>
         <w:rPr>
           <w:b/>
@@ -2245,7 +2255,15 @@
           <w:sz w:val="32"/>
           <w:szCs w:val="32"/>
         </w:rPr>
-        <w:t xml:space="preserve"> docker $(</w:t>
+        <w:t>docker</w:t>
+      </w:r>
+      <w:proofErr w:type="spellEnd"/>
+      <w:r>
+        <w:rPr>
+          <w:sz w:val="32"/>
+          <w:szCs w:val="32"/>
+        </w:rPr>
+        <w:t xml:space="preserve"> + </w:t>
       </w:r>
       <w:proofErr w:type="spellStart"/>
       <w:r>
@@ -2255,7 +2273,7 @@
           <w:sz w:val="32"/>
           <w:szCs w:val="32"/>
         </w:rPr>
-        <w:t>whoami</w:t>
+        <w:t>sudo</w:t>
       </w:r>
       <w:proofErr w:type="spellEnd"/>
       <w:r>
@@ -2265,29 +2283,7 @@
           <w:sz w:val="32"/>
           <w:szCs w:val="32"/>
         </w:rPr>
-        <w:t>)</w:t>
-      </w:r>
-      <w:r>
-        <w:rPr>
-          <w:sz w:val="32"/>
-          <w:szCs w:val="32"/>
-        </w:rPr>
-        <w:t>: create docker group and add your user account to it.</w:t>
-      </w:r>
-    </w:p>
-    <w:p>
-      <w:pPr>
-        <w:rPr>
-          <w:sz w:val="32"/>
-          <w:szCs w:val="32"/>
-        </w:rPr>
-      </w:pPr>
-      <w:r>
-        <w:rPr>
-          <w:sz w:val="32"/>
-          <w:szCs w:val="32"/>
-        </w:rPr>
-        <w:t>-</w:t>
+        <w:t xml:space="preserve"> </w:t>
       </w:r>
       <w:proofErr w:type="spellStart"/>
       <w:r>
@@ -2297,7 +2293,7 @@
           <w:sz w:val="32"/>
           <w:szCs w:val="32"/>
         </w:rPr>
-        <w:t>sudo</w:t>
+        <w:t>usermod</w:t>
       </w:r>
       <w:proofErr w:type="spellEnd"/>
       <w:r>
@@ -2307,79 +2303,9 @@
           <w:sz w:val="32"/>
           <w:szCs w:val="32"/>
         </w:rPr>
-        <w:t xml:space="preserve"> service docker start</w:t>
-      </w:r>
-    </w:p>
-    <w:p>
-      <w:pPr>
-        <w:pStyle w:val="Heading1"/>
-        <w:rPr>
-          <w:color w:val="EE0000"/>
-          <w:sz w:val="32"/>
-          <w:szCs w:val="32"/>
-        </w:rPr>
-      </w:pPr>
-      <w:r>
-        <w:rPr>
-          <w:color w:val="EE0000"/>
-          <w:sz w:val="32"/>
-          <w:szCs w:val="32"/>
-        </w:rPr>
-        <w:t>4. The big picture</w:t>
-      </w:r>
-    </w:p>
-    <w:p>
-      <w:pPr>
-        <w:rPr>
-          <w:sz w:val="32"/>
-          <w:szCs w:val="32"/>
-        </w:rPr>
-      </w:pPr>
-    </w:p>
-    <w:p>
-      <w:pPr>
-        <w:rPr>
-          <w:sz w:val="32"/>
-          <w:szCs w:val="32"/>
-        </w:rPr>
-      </w:pPr>
-      <w:r>
-        <w:rPr>
-          <w:sz w:val="32"/>
-          <w:szCs w:val="32"/>
-        </w:rPr>
-        <w:t>4.1 The Ops Perspective</w:t>
-      </w:r>
-    </w:p>
-    <w:p>
-      <w:pPr>
-        <w:rPr>
-          <w:sz w:val="32"/>
-          <w:szCs w:val="32"/>
-        </w:rPr>
-      </w:pPr>
-      <w:r>
-        <w:rPr>
-          <w:sz w:val="32"/>
-          <w:szCs w:val="32"/>
-        </w:rPr>
-        <w:t>-A typical Docker installation installs the client and engine on the same machine and configures them to talk to each other.</w:t>
-      </w:r>
-    </w:p>
-    <w:p>
-      <w:pPr>
-        <w:rPr>
-          <w:sz w:val="32"/>
-          <w:szCs w:val="32"/>
-        </w:rPr>
-      </w:pPr>
-      <w:r>
-        <w:rPr>
-          <w:sz w:val="32"/>
-          <w:szCs w:val="32"/>
-        </w:rPr>
-        <w:t>-</w:t>
-      </w:r>
+        <w:t xml:space="preserve"> -</w:t>
+      </w:r>
+      <w:proofErr w:type="spellStart"/>
       <w:r>
         <w:rPr>
           <w:b/>
@@ -2387,60 +2313,9 @@
           <w:sz w:val="32"/>
           <w:szCs w:val="32"/>
         </w:rPr>
-        <w:t>docker version</w:t>
-      </w:r>
-      <w:r>
-        <w:rPr>
-          <w:sz w:val="32"/>
-          <w:szCs w:val="32"/>
-        </w:rPr>
-        <w:t>: ensure both are installed and running</w:t>
-      </w:r>
-    </w:p>
-    <w:p>
-      <w:pPr>
-        <w:rPr>
-          <w:sz w:val="32"/>
-          <w:szCs w:val="32"/>
-        </w:rPr>
-      </w:pPr>
-      <w:r>
-        <w:rPr>
-          <w:sz w:val="32"/>
-          <w:szCs w:val="32"/>
-        </w:rPr>
-        <w:t>-Download image:</w:t>
-      </w:r>
-    </w:p>
-    <w:p>
-      <w:pPr>
-        <w:rPr>
-          <w:sz w:val="32"/>
-          <w:szCs w:val="32"/>
-        </w:rPr>
-      </w:pPr>
-      <w:r>
-        <w:rPr>
-          <w:sz w:val="32"/>
-          <w:szCs w:val="32"/>
-        </w:rPr>
-        <w:t>+Images: objects that contains everything an app needs to run. This includes an OS filesystem, the application, and all dependencies.</w:t>
-      </w:r>
-    </w:p>
-    <w:p>
-      <w:pPr>
-        <w:rPr>
-          <w:sz w:val="32"/>
-          <w:szCs w:val="32"/>
-        </w:rPr>
-      </w:pPr>
-      <w:r>
-        <w:rPr>
-          <w:sz w:val="32"/>
-          <w:szCs w:val="32"/>
-        </w:rPr>
-        <w:t>+</w:t>
-      </w:r>
+        <w:t>aG</w:t>
+      </w:r>
+      <w:proofErr w:type="spellEnd"/>
       <w:r>
         <w:rPr>
           <w:b/>
@@ -2448,30 +2323,9 @@
           <w:sz w:val="32"/>
           <w:szCs w:val="32"/>
         </w:rPr>
-        <w:t>docker pull &lt;image&gt;:&lt;version&gt;</w:t>
-      </w:r>
-      <w:r>
-        <w:rPr>
-          <w:sz w:val="32"/>
-          <w:szCs w:val="32"/>
-        </w:rPr>
-        <w:t>: copy new images onto your Docker host.</w:t>
-      </w:r>
-    </w:p>
-    <w:p>
-      <w:pPr>
-        <w:rPr>
-          <w:sz w:val="32"/>
-          <w:szCs w:val="32"/>
-        </w:rPr>
-      </w:pPr>
-      <w:r>
-        <w:rPr>
-          <w:sz w:val="32"/>
-          <w:szCs w:val="32"/>
-        </w:rPr>
-        <w:t>+</w:t>
-      </w:r>
+        <w:t xml:space="preserve"> </w:t>
+      </w:r>
+      <w:proofErr w:type="spellStart"/>
       <w:r>
         <w:rPr>
           <w:b/>
@@ -2479,6 +2333,286 @@
           <w:sz w:val="32"/>
           <w:szCs w:val="32"/>
         </w:rPr>
+        <w:t>docker</w:t>
+      </w:r>
+      <w:proofErr w:type="spellEnd"/>
+      <w:r>
+        <w:rPr>
+          <w:b/>
+          <w:bCs/>
+          <w:sz w:val="32"/>
+          <w:szCs w:val="32"/>
+        </w:rPr>
+        <w:t xml:space="preserve"> $(</w:t>
+      </w:r>
+      <w:proofErr w:type="spellStart"/>
+      <w:r>
+        <w:rPr>
+          <w:b/>
+          <w:bCs/>
+          <w:sz w:val="32"/>
+          <w:szCs w:val="32"/>
+        </w:rPr>
+        <w:t>whoami</w:t>
+      </w:r>
+      <w:proofErr w:type="spellEnd"/>
+      <w:r>
+        <w:rPr>
+          <w:b/>
+          <w:bCs/>
+          <w:sz w:val="32"/>
+          <w:szCs w:val="32"/>
+        </w:rPr>
+        <w:t>)</w:t>
+      </w:r>
+      <w:r>
+        <w:rPr>
+          <w:sz w:val="32"/>
+          <w:szCs w:val="32"/>
+        </w:rPr>
+        <w:t xml:space="preserve">: create </w:t>
+      </w:r>
+      <w:proofErr w:type="spellStart"/>
+      <w:r>
+        <w:rPr>
+          <w:sz w:val="32"/>
+          <w:szCs w:val="32"/>
+        </w:rPr>
+        <w:t>docker</w:t>
+      </w:r>
+      <w:proofErr w:type="spellEnd"/>
+      <w:r>
+        <w:rPr>
+          <w:sz w:val="32"/>
+          <w:szCs w:val="32"/>
+        </w:rPr>
+        <w:t xml:space="preserve"> group and add your user account to it.</w:t>
+      </w:r>
+    </w:p>
+    <w:p>
+      <w:pPr>
+        <w:rPr>
+          <w:sz w:val="32"/>
+          <w:szCs w:val="32"/>
+        </w:rPr>
+      </w:pPr>
+      <w:r>
+        <w:rPr>
+          <w:sz w:val="32"/>
+          <w:szCs w:val="32"/>
+        </w:rPr>
+        <w:t>-</w:t>
+      </w:r>
+      <w:proofErr w:type="spellStart"/>
+      <w:r>
+        <w:rPr>
+          <w:b/>
+          <w:bCs/>
+          <w:sz w:val="32"/>
+          <w:szCs w:val="32"/>
+        </w:rPr>
+        <w:t>sudo</w:t>
+      </w:r>
+      <w:proofErr w:type="spellEnd"/>
+      <w:r>
+        <w:rPr>
+          <w:b/>
+          <w:bCs/>
+          <w:sz w:val="32"/>
+          <w:szCs w:val="32"/>
+        </w:rPr>
+        <w:t xml:space="preserve"> service </w:t>
+      </w:r>
+      <w:proofErr w:type="spellStart"/>
+      <w:r>
+        <w:rPr>
+          <w:b/>
+          <w:bCs/>
+          <w:sz w:val="32"/>
+          <w:szCs w:val="32"/>
+        </w:rPr>
+        <w:t>docker</w:t>
+      </w:r>
+      <w:proofErr w:type="spellEnd"/>
+      <w:r>
+        <w:rPr>
+          <w:b/>
+          <w:bCs/>
+          <w:sz w:val="32"/>
+          <w:szCs w:val="32"/>
+        </w:rPr>
+        <w:t xml:space="preserve"> start</w:t>
+      </w:r>
+    </w:p>
+    <w:p>
+      <w:pPr>
+        <w:pStyle w:val="Heading1"/>
+        <w:rPr>
+          <w:color w:val="EE0000"/>
+          <w:sz w:val="32"/>
+          <w:szCs w:val="32"/>
+        </w:rPr>
+      </w:pPr>
+      <w:r>
+        <w:rPr>
+          <w:color w:val="EE0000"/>
+          <w:sz w:val="32"/>
+          <w:szCs w:val="32"/>
+        </w:rPr>
+        <w:t>4. The big picture</w:t>
+      </w:r>
+    </w:p>
+    <w:p>
+      <w:pPr>
+        <w:rPr>
+          <w:sz w:val="32"/>
+          <w:szCs w:val="32"/>
+        </w:rPr>
+      </w:pPr>
+    </w:p>
+    <w:p>
+      <w:pPr>
+        <w:rPr>
+          <w:sz w:val="32"/>
+          <w:szCs w:val="32"/>
+        </w:rPr>
+      </w:pPr>
+      <w:r>
+        <w:rPr>
+          <w:sz w:val="32"/>
+          <w:szCs w:val="32"/>
+        </w:rPr>
+        <w:t>4.1 The Ops Perspective</w:t>
+      </w:r>
+    </w:p>
+    <w:p>
+      <w:pPr>
+        <w:rPr>
+          <w:sz w:val="32"/>
+          <w:szCs w:val="32"/>
+        </w:rPr>
+      </w:pPr>
+      <w:r>
+        <w:rPr>
+          <w:sz w:val="32"/>
+          <w:szCs w:val="32"/>
+        </w:rPr>
+        <w:t>-A typical Docker installation installs the client and engine on the same machine and configures them to talk to each other.</w:t>
+      </w:r>
+    </w:p>
+    <w:p>
+      <w:pPr>
+        <w:rPr>
+          <w:sz w:val="32"/>
+          <w:szCs w:val="32"/>
+        </w:rPr>
+      </w:pPr>
+      <w:r>
+        <w:rPr>
+          <w:sz w:val="32"/>
+          <w:szCs w:val="32"/>
+        </w:rPr>
+        <w:t>-</w:t>
+      </w:r>
+      <w:r>
+        <w:rPr>
+          <w:b/>
+          <w:bCs/>
+          <w:sz w:val="32"/>
+          <w:szCs w:val="32"/>
+        </w:rPr>
+        <w:t>docker version</w:t>
+      </w:r>
+      <w:r>
+        <w:rPr>
+          <w:sz w:val="32"/>
+          <w:szCs w:val="32"/>
+        </w:rPr>
+        <w:t>: ensure both are installed and running</w:t>
+      </w:r>
+    </w:p>
+    <w:p>
+      <w:pPr>
+        <w:rPr>
+          <w:sz w:val="32"/>
+          <w:szCs w:val="32"/>
+        </w:rPr>
+      </w:pPr>
+      <w:r>
+        <w:rPr>
+          <w:sz w:val="32"/>
+          <w:szCs w:val="32"/>
+        </w:rPr>
+        <w:t>-Download image:</w:t>
+      </w:r>
+    </w:p>
+    <w:p>
+      <w:pPr>
+        <w:rPr>
+          <w:sz w:val="32"/>
+          <w:szCs w:val="32"/>
+        </w:rPr>
+      </w:pPr>
+      <w:r>
+        <w:rPr>
+          <w:sz w:val="32"/>
+          <w:szCs w:val="32"/>
+        </w:rPr>
+        <w:t>+Images: objects that contains everything an app needs to run. This includes an OS filesystem, the application, and all dependencies.</w:t>
+      </w:r>
+    </w:p>
+    <w:p>
+      <w:pPr>
+        <w:rPr>
+          <w:sz w:val="32"/>
+          <w:szCs w:val="32"/>
+        </w:rPr>
+      </w:pPr>
+      <w:r>
+        <w:rPr>
+          <w:sz w:val="32"/>
+          <w:szCs w:val="32"/>
+        </w:rPr>
+        <w:t>+</w:t>
+      </w:r>
+      <w:r>
+        <w:rPr>
+          <w:b/>
+          <w:bCs/>
+          <w:sz w:val="32"/>
+          <w:szCs w:val="32"/>
+        </w:rPr>
+        <w:t>docker pull &lt;image&gt;:&lt;version&gt;</w:t>
+      </w:r>
+      <w:r>
+        <w:rPr>
+          <w:sz w:val="32"/>
+          <w:szCs w:val="32"/>
+        </w:rPr>
+        <w:t>: copy new images onto your Docker host.</w:t>
+      </w:r>
+    </w:p>
+    <w:p>
+      <w:pPr>
+        <w:rPr>
+          <w:sz w:val="32"/>
+          <w:szCs w:val="32"/>
+        </w:rPr>
+      </w:pPr>
+      <w:r>
+        <w:rPr>
+          <w:sz w:val="32"/>
+          <w:szCs w:val="32"/>
+        </w:rPr>
+        <w:t>+</w:t>
+      </w:r>
+      <w:r>
+        <w:rPr>
+          <w:b/>
+          <w:bCs/>
+          <w:sz w:val="32"/>
+          <w:szCs w:val="32"/>
+        </w:rPr>
         <w:t>docker images</w:t>
       </w:r>
       <w:r>
@@ -2619,6 +2753,7 @@
         </w:rPr>
         <w:t>+</w:t>
       </w:r>
+      <w:proofErr w:type="spellStart"/>
       <w:r>
         <w:rPr>
           <w:b/>
@@ -2626,9 +2761,9 @@
           <w:sz w:val="32"/>
           <w:szCs w:val="32"/>
         </w:rPr>
-        <w:t xml:space="preserve">docker </w:t>
-      </w:r>
-      <w:proofErr w:type="spellStart"/>
+        <w:t>docker</w:t>
+      </w:r>
+      <w:proofErr w:type="spellEnd"/>
       <w:r>
         <w:rPr>
           <w:b/>
@@ -2636,46 +2771,9 @@
           <w:sz w:val="32"/>
           <w:szCs w:val="32"/>
         </w:rPr>
-        <w:t>ps</w:t>
-      </w:r>
-      <w:proofErr w:type="spellEnd"/>
-      <w:r>
-        <w:rPr>
-          <w:sz w:val="32"/>
-          <w:szCs w:val="32"/>
-        </w:rPr>
-        <w:t>: see running container</w:t>
-      </w:r>
-    </w:p>
-    <w:p>
-      <w:pPr>
-        <w:rPr>
-          <w:sz w:val="32"/>
-          <w:szCs w:val="32"/>
-        </w:rPr>
-      </w:pPr>
-      <w:r>
-        <w:rPr>
-          <w:sz w:val="32"/>
-          <w:szCs w:val="32"/>
-        </w:rPr>
-        <w:t>-Execute a command inside the container</w:t>
-      </w:r>
-    </w:p>
-    <w:p>
-      <w:pPr>
-        <w:rPr>
-          <w:sz w:val="32"/>
-          <w:szCs w:val="32"/>
-        </w:rPr>
-      </w:pPr>
-      <w:r>
-        <w:rPr>
-          <w:sz w:val="32"/>
-          <w:szCs w:val="32"/>
-        </w:rPr>
-        <w:t>+</w:t>
-      </w:r>
+        <w:t xml:space="preserve"> </w:t>
+      </w:r>
+      <w:proofErr w:type="spellStart"/>
       <w:r>
         <w:rPr>
           <w:b/>
@@ -2683,9 +2781,47 @@
           <w:sz w:val="32"/>
           <w:szCs w:val="32"/>
         </w:rPr>
-        <w:t>docker exec -</w:t>
-      </w:r>
-      <w:proofErr w:type="gramStart"/>
+        <w:t>ps</w:t>
+      </w:r>
+      <w:proofErr w:type="spellEnd"/>
+      <w:r>
+        <w:rPr>
+          <w:sz w:val="32"/>
+          <w:szCs w:val="32"/>
+        </w:rPr>
+        <w:t>: see running container</w:t>
+      </w:r>
+    </w:p>
+    <w:p>
+      <w:pPr>
+        <w:rPr>
+          <w:sz w:val="32"/>
+          <w:szCs w:val="32"/>
+        </w:rPr>
+      </w:pPr>
+      <w:r>
+        <w:rPr>
+          <w:sz w:val="32"/>
+          <w:szCs w:val="32"/>
+        </w:rPr>
+        <w:t>-Execute a command inside the container</w:t>
+      </w:r>
+    </w:p>
+    <w:p>
+      <w:pPr>
+        <w:rPr>
+          <w:sz w:val="32"/>
+          <w:szCs w:val="32"/>
+        </w:rPr>
+      </w:pPr>
+      <w:r>
+        <w:rPr>
+          <w:sz w:val="32"/>
+          <w:szCs w:val="32"/>
+        </w:rPr>
+        <w:t>+</w:t>
+      </w:r>
+      <w:proofErr w:type="spellStart"/>
       <w:r>
         <w:rPr>
           <w:b/>
@@ -2693,10 +2829,9 @@
           <w:sz w:val="32"/>
           <w:szCs w:val="32"/>
         </w:rPr>
-        <w:t>it  &lt;</w:t>
-      </w:r>
-      <w:proofErr w:type="spellStart"/>
-      <w:proofErr w:type="gramEnd"/>
+        <w:t>docker</w:t>
+      </w:r>
+      <w:proofErr w:type="spellEnd"/>
       <w:r>
         <w:rPr>
           <w:b/>
@@ -2704,9 +2839,9 @@
           <w:sz w:val="32"/>
           <w:szCs w:val="32"/>
         </w:rPr>
-        <w:t>container_name</w:t>
-      </w:r>
-      <w:proofErr w:type="spellEnd"/>
+        <w:t xml:space="preserve"> exec -</w:t>
+      </w:r>
+      <w:proofErr w:type="gramStart"/>
       <w:r>
         <w:rPr>
           <w:b/>
@@ -2714,45 +2849,10 @@
           <w:sz w:val="32"/>
           <w:szCs w:val="32"/>
         </w:rPr>
-        <w:t>&gt; bash</w:t>
-      </w:r>
-      <w:r>
-        <w:rPr>
-          <w:sz w:val="32"/>
-          <w:szCs w:val="32"/>
-        </w:rPr>
-        <w:t>: attach your shell to a new Bash process inside container.</w:t>
-      </w:r>
-    </w:p>
-    <w:p>
-      <w:pPr>
-        <w:rPr>
-          <w:sz w:val="32"/>
-          <w:szCs w:val="32"/>
-        </w:rPr>
-      </w:pPr>
-      <w:r>
-        <w:rPr>
-          <w:sz w:val="32"/>
-          <w:szCs w:val="32"/>
-        </w:rPr>
-        <w:t>+Most containers only ship with essential apps and tools to keep them small and reduce attack vectors.</w:t>
-      </w:r>
-    </w:p>
-    <w:p>
-      <w:pPr>
-        <w:rPr>
-          <w:sz w:val="32"/>
-          <w:szCs w:val="32"/>
-        </w:rPr>
-      </w:pPr>
-      <w:r>
-        <w:rPr>
-          <w:sz w:val="32"/>
-          <w:szCs w:val="32"/>
-        </w:rPr>
-        <w:t>+</w:t>
-      </w:r>
+        <w:t>it  &lt;</w:t>
+      </w:r>
+      <w:proofErr w:type="spellStart"/>
+      <w:proofErr w:type="gramEnd"/>
       <w:r>
         <w:rPr>
           <w:b/>
@@ -2760,45 +2860,9 @@
           <w:sz w:val="32"/>
           <w:szCs w:val="32"/>
         </w:rPr>
-        <w:t>exit</w:t>
-      </w:r>
-      <w:r>
-        <w:rPr>
-          <w:sz w:val="32"/>
-          <w:szCs w:val="32"/>
-        </w:rPr>
-        <w:t>: terminate your bash process and connect your shell back to your local terminal.</w:t>
-      </w:r>
-    </w:p>
-    <w:p>
-      <w:pPr>
-        <w:rPr>
-          <w:sz w:val="32"/>
-          <w:szCs w:val="32"/>
-        </w:rPr>
-      </w:pPr>
-      <w:r>
-        <w:rPr>
-          <w:sz w:val="32"/>
-          <w:szCs w:val="32"/>
-        </w:rPr>
-        <w:t>-Delete the container</w:t>
-      </w:r>
-    </w:p>
-    <w:p>
-      <w:pPr>
-        <w:rPr>
-          <w:sz w:val="32"/>
-          <w:szCs w:val="32"/>
-        </w:rPr>
-      </w:pPr>
-      <w:r>
-        <w:rPr>
-          <w:sz w:val="32"/>
-          <w:szCs w:val="32"/>
-        </w:rPr>
-        <w:t>+</w:t>
-      </w:r>
+        <w:t>container_name</w:t>
+      </w:r>
+      <w:proofErr w:type="spellEnd"/>
       <w:r>
         <w:rPr>
           <w:b/>
@@ -2806,9 +2870,45 @@
           <w:sz w:val="32"/>
           <w:szCs w:val="32"/>
         </w:rPr>
-        <w:t>docker stop &lt;</w:t>
-      </w:r>
-      <w:proofErr w:type="spellStart"/>
+        <w:t>&gt; bash</w:t>
+      </w:r>
+      <w:r>
+        <w:rPr>
+          <w:sz w:val="32"/>
+          <w:szCs w:val="32"/>
+        </w:rPr>
+        <w:t>: attach your shell to a new Bash process inside container.</w:t>
+      </w:r>
+    </w:p>
+    <w:p>
+      <w:pPr>
+        <w:rPr>
+          <w:sz w:val="32"/>
+          <w:szCs w:val="32"/>
+        </w:rPr>
+      </w:pPr>
+      <w:r>
+        <w:rPr>
+          <w:sz w:val="32"/>
+          <w:szCs w:val="32"/>
+        </w:rPr>
+        <w:t>+Most containers only ship with essential apps and tools to keep them small and reduce attack vectors.</w:t>
+      </w:r>
+    </w:p>
+    <w:p>
+      <w:pPr>
+        <w:rPr>
+          <w:sz w:val="32"/>
+          <w:szCs w:val="32"/>
+        </w:rPr>
+      </w:pPr>
+      <w:r>
+        <w:rPr>
+          <w:sz w:val="32"/>
+          <w:szCs w:val="32"/>
+        </w:rPr>
+        <w:t>+</w:t>
+      </w:r>
       <w:r>
         <w:rPr>
           <w:b/>
@@ -2816,9 +2916,46 @@
           <w:sz w:val="32"/>
           <w:szCs w:val="32"/>
         </w:rPr>
-        <w:t>container_name</w:t>
-      </w:r>
-      <w:proofErr w:type="spellEnd"/>
+        <w:t>exit</w:t>
+      </w:r>
+      <w:r>
+        <w:rPr>
+          <w:sz w:val="32"/>
+          <w:szCs w:val="32"/>
+        </w:rPr>
+        <w:t>: terminate your bash process and connect your shell back to your local terminal.</w:t>
+      </w:r>
+    </w:p>
+    <w:p>
+      <w:pPr>
+        <w:rPr>
+          <w:sz w:val="32"/>
+          <w:szCs w:val="32"/>
+        </w:rPr>
+      </w:pPr>
+      <w:r>
+        <w:rPr>
+          <w:sz w:val="32"/>
+          <w:szCs w:val="32"/>
+        </w:rPr>
+        <w:t>-Delete the container</w:t>
+      </w:r>
+    </w:p>
+    <w:p>
+      <w:pPr>
+        <w:rPr>
+          <w:sz w:val="32"/>
+          <w:szCs w:val="32"/>
+        </w:rPr>
+      </w:pPr>
+      <w:r>
+        <w:rPr>
+          <w:sz w:val="32"/>
+          <w:szCs w:val="32"/>
+        </w:rPr>
+        <w:t>+</w:t>
+      </w:r>
+      <w:proofErr w:type="spellStart"/>
       <w:r>
         <w:rPr>
           <w:b/>
@@ -2826,30 +2963,9 @@
           <w:sz w:val="32"/>
           <w:szCs w:val="32"/>
         </w:rPr>
-        <w:t>&gt;</w:t>
-      </w:r>
-      <w:r>
-        <w:rPr>
-          <w:sz w:val="32"/>
-          <w:szCs w:val="32"/>
-        </w:rPr>
-        <w:t>: stop the container</w:t>
-      </w:r>
-    </w:p>
-    <w:p>
-      <w:pPr>
-        <w:rPr>
-          <w:sz w:val="32"/>
-          <w:szCs w:val="32"/>
-        </w:rPr>
-      </w:pPr>
-      <w:r>
-        <w:rPr>
-          <w:sz w:val="32"/>
-          <w:szCs w:val="32"/>
-        </w:rPr>
-        <w:t>+</w:t>
-      </w:r>
+        <w:t>docker</w:t>
+      </w:r>
+      <w:proofErr w:type="spellEnd"/>
       <w:r>
         <w:rPr>
           <w:b/>
@@ -2857,30 +2973,9 @@
           <w:sz w:val="32"/>
           <w:szCs w:val="32"/>
         </w:rPr>
-        <w:t>docker rm &lt;container&gt;</w:t>
-      </w:r>
-      <w:r>
-        <w:rPr>
-          <w:sz w:val="32"/>
-          <w:szCs w:val="32"/>
-        </w:rPr>
-        <w:t>: kill container</w:t>
-      </w:r>
-    </w:p>
-    <w:p>
-      <w:pPr>
-        <w:rPr>
-          <w:sz w:val="32"/>
-          <w:szCs w:val="32"/>
-        </w:rPr>
-      </w:pPr>
-      <w:r>
-        <w:rPr>
-          <w:sz w:val="32"/>
-          <w:szCs w:val="32"/>
-        </w:rPr>
-        <w:t>+</w:t>
-      </w:r>
+        <w:t xml:space="preserve"> stop &lt;</w:t>
+      </w:r>
+      <w:proofErr w:type="spellStart"/>
       <w:r>
         <w:rPr>
           <w:b/>
@@ -2888,7 +2983,90 @@
           <w:sz w:val="32"/>
           <w:szCs w:val="32"/>
         </w:rPr>
-        <w:t xml:space="preserve">docker </w:t>
+        <w:t>container_name</w:t>
+      </w:r>
+      <w:proofErr w:type="spellEnd"/>
+      <w:r>
+        <w:rPr>
+          <w:b/>
+          <w:bCs/>
+          <w:sz w:val="32"/>
+          <w:szCs w:val="32"/>
+        </w:rPr>
+        <w:t>&gt;</w:t>
+      </w:r>
+      <w:r>
+        <w:rPr>
+          <w:sz w:val="32"/>
+          <w:szCs w:val="32"/>
+        </w:rPr>
+        <w:t>: stop the container</w:t>
+      </w:r>
+    </w:p>
+    <w:p>
+      <w:pPr>
+        <w:rPr>
+          <w:sz w:val="32"/>
+          <w:szCs w:val="32"/>
+        </w:rPr>
+      </w:pPr>
+      <w:r>
+        <w:rPr>
+          <w:sz w:val="32"/>
+          <w:szCs w:val="32"/>
+        </w:rPr>
+        <w:t>+</w:t>
+      </w:r>
+      <w:r>
+        <w:rPr>
+          <w:b/>
+          <w:bCs/>
+          <w:sz w:val="32"/>
+          <w:szCs w:val="32"/>
+        </w:rPr>
+        <w:t>docker rm &lt;container&gt;</w:t>
+      </w:r>
+      <w:r>
+        <w:rPr>
+          <w:sz w:val="32"/>
+          <w:szCs w:val="32"/>
+        </w:rPr>
+        <w:t>: kill container</w:t>
+      </w:r>
+    </w:p>
+    <w:p>
+      <w:pPr>
+        <w:rPr>
+          <w:sz w:val="32"/>
+          <w:szCs w:val="32"/>
+        </w:rPr>
+      </w:pPr>
+      <w:r>
+        <w:rPr>
+          <w:sz w:val="32"/>
+          <w:szCs w:val="32"/>
+        </w:rPr>
+        <w:t>+</w:t>
+      </w:r>
+      <w:proofErr w:type="spellStart"/>
+      <w:r>
+        <w:rPr>
+          <w:b/>
+          <w:bCs/>
+          <w:sz w:val="32"/>
+          <w:szCs w:val="32"/>
+        </w:rPr>
+        <w:t>docker</w:t>
+      </w:r>
+      <w:proofErr w:type="spellEnd"/>
+      <w:r>
+        <w:rPr>
+          <w:b/>
+          <w:bCs/>
+          <w:sz w:val="32"/>
+          <w:szCs w:val="32"/>
+        </w:rPr>
+        <w:t xml:space="preserve"> </w:t>
       </w:r>
       <w:proofErr w:type="spellStart"/>
       <w:r>
@@ -3671,23 +3849,7 @@
           <w:sz w:val="32"/>
           <w:szCs w:val="32"/>
         </w:rPr>
-        <w:t xml:space="preserve">+Notable examples: remove high-level and </w:t>
-      </w:r>
-      <w:proofErr w:type="gramStart"/>
-      <w:r>
-        <w:rPr>
-          <w:sz w:val="32"/>
-          <w:szCs w:val="32"/>
-        </w:rPr>
-        <w:t>low level</w:t>
-      </w:r>
-      <w:proofErr w:type="gramEnd"/>
-      <w:r>
-        <w:rPr>
-          <w:sz w:val="32"/>
-          <w:szCs w:val="32"/>
-        </w:rPr>
-        <w:t xml:space="preserve"> runtime functionality and re-implement them in separate tools called </w:t>
+        <w:t xml:space="preserve">+Notable examples: remove high-level and low level runtime functionality and re-implement them in separate tools called </w:t>
       </w:r>
       <w:proofErr w:type="spellStart"/>
       <w:r>
@@ -4344,23 +4506,7 @@
           <w:sz w:val="32"/>
           <w:szCs w:val="32"/>
         </w:rPr>
-        <w:t xml:space="preserve"> with </w:t>
-      </w:r>
-      <w:proofErr w:type="gramStart"/>
-      <w:r>
-        <w:rPr>
-          <w:sz w:val="32"/>
-          <w:szCs w:val="32"/>
-        </w:rPr>
-        <w:t>other</w:t>
-      </w:r>
-      <w:proofErr w:type="gramEnd"/>
-      <w:r>
-        <w:rPr>
-          <w:sz w:val="32"/>
-          <w:szCs w:val="32"/>
-        </w:rPr>
-        <w:t xml:space="preserve"> low-level runtime.</w:t>
+        <w:t xml:space="preserve"> with other low-level runtime.</w:t>
       </w:r>
     </w:p>
     <w:p>
@@ -4536,7 +4682,23 @@
           <w:sz w:val="32"/>
           <w:szCs w:val="32"/>
         </w:rPr>
-        <w:t>-Daemon can expose API on a local socket or over network. On Linux, the local socket is /var/run/</w:t>
+        <w:t>-Daemon can expose API on a local socket or over network. On Linux, the local socket is /</w:t>
+      </w:r>
+      <w:proofErr w:type="spellStart"/>
+      <w:r>
+        <w:rPr>
+          <w:sz w:val="32"/>
+          <w:szCs w:val="32"/>
+        </w:rPr>
+        <w:t>var</w:t>
+      </w:r>
+      <w:proofErr w:type="spellEnd"/>
+      <w:r>
+        <w:rPr>
+          <w:sz w:val="32"/>
+          <w:szCs w:val="32"/>
+        </w:rPr>
+        <w:t>/run/</w:t>
       </w:r>
       <w:proofErr w:type="spellStart"/>
       <w:r>
@@ -6182,7 +6344,23 @@
           <w:sz w:val="32"/>
           <w:szCs w:val="32"/>
         </w:rPr>
-        <w:t>-docker pull &lt;</w:t>
+        <w:t>-</w:t>
+      </w:r>
+      <w:proofErr w:type="spellStart"/>
+      <w:r>
+        <w:rPr>
+          <w:sz w:val="32"/>
+          <w:szCs w:val="32"/>
+        </w:rPr>
+        <w:t>docker</w:t>
+      </w:r>
+      <w:proofErr w:type="spellEnd"/>
+      <w:r>
+        <w:rPr>
+          <w:sz w:val="32"/>
+          <w:szCs w:val="32"/>
+        </w:rPr>
+        <w:t xml:space="preserve"> pull &lt;</w:t>
       </w:r>
       <w:proofErr w:type="spellStart"/>
       <w:r>
@@ -6798,23 +6976,7 @@
           <w:sz w:val="32"/>
           <w:szCs w:val="32"/>
         </w:rPr>
-        <w:t xml:space="preserve"> message because one of Docker Desktop extensions had pulled an image that used the exact same layer. </w:t>
-      </w:r>
-      <w:proofErr w:type="gramStart"/>
-      <w:r>
-        <w:rPr>
-          <w:sz w:val="32"/>
-          <w:szCs w:val="32"/>
-        </w:rPr>
-        <w:t>So</w:t>
-      </w:r>
-      <w:proofErr w:type="gramEnd"/>
-      <w:r>
-        <w:rPr>
-          <w:sz w:val="32"/>
-          <w:szCs w:val="32"/>
-        </w:rPr>
-        <w:t xml:space="preserve"> Docker skipped that layer as it already had a local copy.</w:t>
+        <w:t xml:space="preserve"> message because one of Docker Desktop extensions had pulled an image that used the exact same layer. So Docker skipped that layer as it already had a local copy.</w:t>
       </w:r>
     </w:p>
     <w:p>
@@ -6975,7 +7137,23 @@
           <w:sz w:val="32"/>
           <w:szCs w:val="32"/>
         </w:rPr>
-        <w:t xml:space="preserve">-docker </w:t>
+        <w:t>-</w:t>
+      </w:r>
+      <w:proofErr w:type="spellStart"/>
+      <w:r>
+        <w:rPr>
+          <w:sz w:val="32"/>
+          <w:szCs w:val="32"/>
+        </w:rPr>
+        <w:t>docker</w:t>
+      </w:r>
+      <w:proofErr w:type="spellEnd"/>
+      <w:r>
+        <w:rPr>
+          <w:sz w:val="32"/>
+          <w:szCs w:val="32"/>
+        </w:rPr>
+        <w:t xml:space="preserve"> </w:t>
       </w:r>
       <w:proofErr w:type="spellStart"/>
       <w:r>
@@ -7016,23 +7194,7 @@
           <w:sz w:val="32"/>
           <w:szCs w:val="32"/>
         </w:rPr>
-        <w:t xml:space="preserve"> &lt;image&gt;:&lt;tag</w:t>
-      </w:r>
-      <w:proofErr w:type="gramStart"/>
-      <w:r>
-        <w:rPr>
-          <w:sz w:val="32"/>
-          <w:szCs w:val="32"/>
-        </w:rPr>
-        <w:t>&gt; :</w:t>
-      </w:r>
-      <w:proofErr w:type="gramEnd"/>
-      <w:r>
-        <w:rPr>
-          <w:sz w:val="32"/>
-          <w:szCs w:val="32"/>
-        </w:rPr>
-        <w:t xml:space="preserve"> find image’s digest before pulling it.</w:t>
+        <w:t xml:space="preserve"> &lt;image&gt;:&lt;tag&gt; : find image’s digest before pulling it.</w:t>
       </w:r>
     </w:p>
     <w:p>
@@ -7136,23 +7298,7 @@
           <w:sz w:val="32"/>
           <w:szCs w:val="32"/>
         </w:rPr>
-        <w:t xml:space="preserve">+Docker compares hashes before and after every push and pull to ensure no tampering occurs while data is crossing network. It also compresses images during push and </w:t>
-      </w:r>
-      <w:proofErr w:type="gramStart"/>
-      <w:r>
-        <w:rPr>
-          <w:sz w:val="32"/>
-          <w:szCs w:val="32"/>
-        </w:rPr>
-        <w:t>pull</w:t>
-      </w:r>
-      <w:proofErr w:type="gramEnd"/>
-      <w:r>
-        <w:rPr>
-          <w:sz w:val="32"/>
-          <w:szCs w:val="32"/>
-        </w:rPr>
-        <w:t xml:space="preserve"> to save network bandwidth and storage space on registry. As a result, before and after hashes won’t match.</w:t>
+        <w:t>+Docker compares hashes before and after every push and pull to ensure no tampering occurs while data is crossing network. It also compresses images during push and pull to save network bandwidth and storage space on registry. As a result, before and after hashes won’t match.</w:t>
       </w:r>
     </w:p>
     <w:p>
@@ -7214,23 +7360,7 @@
           <w:sz w:val="32"/>
           <w:szCs w:val="32"/>
         </w:rPr>
-        <w:t xml:space="preserve">6.8 </w:t>
-      </w:r>
-      <w:proofErr w:type="gramStart"/>
-      <w:r>
-        <w:rPr>
-          <w:sz w:val="32"/>
-          <w:szCs w:val="32"/>
-        </w:rPr>
-        <w:t>Multi-architecture</w:t>
-      </w:r>
-      <w:proofErr w:type="gramEnd"/>
-      <w:r>
-        <w:rPr>
-          <w:sz w:val="32"/>
-          <w:szCs w:val="32"/>
-        </w:rPr>
-        <w:t xml:space="preserve"> images</w:t>
+        <w:t>6.8 Multi-architecture images</w:t>
       </w:r>
     </w:p>
     <w:p>
@@ -7292,7 +7422,23 @@
           <w:sz w:val="32"/>
           <w:szCs w:val="32"/>
         </w:rPr>
-        <w:t xml:space="preserve">-docker </w:t>
+        <w:t>-</w:t>
+      </w:r>
+      <w:proofErr w:type="spellStart"/>
+      <w:r>
+        <w:rPr>
+          <w:sz w:val="32"/>
+          <w:szCs w:val="32"/>
+        </w:rPr>
+        <w:t>docker</w:t>
+      </w:r>
+      <w:proofErr w:type="spellEnd"/>
+      <w:r>
+        <w:rPr>
+          <w:sz w:val="32"/>
+          <w:szCs w:val="32"/>
+        </w:rPr>
+        <w:t xml:space="preserve"> </w:t>
       </w:r>
       <w:proofErr w:type="spellStart"/>
       <w:r>
@@ -7403,7 +7549,23 @@
           <w:sz w:val="32"/>
           <w:szCs w:val="32"/>
         </w:rPr>
-        <w:t>-docker manifest inspect &lt;image&gt;:&lt;tag&gt; | grep ‘architecture\|</w:t>
+        <w:t xml:space="preserve">-docker manifest inspect &lt;image&gt;:&lt;tag&gt; | </w:t>
+      </w:r>
+      <w:proofErr w:type="spellStart"/>
+      <w:r>
+        <w:rPr>
+          <w:sz w:val="32"/>
+          <w:szCs w:val="32"/>
+        </w:rPr>
+        <w:t>grep</w:t>
+      </w:r>
+      <w:proofErr w:type="spellEnd"/>
+      <w:r>
+        <w:rPr>
+          <w:sz w:val="32"/>
+          <w:szCs w:val="32"/>
+        </w:rPr>
+        <w:t xml:space="preserve"> ‘architecture\|</w:t>
       </w:r>
       <w:proofErr w:type="spellStart"/>
       <w:r>
@@ -7457,7 +7619,23 @@
           <w:sz w:val="32"/>
           <w:szCs w:val="32"/>
         </w:rPr>
-        <w:t xml:space="preserve">-docker </w:t>
+        <w:t>-</w:t>
+      </w:r>
+      <w:proofErr w:type="spellStart"/>
+      <w:r>
+        <w:rPr>
+          <w:sz w:val="32"/>
+          <w:szCs w:val="32"/>
+        </w:rPr>
+        <w:t>docker</w:t>
+      </w:r>
+      <w:proofErr w:type="spellEnd"/>
+      <w:r>
+        <w:rPr>
+          <w:sz w:val="32"/>
+          <w:szCs w:val="32"/>
+        </w:rPr>
+        <w:t xml:space="preserve"> </w:t>
       </w:r>
       <w:proofErr w:type="spellStart"/>
       <w:r>
@@ -7519,7 +7697,23 @@
           <w:sz w:val="32"/>
           <w:szCs w:val="32"/>
         </w:rPr>
-        <w:t xml:space="preserve">-docker scout </w:t>
+        <w:t>-</w:t>
+      </w:r>
+      <w:proofErr w:type="spellStart"/>
+      <w:r>
+        <w:rPr>
+          <w:sz w:val="32"/>
+          <w:szCs w:val="32"/>
+        </w:rPr>
+        <w:t>docker</w:t>
+      </w:r>
+      <w:proofErr w:type="spellEnd"/>
+      <w:r>
+        <w:rPr>
+          <w:sz w:val="32"/>
+          <w:szCs w:val="32"/>
+        </w:rPr>
+        <w:t xml:space="preserve"> scout </w:t>
       </w:r>
       <w:proofErr w:type="spellStart"/>
       <w:r>
@@ -7566,7 +7760,23 @@
           <w:sz w:val="32"/>
           <w:szCs w:val="32"/>
         </w:rPr>
-        <w:t xml:space="preserve">-docker scout </w:t>
+        <w:t>-</w:t>
+      </w:r>
+      <w:proofErr w:type="spellStart"/>
+      <w:r>
+        <w:rPr>
+          <w:sz w:val="32"/>
+          <w:szCs w:val="32"/>
+        </w:rPr>
+        <w:t>docker</w:t>
+      </w:r>
+      <w:proofErr w:type="spellEnd"/>
+      <w:r>
+        <w:rPr>
+          <w:sz w:val="32"/>
+          <w:szCs w:val="32"/>
+        </w:rPr>
+        <w:t xml:space="preserve"> scout </w:t>
       </w:r>
       <w:proofErr w:type="spellStart"/>
       <w:r>
@@ -7628,7 +7838,23 @@
           <w:sz w:val="32"/>
           <w:szCs w:val="32"/>
         </w:rPr>
-        <w:t xml:space="preserve">-docker </w:t>
+        <w:t>-</w:t>
+      </w:r>
+      <w:proofErr w:type="spellStart"/>
+      <w:r>
+        <w:rPr>
+          <w:sz w:val="32"/>
+          <w:szCs w:val="32"/>
+        </w:rPr>
+        <w:t>docker</w:t>
+      </w:r>
+      <w:proofErr w:type="spellEnd"/>
+      <w:r>
+        <w:rPr>
+          <w:sz w:val="32"/>
+          <w:szCs w:val="32"/>
+        </w:rPr>
+        <w:t xml:space="preserve"> </w:t>
       </w:r>
       <w:proofErr w:type="spellStart"/>
       <w:r>
@@ -7736,7 +7962,23 @@
           <w:sz w:val="32"/>
           <w:szCs w:val="32"/>
         </w:rPr>
-        <w:t xml:space="preserve">-docker </w:t>
+        <w:t>-</w:t>
+      </w:r>
+      <w:proofErr w:type="spellStart"/>
+      <w:r>
+        <w:rPr>
+          <w:sz w:val="32"/>
+          <w:szCs w:val="32"/>
+        </w:rPr>
+        <w:t>docker</w:t>
+      </w:r>
+      <w:proofErr w:type="spellEnd"/>
+      <w:r>
+        <w:rPr>
+          <w:sz w:val="32"/>
+          <w:szCs w:val="32"/>
+        </w:rPr>
+        <w:t xml:space="preserve"> </w:t>
       </w:r>
       <w:proofErr w:type="spellStart"/>
       <w:r>
@@ -7752,7 +7994,23 @@
           <w:sz w:val="32"/>
           <w:szCs w:val="32"/>
         </w:rPr>
-        <w:t xml:space="preserve"> $(docker images -q) -</w:t>
+        <w:t xml:space="preserve"> $(</w:t>
+      </w:r>
+      <w:proofErr w:type="spellStart"/>
+      <w:r>
+        <w:rPr>
+          <w:sz w:val="32"/>
+          <w:szCs w:val="32"/>
+        </w:rPr>
+        <w:t>docker</w:t>
+      </w:r>
+      <w:proofErr w:type="spellEnd"/>
+      <w:r>
+        <w:rPr>
+          <w:sz w:val="32"/>
+          <w:szCs w:val="32"/>
+        </w:rPr>
+        <w:t xml:space="preserve"> images -q) -</w:t>
       </w:r>
       <w:proofErr w:type="gramStart"/>
       <w:r>
@@ -7927,21 +8185,7 @@
                 <w:sz w:val="32"/>
                 <w:szCs w:val="32"/>
               </w:rPr>
-              <w:t xml:space="preserve">shows </w:t>
-            </w:r>
-            <w:r>
-              <w:rPr>
-                <w:sz w:val="32"/>
-                <w:szCs w:val="32"/>
-              </w:rPr>
-              <w:t>image layer in</w:t>
-            </w:r>
-            <w:r>
-              <w:rPr>
-                <w:sz w:val="32"/>
-                <w:szCs w:val="32"/>
-              </w:rPr>
-              <w:t xml:space="preserve"> SHA256 hashes</w:t>
+              <w:t>shows image layer in SHA256 hashes</w:t>
             </w:r>
           </w:p>
         </w:tc>
@@ -7968,7 +8212,7 @@
                 <w:szCs w:val="32"/>
               </w:rPr>
               <w:lastRenderedPageBreak/>
-              <w:t>docker manifest inspect &lt;image&gt;:&lt;tag&gt; | grep ‘architecture\|</w:t>
+              <w:t xml:space="preserve">docker manifest inspect &lt;image&gt;:&lt;tag&gt; | </w:t>
             </w:r>
             <w:proofErr w:type="spellStart"/>
             <w:r>
@@ -7978,8 +8222,9 @@
                 <w:sz w:val="32"/>
                 <w:szCs w:val="32"/>
               </w:rPr>
-              <w:t>o</w:t>
+              <w:t>grep</w:t>
             </w:r>
+            <w:proofErr w:type="spellEnd"/>
             <w:r>
               <w:rPr>
                 <w:b/>
@@ -7987,7 +8232,17 @@
                 <w:sz w:val="32"/>
                 <w:szCs w:val="32"/>
               </w:rPr>
-              <w:t>s’</w:t>
+              <w:t xml:space="preserve"> ‘architecture\|</w:t>
+            </w:r>
+            <w:proofErr w:type="spellStart"/>
+            <w:r>
+              <w:rPr>
+                <w:b/>
+                <w:bCs/>
+                <w:sz w:val="32"/>
+                <w:szCs w:val="32"/>
+              </w:rPr>
+              <w:t>os’</w:t>
             </w:r>
             <w:proofErr w:type="spellEnd"/>
             <w:r>
@@ -8036,6 +8291,7 @@
                 <w:szCs w:val="32"/>
               </w:rPr>
             </w:pPr>
+            <w:proofErr w:type="spellStart"/>
             <w:r>
               <w:rPr>
                 <w:b/>
@@ -8043,7 +8299,17 @@
                 <w:sz w:val="32"/>
                 <w:szCs w:val="32"/>
               </w:rPr>
-              <w:t xml:space="preserve">docker </w:t>
+              <w:t>docker</w:t>
+            </w:r>
+            <w:proofErr w:type="spellEnd"/>
+            <w:r>
+              <w:rPr>
+                <w:b/>
+                <w:bCs/>
+                <w:sz w:val="32"/>
+                <w:szCs w:val="32"/>
+              </w:rPr>
+              <w:t xml:space="preserve"> </w:t>
             </w:r>
             <w:proofErr w:type="spellStart"/>
             <w:r>
@@ -8066,7 +8332,6 @@
               <w:t xml:space="preserve"> </w:t>
             </w:r>
             <w:proofErr w:type="spellStart"/>
-            <w:proofErr w:type="gramStart"/>
             <w:r>
               <w:rPr>
                 <w:b/>
@@ -8084,17 +8349,7 @@
                 <w:sz w:val="32"/>
                 <w:szCs w:val="32"/>
               </w:rPr>
-              <w:t xml:space="preserve">  inspect</w:t>
-            </w:r>
-            <w:proofErr w:type="gramEnd"/>
-            <w:r>
-              <w:rPr>
-                <w:b/>
-                <w:bCs/>
-                <w:sz w:val="32"/>
-                <w:szCs w:val="32"/>
-              </w:rPr>
-              <w:t xml:space="preserve"> &lt;image&gt;:&lt;tag&gt;</w:t>
+              <w:t xml:space="preserve">  inspect &lt;image&gt;:&lt;tag&gt;</w:t>
             </w:r>
           </w:p>
         </w:tc>
@@ -8133,6 +8388,7 @@
                 <w:szCs w:val="32"/>
               </w:rPr>
             </w:pPr>
+            <w:proofErr w:type="spellStart"/>
             <w:r>
               <w:rPr>
                 <w:b/>
@@ -8140,7 +8396,17 @@
                 <w:sz w:val="32"/>
                 <w:szCs w:val="32"/>
               </w:rPr>
-              <w:t xml:space="preserve">docker </w:t>
+              <w:t>docker</w:t>
+            </w:r>
+            <w:proofErr w:type="spellEnd"/>
+            <w:r>
+              <w:rPr>
+                <w:b/>
+                <w:bCs/>
+                <w:sz w:val="32"/>
+                <w:szCs w:val="32"/>
+              </w:rPr>
+              <w:t xml:space="preserve"> </w:t>
             </w:r>
             <w:proofErr w:type="spellStart"/>
             <w:r>
@@ -8242,19 +8508,152 @@
           <w:szCs w:val="32"/>
         </w:rPr>
       </w:pPr>
-    </w:p>
-    <w:p>
-      <w:pPr>
-        <w:rPr>
-          <w:sz w:val="32"/>
-          <w:szCs w:val="32"/>
-        </w:rPr>
-      </w:pPr>
-      <w:r>
-        <w:rPr>
-          <w:sz w:val="32"/>
-          <w:szCs w:val="32"/>
-        </w:rPr>
+      <w:r>
+        <w:rPr>
+          <w:sz w:val="32"/>
+          <w:szCs w:val="32"/>
+        </w:rPr>
+        <w:t>-Containers are run-time instances of images, you can start one or more containers from a single image.</w:t>
+      </w:r>
+    </w:p>
+    <w:p>
+      <w:pPr>
+        <w:rPr>
+          <w:sz w:val="32"/>
+          <w:szCs w:val="32"/>
+        </w:rPr>
+      </w:pPr>
+      <w:r>
+        <w:rPr>
+          <w:noProof/>
+        </w:rPr>
+        <w:drawing>
+          <wp:inline distT="0" distB="0" distL="0" distR="0" wp14:anchorId="42E4CA0E" wp14:editId="23A7C801">
+            <wp:extent cx="2897332" cy="1200150"/>
+            <wp:effectExtent l="0" t="0" r="0" b="0"/>
+            <wp:docPr id="1" name="Picture 1"/>
+            <wp:cNvGraphicFramePr>
+              <a:graphicFrameLocks xmlns:a="http://schemas.openxmlformats.org/drawingml/2006/main" noChangeAspect="1"/>
+            </wp:cNvGraphicFramePr>
+            <a:graphic xmlns:a="http://schemas.openxmlformats.org/drawingml/2006/main">
+              <a:graphicData uri="http://schemas.openxmlformats.org/drawingml/2006/picture">
+                <pic:pic xmlns:pic="http://schemas.openxmlformats.org/drawingml/2006/picture">
+                  <pic:nvPicPr>
+                    <pic:cNvPr id="1" name=""/>
+                    <pic:cNvPicPr/>
+                  </pic:nvPicPr>
+                  <pic:blipFill>
+                    <a:blip r:embed="rId24"/>
+                    <a:stretch>
+                      <a:fillRect/>
+                    </a:stretch>
+                  </pic:blipFill>
+                  <pic:spPr>
+                    <a:xfrm>
+                      <a:off x="0" y="0"/>
+                      <a:ext cx="2913877" cy="1207003"/>
+                    </a:xfrm>
+                    <a:prstGeom prst="rect">
+                      <a:avLst/>
+                    </a:prstGeom>
+                  </pic:spPr>
+                </pic:pic>
+              </a:graphicData>
+            </a:graphic>
+          </wp:inline>
+        </w:drawing>
+      </w:r>
+    </w:p>
+    <w:p>
+      <w:pPr>
+        <w:rPr>
+          <w:sz w:val="32"/>
+          <w:szCs w:val="32"/>
+        </w:rPr>
+      </w:pPr>
+      <w:r>
+        <w:rPr>
+          <w:sz w:val="32"/>
+          <w:szCs w:val="32"/>
+        </w:rPr>
+        <w:t>-Containers are smaller, faster, more portable than VMs. They’re designed to be stateless and ephemeral, whereas VMs are designed to be long-running and can be migrated with their state and data.</w:t>
+      </w:r>
+    </w:p>
+    <w:p>
+      <w:pPr>
+        <w:rPr>
+          <w:sz w:val="32"/>
+          <w:szCs w:val="32"/>
+        </w:rPr>
+      </w:pPr>
+      <w:r>
+        <w:rPr>
+          <w:sz w:val="32"/>
+          <w:szCs w:val="32"/>
+        </w:rPr>
+        <w:t>-Containers are designed to be immutable. You shouldn’t change them after you’ve deployed them. If a container fails, you replace it with a new one instead of connecting to it and making a live fix.</w:t>
+      </w:r>
+    </w:p>
+    <w:p>
+      <w:pPr>
+        <w:rPr>
+          <w:sz w:val="32"/>
+          <w:szCs w:val="32"/>
+        </w:rPr>
+      </w:pPr>
+      <w:r>
+        <w:rPr>
+          <w:sz w:val="32"/>
+          <w:szCs w:val="32"/>
+        </w:rPr>
+        <w:t xml:space="preserve">-Containers should only run a single process and we use them to build </w:t>
+      </w:r>
+      <w:proofErr w:type="spellStart"/>
+      <w:r>
+        <w:rPr>
+          <w:sz w:val="32"/>
+          <w:szCs w:val="32"/>
+        </w:rPr>
+        <w:t>microservices</w:t>
+      </w:r>
+      <w:proofErr w:type="spellEnd"/>
+      <w:r>
+        <w:rPr>
+          <w:sz w:val="32"/>
+          <w:szCs w:val="32"/>
+        </w:rPr>
+        <w:t xml:space="preserve"> apps. Example: an application with 4 features (web server, </w:t>
+      </w:r>
+      <w:proofErr w:type="spellStart"/>
+      <w:r>
+        <w:rPr>
+          <w:sz w:val="32"/>
+          <w:szCs w:val="32"/>
+        </w:rPr>
+        <w:t>auth</w:t>
+      </w:r>
+      <w:proofErr w:type="spellEnd"/>
+      <w:r>
+        <w:rPr>
+          <w:sz w:val="32"/>
+          <w:szCs w:val="32"/>
+        </w:rPr>
+        <w:t>, catalog, store) will have 4 containers.</w:t>
+      </w:r>
+    </w:p>
+    <w:p>
+      <w:pPr>
+        <w:rPr>
+          <w:sz w:val="32"/>
+          <w:szCs w:val="32"/>
+        </w:rPr>
+      </w:pPr>
+      <w:r>
+        <w:rPr>
+          <w:sz w:val="32"/>
+          <w:szCs w:val="32"/>
+        </w:rPr>
+        <w:lastRenderedPageBreak/>
         <w:t>7.2 Containers vs VMs</w:t>
       </w:r>
     </w:p>
@@ -8265,6 +8664,242 @@
           <w:szCs w:val="32"/>
         </w:rPr>
       </w:pPr>
+      <w:r>
+        <w:rPr>
+          <w:sz w:val="32"/>
+          <w:szCs w:val="32"/>
+        </w:rPr>
+        <w:t xml:space="preserve">-Containers and VMs are both virtualization technologies to run apps. The ways they virtualize </w:t>
+      </w:r>
+      <w:r>
+        <w:rPr>
+          <w:sz w:val="32"/>
+          <w:szCs w:val="32"/>
+        </w:rPr>
+        <w:t>are different: VMs virtualize hardware, containers virtualize OS.</w:t>
+      </w:r>
+    </w:p>
+    <w:p>
+      <w:pPr>
+        <w:rPr>
+          <w:sz w:val="32"/>
+          <w:szCs w:val="32"/>
+        </w:rPr>
+      </w:pPr>
+      <w:r>
+        <w:rPr>
+          <w:sz w:val="32"/>
+          <w:szCs w:val="32"/>
+        </w:rPr>
+        <w:t>+In VM model, you power on a server and a hypervisor boots. When hypervisor boots, it claims all hardware resources (CPU, RAM, storage, network adapters). To deploy an app, you ask hypervisor to create a VM. It does this by carving up the hardware resources into virtual versions (virtual CPUs, virtual RAM) and packing them into a VM that looks exactly like a physical server. Once you have VM, install OS and then an app.</w:t>
+      </w:r>
+    </w:p>
+    <w:p>
+      <w:pPr>
+        <w:rPr>
+          <w:sz w:val="32"/>
+          <w:szCs w:val="32"/>
+        </w:rPr>
+      </w:pPr>
+      <w:r>
+        <w:rPr>
+          <w:sz w:val="32"/>
+          <w:szCs w:val="32"/>
+        </w:rPr>
+        <w:t xml:space="preserve">+In container model, you power on the same server and an OS boots and claims all hardware resources. You then install a container runtime (Docker). To deploy an app, ask Docker to create a container. It does this by carving up OS resources (process trees, </w:t>
+      </w:r>
+      <w:proofErr w:type="spellStart"/>
+      <w:r>
+        <w:rPr>
+          <w:sz w:val="32"/>
+          <w:szCs w:val="32"/>
+        </w:rPr>
+        <w:t>filesystems</w:t>
+      </w:r>
+      <w:proofErr w:type="spellEnd"/>
+      <w:r>
+        <w:rPr>
+          <w:sz w:val="32"/>
+          <w:szCs w:val="32"/>
+        </w:rPr>
+        <w:t>) into virtual versions and then packing them as a container that looks exactly like a regular OS. Then tell Docker to run app inside container.</w:t>
+      </w:r>
+    </w:p>
+    <w:p>
+      <w:pPr>
+        <w:rPr>
+          <w:sz w:val="32"/>
+          <w:szCs w:val="32"/>
+        </w:rPr>
+      </w:pPr>
+      <w:r>
+        <w:rPr>
+          <w:noProof/>
+        </w:rPr>
+        <w:drawing>
+          <wp:inline distT="0" distB="0" distL="0" distR="0" wp14:anchorId="03F3FE68" wp14:editId="74A5290E">
+            <wp:extent cx="3619500" cy="2053798"/>
+            <wp:effectExtent l="0" t="0" r="0" b="3810"/>
+            <wp:docPr id="2" name="Picture 2"/>
+            <wp:cNvGraphicFramePr>
+              <a:graphicFrameLocks xmlns:a="http://schemas.openxmlformats.org/drawingml/2006/main" noChangeAspect="1"/>
+            </wp:cNvGraphicFramePr>
+            <a:graphic xmlns:a="http://schemas.openxmlformats.org/drawingml/2006/main">
+              <a:graphicData uri="http://schemas.openxmlformats.org/drawingml/2006/picture">
+                <pic:pic xmlns:pic="http://schemas.openxmlformats.org/drawingml/2006/picture">
+                  <pic:nvPicPr>
+                    <pic:cNvPr id="1" name=""/>
+                    <pic:cNvPicPr/>
+                  </pic:nvPicPr>
+                  <pic:blipFill>
+                    <a:blip r:embed="rId25"/>
+                    <a:stretch>
+                      <a:fillRect/>
+                    </a:stretch>
+                  </pic:blipFill>
+                  <pic:spPr>
+                    <a:xfrm>
+                      <a:off x="0" y="0"/>
+                      <a:ext cx="3654461" cy="2073636"/>
+                    </a:xfrm>
+                    <a:prstGeom prst="rect">
+                      <a:avLst/>
+                    </a:prstGeom>
+                  </pic:spPr>
+                </pic:pic>
+              </a:graphicData>
+            </a:graphic>
+          </wp:inline>
+        </w:drawing>
+      </w:r>
+    </w:p>
+    <w:p>
+      <w:pPr>
+        <w:rPr>
+          <w:sz w:val="32"/>
+          <w:szCs w:val="32"/>
+        </w:rPr>
+      </w:pPr>
+      <w:r>
+        <w:rPr>
+          <w:sz w:val="32"/>
+          <w:szCs w:val="32"/>
+        </w:rPr>
+        <w:t xml:space="preserve">-Summary: hypervisors perform hardware virtualization where they divide hardware resources into virtual versions and package them as </w:t>
+      </w:r>
+      <w:r>
+        <w:rPr>
+          <w:sz w:val="32"/>
+          <w:szCs w:val="32"/>
+        </w:rPr>
+        <w:lastRenderedPageBreak/>
+        <w:t>VMs. Container runtimes perform OS virtualization where they divide OS resources into virtual versions and package them as containers. VMs look exactly like physical servers. Containers look exactly like regular OS.</w:t>
+      </w:r>
+    </w:p>
+    <w:p>
+      <w:pPr>
+        <w:rPr>
+          <w:sz w:val="32"/>
+          <w:szCs w:val="32"/>
+        </w:rPr>
+      </w:pPr>
+      <w:r>
+        <w:rPr>
+          <w:sz w:val="32"/>
+          <w:szCs w:val="32"/>
+        </w:rPr>
+        <w:t>-Biggest problems with VM model is you need to install an OS on every VM – every OS consumes CPU, RAM, storage and take long time to boot</w:t>
+      </w:r>
+    </w:p>
+    <w:p>
+      <w:pPr>
+        <w:rPr>
+          <w:sz w:val="32"/>
+          <w:szCs w:val="32"/>
+        </w:rPr>
+      </w:pPr>
+      <w:r>
+        <w:rPr>
+          <w:sz w:val="32"/>
+          <w:szCs w:val="32"/>
+        </w:rPr>
+        <w:t>-Containers share a single OS on the host they’re running on. This gives containers all benefits over VMs:</w:t>
+      </w:r>
+    </w:p>
+    <w:p>
+      <w:pPr>
+        <w:rPr>
+          <w:sz w:val="32"/>
+          <w:szCs w:val="32"/>
+        </w:rPr>
+      </w:pPr>
+      <w:r>
+        <w:rPr>
+          <w:sz w:val="32"/>
+          <w:szCs w:val="32"/>
+        </w:rPr>
+        <w:t>+Containers are smaller and more portable.</w:t>
+      </w:r>
+    </w:p>
+    <w:p>
+      <w:pPr>
+        <w:rPr>
+          <w:sz w:val="32"/>
+          <w:szCs w:val="32"/>
+        </w:rPr>
+      </w:pPr>
+      <w:r>
+        <w:rPr>
+          <w:sz w:val="32"/>
+          <w:szCs w:val="32"/>
+        </w:rPr>
+        <w:t>+Can run more containers on your infrastructure.</w:t>
+      </w:r>
+    </w:p>
+    <w:p>
+      <w:pPr>
+        <w:rPr>
+          <w:sz w:val="32"/>
+          <w:szCs w:val="32"/>
+        </w:rPr>
+      </w:pPr>
+      <w:r>
+        <w:rPr>
+          <w:sz w:val="32"/>
+          <w:szCs w:val="32"/>
+        </w:rPr>
+        <w:t>+Containers start faster.</w:t>
+      </w:r>
+    </w:p>
+    <w:p>
+      <w:pPr>
+        <w:rPr>
+          <w:sz w:val="32"/>
+          <w:szCs w:val="32"/>
+        </w:rPr>
+      </w:pPr>
+      <w:r>
+        <w:rPr>
+          <w:sz w:val="32"/>
+          <w:szCs w:val="32"/>
+        </w:rPr>
+        <w:t>+Containers reduce number of OSs you need to manage.</w:t>
+      </w:r>
+    </w:p>
+    <w:p>
+      <w:pPr>
+        <w:rPr>
+          <w:sz w:val="32"/>
+          <w:szCs w:val="32"/>
+        </w:rPr>
+      </w:pPr>
+      <w:r>
+        <w:rPr>
+          <w:sz w:val="32"/>
+          <w:szCs w:val="32"/>
+        </w:rPr>
+        <w:t>+Containers present a smaller attack surface.</w:t>
+      </w:r>
     </w:p>
     <w:p>
       <w:pPr>
@@ -8288,6 +8923,84 @@
           <w:szCs w:val="32"/>
         </w:rPr>
       </w:pPr>
+      <w:r>
+        <w:rPr>
+          <w:sz w:val="32"/>
+          <w:szCs w:val="32"/>
+        </w:rPr>
+        <w:t>-You can start multiple containers from a single image. In this relationship, the image is read-only, each container is read-write. Docker accomplishes this by creating a read-write layer for each container and placing it on top of shared image.</w:t>
+      </w:r>
+    </w:p>
+    <w:p>
+      <w:pPr>
+        <w:rPr>
+          <w:sz w:val="32"/>
+          <w:szCs w:val="32"/>
+        </w:rPr>
+      </w:pPr>
+      <w:r>
+        <w:rPr>
+          <w:noProof/>
+        </w:rPr>
+        <w:drawing>
+          <wp:inline distT="0" distB="0" distL="0" distR="0" wp14:anchorId="51C75A57" wp14:editId="7E3DC99D">
+            <wp:extent cx="2771775" cy="1543498"/>
+            <wp:effectExtent l="0" t="0" r="0" b="0"/>
+            <wp:docPr id="3" name="Picture 3"/>
+            <wp:cNvGraphicFramePr>
+              <a:graphicFrameLocks xmlns:a="http://schemas.openxmlformats.org/drawingml/2006/main" noChangeAspect="1"/>
+            </wp:cNvGraphicFramePr>
+            <a:graphic xmlns:a="http://schemas.openxmlformats.org/drawingml/2006/main">
+              <a:graphicData uri="http://schemas.openxmlformats.org/drawingml/2006/picture">
+                <pic:pic xmlns:pic="http://schemas.openxmlformats.org/drawingml/2006/picture">
+                  <pic:nvPicPr>
+                    <pic:cNvPr id="1" name=""/>
+                    <pic:cNvPicPr/>
+                  </pic:nvPicPr>
+                  <pic:blipFill>
+                    <a:blip r:embed="rId26"/>
+                    <a:stretch>
+                      <a:fillRect/>
+                    </a:stretch>
+                  </pic:blipFill>
+                  <pic:spPr>
+                    <a:xfrm>
+                      <a:off x="0" y="0"/>
+                      <a:ext cx="2784200" cy="1550417"/>
+                    </a:xfrm>
+                    <a:prstGeom prst="rect">
+                      <a:avLst/>
+                    </a:prstGeom>
+                  </pic:spPr>
+                </pic:pic>
+              </a:graphicData>
+            </a:graphic>
+          </wp:inline>
+        </w:drawing>
+      </w:r>
+    </w:p>
+    <w:p>
+      <w:pPr>
+        <w:rPr>
+          <w:sz w:val="32"/>
+          <w:szCs w:val="32"/>
+        </w:rPr>
+      </w:pPr>
+      <w:r>
+        <w:rPr>
+          <w:sz w:val="32"/>
+          <w:szCs w:val="32"/>
+        </w:rPr>
+        <w:t xml:space="preserve">+Each container has its own thin R/W layer but share the same image. Containers can see and access files and apps in image through their </w:t>
+      </w:r>
+      <w:r>
+        <w:rPr>
+          <w:sz w:val="32"/>
+          <w:szCs w:val="32"/>
+        </w:rPr>
+        <w:lastRenderedPageBreak/>
+        <w:t>R/W layer, if they make any changes, these get written to their R/W layer. When you stop container, Docker keeps R/W layer and restores it when you restart container. But when you delete container, Docker delete its R/W layer.</w:t>
+      </w:r>
     </w:p>
     <w:p>
       <w:pPr>
@@ -8311,6 +9024,160 @@
           <w:szCs w:val="32"/>
         </w:rPr>
       </w:pPr>
+      <w:r>
+        <w:rPr>
+          <w:sz w:val="32"/>
+          <w:szCs w:val="32"/>
+        </w:rPr>
+        <w:t>-</w:t>
+      </w:r>
+      <w:proofErr w:type="spellStart"/>
+      <w:r>
+        <w:rPr>
+          <w:sz w:val="32"/>
+          <w:szCs w:val="32"/>
+        </w:rPr>
+        <w:t>docker</w:t>
+      </w:r>
+      <w:proofErr w:type="spellEnd"/>
+      <w:r>
+        <w:rPr>
+          <w:sz w:val="32"/>
+          <w:szCs w:val="32"/>
+        </w:rPr>
+        <w:t xml:space="preserve"> version: check Docker is running</w:t>
+      </w:r>
+    </w:p>
+    <w:p>
+      <w:pPr>
+        <w:rPr>
+          <w:sz w:val="32"/>
+          <w:szCs w:val="32"/>
+        </w:rPr>
+      </w:pPr>
+      <w:r>
+        <w:rPr>
+          <w:sz w:val="32"/>
+          <w:szCs w:val="32"/>
+        </w:rPr>
+        <w:t>-In Linux:</w:t>
+      </w:r>
+    </w:p>
+    <w:p>
+      <w:pPr>
+        <w:rPr>
+          <w:sz w:val="32"/>
+          <w:szCs w:val="32"/>
+        </w:rPr>
+      </w:pPr>
+      <w:r>
+        <w:rPr>
+          <w:sz w:val="32"/>
+          <w:szCs w:val="32"/>
+        </w:rPr>
+        <w:t xml:space="preserve">+Not use </w:t>
+      </w:r>
+      <w:proofErr w:type="spellStart"/>
+      <w:r>
+        <w:rPr>
+          <w:sz w:val="32"/>
+          <w:szCs w:val="32"/>
+        </w:rPr>
+        <w:t>Systemd</w:t>
+      </w:r>
+      <w:proofErr w:type="spellEnd"/>
+      <w:r>
+        <w:rPr>
+          <w:sz w:val="32"/>
+          <w:szCs w:val="32"/>
+        </w:rPr>
+        <w:t xml:space="preserve">: </w:t>
+      </w:r>
+      <w:r>
+        <w:rPr>
+          <w:b/>
+          <w:sz w:val="32"/>
+          <w:szCs w:val="32"/>
+        </w:rPr>
+        <w:t xml:space="preserve">service </w:t>
+      </w:r>
+      <w:proofErr w:type="spellStart"/>
+      <w:r>
+        <w:rPr>
+          <w:b/>
+          <w:sz w:val="32"/>
+          <w:szCs w:val="32"/>
+        </w:rPr>
+        <w:t>docker</w:t>
+      </w:r>
+      <w:proofErr w:type="spellEnd"/>
+      <w:r>
+        <w:rPr>
+          <w:b/>
+          <w:sz w:val="32"/>
+          <w:szCs w:val="32"/>
+        </w:rPr>
+        <w:t xml:space="preserve"> status</w:t>
+      </w:r>
+    </w:p>
+    <w:p>
+      <w:pPr>
+        <w:rPr>
+          <w:sz w:val="32"/>
+          <w:szCs w:val="32"/>
+        </w:rPr>
+      </w:pPr>
+      <w:r>
+        <w:rPr>
+          <w:sz w:val="32"/>
+          <w:szCs w:val="32"/>
+        </w:rPr>
+        <w:t xml:space="preserve">+Use </w:t>
+      </w:r>
+      <w:proofErr w:type="spellStart"/>
+      <w:r>
+        <w:rPr>
+          <w:sz w:val="32"/>
+          <w:szCs w:val="32"/>
+        </w:rPr>
+        <w:t>Systemd</w:t>
+      </w:r>
+      <w:proofErr w:type="spellEnd"/>
+      <w:r>
+        <w:rPr>
+          <w:sz w:val="32"/>
+          <w:szCs w:val="32"/>
+        </w:rPr>
+        <w:t xml:space="preserve">: </w:t>
+      </w:r>
+      <w:proofErr w:type="spellStart"/>
+      <w:r>
+        <w:rPr>
+          <w:b/>
+          <w:sz w:val="32"/>
+          <w:szCs w:val="32"/>
+        </w:rPr>
+        <w:t>systemctl</w:t>
+      </w:r>
+      <w:proofErr w:type="spellEnd"/>
+      <w:r>
+        <w:rPr>
+          <w:b/>
+          <w:sz w:val="32"/>
+          <w:szCs w:val="32"/>
+        </w:rPr>
+        <w:t xml:space="preserve"> is-active </w:t>
+      </w:r>
+      <w:proofErr w:type="spellStart"/>
+      <w:r>
+        <w:rPr>
+          <w:b/>
+          <w:sz w:val="32"/>
+          <w:szCs w:val="32"/>
+        </w:rPr>
+        <w:t>docker</w:t>
+      </w:r>
+      <w:proofErr w:type="spellEnd"/>
     </w:p>
     <w:p>
       <w:pPr>
@@ -8341,6 +9208,84 @@
           <w:szCs w:val="32"/>
         </w:rPr>
       </w:pPr>
+      <w:r>
+        <w:rPr>
+          <w:sz w:val="32"/>
+          <w:szCs w:val="32"/>
+        </w:rPr>
+        <w:t>-</w:t>
+      </w:r>
+      <w:proofErr w:type="spellStart"/>
+      <w:r>
+        <w:rPr>
+          <w:sz w:val="32"/>
+          <w:szCs w:val="32"/>
+        </w:rPr>
+        <w:t>docker</w:t>
+      </w:r>
+      <w:proofErr w:type="spellEnd"/>
+      <w:r>
+        <w:rPr>
+          <w:sz w:val="32"/>
+          <w:szCs w:val="32"/>
+        </w:rPr>
+        <w:t xml:space="preserve"> run –d --name &lt;container&gt; -p &lt;</w:t>
+      </w:r>
+      <w:proofErr w:type="spellStart"/>
+      <w:r>
+        <w:rPr>
+          <w:sz w:val="32"/>
+          <w:szCs w:val="32"/>
+        </w:rPr>
+        <w:t>port_out</w:t>
+      </w:r>
+      <w:proofErr w:type="spellEnd"/>
+      <w:r>
+        <w:rPr>
+          <w:sz w:val="32"/>
+          <w:szCs w:val="32"/>
+        </w:rPr>
+        <w:t>&gt;:&lt;</w:t>
+      </w:r>
+      <w:proofErr w:type="spellStart"/>
+      <w:r>
+        <w:rPr>
+          <w:sz w:val="32"/>
+          <w:szCs w:val="32"/>
+        </w:rPr>
+        <w:t>port_in</w:t>
+      </w:r>
+      <w:proofErr w:type="spellEnd"/>
+      <w:r>
+        <w:rPr>
+          <w:sz w:val="32"/>
+          <w:szCs w:val="32"/>
+        </w:rPr>
+        <w:t xml:space="preserve">&gt; </w:t>
+      </w:r>
+      <w:r>
+        <w:rPr>
+          <w:sz w:val="32"/>
+          <w:szCs w:val="32"/>
+        </w:rPr>
+        <w:t>&lt;image&gt;:&lt;tag</w:t>
+      </w:r>
+      <w:proofErr w:type="gramStart"/>
+      <w:r>
+        <w:rPr>
+          <w:sz w:val="32"/>
+          <w:szCs w:val="32"/>
+        </w:rPr>
+        <w:t>&gt; :</w:t>
+      </w:r>
+      <w:proofErr w:type="gramEnd"/>
+      <w:r>
+        <w:rPr>
+          <w:sz w:val="32"/>
+          <w:szCs w:val="32"/>
+        </w:rPr>
+        <w:t xml:space="preserve"> tell Docker to run a new container</w:t>
+      </w:r>
     </w:p>
     <w:p>
       <w:pPr>
@@ -8364,6 +9309,383 @@
           <w:szCs w:val="32"/>
         </w:rPr>
       </w:pPr>
+      <w:r>
+        <w:rPr>
+          <w:sz w:val="32"/>
+          <w:szCs w:val="32"/>
+        </w:rPr>
+        <w:t xml:space="preserve">-There are 3 ways to start an app in a container: </w:t>
+      </w:r>
+      <w:proofErr w:type="spellStart"/>
+      <w:r>
+        <w:rPr>
+          <w:sz w:val="32"/>
+          <w:szCs w:val="32"/>
+        </w:rPr>
+        <w:t>Entrypoint</w:t>
+      </w:r>
+      <w:proofErr w:type="spellEnd"/>
+      <w:r>
+        <w:rPr>
+          <w:sz w:val="32"/>
+          <w:szCs w:val="32"/>
+        </w:rPr>
+        <w:t xml:space="preserve"> instruction </w:t>
+      </w:r>
+      <w:proofErr w:type="spellStart"/>
+      <w:r>
+        <w:rPr>
+          <w:sz w:val="32"/>
+          <w:szCs w:val="32"/>
+        </w:rPr>
+        <w:t>im</w:t>
+      </w:r>
+      <w:proofErr w:type="spellEnd"/>
+      <w:r>
+        <w:rPr>
+          <w:sz w:val="32"/>
+          <w:szCs w:val="32"/>
+        </w:rPr>
+        <w:t xml:space="preserve"> image, </w:t>
+      </w:r>
+      <w:proofErr w:type="spellStart"/>
+      <w:r>
+        <w:rPr>
+          <w:sz w:val="32"/>
+          <w:szCs w:val="32"/>
+        </w:rPr>
+        <w:t>Cmd</w:t>
+      </w:r>
+      <w:proofErr w:type="spellEnd"/>
+      <w:r>
+        <w:rPr>
+          <w:sz w:val="32"/>
+          <w:szCs w:val="32"/>
+        </w:rPr>
+        <w:t xml:space="preserve"> instruction in image, CLI argument.</w:t>
+      </w:r>
+    </w:p>
+    <w:p>
+      <w:pPr>
+        <w:rPr>
+          <w:sz w:val="32"/>
+          <w:szCs w:val="32"/>
+        </w:rPr>
+      </w:pPr>
+      <w:r>
+        <w:rPr>
+          <w:sz w:val="32"/>
+          <w:szCs w:val="32"/>
+        </w:rPr>
+        <w:t>-</w:t>
+      </w:r>
+      <w:proofErr w:type="spellStart"/>
+      <w:r>
+        <w:rPr>
+          <w:sz w:val="32"/>
+          <w:szCs w:val="32"/>
+        </w:rPr>
+        <w:t>Entrypoint</w:t>
+      </w:r>
+      <w:proofErr w:type="spellEnd"/>
+      <w:r>
+        <w:rPr>
+          <w:sz w:val="32"/>
+          <w:szCs w:val="32"/>
+        </w:rPr>
+        <w:t xml:space="preserve"> and </w:t>
+      </w:r>
+      <w:proofErr w:type="spellStart"/>
+      <w:r>
+        <w:rPr>
+          <w:sz w:val="32"/>
+          <w:szCs w:val="32"/>
+        </w:rPr>
+        <w:t>Cmd</w:t>
+      </w:r>
+      <w:proofErr w:type="spellEnd"/>
+      <w:r>
+        <w:rPr>
+          <w:sz w:val="32"/>
+          <w:szCs w:val="32"/>
+        </w:rPr>
+        <w:t xml:space="preserve"> instructions are optional image metadata where you can store the command you want Docker to run to start the default app. </w:t>
+      </w:r>
+      <w:r>
+        <w:rPr>
+          <w:sz w:val="32"/>
+          <w:szCs w:val="32"/>
+        </w:rPr>
+        <w:t xml:space="preserve">Whenever you start a container from image, Docker checks </w:t>
+      </w:r>
+      <w:proofErr w:type="spellStart"/>
+      <w:r>
+        <w:rPr>
+          <w:sz w:val="32"/>
+          <w:szCs w:val="32"/>
+        </w:rPr>
+        <w:t>Entrypoint</w:t>
+      </w:r>
+      <w:proofErr w:type="spellEnd"/>
+      <w:r>
+        <w:rPr>
+          <w:sz w:val="32"/>
+          <w:szCs w:val="32"/>
+        </w:rPr>
+        <w:t xml:space="preserve"> or </w:t>
+      </w:r>
+      <w:proofErr w:type="spellStart"/>
+      <w:r>
+        <w:rPr>
+          <w:sz w:val="32"/>
+          <w:szCs w:val="32"/>
+        </w:rPr>
+        <w:t>Cmd</w:t>
+      </w:r>
+      <w:proofErr w:type="spellEnd"/>
+      <w:r>
+        <w:rPr>
+          <w:sz w:val="32"/>
+          <w:szCs w:val="32"/>
+        </w:rPr>
+        <w:t xml:space="preserve"> instruction and executes command.</w:t>
+      </w:r>
+    </w:p>
+    <w:p>
+      <w:pPr>
+        <w:rPr>
+          <w:sz w:val="32"/>
+          <w:szCs w:val="32"/>
+        </w:rPr>
+      </w:pPr>
+      <w:r>
+        <w:rPr>
+          <w:sz w:val="32"/>
+          <w:szCs w:val="32"/>
+        </w:rPr>
+        <w:t>-</w:t>
+      </w:r>
+      <w:proofErr w:type="spellStart"/>
+      <w:r>
+        <w:rPr>
+          <w:sz w:val="32"/>
+          <w:szCs w:val="32"/>
+        </w:rPr>
+        <w:t>Entrypoint</w:t>
+      </w:r>
+      <w:proofErr w:type="spellEnd"/>
+      <w:r>
+        <w:rPr>
+          <w:sz w:val="32"/>
+          <w:szCs w:val="32"/>
+        </w:rPr>
+        <w:t xml:space="preserve"> instructions can’t overridden on CLI, anything you pass in via CLI will be appended to </w:t>
+      </w:r>
+      <w:proofErr w:type="spellStart"/>
+      <w:r>
+        <w:rPr>
+          <w:sz w:val="32"/>
+          <w:szCs w:val="32"/>
+        </w:rPr>
+        <w:t>Entrypoint</w:t>
+      </w:r>
+      <w:proofErr w:type="spellEnd"/>
+      <w:r>
+        <w:rPr>
+          <w:sz w:val="32"/>
+          <w:szCs w:val="32"/>
+        </w:rPr>
+        <w:t xml:space="preserve"> instruction as argument.</w:t>
+      </w:r>
+    </w:p>
+    <w:p>
+      <w:pPr>
+        <w:rPr>
+          <w:sz w:val="32"/>
+          <w:szCs w:val="32"/>
+        </w:rPr>
+      </w:pPr>
+      <w:r>
+        <w:rPr>
+          <w:sz w:val="32"/>
+          <w:szCs w:val="32"/>
+        </w:rPr>
+        <w:t>-</w:t>
+      </w:r>
+      <w:proofErr w:type="spellStart"/>
+      <w:r>
+        <w:rPr>
+          <w:sz w:val="32"/>
+          <w:szCs w:val="32"/>
+        </w:rPr>
+        <w:t>Cmd</w:t>
+      </w:r>
+      <w:proofErr w:type="spellEnd"/>
+      <w:r>
+        <w:rPr>
+          <w:sz w:val="32"/>
+          <w:szCs w:val="32"/>
+        </w:rPr>
+        <w:t xml:space="preserve"> instructions are overridden by CLI arguments.</w:t>
+      </w:r>
+    </w:p>
+    <w:p>
+      <w:pPr>
+        <w:rPr>
+          <w:sz w:val="32"/>
+          <w:szCs w:val="32"/>
+        </w:rPr>
+      </w:pPr>
+      <w:r>
+        <w:rPr>
+          <w:sz w:val="32"/>
+          <w:szCs w:val="32"/>
+        </w:rPr>
+        <w:t xml:space="preserve">-If image doesn’t have </w:t>
+      </w:r>
+      <w:proofErr w:type="spellStart"/>
+      <w:r>
+        <w:rPr>
+          <w:sz w:val="32"/>
+          <w:szCs w:val="32"/>
+        </w:rPr>
+        <w:t>Entrypoint</w:t>
+      </w:r>
+      <w:proofErr w:type="spellEnd"/>
+      <w:r>
+        <w:rPr>
+          <w:sz w:val="32"/>
+          <w:szCs w:val="32"/>
+        </w:rPr>
+        <w:t xml:space="preserve"> or </w:t>
+      </w:r>
+      <w:proofErr w:type="spellStart"/>
+      <w:r>
+        <w:rPr>
+          <w:sz w:val="32"/>
+          <w:szCs w:val="32"/>
+        </w:rPr>
+        <w:t>Cmd</w:t>
+      </w:r>
+      <w:proofErr w:type="spellEnd"/>
+      <w:r>
+        <w:rPr>
+          <w:sz w:val="32"/>
+          <w:szCs w:val="32"/>
+        </w:rPr>
+        <w:t xml:space="preserve">, you need to pass argument on CLI. </w:t>
+      </w:r>
+    </w:p>
+    <w:p>
+      <w:pPr>
+        <w:rPr>
+          <w:sz w:val="32"/>
+          <w:szCs w:val="32"/>
+        </w:rPr>
+      </w:pPr>
+      <w:r>
+        <w:rPr>
+          <w:sz w:val="32"/>
+          <w:szCs w:val="32"/>
+        </w:rPr>
+        <w:lastRenderedPageBreak/>
+        <w:t xml:space="preserve">-Format: </w:t>
+      </w:r>
+      <w:proofErr w:type="spellStart"/>
+      <w:r>
+        <w:rPr>
+          <w:sz w:val="32"/>
+          <w:szCs w:val="32"/>
+        </w:rPr>
+        <w:t>docker</w:t>
+      </w:r>
+      <w:proofErr w:type="spellEnd"/>
+      <w:r>
+        <w:rPr>
+          <w:sz w:val="32"/>
+          <w:szCs w:val="32"/>
+        </w:rPr>
+        <w:t xml:space="preserve"> run &lt;arguments&gt; &lt;image&gt; &lt;command&gt;</w:t>
+      </w:r>
+    </w:p>
+    <w:p>
+      <w:pPr>
+        <w:rPr>
+          <w:sz w:val="32"/>
+          <w:szCs w:val="32"/>
+        </w:rPr>
+      </w:pPr>
+      <w:r>
+        <w:rPr>
+          <w:sz w:val="32"/>
+          <w:szCs w:val="32"/>
+        </w:rPr>
+        <w:t xml:space="preserve">+&lt;command&gt; is optional, you don’t need it if image has </w:t>
+      </w:r>
+      <w:proofErr w:type="spellStart"/>
+      <w:r>
+        <w:rPr>
+          <w:sz w:val="32"/>
+          <w:szCs w:val="32"/>
+        </w:rPr>
+        <w:t>Cmd</w:t>
+      </w:r>
+      <w:proofErr w:type="spellEnd"/>
+      <w:r>
+        <w:rPr>
+          <w:sz w:val="32"/>
+          <w:szCs w:val="32"/>
+        </w:rPr>
+        <w:t>/</w:t>
+      </w:r>
+      <w:proofErr w:type="spellStart"/>
+      <w:r>
+        <w:rPr>
+          <w:sz w:val="32"/>
+          <w:szCs w:val="32"/>
+        </w:rPr>
+        <w:t>Entrypoint</w:t>
+      </w:r>
+      <w:proofErr w:type="spellEnd"/>
+      <w:r>
+        <w:rPr>
+          <w:sz w:val="32"/>
+          <w:szCs w:val="32"/>
+        </w:rPr>
+        <w:t xml:space="preserve">. If you specify &lt;command&gt;, it will override </w:t>
+      </w:r>
+      <w:proofErr w:type="spellStart"/>
+      <w:r>
+        <w:rPr>
+          <w:sz w:val="32"/>
+          <w:szCs w:val="32"/>
+        </w:rPr>
+        <w:t>Cmd</w:t>
+      </w:r>
+      <w:proofErr w:type="spellEnd"/>
+      <w:r>
+        <w:rPr>
+          <w:sz w:val="32"/>
+          <w:szCs w:val="32"/>
+        </w:rPr>
+        <w:t xml:space="preserve"> but will be appended to </w:t>
+      </w:r>
+      <w:proofErr w:type="spellStart"/>
+      <w:r>
+        <w:rPr>
+          <w:sz w:val="32"/>
+          <w:szCs w:val="32"/>
+        </w:rPr>
+        <w:t>Entrypoint</w:t>
+      </w:r>
+      <w:proofErr w:type="spellEnd"/>
+      <w:r>
+        <w:rPr>
+          <w:sz w:val="32"/>
+          <w:szCs w:val="32"/>
+        </w:rPr>
+        <w:t>.</w:t>
+      </w:r>
     </w:p>
     <w:p>
       <w:pPr>
@@ -8387,6 +9709,271 @@
           <w:szCs w:val="32"/>
         </w:rPr>
       </w:pPr>
+      <w:r>
+        <w:rPr>
+          <w:sz w:val="32"/>
+          <w:szCs w:val="32"/>
+        </w:rPr>
+        <w:t>-</w:t>
+      </w:r>
+      <w:proofErr w:type="spellStart"/>
+      <w:r>
+        <w:rPr>
+          <w:sz w:val="32"/>
+          <w:szCs w:val="32"/>
+        </w:rPr>
+        <w:t>docker</w:t>
+      </w:r>
+      <w:proofErr w:type="spellEnd"/>
+      <w:r>
+        <w:rPr>
+          <w:sz w:val="32"/>
+          <w:szCs w:val="32"/>
+        </w:rPr>
+        <w:t xml:space="preserve"> exec: execute commands in running containers, it has 2 modes: Interactive + Remote execution</w:t>
+      </w:r>
+    </w:p>
+    <w:p>
+      <w:pPr>
+        <w:rPr>
+          <w:sz w:val="32"/>
+          <w:szCs w:val="32"/>
+        </w:rPr>
+      </w:pPr>
+      <w:r>
+        <w:rPr>
+          <w:sz w:val="32"/>
+          <w:szCs w:val="32"/>
+        </w:rPr>
+        <w:t>-Interactive exec sessions connect your terminal to a shell process in container and behave like remote SSH sessions. Remote execution mode lets you send commands to a running container and prints output to your local terminal.</w:t>
+      </w:r>
+    </w:p>
+    <w:p>
+      <w:pPr>
+        <w:rPr>
+          <w:sz w:val="32"/>
+          <w:szCs w:val="32"/>
+        </w:rPr>
+      </w:pPr>
+      <w:r>
+        <w:rPr>
+          <w:sz w:val="32"/>
+          <w:szCs w:val="32"/>
+        </w:rPr>
+        <w:t>-</w:t>
+      </w:r>
+      <w:proofErr w:type="spellStart"/>
+      <w:r>
+        <w:rPr>
+          <w:sz w:val="32"/>
+          <w:szCs w:val="32"/>
+        </w:rPr>
+        <w:t>docke</w:t>
+      </w:r>
+      <w:proofErr w:type="spellEnd"/>
+      <w:r>
+        <w:rPr>
+          <w:sz w:val="32"/>
+          <w:szCs w:val="32"/>
+        </w:rPr>
+        <w:t xml:space="preserve"> exec -it &lt;container&gt; </w:t>
+      </w:r>
+      <w:proofErr w:type="spellStart"/>
+      <w:proofErr w:type="gramStart"/>
+      <w:r>
+        <w:rPr>
+          <w:sz w:val="32"/>
+          <w:szCs w:val="32"/>
+        </w:rPr>
+        <w:t>sh</w:t>
+      </w:r>
+      <w:proofErr w:type="spellEnd"/>
+      <w:r>
+        <w:rPr>
+          <w:sz w:val="32"/>
+          <w:szCs w:val="32"/>
+        </w:rPr>
+        <w:t xml:space="preserve"> :</w:t>
+      </w:r>
+      <w:proofErr w:type="gramEnd"/>
+      <w:r>
+        <w:rPr>
+          <w:sz w:val="32"/>
+          <w:szCs w:val="32"/>
+        </w:rPr>
+        <w:t xml:space="preserve"> start an interactive session by creating a new shell process (</w:t>
+      </w:r>
+      <w:proofErr w:type="spellStart"/>
+      <w:r>
+        <w:rPr>
+          <w:sz w:val="32"/>
+          <w:szCs w:val="32"/>
+        </w:rPr>
+        <w:t>sh</w:t>
+      </w:r>
+      <w:proofErr w:type="spellEnd"/>
+      <w:r>
+        <w:rPr>
+          <w:sz w:val="32"/>
+          <w:szCs w:val="32"/>
+        </w:rPr>
+        <w:t xml:space="preserve">) inside running container. -it makes it an interactive exec session, </w:t>
+      </w:r>
+      <w:proofErr w:type="spellStart"/>
+      <w:r>
+        <w:rPr>
+          <w:sz w:val="32"/>
+          <w:szCs w:val="32"/>
+        </w:rPr>
+        <w:t>sh</w:t>
+      </w:r>
+      <w:proofErr w:type="spellEnd"/>
+      <w:r>
+        <w:rPr>
+          <w:sz w:val="32"/>
+          <w:szCs w:val="32"/>
+        </w:rPr>
+        <w:t xml:space="preserve"> argument starts a new </w:t>
+      </w:r>
+      <w:proofErr w:type="spellStart"/>
+      <w:r>
+        <w:rPr>
+          <w:sz w:val="32"/>
+          <w:szCs w:val="32"/>
+        </w:rPr>
+        <w:t>sh</w:t>
+      </w:r>
+      <w:proofErr w:type="spellEnd"/>
+      <w:r>
+        <w:rPr>
+          <w:sz w:val="32"/>
+          <w:szCs w:val="32"/>
+        </w:rPr>
+        <w:t xml:space="preserve"> process inside container.</w:t>
+      </w:r>
+    </w:p>
+    <w:p>
+      <w:pPr>
+        <w:rPr>
+          <w:sz w:val="32"/>
+          <w:szCs w:val="32"/>
+        </w:rPr>
+      </w:pPr>
+      <w:r>
+        <w:rPr>
+          <w:sz w:val="32"/>
+          <w:szCs w:val="32"/>
+        </w:rPr>
+        <w:t>7.8 Inspect container processes</w:t>
+      </w:r>
+    </w:p>
+    <w:p>
+      <w:pPr>
+        <w:rPr>
+          <w:sz w:val="32"/>
+          <w:szCs w:val="32"/>
+        </w:rPr>
+      </w:pPr>
+      <w:r>
+        <w:rPr>
+          <w:sz w:val="32"/>
+          <w:szCs w:val="32"/>
+        </w:rPr>
+        <w:t xml:space="preserve">- </w:t>
+      </w:r>
+      <w:proofErr w:type="spellStart"/>
+      <w:r>
+        <w:rPr>
+          <w:sz w:val="32"/>
+          <w:szCs w:val="32"/>
+        </w:rPr>
+        <w:t>ps</w:t>
+      </w:r>
+      <w:proofErr w:type="spellEnd"/>
+      <w:r>
+        <w:rPr>
+          <w:sz w:val="32"/>
+          <w:szCs w:val="32"/>
+        </w:rPr>
+        <w:t xml:space="preserve">: see processes running </w:t>
+      </w:r>
+    </w:p>
+    <w:p>
+      <w:pPr>
+        <w:rPr>
+          <w:sz w:val="32"/>
+          <w:szCs w:val="32"/>
+        </w:rPr>
+      </w:pPr>
+      <w:r>
+        <w:rPr>
+          <w:sz w:val="32"/>
+          <w:szCs w:val="32"/>
+        </w:rPr>
+        <w:t>-If you kill container’s main process, you also kill container. Because containers only run while their main process is executing.</w:t>
+      </w:r>
+    </w:p>
+    <w:p>
+      <w:pPr>
+        <w:rPr>
+          <w:sz w:val="32"/>
+          <w:szCs w:val="32"/>
+        </w:rPr>
+      </w:pPr>
+      <w:r>
+        <w:rPr>
+          <w:sz w:val="32"/>
+          <w:szCs w:val="32"/>
+        </w:rPr>
+        <w:t>-exit: quit exec session and return local terminal.</w:t>
+      </w:r>
+    </w:p>
+    <w:p>
+      <w:pPr>
+        <w:rPr>
+          <w:sz w:val="32"/>
+          <w:szCs w:val="32"/>
+        </w:rPr>
+      </w:pPr>
+      <w:r>
+        <w:rPr>
+          <w:sz w:val="32"/>
+          <w:szCs w:val="32"/>
+        </w:rPr>
+        <w:t>-</w:t>
+      </w:r>
+      <w:proofErr w:type="spellStart"/>
+      <w:r>
+        <w:rPr>
+          <w:sz w:val="32"/>
+          <w:szCs w:val="32"/>
+        </w:rPr>
+        <w:t>docker</w:t>
+      </w:r>
+      <w:proofErr w:type="spellEnd"/>
+      <w:r>
+        <w:rPr>
+          <w:sz w:val="32"/>
+          <w:szCs w:val="32"/>
+        </w:rPr>
+        <w:t xml:space="preserve"> exec without -it: This will remotely execute command without creating interactive session. The format is: </w:t>
+      </w:r>
+      <w:proofErr w:type="spellStart"/>
+      <w:r>
+        <w:rPr>
+          <w:sz w:val="32"/>
+          <w:szCs w:val="32"/>
+        </w:rPr>
+        <w:t>docker</w:t>
+      </w:r>
+      <w:proofErr w:type="spellEnd"/>
+      <w:r>
+        <w:rPr>
+          <w:sz w:val="32"/>
+          <w:szCs w:val="32"/>
+        </w:rPr>
+        <w:t xml:space="preserve"> exec &lt;container&gt; &lt;command&gt;, it will only work if container has the command you’re trying to execute.</w:t>
+      </w:r>
     </w:p>
     <w:p>
       <w:pPr>
@@ -8401,39 +9988,50 @@
           <w:szCs w:val="32"/>
         </w:rPr>
         <w:lastRenderedPageBreak/>
-        <w:t>7.8 Inspect container processes</w:t>
-      </w:r>
-    </w:p>
-    <w:p>
-      <w:pPr>
-        <w:rPr>
-          <w:sz w:val="32"/>
-          <w:szCs w:val="32"/>
-        </w:rPr>
-      </w:pPr>
-    </w:p>
-    <w:p>
-      <w:pPr>
-        <w:rPr>
-          <w:sz w:val="32"/>
-          <w:szCs w:val="32"/>
-        </w:rPr>
-      </w:pPr>
-      <w:r>
-        <w:rPr>
-          <w:sz w:val="32"/>
-          <w:szCs w:val="32"/>
-        </w:rPr>
         <w:t>7.9 The docker inspect command</w:t>
       </w:r>
-    </w:p>
-    <w:p>
-      <w:pPr>
-        <w:rPr>
-          <w:sz w:val="32"/>
-          <w:szCs w:val="32"/>
-        </w:rPr>
-      </w:pPr>
+      <w:bookmarkStart w:id="0" w:name="_GoBack"/>
+      <w:bookmarkEnd w:id="0"/>
+    </w:p>
+    <w:p>
+      <w:pPr>
+        <w:rPr>
+          <w:sz w:val="32"/>
+          <w:szCs w:val="32"/>
+        </w:rPr>
+      </w:pPr>
+      <w:r>
+        <w:rPr>
+          <w:sz w:val="32"/>
+          <w:szCs w:val="32"/>
+        </w:rPr>
+        <w:t>-</w:t>
+      </w:r>
+      <w:proofErr w:type="spellStart"/>
+      <w:r>
+        <w:rPr>
+          <w:b/>
+          <w:sz w:val="32"/>
+          <w:szCs w:val="32"/>
+        </w:rPr>
+        <w:t>docker</w:t>
+      </w:r>
+      <w:proofErr w:type="spellEnd"/>
+      <w:r>
+        <w:rPr>
+          <w:b/>
+          <w:sz w:val="32"/>
+          <w:szCs w:val="32"/>
+        </w:rPr>
+        <w:t xml:space="preserve"> inspect &lt;container&gt;:</w:t>
+      </w:r>
+      <w:r>
+        <w:rPr>
+          <w:sz w:val="32"/>
+          <w:szCs w:val="32"/>
+        </w:rPr>
+        <w:t xml:space="preserve"> detailed info about images + containers</w:t>
+      </w:r>
     </w:p>
     <w:p>
       <w:pPr>
@@ -8735,23 +10333,7 @@
           <w:sz w:val="32"/>
           <w:szCs w:val="32"/>
         </w:rPr>
-        <w:t xml:space="preserve">8.5 </w:t>
-      </w:r>
-      <w:proofErr w:type="gramStart"/>
-      <w:r>
-        <w:rPr>
-          <w:sz w:val="32"/>
-          <w:szCs w:val="32"/>
-        </w:rPr>
-        <w:t>Multi-architecture</w:t>
-      </w:r>
-      <w:proofErr w:type="gramEnd"/>
-      <w:r>
-        <w:rPr>
-          <w:sz w:val="32"/>
-          <w:szCs w:val="32"/>
-        </w:rPr>
-        <w:t xml:space="preserve"> builds</w:t>
+        <w:t>8.5 Multi-architecture builds</w:t>
       </w:r>
     </w:p>
     <w:p>
@@ -8945,30 +10527,30 @@
           <w:sz w:val="32"/>
           <w:szCs w:val="32"/>
         </w:rPr>
+        <w:t>9.5 Compose files</w:t>
+      </w:r>
+    </w:p>
+    <w:p>
+      <w:pPr>
+        <w:rPr>
+          <w:sz w:val="32"/>
+          <w:szCs w:val="32"/>
+        </w:rPr>
+      </w:pPr>
+    </w:p>
+    <w:p>
+      <w:pPr>
+        <w:rPr>
+          <w:sz w:val="32"/>
+          <w:szCs w:val="32"/>
+        </w:rPr>
+      </w:pPr>
+      <w:r>
+        <w:rPr>
+          <w:sz w:val="32"/>
+          <w:szCs w:val="32"/>
+        </w:rPr>
         <w:lastRenderedPageBreak/>
-        <w:t>9.5 Compose files</w:t>
-      </w:r>
-    </w:p>
-    <w:p>
-      <w:pPr>
-        <w:rPr>
-          <w:sz w:val="32"/>
-          <w:szCs w:val="32"/>
-        </w:rPr>
-      </w:pPr>
-    </w:p>
-    <w:p>
-      <w:pPr>
-        <w:rPr>
-          <w:sz w:val="32"/>
-          <w:szCs w:val="32"/>
-        </w:rPr>
-      </w:pPr>
-      <w:r>
-        <w:rPr>
-          <w:sz w:val="32"/>
-          <w:szCs w:val="32"/>
-        </w:rPr>
         <w:t>9.6 Deploy apps with Compose</w:t>
       </w:r>
     </w:p>
@@ -9284,15 +10866,7 @@
           <w:sz w:val="32"/>
           <w:szCs w:val="32"/>
         </w:rPr>
-        <w:t xml:space="preserve">11.1 </w:t>
-      </w:r>
-      <w:proofErr w:type="gramStart"/>
-      <w:r>
-        <w:rPr>
-          <w:sz w:val="32"/>
-          <w:szCs w:val="32"/>
-        </w:rPr>
-        <w:t>Pre-</w:t>
+        <w:t>11.1 Pre-</w:t>
       </w:r>
       <w:proofErr w:type="spellStart"/>
       <w:r>
@@ -9303,7 +10877,6 @@
         <w:t>reqs</w:t>
       </w:r>
       <w:proofErr w:type="spellEnd"/>
-      <w:proofErr w:type="gramEnd"/>
     </w:p>
     <w:p>
       <w:pPr>
@@ -9546,30 +11119,30 @@
           <w:sz w:val="32"/>
           <w:szCs w:val="32"/>
         </w:rPr>
+        <w:t>12.1 Swarm primer</w:t>
+      </w:r>
+    </w:p>
+    <w:p>
+      <w:pPr>
+        <w:rPr>
+          <w:sz w:val="32"/>
+          <w:szCs w:val="32"/>
+        </w:rPr>
+      </w:pPr>
+    </w:p>
+    <w:p>
+      <w:pPr>
+        <w:rPr>
+          <w:sz w:val="32"/>
+          <w:szCs w:val="32"/>
+        </w:rPr>
+      </w:pPr>
+      <w:r>
+        <w:rPr>
+          <w:sz w:val="32"/>
+          <w:szCs w:val="32"/>
+        </w:rPr>
         <w:lastRenderedPageBreak/>
-        <w:t>12.1 Swarm primer</w:t>
-      </w:r>
-    </w:p>
-    <w:p>
-      <w:pPr>
-        <w:rPr>
-          <w:sz w:val="32"/>
-          <w:szCs w:val="32"/>
-        </w:rPr>
-      </w:pPr>
-    </w:p>
-    <w:p>
-      <w:pPr>
-        <w:rPr>
-          <w:sz w:val="32"/>
-          <w:szCs w:val="32"/>
-        </w:rPr>
-      </w:pPr>
-      <w:r>
-        <w:rPr>
-          <w:sz w:val="32"/>
-          <w:szCs w:val="32"/>
-        </w:rPr>
         <w:t>12.2 Build a swarm</w:t>
       </w:r>
     </w:p>
@@ -9790,289 +11363,289 @@
           <w:sz w:val="32"/>
           <w:szCs w:val="32"/>
         </w:rPr>
+        <w:t>14. Docker overlay networking</w:t>
+      </w:r>
+    </w:p>
+    <w:p>
+      <w:pPr>
+        <w:rPr>
+          <w:sz w:val="32"/>
+          <w:szCs w:val="32"/>
+        </w:rPr>
+      </w:pPr>
+    </w:p>
+    <w:p>
+      <w:pPr>
+        <w:rPr>
+          <w:sz w:val="32"/>
+          <w:szCs w:val="32"/>
+        </w:rPr>
+      </w:pPr>
+      <w:r>
+        <w:rPr>
+          <w:sz w:val="32"/>
+          <w:szCs w:val="32"/>
+        </w:rPr>
+        <w:t xml:space="preserve">14.1 Docker overlay networking – The TLDR </w:t>
+      </w:r>
+    </w:p>
+    <w:p>
+      <w:pPr>
+        <w:rPr>
+          <w:sz w:val="32"/>
+          <w:szCs w:val="32"/>
+        </w:rPr>
+      </w:pPr>
+    </w:p>
+    <w:p>
+      <w:pPr>
+        <w:rPr>
+          <w:sz w:val="32"/>
+          <w:szCs w:val="32"/>
+        </w:rPr>
+      </w:pPr>
+      <w:r>
+        <w:rPr>
+          <w:sz w:val="32"/>
+          <w:szCs w:val="32"/>
+        </w:rPr>
+        <w:t>14.2 Docker overlay networking history</w:t>
+      </w:r>
+    </w:p>
+    <w:p>
+      <w:pPr>
+        <w:rPr>
+          <w:sz w:val="32"/>
+          <w:szCs w:val="32"/>
+        </w:rPr>
+      </w:pPr>
+    </w:p>
+    <w:p>
+      <w:pPr>
+        <w:rPr>
+          <w:sz w:val="32"/>
+          <w:szCs w:val="32"/>
+        </w:rPr>
+      </w:pPr>
+      <w:r>
+        <w:rPr>
+          <w:sz w:val="32"/>
+          <w:szCs w:val="32"/>
+        </w:rPr>
+        <w:t xml:space="preserve">14.3 Build and test Docker overlay networks </w:t>
+      </w:r>
+    </w:p>
+    <w:p>
+      <w:pPr>
+        <w:rPr>
+          <w:sz w:val="32"/>
+          <w:szCs w:val="32"/>
+        </w:rPr>
+      </w:pPr>
+    </w:p>
+    <w:p>
+      <w:pPr>
+        <w:rPr>
+          <w:sz w:val="32"/>
+          <w:szCs w:val="32"/>
+        </w:rPr>
+      </w:pPr>
+      <w:r>
+        <w:rPr>
+          <w:sz w:val="32"/>
+          <w:szCs w:val="32"/>
+        </w:rPr>
+        <w:t>14.4 Overlay networking explained</w:t>
+      </w:r>
+    </w:p>
+    <w:p>
+      <w:pPr>
+        <w:rPr>
+          <w:sz w:val="32"/>
+          <w:szCs w:val="32"/>
+        </w:rPr>
+      </w:pPr>
+    </w:p>
+    <w:p>
+      <w:pPr>
+        <w:rPr>
+          <w:sz w:val="32"/>
+          <w:szCs w:val="32"/>
+        </w:rPr>
+      </w:pPr>
+      <w:r>
+        <w:rPr>
+          <w:sz w:val="32"/>
+          <w:szCs w:val="32"/>
+        </w:rPr>
+        <w:t>14.5 Docker overlay networking – The commands</w:t>
+      </w:r>
+    </w:p>
+    <w:p>
+      <w:pPr>
+        <w:rPr>
+          <w:sz w:val="32"/>
+          <w:szCs w:val="32"/>
+        </w:rPr>
+      </w:pPr>
+    </w:p>
+    <w:p>
+      <w:pPr>
+        <w:pStyle w:val="Heading1"/>
+        <w:rPr>
+          <w:color w:val="EE0000"/>
+          <w:sz w:val="32"/>
+          <w:szCs w:val="32"/>
+        </w:rPr>
+      </w:pPr>
+      <w:r>
+        <w:rPr>
+          <w:color w:val="EE0000"/>
+          <w:sz w:val="32"/>
+          <w:szCs w:val="32"/>
+        </w:rPr>
+        <w:t>15. Volumes and persistent data</w:t>
+      </w:r>
+    </w:p>
+    <w:p>
+      <w:pPr>
+        <w:rPr>
+          <w:sz w:val="32"/>
+          <w:szCs w:val="32"/>
+        </w:rPr>
+      </w:pPr>
+    </w:p>
+    <w:p>
+      <w:pPr>
+        <w:rPr>
+          <w:sz w:val="32"/>
+          <w:szCs w:val="32"/>
+        </w:rPr>
+      </w:pPr>
+      <w:r>
+        <w:rPr>
+          <w:sz w:val="32"/>
+          <w:szCs w:val="32"/>
+        </w:rPr>
+        <w:t>15.1 Volumes and persistent data – The TLDR</w:t>
+      </w:r>
+    </w:p>
+    <w:p>
+      <w:pPr>
+        <w:rPr>
+          <w:sz w:val="32"/>
+          <w:szCs w:val="32"/>
+        </w:rPr>
+      </w:pPr>
+    </w:p>
+    <w:p>
+      <w:pPr>
+        <w:rPr>
+          <w:sz w:val="32"/>
+          <w:szCs w:val="32"/>
+        </w:rPr>
+      </w:pPr>
+      <w:r>
+        <w:rPr>
+          <w:sz w:val="32"/>
+          <w:szCs w:val="32"/>
+        </w:rPr>
+        <w:t>15.2 Containers without volumes</w:t>
+      </w:r>
+    </w:p>
+    <w:p>
+      <w:pPr>
+        <w:rPr>
+          <w:sz w:val="32"/>
+          <w:szCs w:val="32"/>
+        </w:rPr>
+      </w:pPr>
+    </w:p>
+    <w:p>
+      <w:pPr>
+        <w:rPr>
+          <w:sz w:val="32"/>
+          <w:szCs w:val="32"/>
+        </w:rPr>
+      </w:pPr>
+      <w:r>
+        <w:rPr>
+          <w:sz w:val="32"/>
+          <w:szCs w:val="32"/>
+        </w:rPr>
+        <w:t>15.3 Containers with volumes</w:t>
+      </w:r>
+    </w:p>
+    <w:p>
+      <w:pPr>
+        <w:rPr>
+          <w:sz w:val="32"/>
+          <w:szCs w:val="32"/>
+        </w:rPr>
+      </w:pPr>
+    </w:p>
+    <w:p>
+      <w:pPr>
+        <w:rPr>
+          <w:sz w:val="32"/>
+          <w:szCs w:val="32"/>
+        </w:rPr>
+      </w:pPr>
+      <w:r>
+        <w:rPr>
+          <w:sz w:val="32"/>
+          <w:szCs w:val="32"/>
+        </w:rPr>
+        <w:t>15.4 Volumes and persistent data – The commands</w:t>
+      </w:r>
+    </w:p>
+    <w:p>
+      <w:pPr>
+        <w:rPr>
+          <w:sz w:val="32"/>
+          <w:szCs w:val="32"/>
+        </w:rPr>
+      </w:pPr>
+    </w:p>
+    <w:p>
+      <w:pPr>
+        <w:pStyle w:val="Heading1"/>
+        <w:rPr>
+          <w:color w:val="EE0000"/>
+          <w:sz w:val="32"/>
+          <w:szCs w:val="32"/>
+        </w:rPr>
+      </w:pPr>
+      <w:r>
+        <w:rPr>
+          <w:color w:val="EE0000"/>
+          <w:sz w:val="32"/>
+          <w:szCs w:val="32"/>
+        </w:rPr>
+        <w:t>16. Docker security</w:t>
+      </w:r>
+    </w:p>
+    <w:p>
+      <w:pPr>
+        <w:rPr>
+          <w:sz w:val="32"/>
+          <w:szCs w:val="32"/>
+        </w:rPr>
+      </w:pPr>
+    </w:p>
+    <w:p>
+      <w:pPr>
+        <w:rPr>
+          <w:sz w:val="32"/>
+          <w:szCs w:val="32"/>
+        </w:rPr>
+      </w:pPr>
+      <w:r>
+        <w:rPr>
+          <w:sz w:val="32"/>
+          <w:szCs w:val="32"/>
+        </w:rPr>
         <w:lastRenderedPageBreak/>
-        <w:t>14. Docker overlay networking</w:t>
-      </w:r>
-    </w:p>
-    <w:p>
-      <w:pPr>
-        <w:rPr>
-          <w:sz w:val="32"/>
-          <w:szCs w:val="32"/>
-        </w:rPr>
-      </w:pPr>
-    </w:p>
-    <w:p>
-      <w:pPr>
-        <w:rPr>
-          <w:sz w:val="32"/>
-          <w:szCs w:val="32"/>
-        </w:rPr>
-      </w:pPr>
-      <w:r>
-        <w:rPr>
-          <w:sz w:val="32"/>
-          <w:szCs w:val="32"/>
-        </w:rPr>
-        <w:t xml:space="preserve">14.1 Docker overlay networking – The TLDR </w:t>
-      </w:r>
-    </w:p>
-    <w:p>
-      <w:pPr>
-        <w:rPr>
-          <w:sz w:val="32"/>
-          <w:szCs w:val="32"/>
-        </w:rPr>
-      </w:pPr>
-    </w:p>
-    <w:p>
-      <w:pPr>
-        <w:rPr>
-          <w:sz w:val="32"/>
-          <w:szCs w:val="32"/>
-        </w:rPr>
-      </w:pPr>
-      <w:r>
-        <w:rPr>
-          <w:sz w:val="32"/>
-          <w:szCs w:val="32"/>
-        </w:rPr>
-        <w:t>14.2 Docker overlay networking history</w:t>
-      </w:r>
-    </w:p>
-    <w:p>
-      <w:pPr>
-        <w:rPr>
-          <w:sz w:val="32"/>
-          <w:szCs w:val="32"/>
-        </w:rPr>
-      </w:pPr>
-    </w:p>
-    <w:p>
-      <w:pPr>
-        <w:rPr>
-          <w:sz w:val="32"/>
-          <w:szCs w:val="32"/>
-        </w:rPr>
-      </w:pPr>
-      <w:r>
-        <w:rPr>
-          <w:sz w:val="32"/>
-          <w:szCs w:val="32"/>
-        </w:rPr>
-        <w:t xml:space="preserve">14.3 Build and test Docker overlay networks </w:t>
-      </w:r>
-    </w:p>
-    <w:p>
-      <w:pPr>
-        <w:rPr>
-          <w:sz w:val="32"/>
-          <w:szCs w:val="32"/>
-        </w:rPr>
-      </w:pPr>
-    </w:p>
-    <w:p>
-      <w:pPr>
-        <w:rPr>
-          <w:sz w:val="32"/>
-          <w:szCs w:val="32"/>
-        </w:rPr>
-      </w:pPr>
-      <w:r>
-        <w:rPr>
-          <w:sz w:val="32"/>
-          <w:szCs w:val="32"/>
-        </w:rPr>
-        <w:t>14.4 Overlay networking explained</w:t>
-      </w:r>
-    </w:p>
-    <w:p>
-      <w:pPr>
-        <w:rPr>
-          <w:sz w:val="32"/>
-          <w:szCs w:val="32"/>
-        </w:rPr>
-      </w:pPr>
-    </w:p>
-    <w:p>
-      <w:pPr>
-        <w:rPr>
-          <w:sz w:val="32"/>
-          <w:szCs w:val="32"/>
-        </w:rPr>
-      </w:pPr>
-      <w:r>
-        <w:rPr>
-          <w:sz w:val="32"/>
-          <w:szCs w:val="32"/>
-        </w:rPr>
-        <w:t>14.5 Docker overlay networking – The commands</w:t>
-      </w:r>
-    </w:p>
-    <w:p>
-      <w:pPr>
-        <w:rPr>
-          <w:sz w:val="32"/>
-          <w:szCs w:val="32"/>
-        </w:rPr>
-      </w:pPr>
-    </w:p>
-    <w:p>
-      <w:pPr>
-        <w:pStyle w:val="Heading1"/>
-        <w:rPr>
-          <w:color w:val="EE0000"/>
-          <w:sz w:val="32"/>
-          <w:szCs w:val="32"/>
-        </w:rPr>
-      </w:pPr>
-      <w:r>
-        <w:rPr>
-          <w:color w:val="EE0000"/>
-          <w:sz w:val="32"/>
-          <w:szCs w:val="32"/>
-        </w:rPr>
-        <w:t>15. Volumes and persistent data</w:t>
-      </w:r>
-    </w:p>
-    <w:p>
-      <w:pPr>
-        <w:rPr>
-          <w:sz w:val="32"/>
-          <w:szCs w:val="32"/>
-        </w:rPr>
-      </w:pPr>
-    </w:p>
-    <w:p>
-      <w:pPr>
-        <w:rPr>
-          <w:sz w:val="32"/>
-          <w:szCs w:val="32"/>
-        </w:rPr>
-      </w:pPr>
-      <w:r>
-        <w:rPr>
-          <w:sz w:val="32"/>
-          <w:szCs w:val="32"/>
-        </w:rPr>
-        <w:t>15.1 Volumes and persistent data – The TLDR</w:t>
-      </w:r>
-    </w:p>
-    <w:p>
-      <w:pPr>
-        <w:rPr>
-          <w:sz w:val="32"/>
-          <w:szCs w:val="32"/>
-        </w:rPr>
-      </w:pPr>
-    </w:p>
-    <w:p>
-      <w:pPr>
-        <w:rPr>
-          <w:sz w:val="32"/>
-          <w:szCs w:val="32"/>
-        </w:rPr>
-      </w:pPr>
-      <w:r>
-        <w:rPr>
-          <w:sz w:val="32"/>
-          <w:szCs w:val="32"/>
-        </w:rPr>
-        <w:t>15.2 Containers without volumes</w:t>
-      </w:r>
-    </w:p>
-    <w:p>
-      <w:pPr>
-        <w:rPr>
-          <w:sz w:val="32"/>
-          <w:szCs w:val="32"/>
-        </w:rPr>
-      </w:pPr>
-    </w:p>
-    <w:p>
-      <w:pPr>
-        <w:rPr>
-          <w:sz w:val="32"/>
-          <w:szCs w:val="32"/>
-        </w:rPr>
-      </w:pPr>
-      <w:r>
-        <w:rPr>
-          <w:sz w:val="32"/>
-          <w:szCs w:val="32"/>
-        </w:rPr>
-        <w:t>15.3 Containers with volumes</w:t>
-      </w:r>
-    </w:p>
-    <w:p>
-      <w:pPr>
-        <w:rPr>
-          <w:sz w:val="32"/>
-          <w:szCs w:val="32"/>
-        </w:rPr>
-      </w:pPr>
-    </w:p>
-    <w:p>
-      <w:pPr>
-        <w:rPr>
-          <w:sz w:val="32"/>
-          <w:szCs w:val="32"/>
-        </w:rPr>
-      </w:pPr>
-      <w:r>
-        <w:rPr>
-          <w:sz w:val="32"/>
-          <w:szCs w:val="32"/>
-        </w:rPr>
-        <w:t>15.4 Volumes and persistent data – The commands</w:t>
-      </w:r>
-    </w:p>
-    <w:p>
-      <w:pPr>
-        <w:rPr>
-          <w:sz w:val="32"/>
-          <w:szCs w:val="32"/>
-        </w:rPr>
-      </w:pPr>
-    </w:p>
-    <w:p>
-      <w:pPr>
-        <w:pStyle w:val="Heading1"/>
-        <w:rPr>
-          <w:color w:val="EE0000"/>
-          <w:sz w:val="32"/>
-          <w:szCs w:val="32"/>
-        </w:rPr>
-      </w:pPr>
-      <w:r>
-        <w:rPr>
-          <w:color w:val="EE0000"/>
-          <w:sz w:val="32"/>
-          <w:szCs w:val="32"/>
-        </w:rPr>
-        <w:t>16. Docker security</w:t>
-      </w:r>
-    </w:p>
-    <w:p>
-      <w:pPr>
-        <w:rPr>
-          <w:sz w:val="32"/>
-          <w:szCs w:val="32"/>
-        </w:rPr>
-      </w:pPr>
-    </w:p>
-    <w:p>
-      <w:pPr>
-        <w:rPr>
-          <w:sz w:val="32"/>
-          <w:szCs w:val="32"/>
-        </w:rPr>
-      </w:pPr>
-      <w:r>
-        <w:rPr>
-          <w:sz w:val="32"/>
-          <w:szCs w:val="32"/>
-        </w:rPr>
         <w:t>16.1 Docker security – The TLDR</w:t>
       </w:r>
     </w:p>
@@ -10280,7 +11853,6 @@
           <w:sz w:val="32"/>
           <w:szCs w:val="32"/>
         </w:rPr>
-        <w:lastRenderedPageBreak/>
         <w:t>16.10 Signing and verifying images with Docker Content Trust</w:t>
       </w:r>
     </w:p>
@@ -10334,7 +11906,7 @@
 </file>
 
 <file path=word/styles.xml><?xml version="1.0" encoding="utf-8"?>
-<w:styles xmlns:mc="http://schemas.openxmlformats.org/markup-compatibility/2006" xmlns:r="http://schemas.openxmlformats.org/officeDocument/2006/relationships" xmlns:w="http://schemas.openxmlformats.org/wordprocessingml/2006/main" xmlns:w14="http://schemas.microsoft.com/office/word/2010/wordml" xmlns:w15="http://schemas.microsoft.com/office/word/2012/wordml" xmlns:w16cex="http://schemas.microsoft.com/office/word/2018/wordml/cex" xmlns:w16cid="http://schemas.microsoft.com/office/word/2016/wordml/cid" xmlns:w16="http://schemas.microsoft.com/office/word/2018/wordml" xmlns:w16du="http://schemas.microsoft.com/office/word/2023/wordml/word16du" xmlns:w16sdtdh="http://schemas.microsoft.com/office/word/2020/wordml/sdtdatahash" xmlns:w16sdtfl="http://schemas.microsoft.com/office/word/2024/wordml/sdtformatlock" xmlns:w16se="http://schemas.microsoft.com/office/word/2015/wordml/symex" mc:Ignorable="w14 w15 w16se w16cid w16 w16cex w16sdtdh w16sdtfl w16du">
+<w:styles xmlns:mc="http://schemas.openxmlformats.org/markup-compatibility/2006" xmlns:r="http://schemas.openxmlformats.org/officeDocument/2006/relationships" xmlns:w="http://schemas.openxmlformats.org/wordprocessingml/2006/main" xmlns:w14="http://schemas.microsoft.com/office/word/2010/wordml" xmlns:w15="http://schemas.microsoft.com/office/word/2012/wordml" xmlns:w16se="http://schemas.microsoft.com/office/word/2015/wordml/symex" mc:Ignorable="w14 w15 w16se">
   <w:docDefaults>
     <w:rPrDefault>
       <w:rPr>
@@ -10352,7 +11924,7 @@
       </w:pPr>
     </w:pPrDefault>
   </w:docDefaults>
-  <w:latentStyles w:defLockedState="0" w:defUIPriority="99" w:defSemiHidden="0" w:defUnhideWhenUsed="0" w:defQFormat="0" w:count="376">
+  <w:latentStyles w:defLockedState="0" w:defUIPriority="99" w:defSemiHidden="0" w:defUnhideWhenUsed="0" w:defQFormat="0" w:count="371">
     <w:lsdException w:name="Normal" w:uiPriority="0" w:qFormat="1"/>
     <w:lsdException w:name="heading 1" w:uiPriority="9" w:qFormat="1"/>
     <w:lsdException w:name="heading 2" w:semiHidden="1" w:uiPriority="9" w:unhideWhenUsed="1" w:qFormat="1"/>
@@ -10724,11 +12296,6 @@
     <w:lsdException w:name="List Table 5 Dark Accent 6" w:uiPriority="50"/>
     <w:lsdException w:name="List Table 6 Colorful Accent 6" w:uiPriority="51"/>
     <w:lsdException w:name="List Table 7 Colorful Accent 6" w:uiPriority="52"/>
-    <w:lsdException w:name="Mention" w:semiHidden="1" w:unhideWhenUsed="1"/>
-    <w:lsdException w:name="Smart Hyperlink" w:semiHidden="1" w:unhideWhenUsed="1"/>
-    <w:lsdException w:name="Hashtag" w:semiHidden="1" w:unhideWhenUsed="1"/>
-    <w:lsdException w:name="Unresolved Mention" w:semiHidden="1" w:unhideWhenUsed="1"/>
-    <w:lsdException w:name="Smart Link" w:semiHidden="1" w:unhideWhenUsed="1"/>
   </w:latentStyles>
   <w:style w:type="paragraph" w:default="1" w:styleId="Normal">
     <w:name w:val="Normal"/>

--- a/Docker/1.docx
+++ b/Docker/1.docx
@@ -1702,7 +1702,23 @@
           <w:sz w:val="32"/>
           <w:szCs w:val="32"/>
         </w:rPr>
-        <w:t xml:space="preserve"> is a free tool to create cloud-style Linux VMs on Linux, Mac or Windows machine and easy to install and use. It’s easy way to create multi-node production like Docker clusters. It doesn’t ship with out-of-the box support: docker scout, </w:t>
+        <w:t xml:space="preserve"> is a free tool to create cloud-style Linux VMs on Linux, Mac or Windows machine and easy to install and use. It’s easy way to create multi-node production like Docker clusters. It doesn’t ship with out-of-the box support: </w:t>
+      </w:r>
+      <w:proofErr w:type="spellStart"/>
+      <w:r>
+        <w:rPr>
+          <w:sz w:val="32"/>
+          <w:szCs w:val="32"/>
+        </w:rPr>
+        <w:t>docker</w:t>
+      </w:r>
+      <w:proofErr w:type="spellEnd"/>
+      <w:r>
+        <w:rPr>
+          <w:sz w:val="32"/>
+          <w:szCs w:val="32"/>
+        </w:rPr>
+        <w:t xml:space="preserve"> scout, </w:t>
       </w:r>
       <w:proofErr w:type="spellStart"/>
       <w:r>
@@ -1991,7 +2007,23 @@
           <w:sz w:val="32"/>
           <w:szCs w:val="32"/>
         </w:rPr>
-        <w:t xml:space="preserve">-If you can’t use Docker Desktop, as it doesn’t give you access to docker scout, </w:t>
+        <w:t xml:space="preserve">-If you can’t use Docker Desktop, as it doesn’t give you access to </w:t>
+      </w:r>
+      <w:proofErr w:type="spellStart"/>
+      <w:r>
+        <w:rPr>
+          <w:sz w:val="32"/>
+          <w:szCs w:val="32"/>
+        </w:rPr>
+        <w:t>docker</w:t>
+      </w:r>
+      <w:proofErr w:type="spellEnd"/>
+      <w:r>
+        <w:rPr>
+          <w:sz w:val="32"/>
+          <w:szCs w:val="32"/>
+        </w:rPr>
+        <w:t xml:space="preserve"> scout, </w:t>
       </w:r>
       <w:proofErr w:type="spellStart"/>
       <w:r>
@@ -9990,8 +10022,6 @@
         <w:lastRenderedPageBreak/>
         <w:t>7.9 The docker inspect command</w:t>
       </w:r>
-      <w:bookmarkStart w:id="0" w:name="_GoBack"/>
-      <w:bookmarkEnd w:id="0"/>
     </w:p>
     <w:p>
       <w:pPr>
@@ -10055,6 +10085,63 @@
           <w:szCs w:val="32"/>
         </w:rPr>
       </w:pPr>
+      <w:r>
+        <w:rPr>
+          <w:sz w:val="32"/>
+          <w:szCs w:val="32"/>
+        </w:rPr>
+        <w:t>-</w:t>
+      </w:r>
+      <w:proofErr w:type="spellStart"/>
+      <w:r>
+        <w:rPr>
+          <w:b/>
+          <w:sz w:val="32"/>
+          <w:szCs w:val="32"/>
+        </w:rPr>
+        <w:t>docker</w:t>
+      </w:r>
+      <w:proofErr w:type="spellEnd"/>
+      <w:r>
+        <w:rPr>
+          <w:b/>
+          <w:sz w:val="32"/>
+          <w:szCs w:val="32"/>
+        </w:rPr>
+        <w:t xml:space="preserve"> exec -it &lt;container&gt; </w:t>
+      </w:r>
+      <w:proofErr w:type="spellStart"/>
+      <w:r>
+        <w:rPr>
+          <w:b/>
+          <w:sz w:val="32"/>
+          <w:szCs w:val="32"/>
+        </w:rPr>
+        <w:t>sh</w:t>
+      </w:r>
+      <w:proofErr w:type="spellEnd"/>
+      <w:r>
+        <w:rPr>
+          <w:sz w:val="32"/>
+          <w:szCs w:val="32"/>
+        </w:rPr>
+        <w:t>: open a new interactive exec session</w:t>
+      </w:r>
+    </w:p>
+    <w:p>
+      <w:pPr>
+        <w:rPr>
+          <w:sz w:val="32"/>
+          <w:szCs w:val="32"/>
+        </w:rPr>
+      </w:pPr>
+      <w:r>
+        <w:rPr>
+          <w:sz w:val="32"/>
+          <w:szCs w:val="32"/>
+        </w:rPr>
+        <w:t>-vi &lt;file&gt;: vi editor</w:t>
+      </w:r>
     </w:p>
     <w:p>
       <w:pPr>
@@ -10078,6 +10165,219 @@
           <w:szCs w:val="32"/>
         </w:rPr>
       </w:pPr>
+      <w:r>
+        <w:rPr>
+          <w:sz w:val="32"/>
+          <w:szCs w:val="32"/>
+        </w:rPr>
+        <w:t>-</w:t>
+      </w:r>
+      <w:proofErr w:type="spellStart"/>
+      <w:r>
+        <w:rPr>
+          <w:sz w:val="32"/>
+          <w:szCs w:val="32"/>
+        </w:rPr>
+        <w:t>docker</w:t>
+      </w:r>
+      <w:proofErr w:type="spellEnd"/>
+      <w:r>
+        <w:rPr>
+          <w:sz w:val="32"/>
+          <w:szCs w:val="32"/>
+        </w:rPr>
+        <w:t xml:space="preserve"> </w:t>
+      </w:r>
+      <w:proofErr w:type="spellStart"/>
+      <w:r>
+        <w:rPr>
+          <w:sz w:val="32"/>
+          <w:szCs w:val="32"/>
+        </w:rPr>
+        <w:t>ps</w:t>
+      </w:r>
+      <w:proofErr w:type="spellEnd"/>
+      <w:r>
+        <w:rPr>
+          <w:sz w:val="32"/>
+          <w:szCs w:val="32"/>
+        </w:rPr>
+        <w:t xml:space="preserve">: check running container </w:t>
+      </w:r>
+    </w:p>
+    <w:p>
+      <w:pPr>
+        <w:rPr>
+          <w:sz w:val="32"/>
+          <w:szCs w:val="32"/>
+        </w:rPr>
+      </w:pPr>
+      <w:r>
+        <w:rPr>
+          <w:sz w:val="32"/>
+          <w:szCs w:val="32"/>
+        </w:rPr>
+        <w:t>-</w:t>
+      </w:r>
+      <w:proofErr w:type="spellStart"/>
+      <w:r>
+        <w:rPr>
+          <w:b/>
+          <w:sz w:val="32"/>
+          <w:szCs w:val="32"/>
+        </w:rPr>
+        <w:t>docker</w:t>
+      </w:r>
+      <w:proofErr w:type="spellEnd"/>
+      <w:r>
+        <w:rPr>
+          <w:b/>
+          <w:sz w:val="32"/>
+          <w:szCs w:val="32"/>
+        </w:rPr>
+        <w:t xml:space="preserve"> stop &lt;container&gt;</w:t>
+      </w:r>
+      <w:r>
+        <w:rPr>
+          <w:sz w:val="32"/>
+          <w:szCs w:val="32"/>
+        </w:rPr>
+        <w:t>:  stop running container</w:t>
+      </w:r>
+    </w:p>
+    <w:p>
+      <w:pPr>
+        <w:rPr>
+          <w:sz w:val="32"/>
+          <w:szCs w:val="32"/>
+        </w:rPr>
+      </w:pPr>
+      <w:r>
+        <w:rPr>
+          <w:sz w:val="32"/>
+          <w:szCs w:val="32"/>
+        </w:rPr>
+        <w:t>-</w:t>
+      </w:r>
+      <w:proofErr w:type="spellStart"/>
+      <w:r>
+        <w:rPr>
+          <w:sz w:val="32"/>
+          <w:szCs w:val="32"/>
+        </w:rPr>
+        <w:t>docker</w:t>
+      </w:r>
+      <w:proofErr w:type="spellEnd"/>
+      <w:r>
+        <w:rPr>
+          <w:sz w:val="32"/>
+          <w:szCs w:val="32"/>
+        </w:rPr>
+        <w:t xml:space="preserve"> </w:t>
+      </w:r>
+      <w:proofErr w:type="spellStart"/>
+      <w:r>
+        <w:rPr>
+          <w:sz w:val="32"/>
+          <w:szCs w:val="32"/>
+        </w:rPr>
+        <w:t>ps</w:t>
+      </w:r>
+      <w:proofErr w:type="spellEnd"/>
+      <w:r>
+        <w:rPr>
+          <w:sz w:val="32"/>
+          <w:szCs w:val="32"/>
+        </w:rPr>
+        <w:t xml:space="preserve"> -a: show all containers</w:t>
+      </w:r>
+    </w:p>
+    <w:p>
+      <w:pPr>
+        <w:rPr>
+          <w:sz w:val="32"/>
+          <w:szCs w:val="32"/>
+        </w:rPr>
+      </w:pPr>
+      <w:r>
+        <w:rPr>
+          <w:sz w:val="32"/>
+          <w:szCs w:val="32"/>
+        </w:rPr>
+        <w:t>-</w:t>
+      </w:r>
+      <w:proofErr w:type="spellStart"/>
+      <w:r>
+        <w:rPr>
+          <w:b/>
+          <w:sz w:val="32"/>
+          <w:szCs w:val="32"/>
+        </w:rPr>
+        <w:t>docker</w:t>
+      </w:r>
+      <w:proofErr w:type="spellEnd"/>
+      <w:r>
+        <w:rPr>
+          <w:b/>
+          <w:sz w:val="32"/>
+          <w:szCs w:val="32"/>
+        </w:rPr>
+        <w:t xml:space="preserve"> restart &lt;container&gt;</w:t>
+      </w:r>
+      <w:r>
+        <w:rPr>
+          <w:sz w:val="32"/>
+          <w:szCs w:val="32"/>
+        </w:rPr>
+        <w:t>: restart container</w:t>
+      </w:r>
+    </w:p>
+    <w:p>
+      <w:pPr>
+        <w:rPr>
+          <w:sz w:val="32"/>
+          <w:szCs w:val="32"/>
+        </w:rPr>
+      </w:pPr>
+      <w:r>
+        <w:rPr>
+          <w:sz w:val="32"/>
+          <w:szCs w:val="32"/>
+        </w:rPr>
+        <w:t>-</w:t>
+      </w:r>
+      <w:proofErr w:type="spellStart"/>
+      <w:r>
+        <w:rPr>
+          <w:sz w:val="32"/>
+          <w:szCs w:val="32"/>
+        </w:rPr>
+        <w:t>docker</w:t>
+      </w:r>
+      <w:proofErr w:type="spellEnd"/>
+      <w:r>
+        <w:rPr>
+          <w:sz w:val="32"/>
+          <w:szCs w:val="32"/>
+        </w:rPr>
+        <w:t xml:space="preserve"> </w:t>
+      </w:r>
+      <w:proofErr w:type="spellStart"/>
+      <w:r>
+        <w:rPr>
+          <w:sz w:val="32"/>
+          <w:szCs w:val="32"/>
+        </w:rPr>
+        <w:t>rm</w:t>
+      </w:r>
+      <w:proofErr w:type="spellEnd"/>
+      <w:r>
+        <w:rPr>
+          <w:sz w:val="32"/>
+          <w:szCs w:val="32"/>
+        </w:rPr>
+        <w:t xml:space="preserve"> &lt;container&gt; -f: delete container</w:t>
+      </w:r>
     </w:p>
     <w:p>
       <w:pPr>
@@ -10101,6 +10401,44 @@
           <w:szCs w:val="32"/>
         </w:rPr>
       </w:pPr>
+      <w:r>
+        <w:rPr>
+          <w:sz w:val="32"/>
+          <w:szCs w:val="32"/>
+        </w:rPr>
+        <w:t>-Containers only run while their main process executes.</w:t>
+      </w:r>
+    </w:p>
+    <w:p>
+      <w:pPr>
+        <w:rPr>
+          <w:sz w:val="32"/>
+          <w:szCs w:val="32"/>
+        </w:rPr>
+      </w:pPr>
+      <w:r>
+        <w:rPr>
+          <w:sz w:val="32"/>
+          <w:szCs w:val="32"/>
+        </w:rPr>
+        <w:t>-</w:t>
+      </w:r>
+      <w:proofErr w:type="spellStart"/>
+      <w:r>
+        <w:rPr>
+          <w:sz w:val="32"/>
+          <w:szCs w:val="32"/>
+        </w:rPr>
+        <w:t>Crtl+PQ</w:t>
+      </w:r>
+      <w:proofErr w:type="spellEnd"/>
+      <w:r>
+        <w:rPr>
+          <w:sz w:val="32"/>
+          <w:szCs w:val="32"/>
+        </w:rPr>
+        <w:t>: exit a container without killing process you’re attached to</w:t>
+      </w:r>
     </w:p>
     <w:p>
       <w:pPr>
@@ -10124,6 +10462,13 @@
           <w:szCs w:val="32"/>
         </w:rPr>
       </w:pPr>
+      <w:r>
+        <w:rPr>
+          <w:sz w:val="32"/>
+          <w:szCs w:val="32"/>
+        </w:rPr>
+        <w:t>-Require Pro/Team/Business subscription.</w:t>
+      </w:r>
     </w:p>
     <w:p>
       <w:pPr>
@@ -10147,6 +10492,354 @@
           <w:szCs w:val="32"/>
         </w:rPr>
       </w:pPr>
+      <w:r>
+        <w:rPr>
+          <w:sz w:val="32"/>
+          <w:szCs w:val="32"/>
+        </w:rPr>
+        <w:t>-Container restart policies are a simple form of self-healing that allows local Docker Engine to automatically restart failed containers.</w:t>
+      </w:r>
+    </w:p>
+    <w:p>
+      <w:pPr>
+        <w:rPr>
+          <w:sz w:val="32"/>
+          <w:szCs w:val="32"/>
+        </w:rPr>
+      </w:pPr>
+      <w:r>
+        <w:rPr>
+          <w:sz w:val="32"/>
+          <w:szCs w:val="32"/>
+        </w:rPr>
+        <w:t>-You apply restart policies per container, Docker supports 4 policies: no (default), on-failure, always, unless-stopped.</w:t>
+      </w:r>
+    </w:p>
+    <w:p>
+      <w:pPr>
+        <w:rPr>
+          <w:sz w:val="32"/>
+          <w:szCs w:val="32"/>
+        </w:rPr>
+      </w:pPr>
+      <w:r>
+        <w:rPr>
+          <w:noProof/>
+        </w:rPr>
+        <w:lastRenderedPageBreak/>
+        <w:drawing>
+          <wp:inline distT="0" distB="0" distL="0" distR="0" wp14:anchorId="55DFDA90" wp14:editId="6CDA7A56">
+            <wp:extent cx="4133850" cy="1286252"/>
+            <wp:effectExtent l="0" t="0" r="0" b="9525"/>
+            <wp:docPr id="4" name="Picture 4"/>
+            <wp:cNvGraphicFramePr>
+              <a:graphicFrameLocks xmlns:a="http://schemas.openxmlformats.org/drawingml/2006/main" noChangeAspect="1"/>
+            </wp:cNvGraphicFramePr>
+            <a:graphic xmlns:a="http://schemas.openxmlformats.org/drawingml/2006/main">
+              <a:graphicData uri="http://schemas.openxmlformats.org/drawingml/2006/picture">
+                <pic:pic xmlns:pic="http://schemas.openxmlformats.org/drawingml/2006/picture">
+                  <pic:nvPicPr>
+                    <pic:cNvPr id="1" name=""/>
+                    <pic:cNvPicPr/>
+                  </pic:nvPicPr>
+                  <pic:blipFill>
+                    <a:blip r:embed="rId27"/>
+                    <a:stretch>
+                      <a:fillRect/>
+                    </a:stretch>
+                  </pic:blipFill>
+                  <pic:spPr>
+                    <a:xfrm>
+                      <a:off x="0" y="0"/>
+                      <a:ext cx="4163815" cy="1295576"/>
+                    </a:xfrm>
+                    <a:prstGeom prst="rect">
+                      <a:avLst/>
+                    </a:prstGeom>
+                  </pic:spPr>
+                </pic:pic>
+              </a:graphicData>
+            </a:graphic>
+          </wp:inline>
+        </w:drawing>
+      </w:r>
+    </w:p>
+    <w:p>
+      <w:pPr>
+        <w:rPr>
+          <w:sz w:val="32"/>
+          <w:szCs w:val="32"/>
+        </w:rPr>
+      </w:pPr>
+      <w:r>
+        <w:rPr>
+          <w:sz w:val="32"/>
+          <w:szCs w:val="32"/>
+        </w:rPr>
+        <w:t>-</w:t>
+      </w:r>
+      <w:proofErr w:type="spellStart"/>
+      <w:r>
+        <w:rPr>
+          <w:sz w:val="32"/>
+          <w:szCs w:val="32"/>
+        </w:rPr>
+        <w:t>docker</w:t>
+      </w:r>
+      <w:proofErr w:type="spellEnd"/>
+      <w:r>
+        <w:rPr>
+          <w:sz w:val="32"/>
+          <w:szCs w:val="32"/>
+        </w:rPr>
+        <w:t xml:space="preserve"> run --name &lt;container&gt; -it --restart &lt;</w:t>
+      </w:r>
+      <w:proofErr w:type="spellStart"/>
+      <w:r>
+        <w:rPr>
+          <w:sz w:val="32"/>
+          <w:szCs w:val="32"/>
+        </w:rPr>
+        <w:t>restart_policy</w:t>
+      </w:r>
+      <w:proofErr w:type="spellEnd"/>
+      <w:r>
+        <w:rPr>
+          <w:sz w:val="32"/>
+          <w:szCs w:val="32"/>
+        </w:rPr>
+        <w:t xml:space="preserve">&gt; &lt;image&gt; </w:t>
+      </w:r>
+      <w:proofErr w:type="spellStart"/>
+      <w:r>
+        <w:rPr>
+          <w:sz w:val="32"/>
+          <w:szCs w:val="32"/>
+        </w:rPr>
+        <w:t>sh</w:t>
+      </w:r>
+      <w:proofErr w:type="spellEnd"/>
+    </w:p>
+    <w:p>
+      <w:pPr>
+        <w:rPr>
+          <w:sz w:val="32"/>
+          <w:szCs w:val="32"/>
+        </w:rPr>
+      </w:pPr>
+      <w:r>
+        <w:rPr>
+          <w:sz w:val="32"/>
+          <w:szCs w:val="32"/>
+        </w:rPr>
+        <w:t>-</w:t>
+      </w:r>
+      <w:proofErr w:type="spellStart"/>
+      <w:r>
+        <w:rPr>
+          <w:sz w:val="32"/>
+          <w:szCs w:val="32"/>
+        </w:rPr>
+        <w:t>docker</w:t>
+      </w:r>
+      <w:proofErr w:type="spellEnd"/>
+      <w:r>
+        <w:rPr>
+          <w:sz w:val="32"/>
+          <w:szCs w:val="32"/>
+        </w:rPr>
+        <w:t xml:space="preserve"> inspect &lt;container&gt; | </w:t>
+      </w:r>
+      <w:proofErr w:type="spellStart"/>
+      <w:r>
+        <w:rPr>
+          <w:sz w:val="32"/>
+          <w:szCs w:val="32"/>
+        </w:rPr>
+        <w:t>grep</w:t>
+      </w:r>
+      <w:proofErr w:type="spellEnd"/>
+      <w:r>
+        <w:rPr>
+          <w:sz w:val="32"/>
+          <w:szCs w:val="32"/>
+        </w:rPr>
+        <w:t xml:space="preserve"> </w:t>
+      </w:r>
+      <w:proofErr w:type="spellStart"/>
+      <w:r>
+        <w:rPr>
+          <w:sz w:val="32"/>
+          <w:szCs w:val="32"/>
+        </w:rPr>
+        <w:t>RestartCount</w:t>
+      </w:r>
+      <w:proofErr w:type="spellEnd"/>
+      <w:r>
+        <w:rPr>
+          <w:sz w:val="32"/>
+          <w:szCs w:val="32"/>
+        </w:rPr>
+        <w:t xml:space="preserve">: </w:t>
+      </w:r>
+    </w:p>
+    <w:p>
+      <w:pPr>
+        <w:rPr>
+          <w:sz w:val="32"/>
+          <w:szCs w:val="32"/>
+        </w:rPr>
+      </w:pPr>
+      <w:r>
+        <w:rPr>
+          <w:sz w:val="32"/>
+          <w:szCs w:val="32"/>
+        </w:rPr>
+        <w:t>-Work with Docker Compose:</w:t>
+      </w:r>
+    </w:p>
+    <w:p>
+      <w:pPr>
+        <w:rPr>
+          <w:sz w:val="32"/>
+          <w:szCs w:val="32"/>
+        </w:rPr>
+      </w:pPr>
+      <w:r>
+        <w:rPr>
+          <w:noProof/>
+        </w:rPr>
+        <w:drawing>
+          <wp:inline distT="0" distB="0" distL="0" distR="0" wp14:anchorId="4F376FC3" wp14:editId="17829362">
+            <wp:extent cx="3724275" cy="709386"/>
+            <wp:effectExtent l="0" t="0" r="0" b="0"/>
+            <wp:docPr id="5" name="Picture 5"/>
+            <wp:cNvGraphicFramePr>
+              <a:graphicFrameLocks xmlns:a="http://schemas.openxmlformats.org/drawingml/2006/main" noChangeAspect="1"/>
+            </wp:cNvGraphicFramePr>
+            <a:graphic xmlns:a="http://schemas.openxmlformats.org/drawingml/2006/main">
+              <a:graphicData uri="http://schemas.openxmlformats.org/drawingml/2006/picture">
+                <pic:pic xmlns:pic="http://schemas.openxmlformats.org/drawingml/2006/picture">
+                  <pic:nvPicPr>
+                    <pic:cNvPr id="1" name=""/>
+                    <pic:cNvPicPr/>
+                  </pic:nvPicPr>
+                  <pic:blipFill>
+                    <a:blip r:embed="rId28"/>
+                    <a:stretch>
+                      <a:fillRect/>
+                    </a:stretch>
+                  </pic:blipFill>
+                  <pic:spPr>
+                    <a:xfrm>
+                      <a:off x="0" y="0"/>
+                      <a:ext cx="3732912" cy="711031"/>
+                    </a:xfrm>
+                    <a:prstGeom prst="rect">
+                      <a:avLst/>
+                    </a:prstGeom>
+                  </pic:spPr>
+                </pic:pic>
+              </a:graphicData>
+            </a:graphic>
+          </wp:inline>
+        </w:drawing>
+      </w:r>
+    </w:p>
+    <w:p>
+      <w:pPr>
+        <w:rPr>
+          <w:sz w:val="32"/>
+          <w:szCs w:val="32"/>
+        </w:rPr>
+      </w:pPr>
+      <w:r>
+        <w:rPr>
+          <w:sz w:val="32"/>
+          <w:szCs w:val="32"/>
+        </w:rPr>
+        <w:t>-Clean up</w:t>
+      </w:r>
+    </w:p>
+    <w:p>
+      <w:pPr>
+        <w:rPr>
+          <w:sz w:val="32"/>
+          <w:szCs w:val="32"/>
+        </w:rPr>
+      </w:pPr>
+      <w:proofErr w:type="spellStart"/>
+      <w:r>
+        <w:rPr>
+          <w:sz w:val="32"/>
+          <w:szCs w:val="32"/>
+        </w:rPr>
+        <w:t>docker</w:t>
+      </w:r>
+      <w:proofErr w:type="spellEnd"/>
+      <w:r>
+        <w:rPr>
+          <w:sz w:val="32"/>
+          <w:szCs w:val="32"/>
+        </w:rPr>
+        <w:t xml:space="preserve"> </w:t>
+      </w:r>
+      <w:proofErr w:type="spellStart"/>
+      <w:r>
+        <w:rPr>
+          <w:sz w:val="32"/>
+          <w:szCs w:val="32"/>
+        </w:rPr>
+        <w:t>rm</w:t>
+      </w:r>
+      <w:proofErr w:type="spellEnd"/>
+      <w:r>
+        <w:rPr>
+          <w:sz w:val="32"/>
+          <w:szCs w:val="32"/>
+        </w:rPr>
+        <w:t xml:space="preserve"> &lt;container&gt; -f </w:t>
+      </w:r>
+    </w:p>
+    <w:p>
+      <w:pPr>
+        <w:rPr>
+          <w:sz w:val="32"/>
+          <w:szCs w:val="32"/>
+        </w:rPr>
+      </w:pPr>
+      <w:proofErr w:type="spellStart"/>
+      <w:r>
+        <w:rPr>
+          <w:sz w:val="32"/>
+          <w:szCs w:val="32"/>
+        </w:rPr>
+        <w:t>docker</w:t>
+      </w:r>
+      <w:proofErr w:type="spellEnd"/>
+      <w:r>
+        <w:rPr>
+          <w:sz w:val="32"/>
+          <w:szCs w:val="32"/>
+        </w:rPr>
+        <w:t xml:space="preserve"> </w:t>
+      </w:r>
+      <w:proofErr w:type="spellStart"/>
+      <w:r>
+        <w:rPr>
+          <w:sz w:val="32"/>
+          <w:szCs w:val="32"/>
+        </w:rPr>
+        <w:t>rmi</w:t>
+      </w:r>
+      <w:proofErr w:type="spellEnd"/>
+      <w:r>
+        <w:rPr>
+          <w:sz w:val="32"/>
+          <w:szCs w:val="32"/>
+        </w:rPr>
+        <w:t xml:space="preserve"> &lt;image&gt;</w:t>
+      </w:r>
     </w:p>
     <w:p>
       <w:pPr>
@@ -10163,6 +10856,727 @@
         <w:t>7.15 Containers-The commands</w:t>
       </w:r>
     </w:p>
+    <w:tbl>
+      <w:tblPr>
+        <w:tblStyle w:val="TableGrid"/>
+        <w:tblW w:w="0" w:type="auto"/>
+        <w:tblLook w:val="04A0" w:firstRow="1" w:lastRow="0" w:firstColumn="1" w:lastColumn="0" w:noHBand="0" w:noVBand="1"/>
+      </w:tblPr>
+      <w:tblGrid>
+        <w:gridCol w:w="5485"/>
+        <w:gridCol w:w="3865"/>
+      </w:tblGrid>
+      <w:tr>
+        <w:tc>
+          <w:tcPr>
+            <w:tcW w:w="5485" w:type="dxa"/>
+          </w:tcPr>
+          <w:p>
+            <w:pPr>
+              <w:rPr>
+                <w:sz w:val="32"/>
+                <w:szCs w:val="32"/>
+              </w:rPr>
+            </w:pPr>
+            <w:proofErr w:type="spellStart"/>
+            <w:r>
+              <w:rPr>
+                <w:sz w:val="32"/>
+                <w:szCs w:val="32"/>
+              </w:rPr>
+              <w:t>docker</w:t>
+            </w:r>
+            <w:proofErr w:type="spellEnd"/>
+            <w:r>
+              <w:rPr>
+                <w:sz w:val="32"/>
+                <w:szCs w:val="32"/>
+              </w:rPr>
+              <w:t xml:space="preserve"> run –d --name &lt;container&gt; -p &lt;</w:t>
+            </w:r>
+            <w:proofErr w:type="spellStart"/>
+            <w:r>
+              <w:rPr>
+                <w:sz w:val="32"/>
+                <w:szCs w:val="32"/>
+              </w:rPr>
+              <w:t>port_out</w:t>
+            </w:r>
+            <w:proofErr w:type="spellEnd"/>
+            <w:r>
+              <w:rPr>
+                <w:sz w:val="32"/>
+                <w:szCs w:val="32"/>
+              </w:rPr>
+              <w:t>&gt;:&lt;</w:t>
+            </w:r>
+            <w:proofErr w:type="spellStart"/>
+            <w:r>
+              <w:rPr>
+                <w:sz w:val="32"/>
+                <w:szCs w:val="32"/>
+              </w:rPr>
+              <w:t>port_in</w:t>
+            </w:r>
+            <w:proofErr w:type="spellEnd"/>
+            <w:r>
+              <w:rPr>
+                <w:sz w:val="32"/>
+                <w:szCs w:val="32"/>
+              </w:rPr>
+              <w:t>&gt; &lt;image&gt;:&lt;tag&gt;</w:t>
+            </w:r>
+          </w:p>
+        </w:tc>
+        <w:tc>
+          <w:tcPr>
+            <w:tcW w:w="3865" w:type="dxa"/>
+          </w:tcPr>
+          <w:p>
+            <w:pPr>
+              <w:rPr>
+                <w:sz w:val="32"/>
+                <w:szCs w:val="32"/>
+              </w:rPr>
+            </w:pPr>
+            <w:r>
+              <w:rPr>
+                <w:sz w:val="32"/>
+                <w:szCs w:val="32"/>
+              </w:rPr>
+              <w:t>Start new container</w:t>
+            </w:r>
+          </w:p>
+        </w:tc>
+      </w:tr>
+      <w:tr>
+        <w:tc>
+          <w:tcPr>
+            <w:tcW w:w="5485" w:type="dxa"/>
+          </w:tcPr>
+          <w:p>
+            <w:pPr>
+              <w:rPr>
+                <w:sz w:val="32"/>
+                <w:szCs w:val="32"/>
+              </w:rPr>
+            </w:pPr>
+            <w:r>
+              <w:rPr>
+                <w:sz w:val="32"/>
+                <w:szCs w:val="32"/>
+              </w:rPr>
+              <w:t>Ctrl PQ</w:t>
+            </w:r>
+          </w:p>
+        </w:tc>
+        <w:tc>
+          <w:tcPr>
+            <w:tcW w:w="3865" w:type="dxa"/>
+          </w:tcPr>
+          <w:p>
+            <w:pPr>
+              <w:rPr>
+                <w:sz w:val="32"/>
+                <w:szCs w:val="32"/>
+              </w:rPr>
+            </w:pPr>
+            <w:r>
+              <w:rPr>
+                <w:sz w:val="32"/>
+                <w:szCs w:val="32"/>
+              </w:rPr>
+              <w:t>Detach from a container without killing process</w:t>
+            </w:r>
+          </w:p>
+        </w:tc>
+      </w:tr>
+      <w:tr>
+        <w:tc>
+          <w:tcPr>
+            <w:tcW w:w="5485" w:type="dxa"/>
+          </w:tcPr>
+          <w:p>
+            <w:pPr>
+              <w:rPr>
+                <w:sz w:val="32"/>
+                <w:szCs w:val="32"/>
+              </w:rPr>
+            </w:pPr>
+            <w:proofErr w:type="spellStart"/>
+            <w:r>
+              <w:rPr>
+                <w:sz w:val="32"/>
+                <w:szCs w:val="32"/>
+              </w:rPr>
+              <w:t>docker</w:t>
+            </w:r>
+            <w:proofErr w:type="spellEnd"/>
+            <w:r>
+              <w:rPr>
+                <w:sz w:val="32"/>
+                <w:szCs w:val="32"/>
+              </w:rPr>
+              <w:t xml:space="preserve"> </w:t>
+            </w:r>
+            <w:proofErr w:type="spellStart"/>
+            <w:r>
+              <w:rPr>
+                <w:sz w:val="32"/>
+                <w:szCs w:val="32"/>
+              </w:rPr>
+              <w:t>ps</w:t>
+            </w:r>
+            <w:proofErr w:type="spellEnd"/>
+          </w:p>
+        </w:tc>
+        <w:tc>
+          <w:tcPr>
+            <w:tcW w:w="3865" w:type="dxa"/>
+          </w:tcPr>
+          <w:p>
+            <w:pPr>
+              <w:rPr>
+                <w:sz w:val="32"/>
+                <w:szCs w:val="32"/>
+              </w:rPr>
+            </w:pPr>
+            <w:r>
+              <w:rPr>
+                <w:sz w:val="32"/>
+                <w:szCs w:val="32"/>
+              </w:rPr>
+              <w:t xml:space="preserve">List running containers </w:t>
+            </w:r>
+          </w:p>
+        </w:tc>
+      </w:tr>
+      <w:tr>
+        <w:tc>
+          <w:tcPr>
+            <w:tcW w:w="5485" w:type="dxa"/>
+          </w:tcPr>
+          <w:p>
+            <w:pPr>
+              <w:rPr>
+                <w:sz w:val="32"/>
+                <w:szCs w:val="32"/>
+              </w:rPr>
+            </w:pPr>
+            <w:proofErr w:type="spellStart"/>
+            <w:r>
+              <w:rPr>
+                <w:sz w:val="32"/>
+                <w:szCs w:val="32"/>
+              </w:rPr>
+              <w:t>docker</w:t>
+            </w:r>
+            <w:proofErr w:type="spellEnd"/>
+            <w:r>
+              <w:rPr>
+                <w:sz w:val="32"/>
+                <w:szCs w:val="32"/>
+              </w:rPr>
+              <w:t xml:space="preserve"> </w:t>
+            </w:r>
+            <w:proofErr w:type="spellStart"/>
+            <w:r>
+              <w:rPr>
+                <w:sz w:val="32"/>
+                <w:szCs w:val="32"/>
+              </w:rPr>
+              <w:t>ps</w:t>
+            </w:r>
+            <w:proofErr w:type="spellEnd"/>
+            <w:r>
+              <w:rPr>
+                <w:sz w:val="32"/>
+                <w:szCs w:val="32"/>
+              </w:rPr>
+              <w:t xml:space="preserve"> –a</w:t>
+            </w:r>
+          </w:p>
+        </w:tc>
+        <w:tc>
+          <w:tcPr>
+            <w:tcW w:w="3865" w:type="dxa"/>
+          </w:tcPr>
+          <w:p>
+            <w:pPr>
+              <w:rPr>
+                <w:sz w:val="32"/>
+                <w:szCs w:val="32"/>
+              </w:rPr>
+            </w:pPr>
+            <w:r>
+              <w:rPr>
+                <w:sz w:val="32"/>
+                <w:szCs w:val="32"/>
+              </w:rPr>
+              <w:t>List all containers</w:t>
+            </w:r>
+          </w:p>
+        </w:tc>
+      </w:tr>
+      <w:tr>
+        <w:tc>
+          <w:tcPr>
+            <w:tcW w:w="5485" w:type="dxa"/>
+          </w:tcPr>
+          <w:p>
+            <w:pPr>
+              <w:rPr>
+                <w:sz w:val="32"/>
+                <w:szCs w:val="32"/>
+              </w:rPr>
+            </w:pPr>
+            <w:proofErr w:type="spellStart"/>
+            <w:r>
+              <w:rPr>
+                <w:bCs/>
+                <w:sz w:val="32"/>
+                <w:szCs w:val="32"/>
+              </w:rPr>
+              <w:t>docker</w:t>
+            </w:r>
+            <w:proofErr w:type="spellEnd"/>
+            <w:r>
+              <w:rPr>
+                <w:bCs/>
+                <w:sz w:val="32"/>
+                <w:szCs w:val="32"/>
+              </w:rPr>
+              <w:t xml:space="preserve"> exec -it  &lt;</w:t>
+            </w:r>
+            <w:proofErr w:type="spellStart"/>
+            <w:r>
+              <w:rPr>
+                <w:bCs/>
+                <w:sz w:val="32"/>
+                <w:szCs w:val="32"/>
+              </w:rPr>
+              <w:t>container_name</w:t>
+            </w:r>
+            <w:proofErr w:type="spellEnd"/>
+            <w:r>
+              <w:rPr>
+                <w:bCs/>
+                <w:sz w:val="32"/>
+                <w:szCs w:val="32"/>
+              </w:rPr>
+              <w:t>&gt; bash</w:t>
+            </w:r>
+          </w:p>
+        </w:tc>
+        <w:tc>
+          <w:tcPr>
+            <w:tcW w:w="3865" w:type="dxa"/>
+          </w:tcPr>
+          <w:p>
+            <w:pPr>
+              <w:rPr>
+                <w:sz w:val="32"/>
+                <w:szCs w:val="32"/>
+              </w:rPr>
+            </w:pPr>
+            <w:r>
+              <w:rPr>
+                <w:sz w:val="32"/>
+                <w:szCs w:val="32"/>
+              </w:rPr>
+              <w:t xml:space="preserve">Start a new Bash shell inside running container </w:t>
+            </w:r>
+            <w:r>
+              <w:rPr>
+                <w:sz w:val="32"/>
+                <w:szCs w:val="32"/>
+              </w:rPr>
+              <w:t>and connect your terminal to it</w:t>
+            </w:r>
+          </w:p>
+        </w:tc>
+      </w:tr>
+      <w:tr>
+        <w:tc>
+          <w:tcPr>
+            <w:tcW w:w="5485" w:type="dxa"/>
+          </w:tcPr>
+          <w:p>
+            <w:pPr>
+              <w:rPr>
+                <w:bCs/>
+                <w:sz w:val="32"/>
+                <w:szCs w:val="32"/>
+              </w:rPr>
+            </w:pPr>
+            <w:proofErr w:type="spellStart"/>
+            <w:r>
+              <w:rPr>
+                <w:bCs/>
+                <w:sz w:val="32"/>
+                <w:szCs w:val="32"/>
+              </w:rPr>
+              <w:t>docker</w:t>
+            </w:r>
+            <w:proofErr w:type="spellEnd"/>
+            <w:r>
+              <w:rPr>
+                <w:bCs/>
+                <w:sz w:val="32"/>
+                <w:szCs w:val="32"/>
+              </w:rPr>
+              <w:t xml:space="preserve"> exec -it &lt;container&gt; </w:t>
+            </w:r>
+            <w:proofErr w:type="spellStart"/>
+            <w:r>
+              <w:rPr>
+                <w:bCs/>
+                <w:sz w:val="32"/>
+                <w:szCs w:val="32"/>
+              </w:rPr>
+              <w:t>ps</w:t>
+            </w:r>
+            <w:proofErr w:type="spellEnd"/>
+          </w:p>
+        </w:tc>
+        <w:tc>
+          <w:tcPr>
+            <w:tcW w:w="3865" w:type="dxa"/>
+          </w:tcPr>
+          <w:p>
+            <w:pPr>
+              <w:rPr>
+                <w:sz w:val="32"/>
+                <w:szCs w:val="32"/>
+              </w:rPr>
+            </w:pPr>
+            <w:r>
+              <w:rPr>
+                <w:sz w:val="32"/>
+                <w:szCs w:val="32"/>
+              </w:rPr>
+              <w:t xml:space="preserve">Run a </w:t>
+            </w:r>
+            <w:proofErr w:type="spellStart"/>
+            <w:r>
+              <w:rPr>
+                <w:sz w:val="32"/>
+                <w:szCs w:val="32"/>
+              </w:rPr>
+              <w:t>ps</w:t>
+            </w:r>
+            <w:proofErr w:type="spellEnd"/>
+            <w:r>
+              <w:rPr>
+                <w:sz w:val="32"/>
+                <w:szCs w:val="32"/>
+              </w:rPr>
+              <w:t xml:space="preserve"> command inside running container without </w:t>
+            </w:r>
+            <w:r>
+              <w:rPr>
+                <w:sz w:val="32"/>
+                <w:szCs w:val="32"/>
+              </w:rPr>
+              <w:lastRenderedPageBreak/>
+              <w:t>opening an interactive shell session</w:t>
+            </w:r>
+          </w:p>
+        </w:tc>
+      </w:tr>
+      <w:tr>
+        <w:tc>
+          <w:tcPr>
+            <w:tcW w:w="5485" w:type="dxa"/>
+          </w:tcPr>
+          <w:p>
+            <w:pPr>
+              <w:rPr>
+                <w:b/>
+                <w:bCs/>
+                <w:sz w:val="32"/>
+                <w:szCs w:val="32"/>
+              </w:rPr>
+            </w:pPr>
+            <w:proofErr w:type="spellStart"/>
+            <w:r>
+              <w:rPr>
+                <w:sz w:val="32"/>
+                <w:szCs w:val="32"/>
+              </w:rPr>
+              <w:lastRenderedPageBreak/>
+              <w:t>docker</w:t>
+            </w:r>
+            <w:proofErr w:type="spellEnd"/>
+            <w:r>
+              <w:rPr>
+                <w:sz w:val="32"/>
+                <w:szCs w:val="32"/>
+              </w:rPr>
+              <w:t xml:space="preserve"> stop &lt;container&gt;</w:t>
+            </w:r>
+          </w:p>
+        </w:tc>
+        <w:tc>
+          <w:tcPr>
+            <w:tcW w:w="3865" w:type="dxa"/>
+          </w:tcPr>
+          <w:p>
+            <w:pPr>
+              <w:rPr>
+                <w:sz w:val="32"/>
+                <w:szCs w:val="32"/>
+              </w:rPr>
+            </w:pPr>
+            <w:r>
+              <w:rPr>
+                <w:sz w:val="32"/>
+                <w:szCs w:val="32"/>
+              </w:rPr>
+              <w:t>Stop running container</w:t>
+            </w:r>
+          </w:p>
+        </w:tc>
+      </w:tr>
+      <w:tr>
+        <w:tc>
+          <w:tcPr>
+            <w:tcW w:w="5485" w:type="dxa"/>
+          </w:tcPr>
+          <w:p>
+            <w:pPr>
+              <w:rPr>
+                <w:sz w:val="32"/>
+                <w:szCs w:val="32"/>
+              </w:rPr>
+            </w:pPr>
+            <w:proofErr w:type="spellStart"/>
+            <w:r>
+              <w:rPr>
+                <w:sz w:val="32"/>
+                <w:szCs w:val="32"/>
+              </w:rPr>
+              <w:t>docker</w:t>
+            </w:r>
+            <w:proofErr w:type="spellEnd"/>
+            <w:r>
+              <w:rPr>
+                <w:sz w:val="32"/>
+                <w:szCs w:val="32"/>
+              </w:rPr>
+              <w:t xml:space="preserve"> restart &lt;container&gt;</w:t>
+            </w:r>
+          </w:p>
+        </w:tc>
+        <w:tc>
+          <w:tcPr>
+            <w:tcW w:w="3865" w:type="dxa"/>
+          </w:tcPr>
+          <w:p>
+            <w:pPr>
+              <w:rPr>
+                <w:sz w:val="32"/>
+                <w:szCs w:val="32"/>
+              </w:rPr>
+            </w:pPr>
+            <w:r>
+              <w:rPr>
+                <w:sz w:val="32"/>
+                <w:szCs w:val="32"/>
+              </w:rPr>
+              <w:t>Restart stopped container</w:t>
+            </w:r>
+          </w:p>
+        </w:tc>
+      </w:tr>
+      <w:tr>
+        <w:tc>
+          <w:tcPr>
+            <w:tcW w:w="5485" w:type="dxa"/>
+          </w:tcPr>
+          <w:p>
+            <w:pPr>
+              <w:rPr>
+                <w:sz w:val="32"/>
+                <w:szCs w:val="32"/>
+              </w:rPr>
+            </w:pPr>
+            <w:proofErr w:type="spellStart"/>
+            <w:r>
+              <w:rPr>
+                <w:sz w:val="32"/>
+                <w:szCs w:val="32"/>
+              </w:rPr>
+              <w:t>docker</w:t>
+            </w:r>
+            <w:proofErr w:type="spellEnd"/>
+            <w:r>
+              <w:rPr>
+                <w:sz w:val="32"/>
+                <w:szCs w:val="32"/>
+              </w:rPr>
+              <w:t xml:space="preserve"> </w:t>
+            </w:r>
+            <w:proofErr w:type="spellStart"/>
+            <w:r>
+              <w:rPr>
+                <w:sz w:val="32"/>
+                <w:szCs w:val="32"/>
+              </w:rPr>
+              <w:t>rm</w:t>
+            </w:r>
+            <w:proofErr w:type="spellEnd"/>
+            <w:r>
+              <w:rPr>
+                <w:sz w:val="32"/>
+                <w:szCs w:val="32"/>
+              </w:rPr>
+              <w:t xml:space="preserve"> &lt;container&gt;</w:t>
+            </w:r>
+          </w:p>
+        </w:tc>
+        <w:tc>
+          <w:tcPr>
+            <w:tcW w:w="3865" w:type="dxa"/>
+          </w:tcPr>
+          <w:p>
+            <w:pPr>
+              <w:rPr>
+                <w:sz w:val="32"/>
+                <w:szCs w:val="32"/>
+              </w:rPr>
+            </w:pPr>
+            <w:r>
+              <w:rPr>
+                <w:sz w:val="32"/>
+                <w:szCs w:val="32"/>
+              </w:rPr>
+              <w:t>Delete stopped container</w:t>
+            </w:r>
+          </w:p>
+        </w:tc>
+      </w:tr>
+      <w:tr>
+        <w:tc>
+          <w:tcPr>
+            <w:tcW w:w="5485" w:type="dxa"/>
+          </w:tcPr>
+          <w:p>
+            <w:pPr>
+              <w:rPr>
+                <w:sz w:val="32"/>
+                <w:szCs w:val="32"/>
+              </w:rPr>
+            </w:pPr>
+            <w:proofErr w:type="spellStart"/>
+            <w:r>
+              <w:rPr>
+                <w:sz w:val="32"/>
+                <w:szCs w:val="32"/>
+              </w:rPr>
+              <w:t>docker</w:t>
+            </w:r>
+            <w:proofErr w:type="spellEnd"/>
+            <w:r>
+              <w:rPr>
+                <w:sz w:val="32"/>
+                <w:szCs w:val="32"/>
+              </w:rPr>
+              <w:t xml:space="preserve"> </w:t>
+            </w:r>
+            <w:proofErr w:type="spellStart"/>
+            <w:r>
+              <w:rPr>
+                <w:sz w:val="32"/>
+                <w:szCs w:val="32"/>
+              </w:rPr>
+              <w:t>rm</w:t>
+            </w:r>
+            <w:proofErr w:type="spellEnd"/>
+            <w:r>
+              <w:rPr>
+                <w:sz w:val="32"/>
+                <w:szCs w:val="32"/>
+              </w:rPr>
+              <w:t xml:space="preserve"> &lt;container&gt; -f </w:t>
+            </w:r>
+          </w:p>
+        </w:tc>
+        <w:tc>
+          <w:tcPr>
+            <w:tcW w:w="3865" w:type="dxa"/>
+          </w:tcPr>
+          <w:p>
+            <w:pPr>
+              <w:rPr>
+                <w:sz w:val="32"/>
+                <w:szCs w:val="32"/>
+              </w:rPr>
+            </w:pPr>
+            <w:r>
+              <w:rPr>
+                <w:sz w:val="32"/>
+                <w:szCs w:val="32"/>
+              </w:rPr>
+              <w:t xml:space="preserve">Delete container without having to stop it </w:t>
+            </w:r>
+          </w:p>
+        </w:tc>
+      </w:tr>
+      <w:tr>
+        <w:tc>
+          <w:tcPr>
+            <w:tcW w:w="5485" w:type="dxa"/>
+          </w:tcPr>
+          <w:p>
+            <w:pPr>
+              <w:rPr>
+                <w:sz w:val="32"/>
+                <w:szCs w:val="32"/>
+              </w:rPr>
+            </w:pPr>
+            <w:proofErr w:type="spellStart"/>
+            <w:r>
+              <w:rPr>
+                <w:sz w:val="32"/>
+                <w:szCs w:val="32"/>
+              </w:rPr>
+              <w:t>docker</w:t>
+            </w:r>
+            <w:proofErr w:type="spellEnd"/>
+            <w:r>
+              <w:rPr>
+                <w:sz w:val="32"/>
+                <w:szCs w:val="32"/>
+              </w:rPr>
+              <w:t xml:space="preserve"> inspect &lt;container&gt;</w:t>
+            </w:r>
+            <w:bookmarkStart w:id="0" w:name="_GoBack"/>
+            <w:bookmarkEnd w:id="0"/>
+          </w:p>
+        </w:tc>
+        <w:tc>
+          <w:tcPr>
+            <w:tcW w:w="3865" w:type="dxa"/>
+          </w:tcPr>
+          <w:p>
+            <w:pPr>
+              <w:rPr>
+                <w:sz w:val="32"/>
+                <w:szCs w:val="32"/>
+              </w:rPr>
+            </w:pPr>
+            <w:r>
+              <w:rPr>
+                <w:sz w:val="32"/>
+                <w:szCs w:val="32"/>
+              </w:rPr>
+              <w:t>Show detailed configuration and run-time information about container</w:t>
+            </w:r>
+          </w:p>
+        </w:tc>
+      </w:tr>
+    </w:tbl>
     <w:p>
       <w:pPr>
         <w:rPr>
@@ -10550,54 +11964,264 @@
           <w:sz w:val="32"/>
           <w:szCs w:val="32"/>
         </w:rPr>
+        <w:t>9.6 Deploy apps with Compose</w:t>
+      </w:r>
+    </w:p>
+    <w:p>
+      <w:pPr>
+        <w:rPr>
+          <w:sz w:val="32"/>
+          <w:szCs w:val="32"/>
+        </w:rPr>
+      </w:pPr>
+    </w:p>
+    <w:p>
+      <w:pPr>
+        <w:rPr>
+          <w:sz w:val="32"/>
+          <w:szCs w:val="32"/>
+        </w:rPr>
+      </w:pPr>
+      <w:r>
+        <w:rPr>
+          <w:sz w:val="32"/>
+          <w:szCs w:val="32"/>
+        </w:rPr>
+        <w:t>9.7 Manage apps with Compose</w:t>
+      </w:r>
+    </w:p>
+    <w:p>
+      <w:pPr>
+        <w:rPr>
+          <w:sz w:val="32"/>
+          <w:szCs w:val="32"/>
+        </w:rPr>
+      </w:pPr>
+    </w:p>
+    <w:p>
+      <w:pPr>
+        <w:rPr>
+          <w:sz w:val="32"/>
+          <w:szCs w:val="32"/>
+        </w:rPr>
+      </w:pPr>
+      <w:r>
+        <w:rPr>
+          <w:sz w:val="32"/>
+          <w:szCs w:val="32"/>
+        </w:rPr>
+        <w:t>9.8 Deploy apps with Compose – The commands</w:t>
+      </w:r>
+    </w:p>
+    <w:p>
+      <w:pPr>
+        <w:rPr>
+          <w:sz w:val="32"/>
+          <w:szCs w:val="32"/>
+        </w:rPr>
+      </w:pPr>
+    </w:p>
+    <w:p>
+      <w:pPr>
+        <w:pStyle w:val="Heading1"/>
+        <w:rPr>
+          <w:color w:val="EE0000"/>
+          <w:sz w:val="32"/>
+          <w:szCs w:val="32"/>
+        </w:rPr>
+      </w:pPr>
+      <w:r>
+        <w:rPr>
+          <w:color w:val="EE0000"/>
+          <w:sz w:val="32"/>
+          <w:szCs w:val="32"/>
+        </w:rPr>
         <w:lastRenderedPageBreak/>
-        <w:t>9.6 Deploy apps with Compose</w:t>
-      </w:r>
-    </w:p>
-    <w:p>
-      <w:pPr>
-        <w:rPr>
-          <w:sz w:val="32"/>
-          <w:szCs w:val="32"/>
-        </w:rPr>
-      </w:pPr>
-    </w:p>
-    <w:p>
-      <w:pPr>
-        <w:rPr>
-          <w:sz w:val="32"/>
-          <w:szCs w:val="32"/>
-        </w:rPr>
-      </w:pPr>
-      <w:r>
-        <w:rPr>
-          <w:sz w:val="32"/>
-          <w:szCs w:val="32"/>
-        </w:rPr>
-        <w:t>9.7 Manage apps with Compose</w:t>
-      </w:r>
-    </w:p>
-    <w:p>
-      <w:pPr>
-        <w:rPr>
-          <w:sz w:val="32"/>
-          <w:szCs w:val="32"/>
-        </w:rPr>
-      </w:pPr>
-    </w:p>
-    <w:p>
-      <w:pPr>
-        <w:rPr>
-          <w:sz w:val="32"/>
-          <w:szCs w:val="32"/>
-        </w:rPr>
-      </w:pPr>
-      <w:r>
-        <w:rPr>
-          <w:sz w:val="32"/>
-          <w:szCs w:val="32"/>
-        </w:rPr>
-        <w:t>9.8 Deploy apps with Compose – The commands</w:t>
+        <w:t>10. Docker and AI</w:t>
+      </w:r>
+    </w:p>
+    <w:p>
+      <w:pPr>
+        <w:rPr>
+          <w:sz w:val="32"/>
+          <w:szCs w:val="32"/>
+        </w:rPr>
+      </w:pPr>
+    </w:p>
+    <w:p>
+      <w:pPr>
+        <w:rPr>
+          <w:sz w:val="32"/>
+          <w:szCs w:val="32"/>
+        </w:rPr>
+      </w:pPr>
+      <w:r>
+        <w:rPr>
+          <w:sz w:val="32"/>
+          <w:szCs w:val="32"/>
+        </w:rPr>
+        <w:t>10.1 Docker Model Runner background</w:t>
+      </w:r>
+    </w:p>
+    <w:p>
+      <w:pPr>
+        <w:rPr>
+          <w:sz w:val="32"/>
+          <w:szCs w:val="32"/>
+        </w:rPr>
+      </w:pPr>
+    </w:p>
+    <w:p>
+      <w:pPr>
+        <w:rPr>
+          <w:sz w:val="32"/>
+          <w:szCs w:val="32"/>
+        </w:rPr>
+      </w:pPr>
+      <w:r>
+        <w:rPr>
+          <w:sz w:val="32"/>
+          <w:szCs w:val="32"/>
+        </w:rPr>
+        <w:t>10.2 Docker Model Runner Architecture</w:t>
+      </w:r>
+    </w:p>
+    <w:p>
+      <w:pPr>
+        <w:rPr>
+          <w:sz w:val="32"/>
+          <w:szCs w:val="32"/>
+        </w:rPr>
+      </w:pPr>
+    </w:p>
+    <w:p>
+      <w:pPr>
+        <w:rPr>
+          <w:sz w:val="32"/>
+          <w:szCs w:val="32"/>
+        </w:rPr>
+      </w:pPr>
+      <w:r>
+        <w:rPr>
+          <w:sz w:val="32"/>
+          <w:szCs w:val="32"/>
+        </w:rPr>
+        <w:t>10.3 Install Docker Model Runner</w:t>
+      </w:r>
+    </w:p>
+    <w:p>
+      <w:pPr>
+        <w:rPr>
+          <w:sz w:val="32"/>
+          <w:szCs w:val="32"/>
+        </w:rPr>
+      </w:pPr>
+    </w:p>
+    <w:p>
+      <w:pPr>
+        <w:rPr>
+          <w:sz w:val="32"/>
+          <w:szCs w:val="32"/>
+        </w:rPr>
+      </w:pPr>
+      <w:r>
+        <w:rPr>
+          <w:sz w:val="32"/>
+          <w:szCs w:val="32"/>
+        </w:rPr>
+        <w:t>10.4 Explore Docker Model Runner</w:t>
+      </w:r>
+    </w:p>
+    <w:p>
+      <w:pPr>
+        <w:rPr>
+          <w:sz w:val="32"/>
+          <w:szCs w:val="32"/>
+        </w:rPr>
+      </w:pPr>
+    </w:p>
+    <w:p>
+      <w:pPr>
+        <w:rPr>
+          <w:sz w:val="32"/>
+          <w:szCs w:val="32"/>
+        </w:rPr>
+      </w:pPr>
+      <w:r>
+        <w:rPr>
+          <w:sz w:val="32"/>
+          <w:szCs w:val="32"/>
+        </w:rPr>
+        <w:t>10.5 Use Docker Model Runner with Compose</w:t>
+      </w:r>
+    </w:p>
+    <w:p>
+      <w:pPr>
+        <w:rPr>
+          <w:sz w:val="32"/>
+          <w:szCs w:val="32"/>
+        </w:rPr>
+      </w:pPr>
+    </w:p>
+    <w:p>
+      <w:pPr>
+        <w:rPr>
+          <w:sz w:val="32"/>
+          <w:szCs w:val="32"/>
+        </w:rPr>
+      </w:pPr>
+      <w:r>
+        <w:rPr>
+          <w:sz w:val="32"/>
+          <w:szCs w:val="32"/>
+        </w:rPr>
+        <w:t>10.6 Use Docker Model Runner with Open WebUI</w:t>
+      </w:r>
+    </w:p>
+    <w:p>
+      <w:pPr>
+        <w:rPr>
+          <w:sz w:val="32"/>
+          <w:szCs w:val="32"/>
+        </w:rPr>
+      </w:pPr>
+    </w:p>
+    <w:p>
+      <w:pPr>
+        <w:rPr>
+          <w:sz w:val="32"/>
+          <w:szCs w:val="32"/>
+        </w:rPr>
+      </w:pPr>
+      <w:r>
+        <w:rPr>
+          <w:sz w:val="32"/>
+          <w:szCs w:val="32"/>
+        </w:rPr>
+        <w:t>10.7 Run models in containers</w:t>
+      </w:r>
+    </w:p>
+    <w:p>
+      <w:pPr>
+        <w:rPr>
+          <w:sz w:val="32"/>
+          <w:szCs w:val="32"/>
+        </w:rPr>
+      </w:pPr>
+    </w:p>
+    <w:p>
+      <w:pPr>
+        <w:rPr>
+          <w:sz w:val="32"/>
+          <w:szCs w:val="32"/>
+        </w:rPr>
+      </w:pPr>
+      <w:r>
+        <w:rPr>
+          <w:sz w:val="32"/>
+          <w:szCs w:val="32"/>
+        </w:rPr>
+        <w:t>10.8 Docker Model Runner – The commands</w:t>
       </w:r>
     </w:p>
     <w:p>
@@ -10623,191 +12247,244 @@
           <w:sz w:val="32"/>
           <w:szCs w:val="32"/>
         </w:rPr>
-        <w:t>10. Docker and AI</w:t>
-      </w:r>
-    </w:p>
-    <w:p>
-      <w:pPr>
-        <w:rPr>
-          <w:sz w:val="32"/>
-          <w:szCs w:val="32"/>
-        </w:rPr>
-      </w:pPr>
-    </w:p>
-    <w:p>
-      <w:pPr>
-        <w:rPr>
-          <w:sz w:val="32"/>
-          <w:szCs w:val="32"/>
-        </w:rPr>
-      </w:pPr>
-      <w:r>
-        <w:rPr>
-          <w:sz w:val="32"/>
-          <w:szCs w:val="32"/>
-        </w:rPr>
-        <w:t>10.1 Docker Model Runner background</w:t>
-      </w:r>
-    </w:p>
-    <w:p>
-      <w:pPr>
-        <w:rPr>
-          <w:sz w:val="32"/>
-          <w:szCs w:val="32"/>
-        </w:rPr>
-      </w:pPr>
-    </w:p>
-    <w:p>
-      <w:pPr>
-        <w:rPr>
-          <w:sz w:val="32"/>
-          <w:szCs w:val="32"/>
-        </w:rPr>
-      </w:pPr>
-      <w:r>
-        <w:rPr>
-          <w:sz w:val="32"/>
-          <w:szCs w:val="32"/>
-        </w:rPr>
-        <w:t>10.2 Docker Model Runner Architecture</w:t>
-      </w:r>
-    </w:p>
-    <w:p>
-      <w:pPr>
-        <w:rPr>
-          <w:sz w:val="32"/>
-          <w:szCs w:val="32"/>
-        </w:rPr>
-      </w:pPr>
-    </w:p>
-    <w:p>
-      <w:pPr>
-        <w:rPr>
-          <w:sz w:val="32"/>
-          <w:szCs w:val="32"/>
-        </w:rPr>
-      </w:pPr>
-      <w:r>
-        <w:rPr>
-          <w:sz w:val="32"/>
-          <w:szCs w:val="32"/>
-        </w:rPr>
-        <w:t>10.3 Install Docker Model Runner</w:t>
-      </w:r>
-    </w:p>
-    <w:p>
-      <w:pPr>
-        <w:rPr>
-          <w:sz w:val="32"/>
-          <w:szCs w:val="32"/>
-        </w:rPr>
-      </w:pPr>
-    </w:p>
-    <w:p>
-      <w:pPr>
-        <w:rPr>
-          <w:sz w:val="32"/>
-          <w:szCs w:val="32"/>
-        </w:rPr>
-      </w:pPr>
-      <w:r>
-        <w:rPr>
-          <w:sz w:val="32"/>
-          <w:szCs w:val="32"/>
-        </w:rPr>
-        <w:t>10.4 Explore Docker Model Runner</w:t>
-      </w:r>
-    </w:p>
-    <w:p>
-      <w:pPr>
-        <w:rPr>
-          <w:sz w:val="32"/>
-          <w:szCs w:val="32"/>
-        </w:rPr>
-      </w:pPr>
-    </w:p>
-    <w:p>
-      <w:pPr>
-        <w:rPr>
-          <w:sz w:val="32"/>
-          <w:szCs w:val="32"/>
-        </w:rPr>
-      </w:pPr>
-      <w:r>
-        <w:rPr>
-          <w:sz w:val="32"/>
-          <w:szCs w:val="32"/>
-        </w:rPr>
-        <w:t>10.5 Use Docker Model Runner with Compose</w:t>
-      </w:r>
-    </w:p>
-    <w:p>
-      <w:pPr>
-        <w:rPr>
-          <w:sz w:val="32"/>
-          <w:szCs w:val="32"/>
-        </w:rPr>
-      </w:pPr>
-    </w:p>
-    <w:p>
-      <w:pPr>
-        <w:rPr>
-          <w:sz w:val="32"/>
-          <w:szCs w:val="32"/>
-        </w:rPr>
-      </w:pPr>
-      <w:r>
-        <w:rPr>
-          <w:sz w:val="32"/>
-          <w:szCs w:val="32"/>
-        </w:rPr>
-        <w:t>10.6 Use Docker Model Runner with Open WebUI</w:t>
-      </w:r>
-    </w:p>
-    <w:p>
-      <w:pPr>
-        <w:rPr>
-          <w:sz w:val="32"/>
-          <w:szCs w:val="32"/>
-        </w:rPr>
-      </w:pPr>
-    </w:p>
-    <w:p>
-      <w:pPr>
-        <w:rPr>
-          <w:sz w:val="32"/>
-          <w:szCs w:val="32"/>
-        </w:rPr>
-      </w:pPr>
-      <w:r>
-        <w:rPr>
-          <w:sz w:val="32"/>
-          <w:szCs w:val="32"/>
-        </w:rPr>
-        <w:t>10.7 Run models in containers</w:t>
-      </w:r>
-    </w:p>
-    <w:p>
-      <w:pPr>
-        <w:rPr>
-          <w:sz w:val="32"/>
-          <w:szCs w:val="32"/>
-        </w:rPr>
-      </w:pPr>
-    </w:p>
-    <w:p>
-      <w:pPr>
-        <w:rPr>
-          <w:sz w:val="32"/>
-          <w:szCs w:val="32"/>
-        </w:rPr>
-      </w:pPr>
-      <w:r>
-        <w:rPr>
-          <w:sz w:val="32"/>
-          <w:szCs w:val="32"/>
-        </w:rPr>
-        <w:t>10.8 Docker Model Runner – The commands</w:t>
+        <w:t xml:space="preserve">11. Docker and </w:t>
+      </w:r>
+      <w:proofErr w:type="spellStart"/>
+      <w:r>
+        <w:rPr>
+          <w:color w:val="EE0000"/>
+          <w:sz w:val="32"/>
+          <w:szCs w:val="32"/>
+        </w:rPr>
+        <w:t>Wasm</w:t>
+      </w:r>
+      <w:proofErr w:type="spellEnd"/>
+    </w:p>
+    <w:p>
+      <w:pPr>
+        <w:rPr>
+          <w:sz w:val="32"/>
+          <w:szCs w:val="32"/>
+        </w:rPr>
+      </w:pPr>
+    </w:p>
+    <w:p>
+      <w:pPr>
+        <w:rPr>
+          <w:sz w:val="32"/>
+          <w:szCs w:val="32"/>
+        </w:rPr>
+      </w:pPr>
+      <w:r>
+        <w:rPr>
+          <w:sz w:val="32"/>
+          <w:szCs w:val="32"/>
+        </w:rPr>
+        <w:t>11.1 Pre-</w:t>
+      </w:r>
+      <w:proofErr w:type="spellStart"/>
+      <w:r>
+        <w:rPr>
+          <w:sz w:val="32"/>
+          <w:szCs w:val="32"/>
+        </w:rPr>
+        <w:t>reqs</w:t>
+      </w:r>
+      <w:proofErr w:type="spellEnd"/>
+    </w:p>
+    <w:p>
+      <w:pPr>
+        <w:rPr>
+          <w:sz w:val="32"/>
+          <w:szCs w:val="32"/>
+        </w:rPr>
+      </w:pPr>
+    </w:p>
+    <w:p>
+      <w:pPr>
+        <w:rPr>
+          <w:sz w:val="32"/>
+          <w:szCs w:val="32"/>
+        </w:rPr>
+      </w:pPr>
+      <w:r>
+        <w:rPr>
+          <w:sz w:val="32"/>
+          <w:szCs w:val="32"/>
+        </w:rPr>
+        <w:t xml:space="preserve">11.2 Intro to </w:t>
+      </w:r>
+      <w:proofErr w:type="spellStart"/>
+      <w:r>
+        <w:rPr>
+          <w:sz w:val="32"/>
+          <w:szCs w:val="32"/>
+        </w:rPr>
+        <w:t>Wasm</w:t>
+      </w:r>
+      <w:proofErr w:type="spellEnd"/>
+      <w:r>
+        <w:rPr>
+          <w:sz w:val="32"/>
+          <w:szCs w:val="32"/>
+        </w:rPr>
+        <w:t xml:space="preserve"> and </w:t>
+      </w:r>
+      <w:proofErr w:type="spellStart"/>
+      <w:r>
+        <w:rPr>
+          <w:sz w:val="32"/>
+          <w:szCs w:val="32"/>
+        </w:rPr>
+        <w:t>Wasm</w:t>
+      </w:r>
+      <w:proofErr w:type="spellEnd"/>
+      <w:r>
+        <w:rPr>
+          <w:sz w:val="32"/>
+          <w:szCs w:val="32"/>
+        </w:rPr>
+        <w:t xml:space="preserve"> containers</w:t>
+      </w:r>
+    </w:p>
+    <w:p>
+      <w:pPr>
+        <w:rPr>
+          <w:sz w:val="32"/>
+          <w:szCs w:val="32"/>
+        </w:rPr>
+      </w:pPr>
+    </w:p>
+    <w:p>
+      <w:pPr>
+        <w:rPr>
+          <w:sz w:val="32"/>
+          <w:szCs w:val="32"/>
+        </w:rPr>
+      </w:pPr>
+      <w:r>
+        <w:rPr>
+          <w:sz w:val="32"/>
+          <w:szCs w:val="32"/>
+        </w:rPr>
+        <w:t xml:space="preserve">11.3 Write a </w:t>
+      </w:r>
+      <w:proofErr w:type="spellStart"/>
+      <w:r>
+        <w:rPr>
+          <w:sz w:val="32"/>
+          <w:szCs w:val="32"/>
+        </w:rPr>
+        <w:t>Wasm</w:t>
+      </w:r>
+      <w:proofErr w:type="spellEnd"/>
+      <w:r>
+        <w:rPr>
+          <w:sz w:val="32"/>
+          <w:szCs w:val="32"/>
+        </w:rPr>
+        <w:t xml:space="preserve"> app</w:t>
+      </w:r>
+    </w:p>
+    <w:p>
+      <w:pPr>
+        <w:rPr>
+          <w:sz w:val="32"/>
+          <w:szCs w:val="32"/>
+        </w:rPr>
+      </w:pPr>
+    </w:p>
+    <w:p>
+      <w:pPr>
+        <w:rPr>
+          <w:sz w:val="32"/>
+          <w:szCs w:val="32"/>
+        </w:rPr>
+      </w:pPr>
+      <w:r>
+        <w:rPr>
+          <w:sz w:val="32"/>
+          <w:szCs w:val="32"/>
+        </w:rPr>
+        <w:t xml:space="preserve">11.4 Containerize a </w:t>
+      </w:r>
+      <w:proofErr w:type="spellStart"/>
+      <w:r>
+        <w:rPr>
+          <w:sz w:val="32"/>
+          <w:szCs w:val="32"/>
+        </w:rPr>
+        <w:t>Wasm</w:t>
+      </w:r>
+      <w:proofErr w:type="spellEnd"/>
+      <w:r>
+        <w:rPr>
+          <w:sz w:val="32"/>
+          <w:szCs w:val="32"/>
+        </w:rPr>
+        <w:t xml:space="preserve"> app</w:t>
+      </w:r>
+    </w:p>
+    <w:p>
+      <w:pPr>
+        <w:rPr>
+          <w:sz w:val="32"/>
+          <w:szCs w:val="32"/>
+        </w:rPr>
+      </w:pPr>
+    </w:p>
+    <w:p>
+      <w:pPr>
+        <w:rPr>
+          <w:sz w:val="32"/>
+          <w:szCs w:val="32"/>
+        </w:rPr>
+      </w:pPr>
+      <w:r>
+        <w:rPr>
+          <w:sz w:val="32"/>
+          <w:szCs w:val="32"/>
+        </w:rPr>
+        <w:t xml:space="preserve">11.5 Run a </w:t>
+      </w:r>
+      <w:proofErr w:type="spellStart"/>
+      <w:r>
+        <w:rPr>
+          <w:sz w:val="32"/>
+          <w:szCs w:val="32"/>
+        </w:rPr>
+        <w:t>Wasm</w:t>
+      </w:r>
+      <w:proofErr w:type="spellEnd"/>
+      <w:r>
+        <w:rPr>
+          <w:sz w:val="32"/>
+          <w:szCs w:val="32"/>
+        </w:rPr>
+        <w:t xml:space="preserve"> container</w:t>
+      </w:r>
+    </w:p>
+    <w:p>
+      <w:pPr>
+        <w:rPr>
+          <w:sz w:val="32"/>
+          <w:szCs w:val="32"/>
+        </w:rPr>
+      </w:pPr>
+    </w:p>
+    <w:p>
+      <w:pPr>
+        <w:rPr>
+          <w:sz w:val="32"/>
+          <w:szCs w:val="32"/>
+        </w:rPr>
+      </w:pPr>
+      <w:r>
+        <w:rPr>
+          <w:sz w:val="32"/>
+          <w:szCs w:val="32"/>
+        </w:rPr>
+        <w:t>11.6 Clean up</w:t>
       </w:r>
     </w:p>
     <w:p>
@@ -10833,244 +12510,248 @@
           <w:sz w:val="32"/>
           <w:szCs w:val="32"/>
         </w:rPr>
-        <w:t xml:space="preserve">11. Docker and </w:t>
-      </w:r>
-      <w:proofErr w:type="spellStart"/>
-      <w:r>
+        <w:t>12. Docker Swarm</w:t>
+      </w:r>
+    </w:p>
+    <w:p>
+      <w:pPr>
+        <w:rPr>
+          <w:sz w:val="32"/>
+          <w:szCs w:val="32"/>
+        </w:rPr>
+      </w:pPr>
+    </w:p>
+    <w:p>
+      <w:pPr>
+        <w:rPr>
+          <w:sz w:val="32"/>
+          <w:szCs w:val="32"/>
+        </w:rPr>
+      </w:pPr>
+      <w:r>
+        <w:rPr>
+          <w:sz w:val="32"/>
+          <w:szCs w:val="32"/>
+        </w:rPr>
+        <w:t>12.1 Swarm primer</w:t>
+      </w:r>
+    </w:p>
+    <w:p>
+      <w:pPr>
+        <w:rPr>
+          <w:sz w:val="32"/>
+          <w:szCs w:val="32"/>
+        </w:rPr>
+      </w:pPr>
+    </w:p>
+    <w:p>
+      <w:pPr>
+        <w:rPr>
+          <w:sz w:val="32"/>
+          <w:szCs w:val="32"/>
+        </w:rPr>
+      </w:pPr>
+      <w:r>
+        <w:rPr>
+          <w:sz w:val="32"/>
+          <w:szCs w:val="32"/>
+        </w:rPr>
+        <w:t>12.2 Build a swarm</w:t>
+      </w:r>
+    </w:p>
+    <w:p>
+      <w:pPr>
+        <w:rPr>
+          <w:sz w:val="32"/>
+          <w:szCs w:val="32"/>
+        </w:rPr>
+      </w:pPr>
+    </w:p>
+    <w:p>
+      <w:pPr>
+        <w:rPr>
+          <w:sz w:val="32"/>
+          <w:szCs w:val="32"/>
+        </w:rPr>
+      </w:pPr>
+      <w:r>
+        <w:rPr>
+          <w:sz w:val="32"/>
+          <w:szCs w:val="32"/>
+        </w:rPr>
+        <w:t>12.3 Deploy Swarm app</w:t>
+      </w:r>
+    </w:p>
+    <w:p>
+      <w:pPr>
+        <w:rPr>
+          <w:sz w:val="32"/>
+          <w:szCs w:val="32"/>
+        </w:rPr>
+      </w:pPr>
+    </w:p>
+    <w:p>
+      <w:pPr>
+        <w:rPr>
+          <w:sz w:val="32"/>
+          <w:szCs w:val="32"/>
+        </w:rPr>
+      </w:pPr>
+      <w:r>
+        <w:rPr>
+          <w:sz w:val="32"/>
+          <w:szCs w:val="32"/>
+        </w:rPr>
+        <w:t>12.4 Docker Swarm – The commands</w:t>
+      </w:r>
+    </w:p>
+    <w:p>
+      <w:pPr>
+        <w:rPr>
+          <w:sz w:val="32"/>
+          <w:szCs w:val="32"/>
+        </w:rPr>
+      </w:pPr>
+    </w:p>
+    <w:p>
+      <w:pPr>
+        <w:pStyle w:val="Heading1"/>
         <w:rPr>
           <w:color w:val="EE0000"/>
           <w:sz w:val="32"/>
           <w:szCs w:val="32"/>
         </w:rPr>
-        <w:t>Wasm</w:t>
-      </w:r>
-      <w:proofErr w:type="spellEnd"/>
-    </w:p>
-    <w:p>
-      <w:pPr>
-        <w:rPr>
-          <w:sz w:val="32"/>
-          <w:szCs w:val="32"/>
-        </w:rPr>
-      </w:pPr>
-    </w:p>
-    <w:p>
-      <w:pPr>
-        <w:rPr>
-          <w:sz w:val="32"/>
-          <w:szCs w:val="32"/>
-        </w:rPr>
-      </w:pPr>
-      <w:r>
-        <w:rPr>
-          <w:sz w:val="32"/>
-          <w:szCs w:val="32"/>
-        </w:rPr>
-        <w:t>11.1 Pre-</w:t>
-      </w:r>
-      <w:proofErr w:type="spellStart"/>
-      <w:r>
-        <w:rPr>
-          <w:sz w:val="32"/>
-          <w:szCs w:val="32"/>
-        </w:rPr>
-        <w:t>reqs</w:t>
-      </w:r>
-      <w:proofErr w:type="spellEnd"/>
-    </w:p>
-    <w:p>
-      <w:pPr>
-        <w:rPr>
-          <w:sz w:val="32"/>
-          <w:szCs w:val="32"/>
-        </w:rPr>
-      </w:pPr>
-    </w:p>
-    <w:p>
-      <w:pPr>
-        <w:rPr>
-          <w:sz w:val="32"/>
-          <w:szCs w:val="32"/>
-        </w:rPr>
-      </w:pPr>
-      <w:r>
-        <w:rPr>
-          <w:sz w:val="32"/>
-          <w:szCs w:val="32"/>
-        </w:rPr>
-        <w:t xml:space="preserve">11.2 Intro to </w:t>
-      </w:r>
-      <w:proofErr w:type="spellStart"/>
-      <w:r>
-        <w:rPr>
-          <w:sz w:val="32"/>
-          <w:szCs w:val="32"/>
-        </w:rPr>
-        <w:t>Wasm</w:t>
-      </w:r>
-      <w:proofErr w:type="spellEnd"/>
-      <w:r>
-        <w:rPr>
-          <w:sz w:val="32"/>
-          <w:szCs w:val="32"/>
-        </w:rPr>
-        <w:t xml:space="preserve"> and </w:t>
-      </w:r>
-      <w:proofErr w:type="spellStart"/>
-      <w:r>
-        <w:rPr>
-          <w:sz w:val="32"/>
-          <w:szCs w:val="32"/>
-        </w:rPr>
-        <w:t>Wasm</w:t>
-      </w:r>
-      <w:proofErr w:type="spellEnd"/>
-      <w:r>
-        <w:rPr>
-          <w:sz w:val="32"/>
-          <w:szCs w:val="32"/>
-        </w:rPr>
-        <w:t xml:space="preserve"> containers</w:t>
-      </w:r>
-    </w:p>
-    <w:p>
-      <w:pPr>
-        <w:rPr>
-          <w:sz w:val="32"/>
-          <w:szCs w:val="32"/>
-        </w:rPr>
-      </w:pPr>
-    </w:p>
-    <w:p>
-      <w:pPr>
-        <w:rPr>
-          <w:sz w:val="32"/>
-          <w:szCs w:val="32"/>
-        </w:rPr>
-      </w:pPr>
-      <w:r>
-        <w:rPr>
-          <w:sz w:val="32"/>
-          <w:szCs w:val="32"/>
-        </w:rPr>
-        <w:t xml:space="preserve">11.3 Write a </w:t>
-      </w:r>
-      <w:proofErr w:type="spellStart"/>
-      <w:r>
-        <w:rPr>
-          <w:sz w:val="32"/>
-          <w:szCs w:val="32"/>
-        </w:rPr>
-        <w:t>Wasm</w:t>
-      </w:r>
-      <w:proofErr w:type="spellEnd"/>
-      <w:r>
-        <w:rPr>
-          <w:sz w:val="32"/>
-          <w:szCs w:val="32"/>
-        </w:rPr>
-        <w:t xml:space="preserve"> app</w:t>
-      </w:r>
-    </w:p>
-    <w:p>
-      <w:pPr>
-        <w:rPr>
-          <w:sz w:val="32"/>
-          <w:szCs w:val="32"/>
-        </w:rPr>
-      </w:pPr>
-    </w:p>
-    <w:p>
-      <w:pPr>
-        <w:rPr>
-          <w:sz w:val="32"/>
-          <w:szCs w:val="32"/>
-        </w:rPr>
-      </w:pPr>
-      <w:r>
-        <w:rPr>
-          <w:sz w:val="32"/>
-          <w:szCs w:val="32"/>
-        </w:rPr>
-        <w:t xml:space="preserve">11.4 Containerize a </w:t>
-      </w:r>
-      <w:proofErr w:type="spellStart"/>
-      <w:r>
-        <w:rPr>
-          <w:sz w:val="32"/>
-          <w:szCs w:val="32"/>
-        </w:rPr>
-        <w:t>Wasm</w:t>
-      </w:r>
-      <w:proofErr w:type="spellEnd"/>
-      <w:r>
-        <w:rPr>
-          <w:sz w:val="32"/>
-          <w:szCs w:val="32"/>
-        </w:rPr>
-        <w:t xml:space="preserve"> app</w:t>
-      </w:r>
-    </w:p>
-    <w:p>
-      <w:pPr>
-        <w:rPr>
-          <w:sz w:val="32"/>
-          <w:szCs w:val="32"/>
-        </w:rPr>
-      </w:pPr>
-    </w:p>
-    <w:p>
-      <w:pPr>
-        <w:rPr>
-          <w:sz w:val="32"/>
-          <w:szCs w:val="32"/>
-        </w:rPr>
-      </w:pPr>
-      <w:r>
-        <w:rPr>
-          <w:sz w:val="32"/>
-          <w:szCs w:val="32"/>
-        </w:rPr>
-        <w:t xml:space="preserve">11.5 Run a </w:t>
-      </w:r>
-      <w:proofErr w:type="spellStart"/>
-      <w:r>
-        <w:rPr>
-          <w:sz w:val="32"/>
-          <w:szCs w:val="32"/>
-        </w:rPr>
-        <w:t>Wasm</w:t>
-      </w:r>
-      <w:proofErr w:type="spellEnd"/>
-      <w:r>
-        <w:rPr>
-          <w:sz w:val="32"/>
-          <w:szCs w:val="32"/>
-        </w:rPr>
-        <w:t xml:space="preserve"> container</w:t>
-      </w:r>
-    </w:p>
-    <w:p>
-      <w:pPr>
-        <w:rPr>
-          <w:sz w:val="32"/>
-          <w:szCs w:val="32"/>
-        </w:rPr>
-      </w:pPr>
-    </w:p>
-    <w:p>
-      <w:pPr>
-        <w:rPr>
-          <w:sz w:val="32"/>
-          <w:szCs w:val="32"/>
-        </w:rPr>
-      </w:pPr>
-      <w:r>
-        <w:rPr>
-          <w:sz w:val="32"/>
-          <w:szCs w:val="32"/>
-        </w:rPr>
-        <w:t>11.6 Clean up</w:t>
+      </w:pPr>
+      <w:r>
+        <w:rPr>
+          <w:color w:val="EE0000"/>
+          <w:sz w:val="32"/>
+          <w:szCs w:val="32"/>
+        </w:rPr>
+        <w:lastRenderedPageBreak/>
+        <w:t>13. Docker Networking</w:t>
+      </w:r>
+    </w:p>
+    <w:p>
+      <w:pPr>
+        <w:rPr>
+          <w:sz w:val="32"/>
+          <w:szCs w:val="32"/>
+        </w:rPr>
+      </w:pPr>
+    </w:p>
+    <w:p>
+      <w:pPr>
+        <w:rPr>
+          <w:sz w:val="32"/>
+          <w:szCs w:val="32"/>
+        </w:rPr>
+      </w:pPr>
+      <w:r>
+        <w:rPr>
+          <w:sz w:val="32"/>
+          <w:szCs w:val="32"/>
+        </w:rPr>
+        <w:t>13.1 Docker Networking – The TLDR</w:t>
+      </w:r>
+    </w:p>
+    <w:p>
+      <w:pPr>
+        <w:rPr>
+          <w:sz w:val="32"/>
+          <w:szCs w:val="32"/>
+        </w:rPr>
+      </w:pPr>
+    </w:p>
+    <w:p>
+      <w:pPr>
+        <w:rPr>
+          <w:sz w:val="32"/>
+          <w:szCs w:val="32"/>
+        </w:rPr>
+      </w:pPr>
+      <w:r>
+        <w:rPr>
+          <w:sz w:val="32"/>
+          <w:szCs w:val="32"/>
+        </w:rPr>
+        <w:t>13.2 Docker networking theory</w:t>
+      </w:r>
+    </w:p>
+    <w:p>
+      <w:pPr>
+        <w:rPr>
+          <w:sz w:val="32"/>
+          <w:szCs w:val="32"/>
+        </w:rPr>
+      </w:pPr>
+    </w:p>
+    <w:p>
+      <w:pPr>
+        <w:rPr>
+          <w:sz w:val="32"/>
+          <w:szCs w:val="32"/>
+        </w:rPr>
+      </w:pPr>
+      <w:r>
+        <w:rPr>
+          <w:sz w:val="32"/>
+          <w:szCs w:val="32"/>
+        </w:rPr>
+        <w:t xml:space="preserve">13.3 Single-host bridge networks </w:t>
+      </w:r>
+    </w:p>
+    <w:p>
+      <w:pPr>
+        <w:rPr>
+          <w:sz w:val="32"/>
+          <w:szCs w:val="32"/>
+        </w:rPr>
+      </w:pPr>
+    </w:p>
+    <w:p>
+      <w:pPr>
+        <w:rPr>
+          <w:sz w:val="32"/>
+          <w:szCs w:val="32"/>
+        </w:rPr>
+      </w:pPr>
+      <w:r>
+        <w:rPr>
+          <w:sz w:val="32"/>
+          <w:szCs w:val="32"/>
+        </w:rPr>
+        <w:t xml:space="preserve">13.4 </w:t>
+      </w:r>
+      <w:r>
+        <w:rPr>
+          <w:sz w:val="32"/>
+          <w:szCs w:val="32"/>
+        </w:rPr>
+        <w:t>External access via port mappings</w:t>
+      </w:r>
+    </w:p>
+    <w:p>
+      <w:pPr>
+        <w:rPr>
+          <w:sz w:val="32"/>
+          <w:szCs w:val="32"/>
+        </w:rPr>
+      </w:pPr>
+    </w:p>
+    <w:p>
+      <w:pPr>
+        <w:rPr>
+          <w:sz w:val="32"/>
+          <w:szCs w:val="32"/>
+        </w:rPr>
+      </w:pPr>
+      <w:r>
+        <w:rPr>
+          <w:sz w:val="32"/>
+          <w:szCs w:val="32"/>
+        </w:rPr>
+        <w:t>13.5 Docker Networking – The Commands</w:t>
       </w:r>
     </w:p>
     <w:p>
@@ -11096,30 +12777,335 @@
           <w:sz w:val="32"/>
           <w:szCs w:val="32"/>
         </w:rPr>
-        <w:t>12. Docker Swarm</w:t>
-      </w:r>
-    </w:p>
-    <w:p>
-      <w:pPr>
-        <w:rPr>
-          <w:sz w:val="32"/>
-          <w:szCs w:val="32"/>
-        </w:rPr>
-      </w:pPr>
-    </w:p>
-    <w:p>
-      <w:pPr>
-        <w:rPr>
-          <w:sz w:val="32"/>
-          <w:szCs w:val="32"/>
-        </w:rPr>
-      </w:pPr>
-      <w:r>
-        <w:rPr>
-          <w:sz w:val="32"/>
-          <w:szCs w:val="32"/>
-        </w:rPr>
-        <w:t>12.1 Swarm primer</w:t>
+        <w:t>14. Docker overlay networking</w:t>
+      </w:r>
+    </w:p>
+    <w:p>
+      <w:pPr>
+        <w:rPr>
+          <w:sz w:val="32"/>
+          <w:szCs w:val="32"/>
+        </w:rPr>
+      </w:pPr>
+    </w:p>
+    <w:p>
+      <w:pPr>
+        <w:rPr>
+          <w:sz w:val="32"/>
+          <w:szCs w:val="32"/>
+        </w:rPr>
+      </w:pPr>
+      <w:r>
+        <w:rPr>
+          <w:sz w:val="32"/>
+          <w:szCs w:val="32"/>
+        </w:rPr>
+        <w:t xml:space="preserve">14.1 Docker overlay networking – The TLDR </w:t>
+      </w:r>
+    </w:p>
+    <w:p>
+      <w:pPr>
+        <w:rPr>
+          <w:sz w:val="32"/>
+          <w:szCs w:val="32"/>
+        </w:rPr>
+      </w:pPr>
+    </w:p>
+    <w:p>
+      <w:pPr>
+        <w:rPr>
+          <w:sz w:val="32"/>
+          <w:szCs w:val="32"/>
+        </w:rPr>
+      </w:pPr>
+      <w:r>
+        <w:rPr>
+          <w:sz w:val="32"/>
+          <w:szCs w:val="32"/>
+        </w:rPr>
+        <w:t>14.2 Docker overlay networking history</w:t>
+      </w:r>
+    </w:p>
+    <w:p>
+      <w:pPr>
+        <w:rPr>
+          <w:sz w:val="32"/>
+          <w:szCs w:val="32"/>
+        </w:rPr>
+      </w:pPr>
+    </w:p>
+    <w:p>
+      <w:pPr>
+        <w:rPr>
+          <w:sz w:val="32"/>
+          <w:szCs w:val="32"/>
+        </w:rPr>
+      </w:pPr>
+      <w:r>
+        <w:rPr>
+          <w:sz w:val="32"/>
+          <w:szCs w:val="32"/>
+        </w:rPr>
+        <w:t xml:space="preserve">14.3 Build and test Docker overlay networks </w:t>
+      </w:r>
+    </w:p>
+    <w:p>
+      <w:pPr>
+        <w:rPr>
+          <w:sz w:val="32"/>
+          <w:szCs w:val="32"/>
+        </w:rPr>
+      </w:pPr>
+    </w:p>
+    <w:p>
+      <w:pPr>
+        <w:rPr>
+          <w:sz w:val="32"/>
+          <w:szCs w:val="32"/>
+        </w:rPr>
+      </w:pPr>
+      <w:r>
+        <w:rPr>
+          <w:sz w:val="32"/>
+          <w:szCs w:val="32"/>
+        </w:rPr>
+        <w:t>14.4 Overlay networking explained</w:t>
+      </w:r>
+    </w:p>
+    <w:p>
+      <w:pPr>
+        <w:rPr>
+          <w:sz w:val="32"/>
+          <w:szCs w:val="32"/>
+        </w:rPr>
+      </w:pPr>
+    </w:p>
+    <w:p>
+      <w:pPr>
+        <w:rPr>
+          <w:sz w:val="32"/>
+          <w:szCs w:val="32"/>
+        </w:rPr>
+      </w:pPr>
+      <w:r>
+        <w:rPr>
+          <w:sz w:val="32"/>
+          <w:szCs w:val="32"/>
+        </w:rPr>
+        <w:t>14.5 Docker overlay networking – The commands</w:t>
+      </w:r>
+    </w:p>
+    <w:p>
+      <w:pPr>
+        <w:rPr>
+          <w:sz w:val="32"/>
+          <w:szCs w:val="32"/>
+        </w:rPr>
+      </w:pPr>
+    </w:p>
+    <w:p>
+      <w:pPr>
+        <w:pStyle w:val="Heading1"/>
+        <w:rPr>
+          <w:color w:val="EE0000"/>
+          <w:sz w:val="32"/>
+          <w:szCs w:val="32"/>
+        </w:rPr>
+      </w:pPr>
+      <w:r>
+        <w:rPr>
+          <w:color w:val="EE0000"/>
+          <w:sz w:val="32"/>
+          <w:szCs w:val="32"/>
+        </w:rPr>
+        <w:t>15. Volumes and persistent data</w:t>
+      </w:r>
+    </w:p>
+    <w:p>
+      <w:pPr>
+        <w:rPr>
+          <w:sz w:val="32"/>
+          <w:szCs w:val="32"/>
+        </w:rPr>
+      </w:pPr>
+    </w:p>
+    <w:p>
+      <w:pPr>
+        <w:rPr>
+          <w:sz w:val="32"/>
+          <w:szCs w:val="32"/>
+        </w:rPr>
+      </w:pPr>
+      <w:r>
+        <w:rPr>
+          <w:sz w:val="32"/>
+          <w:szCs w:val="32"/>
+        </w:rPr>
+        <w:t>15.1 Volumes and persistent data – The TLDR</w:t>
+      </w:r>
+    </w:p>
+    <w:p>
+      <w:pPr>
+        <w:rPr>
+          <w:sz w:val="32"/>
+          <w:szCs w:val="32"/>
+        </w:rPr>
+      </w:pPr>
+    </w:p>
+    <w:p>
+      <w:pPr>
+        <w:rPr>
+          <w:sz w:val="32"/>
+          <w:szCs w:val="32"/>
+        </w:rPr>
+      </w:pPr>
+      <w:r>
+        <w:rPr>
+          <w:sz w:val="32"/>
+          <w:szCs w:val="32"/>
+        </w:rPr>
+        <w:t>15.2 Containers without volumes</w:t>
+      </w:r>
+    </w:p>
+    <w:p>
+      <w:pPr>
+        <w:rPr>
+          <w:sz w:val="32"/>
+          <w:szCs w:val="32"/>
+        </w:rPr>
+      </w:pPr>
+    </w:p>
+    <w:p>
+      <w:pPr>
+        <w:rPr>
+          <w:sz w:val="32"/>
+          <w:szCs w:val="32"/>
+        </w:rPr>
+      </w:pPr>
+      <w:r>
+        <w:rPr>
+          <w:sz w:val="32"/>
+          <w:szCs w:val="32"/>
+        </w:rPr>
+        <w:t>15.3 Containers with volumes</w:t>
+      </w:r>
+    </w:p>
+    <w:p>
+      <w:pPr>
+        <w:rPr>
+          <w:sz w:val="32"/>
+          <w:szCs w:val="32"/>
+        </w:rPr>
+      </w:pPr>
+    </w:p>
+    <w:p>
+      <w:pPr>
+        <w:rPr>
+          <w:sz w:val="32"/>
+          <w:szCs w:val="32"/>
+        </w:rPr>
+      </w:pPr>
+      <w:r>
+        <w:rPr>
+          <w:sz w:val="32"/>
+          <w:szCs w:val="32"/>
+        </w:rPr>
+        <w:t>15.4 Volumes and persistent data – The commands</w:t>
+      </w:r>
+    </w:p>
+    <w:p>
+      <w:pPr>
+        <w:rPr>
+          <w:sz w:val="32"/>
+          <w:szCs w:val="32"/>
+        </w:rPr>
+      </w:pPr>
+    </w:p>
+    <w:p>
+      <w:pPr>
+        <w:pStyle w:val="Heading1"/>
+        <w:rPr>
+          <w:color w:val="EE0000"/>
+          <w:sz w:val="32"/>
+          <w:szCs w:val="32"/>
+        </w:rPr>
+      </w:pPr>
+      <w:r>
+        <w:rPr>
+          <w:color w:val="EE0000"/>
+          <w:sz w:val="32"/>
+          <w:szCs w:val="32"/>
+        </w:rPr>
+        <w:t>16. Docker security</w:t>
+      </w:r>
+    </w:p>
+    <w:p>
+      <w:pPr>
+        <w:rPr>
+          <w:sz w:val="32"/>
+          <w:szCs w:val="32"/>
+        </w:rPr>
+      </w:pPr>
+    </w:p>
+    <w:p>
+      <w:pPr>
+        <w:rPr>
+          <w:sz w:val="32"/>
+          <w:szCs w:val="32"/>
+        </w:rPr>
+      </w:pPr>
+      <w:r>
+        <w:rPr>
+          <w:sz w:val="32"/>
+          <w:szCs w:val="32"/>
+        </w:rPr>
+        <w:t>16.1 Docker security – The TLDR</w:t>
+      </w:r>
+    </w:p>
+    <w:p>
+      <w:pPr>
+        <w:rPr>
+          <w:sz w:val="32"/>
+          <w:szCs w:val="32"/>
+        </w:rPr>
+      </w:pPr>
+    </w:p>
+    <w:p>
+      <w:pPr>
+        <w:rPr>
+          <w:sz w:val="32"/>
+          <w:szCs w:val="32"/>
+        </w:rPr>
+      </w:pPr>
+      <w:r>
+        <w:rPr>
+          <w:sz w:val="32"/>
+          <w:szCs w:val="32"/>
+        </w:rPr>
+        <w:t>16.2 Kernel Namespaces</w:t>
+      </w:r>
+    </w:p>
+    <w:p>
+      <w:pPr>
+        <w:rPr>
+          <w:sz w:val="32"/>
+          <w:szCs w:val="32"/>
+        </w:rPr>
+      </w:pPr>
+    </w:p>
+    <w:p>
+      <w:pPr>
+        <w:rPr>
+          <w:sz w:val="32"/>
+          <w:szCs w:val="32"/>
+        </w:rPr>
+      </w:pPr>
+      <w:r>
+        <w:rPr>
+          <w:sz w:val="32"/>
+          <w:szCs w:val="32"/>
+        </w:rPr>
+        <w:t>16.3 Control Groups</w:t>
       </w:r>
     </w:p>
     <w:p>
@@ -11143,578 +13129,6 @@
           <w:szCs w:val="32"/>
         </w:rPr>
         <w:lastRenderedPageBreak/>
-        <w:t>12.2 Build a swarm</w:t>
-      </w:r>
-    </w:p>
-    <w:p>
-      <w:pPr>
-        <w:rPr>
-          <w:sz w:val="32"/>
-          <w:szCs w:val="32"/>
-        </w:rPr>
-      </w:pPr>
-    </w:p>
-    <w:p>
-      <w:pPr>
-        <w:rPr>
-          <w:sz w:val="32"/>
-          <w:szCs w:val="32"/>
-        </w:rPr>
-      </w:pPr>
-      <w:r>
-        <w:rPr>
-          <w:sz w:val="32"/>
-          <w:szCs w:val="32"/>
-        </w:rPr>
-        <w:t>12.3 Deploy Swarm app</w:t>
-      </w:r>
-    </w:p>
-    <w:p>
-      <w:pPr>
-        <w:rPr>
-          <w:sz w:val="32"/>
-          <w:szCs w:val="32"/>
-        </w:rPr>
-      </w:pPr>
-    </w:p>
-    <w:p>
-      <w:pPr>
-        <w:rPr>
-          <w:sz w:val="32"/>
-          <w:szCs w:val="32"/>
-        </w:rPr>
-      </w:pPr>
-      <w:r>
-        <w:rPr>
-          <w:sz w:val="32"/>
-          <w:szCs w:val="32"/>
-        </w:rPr>
-        <w:t>12.4 Docker Swarm – The commands</w:t>
-      </w:r>
-    </w:p>
-    <w:p>
-      <w:pPr>
-        <w:rPr>
-          <w:sz w:val="32"/>
-          <w:szCs w:val="32"/>
-        </w:rPr>
-      </w:pPr>
-    </w:p>
-    <w:p>
-      <w:pPr>
-        <w:pStyle w:val="Heading1"/>
-        <w:rPr>
-          <w:color w:val="EE0000"/>
-          <w:sz w:val="32"/>
-          <w:szCs w:val="32"/>
-        </w:rPr>
-      </w:pPr>
-      <w:r>
-        <w:rPr>
-          <w:color w:val="EE0000"/>
-          <w:sz w:val="32"/>
-          <w:szCs w:val="32"/>
-        </w:rPr>
-        <w:t>13. Docker Networking</w:t>
-      </w:r>
-    </w:p>
-    <w:p>
-      <w:pPr>
-        <w:rPr>
-          <w:sz w:val="32"/>
-          <w:szCs w:val="32"/>
-        </w:rPr>
-      </w:pPr>
-    </w:p>
-    <w:p>
-      <w:pPr>
-        <w:rPr>
-          <w:sz w:val="32"/>
-          <w:szCs w:val="32"/>
-        </w:rPr>
-      </w:pPr>
-      <w:r>
-        <w:rPr>
-          <w:sz w:val="32"/>
-          <w:szCs w:val="32"/>
-        </w:rPr>
-        <w:t>13.1 Docker Networking – The TLDR</w:t>
-      </w:r>
-    </w:p>
-    <w:p>
-      <w:pPr>
-        <w:rPr>
-          <w:sz w:val="32"/>
-          <w:szCs w:val="32"/>
-        </w:rPr>
-      </w:pPr>
-    </w:p>
-    <w:p>
-      <w:pPr>
-        <w:rPr>
-          <w:sz w:val="32"/>
-          <w:szCs w:val="32"/>
-        </w:rPr>
-      </w:pPr>
-      <w:r>
-        <w:rPr>
-          <w:sz w:val="32"/>
-          <w:szCs w:val="32"/>
-        </w:rPr>
-        <w:t>13.2 Docker networking theory</w:t>
-      </w:r>
-    </w:p>
-    <w:p>
-      <w:pPr>
-        <w:rPr>
-          <w:sz w:val="32"/>
-          <w:szCs w:val="32"/>
-        </w:rPr>
-      </w:pPr>
-    </w:p>
-    <w:p>
-      <w:pPr>
-        <w:rPr>
-          <w:sz w:val="32"/>
-          <w:szCs w:val="32"/>
-        </w:rPr>
-      </w:pPr>
-      <w:r>
-        <w:rPr>
-          <w:sz w:val="32"/>
-          <w:szCs w:val="32"/>
-        </w:rPr>
-        <w:t xml:space="preserve">13.3 Single-host bridge networks </w:t>
-      </w:r>
-    </w:p>
-    <w:p>
-      <w:pPr>
-        <w:rPr>
-          <w:sz w:val="32"/>
-          <w:szCs w:val="32"/>
-        </w:rPr>
-      </w:pPr>
-    </w:p>
-    <w:p>
-      <w:pPr>
-        <w:rPr>
-          <w:sz w:val="32"/>
-          <w:szCs w:val="32"/>
-        </w:rPr>
-      </w:pPr>
-      <w:r>
-        <w:rPr>
-          <w:sz w:val="32"/>
-          <w:szCs w:val="32"/>
-        </w:rPr>
-        <w:t xml:space="preserve">13.4 </w:t>
-      </w:r>
-      <w:r>
-        <w:rPr>
-          <w:sz w:val="32"/>
-          <w:szCs w:val="32"/>
-        </w:rPr>
-        <w:t>External access via port mappings</w:t>
-      </w:r>
-    </w:p>
-    <w:p>
-      <w:pPr>
-        <w:rPr>
-          <w:sz w:val="32"/>
-          <w:szCs w:val="32"/>
-        </w:rPr>
-      </w:pPr>
-    </w:p>
-    <w:p>
-      <w:pPr>
-        <w:rPr>
-          <w:sz w:val="32"/>
-          <w:szCs w:val="32"/>
-        </w:rPr>
-      </w:pPr>
-      <w:r>
-        <w:rPr>
-          <w:sz w:val="32"/>
-          <w:szCs w:val="32"/>
-        </w:rPr>
-        <w:t>13.5 Docker Networking – The Commands</w:t>
-      </w:r>
-    </w:p>
-    <w:p>
-      <w:pPr>
-        <w:rPr>
-          <w:sz w:val="32"/>
-          <w:szCs w:val="32"/>
-        </w:rPr>
-      </w:pPr>
-    </w:p>
-    <w:p>
-      <w:pPr>
-        <w:pStyle w:val="Heading1"/>
-        <w:rPr>
-          <w:color w:val="EE0000"/>
-          <w:sz w:val="32"/>
-          <w:szCs w:val="32"/>
-        </w:rPr>
-      </w:pPr>
-      <w:r>
-        <w:rPr>
-          <w:color w:val="EE0000"/>
-          <w:sz w:val="32"/>
-          <w:szCs w:val="32"/>
-        </w:rPr>
-        <w:t>14. Docker overlay networking</w:t>
-      </w:r>
-    </w:p>
-    <w:p>
-      <w:pPr>
-        <w:rPr>
-          <w:sz w:val="32"/>
-          <w:szCs w:val="32"/>
-        </w:rPr>
-      </w:pPr>
-    </w:p>
-    <w:p>
-      <w:pPr>
-        <w:rPr>
-          <w:sz w:val="32"/>
-          <w:szCs w:val="32"/>
-        </w:rPr>
-      </w:pPr>
-      <w:r>
-        <w:rPr>
-          <w:sz w:val="32"/>
-          <w:szCs w:val="32"/>
-        </w:rPr>
-        <w:t xml:space="preserve">14.1 Docker overlay networking – The TLDR </w:t>
-      </w:r>
-    </w:p>
-    <w:p>
-      <w:pPr>
-        <w:rPr>
-          <w:sz w:val="32"/>
-          <w:szCs w:val="32"/>
-        </w:rPr>
-      </w:pPr>
-    </w:p>
-    <w:p>
-      <w:pPr>
-        <w:rPr>
-          <w:sz w:val="32"/>
-          <w:szCs w:val="32"/>
-        </w:rPr>
-      </w:pPr>
-      <w:r>
-        <w:rPr>
-          <w:sz w:val="32"/>
-          <w:szCs w:val="32"/>
-        </w:rPr>
-        <w:t>14.2 Docker overlay networking history</w:t>
-      </w:r>
-    </w:p>
-    <w:p>
-      <w:pPr>
-        <w:rPr>
-          <w:sz w:val="32"/>
-          <w:szCs w:val="32"/>
-        </w:rPr>
-      </w:pPr>
-    </w:p>
-    <w:p>
-      <w:pPr>
-        <w:rPr>
-          <w:sz w:val="32"/>
-          <w:szCs w:val="32"/>
-        </w:rPr>
-      </w:pPr>
-      <w:r>
-        <w:rPr>
-          <w:sz w:val="32"/>
-          <w:szCs w:val="32"/>
-        </w:rPr>
-        <w:t xml:space="preserve">14.3 Build and test Docker overlay networks </w:t>
-      </w:r>
-    </w:p>
-    <w:p>
-      <w:pPr>
-        <w:rPr>
-          <w:sz w:val="32"/>
-          <w:szCs w:val="32"/>
-        </w:rPr>
-      </w:pPr>
-    </w:p>
-    <w:p>
-      <w:pPr>
-        <w:rPr>
-          <w:sz w:val="32"/>
-          <w:szCs w:val="32"/>
-        </w:rPr>
-      </w:pPr>
-      <w:r>
-        <w:rPr>
-          <w:sz w:val="32"/>
-          <w:szCs w:val="32"/>
-        </w:rPr>
-        <w:t>14.4 Overlay networking explained</w:t>
-      </w:r>
-    </w:p>
-    <w:p>
-      <w:pPr>
-        <w:rPr>
-          <w:sz w:val="32"/>
-          <w:szCs w:val="32"/>
-        </w:rPr>
-      </w:pPr>
-    </w:p>
-    <w:p>
-      <w:pPr>
-        <w:rPr>
-          <w:sz w:val="32"/>
-          <w:szCs w:val="32"/>
-        </w:rPr>
-      </w:pPr>
-      <w:r>
-        <w:rPr>
-          <w:sz w:val="32"/>
-          <w:szCs w:val="32"/>
-        </w:rPr>
-        <w:t>14.5 Docker overlay networking – The commands</w:t>
-      </w:r>
-    </w:p>
-    <w:p>
-      <w:pPr>
-        <w:rPr>
-          <w:sz w:val="32"/>
-          <w:szCs w:val="32"/>
-        </w:rPr>
-      </w:pPr>
-    </w:p>
-    <w:p>
-      <w:pPr>
-        <w:pStyle w:val="Heading1"/>
-        <w:rPr>
-          <w:color w:val="EE0000"/>
-          <w:sz w:val="32"/>
-          <w:szCs w:val="32"/>
-        </w:rPr>
-      </w:pPr>
-      <w:r>
-        <w:rPr>
-          <w:color w:val="EE0000"/>
-          <w:sz w:val="32"/>
-          <w:szCs w:val="32"/>
-        </w:rPr>
-        <w:t>15. Volumes and persistent data</w:t>
-      </w:r>
-    </w:p>
-    <w:p>
-      <w:pPr>
-        <w:rPr>
-          <w:sz w:val="32"/>
-          <w:szCs w:val="32"/>
-        </w:rPr>
-      </w:pPr>
-    </w:p>
-    <w:p>
-      <w:pPr>
-        <w:rPr>
-          <w:sz w:val="32"/>
-          <w:szCs w:val="32"/>
-        </w:rPr>
-      </w:pPr>
-      <w:r>
-        <w:rPr>
-          <w:sz w:val="32"/>
-          <w:szCs w:val="32"/>
-        </w:rPr>
-        <w:t>15.1 Volumes and persistent data – The TLDR</w:t>
-      </w:r>
-    </w:p>
-    <w:p>
-      <w:pPr>
-        <w:rPr>
-          <w:sz w:val="32"/>
-          <w:szCs w:val="32"/>
-        </w:rPr>
-      </w:pPr>
-    </w:p>
-    <w:p>
-      <w:pPr>
-        <w:rPr>
-          <w:sz w:val="32"/>
-          <w:szCs w:val="32"/>
-        </w:rPr>
-      </w:pPr>
-      <w:r>
-        <w:rPr>
-          <w:sz w:val="32"/>
-          <w:szCs w:val="32"/>
-        </w:rPr>
-        <w:t>15.2 Containers without volumes</w:t>
-      </w:r>
-    </w:p>
-    <w:p>
-      <w:pPr>
-        <w:rPr>
-          <w:sz w:val="32"/>
-          <w:szCs w:val="32"/>
-        </w:rPr>
-      </w:pPr>
-    </w:p>
-    <w:p>
-      <w:pPr>
-        <w:rPr>
-          <w:sz w:val="32"/>
-          <w:szCs w:val="32"/>
-        </w:rPr>
-      </w:pPr>
-      <w:r>
-        <w:rPr>
-          <w:sz w:val="32"/>
-          <w:szCs w:val="32"/>
-        </w:rPr>
-        <w:t>15.3 Containers with volumes</w:t>
-      </w:r>
-    </w:p>
-    <w:p>
-      <w:pPr>
-        <w:rPr>
-          <w:sz w:val="32"/>
-          <w:szCs w:val="32"/>
-        </w:rPr>
-      </w:pPr>
-    </w:p>
-    <w:p>
-      <w:pPr>
-        <w:rPr>
-          <w:sz w:val="32"/>
-          <w:szCs w:val="32"/>
-        </w:rPr>
-      </w:pPr>
-      <w:r>
-        <w:rPr>
-          <w:sz w:val="32"/>
-          <w:szCs w:val="32"/>
-        </w:rPr>
-        <w:t>15.4 Volumes and persistent data – The commands</w:t>
-      </w:r>
-    </w:p>
-    <w:p>
-      <w:pPr>
-        <w:rPr>
-          <w:sz w:val="32"/>
-          <w:szCs w:val="32"/>
-        </w:rPr>
-      </w:pPr>
-    </w:p>
-    <w:p>
-      <w:pPr>
-        <w:pStyle w:val="Heading1"/>
-        <w:rPr>
-          <w:color w:val="EE0000"/>
-          <w:sz w:val="32"/>
-          <w:szCs w:val="32"/>
-        </w:rPr>
-      </w:pPr>
-      <w:r>
-        <w:rPr>
-          <w:color w:val="EE0000"/>
-          <w:sz w:val="32"/>
-          <w:szCs w:val="32"/>
-        </w:rPr>
-        <w:t>16. Docker security</w:t>
-      </w:r>
-    </w:p>
-    <w:p>
-      <w:pPr>
-        <w:rPr>
-          <w:sz w:val="32"/>
-          <w:szCs w:val="32"/>
-        </w:rPr>
-      </w:pPr>
-    </w:p>
-    <w:p>
-      <w:pPr>
-        <w:rPr>
-          <w:sz w:val="32"/>
-          <w:szCs w:val="32"/>
-        </w:rPr>
-      </w:pPr>
-      <w:r>
-        <w:rPr>
-          <w:sz w:val="32"/>
-          <w:szCs w:val="32"/>
-        </w:rPr>
-        <w:lastRenderedPageBreak/>
-        <w:t>16.1 Docker security – The TLDR</w:t>
-      </w:r>
-    </w:p>
-    <w:p>
-      <w:pPr>
-        <w:rPr>
-          <w:sz w:val="32"/>
-          <w:szCs w:val="32"/>
-        </w:rPr>
-      </w:pPr>
-    </w:p>
-    <w:p>
-      <w:pPr>
-        <w:rPr>
-          <w:sz w:val="32"/>
-          <w:szCs w:val="32"/>
-        </w:rPr>
-      </w:pPr>
-      <w:r>
-        <w:rPr>
-          <w:sz w:val="32"/>
-          <w:szCs w:val="32"/>
-        </w:rPr>
-        <w:t>16.2 Kernel Namespaces</w:t>
-      </w:r>
-    </w:p>
-    <w:p>
-      <w:pPr>
-        <w:rPr>
-          <w:sz w:val="32"/>
-          <w:szCs w:val="32"/>
-        </w:rPr>
-      </w:pPr>
-    </w:p>
-    <w:p>
-      <w:pPr>
-        <w:rPr>
-          <w:sz w:val="32"/>
-          <w:szCs w:val="32"/>
-        </w:rPr>
-      </w:pPr>
-      <w:r>
-        <w:rPr>
-          <w:sz w:val="32"/>
-          <w:szCs w:val="32"/>
-        </w:rPr>
-        <w:t>16.3 Control Groups</w:t>
-      </w:r>
-    </w:p>
-    <w:p>
-      <w:pPr>
-        <w:rPr>
-          <w:sz w:val="32"/>
-          <w:szCs w:val="32"/>
-        </w:rPr>
-      </w:pPr>
-    </w:p>
-    <w:p>
-      <w:pPr>
-        <w:rPr>
-          <w:sz w:val="32"/>
-          <w:szCs w:val="32"/>
-        </w:rPr>
-      </w:pPr>
-      <w:r>
-        <w:rPr>
-          <w:sz w:val="32"/>
-          <w:szCs w:val="32"/>
-        </w:rPr>
         <w:t>16.4 Capabilities</w:t>
       </w:r>
     </w:p>
@@ -12300,6 +13714,7 @@
   <w:style w:type="paragraph" w:default="1" w:styleId="Normal">
     <w:name w:val="Normal"/>
     <w:qFormat/>
+    <w:rsid w:val="00A81000"/>
   </w:style>
   <w:style w:type="paragraph" w:styleId="Heading1">
     <w:name w:val="heading 1"/>

--- a/Docker/1.docx
+++ b/Docker/1.docx
@@ -62,7 +62,23 @@
           <w:sz w:val="32"/>
           <w:szCs w:val="32"/>
         </w:rPr>
-        <w:t>-In the past, we could only run one app per server. The open-systems world of Windows and Linux didn’t have technologies to safely and securely run multiple apps on same server. So when the business needed a new app, IT department would buy a new server. Nobody knew the performance requirements of new app, so IT department makes guesses to choose model and size of server.</w:t>
+        <w:t xml:space="preserve">-In the past, we could only run one app per server. The open-systems world of Windows and Linux didn’t have technologies to safely and securely run multiple apps on same server. </w:t>
+      </w:r>
+      <w:proofErr w:type="gramStart"/>
+      <w:r>
+        <w:rPr>
+          <w:sz w:val="32"/>
+          <w:szCs w:val="32"/>
+        </w:rPr>
+        <w:t>So</w:t>
+      </w:r>
+      <w:proofErr w:type="gramEnd"/>
+      <w:r>
+        <w:rPr>
+          <w:sz w:val="32"/>
+          <w:szCs w:val="32"/>
+        </w:rPr>
+        <w:t xml:space="preserve"> when the business needed a new app, IT department would buy a new server. Nobody knew the performance requirements of new app, so IT department makes guesses to choose model and size of server.</w:t>
       </w:r>
     </w:p>
     <w:p>
@@ -123,22 +139,43 @@
         <w:pStyle w:val="Heading2"/>
       </w:pPr>
       <w:r>
-        <w:t>1.3 VMwarts</w:t>
-      </w:r>
-    </w:p>
-    <w:p>
-      <w:pPr>
-        <w:rPr>
-          <w:sz w:val="32"/>
-          <w:szCs w:val="32"/>
-        </w:rPr>
-      </w:pPr>
-      <w:r>
-        <w:rPr>
-          <w:sz w:val="32"/>
-          <w:szCs w:val="32"/>
-        </w:rPr>
-        <w:t>-VM requires its own dedicated OS. Every OS consumes CPU, RAM and other resource. Every OS needs patching and monitoring, and a license in some cases. Wast time and resources.</w:t>
+        <w:t xml:space="preserve">1.3 </w:t>
+      </w:r>
+      <w:proofErr w:type="spellStart"/>
+      <w:r>
+        <w:t>VMwarts</w:t>
+      </w:r>
+      <w:proofErr w:type="spellEnd"/>
+    </w:p>
+    <w:p>
+      <w:pPr>
+        <w:rPr>
+          <w:sz w:val="32"/>
+          <w:szCs w:val="32"/>
+        </w:rPr>
+      </w:pPr>
+      <w:r>
+        <w:rPr>
+          <w:sz w:val="32"/>
+          <w:szCs w:val="32"/>
+        </w:rPr>
+        <w:t xml:space="preserve">-VM requires its own dedicated OS. Every OS consumes CPU, RAM and other resource. Every OS </w:t>
+      </w:r>
+      <w:proofErr w:type="gramStart"/>
+      <w:r>
+        <w:rPr>
+          <w:sz w:val="32"/>
+          <w:szCs w:val="32"/>
+        </w:rPr>
+        <w:t>needs</w:t>
+      </w:r>
+      <w:proofErr w:type="gramEnd"/>
+      <w:r>
+        <w:rPr>
+          <w:sz w:val="32"/>
+          <w:szCs w:val="32"/>
+        </w:rPr>
+        <w:t xml:space="preserve"> patching and monitoring, and a license in some cases. Wast time and resources.</w:t>
       </w:r>
     </w:p>
     <w:p>
@@ -176,7 +213,23 @@
           <w:sz w:val="32"/>
           <w:szCs w:val="32"/>
         </w:rPr>
-        <w:t>-All containers shares the host’s OS: save on the time, resources, fast to start and ultra-portable.</w:t>
+        <w:t xml:space="preserve">-All containers </w:t>
+      </w:r>
+      <w:proofErr w:type="gramStart"/>
+      <w:r>
+        <w:rPr>
+          <w:sz w:val="32"/>
+          <w:szCs w:val="32"/>
+        </w:rPr>
+        <w:t>shares</w:t>
+      </w:r>
+      <w:proofErr w:type="gramEnd"/>
+      <w:r>
+        <w:rPr>
+          <w:sz w:val="32"/>
+          <w:szCs w:val="32"/>
+        </w:rPr>
+        <w:t xml:space="preserve"> the host’s OS: save on the time, resources, fast to start and ultra-portable.</w:t>
       </w:r>
     </w:p>
     <w:p>
@@ -397,37 +450,122 @@
       </w:pPr>
       <w:r>
         <w:lastRenderedPageBreak/>
-        <w:t>1.8 What about Wasm</w:t>
-      </w:r>
-    </w:p>
-    <w:p>
-      <w:pPr>
-        <w:rPr>
-          <w:sz w:val="32"/>
-          <w:szCs w:val="32"/>
-        </w:rPr>
-      </w:pPr>
-      <w:r>
-        <w:rPr>
-          <w:sz w:val="32"/>
-          <w:szCs w:val="32"/>
-        </w:rPr>
-        <w:t>-Wasm (WebAssembly): modern binary instruction set that builds applications that are smaller, faster, more secure and more portable than containers. You write your app in favorite language and compile it as a Wasm binary that will run anywhere you have a Wasm runtime.</w:t>
-      </w:r>
-    </w:p>
-    <w:p>
-      <w:pPr>
-        <w:rPr>
-          <w:sz w:val="32"/>
-          <w:szCs w:val="32"/>
-        </w:rPr>
-      </w:pPr>
-      <w:r>
-        <w:rPr>
-          <w:sz w:val="32"/>
-          <w:szCs w:val="32"/>
-        </w:rPr>
-        <w:t xml:space="preserve">-Wasm apps have many limitations, </w:t>
+        <w:t xml:space="preserve">1.8 What about </w:t>
+      </w:r>
+      <w:proofErr w:type="spellStart"/>
+      <w:r>
+        <w:t>Wasm</w:t>
+      </w:r>
+      <w:proofErr w:type="spellEnd"/>
+    </w:p>
+    <w:p>
+      <w:pPr>
+        <w:rPr>
+          <w:sz w:val="32"/>
+          <w:szCs w:val="32"/>
+        </w:rPr>
+      </w:pPr>
+      <w:r>
+        <w:rPr>
+          <w:sz w:val="32"/>
+          <w:szCs w:val="32"/>
+        </w:rPr>
+        <w:t>-</w:t>
+      </w:r>
+      <w:proofErr w:type="spellStart"/>
+      <w:r>
+        <w:rPr>
+          <w:sz w:val="32"/>
+          <w:szCs w:val="32"/>
+        </w:rPr>
+        <w:t>Wasm</w:t>
+      </w:r>
+      <w:proofErr w:type="spellEnd"/>
+      <w:r>
+        <w:rPr>
+          <w:sz w:val="32"/>
+          <w:szCs w:val="32"/>
+        </w:rPr>
+        <w:t xml:space="preserve"> (</w:t>
+      </w:r>
+      <w:proofErr w:type="spellStart"/>
+      <w:r>
+        <w:rPr>
+          <w:sz w:val="32"/>
+          <w:szCs w:val="32"/>
+        </w:rPr>
+        <w:t>WebAssembly</w:t>
+      </w:r>
+      <w:proofErr w:type="spellEnd"/>
+      <w:r>
+        <w:rPr>
+          <w:sz w:val="32"/>
+          <w:szCs w:val="32"/>
+        </w:rPr>
+        <w:t xml:space="preserve">): modern binary instruction set that builds applications that are smaller, faster, more secure and more portable than containers. You write your app in favorite language and compile it as a </w:t>
+      </w:r>
+      <w:proofErr w:type="spellStart"/>
+      <w:r>
+        <w:rPr>
+          <w:sz w:val="32"/>
+          <w:szCs w:val="32"/>
+        </w:rPr>
+        <w:t>Wasm</w:t>
+      </w:r>
+      <w:proofErr w:type="spellEnd"/>
+      <w:r>
+        <w:rPr>
+          <w:sz w:val="32"/>
+          <w:szCs w:val="32"/>
+        </w:rPr>
+        <w:t xml:space="preserve"> binary that will run anywhere you have a </w:t>
+      </w:r>
+      <w:proofErr w:type="spellStart"/>
+      <w:r>
+        <w:rPr>
+          <w:sz w:val="32"/>
+          <w:szCs w:val="32"/>
+        </w:rPr>
+        <w:t>Wasm</w:t>
+      </w:r>
+      <w:proofErr w:type="spellEnd"/>
+      <w:r>
+        <w:rPr>
+          <w:sz w:val="32"/>
+          <w:szCs w:val="32"/>
+        </w:rPr>
+        <w:t xml:space="preserve"> runtime.</w:t>
+      </w:r>
+    </w:p>
+    <w:p>
+      <w:pPr>
+        <w:rPr>
+          <w:sz w:val="32"/>
+          <w:szCs w:val="32"/>
+        </w:rPr>
+      </w:pPr>
+      <w:r>
+        <w:rPr>
+          <w:sz w:val="32"/>
+          <w:szCs w:val="32"/>
+        </w:rPr>
+        <w:t>-</w:t>
+      </w:r>
+      <w:proofErr w:type="spellStart"/>
+      <w:r>
+        <w:rPr>
+          <w:sz w:val="32"/>
+          <w:szCs w:val="32"/>
+        </w:rPr>
+        <w:t>Wasm</w:t>
+      </w:r>
+      <w:proofErr w:type="spellEnd"/>
+      <w:r>
+        <w:rPr>
+          <w:sz w:val="32"/>
+          <w:szCs w:val="32"/>
+        </w:rPr>
+        <w:t xml:space="preserve"> apps have many limitations, </w:t>
       </w:r>
       <w:r>
         <w:rPr>
@@ -456,22 +594,54 @@
           <w:sz w:val="32"/>
           <w:szCs w:val="32"/>
         </w:rPr>
-        <w:t>is much richer and more mature than Wasm ecosystem.</w:t>
-      </w:r>
-    </w:p>
-    <w:p>
-      <w:pPr>
-        <w:rPr>
-          <w:sz w:val="32"/>
-          <w:szCs w:val="32"/>
-        </w:rPr>
-      </w:pPr>
-      <w:r>
-        <w:rPr>
-          <w:sz w:val="32"/>
-          <w:szCs w:val="32"/>
-        </w:rPr>
-        <w:t>-Docker and container ecosystem are adapting to work with Wasm apps.</w:t>
+        <w:t xml:space="preserve">is much richer and more mature than </w:t>
+      </w:r>
+      <w:proofErr w:type="spellStart"/>
+      <w:r>
+        <w:rPr>
+          <w:sz w:val="32"/>
+          <w:szCs w:val="32"/>
+        </w:rPr>
+        <w:t>Wasm</w:t>
+      </w:r>
+      <w:proofErr w:type="spellEnd"/>
+      <w:r>
+        <w:rPr>
+          <w:sz w:val="32"/>
+          <w:szCs w:val="32"/>
+        </w:rPr>
+        <w:t xml:space="preserve"> ecosystem.</w:t>
+      </w:r>
+    </w:p>
+    <w:p>
+      <w:pPr>
+        <w:rPr>
+          <w:sz w:val="32"/>
+          <w:szCs w:val="32"/>
+        </w:rPr>
+      </w:pPr>
+      <w:r>
+        <w:rPr>
+          <w:sz w:val="32"/>
+          <w:szCs w:val="32"/>
+        </w:rPr>
+        <w:t xml:space="preserve">-Docker and container ecosystem are adapting to work with </w:t>
+      </w:r>
+      <w:proofErr w:type="spellStart"/>
+      <w:r>
+        <w:rPr>
+          <w:sz w:val="32"/>
+          <w:szCs w:val="32"/>
+        </w:rPr>
+        <w:t>Wasm</w:t>
+      </w:r>
+      <w:proofErr w:type="spellEnd"/>
+      <w:r>
+        <w:rPr>
+          <w:sz w:val="32"/>
+          <w:szCs w:val="32"/>
+        </w:rPr>
+        <w:t xml:space="preserve"> apps.</w:t>
       </w:r>
     </w:p>
     <w:p>
@@ -562,8 +732,17 @@
           <w:szCs w:val="32"/>
         </w:rPr>
         <w:lastRenderedPageBreak/>
-        <w:t>clusters use containerd</w:t>
-      </w:r>
+        <w:t xml:space="preserve">clusters use </w:t>
+      </w:r>
+      <w:proofErr w:type="spellStart"/>
+      <w:r>
+        <w:rPr>
+          <w:sz w:val="32"/>
+          <w:szCs w:val="32"/>
+        </w:rPr>
+        <w:t>containerd</w:t>
+      </w:r>
+      <w:proofErr w:type="spellEnd"/>
       <w:r>
         <w:rPr>
           <w:sz w:val="32"/>
@@ -669,14 +848,62 @@
           <w:sz w:val="32"/>
           <w:szCs w:val="32"/>
         </w:rPr>
-        <w:t>+A technology company started at PaaS provider called dotCloud.</w:t>
-      </w:r>
-      <w:r>
-        <w:rPr>
-          <w:sz w:val="32"/>
-          <w:szCs w:val="32"/>
-        </w:rPr>
-        <w:t xml:space="preserve"> dotCloud delivered its services on top of containers and had an in-house tool to help them deploy and manage those container called Docker.</w:t>
+        <w:t xml:space="preserve">+A technology company started at PaaS provider called </w:t>
+      </w:r>
+      <w:proofErr w:type="spellStart"/>
+      <w:r>
+        <w:rPr>
+          <w:sz w:val="32"/>
+          <w:szCs w:val="32"/>
+        </w:rPr>
+        <w:t>dotCloud</w:t>
+      </w:r>
+      <w:proofErr w:type="spellEnd"/>
+      <w:r>
+        <w:rPr>
+          <w:sz w:val="32"/>
+          <w:szCs w:val="32"/>
+        </w:rPr>
+        <w:t>.</w:t>
+      </w:r>
+      <w:r>
+        <w:rPr>
+          <w:sz w:val="32"/>
+          <w:szCs w:val="32"/>
+        </w:rPr>
+        <w:t xml:space="preserve"> </w:t>
+      </w:r>
+      <w:proofErr w:type="spellStart"/>
+      <w:r>
+        <w:rPr>
+          <w:sz w:val="32"/>
+          <w:szCs w:val="32"/>
+        </w:rPr>
+        <w:t>dotCloud</w:t>
+      </w:r>
+      <w:proofErr w:type="spellEnd"/>
+      <w:r>
+        <w:rPr>
+          <w:sz w:val="32"/>
+          <w:szCs w:val="32"/>
+        </w:rPr>
+        <w:t xml:space="preserve"> delivered its services on top of containers and had an in-house tool to help them deploy and manage </w:t>
+      </w:r>
+      <w:proofErr w:type="gramStart"/>
+      <w:r>
+        <w:rPr>
+          <w:sz w:val="32"/>
+          <w:szCs w:val="32"/>
+        </w:rPr>
+        <w:t>those container</w:t>
+      </w:r>
+      <w:proofErr w:type="gramEnd"/>
+      <w:r>
+        <w:rPr>
+          <w:sz w:val="32"/>
+          <w:szCs w:val="32"/>
+        </w:rPr>
+        <w:t xml:space="preserve"> called Docker.</w:t>
       </w:r>
       <w:r>
         <w:rPr>
@@ -684,7 +911,23 @@
           <w:szCs w:val="32"/>
         </w:rPr>
         <w:br/>
-        <w:t>+2013, dotCloud dropped PaaS, rebranded as Docker, Inc and focused on bringing Docker and containers to world.</w:t>
+        <w:t xml:space="preserve">+2013, </w:t>
+      </w:r>
+      <w:proofErr w:type="spellStart"/>
+      <w:r>
+        <w:rPr>
+          <w:sz w:val="32"/>
+          <w:szCs w:val="32"/>
+        </w:rPr>
+        <w:t>dotCloud</w:t>
+      </w:r>
+      <w:proofErr w:type="spellEnd"/>
+      <w:r>
+        <w:rPr>
+          <w:sz w:val="32"/>
+          <w:szCs w:val="32"/>
+        </w:rPr>
+        <w:t xml:space="preserve"> dropped PaaS, rebranded as Docker, Inc and focused on bringing Docker and containers to world.</w:t>
       </w:r>
     </w:p>
     <w:p>
@@ -937,7 +1180,39 @@
           <w:sz w:val="32"/>
           <w:szCs w:val="32"/>
         </w:rPr>
-        <w:t>Docker was dominating the ecosystem. CoreOS created an open standard appc that defines specifications for things such as image format and container runtime. They also created a reference implementation rkt.</w:t>
+        <w:t xml:space="preserve">Docker was dominating the ecosystem. CoreOS created an open standard </w:t>
+      </w:r>
+      <w:proofErr w:type="spellStart"/>
+      <w:r>
+        <w:rPr>
+          <w:sz w:val="32"/>
+          <w:szCs w:val="32"/>
+        </w:rPr>
+        <w:t>appc</w:t>
+      </w:r>
+      <w:proofErr w:type="spellEnd"/>
+      <w:r>
+        <w:rPr>
+          <w:sz w:val="32"/>
+          <w:szCs w:val="32"/>
+        </w:rPr>
+        <w:t xml:space="preserve"> that defines specifications for things such as image format and container runtime. They also created a reference implementation </w:t>
+      </w:r>
+      <w:proofErr w:type="spellStart"/>
+      <w:r>
+        <w:rPr>
+          <w:sz w:val="32"/>
+          <w:szCs w:val="32"/>
+        </w:rPr>
+        <w:t>rkt</w:t>
+      </w:r>
+      <w:proofErr w:type="spellEnd"/>
+      <w:r>
+        <w:rPr>
+          <w:sz w:val="32"/>
+          <w:szCs w:val="32"/>
+        </w:rPr>
+        <w:t>.</w:t>
       </w:r>
     </w:p>
     <w:p>
@@ -953,7 +1228,39 @@
           <w:szCs w:val="32"/>
         </w:rPr>
         <w:lastRenderedPageBreak/>
-        <w:t>+appc standard did things differently from Docker and put ecosystem in an awkward position with 2 competing standards. The main players in ecosystem came together and formed OCI as vendor-neutral lightweight council to govern container standards. This allowed us to archive appc project and place all low-level container-related specifications under OCI’s governance.</w:t>
+        <w:t>+</w:t>
+      </w:r>
+      <w:proofErr w:type="spellStart"/>
+      <w:r>
+        <w:rPr>
+          <w:sz w:val="32"/>
+          <w:szCs w:val="32"/>
+        </w:rPr>
+        <w:t>appc</w:t>
+      </w:r>
+      <w:proofErr w:type="spellEnd"/>
+      <w:r>
+        <w:rPr>
+          <w:sz w:val="32"/>
+          <w:szCs w:val="32"/>
+        </w:rPr>
+        <w:t xml:space="preserve"> standard did things differently from Docker and put ecosystem in an awkward position with 2 competing standards. The main players in ecosystem came together and formed OCI as vendor-neutral lightweight council to govern container standards. This allowed us to archive </w:t>
+      </w:r>
+      <w:proofErr w:type="spellStart"/>
+      <w:r>
+        <w:rPr>
+          <w:sz w:val="32"/>
+          <w:szCs w:val="32"/>
+        </w:rPr>
+        <w:t>appc</w:t>
+      </w:r>
+      <w:proofErr w:type="spellEnd"/>
+      <w:r>
+        <w:rPr>
+          <w:sz w:val="32"/>
+          <w:szCs w:val="32"/>
+        </w:rPr>
+        <w:t xml:space="preserve"> project and place all low-level container-related specifications under OCI’s governance.</w:t>
       </w:r>
     </w:p>
     <w:p>
@@ -1083,7 +1390,23 @@
           <w:sz w:val="32"/>
           <w:szCs w:val="32"/>
         </w:rPr>
-        <w:t xml:space="preserve"> such as Kubernetes, containerd, Notary, Prometheus, Cilium…</w:t>
+        <w:t xml:space="preserve"> such as Kubernetes, </w:t>
+      </w:r>
+      <w:proofErr w:type="spellStart"/>
+      <w:r>
+        <w:rPr>
+          <w:sz w:val="32"/>
+          <w:szCs w:val="32"/>
+        </w:rPr>
+        <w:t>containerd</w:t>
+      </w:r>
+      <w:proofErr w:type="spellEnd"/>
+      <w:r>
+        <w:rPr>
+          <w:sz w:val="32"/>
+          <w:szCs w:val="32"/>
+        </w:rPr>
+        <w:t>, Notary, Prometheus, Cilium…</w:t>
       </w:r>
     </w:p>
     <w:p>
@@ -1303,23 +1626,48 @@
           <w:sz w:val="32"/>
           <w:szCs w:val="32"/>
         </w:rPr>
-        <w:t xml:space="preserve"> Docker Desktop on Mac, Linux, and Home editions of Windows only support Linux containers. </w:t>
-      </w:r>
-    </w:p>
-    <w:p>
-      <w:pPr>
-        <w:rPr>
-          <w:sz w:val="32"/>
-          <w:szCs w:val="32"/>
-        </w:rPr>
-      </w:pPr>
-      <w:r>
-        <w:rPr>
-          <w:sz w:val="32"/>
-          <w:szCs w:val="32"/>
-        </w:rPr>
-        <w:t>-Windows prereqs</w:t>
-      </w:r>
+        <w:t xml:space="preserve"> Docker Desktop on Mac, Linux, and </w:t>
+      </w:r>
+      <w:proofErr w:type="gramStart"/>
+      <w:r>
+        <w:rPr>
+          <w:sz w:val="32"/>
+          <w:szCs w:val="32"/>
+        </w:rPr>
+        <w:t>Home</w:t>
+      </w:r>
+      <w:proofErr w:type="gramEnd"/>
+      <w:r>
+        <w:rPr>
+          <w:sz w:val="32"/>
+          <w:szCs w:val="32"/>
+        </w:rPr>
+        <w:t xml:space="preserve"> editions of Windows only support Linux containers. </w:t>
+      </w:r>
+    </w:p>
+    <w:p>
+      <w:pPr>
+        <w:rPr>
+          <w:sz w:val="32"/>
+          <w:szCs w:val="32"/>
+        </w:rPr>
+      </w:pPr>
+      <w:r>
+        <w:rPr>
+          <w:sz w:val="32"/>
+          <w:szCs w:val="32"/>
+        </w:rPr>
+        <w:t xml:space="preserve">-Windows </w:t>
+      </w:r>
+      <w:proofErr w:type="spellStart"/>
+      <w:r>
+        <w:rPr>
+          <w:sz w:val="32"/>
+          <w:szCs w:val="32"/>
+        </w:rPr>
+        <w:t>prereqs</w:t>
+      </w:r>
+      <w:proofErr w:type="spellEnd"/>
     </w:p>
     <w:p>
       <w:pPr>
@@ -1378,8 +1726,17 @@
           <w:sz w:val="32"/>
           <w:szCs w:val="32"/>
         </w:rPr>
-        <w:t>3.2 Install Docker with Multipass</w:t>
-      </w:r>
+        <w:t xml:space="preserve">3.2 Install Docker with </w:t>
+      </w:r>
+      <w:proofErr w:type="spellStart"/>
+      <w:r>
+        <w:rPr>
+          <w:sz w:val="32"/>
+          <w:szCs w:val="32"/>
+        </w:rPr>
+        <w:t>Multipass</w:t>
+      </w:r>
+      <w:proofErr w:type="spellEnd"/>
     </w:p>
     <w:p>
       <w:pPr>
@@ -1395,72 +1752,154 @@
         </w:rPr>
         <w:t>-</w:t>
       </w:r>
-      <w:r>
-        <w:rPr>
-          <w:sz w:val="32"/>
-          <w:szCs w:val="32"/>
-        </w:rPr>
-        <w:t>Multipass is a free tool to create cloud-style Linux VMs on Linux, Mac or Windows machine and easy to install and use. It’s easy way to create multi-node production like Docker clusters. It doesn’t ship with out-of-the box support: docker scout, docker debug, docker init.</w:t>
-      </w:r>
-    </w:p>
-    <w:p>
-      <w:pPr>
-        <w:rPr>
-          <w:sz w:val="32"/>
-          <w:szCs w:val="32"/>
-        </w:rPr>
-      </w:pPr>
-      <w:r>
-        <w:rPr>
-          <w:sz w:val="32"/>
-          <w:szCs w:val="32"/>
-        </w:rPr>
-        <w:t>-Once installed, you only need 3 commands: multipass launch + ls + shell</w:t>
-      </w:r>
-    </w:p>
-    <w:p>
-      <w:pPr>
-        <w:rPr>
-          <w:sz w:val="32"/>
-          <w:szCs w:val="32"/>
-        </w:rPr>
-      </w:pPr>
-      <w:r>
-        <w:rPr>
-          <w:sz w:val="32"/>
-          <w:szCs w:val="32"/>
-        </w:rPr>
-        <w:t>-multipass launch docker --name node1: create a new VM node1 based on docker image. The docker image has Docker pre-installed and ready to go.</w:t>
-      </w:r>
-    </w:p>
-    <w:p>
-      <w:pPr>
-        <w:rPr>
-          <w:sz w:val="32"/>
-          <w:szCs w:val="32"/>
-        </w:rPr>
-      </w:pPr>
-      <w:r>
-        <w:rPr>
-          <w:sz w:val="32"/>
-          <w:szCs w:val="32"/>
-        </w:rPr>
-        <w:t>-multipass ls: list VMs to make sure yours launched properly.</w:t>
-      </w:r>
-    </w:p>
-    <w:p>
-      <w:pPr>
-        <w:rPr>
-          <w:sz w:val="32"/>
-          <w:szCs w:val="32"/>
-        </w:rPr>
-      </w:pPr>
-      <w:r>
-        <w:rPr>
-          <w:sz w:val="32"/>
-          <w:szCs w:val="32"/>
-        </w:rPr>
-        <w:t>-multipass shell node1: connect to VM</w:t>
+      <w:proofErr w:type="spellStart"/>
+      <w:r>
+        <w:rPr>
+          <w:sz w:val="32"/>
+          <w:szCs w:val="32"/>
+        </w:rPr>
+        <w:t>Multipass</w:t>
+      </w:r>
+      <w:proofErr w:type="spellEnd"/>
+      <w:r>
+        <w:rPr>
+          <w:sz w:val="32"/>
+          <w:szCs w:val="32"/>
+        </w:rPr>
+        <w:t xml:space="preserve"> is a free tool to create cloud-style Linux VMs on Linux, Mac or Windows machine and easy to install and use. It’s easy way to create multi-node production like Docker clusters. It doesn’t ship with out-of-the box support: docker scout, docker debug, docker </w:t>
+      </w:r>
+      <w:proofErr w:type="spellStart"/>
+      <w:r>
+        <w:rPr>
+          <w:sz w:val="32"/>
+          <w:szCs w:val="32"/>
+        </w:rPr>
+        <w:t>init.</w:t>
+      </w:r>
+      <w:proofErr w:type="spellEnd"/>
+    </w:p>
+    <w:p>
+      <w:pPr>
+        <w:rPr>
+          <w:sz w:val="32"/>
+          <w:szCs w:val="32"/>
+        </w:rPr>
+      </w:pPr>
+      <w:r>
+        <w:rPr>
+          <w:sz w:val="32"/>
+          <w:szCs w:val="32"/>
+        </w:rPr>
+        <w:t xml:space="preserve">-Once installed, you only need 3 commands: </w:t>
+      </w:r>
+      <w:proofErr w:type="spellStart"/>
+      <w:r>
+        <w:rPr>
+          <w:sz w:val="32"/>
+          <w:szCs w:val="32"/>
+        </w:rPr>
+        <w:t>multipass</w:t>
+      </w:r>
+      <w:proofErr w:type="spellEnd"/>
+      <w:r>
+        <w:rPr>
+          <w:sz w:val="32"/>
+          <w:szCs w:val="32"/>
+        </w:rPr>
+        <w:t xml:space="preserve"> launch + ls + shell</w:t>
+      </w:r>
+    </w:p>
+    <w:p>
+      <w:pPr>
+        <w:rPr>
+          <w:sz w:val="32"/>
+          <w:szCs w:val="32"/>
+        </w:rPr>
+      </w:pPr>
+      <w:r>
+        <w:rPr>
+          <w:sz w:val="32"/>
+          <w:szCs w:val="32"/>
+        </w:rPr>
+        <w:t>-</w:t>
+      </w:r>
+      <w:proofErr w:type="spellStart"/>
+      <w:r>
+        <w:rPr>
+          <w:sz w:val="32"/>
+          <w:szCs w:val="32"/>
+        </w:rPr>
+        <w:t>multipass</w:t>
+      </w:r>
+      <w:proofErr w:type="spellEnd"/>
+      <w:r>
+        <w:rPr>
+          <w:sz w:val="32"/>
+          <w:szCs w:val="32"/>
+        </w:rPr>
+        <w:t xml:space="preserve"> launch docker --name node1: create a new VM node1 based on docker image. The docker image has Docker pre-installed and ready to go.</w:t>
+      </w:r>
+    </w:p>
+    <w:p>
+      <w:pPr>
+        <w:rPr>
+          <w:sz w:val="32"/>
+          <w:szCs w:val="32"/>
+        </w:rPr>
+      </w:pPr>
+      <w:r>
+        <w:rPr>
+          <w:sz w:val="32"/>
+          <w:szCs w:val="32"/>
+        </w:rPr>
+        <w:t>-</w:t>
+      </w:r>
+      <w:proofErr w:type="spellStart"/>
+      <w:r>
+        <w:rPr>
+          <w:sz w:val="32"/>
+          <w:szCs w:val="32"/>
+        </w:rPr>
+        <w:t>multipass</w:t>
+      </w:r>
+      <w:proofErr w:type="spellEnd"/>
+      <w:r>
+        <w:rPr>
+          <w:sz w:val="32"/>
+          <w:szCs w:val="32"/>
+        </w:rPr>
+        <w:t xml:space="preserve"> ls: list VMs to make sure yours launched properly.</w:t>
+      </w:r>
+    </w:p>
+    <w:p>
+      <w:pPr>
+        <w:rPr>
+          <w:sz w:val="32"/>
+          <w:szCs w:val="32"/>
+        </w:rPr>
+      </w:pPr>
+      <w:r>
+        <w:rPr>
+          <w:sz w:val="32"/>
+          <w:szCs w:val="32"/>
+        </w:rPr>
+        <w:t>-</w:t>
+      </w:r>
+      <w:proofErr w:type="spellStart"/>
+      <w:r>
+        <w:rPr>
+          <w:sz w:val="32"/>
+          <w:szCs w:val="32"/>
+        </w:rPr>
+        <w:t>multipass</w:t>
+      </w:r>
+      <w:proofErr w:type="spellEnd"/>
+      <w:r>
+        <w:rPr>
+          <w:sz w:val="32"/>
+          <w:szCs w:val="32"/>
+        </w:rPr>
+        <w:t xml:space="preserve"> shell node1: connect to VM</w:t>
       </w:r>
     </w:p>
     <w:p>
@@ -1505,7 +1944,39 @@
           <w:sz w:val="32"/>
           <w:szCs w:val="32"/>
         </w:rPr>
-        <w:t>-multipass delete node1 then multipass purge: delete</w:t>
+        <w:t>-</w:t>
+      </w:r>
+      <w:proofErr w:type="spellStart"/>
+      <w:r>
+        <w:rPr>
+          <w:sz w:val="32"/>
+          <w:szCs w:val="32"/>
+        </w:rPr>
+        <w:t>multipass</w:t>
+      </w:r>
+      <w:proofErr w:type="spellEnd"/>
+      <w:r>
+        <w:rPr>
+          <w:sz w:val="32"/>
+          <w:szCs w:val="32"/>
+        </w:rPr>
+        <w:t xml:space="preserve"> delete node1 then </w:t>
+      </w:r>
+      <w:proofErr w:type="spellStart"/>
+      <w:r>
+        <w:rPr>
+          <w:sz w:val="32"/>
+          <w:szCs w:val="32"/>
+        </w:rPr>
+        <w:t>multipass</w:t>
+      </w:r>
+      <w:proofErr w:type="spellEnd"/>
+      <w:r>
+        <w:rPr>
+          <w:sz w:val="32"/>
+          <w:szCs w:val="32"/>
+        </w:rPr>
+        <w:t xml:space="preserve"> purge: delete</w:t>
       </w:r>
     </w:p>
     <w:p>
@@ -1536,8 +2007,17 @@
           <w:sz w:val="32"/>
           <w:szCs w:val="32"/>
         </w:rPr>
-        <w:t>-If you can’t use Docker Desktop, as it doesn’t give you access to docker scout, docker debug, docker init.</w:t>
-      </w:r>
+        <w:t xml:space="preserve">-If you can’t use Docker Desktop, as it doesn’t give you access to docker scout, docker debug, docker </w:t>
+      </w:r>
+      <w:proofErr w:type="spellStart"/>
+      <w:r>
+        <w:rPr>
+          <w:sz w:val="32"/>
+          <w:szCs w:val="32"/>
+        </w:rPr>
+        <w:t>init.</w:t>
+      </w:r>
+      <w:proofErr w:type="spellEnd"/>
     </w:p>
     <w:p>
       <w:pPr>
@@ -1553,6 +2033,7 @@
         </w:rPr>
         <w:t>-</w:t>
       </w:r>
+      <w:proofErr w:type="spellStart"/>
       <w:r>
         <w:rPr>
           <w:b/>
@@ -1560,41 +2041,27 @@
           <w:sz w:val="32"/>
           <w:szCs w:val="32"/>
         </w:rPr>
-        <w:t>sudo snap install docker</w:t>
-      </w:r>
-    </w:p>
-    <w:p>
-      <w:pPr>
+        <w:t>sudo</w:t>
+      </w:r>
+      <w:proofErr w:type="spellEnd"/>
+      <w:r>
         <w:rPr>
           <w:b/>
           <w:bCs/>
           <w:sz w:val="32"/>
           <w:szCs w:val="32"/>
         </w:rPr>
-      </w:pPr>
-      <w:r>
-        <w:rPr>
-          <w:sz w:val="32"/>
-          <w:szCs w:val="32"/>
-        </w:rPr>
-        <w:t>-</w:t>
-      </w:r>
-      <w:r>
+        <w:t xml:space="preserve"> snap install docker</w:t>
+      </w:r>
+    </w:p>
+    <w:p>
+      <w:pPr>
         <w:rPr>
           <w:b/>
           <w:bCs/>
           <w:sz w:val="32"/>
           <w:szCs w:val="32"/>
         </w:rPr>
-        <w:t>sudo docker --version</w:t>
-      </w:r>
-    </w:p>
-    <w:p>
-      <w:pPr>
-        <w:rPr>
-          <w:sz w:val="32"/>
-          <w:szCs w:val="32"/>
-        </w:rPr>
       </w:pPr>
       <w:r>
         <w:rPr>
@@ -1603,6 +2070,7 @@
         </w:rPr>
         <w:t>-</w:t>
       </w:r>
+      <w:proofErr w:type="spellStart"/>
       <w:r>
         <w:rPr>
           <w:b/>
@@ -1610,23 +2078,9 @@
           <w:sz w:val="32"/>
           <w:szCs w:val="32"/>
         </w:rPr>
-        <w:t>sudo docker info</w:t>
-      </w:r>
-    </w:p>
-    <w:p>
-      <w:pPr>
-        <w:rPr>
-          <w:sz w:val="32"/>
-          <w:szCs w:val="32"/>
-        </w:rPr>
-      </w:pPr>
-      <w:r>
-        <w:rPr>
-          <w:sz w:val="32"/>
-          <w:szCs w:val="32"/>
-        </w:rPr>
-        <w:t>-</w:t>
-      </w:r>
+        <w:t>sudo</w:t>
+      </w:r>
+      <w:proofErr w:type="spellEnd"/>
       <w:r>
         <w:rPr>
           <w:b/>
@@ -1634,15 +2088,24 @@
           <w:sz w:val="32"/>
           <w:szCs w:val="32"/>
         </w:rPr>
-        <w:t>sudo groupadd docker</w:t>
-      </w:r>
-      <w:r>
-        <w:rPr>
-          <w:sz w:val="32"/>
-          <w:szCs w:val="32"/>
-        </w:rPr>
-        <w:t xml:space="preserve"> + </w:t>
-      </w:r>
+        <w:t xml:space="preserve"> docker --version</w:t>
+      </w:r>
+    </w:p>
+    <w:p>
+      <w:pPr>
+        <w:rPr>
+          <w:sz w:val="32"/>
+          <w:szCs w:val="32"/>
+        </w:rPr>
+      </w:pPr>
+      <w:r>
+        <w:rPr>
+          <w:sz w:val="32"/>
+          <w:szCs w:val="32"/>
+        </w:rPr>
+        <w:t>-</w:t>
+      </w:r>
+      <w:proofErr w:type="spellStart"/>
       <w:r>
         <w:rPr>
           <w:b/>
@@ -1650,30 +2113,9 @@
           <w:sz w:val="32"/>
           <w:szCs w:val="32"/>
         </w:rPr>
-        <w:t>sudo usermod -aG docker $(whoami)</w:t>
-      </w:r>
-      <w:r>
-        <w:rPr>
-          <w:sz w:val="32"/>
-          <w:szCs w:val="32"/>
-        </w:rPr>
-        <w:t>: create docker group and add your user account to it.</w:t>
-      </w:r>
-    </w:p>
-    <w:p>
-      <w:pPr>
-        <w:rPr>
-          <w:sz w:val="32"/>
-          <w:szCs w:val="32"/>
-        </w:rPr>
-      </w:pPr>
-      <w:r>
-        <w:rPr>
-          <w:sz w:val="32"/>
-          <w:szCs w:val="32"/>
-        </w:rPr>
-        <w:t>-</w:t>
-      </w:r>
+        <w:t>sudo</w:t>
+      </w:r>
+      <w:proofErr w:type="spellEnd"/>
       <w:r>
         <w:rPr>
           <w:b/>
@@ -1681,63 +2123,7 @@
           <w:sz w:val="32"/>
           <w:szCs w:val="32"/>
         </w:rPr>
-        <w:t>sudo service docker start</w:t>
-      </w:r>
-    </w:p>
-    <w:p>
-      <w:pPr>
-        <w:pStyle w:val="Heading1"/>
-        <w:rPr>
-          <w:color w:val="EE0000"/>
-          <w:sz w:val="32"/>
-          <w:szCs w:val="32"/>
-        </w:rPr>
-      </w:pPr>
-      <w:r>
-        <w:rPr>
-          <w:color w:val="EE0000"/>
-          <w:sz w:val="32"/>
-          <w:szCs w:val="32"/>
-        </w:rPr>
-        <w:t>4. The big picture</w:t>
-      </w:r>
-    </w:p>
-    <w:p>
-      <w:pPr>
-        <w:rPr>
-          <w:sz w:val="32"/>
-          <w:szCs w:val="32"/>
-        </w:rPr>
-      </w:pPr>
-    </w:p>
-    <w:p>
-      <w:pPr>
-        <w:rPr>
-          <w:sz w:val="32"/>
-          <w:szCs w:val="32"/>
-        </w:rPr>
-      </w:pPr>
-      <w:r>
-        <w:rPr>
-          <w:sz w:val="32"/>
-          <w:szCs w:val="32"/>
-        </w:rPr>
-        <w:t>4.1 The Ops Perspective</w:t>
-      </w:r>
-    </w:p>
-    <w:p>
-      <w:pPr>
-        <w:rPr>
-          <w:sz w:val="32"/>
-          <w:szCs w:val="32"/>
-        </w:rPr>
-      </w:pPr>
-      <w:r>
-        <w:rPr>
-          <w:sz w:val="32"/>
-          <w:szCs w:val="32"/>
-        </w:rPr>
-        <w:t>-A typical Docker installation installs the client and engine on the same machine and configures them to talk to each other.</w:t>
+        <w:t xml:space="preserve"> docker info</w:t>
       </w:r>
     </w:p>
     <w:p>
@@ -1754,6 +2140,7 @@
         </w:rPr>
         <w:t>-</w:t>
       </w:r>
+      <w:proofErr w:type="spellStart"/>
       <w:r>
         <w:rPr>
           <w:b/>
@@ -1761,60 +2148,9 @@
           <w:sz w:val="32"/>
           <w:szCs w:val="32"/>
         </w:rPr>
-        <w:t>docker version</w:t>
-      </w:r>
-      <w:r>
-        <w:rPr>
-          <w:sz w:val="32"/>
-          <w:szCs w:val="32"/>
-        </w:rPr>
-        <w:t>: ensure both are installed and running</w:t>
-      </w:r>
-    </w:p>
-    <w:p>
-      <w:pPr>
-        <w:rPr>
-          <w:sz w:val="32"/>
-          <w:szCs w:val="32"/>
-        </w:rPr>
-      </w:pPr>
-      <w:r>
-        <w:rPr>
-          <w:sz w:val="32"/>
-          <w:szCs w:val="32"/>
-        </w:rPr>
-        <w:t>-Download image:</w:t>
-      </w:r>
-    </w:p>
-    <w:p>
-      <w:pPr>
-        <w:rPr>
-          <w:sz w:val="32"/>
-          <w:szCs w:val="32"/>
-        </w:rPr>
-      </w:pPr>
-      <w:r>
-        <w:rPr>
-          <w:sz w:val="32"/>
-          <w:szCs w:val="32"/>
-        </w:rPr>
-        <w:t>+Images: objects that contains everything an app needs to run. This includes an OS filesystem, the application, and all dependencies.</w:t>
-      </w:r>
-    </w:p>
-    <w:p>
-      <w:pPr>
-        <w:rPr>
-          <w:sz w:val="32"/>
-          <w:szCs w:val="32"/>
-        </w:rPr>
-      </w:pPr>
-      <w:r>
-        <w:rPr>
-          <w:sz w:val="32"/>
-          <w:szCs w:val="32"/>
-        </w:rPr>
-        <w:t>+</w:t>
-      </w:r>
+        <w:t>sudo</w:t>
+      </w:r>
+      <w:proofErr w:type="spellEnd"/>
       <w:r>
         <w:rPr>
           <w:b/>
@@ -1822,30 +2158,9 @@
           <w:sz w:val="32"/>
           <w:szCs w:val="32"/>
         </w:rPr>
-        <w:t>docker pull &lt;image&gt;:&lt;version&gt;</w:t>
-      </w:r>
-      <w:r>
-        <w:rPr>
-          <w:sz w:val="32"/>
-          <w:szCs w:val="32"/>
-        </w:rPr>
-        <w:t>: copy new images onto your Docker host.</w:t>
-      </w:r>
-    </w:p>
-    <w:p>
-      <w:pPr>
-        <w:rPr>
-          <w:sz w:val="32"/>
-          <w:szCs w:val="32"/>
-        </w:rPr>
-      </w:pPr>
-      <w:r>
-        <w:rPr>
-          <w:sz w:val="32"/>
-          <w:szCs w:val="32"/>
-        </w:rPr>
-        <w:t>+</w:t>
-      </w:r>
+        <w:t xml:space="preserve"> </w:t>
+      </w:r>
+      <w:proofErr w:type="spellStart"/>
       <w:r>
         <w:rPr>
           <w:b/>
@@ -1853,6 +2168,317 @@
           <w:sz w:val="32"/>
           <w:szCs w:val="32"/>
         </w:rPr>
+        <w:t>groupadd</w:t>
+      </w:r>
+      <w:proofErr w:type="spellEnd"/>
+      <w:r>
+        <w:rPr>
+          <w:b/>
+          <w:bCs/>
+          <w:sz w:val="32"/>
+          <w:szCs w:val="32"/>
+        </w:rPr>
+        <w:t xml:space="preserve"> docker</w:t>
+      </w:r>
+      <w:r>
+        <w:rPr>
+          <w:sz w:val="32"/>
+          <w:szCs w:val="32"/>
+        </w:rPr>
+        <w:t xml:space="preserve"> + </w:t>
+      </w:r>
+      <w:proofErr w:type="spellStart"/>
+      <w:r>
+        <w:rPr>
+          <w:b/>
+          <w:bCs/>
+          <w:sz w:val="32"/>
+          <w:szCs w:val="32"/>
+        </w:rPr>
+        <w:t>sudo</w:t>
+      </w:r>
+      <w:proofErr w:type="spellEnd"/>
+      <w:r>
+        <w:rPr>
+          <w:b/>
+          <w:bCs/>
+          <w:sz w:val="32"/>
+          <w:szCs w:val="32"/>
+        </w:rPr>
+        <w:t xml:space="preserve"> </w:t>
+      </w:r>
+      <w:proofErr w:type="spellStart"/>
+      <w:r>
+        <w:rPr>
+          <w:b/>
+          <w:bCs/>
+          <w:sz w:val="32"/>
+          <w:szCs w:val="32"/>
+        </w:rPr>
+        <w:t>usermod</w:t>
+      </w:r>
+      <w:proofErr w:type="spellEnd"/>
+      <w:r>
+        <w:rPr>
+          <w:b/>
+          <w:bCs/>
+          <w:sz w:val="32"/>
+          <w:szCs w:val="32"/>
+        </w:rPr>
+        <w:t xml:space="preserve"> -</w:t>
+      </w:r>
+      <w:proofErr w:type="spellStart"/>
+      <w:r>
+        <w:rPr>
+          <w:b/>
+          <w:bCs/>
+          <w:sz w:val="32"/>
+          <w:szCs w:val="32"/>
+        </w:rPr>
+        <w:t>aG</w:t>
+      </w:r>
+      <w:proofErr w:type="spellEnd"/>
+      <w:r>
+        <w:rPr>
+          <w:b/>
+          <w:bCs/>
+          <w:sz w:val="32"/>
+          <w:szCs w:val="32"/>
+        </w:rPr>
+        <w:t xml:space="preserve"> docker $(</w:t>
+      </w:r>
+      <w:proofErr w:type="spellStart"/>
+      <w:r>
+        <w:rPr>
+          <w:b/>
+          <w:bCs/>
+          <w:sz w:val="32"/>
+          <w:szCs w:val="32"/>
+        </w:rPr>
+        <w:t>whoami</w:t>
+      </w:r>
+      <w:proofErr w:type="spellEnd"/>
+      <w:r>
+        <w:rPr>
+          <w:b/>
+          <w:bCs/>
+          <w:sz w:val="32"/>
+          <w:szCs w:val="32"/>
+        </w:rPr>
+        <w:t>)</w:t>
+      </w:r>
+      <w:r>
+        <w:rPr>
+          <w:sz w:val="32"/>
+          <w:szCs w:val="32"/>
+        </w:rPr>
+        <w:t>: create docker group and add your user account to it.</w:t>
+      </w:r>
+    </w:p>
+    <w:p>
+      <w:pPr>
+        <w:rPr>
+          <w:sz w:val="32"/>
+          <w:szCs w:val="32"/>
+        </w:rPr>
+      </w:pPr>
+      <w:r>
+        <w:rPr>
+          <w:sz w:val="32"/>
+          <w:szCs w:val="32"/>
+        </w:rPr>
+        <w:t>-</w:t>
+      </w:r>
+      <w:proofErr w:type="spellStart"/>
+      <w:r>
+        <w:rPr>
+          <w:b/>
+          <w:bCs/>
+          <w:sz w:val="32"/>
+          <w:szCs w:val="32"/>
+        </w:rPr>
+        <w:t>sudo</w:t>
+      </w:r>
+      <w:proofErr w:type="spellEnd"/>
+      <w:r>
+        <w:rPr>
+          <w:b/>
+          <w:bCs/>
+          <w:sz w:val="32"/>
+          <w:szCs w:val="32"/>
+        </w:rPr>
+        <w:t xml:space="preserve"> service docker start</w:t>
+      </w:r>
+    </w:p>
+    <w:p>
+      <w:pPr>
+        <w:pStyle w:val="Heading1"/>
+        <w:rPr>
+          <w:color w:val="EE0000"/>
+          <w:sz w:val="32"/>
+          <w:szCs w:val="32"/>
+        </w:rPr>
+      </w:pPr>
+      <w:r>
+        <w:rPr>
+          <w:color w:val="EE0000"/>
+          <w:sz w:val="32"/>
+          <w:szCs w:val="32"/>
+        </w:rPr>
+        <w:t>4. The big picture</w:t>
+      </w:r>
+    </w:p>
+    <w:p>
+      <w:pPr>
+        <w:rPr>
+          <w:sz w:val="32"/>
+          <w:szCs w:val="32"/>
+        </w:rPr>
+      </w:pPr>
+    </w:p>
+    <w:p>
+      <w:pPr>
+        <w:rPr>
+          <w:sz w:val="32"/>
+          <w:szCs w:val="32"/>
+        </w:rPr>
+      </w:pPr>
+      <w:r>
+        <w:rPr>
+          <w:sz w:val="32"/>
+          <w:szCs w:val="32"/>
+        </w:rPr>
+        <w:t>4.1 The Ops Perspective</w:t>
+      </w:r>
+    </w:p>
+    <w:p>
+      <w:pPr>
+        <w:rPr>
+          <w:sz w:val="32"/>
+          <w:szCs w:val="32"/>
+        </w:rPr>
+      </w:pPr>
+      <w:r>
+        <w:rPr>
+          <w:sz w:val="32"/>
+          <w:szCs w:val="32"/>
+        </w:rPr>
+        <w:t>-A typical Docker installation installs the client and engine on the same machine and configures them to talk to each other.</w:t>
+      </w:r>
+    </w:p>
+    <w:p>
+      <w:pPr>
+        <w:rPr>
+          <w:sz w:val="32"/>
+          <w:szCs w:val="32"/>
+        </w:rPr>
+      </w:pPr>
+      <w:r>
+        <w:rPr>
+          <w:sz w:val="32"/>
+          <w:szCs w:val="32"/>
+        </w:rPr>
+        <w:t>-</w:t>
+      </w:r>
+      <w:r>
+        <w:rPr>
+          <w:b/>
+          <w:bCs/>
+          <w:sz w:val="32"/>
+          <w:szCs w:val="32"/>
+        </w:rPr>
+        <w:t>docker version</w:t>
+      </w:r>
+      <w:r>
+        <w:rPr>
+          <w:sz w:val="32"/>
+          <w:szCs w:val="32"/>
+        </w:rPr>
+        <w:t>: ensure both are installed and running</w:t>
+      </w:r>
+    </w:p>
+    <w:p>
+      <w:pPr>
+        <w:rPr>
+          <w:sz w:val="32"/>
+          <w:szCs w:val="32"/>
+        </w:rPr>
+      </w:pPr>
+      <w:r>
+        <w:rPr>
+          <w:sz w:val="32"/>
+          <w:szCs w:val="32"/>
+        </w:rPr>
+        <w:t>-Download image:</w:t>
+      </w:r>
+    </w:p>
+    <w:p>
+      <w:pPr>
+        <w:rPr>
+          <w:sz w:val="32"/>
+          <w:szCs w:val="32"/>
+        </w:rPr>
+      </w:pPr>
+      <w:r>
+        <w:rPr>
+          <w:sz w:val="32"/>
+          <w:szCs w:val="32"/>
+        </w:rPr>
+        <w:t>+Images: objects that contains everything an app needs to run. This includes an OS filesystem, the application, and all dependencies.</w:t>
+      </w:r>
+    </w:p>
+    <w:p>
+      <w:pPr>
+        <w:rPr>
+          <w:sz w:val="32"/>
+          <w:szCs w:val="32"/>
+        </w:rPr>
+      </w:pPr>
+      <w:r>
+        <w:rPr>
+          <w:sz w:val="32"/>
+          <w:szCs w:val="32"/>
+        </w:rPr>
+        <w:t>+</w:t>
+      </w:r>
+      <w:r>
+        <w:rPr>
+          <w:b/>
+          <w:bCs/>
+          <w:sz w:val="32"/>
+          <w:szCs w:val="32"/>
+        </w:rPr>
+        <w:t>docker pull &lt;image&gt;:&lt;version&gt;</w:t>
+      </w:r>
+      <w:r>
+        <w:rPr>
+          <w:sz w:val="32"/>
+          <w:szCs w:val="32"/>
+        </w:rPr>
+        <w:t>: copy new images onto your Docker host.</w:t>
+      </w:r>
+    </w:p>
+    <w:p>
+      <w:pPr>
+        <w:rPr>
+          <w:sz w:val="32"/>
+          <w:szCs w:val="32"/>
+        </w:rPr>
+      </w:pPr>
+      <w:r>
+        <w:rPr>
+          <w:sz w:val="32"/>
+          <w:szCs w:val="32"/>
+        </w:rPr>
+        <w:t>+</w:t>
+      </w:r>
+      <w:r>
+        <w:rPr>
+          <w:b/>
+          <w:bCs/>
+          <w:sz w:val="32"/>
+          <w:szCs w:val="32"/>
+        </w:rPr>
         <w:t>docker images</w:t>
       </w:r>
       <w:r>
@@ -1900,8 +2526,9 @@
           <w:sz w:val="32"/>
           <w:szCs w:val="32"/>
         </w:rPr>
-        <w:t xml:space="preserve">docker run --name &lt;container_name&gt; -d -p &lt;port_out&gt;:&lt;port_in&gt; </w:t>
-      </w:r>
+        <w:t>docker run --name &lt;</w:t>
+      </w:r>
+      <w:proofErr w:type="spellStart"/>
       <w:r>
         <w:rPr>
           <w:b/>
@@ -1909,30 +2536,9 @@
           <w:sz w:val="32"/>
           <w:szCs w:val="32"/>
         </w:rPr>
-        <w:t>&lt;image&gt;:&lt;version&gt;</w:t>
-      </w:r>
-      <w:r>
-        <w:rPr>
-          <w:sz w:val="32"/>
-          <w:szCs w:val="32"/>
-        </w:rPr>
-        <w:t>: start a new container</w:t>
-      </w:r>
-    </w:p>
-    <w:p>
-      <w:pPr>
-        <w:rPr>
-          <w:sz w:val="32"/>
-          <w:szCs w:val="32"/>
-        </w:rPr>
-      </w:pPr>
-      <w:r>
-        <w:rPr>
-          <w:sz w:val="32"/>
-          <w:szCs w:val="32"/>
-        </w:rPr>
-        <w:t>+</w:t>
-      </w:r>
+        <w:t>container_name</w:t>
+      </w:r>
+      <w:proofErr w:type="spellEnd"/>
       <w:r>
         <w:rPr>
           <w:b/>
@@ -1940,45 +2546,9 @@
           <w:sz w:val="32"/>
           <w:szCs w:val="32"/>
         </w:rPr>
-        <w:t>docker ps</w:t>
-      </w:r>
-      <w:r>
-        <w:rPr>
-          <w:sz w:val="32"/>
-          <w:szCs w:val="32"/>
-        </w:rPr>
-        <w:t>: see running container</w:t>
-      </w:r>
-    </w:p>
-    <w:p>
-      <w:pPr>
-        <w:rPr>
-          <w:sz w:val="32"/>
-          <w:szCs w:val="32"/>
-        </w:rPr>
-      </w:pPr>
-      <w:r>
-        <w:rPr>
-          <w:sz w:val="32"/>
-          <w:szCs w:val="32"/>
-        </w:rPr>
-        <w:t>-Execute a command inside the container</w:t>
-      </w:r>
-    </w:p>
-    <w:p>
-      <w:pPr>
-        <w:rPr>
-          <w:sz w:val="32"/>
-          <w:szCs w:val="32"/>
-        </w:rPr>
-      </w:pPr>
-      <w:r>
-        <w:rPr>
-          <w:sz w:val="32"/>
-          <w:szCs w:val="32"/>
-        </w:rPr>
-        <w:t>+</w:t>
-      </w:r>
+        <w:t>&gt; -d -p &lt;</w:t>
+      </w:r>
+      <w:proofErr w:type="spellStart"/>
       <w:r>
         <w:rPr>
           <w:b/>
@@ -1986,45 +2556,9 @@
           <w:sz w:val="32"/>
           <w:szCs w:val="32"/>
         </w:rPr>
-        <w:t>docker exec -it  &lt;container_name&gt; bash</w:t>
-      </w:r>
-      <w:r>
-        <w:rPr>
-          <w:sz w:val="32"/>
-          <w:szCs w:val="32"/>
-        </w:rPr>
-        <w:t>: attach your shell to a new Bash process inside container.</w:t>
-      </w:r>
-    </w:p>
-    <w:p>
-      <w:pPr>
-        <w:rPr>
-          <w:sz w:val="32"/>
-          <w:szCs w:val="32"/>
-        </w:rPr>
-      </w:pPr>
-      <w:r>
-        <w:rPr>
-          <w:sz w:val="32"/>
-          <w:szCs w:val="32"/>
-        </w:rPr>
-        <w:t>+Most containers only ship with essential apps and tools to keep them small and reduce attack vectors.</w:t>
-      </w:r>
-    </w:p>
-    <w:p>
-      <w:pPr>
-        <w:rPr>
-          <w:sz w:val="32"/>
-          <w:szCs w:val="32"/>
-        </w:rPr>
-      </w:pPr>
-      <w:r>
-        <w:rPr>
-          <w:sz w:val="32"/>
-          <w:szCs w:val="32"/>
-        </w:rPr>
-        <w:t>+</w:t>
-      </w:r>
+        <w:t>port_out</w:t>
+      </w:r>
+      <w:proofErr w:type="spellEnd"/>
       <w:r>
         <w:rPr>
           <w:b/>
@@ -2032,45 +2566,9 @@
           <w:sz w:val="32"/>
           <w:szCs w:val="32"/>
         </w:rPr>
-        <w:t>exit</w:t>
-      </w:r>
-      <w:r>
-        <w:rPr>
-          <w:sz w:val="32"/>
-          <w:szCs w:val="32"/>
-        </w:rPr>
-        <w:t>: terminate your bash process and connect your shell back to your local terminal.</w:t>
-      </w:r>
-    </w:p>
-    <w:p>
-      <w:pPr>
-        <w:rPr>
-          <w:sz w:val="32"/>
-          <w:szCs w:val="32"/>
-        </w:rPr>
-      </w:pPr>
-      <w:r>
-        <w:rPr>
-          <w:sz w:val="32"/>
-          <w:szCs w:val="32"/>
-        </w:rPr>
-        <w:t>-Delete the container</w:t>
-      </w:r>
-    </w:p>
-    <w:p>
-      <w:pPr>
-        <w:rPr>
-          <w:sz w:val="32"/>
-          <w:szCs w:val="32"/>
-        </w:rPr>
-      </w:pPr>
-      <w:r>
-        <w:rPr>
-          <w:sz w:val="32"/>
-          <w:szCs w:val="32"/>
-        </w:rPr>
-        <w:t>+</w:t>
-      </w:r>
+        <w:t>&gt;:&lt;</w:t>
+      </w:r>
+      <w:proofErr w:type="spellStart"/>
       <w:r>
         <w:rPr>
           <w:b/>
@@ -2078,30 +2576,9 @@
           <w:sz w:val="32"/>
           <w:szCs w:val="32"/>
         </w:rPr>
-        <w:t>docker stop &lt;container_name&gt;</w:t>
-      </w:r>
-      <w:r>
-        <w:rPr>
-          <w:sz w:val="32"/>
-          <w:szCs w:val="32"/>
-        </w:rPr>
-        <w:t>: stop the container</w:t>
-      </w:r>
-    </w:p>
-    <w:p>
-      <w:pPr>
-        <w:rPr>
-          <w:sz w:val="32"/>
-          <w:szCs w:val="32"/>
-        </w:rPr>
-      </w:pPr>
-      <w:r>
-        <w:rPr>
-          <w:sz w:val="32"/>
-          <w:szCs w:val="32"/>
-        </w:rPr>
-        <w:t>+</w:t>
-      </w:r>
+        <w:t>port_in</w:t>
+      </w:r>
+      <w:proofErr w:type="spellEnd"/>
       <w:r>
         <w:rPr>
           <w:b/>
@@ -2109,29 +2586,7 @@
           <w:sz w:val="32"/>
           <w:szCs w:val="32"/>
         </w:rPr>
-        <w:t>docker rm &lt;container&gt;</w:t>
-      </w:r>
-      <w:r>
-        <w:rPr>
-          <w:sz w:val="32"/>
-          <w:szCs w:val="32"/>
-        </w:rPr>
-        <w:t>: kill container</w:t>
-      </w:r>
-    </w:p>
-    <w:p>
-      <w:pPr>
-        <w:rPr>
-          <w:sz w:val="32"/>
-          <w:szCs w:val="32"/>
-        </w:rPr>
-      </w:pPr>
-      <w:r>
-        <w:rPr>
-          <w:sz w:val="32"/>
-          <w:szCs w:val="32"/>
-        </w:rPr>
-        <w:t>+</w:t>
+        <w:t xml:space="preserve">&gt; </w:t>
       </w:r>
       <w:r>
         <w:rPr>
@@ -2140,7 +2595,320 @@
           <w:sz w:val="32"/>
           <w:szCs w:val="32"/>
         </w:rPr>
-        <w:t>docker ps -a</w:t>
+        <w:t>&lt;image&gt;:&lt;version&gt;</w:t>
+      </w:r>
+      <w:r>
+        <w:rPr>
+          <w:sz w:val="32"/>
+          <w:szCs w:val="32"/>
+        </w:rPr>
+        <w:t>: start a new container</w:t>
+      </w:r>
+    </w:p>
+    <w:p>
+      <w:pPr>
+        <w:rPr>
+          <w:sz w:val="32"/>
+          <w:szCs w:val="32"/>
+        </w:rPr>
+      </w:pPr>
+      <w:r>
+        <w:rPr>
+          <w:sz w:val="32"/>
+          <w:szCs w:val="32"/>
+        </w:rPr>
+        <w:t>+</w:t>
+      </w:r>
+      <w:r>
+        <w:rPr>
+          <w:b/>
+          <w:bCs/>
+          <w:sz w:val="32"/>
+          <w:szCs w:val="32"/>
+        </w:rPr>
+        <w:t xml:space="preserve">docker </w:t>
+      </w:r>
+      <w:proofErr w:type="spellStart"/>
+      <w:r>
+        <w:rPr>
+          <w:b/>
+          <w:bCs/>
+          <w:sz w:val="32"/>
+          <w:szCs w:val="32"/>
+        </w:rPr>
+        <w:t>ps</w:t>
+      </w:r>
+      <w:proofErr w:type="spellEnd"/>
+      <w:r>
+        <w:rPr>
+          <w:sz w:val="32"/>
+          <w:szCs w:val="32"/>
+        </w:rPr>
+        <w:t>: see running container</w:t>
+      </w:r>
+    </w:p>
+    <w:p>
+      <w:pPr>
+        <w:rPr>
+          <w:sz w:val="32"/>
+          <w:szCs w:val="32"/>
+        </w:rPr>
+      </w:pPr>
+      <w:r>
+        <w:rPr>
+          <w:sz w:val="32"/>
+          <w:szCs w:val="32"/>
+        </w:rPr>
+        <w:t>-Execute a command inside the container</w:t>
+      </w:r>
+    </w:p>
+    <w:p>
+      <w:pPr>
+        <w:rPr>
+          <w:sz w:val="32"/>
+          <w:szCs w:val="32"/>
+        </w:rPr>
+      </w:pPr>
+      <w:r>
+        <w:rPr>
+          <w:sz w:val="32"/>
+          <w:szCs w:val="32"/>
+        </w:rPr>
+        <w:t>+</w:t>
+      </w:r>
+      <w:r>
+        <w:rPr>
+          <w:b/>
+          <w:bCs/>
+          <w:sz w:val="32"/>
+          <w:szCs w:val="32"/>
+        </w:rPr>
+        <w:t>docker exec -</w:t>
+      </w:r>
+      <w:proofErr w:type="gramStart"/>
+      <w:r>
+        <w:rPr>
+          <w:b/>
+          <w:bCs/>
+          <w:sz w:val="32"/>
+          <w:szCs w:val="32"/>
+        </w:rPr>
+        <w:t>it  &lt;</w:t>
+      </w:r>
+      <w:proofErr w:type="spellStart"/>
+      <w:proofErr w:type="gramEnd"/>
+      <w:r>
+        <w:rPr>
+          <w:b/>
+          <w:bCs/>
+          <w:sz w:val="32"/>
+          <w:szCs w:val="32"/>
+        </w:rPr>
+        <w:t>container_name</w:t>
+      </w:r>
+      <w:proofErr w:type="spellEnd"/>
+      <w:r>
+        <w:rPr>
+          <w:b/>
+          <w:bCs/>
+          <w:sz w:val="32"/>
+          <w:szCs w:val="32"/>
+        </w:rPr>
+        <w:t>&gt; bash</w:t>
+      </w:r>
+      <w:r>
+        <w:rPr>
+          <w:sz w:val="32"/>
+          <w:szCs w:val="32"/>
+        </w:rPr>
+        <w:t>: attach your shell to a new Bash process inside container.</w:t>
+      </w:r>
+    </w:p>
+    <w:p>
+      <w:pPr>
+        <w:rPr>
+          <w:sz w:val="32"/>
+          <w:szCs w:val="32"/>
+        </w:rPr>
+      </w:pPr>
+      <w:r>
+        <w:rPr>
+          <w:sz w:val="32"/>
+          <w:szCs w:val="32"/>
+        </w:rPr>
+        <w:t>+Most containers only ship with essential apps and tools to keep them small and reduce attack vectors.</w:t>
+      </w:r>
+    </w:p>
+    <w:p>
+      <w:pPr>
+        <w:rPr>
+          <w:sz w:val="32"/>
+          <w:szCs w:val="32"/>
+        </w:rPr>
+      </w:pPr>
+      <w:r>
+        <w:rPr>
+          <w:sz w:val="32"/>
+          <w:szCs w:val="32"/>
+        </w:rPr>
+        <w:t>+</w:t>
+      </w:r>
+      <w:r>
+        <w:rPr>
+          <w:b/>
+          <w:bCs/>
+          <w:sz w:val="32"/>
+          <w:szCs w:val="32"/>
+        </w:rPr>
+        <w:t>exit</w:t>
+      </w:r>
+      <w:r>
+        <w:rPr>
+          <w:sz w:val="32"/>
+          <w:szCs w:val="32"/>
+        </w:rPr>
+        <w:t>: terminate your bash process and connect your shell back to your local terminal.</w:t>
+      </w:r>
+    </w:p>
+    <w:p>
+      <w:pPr>
+        <w:rPr>
+          <w:sz w:val="32"/>
+          <w:szCs w:val="32"/>
+        </w:rPr>
+      </w:pPr>
+      <w:r>
+        <w:rPr>
+          <w:sz w:val="32"/>
+          <w:szCs w:val="32"/>
+        </w:rPr>
+        <w:t>-Delete the container</w:t>
+      </w:r>
+    </w:p>
+    <w:p>
+      <w:pPr>
+        <w:rPr>
+          <w:sz w:val="32"/>
+          <w:szCs w:val="32"/>
+        </w:rPr>
+      </w:pPr>
+      <w:r>
+        <w:rPr>
+          <w:sz w:val="32"/>
+          <w:szCs w:val="32"/>
+        </w:rPr>
+        <w:t>+</w:t>
+      </w:r>
+      <w:r>
+        <w:rPr>
+          <w:b/>
+          <w:bCs/>
+          <w:sz w:val="32"/>
+          <w:szCs w:val="32"/>
+        </w:rPr>
+        <w:t>docker stop &lt;</w:t>
+      </w:r>
+      <w:proofErr w:type="spellStart"/>
+      <w:r>
+        <w:rPr>
+          <w:b/>
+          <w:bCs/>
+          <w:sz w:val="32"/>
+          <w:szCs w:val="32"/>
+        </w:rPr>
+        <w:t>container_name</w:t>
+      </w:r>
+      <w:proofErr w:type="spellEnd"/>
+      <w:r>
+        <w:rPr>
+          <w:b/>
+          <w:bCs/>
+          <w:sz w:val="32"/>
+          <w:szCs w:val="32"/>
+        </w:rPr>
+        <w:t>&gt;</w:t>
+      </w:r>
+      <w:r>
+        <w:rPr>
+          <w:sz w:val="32"/>
+          <w:szCs w:val="32"/>
+        </w:rPr>
+        <w:t>: stop the container</w:t>
+      </w:r>
+    </w:p>
+    <w:p>
+      <w:pPr>
+        <w:rPr>
+          <w:sz w:val="32"/>
+          <w:szCs w:val="32"/>
+        </w:rPr>
+      </w:pPr>
+      <w:r>
+        <w:rPr>
+          <w:sz w:val="32"/>
+          <w:szCs w:val="32"/>
+        </w:rPr>
+        <w:t>+</w:t>
+      </w:r>
+      <w:r>
+        <w:rPr>
+          <w:b/>
+          <w:bCs/>
+          <w:sz w:val="32"/>
+          <w:szCs w:val="32"/>
+        </w:rPr>
+        <w:t>docker rm &lt;container&gt;</w:t>
+      </w:r>
+      <w:r>
+        <w:rPr>
+          <w:sz w:val="32"/>
+          <w:szCs w:val="32"/>
+        </w:rPr>
+        <w:t>: kill container</w:t>
+      </w:r>
+    </w:p>
+    <w:p>
+      <w:pPr>
+        <w:rPr>
+          <w:sz w:val="32"/>
+          <w:szCs w:val="32"/>
+        </w:rPr>
+      </w:pPr>
+      <w:r>
+        <w:rPr>
+          <w:sz w:val="32"/>
+          <w:szCs w:val="32"/>
+        </w:rPr>
+        <w:t>+</w:t>
+      </w:r>
+      <w:r>
+        <w:rPr>
+          <w:b/>
+          <w:bCs/>
+          <w:sz w:val="32"/>
+          <w:szCs w:val="32"/>
+        </w:rPr>
+        <w:t xml:space="preserve">docker </w:t>
+      </w:r>
+      <w:proofErr w:type="spellStart"/>
+      <w:r>
+        <w:rPr>
+          <w:b/>
+          <w:bCs/>
+          <w:sz w:val="32"/>
+          <w:szCs w:val="32"/>
+        </w:rPr>
+        <w:t>ps</w:t>
+      </w:r>
+      <w:proofErr w:type="spellEnd"/>
+      <w:r>
+        <w:rPr>
+          <w:b/>
+          <w:bCs/>
+          <w:sz w:val="32"/>
+          <w:szCs w:val="32"/>
+        </w:rPr>
+        <w:t xml:space="preserve"> -a</w:t>
       </w:r>
       <w:r>
         <w:rPr>
@@ -2199,37 +2967,78 @@
           <w:sz w:val="32"/>
           <w:szCs w:val="32"/>
         </w:rPr>
-        <w:t>-Inspect the app’s Dockerfile</w:t>
-      </w:r>
-    </w:p>
-    <w:p>
-      <w:pPr>
-        <w:rPr>
-          <w:sz w:val="32"/>
-          <w:szCs w:val="32"/>
-        </w:rPr>
-      </w:pPr>
-      <w:r>
-        <w:rPr>
-          <w:sz w:val="32"/>
-          <w:szCs w:val="32"/>
-        </w:rPr>
-        <w:t>+Dockerfile: a plain-text document that tells Docker how to build the app and dependencies into an image.</w:t>
-      </w:r>
-    </w:p>
-    <w:p>
-      <w:pPr>
-        <w:rPr>
-          <w:sz w:val="32"/>
-          <w:szCs w:val="32"/>
-        </w:rPr>
-      </w:pPr>
-      <w:r>
-        <w:rPr>
-          <w:sz w:val="32"/>
-          <w:szCs w:val="32"/>
-        </w:rPr>
-        <w:t>+Contents of Dockerfile:</w:t>
+        <w:t xml:space="preserve">-Inspect the app’s </w:t>
+      </w:r>
+      <w:proofErr w:type="spellStart"/>
+      <w:r>
+        <w:rPr>
+          <w:sz w:val="32"/>
+          <w:szCs w:val="32"/>
+        </w:rPr>
+        <w:t>Dockerfile</w:t>
+      </w:r>
+      <w:proofErr w:type="spellEnd"/>
+    </w:p>
+    <w:p>
+      <w:pPr>
+        <w:rPr>
+          <w:sz w:val="32"/>
+          <w:szCs w:val="32"/>
+        </w:rPr>
+      </w:pPr>
+      <w:r>
+        <w:rPr>
+          <w:sz w:val="32"/>
+          <w:szCs w:val="32"/>
+        </w:rPr>
+        <w:t>+</w:t>
+      </w:r>
+      <w:proofErr w:type="spellStart"/>
+      <w:r>
+        <w:rPr>
+          <w:sz w:val="32"/>
+          <w:szCs w:val="32"/>
+        </w:rPr>
+        <w:t>Dockerfile</w:t>
+      </w:r>
+      <w:proofErr w:type="spellEnd"/>
+      <w:r>
+        <w:rPr>
+          <w:sz w:val="32"/>
+          <w:szCs w:val="32"/>
+        </w:rPr>
+        <w:t>: a plain-text document that tells Docker how to build the app and dependencies into an image.</w:t>
+      </w:r>
+    </w:p>
+    <w:p>
+      <w:pPr>
+        <w:rPr>
+          <w:sz w:val="32"/>
+          <w:szCs w:val="32"/>
+        </w:rPr>
+      </w:pPr>
+      <w:r>
+        <w:rPr>
+          <w:sz w:val="32"/>
+          <w:szCs w:val="32"/>
+        </w:rPr>
+        <w:t xml:space="preserve">+Contents of </w:t>
+      </w:r>
+      <w:proofErr w:type="spellStart"/>
+      <w:r>
+        <w:rPr>
+          <w:sz w:val="32"/>
+          <w:szCs w:val="32"/>
+        </w:rPr>
+        <w:t>Dockerfile</w:t>
+      </w:r>
+      <w:proofErr w:type="spellEnd"/>
+      <w:r>
+        <w:rPr>
+          <w:sz w:val="32"/>
+          <w:szCs w:val="32"/>
+        </w:rPr>
+        <w:t>:</w:t>
       </w:r>
     </w:p>
     <w:p>
@@ -2308,7 +3117,39 @@
           <w:sz w:val="32"/>
           <w:szCs w:val="32"/>
         </w:rPr>
-        <w:t>+docker build -t &lt;image&gt;:&lt;version&gt; . : create a new image based on instructions in Dockerfile.</w:t>
+        <w:t>+docker build -t &lt;image&gt;:&lt;version</w:t>
+      </w:r>
+      <w:proofErr w:type="gramStart"/>
+      <w:r>
+        <w:rPr>
+          <w:sz w:val="32"/>
+          <w:szCs w:val="32"/>
+        </w:rPr>
+        <w:t>&gt; .</w:t>
+      </w:r>
+      <w:proofErr w:type="gramEnd"/>
+      <w:r>
+        <w:rPr>
+          <w:sz w:val="32"/>
+          <w:szCs w:val="32"/>
+        </w:rPr>
+        <w:t xml:space="preserve"> : create a new image based on instructions in </w:t>
+      </w:r>
+      <w:proofErr w:type="spellStart"/>
+      <w:r>
+        <w:rPr>
+          <w:sz w:val="32"/>
+          <w:szCs w:val="32"/>
+        </w:rPr>
+        <w:t>Dockerfile</w:t>
+      </w:r>
+      <w:proofErr w:type="spellEnd"/>
+      <w:r>
+        <w:rPr>
+          <w:sz w:val="32"/>
+          <w:szCs w:val="32"/>
+        </w:rPr>
+        <w:t>.</w:t>
       </w:r>
     </w:p>
     <w:p>
@@ -2338,7 +3179,39 @@
           <w:sz w:val="32"/>
           <w:szCs w:val="32"/>
         </w:rPr>
-        <w:t>+docker run -d –name &lt;container&gt; --publish &lt;port_out&gt;:&lt;port_in&gt; &lt;image&gt;:&lt;version&gt;</w:t>
+        <w:t>+docker run -d –name &lt;container&gt; --publish &lt;</w:t>
+      </w:r>
+      <w:proofErr w:type="spellStart"/>
+      <w:r>
+        <w:rPr>
+          <w:sz w:val="32"/>
+          <w:szCs w:val="32"/>
+        </w:rPr>
+        <w:t>port_out</w:t>
+      </w:r>
+      <w:proofErr w:type="spellEnd"/>
+      <w:r>
+        <w:rPr>
+          <w:sz w:val="32"/>
+          <w:szCs w:val="32"/>
+        </w:rPr>
+        <w:t>&gt;:&lt;</w:t>
+      </w:r>
+      <w:proofErr w:type="spellStart"/>
+      <w:r>
+        <w:rPr>
+          <w:sz w:val="32"/>
+          <w:szCs w:val="32"/>
+        </w:rPr>
+        <w:t>port_in</w:t>
+      </w:r>
+      <w:proofErr w:type="spellEnd"/>
+      <w:r>
+        <w:rPr>
+          <w:sz w:val="32"/>
+          <w:szCs w:val="32"/>
+        </w:rPr>
+        <w:t>&gt; &lt;image&gt;:&lt;version&gt;</w:t>
       </w:r>
     </w:p>
     <w:p>
@@ -2638,7 +3511,23 @@
           <w:sz w:val="32"/>
           <w:szCs w:val="32"/>
         </w:rPr>
-        <w:t>and constructing the required namespaces and cgroups to build and start containers.</w:t>
+        <w:t xml:space="preserve">and constructing the required namespaces and </w:t>
+      </w:r>
+      <w:proofErr w:type="spellStart"/>
+      <w:r>
+        <w:rPr>
+          <w:sz w:val="32"/>
+          <w:szCs w:val="32"/>
+        </w:rPr>
+        <w:t>cgroups</w:t>
+      </w:r>
+      <w:proofErr w:type="spellEnd"/>
+      <w:r>
+        <w:rPr>
+          <w:sz w:val="32"/>
+          <w:szCs w:val="32"/>
+        </w:rPr>
+        <w:t xml:space="preserve"> to build and start containers.</w:t>
       </w:r>
     </w:p>
     <w:p>
@@ -2683,14 +3572,39 @@
           <w:sz w:val="32"/>
           <w:szCs w:val="32"/>
         </w:rPr>
-        <w:t>+Docker replaced LXC with libcontainer</w:t>
-      </w:r>
-      <w:r>
-        <w:rPr>
-          <w:sz w:val="32"/>
-          <w:szCs w:val="32"/>
-        </w:rPr>
-        <w:t>. The goal of libcontainer was to be a platform-agnostic tool that gave Docker access to fundamental container building blocks in host kernel.</w:t>
+        <w:t xml:space="preserve">+Docker replaced LXC with </w:t>
+      </w:r>
+      <w:proofErr w:type="spellStart"/>
+      <w:r>
+        <w:rPr>
+          <w:sz w:val="32"/>
+          <w:szCs w:val="32"/>
+        </w:rPr>
+        <w:t>libcontainer</w:t>
+      </w:r>
+      <w:proofErr w:type="spellEnd"/>
+      <w:r>
+        <w:rPr>
+          <w:sz w:val="32"/>
+          <w:szCs w:val="32"/>
+        </w:rPr>
+        <w:t xml:space="preserve">. The goal of </w:t>
+      </w:r>
+      <w:proofErr w:type="spellStart"/>
+      <w:r>
+        <w:rPr>
+          <w:sz w:val="32"/>
+          <w:szCs w:val="32"/>
+        </w:rPr>
+        <w:t>libcontainer</w:t>
+      </w:r>
+      <w:proofErr w:type="spellEnd"/>
+      <w:r>
+        <w:rPr>
+          <w:sz w:val="32"/>
+          <w:szCs w:val="32"/>
+        </w:rPr>
+        <w:t xml:space="preserve"> was to be a platform-agnostic tool that gave Docker access to fundamental container building blocks in host kernel.</w:t>
       </w:r>
     </w:p>
     <w:p>
@@ -2757,7 +3671,71 @@
           <w:sz w:val="32"/>
           <w:szCs w:val="32"/>
         </w:rPr>
-        <w:t>+Notable examples: remove high-level and low level runtime functionality and re-implement them in separate tools called containerd and runc, both of which are used by different projects (Docker, Kubernetes, Firecracker, Fargate). Starting with Docker Desktop 4.27.0, Docker has removed image management from daemon and now uses containerd’s image management.</w:t>
+        <w:t xml:space="preserve">+Notable examples: remove high-level and </w:t>
+      </w:r>
+      <w:proofErr w:type="gramStart"/>
+      <w:r>
+        <w:rPr>
+          <w:sz w:val="32"/>
+          <w:szCs w:val="32"/>
+        </w:rPr>
+        <w:t>low level</w:t>
+      </w:r>
+      <w:proofErr w:type="gramEnd"/>
+      <w:r>
+        <w:rPr>
+          <w:sz w:val="32"/>
+          <w:szCs w:val="32"/>
+        </w:rPr>
+        <w:t xml:space="preserve"> runtime functionality and re-implement them in separate tools called </w:t>
+      </w:r>
+      <w:proofErr w:type="spellStart"/>
+      <w:r>
+        <w:rPr>
+          <w:sz w:val="32"/>
+          <w:szCs w:val="32"/>
+        </w:rPr>
+        <w:t>containerd</w:t>
+      </w:r>
+      <w:proofErr w:type="spellEnd"/>
+      <w:r>
+        <w:rPr>
+          <w:sz w:val="32"/>
+          <w:szCs w:val="32"/>
+        </w:rPr>
+        <w:t xml:space="preserve"> and </w:t>
+      </w:r>
+      <w:proofErr w:type="spellStart"/>
+      <w:r>
+        <w:rPr>
+          <w:sz w:val="32"/>
+          <w:szCs w:val="32"/>
+        </w:rPr>
+        <w:t>runc</w:t>
+      </w:r>
+      <w:proofErr w:type="spellEnd"/>
+      <w:r>
+        <w:rPr>
+          <w:sz w:val="32"/>
+          <w:szCs w:val="32"/>
+        </w:rPr>
+        <w:t xml:space="preserve">, both of which are used by different projects (Docker, Kubernetes, Firecracker, Fargate). Starting with Docker Desktop 4.27.0, Docker has removed image management from daemon and now uses </w:t>
+      </w:r>
+      <w:proofErr w:type="spellStart"/>
+      <w:r>
+        <w:rPr>
+          <w:sz w:val="32"/>
+          <w:szCs w:val="32"/>
+        </w:rPr>
+        <w:t>containerd’s</w:t>
+      </w:r>
+      <w:proofErr w:type="spellEnd"/>
+      <w:r>
+        <w:rPr>
+          <w:sz w:val="32"/>
+          <w:szCs w:val="32"/>
+        </w:rPr>
+        <w:t xml:space="preserve"> image management.</w:t>
       </w:r>
     </w:p>
     <w:p>
@@ -2836,8 +3814,17 @@
           <w:sz w:val="32"/>
           <w:szCs w:val="32"/>
         </w:rPr>
-        <w:t>5.3 The influence of Open Container Initiative (OCI) runc</w:t>
-      </w:r>
+        <w:t xml:space="preserve">5.3 The influence of Open Container Initiative (OCI) </w:t>
+      </w:r>
+      <w:proofErr w:type="spellStart"/>
+      <w:r>
+        <w:rPr>
+          <w:sz w:val="32"/>
+          <w:szCs w:val="32"/>
+        </w:rPr>
+        <w:t>runc</w:t>
+      </w:r>
+      <w:proofErr w:type="spellEnd"/>
     </w:p>
     <w:p>
       <w:pPr>
@@ -2924,44 +3911,133 @@
           <w:sz w:val="32"/>
           <w:szCs w:val="32"/>
         </w:rPr>
-        <w:t>have implemented OCI specifications. Docker uses runc, the reference implementation of OCI runtime-spec,</w:t>
-      </w:r>
-      <w:r>
-        <w:rPr>
-          <w:sz w:val="32"/>
-          <w:szCs w:val="32"/>
-        </w:rPr>
-        <w:t xml:space="preserve"> to create OCI-compliant contaiers (runtime-spec). It also uses BuildKit to build OCI-compliant images (image-spec), and Docker Hub is an OCI-compliant registry (registry-spec).</w:t>
-      </w:r>
-    </w:p>
-    <w:p>
-      <w:pPr>
-        <w:rPr>
-          <w:sz w:val="32"/>
-          <w:szCs w:val="32"/>
-        </w:rPr>
-      </w:pPr>
-      <w:r>
-        <w:rPr>
-          <w:sz w:val="32"/>
-          <w:szCs w:val="32"/>
-        </w:rPr>
-        <w:t>5.4 runc</w:t>
-      </w:r>
-    </w:p>
-    <w:p>
-      <w:pPr>
-        <w:rPr>
-          <w:sz w:val="32"/>
-          <w:szCs w:val="32"/>
-        </w:rPr>
-      </w:pPr>
-      <w:r>
-        <w:rPr>
-          <w:sz w:val="32"/>
-          <w:szCs w:val="32"/>
-        </w:rPr>
-        <w:t>-runc: the reference implementation of OCI runtime-spec. Docker, Inc. was heavily involved in defining the spec and contributed the initial code for runc.</w:t>
+        <w:t xml:space="preserve">have implemented OCI specifications. Docker uses </w:t>
+      </w:r>
+      <w:proofErr w:type="spellStart"/>
+      <w:r>
+        <w:rPr>
+          <w:sz w:val="32"/>
+          <w:szCs w:val="32"/>
+        </w:rPr>
+        <w:t>runc</w:t>
+      </w:r>
+      <w:proofErr w:type="spellEnd"/>
+      <w:r>
+        <w:rPr>
+          <w:sz w:val="32"/>
+          <w:szCs w:val="32"/>
+        </w:rPr>
+        <w:t>, the reference implementation of OCI runtime-spec,</w:t>
+      </w:r>
+      <w:r>
+        <w:rPr>
+          <w:sz w:val="32"/>
+          <w:szCs w:val="32"/>
+        </w:rPr>
+        <w:t xml:space="preserve"> to create OCI-compliant </w:t>
+      </w:r>
+      <w:proofErr w:type="spellStart"/>
+      <w:r>
+        <w:rPr>
+          <w:sz w:val="32"/>
+          <w:szCs w:val="32"/>
+        </w:rPr>
+        <w:t>contaiers</w:t>
+      </w:r>
+      <w:proofErr w:type="spellEnd"/>
+      <w:r>
+        <w:rPr>
+          <w:sz w:val="32"/>
+          <w:szCs w:val="32"/>
+        </w:rPr>
+        <w:t xml:space="preserve"> (runtime-spec). It also uses </w:t>
+      </w:r>
+      <w:proofErr w:type="spellStart"/>
+      <w:r>
+        <w:rPr>
+          <w:sz w:val="32"/>
+          <w:szCs w:val="32"/>
+        </w:rPr>
+        <w:t>BuildKit</w:t>
+      </w:r>
+      <w:proofErr w:type="spellEnd"/>
+      <w:r>
+        <w:rPr>
+          <w:sz w:val="32"/>
+          <w:szCs w:val="32"/>
+        </w:rPr>
+        <w:t xml:space="preserve"> to build OCI-compliant images (image-spec), and Docker Hub is an OCI-compliant registry (registry-spec).</w:t>
+      </w:r>
+    </w:p>
+    <w:p>
+      <w:pPr>
+        <w:rPr>
+          <w:sz w:val="32"/>
+          <w:szCs w:val="32"/>
+        </w:rPr>
+      </w:pPr>
+      <w:r>
+        <w:rPr>
+          <w:sz w:val="32"/>
+          <w:szCs w:val="32"/>
+        </w:rPr>
+        <w:t xml:space="preserve">5.4 </w:t>
+      </w:r>
+      <w:proofErr w:type="spellStart"/>
+      <w:r>
+        <w:rPr>
+          <w:sz w:val="32"/>
+          <w:szCs w:val="32"/>
+        </w:rPr>
+        <w:t>runc</w:t>
+      </w:r>
+      <w:proofErr w:type="spellEnd"/>
+    </w:p>
+    <w:p>
+      <w:pPr>
+        <w:rPr>
+          <w:sz w:val="32"/>
+          <w:szCs w:val="32"/>
+        </w:rPr>
+      </w:pPr>
+      <w:r>
+        <w:rPr>
+          <w:sz w:val="32"/>
+          <w:szCs w:val="32"/>
+        </w:rPr>
+        <w:t>-</w:t>
+      </w:r>
+      <w:proofErr w:type="spellStart"/>
+      <w:r>
+        <w:rPr>
+          <w:sz w:val="32"/>
+          <w:szCs w:val="32"/>
+        </w:rPr>
+        <w:t>runc</w:t>
+      </w:r>
+      <w:proofErr w:type="spellEnd"/>
+      <w:r>
+        <w:rPr>
+          <w:sz w:val="32"/>
+          <w:szCs w:val="32"/>
+        </w:rPr>
+        <w:t xml:space="preserve">: the reference implementation of OCI runtime-spec. Docker, Inc. was heavily involved in defining the spec and contributed the initial code for </w:t>
+      </w:r>
+      <w:proofErr w:type="spellStart"/>
+      <w:r>
+        <w:rPr>
+          <w:sz w:val="32"/>
+          <w:szCs w:val="32"/>
+        </w:rPr>
+        <w:t>runc</w:t>
+      </w:r>
+      <w:proofErr w:type="spellEnd"/>
+      <w:r>
+        <w:rPr>
+          <w:sz w:val="32"/>
+          <w:szCs w:val="32"/>
+        </w:rPr>
+        <w:t>.</w:t>
       </w:r>
     </w:p>
     <w:p>
@@ -2977,111 +4053,376 @@
           <w:szCs w:val="32"/>
         </w:rPr>
         <w:lastRenderedPageBreak/>
-        <w:t xml:space="preserve">-runc is a lightweight CLI wrapper for libcontainer that you can download and use to manage OCI-compliant containers. It’s a very low-level tool and lacks almost  all of features and add-ons you get with Docker Engine. Fortunately, Docker uses runc as its low-level runtime, this means you get OCI-compliant containers and the feature-rich Docker user experience. </w:t>
-      </w:r>
-    </w:p>
-    <w:p>
-      <w:pPr>
-        <w:rPr>
-          <w:sz w:val="32"/>
-          <w:szCs w:val="32"/>
-        </w:rPr>
-      </w:pPr>
-      <w:r>
-        <w:rPr>
-          <w:sz w:val="32"/>
-          <w:szCs w:val="32"/>
-        </w:rPr>
-        <w:t>-runc operates at OCI layer, we often refer to it as a low-level runtime.</w:t>
-      </w:r>
-    </w:p>
-    <w:p>
-      <w:pPr>
-        <w:rPr>
-          <w:sz w:val="32"/>
-          <w:szCs w:val="32"/>
-        </w:rPr>
-      </w:pPr>
-      <w:r>
-        <w:rPr>
-          <w:sz w:val="32"/>
-          <w:szCs w:val="32"/>
-        </w:rPr>
-        <w:t xml:space="preserve">-Docker and Kubernetes use runc as their default low-level runtime, </w:t>
-      </w:r>
-      <w:r>
-        <w:rPr>
-          <w:sz w:val="32"/>
-          <w:szCs w:val="32"/>
-        </w:rPr>
-        <w:t>and both pair it with containerd high-level runtime: containerd operates as high-level runtime managing lifecycle events. Runc operates as low-level runtime executing lifecycle events by interfacing with kernel to do the work of actually building containers and deleting them.</w:t>
-      </w:r>
-    </w:p>
-    <w:p>
-      <w:pPr>
-        <w:rPr>
-          <w:sz w:val="32"/>
-          <w:szCs w:val="32"/>
-        </w:rPr>
-      </w:pPr>
-      <w:r>
-        <w:rPr>
-          <w:sz w:val="32"/>
-          <w:szCs w:val="32"/>
-        </w:rPr>
-        <w:t>5.5 containerd</w:t>
-      </w:r>
-    </w:p>
-    <w:p>
-      <w:pPr>
-        <w:rPr>
-          <w:sz w:val="32"/>
-          <w:szCs w:val="32"/>
-        </w:rPr>
-      </w:pPr>
-      <w:r>
-        <w:rPr>
-          <w:sz w:val="32"/>
-          <w:szCs w:val="32"/>
-        </w:rPr>
-        <w:t>-containerd: another tool that Docker created as a high-level runtime as it manages lifecycle events (start, stop, delete containers). It needs a low-level runtime to perform actual work.</w:t>
-      </w:r>
-      <w:r>
-        <w:rPr>
-          <w:sz w:val="32"/>
-          <w:szCs w:val="32"/>
-        </w:rPr>
-        <w:t xml:space="preserve"> Most of the time, containerd is paired with runc as its low-level runtime. It uses shims that make it possible to replace runc with other low-level runtime.</w:t>
-      </w:r>
-    </w:p>
-    <w:p>
-      <w:pPr>
-        <w:rPr>
-          <w:sz w:val="32"/>
-          <w:szCs w:val="32"/>
-        </w:rPr>
-      </w:pPr>
-      <w:r>
-        <w:rPr>
-          <w:sz w:val="32"/>
-          <w:szCs w:val="32"/>
-        </w:rPr>
-        <w:t>-The original plan was for containerd to be a small specialized tool for managing container lifecycle events. But it has since grown to include the ability to manage images, networks, volumes.</w:t>
-      </w:r>
-    </w:p>
-    <w:p>
-      <w:pPr>
-        <w:rPr>
-          <w:sz w:val="32"/>
-          <w:szCs w:val="32"/>
-        </w:rPr>
-      </w:pPr>
-      <w:r>
-        <w:rPr>
-          <w:sz w:val="32"/>
-          <w:szCs w:val="32"/>
-        </w:rPr>
-        <w:t>-One reason to add more functionality is for projects such as Kubernetes that want containerd to be able to push and pull images.</w:t>
+        <w:t>-</w:t>
+      </w:r>
+      <w:proofErr w:type="spellStart"/>
+      <w:r>
+        <w:rPr>
+          <w:sz w:val="32"/>
+          <w:szCs w:val="32"/>
+        </w:rPr>
+        <w:t>runc</w:t>
+      </w:r>
+      <w:proofErr w:type="spellEnd"/>
+      <w:r>
+        <w:rPr>
+          <w:sz w:val="32"/>
+          <w:szCs w:val="32"/>
+        </w:rPr>
+        <w:t xml:space="preserve"> is a lightweight CLI wrapper for </w:t>
+      </w:r>
+      <w:proofErr w:type="spellStart"/>
+      <w:r>
+        <w:rPr>
+          <w:sz w:val="32"/>
+          <w:szCs w:val="32"/>
+        </w:rPr>
+        <w:t>libcontainer</w:t>
+      </w:r>
+      <w:proofErr w:type="spellEnd"/>
+      <w:r>
+        <w:rPr>
+          <w:sz w:val="32"/>
+          <w:szCs w:val="32"/>
+        </w:rPr>
+        <w:t xml:space="preserve"> that you can download and use to manage OCI-compliant containers. It’s a very low-level tool and lacks </w:t>
+      </w:r>
+      <w:proofErr w:type="gramStart"/>
+      <w:r>
+        <w:rPr>
+          <w:sz w:val="32"/>
+          <w:szCs w:val="32"/>
+        </w:rPr>
+        <w:t>almost  all</w:t>
+      </w:r>
+      <w:proofErr w:type="gramEnd"/>
+      <w:r>
+        <w:rPr>
+          <w:sz w:val="32"/>
+          <w:szCs w:val="32"/>
+        </w:rPr>
+        <w:t xml:space="preserve"> of features and add-ons you get with Docker Engine. Fortunately, Docker uses </w:t>
+      </w:r>
+      <w:proofErr w:type="spellStart"/>
+      <w:r>
+        <w:rPr>
+          <w:sz w:val="32"/>
+          <w:szCs w:val="32"/>
+        </w:rPr>
+        <w:t>runc</w:t>
+      </w:r>
+      <w:proofErr w:type="spellEnd"/>
+      <w:r>
+        <w:rPr>
+          <w:sz w:val="32"/>
+          <w:szCs w:val="32"/>
+        </w:rPr>
+        <w:t xml:space="preserve"> as its low-level runtime, this means you get OCI-compliant containers and the feature-rich Docker user experience. </w:t>
+      </w:r>
+    </w:p>
+    <w:p>
+      <w:pPr>
+        <w:rPr>
+          <w:sz w:val="32"/>
+          <w:szCs w:val="32"/>
+        </w:rPr>
+      </w:pPr>
+      <w:r>
+        <w:rPr>
+          <w:sz w:val="32"/>
+          <w:szCs w:val="32"/>
+        </w:rPr>
+        <w:t>-</w:t>
+      </w:r>
+      <w:proofErr w:type="spellStart"/>
+      <w:r>
+        <w:rPr>
+          <w:sz w:val="32"/>
+          <w:szCs w:val="32"/>
+        </w:rPr>
+        <w:t>runc</w:t>
+      </w:r>
+      <w:proofErr w:type="spellEnd"/>
+      <w:r>
+        <w:rPr>
+          <w:sz w:val="32"/>
+          <w:szCs w:val="32"/>
+        </w:rPr>
+        <w:t xml:space="preserve"> operates at OCI layer, we often refer to it as a low-level runtime.</w:t>
+      </w:r>
+    </w:p>
+    <w:p>
+      <w:pPr>
+        <w:rPr>
+          <w:sz w:val="32"/>
+          <w:szCs w:val="32"/>
+        </w:rPr>
+      </w:pPr>
+      <w:r>
+        <w:rPr>
+          <w:sz w:val="32"/>
+          <w:szCs w:val="32"/>
+        </w:rPr>
+        <w:t xml:space="preserve">-Docker and Kubernetes use </w:t>
+      </w:r>
+      <w:proofErr w:type="spellStart"/>
+      <w:r>
+        <w:rPr>
+          <w:sz w:val="32"/>
+          <w:szCs w:val="32"/>
+        </w:rPr>
+        <w:t>runc</w:t>
+      </w:r>
+      <w:proofErr w:type="spellEnd"/>
+      <w:r>
+        <w:rPr>
+          <w:sz w:val="32"/>
+          <w:szCs w:val="32"/>
+        </w:rPr>
+        <w:t xml:space="preserve"> as their default low-level runtime, </w:t>
+      </w:r>
+      <w:r>
+        <w:rPr>
+          <w:sz w:val="32"/>
+          <w:szCs w:val="32"/>
+        </w:rPr>
+        <w:t xml:space="preserve">and both pair it with </w:t>
+      </w:r>
+      <w:proofErr w:type="spellStart"/>
+      <w:r>
+        <w:rPr>
+          <w:sz w:val="32"/>
+          <w:szCs w:val="32"/>
+        </w:rPr>
+        <w:t>containerd</w:t>
+      </w:r>
+      <w:proofErr w:type="spellEnd"/>
+      <w:r>
+        <w:rPr>
+          <w:sz w:val="32"/>
+          <w:szCs w:val="32"/>
+        </w:rPr>
+        <w:t xml:space="preserve"> high-level runtime: </w:t>
+      </w:r>
+      <w:proofErr w:type="spellStart"/>
+      <w:r>
+        <w:rPr>
+          <w:sz w:val="32"/>
+          <w:szCs w:val="32"/>
+        </w:rPr>
+        <w:t>containerd</w:t>
+      </w:r>
+      <w:proofErr w:type="spellEnd"/>
+      <w:r>
+        <w:rPr>
+          <w:sz w:val="32"/>
+          <w:szCs w:val="32"/>
+        </w:rPr>
+        <w:t xml:space="preserve"> operates as high-level runtime managing lifecycle events. </w:t>
+      </w:r>
+      <w:proofErr w:type="spellStart"/>
+      <w:r>
+        <w:rPr>
+          <w:sz w:val="32"/>
+          <w:szCs w:val="32"/>
+        </w:rPr>
+        <w:t>Runc</w:t>
+      </w:r>
+      <w:proofErr w:type="spellEnd"/>
+      <w:r>
+        <w:rPr>
+          <w:sz w:val="32"/>
+          <w:szCs w:val="32"/>
+        </w:rPr>
+        <w:t xml:space="preserve"> operates as low-level runtime executing lifecycle events by interfacing with kernel to do the work of actually building containers and deleting them.</w:t>
+      </w:r>
+    </w:p>
+    <w:p>
+      <w:pPr>
+        <w:rPr>
+          <w:sz w:val="32"/>
+          <w:szCs w:val="32"/>
+        </w:rPr>
+      </w:pPr>
+      <w:r>
+        <w:rPr>
+          <w:sz w:val="32"/>
+          <w:szCs w:val="32"/>
+        </w:rPr>
+        <w:t xml:space="preserve">5.5 </w:t>
+      </w:r>
+      <w:proofErr w:type="spellStart"/>
+      <w:r>
+        <w:rPr>
+          <w:sz w:val="32"/>
+          <w:szCs w:val="32"/>
+        </w:rPr>
+        <w:t>containerd</w:t>
+      </w:r>
+      <w:proofErr w:type="spellEnd"/>
+    </w:p>
+    <w:p>
+      <w:pPr>
+        <w:rPr>
+          <w:sz w:val="32"/>
+          <w:szCs w:val="32"/>
+        </w:rPr>
+      </w:pPr>
+      <w:r>
+        <w:rPr>
+          <w:sz w:val="32"/>
+          <w:szCs w:val="32"/>
+        </w:rPr>
+        <w:t>-</w:t>
+      </w:r>
+      <w:proofErr w:type="spellStart"/>
+      <w:r>
+        <w:rPr>
+          <w:sz w:val="32"/>
+          <w:szCs w:val="32"/>
+        </w:rPr>
+        <w:t>containerd</w:t>
+      </w:r>
+      <w:proofErr w:type="spellEnd"/>
+      <w:r>
+        <w:rPr>
+          <w:sz w:val="32"/>
+          <w:szCs w:val="32"/>
+        </w:rPr>
+        <w:t>: another tool that Docker created as a high-level runtime as it manages lifecycle events (start, stop, delete containers). It needs a low-level runtime to perform actual work.</w:t>
+      </w:r>
+      <w:r>
+        <w:rPr>
+          <w:sz w:val="32"/>
+          <w:szCs w:val="32"/>
+        </w:rPr>
+        <w:t xml:space="preserve"> Most of the time, </w:t>
+      </w:r>
+      <w:proofErr w:type="spellStart"/>
+      <w:r>
+        <w:rPr>
+          <w:sz w:val="32"/>
+          <w:szCs w:val="32"/>
+        </w:rPr>
+        <w:t>containerd</w:t>
+      </w:r>
+      <w:proofErr w:type="spellEnd"/>
+      <w:r>
+        <w:rPr>
+          <w:sz w:val="32"/>
+          <w:szCs w:val="32"/>
+        </w:rPr>
+        <w:t xml:space="preserve"> is paired with </w:t>
+      </w:r>
+      <w:proofErr w:type="spellStart"/>
+      <w:r>
+        <w:rPr>
+          <w:sz w:val="32"/>
+          <w:szCs w:val="32"/>
+        </w:rPr>
+        <w:t>runc</w:t>
+      </w:r>
+      <w:proofErr w:type="spellEnd"/>
+      <w:r>
+        <w:rPr>
+          <w:sz w:val="32"/>
+          <w:szCs w:val="32"/>
+        </w:rPr>
+        <w:t xml:space="preserve"> as its low-level runtime. It uses shims that make it possible to replace </w:t>
+      </w:r>
+      <w:proofErr w:type="spellStart"/>
+      <w:r>
+        <w:rPr>
+          <w:sz w:val="32"/>
+          <w:szCs w:val="32"/>
+        </w:rPr>
+        <w:t>runc</w:t>
+      </w:r>
+      <w:proofErr w:type="spellEnd"/>
+      <w:r>
+        <w:rPr>
+          <w:sz w:val="32"/>
+          <w:szCs w:val="32"/>
+        </w:rPr>
+        <w:t xml:space="preserve"> with </w:t>
+      </w:r>
+      <w:proofErr w:type="gramStart"/>
+      <w:r>
+        <w:rPr>
+          <w:sz w:val="32"/>
+          <w:szCs w:val="32"/>
+        </w:rPr>
+        <w:t>other</w:t>
+      </w:r>
+      <w:proofErr w:type="gramEnd"/>
+      <w:r>
+        <w:rPr>
+          <w:sz w:val="32"/>
+          <w:szCs w:val="32"/>
+        </w:rPr>
+        <w:t xml:space="preserve"> low-level runtime.</w:t>
+      </w:r>
+    </w:p>
+    <w:p>
+      <w:pPr>
+        <w:rPr>
+          <w:sz w:val="32"/>
+          <w:szCs w:val="32"/>
+        </w:rPr>
+      </w:pPr>
+      <w:r>
+        <w:rPr>
+          <w:sz w:val="32"/>
+          <w:szCs w:val="32"/>
+        </w:rPr>
+        <w:t xml:space="preserve">-The original plan was for </w:t>
+      </w:r>
+      <w:proofErr w:type="spellStart"/>
+      <w:r>
+        <w:rPr>
+          <w:sz w:val="32"/>
+          <w:szCs w:val="32"/>
+        </w:rPr>
+        <w:t>containerd</w:t>
+      </w:r>
+      <w:proofErr w:type="spellEnd"/>
+      <w:r>
+        <w:rPr>
+          <w:sz w:val="32"/>
+          <w:szCs w:val="32"/>
+        </w:rPr>
+        <w:t xml:space="preserve"> to be a small specialized tool for managing container lifecycle events. But it has since grown to include the ability to manage images, networks, volumes.</w:t>
+      </w:r>
+    </w:p>
+    <w:p>
+      <w:pPr>
+        <w:rPr>
+          <w:sz w:val="32"/>
+          <w:szCs w:val="32"/>
+        </w:rPr>
+      </w:pPr>
+      <w:r>
+        <w:rPr>
+          <w:sz w:val="32"/>
+          <w:szCs w:val="32"/>
+        </w:rPr>
+        <w:t xml:space="preserve">-One reason to add more functionality is for projects such as Kubernetes that want </w:t>
+      </w:r>
+      <w:proofErr w:type="spellStart"/>
+      <w:r>
+        <w:rPr>
+          <w:sz w:val="32"/>
+          <w:szCs w:val="32"/>
+        </w:rPr>
+        <w:t>containerd</w:t>
+      </w:r>
+      <w:proofErr w:type="spellEnd"/>
+      <w:r>
+        <w:rPr>
+          <w:sz w:val="32"/>
+          <w:szCs w:val="32"/>
+        </w:rPr>
+        <w:t xml:space="preserve"> to be able to push and pull images.</w:t>
       </w:r>
       <w:r>
         <w:rPr>
@@ -3103,7 +4444,23 @@
           <w:sz w:val="32"/>
           <w:szCs w:val="32"/>
         </w:rPr>
-        <w:t>-containerd was originally developed by Docker, Inc. and donated the Cloud Native Computing Foundation (CNCF).</w:t>
+        <w:t>-</w:t>
+      </w:r>
+      <w:proofErr w:type="spellStart"/>
+      <w:r>
+        <w:rPr>
+          <w:sz w:val="32"/>
+          <w:szCs w:val="32"/>
+        </w:rPr>
+        <w:t>containerd</w:t>
+      </w:r>
+      <w:proofErr w:type="spellEnd"/>
+      <w:r>
+        <w:rPr>
+          <w:sz w:val="32"/>
+          <w:szCs w:val="32"/>
+        </w:rPr>
+        <w:t xml:space="preserve"> was originally developed by Docker, Inc. and donated the Cloud Native Computing Foundation (CNCF).</w:t>
       </w:r>
     </w:p>
     <w:p>
@@ -3179,59 +4536,230 @@
           <w:sz w:val="32"/>
           <w:szCs w:val="32"/>
         </w:rPr>
-        <w:t>-Daemon can expose API on a local socket or over network. On Linux, the local socket is /var/run/docker.sock and on Windows it’s \pipe\docker_engine</w:t>
-      </w:r>
-    </w:p>
-    <w:p>
-      <w:pPr>
-        <w:rPr>
-          <w:sz w:val="32"/>
-          <w:szCs w:val="32"/>
-        </w:rPr>
-      </w:pPr>
-      <w:r>
-        <w:rPr>
-          <w:sz w:val="32"/>
-          <w:szCs w:val="32"/>
-        </w:rPr>
-        <w:t>-The daemon receives the request, interprets it as a request to create a new container, and passes it to containerd. Remember that daemon no longer contains any code to create containers.</w:t>
-      </w:r>
-    </w:p>
-    <w:p>
-      <w:pPr>
-        <w:rPr>
-          <w:sz w:val="32"/>
-          <w:szCs w:val="32"/>
-        </w:rPr>
-      </w:pPr>
-      <w:r>
-        <w:rPr>
-          <w:sz w:val="32"/>
-          <w:szCs w:val="32"/>
-        </w:rPr>
-        <w:t>-daemon communicates with c</w:t>
-      </w:r>
-      <w:r>
-        <w:rPr>
-          <w:sz w:val="32"/>
-          <w:szCs w:val="32"/>
-        </w:rPr>
-        <w:t>ontainerd via a CRUD-style API over gRPC</w:t>
-      </w:r>
-    </w:p>
-    <w:p>
-      <w:pPr>
-        <w:rPr>
-          <w:sz w:val="32"/>
-          <w:szCs w:val="32"/>
-        </w:rPr>
-      </w:pPr>
-      <w:r>
-        <w:rPr>
-          <w:sz w:val="32"/>
-          <w:szCs w:val="32"/>
-        </w:rPr>
-        <w:t>-Even containerd can’t create containers. It converts the required Docker image into OCI bundle and tells runc  use this to create a new container. runc interfaces with OS kernel to pull all constructs necessary to create a container (namespaces, cgroups…). The container starts as a child process of runc, as soon as container starts, runc exits.</w:t>
+        <w:t>-Daemon can expose API on a local socket or over network. On Linux, the local socket is /var/run/</w:t>
+      </w:r>
+      <w:proofErr w:type="spellStart"/>
+      <w:r>
+        <w:rPr>
+          <w:sz w:val="32"/>
+          <w:szCs w:val="32"/>
+        </w:rPr>
+        <w:t>docker.sock</w:t>
+      </w:r>
+      <w:proofErr w:type="spellEnd"/>
+      <w:r>
+        <w:rPr>
+          <w:sz w:val="32"/>
+          <w:szCs w:val="32"/>
+        </w:rPr>
+        <w:t xml:space="preserve"> and on Windows it’s \pipe\</w:t>
+      </w:r>
+      <w:proofErr w:type="spellStart"/>
+      <w:r>
+        <w:rPr>
+          <w:sz w:val="32"/>
+          <w:szCs w:val="32"/>
+        </w:rPr>
+        <w:t>docker_engine</w:t>
+      </w:r>
+      <w:proofErr w:type="spellEnd"/>
+    </w:p>
+    <w:p>
+      <w:pPr>
+        <w:rPr>
+          <w:sz w:val="32"/>
+          <w:szCs w:val="32"/>
+        </w:rPr>
+      </w:pPr>
+      <w:r>
+        <w:rPr>
+          <w:sz w:val="32"/>
+          <w:szCs w:val="32"/>
+        </w:rPr>
+        <w:t xml:space="preserve">-The daemon receives the request, interprets it as a request to create a new container, and passes it to </w:t>
+      </w:r>
+      <w:proofErr w:type="spellStart"/>
+      <w:r>
+        <w:rPr>
+          <w:sz w:val="32"/>
+          <w:szCs w:val="32"/>
+        </w:rPr>
+        <w:t>containerd</w:t>
+      </w:r>
+      <w:proofErr w:type="spellEnd"/>
+      <w:r>
+        <w:rPr>
+          <w:sz w:val="32"/>
+          <w:szCs w:val="32"/>
+        </w:rPr>
+        <w:t>. Remember that daemon no longer contains any code to create containers.</w:t>
+      </w:r>
+    </w:p>
+    <w:p>
+      <w:pPr>
+        <w:rPr>
+          <w:sz w:val="32"/>
+          <w:szCs w:val="32"/>
+        </w:rPr>
+      </w:pPr>
+      <w:r>
+        <w:rPr>
+          <w:sz w:val="32"/>
+          <w:szCs w:val="32"/>
+        </w:rPr>
+        <w:t xml:space="preserve">-daemon communicates with </w:t>
+      </w:r>
+      <w:proofErr w:type="spellStart"/>
+      <w:r>
+        <w:rPr>
+          <w:sz w:val="32"/>
+          <w:szCs w:val="32"/>
+        </w:rPr>
+        <w:t>c</w:t>
+      </w:r>
+      <w:r>
+        <w:rPr>
+          <w:sz w:val="32"/>
+          <w:szCs w:val="32"/>
+        </w:rPr>
+        <w:t>ontainerd</w:t>
+      </w:r>
+      <w:proofErr w:type="spellEnd"/>
+      <w:r>
+        <w:rPr>
+          <w:sz w:val="32"/>
+          <w:szCs w:val="32"/>
+        </w:rPr>
+        <w:t xml:space="preserve"> via a CRUD-style API over </w:t>
+      </w:r>
+      <w:proofErr w:type="spellStart"/>
+      <w:r>
+        <w:rPr>
+          <w:sz w:val="32"/>
+          <w:szCs w:val="32"/>
+        </w:rPr>
+        <w:t>gRPC</w:t>
+      </w:r>
+      <w:proofErr w:type="spellEnd"/>
+    </w:p>
+    <w:p>
+      <w:pPr>
+        <w:rPr>
+          <w:sz w:val="32"/>
+          <w:szCs w:val="32"/>
+        </w:rPr>
+      </w:pPr>
+      <w:r>
+        <w:rPr>
+          <w:sz w:val="32"/>
+          <w:szCs w:val="32"/>
+        </w:rPr>
+        <w:t xml:space="preserve">-Even </w:t>
+      </w:r>
+      <w:proofErr w:type="spellStart"/>
+      <w:r>
+        <w:rPr>
+          <w:sz w:val="32"/>
+          <w:szCs w:val="32"/>
+        </w:rPr>
+        <w:t>containerd</w:t>
+      </w:r>
+      <w:proofErr w:type="spellEnd"/>
+      <w:r>
+        <w:rPr>
+          <w:sz w:val="32"/>
+          <w:szCs w:val="32"/>
+        </w:rPr>
+        <w:t xml:space="preserve"> can’t create containers. It converts the required Docker image into OCI bundle and tells </w:t>
+      </w:r>
+      <w:proofErr w:type="spellStart"/>
+      <w:proofErr w:type="gramStart"/>
+      <w:r>
+        <w:rPr>
+          <w:sz w:val="32"/>
+          <w:szCs w:val="32"/>
+        </w:rPr>
+        <w:t>runc</w:t>
+      </w:r>
+      <w:proofErr w:type="spellEnd"/>
+      <w:r>
+        <w:rPr>
+          <w:sz w:val="32"/>
+          <w:szCs w:val="32"/>
+        </w:rPr>
+        <w:t xml:space="preserve">  use</w:t>
+      </w:r>
+      <w:proofErr w:type="gramEnd"/>
+      <w:r>
+        <w:rPr>
+          <w:sz w:val="32"/>
+          <w:szCs w:val="32"/>
+        </w:rPr>
+        <w:t xml:space="preserve"> this to create a new container. </w:t>
+      </w:r>
+      <w:proofErr w:type="spellStart"/>
+      <w:r>
+        <w:rPr>
+          <w:sz w:val="32"/>
+          <w:szCs w:val="32"/>
+        </w:rPr>
+        <w:t>runc</w:t>
+      </w:r>
+      <w:proofErr w:type="spellEnd"/>
+      <w:r>
+        <w:rPr>
+          <w:sz w:val="32"/>
+          <w:szCs w:val="32"/>
+        </w:rPr>
+        <w:t xml:space="preserve"> interfaces with OS kernel to pull all constructs necessary to create a container (namespaces, </w:t>
+      </w:r>
+      <w:proofErr w:type="spellStart"/>
+      <w:r>
+        <w:rPr>
+          <w:sz w:val="32"/>
+          <w:szCs w:val="32"/>
+        </w:rPr>
+        <w:t>cgroups</w:t>
+      </w:r>
+      <w:proofErr w:type="spellEnd"/>
+      <w:r>
+        <w:rPr>
+          <w:sz w:val="32"/>
+          <w:szCs w:val="32"/>
+        </w:rPr>
+        <w:t xml:space="preserve">…). The container starts as a child process of </w:t>
+      </w:r>
+      <w:proofErr w:type="spellStart"/>
+      <w:r>
+        <w:rPr>
+          <w:sz w:val="32"/>
+          <w:szCs w:val="32"/>
+        </w:rPr>
+        <w:t>runc</w:t>
+      </w:r>
+      <w:proofErr w:type="spellEnd"/>
+      <w:r>
+        <w:rPr>
+          <w:sz w:val="32"/>
+          <w:szCs w:val="32"/>
+        </w:rPr>
+        <w:t xml:space="preserve">, as soon as container starts, </w:t>
+      </w:r>
+      <w:proofErr w:type="spellStart"/>
+      <w:r>
+        <w:rPr>
+          <w:sz w:val="32"/>
+          <w:szCs w:val="32"/>
+        </w:rPr>
+        <w:t>runc</w:t>
+      </w:r>
+      <w:proofErr w:type="spellEnd"/>
+      <w:r>
+        <w:rPr>
+          <w:sz w:val="32"/>
+          <w:szCs w:val="32"/>
+        </w:rPr>
+        <w:t xml:space="preserve"> exits.</w:t>
       </w:r>
     </w:p>
     <w:p>
@@ -3310,14 +4838,62 @@
           <w:szCs w:val="32"/>
         </w:rPr>
         <w:lastRenderedPageBreak/>
-        <w:t xml:space="preserve">-daemonless containers: </w:t>
-      </w:r>
-      <w:r>
-        <w:rPr>
-          <w:sz w:val="32"/>
-          <w:szCs w:val="32"/>
-        </w:rPr>
-        <w:t xml:space="preserve">decoupling the container creation and management from Docker daemon and implementing it in containerd and runc makes it possible to stop, restart, and even update the daemon without </w:t>
+        <w:t>-</w:t>
+      </w:r>
+      <w:proofErr w:type="spellStart"/>
+      <w:r>
+        <w:rPr>
+          <w:sz w:val="32"/>
+          <w:szCs w:val="32"/>
+        </w:rPr>
+        <w:t>daemonless</w:t>
+      </w:r>
+      <w:proofErr w:type="spellEnd"/>
+      <w:r>
+        <w:rPr>
+          <w:sz w:val="32"/>
+          <w:szCs w:val="32"/>
+        </w:rPr>
+        <w:t xml:space="preserve"> containers: </w:t>
+      </w:r>
+      <w:r>
+        <w:rPr>
+          <w:sz w:val="32"/>
+          <w:szCs w:val="32"/>
+        </w:rPr>
+        <w:t xml:space="preserve">decoupling the container creation and management from Docker daemon and implementing it in </w:t>
+      </w:r>
+      <w:proofErr w:type="spellStart"/>
+      <w:r>
+        <w:rPr>
+          <w:sz w:val="32"/>
+          <w:szCs w:val="32"/>
+        </w:rPr>
+        <w:t>containerd</w:t>
+      </w:r>
+      <w:proofErr w:type="spellEnd"/>
+      <w:r>
+        <w:rPr>
+          <w:sz w:val="32"/>
+          <w:szCs w:val="32"/>
+        </w:rPr>
+        <w:t xml:space="preserve"> and </w:t>
+      </w:r>
+      <w:proofErr w:type="spellStart"/>
+      <w:r>
+        <w:rPr>
+          <w:sz w:val="32"/>
+          <w:szCs w:val="32"/>
+        </w:rPr>
+        <w:t>runc</w:t>
+      </w:r>
+      <w:proofErr w:type="spellEnd"/>
+      <w:r>
+        <w:rPr>
+          <w:sz w:val="32"/>
+          <w:szCs w:val="32"/>
+        </w:rPr>
+        <w:t xml:space="preserve"> makes it possible to stop, restart, and even update the daemon without </w:t>
       </w:r>
       <w:r>
         <w:rPr>
@@ -3361,51 +4937,163 @@
           <w:sz w:val="32"/>
           <w:szCs w:val="32"/>
         </w:rPr>
-        <w:t>-Shims are popular software engineering pattern, Docker Engine uses them between containerd and OCI layer</w:t>
-      </w:r>
-      <w:r>
-        <w:rPr>
-          <w:sz w:val="32"/>
-          <w:szCs w:val="32"/>
-        </w:rPr>
-        <w:t>, bring benefits: daemonless containers, improved efficiency, pluggable OCI layer.</w:t>
-      </w:r>
-    </w:p>
-    <w:p>
-      <w:pPr>
-        <w:rPr>
-          <w:sz w:val="32"/>
-          <w:szCs w:val="32"/>
-        </w:rPr>
-      </w:pPr>
-      <w:r>
-        <w:rPr>
-          <w:sz w:val="32"/>
-          <w:szCs w:val="32"/>
-        </w:rPr>
-        <w:t>-Daemonless containers is the ability to stop, restart, and update Docker daemon without impacting running containers.</w:t>
-      </w:r>
-    </w:p>
-    <w:p>
-      <w:pPr>
-        <w:rPr>
-          <w:sz w:val="32"/>
-          <w:szCs w:val="32"/>
-        </w:rPr>
-      </w:pPr>
-      <w:r>
-        <w:rPr>
-          <w:sz w:val="32"/>
-          <w:szCs w:val="32"/>
-        </w:rPr>
-        <w:t>-Containerd forks a shim and a runc process for every new container. But each runc process exits as soon as container starts running, leaving shim process as container’s parent process. The shim is lightweight and</w:t>
-      </w:r>
-      <w:r>
-        <w:rPr>
-          <w:sz w:val="32"/>
-          <w:szCs w:val="32"/>
-        </w:rPr>
-        <w:t xml:space="preserve"> sits between containerd and container.</w:t>
+        <w:t xml:space="preserve">-Shims are popular software engineering pattern, Docker Engine uses them between </w:t>
+      </w:r>
+      <w:proofErr w:type="spellStart"/>
+      <w:r>
+        <w:rPr>
+          <w:sz w:val="32"/>
+          <w:szCs w:val="32"/>
+        </w:rPr>
+        <w:t>containerd</w:t>
+      </w:r>
+      <w:proofErr w:type="spellEnd"/>
+      <w:r>
+        <w:rPr>
+          <w:sz w:val="32"/>
+          <w:szCs w:val="32"/>
+        </w:rPr>
+        <w:t xml:space="preserve"> and OCI layer</w:t>
+      </w:r>
+      <w:r>
+        <w:rPr>
+          <w:sz w:val="32"/>
+          <w:szCs w:val="32"/>
+        </w:rPr>
+        <w:t xml:space="preserve">, bring benefits: </w:t>
+      </w:r>
+      <w:proofErr w:type="spellStart"/>
+      <w:r>
+        <w:rPr>
+          <w:sz w:val="32"/>
+          <w:szCs w:val="32"/>
+        </w:rPr>
+        <w:t>daemonless</w:t>
+      </w:r>
+      <w:proofErr w:type="spellEnd"/>
+      <w:r>
+        <w:rPr>
+          <w:sz w:val="32"/>
+          <w:szCs w:val="32"/>
+        </w:rPr>
+        <w:t xml:space="preserve"> containers, improved efficiency, pluggable OCI layer.</w:t>
+      </w:r>
+    </w:p>
+    <w:p>
+      <w:pPr>
+        <w:rPr>
+          <w:sz w:val="32"/>
+          <w:szCs w:val="32"/>
+        </w:rPr>
+      </w:pPr>
+      <w:r>
+        <w:rPr>
+          <w:sz w:val="32"/>
+          <w:szCs w:val="32"/>
+        </w:rPr>
+        <w:t>-</w:t>
+      </w:r>
+      <w:proofErr w:type="spellStart"/>
+      <w:r>
+        <w:rPr>
+          <w:sz w:val="32"/>
+          <w:szCs w:val="32"/>
+        </w:rPr>
+        <w:t>Daemonless</w:t>
+      </w:r>
+      <w:proofErr w:type="spellEnd"/>
+      <w:r>
+        <w:rPr>
+          <w:sz w:val="32"/>
+          <w:szCs w:val="32"/>
+        </w:rPr>
+        <w:t xml:space="preserve"> containers is the ability to stop, restart, and update Docker daemon without impacting running containers.</w:t>
+      </w:r>
+    </w:p>
+    <w:p>
+      <w:pPr>
+        <w:rPr>
+          <w:sz w:val="32"/>
+          <w:szCs w:val="32"/>
+        </w:rPr>
+      </w:pPr>
+      <w:r>
+        <w:rPr>
+          <w:sz w:val="32"/>
+          <w:szCs w:val="32"/>
+        </w:rPr>
+        <w:t>-</w:t>
+      </w:r>
+      <w:proofErr w:type="spellStart"/>
+      <w:r>
+        <w:rPr>
+          <w:sz w:val="32"/>
+          <w:szCs w:val="32"/>
+        </w:rPr>
+        <w:t>Containerd</w:t>
+      </w:r>
+      <w:proofErr w:type="spellEnd"/>
+      <w:r>
+        <w:rPr>
+          <w:sz w:val="32"/>
+          <w:szCs w:val="32"/>
+        </w:rPr>
+        <w:t xml:space="preserve"> forks a shim and a </w:t>
+      </w:r>
+      <w:proofErr w:type="spellStart"/>
+      <w:r>
+        <w:rPr>
+          <w:sz w:val="32"/>
+          <w:szCs w:val="32"/>
+        </w:rPr>
+        <w:t>runc</w:t>
+      </w:r>
+      <w:proofErr w:type="spellEnd"/>
+      <w:r>
+        <w:rPr>
+          <w:sz w:val="32"/>
+          <w:szCs w:val="32"/>
+        </w:rPr>
+        <w:t xml:space="preserve"> process for every new container. But each </w:t>
+      </w:r>
+      <w:proofErr w:type="spellStart"/>
+      <w:r>
+        <w:rPr>
+          <w:sz w:val="32"/>
+          <w:szCs w:val="32"/>
+        </w:rPr>
+        <w:t>runc</w:t>
+      </w:r>
+      <w:proofErr w:type="spellEnd"/>
+      <w:r>
+        <w:rPr>
+          <w:sz w:val="32"/>
+          <w:szCs w:val="32"/>
+        </w:rPr>
+        <w:t xml:space="preserve"> process exits as soon as container starts running, leaving shim process as container’s parent process. The shim is lightweight and</w:t>
+      </w:r>
+      <w:r>
+        <w:rPr>
+          <w:sz w:val="32"/>
+          <w:szCs w:val="32"/>
+        </w:rPr>
+        <w:t xml:space="preserve"> sits between </w:t>
+      </w:r>
+      <w:proofErr w:type="spellStart"/>
+      <w:r>
+        <w:rPr>
+          <w:sz w:val="32"/>
+          <w:szCs w:val="32"/>
+        </w:rPr>
+        <w:t>containerd</w:t>
+      </w:r>
+      <w:proofErr w:type="spellEnd"/>
+      <w:r>
+        <w:rPr>
+          <w:sz w:val="32"/>
+          <w:szCs w:val="32"/>
+        </w:rPr>
+        <w:t xml:space="preserve"> and container.</w:t>
       </w:r>
       <w:r>
         <w:rPr>
@@ -3427,7 +5115,23 @@
           <w:sz w:val="32"/>
           <w:szCs w:val="32"/>
         </w:rPr>
-        <w:t>-Shims also make it possible to replace runc with other low-level runtimes.</w:t>
+        <w:t xml:space="preserve">-Shims also make it possible to replace </w:t>
+      </w:r>
+      <w:proofErr w:type="spellStart"/>
+      <w:r>
+        <w:rPr>
+          <w:sz w:val="32"/>
+          <w:szCs w:val="32"/>
+        </w:rPr>
+        <w:t>runc</w:t>
+      </w:r>
+      <w:proofErr w:type="spellEnd"/>
+      <w:r>
+        <w:rPr>
+          <w:sz w:val="32"/>
+          <w:szCs w:val="32"/>
+        </w:rPr>
+        <w:t xml:space="preserve"> with other low-level runtimes.</w:t>
       </w:r>
     </w:p>
     <w:p>
@@ -3457,8 +5161,113 @@
           <w:sz w:val="32"/>
           <w:szCs w:val="32"/>
         </w:rPr>
-        <w:t>-On Linux system, Docker implements components we’ve discussed as separate binaries: /usr/bin/dockerd (daemon), /usr/bin/containerd, /usr/bin/containerd-shim-runc-v2, /usr/bin/runc</w:t>
-      </w:r>
+        <w:t>-On Linux system, Docker implements components we’ve discussed as separate binaries: /</w:t>
+      </w:r>
+      <w:proofErr w:type="spellStart"/>
+      <w:r>
+        <w:rPr>
+          <w:sz w:val="32"/>
+          <w:szCs w:val="32"/>
+        </w:rPr>
+        <w:t>usr</w:t>
+      </w:r>
+      <w:proofErr w:type="spellEnd"/>
+      <w:r>
+        <w:rPr>
+          <w:sz w:val="32"/>
+          <w:szCs w:val="32"/>
+        </w:rPr>
+        <w:t>/bin/</w:t>
+      </w:r>
+      <w:proofErr w:type="spellStart"/>
+      <w:r>
+        <w:rPr>
+          <w:sz w:val="32"/>
+          <w:szCs w:val="32"/>
+        </w:rPr>
+        <w:t>dockerd</w:t>
+      </w:r>
+      <w:proofErr w:type="spellEnd"/>
+      <w:r>
+        <w:rPr>
+          <w:sz w:val="32"/>
+          <w:szCs w:val="32"/>
+        </w:rPr>
+        <w:t xml:space="preserve"> (daemon), /</w:t>
+      </w:r>
+      <w:proofErr w:type="spellStart"/>
+      <w:r>
+        <w:rPr>
+          <w:sz w:val="32"/>
+          <w:szCs w:val="32"/>
+        </w:rPr>
+        <w:t>usr</w:t>
+      </w:r>
+      <w:proofErr w:type="spellEnd"/>
+      <w:r>
+        <w:rPr>
+          <w:sz w:val="32"/>
+          <w:szCs w:val="32"/>
+        </w:rPr>
+        <w:t>/bin/</w:t>
+      </w:r>
+      <w:proofErr w:type="spellStart"/>
+      <w:r>
+        <w:rPr>
+          <w:sz w:val="32"/>
+          <w:szCs w:val="32"/>
+        </w:rPr>
+        <w:t>containerd</w:t>
+      </w:r>
+      <w:proofErr w:type="spellEnd"/>
+      <w:r>
+        <w:rPr>
+          <w:sz w:val="32"/>
+          <w:szCs w:val="32"/>
+        </w:rPr>
+        <w:t>, /</w:t>
+      </w:r>
+      <w:proofErr w:type="spellStart"/>
+      <w:r>
+        <w:rPr>
+          <w:sz w:val="32"/>
+          <w:szCs w:val="32"/>
+        </w:rPr>
+        <w:t>usr</w:t>
+      </w:r>
+      <w:proofErr w:type="spellEnd"/>
+      <w:r>
+        <w:rPr>
+          <w:sz w:val="32"/>
+          <w:szCs w:val="32"/>
+        </w:rPr>
+        <w:t>/bin/containerd-shim-runc-v2, /</w:t>
+      </w:r>
+      <w:proofErr w:type="spellStart"/>
+      <w:r>
+        <w:rPr>
+          <w:sz w:val="32"/>
+          <w:szCs w:val="32"/>
+        </w:rPr>
+        <w:t>usr</w:t>
+      </w:r>
+      <w:proofErr w:type="spellEnd"/>
+      <w:r>
+        <w:rPr>
+          <w:sz w:val="32"/>
+          <w:szCs w:val="32"/>
+        </w:rPr>
+        <w:t>/bin/</w:t>
+      </w:r>
+      <w:proofErr w:type="spellStart"/>
+      <w:r>
+        <w:rPr>
+          <w:sz w:val="32"/>
+          <w:szCs w:val="32"/>
+        </w:rPr>
+        <w:t>runc</w:t>
+      </w:r>
+      <w:proofErr w:type="spellEnd"/>
     </w:p>
     <w:p>
       <w:pPr>
@@ -3818,7 +5627,23 @@
           <w:sz w:val="32"/>
           <w:szCs w:val="32"/>
         </w:rPr>
-        <w:t>: an area on your local machine where Docker stores images for more convenient access. We sometimes call it the image cache, on Linux it’s usually located in /var/lib/docker/&lt;storage-driver&gt;. If you are using Docker Desktop, it will be inside Docker VM.</w:t>
+        <w:t xml:space="preserve">: an area on your local machine where Docker stores images for more convenient access. We sometimes call it the image </w:t>
+      </w:r>
+      <w:proofErr w:type="gramStart"/>
+      <w:r>
+        <w:rPr>
+          <w:sz w:val="32"/>
+          <w:szCs w:val="32"/>
+        </w:rPr>
+        <w:t>cache,</w:t>
+      </w:r>
+      <w:proofErr w:type="gramEnd"/>
+      <w:r>
+        <w:rPr>
+          <w:sz w:val="32"/>
+          <w:szCs w:val="32"/>
+        </w:rPr>
+        <w:t xml:space="preserve"> on Linux it’s usually located in /var/lib/docker/&lt;storage-driver&gt;. If you are using Docker Desktop, it will be inside Docker VM.</w:t>
       </w:r>
     </w:p>
     <w:p>
@@ -4046,7 +5871,23 @@
           <w:sz w:val="32"/>
           <w:szCs w:val="32"/>
         </w:rPr>
-        <w:t>-Image registries contain ore or more image repositories, and image repositories contain one ore more images.</w:t>
+        <w:t xml:space="preserve">-Image registries contain ore or more image repositories, and image repositories contain one </w:t>
+      </w:r>
+      <w:proofErr w:type="spellStart"/>
+      <w:r>
+        <w:rPr>
+          <w:sz w:val="32"/>
+          <w:szCs w:val="32"/>
+        </w:rPr>
+        <w:t>ore</w:t>
+      </w:r>
+      <w:proofErr w:type="spellEnd"/>
+      <w:r>
+        <w:rPr>
+          <w:sz w:val="32"/>
+          <w:szCs w:val="32"/>
+        </w:rPr>
+        <w:t xml:space="preserve"> more images.</w:t>
       </w:r>
     </w:p>
     <w:p>
@@ -4341,7 +6182,23 @@
           <w:sz w:val="32"/>
           <w:szCs w:val="32"/>
         </w:rPr>
-        <w:t>-docker pull &lt;usernamne/organization name&gt;/&lt;repository&gt;:&lt;tag&gt;: pull images from unofficial repositories</w:t>
+        <w:t>-docker pull &lt;</w:t>
+      </w:r>
+      <w:proofErr w:type="spellStart"/>
+      <w:r>
+        <w:rPr>
+          <w:sz w:val="32"/>
+          <w:szCs w:val="32"/>
+        </w:rPr>
+        <w:t>usernamne</w:t>
+      </w:r>
+      <w:proofErr w:type="spellEnd"/>
+      <w:r>
+        <w:rPr>
+          <w:sz w:val="32"/>
+          <w:szCs w:val="32"/>
+        </w:rPr>
+        <w:t>/organization name&gt;/&lt;repository&gt;:&lt;tag&gt;: pull images from unofficial repositories</w:t>
       </w:r>
     </w:p>
     <w:p>
@@ -4784,7 +6641,55 @@
           <w:szCs w:val="32"/>
         </w:rPr>
         <w:lastRenderedPageBreak/>
-        <w:t>+Docker uses storage drivers to stack layers and present them as a unified filesystem and image. Almost Docker setups use overlay2 driver, alternative options are zfs, btrfs, vfs.</w:t>
+        <w:t xml:space="preserve">+Docker uses storage drivers to stack layers and present them as a unified filesystem and image. Almost Docker setups use overlay2 driver, alternative options are </w:t>
+      </w:r>
+      <w:proofErr w:type="spellStart"/>
+      <w:r>
+        <w:rPr>
+          <w:sz w:val="32"/>
+          <w:szCs w:val="32"/>
+        </w:rPr>
+        <w:t>zfs</w:t>
+      </w:r>
+      <w:proofErr w:type="spellEnd"/>
+      <w:r>
+        <w:rPr>
+          <w:sz w:val="32"/>
+          <w:szCs w:val="32"/>
+        </w:rPr>
+        <w:t xml:space="preserve">, </w:t>
+      </w:r>
+      <w:proofErr w:type="spellStart"/>
+      <w:r>
+        <w:rPr>
+          <w:sz w:val="32"/>
+          <w:szCs w:val="32"/>
+        </w:rPr>
+        <w:t>btrfs</w:t>
+      </w:r>
+      <w:proofErr w:type="spellEnd"/>
+      <w:r>
+        <w:rPr>
+          <w:sz w:val="32"/>
+          <w:szCs w:val="32"/>
+        </w:rPr>
+        <w:t xml:space="preserve">, </w:t>
+      </w:r>
+      <w:proofErr w:type="spellStart"/>
+      <w:r>
+        <w:rPr>
+          <w:sz w:val="32"/>
+          <w:szCs w:val="32"/>
+        </w:rPr>
+        <w:t>vfs</w:t>
+      </w:r>
+      <w:proofErr w:type="spellEnd"/>
+      <w:r>
+        <w:rPr>
+          <w:sz w:val="32"/>
+          <w:szCs w:val="32"/>
+        </w:rPr>
+        <w:t>.</w:t>
       </w:r>
     </w:p>
     <w:p>
@@ -4893,7 +6798,23 @@
           <w:sz w:val="32"/>
           <w:szCs w:val="32"/>
         </w:rPr>
-        <w:t xml:space="preserve"> message because one of Docker Desktop extensions had pulled an image that used the exact same layer. So Docker skipped that layer as it already had a local copy.</w:t>
+        <w:t xml:space="preserve"> message because one of Docker Desktop extensions had pulled an image that used the exact same layer. </w:t>
+      </w:r>
+      <w:proofErr w:type="gramStart"/>
+      <w:r>
+        <w:rPr>
+          <w:sz w:val="32"/>
+          <w:szCs w:val="32"/>
+        </w:rPr>
+        <w:t>So</w:t>
+      </w:r>
+      <w:proofErr w:type="gramEnd"/>
+      <w:r>
+        <w:rPr>
+          <w:sz w:val="32"/>
+          <w:szCs w:val="32"/>
+        </w:rPr>
+        <w:t xml:space="preserve"> Docker skipped that layer as it already had a local copy.</w:t>
       </w:r>
     </w:p>
     <w:p>
@@ -5054,7 +6975,64 @@
           <w:sz w:val="32"/>
           <w:szCs w:val="32"/>
         </w:rPr>
-        <w:t>-docker buildx imagetools  inspect &lt;image&gt;:&lt;tag&gt; : find image’s digest before pulling it.</w:t>
+        <w:t xml:space="preserve">-docker </w:t>
+      </w:r>
+      <w:proofErr w:type="spellStart"/>
+      <w:r>
+        <w:rPr>
+          <w:sz w:val="32"/>
+          <w:szCs w:val="32"/>
+        </w:rPr>
+        <w:t>buildx</w:t>
+      </w:r>
+      <w:proofErr w:type="spellEnd"/>
+      <w:r>
+        <w:rPr>
+          <w:sz w:val="32"/>
+          <w:szCs w:val="32"/>
+        </w:rPr>
+        <w:t xml:space="preserve"> </w:t>
+      </w:r>
+      <w:proofErr w:type="spellStart"/>
+      <w:proofErr w:type="gramStart"/>
+      <w:r>
+        <w:rPr>
+          <w:sz w:val="32"/>
+          <w:szCs w:val="32"/>
+        </w:rPr>
+        <w:t>imagetools</w:t>
+      </w:r>
+      <w:proofErr w:type="spellEnd"/>
+      <w:r>
+        <w:rPr>
+          <w:sz w:val="32"/>
+          <w:szCs w:val="32"/>
+        </w:rPr>
+        <w:t xml:space="preserve">  inspect</w:t>
+      </w:r>
+      <w:proofErr w:type="gramEnd"/>
+      <w:r>
+        <w:rPr>
+          <w:sz w:val="32"/>
+          <w:szCs w:val="32"/>
+        </w:rPr>
+        <w:t xml:space="preserve"> &lt;image&gt;:&lt;tag</w:t>
+      </w:r>
+      <w:proofErr w:type="gramStart"/>
+      <w:r>
+        <w:rPr>
+          <w:sz w:val="32"/>
+          <w:szCs w:val="32"/>
+        </w:rPr>
+        <w:t>&gt; :</w:t>
+      </w:r>
+      <w:proofErr w:type="gramEnd"/>
+      <w:r>
+        <w:rPr>
+          <w:sz w:val="32"/>
+          <w:szCs w:val="32"/>
+        </w:rPr>
+        <w:t xml:space="preserve"> find image’s digest before pulling it.</w:t>
       </w:r>
     </w:p>
     <w:p>
@@ -5158,22 +7136,54 @@
           <w:sz w:val="32"/>
           <w:szCs w:val="32"/>
         </w:rPr>
-        <w:t>+Docker compares hashes before and after every push and pull to ensure no tampering occurs while data is crossing network. It also compresses images during push and pull to save network bandwidth and storage space on registry. As a result, before and after hashes won’t match.</w:t>
-      </w:r>
-    </w:p>
-    <w:p>
-      <w:pPr>
-        <w:rPr>
-          <w:sz w:val="32"/>
-          <w:szCs w:val="32"/>
-        </w:rPr>
-      </w:pPr>
-      <w:r>
-        <w:rPr>
-          <w:sz w:val="32"/>
-          <w:szCs w:val="32"/>
-        </w:rPr>
-        <w:t>+Each layer get 2 hashes: content hash (uncompressed) + distribution hash (compressed)</w:t>
+        <w:t xml:space="preserve">+Docker compares hashes before and after every push and pull to ensure no tampering occurs while data is crossing network. It also compresses images during push and </w:t>
+      </w:r>
+      <w:proofErr w:type="gramStart"/>
+      <w:r>
+        <w:rPr>
+          <w:sz w:val="32"/>
+          <w:szCs w:val="32"/>
+        </w:rPr>
+        <w:t>pull</w:t>
+      </w:r>
+      <w:proofErr w:type="gramEnd"/>
+      <w:r>
+        <w:rPr>
+          <w:sz w:val="32"/>
+          <w:szCs w:val="32"/>
+        </w:rPr>
+        <w:t xml:space="preserve"> to save network bandwidth and storage space on registry. As a result, before and after hashes won’t match.</w:t>
+      </w:r>
+    </w:p>
+    <w:p>
+      <w:pPr>
+        <w:rPr>
+          <w:sz w:val="32"/>
+          <w:szCs w:val="32"/>
+        </w:rPr>
+      </w:pPr>
+      <w:r>
+        <w:rPr>
+          <w:sz w:val="32"/>
+          <w:szCs w:val="32"/>
+        </w:rPr>
+        <w:t xml:space="preserve">+Each layer </w:t>
+      </w:r>
+      <w:proofErr w:type="gramStart"/>
+      <w:r>
+        <w:rPr>
+          <w:sz w:val="32"/>
+          <w:szCs w:val="32"/>
+        </w:rPr>
+        <w:t>get</w:t>
+      </w:r>
+      <w:proofErr w:type="gramEnd"/>
+      <w:r>
+        <w:rPr>
+          <w:sz w:val="32"/>
+          <w:szCs w:val="32"/>
+        </w:rPr>
+        <w:t xml:space="preserve"> 2 hashes: content hash (uncompressed) + distribution hash (compressed)</w:t>
       </w:r>
     </w:p>
     <w:p>
@@ -5204,7 +7214,23 @@
           <w:sz w:val="32"/>
           <w:szCs w:val="32"/>
         </w:rPr>
-        <w:t>6.8 Multi-architecture images</w:t>
+        <w:t xml:space="preserve">6.8 </w:t>
+      </w:r>
+      <w:proofErr w:type="gramStart"/>
+      <w:r>
+        <w:rPr>
+          <w:sz w:val="32"/>
+          <w:szCs w:val="32"/>
+        </w:rPr>
+        <w:t>Multi-architecture</w:t>
+      </w:r>
+      <w:proofErr w:type="gramEnd"/>
+      <w:r>
+        <w:rPr>
+          <w:sz w:val="32"/>
+          <w:szCs w:val="32"/>
+        </w:rPr>
+        <w:t xml:space="preserve"> images</w:t>
       </w:r>
     </w:p>
     <w:p>
@@ -5266,7 +7292,55 @@
           <w:sz w:val="32"/>
           <w:szCs w:val="32"/>
         </w:rPr>
-        <w:t>-docker buildx imagetools inspect &lt;image&gt;&lt;tag&gt; : see different architectures behind.</w:t>
+        <w:t xml:space="preserve">-docker </w:t>
+      </w:r>
+      <w:proofErr w:type="spellStart"/>
+      <w:r>
+        <w:rPr>
+          <w:sz w:val="32"/>
+          <w:szCs w:val="32"/>
+        </w:rPr>
+        <w:t>buildx</w:t>
+      </w:r>
+      <w:proofErr w:type="spellEnd"/>
+      <w:r>
+        <w:rPr>
+          <w:sz w:val="32"/>
+          <w:szCs w:val="32"/>
+        </w:rPr>
+        <w:t xml:space="preserve"> </w:t>
+      </w:r>
+      <w:proofErr w:type="spellStart"/>
+      <w:r>
+        <w:rPr>
+          <w:sz w:val="32"/>
+          <w:szCs w:val="32"/>
+        </w:rPr>
+        <w:t>imagetools</w:t>
+      </w:r>
+      <w:proofErr w:type="spellEnd"/>
+      <w:r>
+        <w:rPr>
+          <w:sz w:val="32"/>
+          <w:szCs w:val="32"/>
+        </w:rPr>
+        <w:t xml:space="preserve"> inspect &lt;image&gt;&lt;tag</w:t>
+      </w:r>
+      <w:proofErr w:type="gramStart"/>
+      <w:r>
+        <w:rPr>
+          <w:sz w:val="32"/>
+          <w:szCs w:val="32"/>
+        </w:rPr>
+        <w:t>&gt; :</w:t>
+      </w:r>
+      <w:proofErr w:type="gramEnd"/>
+      <w:r>
+        <w:rPr>
+          <w:sz w:val="32"/>
+          <w:szCs w:val="32"/>
+        </w:rPr>
+        <w:t xml:space="preserve"> see different architectures behind.</w:t>
       </w:r>
     </w:p>
     <w:p>
@@ -5331,6 +7405,7 @@
         </w:rPr>
         <w:t>-docker manifest inspect &lt;image&gt;:&lt;tag&gt; | grep ‘architecture\|</w:t>
       </w:r>
+      <w:proofErr w:type="spellStart"/>
       <w:r>
         <w:rPr>
           <w:sz w:val="32"/>
@@ -5343,22 +7418,62 @@
           <w:sz w:val="32"/>
           <w:szCs w:val="32"/>
         </w:rPr>
-        <w:t>s’ : inspect manifest list for image.</w:t>
-      </w:r>
-    </w:p>
-    <w:p>
-      <w:pPr>
-        <w:rPr>
-          <w:sz w:val="32"/>
-          <w:szCs w:val="32"/>
-        </w:rPr>
-      </w:pPr>
-      <w:r>
-        <w:rPr>
-          <w:sz w:val="32"/>
-          <w:szCs w:val="32"/>
-        </w:rPr>
-        <w:t xml:space="preserve">-docker buildx offers 2 ways to create multi-architecture images: Emulation + Build Cloud </w:t>
+        <w:t>s</w:t>
+      </w:r>
+      <w:proofErr w:type="gramStart"/>
+      <w:r>
+        <w:rPr>
+          <w:sz w:val="32"/>
+          <w:szCs w:val="32"/>
+        </w:rPr>
+        <w:t>’</w:t>
+      </w:r>
+      <w:proofErr w:type="spellEnd"/>
+      <w:r>
+        <w:rPr>
+          <w:sz w:val="32"/>
+          <w:szCs w:val="32"/>
+        </w:rPr>
+        <w:t xml:space="preserve"> :</w:t>
+      </w:r>
+      <w:proofErr w:type="gramEnd"/>
+      <w:r>
+        <w:rPr>
+          <w:sz w:val="32"/>
+          <w:szCs w:val="32"/>
+        </w:rPr>
+        <w:t xml:space="preserve"> inspect manifest list for image.</w:t>
+      </w:r>
+    </w:p>
+    <w:p>
+      <w:pPr>
+        <w:rPr>
+          <w:sz w:val="32"/>
+          <w:szCs w:val="32"/>
+        </w:rPr>
+      </w:pPr>
+      <w:r>
+        <w:rPr>
+          <w:sz w:val="32"/>
+          <w:szCs w:val="32"/>
+        </w:rPr>
+        <w:t xml:space="preserve">-docker </w:t>
+      </w:r>
+      <w:proofErr w:type="spellStart"/>
+      <w:r>
+        <w:rPr>
+          <w:sz w:val="32"/>
+          <w:szCs w:val="32"/>
+        </w:rPr>
+        <w:t>buildx</w:t>
+      </w:r>
+      <w:proofErr w:type="spellEnd"/>
+      <w:r>
+        <w:rPr>
+          <w:sz w:val="32"/>
+          <w:szCs w:val="32"/>
+        </w:rPr>
+        <w:t xml:space="preserve"> offers 2 ways to create multi-architecture images: Emulation + Build Cloud </w:t>
       </w:r>
     </w:p>
     <w:p>
@@ -5404,22 +7519,86 @@
           <w:sz w:val="32"/>
           <w:szCs w:val="32"/>
         </w:rPr>
-        <w:t>-docker scout quickview &lt;image&gt;:&lt;tag&gt; : get a quick vulnerability overview of image.</w:t>
-      </w:r>
-    </w:p>
-    <w:p>
-      <w:pPr>
-        <w:rPr>
-          <w:sz w:val="32"/>
-          <w:szCs w:val="32"/>
-        </w:rPr>
-      </w:pPr>
-      <w:r>
-        <w:rPr>
-          <w:sz w:val="32"/>
-          <w:szCs w:val="32"/>
-        </w:rPr>
-        <w:t>-docker scout cves &lt;image&gt;:&lt;tag&gt; : get more detailed information + remediation advice.</w:t>
+        <w:t xml:space="preserve">-docker scout </w:t>
+      </w:r>
+      <w:proofErr w:type="spellStart"/>
+      <w:r>
+        <w:rPr>
+          <w:sz w:val="32"/>
+          <w:szCs w:val="32"/>
+        </w:rPr>
+        <w:t>quickview</w:t>
+      </w:r>
+      <w:proofErr w:type="spellEnd"/>
+      <w:r>
+        <w:rPr>
+          <w:sz w:val="32"/>
+          <w:szCs w:val="32"/>
+        </w:rPr>
+        <w:t xml:space="preserve"> &lt;image&gt;:&lt;tag</w:t>
+      </w:r>
+      <w:proofErr w:type="gramStart"/>
+      <w:r>
+        <w:rPr>
+          <w:sz w:val="32"/>
+          <w:szCs w:val="32"/>
+        </w:rPr>
+        <w:t>&gt; :</w:t>
+      </w:r>
+      <w:proofErr w:type="gramEnd"/>
+      <w:r>
+        <w:rPr>
+          <w:sz w:val="32"/>
+          <w:szCs w:val="32"/>
+        </w:rPr>
+        <w:t xml:space="preserve"> get a quick vulnerability overview of image.</w:t>
+      </w:r>
+    </w:p>
+    <w:p>
+      <w:pPr>
+        <w:rPr>
+          <w:sz w:val="32"/>
+          <w:szCs w:val="32"/>
+        </w:rPr>
+      </w:pPr>
+      <w:r>
+        <w:rPr>
+          <w:sz w:val="32"/>
+          <w:szCs w:val="32"/>
+        </w:rPr>
+        <w:t xml:space="preserve">-docker scout </w:t>
+      </w:r>
+      <w:proofErr w:type="spellStart"/>
+      <w:r>
+        <w:rPr>
+          <w:sz w:val="32"/>
+          <w:szCs w:val="32"/>
+        </w:rPr>
+        <w:t>cves</w:t>
+      </w:r>
+      <w:proofErr w:type="spellEnd"/>
+      <w:r>
+        <w:rPr>
+          <w:sz w:val="32"/>
+          <w:szCs w:val="32"/>
+        </w:rPr>
+        <w:t xml:space="preserve"> &lt;image&gt;:&lt;tag</w:t>
+      </w:r>
+      <w:proofErr w:type="gramStart"/>
+      <w:r>
+        <w:rPr>
+          <w:sz w:val="32"/>
+          <w:szCs w:val="32"/>
+        </w:rPr>
+        <w:t>&gt; :</w:t>
+      </w:r>
+      <w:proofErr w:type="gramEnd"/>
+      <w:r>
+        <w:rPr>
+          <w:sz w:val="32"/>
+          <w:szCs w:val="32"/>
+        </w:rPr>
+        <w:t xml:space="preserve"> get more detailed information + remediation advice.</w:t>
       </w:r>
     </w:p>
     <w:p>
@@ -5449,7 +7628,39 @@
           <w:sz w:val="32"/>
           <w:szCs w:val="32"/>
         </w:rPr>
-        <w:t>-docker rmi &lt;image&gt;:&lt;tag&gt; : delete images.</w:t>
+        <w:t xml:space="preserve">-docker </w:t>
+      </w:r>
+      <w:proofErr w:type="spellStart"/>
+      <w:r>
+        <w:rPr>
+          <w:sz w:val="32"/>
+          <w:szCs w:val="32"/>
+        </w:rPr>
+        <w:t>rmi</w:t>
+      </w:r>
+      <w:proofErr w:type="spellEnd"/>
+      <w:r>
+        <w:rPr>
+          <w:sz w:val="32"/>
+          <w:szCs w:val="32"/>
+        </w:rPr>
+        <w:t xml:space="preserve"> &lt;image&gt;:&lt;tag</w:t>
+      </w:r>
+      <w:proofErr w:type="gramStart"/>
+      <w:r>
+        <w:rPr>
+          <w:sz w:val="32"/>
+          <w:szCs w:val="32"/>
+        </w:rPr>
+        <w:t>&gt; :</w:t>
+      </w:r>
+      <w:proofErr w:type="gramEnd"/>
+      <w:r>
+        <w:rPr>
+          <w:sz w:val="32"/>
+          <w:szCs w:val="32"/>
+        </w:rPr>
+        <w:t xml:space="preserve"> delete images.</w:t>
       </w:r>
     </w:p>
     <w:p>
@@ -5494,22 +7705,70 @@
           <w:sz w:val="32"/>
           <w:szCs w:val="32"/>
         </w:rPr>
-        <w:t xml:space="preserve">-Docker will prevent the delete operation if image is being used by a container or referenced by more than one tag. But you can force operation with -f . </w:t>
-      </w:r>
-    </w:p>
-    <w:p>
-      <w:pPr>
-        <w:rPr>
-          <w:sz w:val="32"/>
-          <w:szCs w:val="32"/>
-        </w:rPr>
-      </w:pPr>
-      <w:r>
-        <w:rPr>
-          <w:sz w:val="32"/>
-          <w:szCs w:val="32"/>
-        </w:rPr>
-        <w:t>-docker rmi $(docker images -q) -f : delete all images. docker image -q returns a list of local image IDs.</w:t>
+        <w:t>-Docker will prevent the delete operation if image is being used by a container or referenced by more than one tag. But you can force operation with -</w:t>
+      </w:r>
+      <w:proofErr w:type="gramStart"/>
+      <w:r>
+        <w:rPr>
+          <w:sz w:val="32"/>
+          <w:szCs w:val="32"/>
+        </w:rPr>
+        <w:t>f .</w:t>
+      </w:r>
+      <w:proofErr w:type="gramEnd"/>
+      <w:r>
+        <w:rPr>
+          <w:sz w:val="32"/>
+          <w:szCs w:val="32"/>
+        </w:rPr>
+        <w:t xml:space="preserve"> </w:t>
+      </w:r>
+    </w:p>
+    <w:p>
+      <w:pPr>
+        <w:rPr>
+          <w:sz w:val="32"/>
+          <w:szCs w:val="32"/>
+        </w:rPr>
+      </w:pPr>
+      <w:r>
+        <w:rPr>
+          <w:sz w:val="32"/>
+          <w:szCs w:val="32"/>
+        </w:rPr>
+        <w:t xml:space="preserve">-docker </w:t>
+      </w:r>
+      <w:proofErr w:type="spellStart"/>
+      <w:r>
+        <w:rPr>
+          <w:sz w:val="32"/>
+          <w:szCs w:val="32"/>
+        </w:rPr>
+        <w:t>rmi</w:t>
+      </w:r>
+      <w:proofErr w:type="spellEnd"/>
+      <w:r>
+        <w:rPr>
+          <w:sz w:val="32"/>
+          <w:szCs w:val="32"/>
+        </w:rPr>
+        <w:t xml:space="preserve"> $(docker images -q) -</w:t>
+      </w:r>
+      <w:proofErr w:type="gramStart"/>
+      <w:r>
+        <w:rPr>
+          <w:sz w:val="32"/>
+          <w:szCs w:val="32"/>
+        </w:rPr>
+        <w:t>f :</w:t>
+      </w:r>
+      <w:proofErr w:type="gramEnd"/>
+      <w:r>
+        <w:rPr>
+          <w:sz w:val="32"/>
+          <w:szCs w:val="32"/>
+        </w:rPr>
+        <w:t xml:space="preserve"> delete all images. docker image -q returns a list of local image IDs.</w:t>
       </w:r>
     </w:p>
     <w:p>
@@ -5695,7 +7954,27 @@
                 <w:szCs w:val="32"/>
               </w:rPr>
               <w:lastRenderedPageBreak/>
-              <w:t xml:space="preserve">docker manifest inspect &lt;image&gt;:&lt;tag&gt; | grep ‘architecture\|os’ </w:t>
+              <w:t>docker manifest inspect &lt;image&gt;:&lt;tag&gt; | grep ‘architecture\|</w:t>
+            </w:r>
+            <w:proofErr w:type="spellStart"/>
+            <w:r>
+              <w:rPr>
+                <w:b/>
+                <w:bCs/>
+                <w:sz w:val="32"/>
+                <w:szCs w:val="32"/>
+              </w:rPr>
+              <w:t>os’</w:t>
+            </w:r>
+            <w:proofErr w:type="spellEnd"/>
+            <w:r>
+              <w:rPr>
+                <w:b/>
+                <w:bCs/>
+                <w:sz w:val="32"/>
+                <w:szCs w:val="32"/>
+              </w:rPr>
+              <w:t xml:space="preserve"> </w:t>
             </w:r>
           </w:p>
         </w:tc>
@@ -5741,7 +8020,58 @@
                 <w:sz w:val="32"/>
                 <w:szCs w:val="32"/>
               </w:rPr>
-              <w:t>docker buildx imagetools  inspect &lt;image&gt;:&lt;tag&gt;</w:t>
+              <w:t xml:space="preserve">docker </w:t>
+            </w:r>
+            <w:proofErr w:type="spellStart"/>
+            <w:r>
+              <w:rPr>
+                <w:b/>
+                <w:bCs/>
+                <w:sz w:val="32"/>
+                <w:szCs w:val="32"/>
+              </w:rPr>
+              <w:t>buildx</w:t>
+            </w:r>
+            <w:proofErr w:type="spellEnd"/>
+            <w:r>
+              <w:rPr>
+                <w:b/>
+                <w:bCs/>
+                <w:sz w:val="32"/>
+                <w:szCs w:val="32"/>
+              </w:rPr>
+              <w:t xml:space="preserve"> </w:t>
+            </w:r>
+            <w:proofErr w:type="spellStart"/>
+            <w:proofErr w:type="gramStart"/>
+            <w:r>
+              <w:rPr>
+                <w:b/>
+                <w:bCs/>
+                <w:sz w:val="32"/>
+                <w:szCs w:val="32"/>
+              </w:rPr>
+              <w:t>imagetools</w:t>
+            </w:r>
+            <w:proofErr w:type="spellEnd"/>
+            <w:r>
+              <w:rPr>
+                <w:b/>
+                <w:bCs/>
+                <w:sz w:val="32"/>
+                <w:szCs w:val="32"/>
+              </w:rPr>
+              <w:t xml:space="preserve">  inspect</w:t>
+            </w:r>
+            <w:proofErr w:type="gramEnd"/>
+            <w:r>
+              <w:rPr>
+                <w:b/>
+                <w:bCs/>
+                <w:sz w:val="32"/>
+                <w:szCs w:val="32"/>
+              </w:rPr>
+              <w:t xml:space="preserve"> &lt;image&gt;:&lt;tag&gt;</w:t>
             </w:r>
           </w:p>
         </w:tc>
@@ -5787,7 +8117,27 @@
                 <w:sz w:val="32"/>
                 <w:szCs w:val="32"/>
               </w:rPr>
-              <w:t>docker rmi &lt;image&gt;:&lt;tag&gt;</w:t>
+              <w:t xml:space="preserve">docker </w:t>
+            </w:r>
+            <w:proofErr w:type="spellStart"/>
+            <w:r>
+              <w:rPr>
+                <w:b/>
+                <w:bCs/>
+                <w:sz w:val="32"/>
+                <w:szCs w:val="32"/>
+              </w:rPr>
+              <w:t>rmi</w:t>
+            </w:r>
+            <w:proofErr w:type="spellEnd"/>
+            <w:r>
+              <w:rPr>
+                <w:b/>
+                <w:bCs/>
+                <w:sz w:val="32"/>
+                <w:szCs w:val="32"/>
+              </w:rPr>
+              <w:t xml:space="preserve"> &lt;image&gt;:&lt;tag&gt;</w:t>
             </w:r>
           </w:p>
         </w:tc>
@@ -6035,7 +8385,23 @@
           <w:sz w:val="32"/>
           <w:szCs w:val="32"/>
         </w:rPr>
-        <w:t>+In container model, you power on the same server and an OS boots and claims all hardware resources. You then install a container runtime (Docker). To deploy an app, ask Docker to create a container. It does this by carving up OS resources (process trees, filesystems) into virtual versions and then packing them as a container that looks exactly like a regular OS. Then tell Docker to run app inside container.</w:t>
+        <w:t xml:space="preserve">+In container model, you power on the same server and an </w:t>
+      </w:r>
+      <w:proofErr w:type="gramStart"/>
+      <w:r>
+        <w:rPr>
+          <w:sz w:val="32"/>
+          <w:szCs w:val="32"/>
+        </w:rPr>
+        <w:t>OS boots</w:t>
+      </w:r>
+      <w:proofErr w:type="gramEnd"/>
+      <w:r>
+        <w:rPr>
+          <w:sz w:val="32"/>
+          <w:szCs w:val="32"/>
+        </w:rPr>
+        <w:t xml:space="preserve"> and claims all hardware resources. You then install a container runtime (Docker). To deploy an app, ask Docker to create a container. It does this by carving up OS resources (process trees, filesystems) into virtual versions and then packing them as a container that looks exactly like a regular OS. Then tell Docker to run app inside container.</w:t>
       </w:r>
     </w:p>
     <w:p>
@@ -6121,7 +8487,23 @@
           <w:sz w:val="32"/>
           <w:szCs w:val="32"/>
         </w:rPr>
-        <w:t>-Biggest problems with VM model is you need to install an OS on every VM – every OS consumes CPU, RAM, storage and take long time to boot</w:t>
+        <w:t xml:space="preserve">-Biggest problems with VM model </w:t>
+      </w:r>
+      <w:proofErr w:type="gramStart"/>
+      <w:r>
+        <w:rPr>
+          <w:sz w:val="32"/>
+          <w:szCs w:val="32"/>
+        </w:rPr>
+        <w:t>is</w:t>
+      </w:r>
+      <w:proofErr w:type="gramEnd"/>
+      <w:r>
+        <w:rPr>
+          <w:sz w:val="32"/>
+          <w:szCs w:val="32"/>
+        </w:rPr>
+        <w:t xml:space="preserve"> you need to install an OS on every VM – every OS consumes CPU, RAM, storage and take long time to boot</w:t>
       </w:r>
     </w:p>
     <w:p>
@@ -6372,7 +8754,23 @@
           <w:sz w:val="32"/>
           <w:szCs w:val="32"/>
         </w:rPr>
-        <w:t xml:space="preserve">+Not use Systemd: </w:t>
+        <w:t xml:space="preserve">+Not use </w:t>
+      </w:r>
+      <w:proofErr w:type="spellStart"/>
+      <w:r>
+        <w:rPr>
+          <w:sz w:val="32"/>
+          <w:szCs w:val="32"/>
+        </w:rPr>
+        <w:t>Systemd</w:t>
+      </w:r>
+      <w:proofErr w:type="spellEnd"/>
+      <w:r>
+        <w:rPr>
+          <w:sz w:val="32"/>
+          <w:szCs w:val="32"/>
+        </w:rPr>
+        <w:t xml:space="preserve">: </w:t>
       </w:r>
       <w:r>
         <w:rPr>
@@ -6395,15 +8793,41 @@
           <w:sz w:val="32"/>
           <w:szCs w:val="32"/>
         </w:rPr>
-        <w:t xml:space="preserve">+Use Systemd: </w:t>
-      </w:r>
+        <w:t xml:space="preserve">+Use </w:t>
+      </w:r>
+      <w:proofErr w:type="spellStart"/>
+      <w:r>
+        <w:rPr>
+          <w:sz w:val="32"/>
+          <w:szCs w:val="32"/>
+        </w:rPr>
+        <w:t>Systemd</w:t>
+      </w:r>
+      <w:proofErr w:type="spellEnd"/>
+      <w:r>
+        <w:rPr>
+          <w:sz w:val="32"/>
+          <w:szCs w:val="32"/>
+        </w:rPr>
+        <w:t xml:space="preserve">: </w:t>
+      </w:r>
+      <w:proofErr w:type="spellStart"/>
       <w:r>
         <w:rPr>
           <w:b/>
           <w:sz w:val="32"/>
           <w:szCs w:val="32"/>
         </w:rPr>
-        <w:t>systemctl is-active docker</w:t>
+        <w:t>systemctl</w:t>
+      </w:r>
+      <w:proofErr w:type="spellEnd"/>
+      <w:r>
+        <w:rPr>
+          <w:b/>
+          <w:sz w:val="32"/>
+          <w:szCs w:val="32"/>
+        </w:rPr>
+        <w:t xml:space="preserve"> is-active docker</w:t>
       </w:r>
     </w:p>
     <w:p>
@@ -6440,14 +8864,62 @@
           <w:sz w:val="32"/>
           <w:szCs w:val="32"/>
         </w:rPr>
-        <w:t xml:space="preserve">-docker run –d --name &lt;container&gt; -p &lt;port_out&gt;:&lt;port_in&gt; </w:t>
-      </w:r>
-      <w:r>
-        <w:rPr>
-          <w:sz w:val="32"/>
-          <w:szCs w:val="32"/>
-        </w:rPr>
-        <w:t>&lt;image&gt;:&lt;tag&gt; : tell Docker to run a new container</w:t>
+        <w:t>-docker run –d --name &lt;container&gt; -p &lt;</w:t>
+      </w:r>
+      <w:proofErr w:type="spellStart"/>
+      <w:r>
+        <w:rPr>
+          <w:sz w:val="32"/>
+          <w:szCs w:val="32"/>
+        </w:rPr>
+        <w:t>port_out</w:t>
+      </w:r>
+      <w:proofErr w:type="spellEnd"/>
+      <w:r>
+        <w:rPr>
+          <w:sz w:val="32"/>
+          <w:szCs w:val="32"/>
+        </w:rPr>
+        <w:t>&gt;:&lt;</w:t>
+      </w:r>
+      <w:proofErr w:type="spellStart"/>
+      <w:r>
+        <w:rPr>
+          <w:sz w:val="32"/>
+          <w:szCs w:val="32"/>
+        </w:rPr>
+        <w:t>port_in</w:t>
+      </w:r>
+      <w:proofErr w:type="spellEnd"/>
+      <w:r>
+        <w:rPr>
+          <w:sz w:val="32"/>
+          <w:szCs w:val="32"/>
+        </w:rPr>
+        <w:t xml:space="preserve">&gt; </w:t>
+      </w:r>
+      <w:r>
+        <w:rPr>
+          <w:sz w:val="32"/>
+          <w:szCs w:val="32"/>
+        </w:rPr>
+        <w:t>&lt;image&gt;:&lt;tag</w:t>
+      </w:r>
+      <w:proofErr w:type="gramStart"/>
+      <w:r>
+        <w:rPr>
+          <w:sz w:val="32"/>
+          <w:szCs w:val="32"/>
+        </w:rPr>
+        <w:t>&gt; :</w:t>
+      </w:r>
+      <w:proofErr w:type="gramEnd"/>
+      <w:r>
+        <w:rPr>
+          <w:sz w:val="32"/>
+          <w:szCs w:val="32"/>
+        </w:rPr>
+        <w:t xml:space="preserve"> tell Docker to run a new container</w:t>
       </w:r>
     </w:p>
     <w:p>
@@ -6477,74 +8949,266 @@
           <w:sz w:val="32"/>
           <w:szCs w:val="32"/>
         </w:rPr>
-        <w:t>-There are 3 ways to start an app in a container: Entrypoint instruction im image, Cmd instruction in image, CLI argument.</w:t>
-      </w:r>
-    </w:p>
-    <w:p>
-      <w:pPr>
-        <w:rPr>
-          <w:sz w:val="32"/>
-          <w:szCs w:val="32"/>
-        </w:rPr>
-      </w:pPr>
-      <w:r>
-        <w:rPr>
-          <w:sz w:val="32"/>
-          <w:szCs w:val="32"/>
-        </w:rPr>
-        <w:t xml:space="preserve">-Entrypoint and Cmd instructions are optional image metadata where you can store the command you want Docker to run to start the default app. </w:t>
-      </w:r>
-      <w:r>
-        <w:rPr>
-          <w:sz w:val="32"/>
-          <w:szCs w:val="32"/>
-        </w:rPr>
-        <w:t>Whenever you start a container from image, Docker checks Entrypoint or Cmd instruction and executes command.</w:t>
-      </w:r>
-    </w:p>
-    <w:p>
-      <w:pPr>
-        <w:rPr>
-          <w:sz w:val="32"/>
-          <w:szCs w:val="32"/>
-        </w:rPr>
-      </w:pPr>
-      <w:r>
-        <w:rPr>
-          <w:sz w:val="32"/>
-          <w:szCs w:val="32"/>
-        </w:rPr>
-        <w:t>-Entrypoint instructions can’t overridden on CLI, anything you pass in via CLI will be appended to Entrypoint instruction as argument.</w:t>
-      </w:r>
-    </w:p>
-    <w:p>
-      <w:pPr>
-        <w:rPr>
-          <w:sz w:val="32"/>
-          <w:szCs w:val="32"/>
-        </w:rPr>
-      </w:pPr>
-      <w:r>
-        <w:rPr>
-          <w:sz w:val="32"/>
-          <w:szCs w:val="32"/>
-        </w:rPr>
-        <w:t>-Cmd instructions are overridden by CLI arguments.</w:t>
-      </w:r>
-    </w:p>
-    <w:p>
-      <w:pPr>
-        <w:rPr>
-          <w:sz w:val="32"/>
-          <w:szCs w:val="32"/>
-        </w:rPr>
-      </w:pPr>
-      <w:r>
-        <w:rPr>
-          <w:sz w:val="32"/>
-          <w:szCs w:val="32"/>
-        </w:rPr>
-        <w:t xml:space="preserve">-If image doesn’t have Entrypoint or Cmd, you need to pass argument on CLI. </w:t>
+        <w:t xml:space="preserve">-There are 3 ways to start an app in a container: </w:t>
+      </w:r>
+      <w:proofErr w:type="spellStart"/>
+      <w:r>
+        <w:rPr>
+          <w:sz w:val="32"/>
+          <w:szCs w:val="32"/>
+        </w:rPr>
+        <w:t>Entrypoint</w:t>
+      </w:r>
+      <w:proofErr w:type="spellEnd"/>
+      <w:r>
+        <w:rPr>
+          <w:sz w:val="32"/>
+          <w:szCs w:val="32"/>
+        </w:rPr>
+        <w:t xml:space="preserve"> instruction </w:t>
+      </w:r>
+      <w:proofErr w:type="spellStart"/>
+      <w:r>
+        <w:rPr>
+          <w:sz w:val="32"/>
+          <w:szCs w:val="32"/>
+        </w:rPr>
+        <w:t>im</w:t>
+      </w:r>
+      <w:proofErr w:type="spellEnd"/>
+      <w:r>
+        <w:rPr>
+          <w:sz w:val="32"/>
+          <w:szCs w:val="32"/>
+        </w:rPr>
+        <w:t xml:space="preserve"> image, </w:t>
+      </w:r>
+      <w:proofErr w:type="spellStart"/>
+      <w:r>
+        <w:rPr>
+          <w:sz w:val="32"/>
+          <w:szCs w:val="32"/>
+        </w:rPr>
+        <w:t>Cmd</w:t>
+      </w:r>
+      <w:proofErr w:type="spellEnd"/>
+      <w:r>
+        <w:rPr>
+          <w:sz w:val="32"/>
+          <w:szCs w:val="32"/>
+        </w:rPr>
+        <w:t xml:space="preserve"> instruction in image, CLI argument.</w:t>
+      </w:r>
+    </w:p>
+    <w:p>
+      <w:pPr>
+        <w:rPr>
+          <w:sz w:val="32"/>
+          <w:szCs w:val="32"/>
+        </w:rPr>
+      </w:pPr>
+      <w:r>
+        <w:rPr>
+          <w:sz w:val="32"/>
+          <w:szCs w:val="32"/>
+        </w:rPr>
+        <w:t>-</w:t>
+      </w:r>
+      <w:proofErr w:type="spellStart"/>
+      <w:r>
+        <w:rPr>
+          <w:sz w:val="32"/>
+          <w:szCs w:val="32"/>
+        </w:rPr>
+        <w:t>Entrypoint</w:t>
+      </w:r>
+      <w:proofErr w:type="spellEnd"/>
+      <w:r>
+        <w:rPr>
+          <w:sz w:val="32"/>
+          <w:szCs w:val="32"/>
+        </w:rPr>
+        <w:t xml:space="preserve"> and </w:t>
+      </w:r>
+      <w:proofErr w:type="spellStart"/>
+      <w:r>
+        <w:rPr>
+          <w:sz w:val="32"/>
+          <w:szCs w:val="32"/>
+        </w:rPr>
+        <w:t>Cmd</w:t>
+      </w:r>
+      <w:proofErr w:type="spellEnd"/>
+      <w:r>
+        <w:rPr>
+          <w:sz w:val="32"/>
+          <w:szCs w:val="32"/>
+        </w:rPr>
+        <w:t xml:space="preserve"> instructions are optional image metadata where you can store the command you want Docker to run to start the default app. </w:t>
+      </w:r>
+      <w:r>
+        <w:rPr>
+          <w:sz w:val="32"/>
+          <w:szCs w:val="32"/>
+        </w:rPr>
+        <w:t xml:space="preserve">Whenever you start a container from image, Docker checks </w:t>
+      </w:r>
+      <w:proofErr w:type="spellStart"/>
+      <w:r>
+        <w:rPr>
+          <w:sz w:val="32"/>
+          <w:szCs w:val="32"/>
+        </w:rPr>
+        <w:t>Entrypoint</w:t>
+      </w:r>
+      <w:proofErr w:type="spellEnd"/>
+      <w:r>
+        <w:rPr>
+          <w:sz w:val="32"/>
+          <w:szCs w:val="32"/>
+        </w:rPr>
+        <w:t xml:space="preserve"> or </w:t>
+      </w:r>
+      <w:proofErr w:type="spellStart"/>
+      <w:r>
+        <w:rPr>
+          <w:sz w:val="32"/>
+          <w:szCs w:val="32"/>
+        </w:rPr>
+        <w:t>Cmd</w:t>
+      </w:r>
+      <w:proofErr w:type="spellEnd"/>
+      <w:r>
+        <w:rPr>
+          <w:sz w:val="32"/>
+          <w:szCs w:val="32"/>
+        </w:rPr>
+        <w:t xml:space="preserve"> instruction and executes command.</w:t>
+      </w:r>
+    </w:p>
+    <w:p>
+      <w:pPr>
+        <w:rPr>
+          <w:sz w:val="32"/>
+          <w:szCs w:val="32"/>
+        </w:rPr>
+      </w:pPr>
+      <w:r>
+        <w:rPr>
+          <w:sz w:val="32"/>
+          <w:szCs w:val="32"/>
+        </w:rPr>
+        <w:t>-</w:t>
+      </w:r>
+      <w:proofErr w:type="spellStart"/>
+      <w:r>
+        <w:rPr>
+          <w:sz w:val="32"/>
+          <w:szCs w:val="32"/>
+        </w:rPr>
+        <w:t>Entrypoint</w:t>
+      </w:r>
+      <w:proofErr w:type="spellEnd"/>
+      <w:r>
+        <w:rPr>
+          <w:sz w:val="32"/>
+          <w:szCs w:val="32"/>
+        </w:rPr>
+        <w:t xml:space="preserve"> instructions can’t overridden on CLI, anything you pass in via CLI will be appended to </w:t>
+      </w:r>
+      <w:proofErr w:type="spellStart"/>
+      <w:r>
+        <w:rPr>
+          <w:sz w:val="32"/>
+          <w:szCs w:val="32"/>
+        </w:rPr>
+        <w:t>Entrypoint</w:t>
+      </w:r>
+      <w:proofErr w:type="spellEnd"/>
+      <w:r>
+        <w:rPr>
+          <w:sz w:val="32"/>
+          <w:szCs w:val="32"/>
+        </w:rPr>
+        <w:t xml:space="preserve"> instruction as argument.</w:t>
+      </w:r>
+    </w:p>
+    <w:p>
+      <w:pPr>
+        <w:rPr>
+          <w:sz w:val="32"/>
+          <w:szCs w:val="32"/>
+        </w:rPr>
+      </w:pPr>
+      <w:r>
+        <w:rPr>
+          <w:sz w:val="32"/>
+          <w:szCs w:val="32"/>
+        </w:rPr>
+        <w:t>-</w:t>
+      </w:r>
+      <w:proofErr w:type="spellStart"/>
+      <w:r>
+        <w:rPr>
+          <w:sz w:val="32"/>
+          <w:szCs w:val="32"/>
+        </w:rPr>
+        <w:t>Cmd</w:t>
+      </w:r>
+      <w:proofErr w:type="spellEnd"/>
+      <w:r>
+        <w:rPr>
+          <w:sz w:val="32"/>
+          <w:szCs w:val="32"/>
+        </w:rPr>
+        <w:t xml:space="preserve"> instructions are overridden by CLI arguments.</w:t>
+      </w:r>
+    </w:p>
+    <w:p>
+      <w:pPr>
+        <w:rPr>
+          <w:sz w:val="32"/>
+          <w:szCs w:val="32"/>
+        </w:rPr>
+      </w:pPr>
+      <w:r>
+        <w:rPr>
+          <w:sz w:val="32"/>
+          <w:szCs w:val="32"/>
+        </w:rPr>
+        <w:t xml:space="preserve">-If image doesn’t have </w:t>
+      </w:r>
+      <w:proofErr w:type="spellStart"/>
+      <w:r>
+        <w:rPr>
+          <w:sz w:val="32"/>
+          <w:szCs w:val="32"/>
+        </w:rPr>
+        <w:t>Entrypoint</w:t>
+      </w:r>
+      <w:proofErr w:type="spellEnd"/>
+      <w:r>
+        <w:rPr>
+          <w:sz w:val="32"/>
+          <w:szCs w:val="32"/>
+        </w:rPr>
+        <w:t xml:space="preserve"> or </w:t>
+      </w:r>
+      <w:proofErr w:type="spellStart"/>
+      <w:r>
+        <w:rPr>
+          <w:sz w:val="32"/>
+          <w:szCs w:val="32"/>
+        </w:rPr>
+        <w:t>Cmd</w:t>
+      </w:r>
+      <w:proofErr w:type="spellEnd"/>
+      <w:r>
+        <w:rPr>
+          <w:sz w:val="32"/>
+          <w:szCs w:val="32"/>
+        </w:rPr>
+        <w:t xml:space="preserve">, you need to pass argument on CLI. </w:t>
       </w:r>
     </w:p>
     <w:p>
@@ -6575,7 +9239,71 @@
           <w:sz w:val="32"/>
           <w:szCs w:val="32"/>
         </w:rPr>
-        <w:t>+&lt;command&gt; is optional, you don’t need it if image has Cmd/Entrypoint. If you specify &lt;command&gt;, it will override Cmd but will be appended to Entrypoint.</w:t>
+        <w:t xml:space="preserve">+&lt;command&gt; is optional, you don’t need it if image has </w:t>
+      </w:r>
+      <w:proofErr w:type="spellStart"/>
+      <w:r>
+        <w:rPr>
+          <w:sz w:val="32"/>
+          <w:szCs w:val="32"/>
+        </w:rPr>
+        <w:t>Cmd</w:t>
+      </w:r>
+      <w:proofErr w:type="spellEnd"/>
+      <w:r>
+        <w:rPr>
+          <w:sz w:val="32"/>
+          <w:szCs w:val="32"/>
+        </w:rPr>
+        <w:t>/</w:t>
+      </w:r>
+      <w:proofErr w:type="spellStart"/>
+      <w:r>
+        <w:rPr>
+          <w:sz w:val="32"/>
+          <w:szCs w:val="32"/>
+        </w:rPr>
+        <w:t>Entrypoint</w:t>
+      </w:r>
+      <w:proofErr w:type="spellEnd"/>
+      <w:r>
+        <w:rPr>
+          <w:sz w:val="32"/>
+          <w:szCs w:val="32"/>
+        </w:rPr>
+        <w:t xml:space="preserve">. If you specify &lt;command&gt;, it will override </w:t>
+      </w:r>
+      <w:proofErr w:type="spellStart"/>
+      <w:r>
+        <w:rPr>
+          <w:sz w:val="32"/>
+          <w:szCs w:val="32"/>
+        </w:rPr>
+        <w:t>Cmd</w:t>
+      </w:r>
+      <w:proofErr w:type="spellEnd"/>
+      <w:r>
+        <w:rPr>
+          <w:sz w:val="32"/>
+          <w:szCs w:val="32"/>
+        </w:rPr>
+        <w:t xml:space="preserve"> but will be appended to </w:t>
+      </w:r>
+      <w:proofErr w:type="spellStart"/>
+      <w:r>
+        <w:rPr>
+          <w:sz w:val="32"/>
+          <w:szCs w:val="32"/>
+        </w:rPr>
+        <w:t>Entrypoint</w:t>
+      </w:r>
+      <w:proofErr w:type="spellEnd"/>
+      <w:r>
+        <w:rPr>
+          <w:sz w:val="32"/>
+          <w:szCs w:val="32"/>
+        </w:rPr>
+        <w:t>.</w:t>
       </w:r>
     </w:p>
     <w:p>
@@ -6635,7 +9363,96 @@
           <w:sz w:val="32"/>
           <w:szCs w:val="32"/>
         </w:rPr>
-        <w:t>-docke exec -it &lt;container&gt; sh : start an interactive session by creating a new shell process (sh) inside running container. -it makes it an interactive exec session, sh argument starts a new sh process inside container.</w:t>
+        <w:t>-</w:t>
+      </w:r>
+      <w:proofErr w:type="spellStart"/>
+      <w:r>
+        <w:rPr>
+          <w:sz w:val="32"/>
+          <w:szCs w:val="32"/>
+        </w:rPr>
+        <w:t>docke</w:t>
+      </w:r>
+      <w:proofErr w:type="spellEnd"/>
+      <w:r>
+        <w:rPr>
+          <w:sz w:val="32"/>
+          <w:szCs w:val="32"/>
+        </w:rPr>
+        <w:t xml:space="preserve"> exec -it &lt;container&gt; </w:t>
+      </w:r>
+      <w:proofErr w:type="spellStart"/>
+      <w:proofErr w:type="gramStart"/>
+      <w:r>
+        <w:rPr>
+          <w:sz w:val="32"/>
+          <w:szCs w:val="32"/>
+        </w:rPr>
+        <w:t>sh</w:t>
+      </w:r>
+      <w:proofErr w:type="spellEnd"/>
+      <w:r>
+        <w:rPr>
+          <w:sz w:val="32"/>
+          <w:szCs w:val="32"/>
+        </w:rPr>
+        <w:t xml:space="preserve"> :</w:t>
+      </w:r>
+      <w:proofErr w:type="gramEnd"/>
+      <w:r>
+        <w:rPr>
+          <w:sz w:val="32"/>
+          <w:szCs w:val="32"/>
+        </w:rPr>
+        <w:t xml:space="preserve"> start an interactive session by creating a new shell process (</w:t>
+      </w:r>
+      <w:proofErr w:type="spellStart"/>
+      <w:r>
+        <w:rPr>
+          <w:sz w:val="32"/>
+          <w:szCs w:val="32"/>
+        </w:rPr>
+        <w:t>sh</w:t>
+      </w:r>
+      <w:proofErr w:type="spellEnd"/>
+      <w:r>
+        <w:rPr>
+          <w:sz w:val="32"/>
+          <w:szCs w:val="32"/>
+        </w:rPr>
+        <w:t xml:space="preserve">) inside running container. -it makes it an interactive exec session, </w:t>
+      </w:r>
+      <w:proofErr w:type="spellStart"/>
+      <w:r>
+        <w:rPr>
+          <w:sz w:val="32"/>
+          <w:szCs w:val="32"/>
+        </w:rPr>
+        <w:t>sh</w:t>
+      </w:r>
+      <w:proofErr w:type="spellEnd"/>
+      <w:r>
+        <w:rPr>
+          <w:sz w:val="32"/>
+          <w:szCs w:val="32"/>
+        </w:rPr>
+        <w:t xml:space="preserve"> argument starts a new </w:t>
+      </w:r>
+      <w:proofErr w:type="spellStart"/>
+      <w:r>
+        <w:rPr>
+          <w:sz w:val="32"/>
+          <w:szCs w:val="32"/>
+        </w:rPr>
+        <w:t>sh</w:t>
+      </w:r>
+      <w:proofErr w:type="spellEnd"/>
+      <w:r>
+        <w:rPr>
+          <w:sz w:val="32"/>
+          <w:szCs w:val="32"/>
+        </w:rPr>
+        <w:t xml:space="preserve"> process inside container.</w:t>
       </w:r>
     </w:p>
     <w:p>
@@ -6665,7 +9482,23 @@
           <w:sz w:val="32"/>
           <w:szCs w:val="32"/>
         </w:rPr>
-        <w:t xml:space="preserve">- ps: see processes running </w:t>
+        <w:t xml:space="preserve">- </w:t>
+      </w:r>
+      <w:proofErr w:type="spellStart"/>
+      <w:r>
+        <w:rPr>
+          <w:sz w:val="32"/>
+          <w:szCs w:val="32"/>
+        </w:rPr>
+        <w:t>ps</w:t>
+      </w:r>
+      <w:proofErr w:type="spellEnd"/>
+      <w:r>
+        <w:rPr>
+          <w:sz w:val="32"/>
+          <w:szCs w:val="32"/>
+        </w:rPr>
+        <w:t xml:space="preserve">: see processes running </w:t>
       </w:r>
     </w:p>
     <w:p>
@@ -6794,8 +9627,18 @@
           <w:sz w:val="32"/>
           <w:szCs w:val="32"/>
         </w:rPr>
-        <w:t>docker exec -it &lt;container&gt; sh</w:t>
-      </w:r>
+        <w:t xml:space="preserve">docker exec -it &lt;container&gt; </w:t>
+      </w:r>
+      <w:proofErr w:type="spellStart"/>
+      <w:r>
+        <w:rPr>
+          <w:b/>
+          <w:sz w:val="32"/>
+          <w:szCs w:val="32"/>
+        </w:rPr>
+        <w:t>sh</w:t>
+      </w:r>
+      <w:proofErr w:type="spellEnd"/>
       <w:r>
         <w:rPr>
           <w:sz w:val="32"/>
@@ -6846,7 +9689,23 @@
           <w:sz w:val="32"/>
           <w:szCs w:val="32"/>
         </w:rPr>
-        <w:t xml:space="preserve">-docker ps: check running container </w:t>
+        <w:t xml:space="preserve">-docker </w:t>
+      </w:r>
+      <w:proofErr w:type="spellStart"/>
+      <w:r>
+        <w:rPr>
+          <w:sz w:val="32"/>
+          <w:szCs w:val="32"/>
+        </w:rPr>
+        <w:t>ps</w:t>
+      </w:r>
+      <w:proofErr w:type="spellEnd"/>
+      <w:r>
+        <w:rPr>
+          <w:sz w:val="32"/>
+          <w:szCs w:val="32"/>
+        </w:rPr>
+        <w:t xml:space="preserve">: check running container </w:t>
       </w:r>
     </w:p>
     <w:p>
@@ -6891,7 +9750,23 @@
           <w:sz w:val="32"/>
           <w:szCs w:val="32"/>
         </w:rPr>
-        <w:t>-docker ps -a: show all containers</w:t>
+        <w:t xml:space="preserve">-docker </w:t>
+      </w:r>
+      <w:proofErr w:type="spellStart"/>
+      <w:r>
+        <w:rPr>
+          <w:sz w:val="32"/>
+          <w:szCs w:val="32"/>
+        </w:rPr>
+        <w:t>ps</w:t>
+      </w:r>
+      <w:proofErr w:type="spellEnd"/>
+      <w:r>
+        <w:rPr>
+          <w:sz w:val="32"/>
+          <w:szCs w:val="32"/>
+        </w:rPr>
+        <w:t xml:space="preserve"> -a: show all containers</w:t>
       </w:r>
     </w:p>
     <w:p>
@@ -6981,7 +9856,23 @@
           <w:sz w:val="32"/>
           <w:szCs w:val="32"/>
         </w:rPr>
-        <w:t>-Crtl+PQ: exit a container without killing process you’re attached to</w:t>
+        <w:t>-</w:t>
+      </w:r>
+      <w:proofErr w:type="spellStart"/>
+      <w:r>
+        <w:rPr>
+          <w:sz w:val="32"/>
+          <w:szCs w:val="32"/>
+        </w:rPr>
+        <w:t>Crtl+PQ</w:t>
+      </w:r>
+      <w:proofErr w:type="spellEnd"/>
+      <w:r>
+        <w:rPr>
+          <w:sz w:val="32"/>
+          <w:szCs w:val="32"/>
+        </w:rPr>
+        <w:t>: exit a container without killing process you’re attached to</w:t>
       </w:r>
     </w:p>
     <w:p>
@@ -7120,22 +10011,63 @@
           <w:sz w:val="32"/>
           <w:szCs w:val="32"/>
         </w:rPr>
-        <w:t>-docker run --name &lt;container&gt; -it --restart &lt;restart_policy&gt; &lt;image&gt; sh</w:t>
-      </w:r>
-    </w:p>
-    <w:p>
-      <w:pPr>
-        <w:rPr>
-          <w:sz w:val="32"/>
-          <w:szCs w:val="32"/>
-        </w:rPr>
-      </w:pPr>
-      <w:r>
-        <w:rPr>
-          <w:sz w:val="32"/>
-          <w:szCs w:val="32"/>
-        </w:rPr>
-        <w:t xml:space="preserve">-docker inspect &lt;container&gt; | grep RestartCount: </w:t>
+        <w:t>-docker run --name &lt;container&gt; -it --restart &lt;</w:t>
+      </w:r>
+      <w:proofErr w:type="spellStart"/>
+      <w:r>
+        <w:rPr>
+          <w:sz w:val="32"/>
+          <w:szCs w:val="32"/>
+        </w:rPr>
+        <w:t>restart_policy</w:t>
+      </w:r>
+      <w:proofErr w:type="spellEnd"/>
+      <w:r>
+        <w:rPr>
+          <w:sz w:val="32"/>
+          <w:szCs w:val="32"/>
+        </w:rPr>
+        <w:t xml:space="preserve">&gt; &lt;image&gt; </w:t>
+      </w:r>
+      <w:proofErr w:type="spellStart"/>
+      <w:r>
+        <w:rPr>
+          <w:sz w:val="32"/>
+          <w:szCs w:val="32"/>
+        </w:rPr>
+        <w:t>sh</w:t>
+      </w:r>
+      <w:proofErr w:type="spellEnd"/>
+    </w:p>
+    <w:p>
+      <w:pPr>
+        <w:rPr>
+          <w:sz w:val="32"/>
+          <w:szCs w:val="32"/>
+        </w:rPr>
+      </w:pPr>
+      <w:r>
+        <w:rPr>
+          <w:sz w:val="32"/>
+          <w:szCs w:val="32"/>
+        </w:rPr>
+        <w:t xml:space="preserve">-docker inspect &lt;container&gt; | grep </w:t>
+      </w:r>
+      <w:proofErr w:type="spellStart"/>
+      <w:r>
+        <w:rPr>
+          <w:sz w:val="32"/>
+          <w:szCs w:val="32"/>
+        </w:rPr>
+        <w:t>RestartCount</w:t>
+      </w:r>
+      <w:proofErr w:type="spellEnd"/>
+      <w:r>
+        <w:rPr>
+          <w:sz w:val="32"/>
+          <w:szCs w:val="32"/>
+        </w:rPr>
+        <w:t xml:space="preserve">: </w:t>
       </w:r>
     </w:p>
     <w:p>
@@ -7243,7 +10175,23 @@
           <w:sz w:val="32"/>
           <w:szCs w:val="32"/>
         </w:rPr>
-        <w:t>docker rmi &lt;image&gt;</w:t>
+        <w:t xml:space="preserve">docker </w:t>
+      </w:r>
+      <w:proofErr w:type="spellStart"/>
+      <w:r>
+        <w:rPr>
+          <w:sz w:val="32"/>
+          <w:szCs w:val="32"/>
+        </w:rPr>
+        <w:t>rmi</w:t>
+      </w:r>
+      <w:proofErr w:type="spellEnd"/>
+      <w:r>
+        <w:rPr>
+          <w:sz w:val="32"/>
+          <w:szCs w:val="32"/>
+        </w:rPr>
+        <w:t xml:space="preserve"> &lt;image&gt;</w:t>
       </w:r>
     </w:p>
     <w:p>
@@ -7288,7 +10236,39 @@
                 <w:sz w:val="32"/>
                 <w:szCs w:val="32"/>
               </w:rPr>
-              <w:t>docker run –d --name &lt;container&gt; -p &lt;port_out&gt;:&lt;port_in&gt; &lt;image&gt;:&lt;tag&gt;</w:t>
+              <w:t>docker run –d --name &lt;container&gt; -p &lt;</w:t>
+            </w:r>
+            <w:proofErr w:type="spellStart"/>
+            <w:r>
+              <w:rPr>
+                <w:sz w:val="32"/>
+                <w:szCs w:val="32"/>
+              </w:rPr>
+              <w:t>port_out</w:t>
+            </w:r>
+            <w:proofErr w:type="spellEnd"/>
+            <w:r>
+              <w:rPr>
+                <w:sz w:val="32"/>
+                <w:szCs w:val="32"/>
+              </w:rPr>
+              <w:t>&gt;:&lt;</w:t>
+            </w:r>
+            <w:proofErr w:type="spellStart"/>
+            <w:r>
+              <w:rPr>
+                <w:sz w:val="32"/>
+                <w:szCs w:val="32"/>
+              </w:rPr>
+              <w:t>port_in</w:t>
+            </w:r>
+            <w:proofErr w:type="spellEnd"/>
+            <w:r>
+              <w:rPr>
+                <w:sz w:val="32"/>
+                <w:szCs w:val="32"/>
+              </w:rPr>
+              <w:t>&gt; &lt;image&gt;:&lt;tag&gt;</w:t>
             </w:r>
           </w:p>
         </w:tc>
@@ -7372,8 +10352,17 @@
                 <w:sz w:val="32"/>
                 <w:szCs w:val="32"/>
               </w:rPr>
-              <w:t>docker ps</w:t>
+              <w:t xml:space="preserve">docker </w:t>
             </w:r>
+            <w:proofErr w:type="spellStart"/>
+            <w:r>
+              <w:rPr>
+                <w:sz w:val="32"/>
+                <w:szCs w:val="32"/>
+              </w:rPr>
+              <w:t>ps</w:t>
+            </w:r>
+            <w:proofErr w:type="spellEnd"/>
           </w:p>
         </w:tc>
         <w:tc>
@@ -7414,7 +10403,23 @@
                 <w:sz w:val="32"/>
                 <w:szCs w:val="32"/>
               </w:rPr>
-              <w:t>docker ps –a</w:t>
+              <w:t xml:space="preserve">docker </w:t>
+            </w:r>
+            <w:proofErr w:type="spellStart"/>
+            <w:r>
+              <w:rPr>
+                <w:sz w:val="32"/>
+                <w:szCs w:val="32"/>
+              </w:rPr>
+              <w:t>ps</w:t>
+            </w:r>
+            <w:proofErr w:type="spellEnd"/>
+            <w:r>
+              <w:rPr>
+                <w:sz w:val="32"/>
+                <w:szCs w:val="32"/>
+              </w:rPr>
+              <w:t xml:space="preserve"> –a</w:t>
             </w:r>
           </w:p>
         </w:tc>
@@ -7457,7 +10462,35 @@
                 <w:sz w:val="32"/>
                 <w:szCs w:val="32"/>
               </w:rPr>
-              <w:t>docker exec -it  &lt;container_name&gt; bash</w:t>
+              <w:t>docker exec -</w:t>
+            </w:r>
+            <w:proofErr w:type="gramStart"/>
+            <w:r>
+              <w:rPr>
+                <w:bCs/>
+                <w:sz w:val="32"/>
+                <w:szCs w:val="32"/>
+              </w:rPr>
+              <w:t>it  &lt;</w:t>
+            </w:r>
+            <w:proofErr w:type="spellStart"/>
+            <w:proofErr w:type="gramEnd"/>
+            <w:r>
+              <w:rPr>
+                <w:bCs/>
+                <w:sz w:val="32"/>
+                <w:szCs w:val="32"/>
+              </w:rPr>
+              <w:t>container_name</w:t>
+            </w:r>
+            <w:proofErr w:type="spellEnd"/>
+            <w:r>
+              <w:rPr>
+                <w:bCs/>
+                <w:sz w:val="32"/>
+                <w:szCs w:val="32"/>
+              </w:rPr>
+              <w:t>&gt; bash</w:t>
             </w:r>
           </w:p>
         </w:tc>
@@ -7508,8 +10541,18 @@
                 <w:sz w:val="32"/>
                 <w:szCs w:val="32"/>
               </w:rPr>
-              <w:t>docker exec -it &lt;container&gt; ps</w:t>
+              <w:t xml:space="preserve">docker exec -it &lt;container&gt; </w:t>
             </w:r>
+            <w:proofErr w:type="spellStart"/>
+            <w:r>
+              <w:rPr>
+                <w:bCs/>
+                <w:sz w:val="32"/>
+                <w:szCs w:val="32"/>
+              </w:rPr>
+              <w:t>ps</w:t>
+            </w:r>
+            <w:proofErr w:type="spellEnd"/>
           </w:p>
         </w:tc>
         <w:tc>
@@ -7528,7 +10571,23 @@
                 <w:sz w:val="32"/>
                 <w:szCs w:val="32"/>
               </w:rPr>
-              <w:t xml:space="preserve">Run a ps command inside running container without </w:t>
+              <w:t xml:space="preserve">Run a </w:t>
+            </w:r>
+            <w:proofErr w:type="spellStart"/>
+            <w:r>
+              <w:rPr>
+                <w:sz w:val="32"/>
+                <w:szCs w:val="32"/>
+              </w:rPr>
+              <w:t>ps</w:t>
+            </w:r>
+            <w:proofErr w:type="spellEnd"/>
+            <w:r>
+              <w:rPr>
+                <w:sz w:val="32"/>
+                <w:szCs w:val="32"/>
+              </w:rPr>
+              <w:t xml:space="preserve"> command inside running container without </w:t>
             </w:r>
             <w:r>
               <w:rPr>
@@ -7949,7 +11008,23 @@
           <w:sz w:val="32"/>
           <w:szCs w:val="32"/>
         </w:rPr>
-        <w:t>-Create the Dockerfile:</w:t>
+        <w:t xml:space="preserve">-Create the </w:t>
+      </w:r>
+      <w:proofErr w:type="spellStart"/>
+      <w:r>
+        <w:rPr>
+          <w:sz w:val="32"/>
+          <w:szCs w:val="32"/>
+        </w:rPr>
+        <w:t>Dockerfile</w:t>
+      </w:r>
+      <w:proofErr w:type="spellEnd"/>
+      <w:r>
+        <w:rPr>
+          <w:sz w:val="32"/>
+          <w:szCs w:val="32"/>
+        </w:rPr>
+        <w:t>:</w:t>
       </w:r>
     </w:p>
     <w:p>
@@ -7965,7 +11040,39 @@
           <w:szCs w:val="32"/>
         </w:rPr>
         <w:lastRenderedPageBreak/>
-        <w:t xml:space="preserve">+docker init: read build context, analyze app, automatically creates DOckerfile </w:t>
+        <w:t xml:space="preserve">+docker </w:t>
+      </w:r>
+      <w:proofErr w:type="spellStart"/>
+      <w:r>
+        <w:rPr>
+          <w:sz w:val="32"/>
+          <w:szCs w:val="32"/>
+        </w:rPr>
+        <w:t>init</w:t>
+      </w:r>
+      <w:proofErr w:type="spellEnd"/>
+      <w:r>
+        <w:rPr>
+          <w:sz w:val="32"/>
+          <w:szCs w:val="32"/>
+        </w:rPr>
+        <w:t xml:space="preserve">: read build context, analyze app, automatically creates </w:t>
+      </w:r>
+      <w:proofErr w:type="spellStart"/>
+      <w:r>
+        <w:rPr>
+          <w:sz w:val="32"/>
+          <w:szCs w:val="32"/>
+        </w:rPr>
+        <w:t>DOckerfile</w:t>
+      </w:r>
+      <w:proofErr w:type="spellEnd"/>
+      <w:r>
+        <w:rPr>
+          <w:sz w:val="32"/>
+          <w:szCs w:val="32"/>
+        </w:rPr>
+        <w:t xml:space="preserve"> </w:t>
       </w:r>
     </w:p>
     <w:p>
@@ -8172,8 +11279,17 @@
           <w:sz w:val="32"/>
           <w:szCs w:val="32"/>
         </w:rPr>
-        <w:t>-Containerize the app: docker build -t &lt;image&gt;:&lt;tag&gt; .</w:t>
-      </w:r>
+        <w:t>-Containerize the app: docker build -t &lt;image&gt;:&lt;tag</w:t>
+      </w:r>
+      <w:proofErr w:type="gramStart"/>
+      <w:r>
+        <w:rPr>
+          <w:sz w:val="32"/>
+          <w:szCs w:val="32"/>
+        </w:rPr>
+        <w:t>&gt; .</w:t>
+      </w:r>
+      <w:proofErr w:type="gramEnd"/>
     </w:p>
     <w:p>
       <w:pPr>
@@ -8311,7 +11427,39 @@
           <w:sz w:val="32"/>
           <w:szCs w:val="32"/>
         </w:rPr>
-        <w:t>-multy-stage builds use a single Dockerfile with multiple FROM – each FROM represents a new build stage.</w:t>
+        <w:t>-</w:t>
+      </w:r>
+      <w:proofErr w:type="spellStart"/>
+      <w:r>
+        <w:rPr>
+          <w:sz w:val="32"/>
+          <w:szCs w:val="32"/>
+        </w:rPr>
+        <w:t>multy</w:t>
+      </w:r>
+      <w:proofErr w:type="spellEnd"/>
+      <w:r>
+        <w:rPr>
+          <w:sz w:val="32"/>
+          <w:szCs w:val="32"/>
+        </w:rPr>
+        <w:t xml:space="preserve">-stage builds use a single </w:t>
+      </w:r>
+      <w:proofErr w:type="spellStart"/>
+      <w:r>
+        <w:rPr>
+          <w:sz w:val="32"/>
+          <w:szCs w:val="32"/>
+        </w:rPr>
+        <w:t>Dockerfile</w:t>
+      </w:r>
+      <w:proofErr w:type="spellEnd"/>
+      <w:r>
+        <w:rPr>
+          <w:sz w:val="32"/>
+          <w:szCs w:val="32"/>
+        </w:rPr>
+        <w:t xml:space="preserve"> with multiple FROM – each FROM represents a new build stage.</w:t>
       </w:r>
       <w:r>
         <w:rPr>
@@ -8523,7 +11671,23 @@
           <w:sz w:val="32"/>
           <w:szCs w:val="32"/>
         </w:rPr>
-        <w:t>+You can also build multiple images from a single Dockerfile.</w:t>
+        <w:t xml:space="preserve">+You can also build multiple images from a single </w:t>
+      </w:r>
+      <w:proofErr w:type="spellStart"/>
+      <w:r>
+        <w:rPr>
+          <w:sz w:val="32"/>
+          <w:szCs w:val="32"/>
+        </w:rPr>
+        <w:t>Dockerfile</w:t>
+      </w:r>
+      <w:proofErr w:type="spellEnd"/>
+      <w:r>
+        <w:rPr>
+          <w:sz w:val="32"/>
+          <w:szCs w:val="32"/>
+        </w:rPr>
+        <w:t>.</w:t>
       </w:r>
     </w:p>
     <w:p>
@@ -8586,59 +11750,219 @@
           <w:sz w:val="32"/>
           <w:szCs w:val="32"/>
         </w:rPr>
-        <w:t>8.4 Buildx, BuildKit, drivers, and Build Cloud</w:t>
-      </w:r>
-    </w:p>
-    <w:p>
-      <w:pPr>
-        <w:rPr>
-          <w:sz w:val="32"/>
-          <w:szCs w:val="32"/>
-        </w:rPr>
-      </w:pPr>
-      <w:r>
-        <w:rPr>
-          <w:sz w:val="32"/>
-          <w:szCs w:val="32"/>
-        </w:rPr>
-        <w:t>-Docker’s build system: Client (Buildx) + Server (BuildKit)</w:t>
-      </w:r>
-    </w:p>
-    <w:p>
-      <w:pPr>
-        <w:rPr>
-          <w:sz w:val="32"/>
-          <w:szCs w:val="32"/>
-        </w:rPr>
-      </w:pPr>
-      <w:r>
-        <w:rPr>
-          <w:sz w:val="32"/>
-          <w:szCs w:val="32"/>
-        </w:rPr>
-        <w:t>-Buildx is Docker’s latest and greatest build client. It’s implemented as a CLI plugin an supports all latest features of BuildKit (multi-stage builds</w:t>
-      </w:r>
-      <w:r>
-        <w:rPr>
-          <w:sz w:val="32"/>
-          <w:szCs w:val="32"/>
-        </w:rPr>
-        <w:t>, multi-architecture images, advanced caching…). It’s been the default build client: when you run docker build, you use Buildx builder.</w:t>
-      </w:r>
-    </w:p>
-    <w:p>
-      <w:pPr>
-        <w:rPr>
-          <w:sz w:val="32"/>
-          <w:szCs w:val="32"/>
-        </w:rPr>
-      </w:pPr>
-      <w:r>
-        <w:rPr>
-          <w:sz w:val="32"/>
-          <w:szCs w:val="32"/>
-        </w:rPr>
-        <w:t>-You can configure Buildx to talk to multiple BuildKit instances (BuildKit builder)</w:t>
+        <w:t xml:space="preserve">8.4 </w:t>
+      </w:r>
+      <w:proofErr w:type="spellStart"/>
+      <w:r>
+        <w:rPr>
+          <w:sz w:val="32"/>
+          <w:szCs w:val="32"/>
+        </w:rPr>
+        <w:t>Buildx</w:t>
+      </w:r>
+      <w:proofErr w:type="spellEnd"/>
+      <w:r>
+        <w:rPr>
+          <w:sz w:val="32"/>
+          <w:szCs w:val="32"/>
+        </w:rPr>
+        <w:t xml:space="preserve">, </w:t>
+      </w:r>
+      <w:proofErr w:type="spellStart"/>
+      <w:r>
+        <w:rPr>
+          <w:sz w:val="32"/>
+          <w:szCs w:val="32"/>
+        </w:rPr>
+        <w:t>BuildKit</w:t>
+      </w:r>
+      <w:proofErr w:type="spellEnd"/>
+      <w:r>
+        <w:rPr>
+          <w:sz w:val="32"/>
+          <w:szCs w:val="32"/>
+        </w:rPr>
+        <w:t>, drivers, and Build Cloud</w:t>
+      </w:r>
+    </w:p>
+    <w:p>
+      <w:pPr>
+        <w:rPr>
+          <w:sz w:val="32"/>
+          <w:szCs w:val="32"/>
+        </w:rPr>
+      </w:pPr>
+      <w:r>
+        <w:rPr>
+          <w:sz w:val="32"/>
+          <w:szCs w:val="32"/>
+        </w:rPr>
+        <w:t>-Docker’s build system: Client (</w:t>
+      </w:r>
+      <w:proofErr w:type="spellStart"/>
+      <w:r>
+        <w:rPr>
+          <w:sz w:val="32"/>
+          <w:szCs w:val="32"/>
+        </w:rPr>
+        <w:t>Buildx</w:t>
+      </w:r>
+      <w:proofErr w:type="spellEnd"/>
+      <w:r>
+        <w:rPr>
+          <w:sz w:val="32"/>
+          <w:szCs w:val="32"/>
+        </w:rPr>
+        <w:t>) + Server (</w:t>
+      </w:r>
+      <w:proofErr w:type="spellStart"/>
+      <w:r>
+        <w:rPr>
+          <w:sz w:val="32"/>
+          <w:szCs w:val="32"/>
+        </w:rPr>
+        <w:t>BuildKit</w:t>
+      </w:r>
+      <w:proofErr w:type="spellEnd"/>
+      <w:r>
+        <w:rPr>
+          <w:sz w:val="32"/>
+          <w:szCs w:val="32"/>
+        </w:rPr>
+        <w:t>)</w:t>
+      </w:r>
+    </w:p>
+    <w:p>
+      <w:pPr>
+        <w:rPr>
+          <w:sz w:val="32"/>
+          <w:szCs w:val="32"/>
+        </w:rPr>
+      </w:pPr>
+      <w:r>
+        <w:rPr>
+          <w:sz w:val="32"/>
+          <w:szCs w:val="32"/>
+        </w:rPr>
+        <w:t>-</w:t>
+      </w:r>
+      <w:proofErr w:type="spellStart"/>
+      <w:r>
+        <w:rPr>
+          <w:sz w:val="32"/>
+          <w:szCs w:val="32"/>
+        </w:rPr>
+        <w:t>Buildx</w:t>
+      </w:r>
+      <w:proofErr w:type="spellEnd"/>
+      <w:r>
+        <w:rPr>
+          <w:sz w:val="32"/>
+          <w:szCs w:val="32"/>
+        </w:rPr>
+        <w:t xml:space="preserve"> is Docker’s latest and greatest build client. It’s implemented as a CLI plugin an supports all latest features of </w:t>
+      </w:r>
+      <w:proofErr w:type="spellStart"/>
+      <w:r>
+        <w:rPr>
+          <w:sz w:val="32"/>
+          <w:szCs w:val="32"/>
+        </w:rPr>
+        <w:t>BuildKit</w:t>
+      </w:r>
+      <w:proofErr w:type="spellEnd"/>
+      <w:r>
+        <w:rPr>
+          <w:sz w:val="32"/>
+          <w:szCs w:val="32"/>
+        </w:rPr>
+        <w:t xml:space="preserve"> (multi-stage builds</w:t>
+      </w:r>
+      <w:r>
+        <w:rPr>
+          <w:sz w:val="32"/>
+          <w:szCs w:val="32"/>
+        </w:rPr>
+        <w:t xml:space="preserve">, multi-architecture images, advanced caching…). It’s been the default build client: when you run docker build, you use </w:t>
+      </w:r>
+      <w:proofErr w:type="spellStart"/>
+      <w:r>
+        <w:rPr>
+          <w:sz w:val="32"/>
+          <w:szCs w:val="32"/>
+        </w:rPr>
+        <w:t>Buildx</w:t>
+      </w:r>
+      <w:proofErr w:type="spellEnd"/>
+      <w:r>
+        <w:rPr>
+          <w:sz w:val="32"/>
+          <w:szCs w:val="32"/>
+        </w:rPr>
+        <w:t xml:space="preserve"> builder.</w:t>
+      </w:r>
+    </w:p>
+    <w:p>
+      <w:pPr>
+        <w:rPr>
+          <w:sz w:val="32"/>
+          <w:szCs w:val="32"/>
+        </w:rPr>
+      </w:pPr>
+      <w:r>
+        <w:rPr>
+          <w:sz w:val="32"/>
+          <w:szCs w:val="32"/>
+        </w:rPr>
+        <w:t xml:space="preserve">-You can configure </w:t>
+      </w:r>
+      <w:proofErr w:type="spellStart"/>
+      <w:r>
+        <w:rPr>
+          <w:sz w:val="32"/>
+          <w:szCs w:val="32"/>
+        </w:rPr>
+        <w:t>Buildx</w:t>
+      </w:r>
+      <w:proofErr w:type="spellEnd"/>
+      <w:r>
+        <w:rPr>
+          <w:sz w:val="32"/>
+          <w:szCs w:val="32"/>
+        </w:rPr>
+        <w:t xml:space="preserve"> to talk to multiple </w:t>
+      </w:r>
+      <w:proofErr w:type="spellStart"/>
+      <w:r>
+        <w:rPr>
+          <w:sz w:val="32"/>
+          <w:szCs w:val="32"/>
+        </w:rPr>
+        <w:t>BuildKit</w:t>
+      </w:r>
+      <w:proofErr w:type="spellEnd"/>
+      <w:r>
+        <w:rPr>
+          <w:sz w:val="32"/>
+          <w:szCs w:val="32"/>
+        </w:rPr>
+        <w:t xml:space="preserve"> instances (</w:t>
+      </w:r>
+      <w:proofErr w:type="spellStart"/>
+      <w:r>
+        <w:rPr>
+          <w:sz w:val="32"/>
+          <w:szCs w:val="32"/>
+        </w:rPr>
+        <w:t>BuildKit</w:t>
+      </w:r>
+      <w:proofErr w:type="spellEnd"/>
+      <w:r>
+        <w:rPr>
+          <w:sz w:val="32"/>
+          <w:szCs w:val="32"/>
+        </w:rPr>
+        <w:t xml:space="preserve"> builder)</w:t>
       </w:r>
       <w:r>
         <w:rPr>
@@ -8660,7 +11984,23 @@
           <w:sz w:val="32"/>
           <w:szCs w:val="32"/>
         </w:rPr>
-        <w:t>-If you point buildx at a local builder, image builds will be done on local machine. If you point it at a remote builder (Docker Build Cloud), builds will be done on remote infrastructure.</w:t>
+        <w:t xml:space="preserve">-If you point </w:t>
+      </w:r>
+      <w:proofErr w:type="spellStart"/>
+      <w:r>
+        <w:rPr>
+          <w:sz w:val="32"/>
+          <w:szCs w:val="32"/>
+        </w:rPr>
+        <w:t>buildx</w:t>
+      </w:r>
+      <w:proofErr w:type="spellEnd"/>
+      <w:r>
+        <w:rPr>
+          <w:sz w:val="32"/>
+          <w:szCs w:val="32"/>
+        </w:rPr>
+        <w:t xml:space="preserve"> at a local builder, image builds will be done on local machine. If you point it at a remote builder (Docker Build Cloud), builds will be done on remote infrastructure.</w:t>
       </w:r>
     </w:p>
     <w:p>
@@ -8724,7 +12064,23 @@
           <w:sz w:val="32"/>
           <w:szCs w:val="32"/>
         </w:rPr>
-        <w:t>8.5 Multi-architecture builds</w:t>
+        <w:t xml:space="preserve">8.5 </w:t>
+      </w:r>
+      <w:proofErr w:type="gramStart"/>
+      <w:r>
+        <w:rPr>
+          <w:sz w:val="32"/>
+          <w:szCs w:val="32"/>
+        </w:rPr>
+        <w:t>Multi-architecture</w:t>
+      </w:r>
+      <w:proofErr w:type="gramEnd"/>
+      <w:r>
+        <w:rPr>
+          <w:sz w:val="32"/>
+          <w:szCs w:val="32"/>
+        </w:rPr>
+        <w:t xml:space="preserve"> builds</w:t>
       </w:r>
     </w:p>
     <w:p>
@@ -8811,14 +12167,6 @@
     </w:p>
     <w:p>
       <w:pPr>
-        <w:rPr>
-          <w:sz w:val="32"/>
-          <w:szCs w:val="32"/>
-        </w:rPr>
-      </w:pPr>
-    </w:p>
-    <w:p>
-      <w:pPr>
         <w:pStyle w:val="Heading1"/>
         <w:rPr>
           <w:color w:val="EE0000"/>
@@ -8842,14 +12190,6 @@
           <w:szCs w:val="32"/>
         </w:rPr>
       </w:pPr>
-    </w:p>
-    <w:p>
-      <w:pPr>
-        <w:rPr>
-          <w:sz w:val="32"/>
-          <w:szCs w:val="32"/>
-        </w:rPr>
-      </w:pPr>
       <w:r>
         <w:rPr>
           <w:sz w:val="32"/>
@@ -8865,6 +12205,28 @@
           <w:szCs w:val="32"/>
         </w:rPr>
       </w:pPr>
+      <w:r>
+        <w:rPr>
+          <w:sz w:val="32"/>
+          <w:szCs w:val="32"/>
+        </w:rPr>
+        <w:t>-Microservices applications: create modern cloud-native application combining lots of small services that work together.</w:t>
+      </w:r>
+    </w:p>
+    <w:p>
+      <w:pPr>
+        <w:rPr>
+          <w:sz w:val="32"/>
+          <w:szCs w:val="32"/>
+        </w:rPr>
+      </w:pPr>
+      <w:r>
+        <w:rPr>
+          <w:sz w:val="32"/>
+          <w:szCs w:val="32"/>
+        </w:rPr>
+        <w:t>-Compose lets you describe the application in a Compose file YAML. Then use Compose file with docker compose to deploy and manage entire app.</w:t>
+      </w:r>
     </w:p>
     <w:p>
       <w:pPr>
@@ -8888,14 +12250,6 @@
           <w:szCs w:val="32"/>
         </w:rPr>
       </w:pPr>
-    </w:p>
-    <w:p>
-      <w:pPr>
-        <w:rPr>
-          <w:sz w:val="32"/>
-          <w:szCs w:val="32"/>
-        </w:rPr>
-      </w:pPr>
       <w:r>
         <w:rPr>
           <w:sz w:val="32"/>
@@ -8911,20 +12265,42 @@
           <w:szCs w:val="32"/>
         </w:rPr>
       </w:pPr>
-    </w:p>
-    <w:p>
-      <w:pPr>
-        <w:rPr>
-          <w:sz w:val="32"/>
-          <w:szCs w:val="32"/>
-        </w:rPr>
-      </w:pPr>
       <w:r>
         <w:rPr>
           <w:sz w:val="32"/>
           <w:szCs w:val="32"/>
         </w:rPr>
         <w:lastRenderedPageBreak/>
+        <w:t>-All modern versions of Docker come with Docker Compose pre-installed.</w:t>
+      </w:r>
+    </w:p>
+    <w:p>
+      <w:pPr>
+        <w:rPr>
+          <w:sz w:val="32"/>
+          <w:szCs w:val="32"/>
+        </w:rPr>
+      </w:pPr>
+      <w:r>
+        <w:rPr>
+          <w:sz w:val="32"/>
+          <w:szCs w:val="32"/>
+        </w:rPr>
+        <w:t>-docker compose version: test</w:t>
+      </w:r>
+    </w:p>
+    <w:p>
+      <w:pPr>
+        <w:rPr>
+          <w:sz w:val="32"/>
+          <w:szCs w:val="32"/>
+        </w:rPr>
+      </w:pPr>
+      <w:r>
+        <w:rPr>
+          <w:sz w:val="32"/>
+          <w:szCs w:val="32"/>
+        </w:rPr>
         <w:t>9.4 The sample app</w:t>
       </w:r>
     </w:p>
@@ -8935,6 +12311,109 @@
           <w:szCs w:val="32"/>
         </w:rPr>
       </w:pPr>
+      <w:r>
+        <w:rPr>
+          <w:sz w:val="32"/>
+          <w:szCs w:val="32"/>
+        </w:rPr>
+        <w:t>-Sample app: 2 services, a network, a volume</w:t>
+      </w:r>
+    </w:p>
+    <w:p>
+      <w:pPr>
+        <w:rPr>
+          <w:sz w:val="32"/>
+          <w:szCs w:val="32"/>
+        </w:rPr>
+      </w:pPr>
+      <w:r>
+        <w:rPr>
+          <w:noProof/>
+        </w:rPr>
+        <w:drawing>
+          <wp:inline distT="0" distB="0" distL="0" distR="0" wp14:anchorId="28AEF9A5" wp14:editId="0B462342">
+            <wp:extent cx="3270250" cy="1075759"/>
+            <wp:effectExtent l="0" t="0" r="6350" b="0"/>
+            <wp:docPr id="243578734" name="Picture 1"/>
+            <wp:cNvGraphicFramePr>
+              <a:graphicFrameLocks xmlns:a="http://schemas.openxmlformats.org/drawingml/2006/main" noChangeAspect="1"/>
+            </wp:cNvGraphicFramePr>
+            <a:graphic xmlns:a="http://schemas.openxmlformats.org/drawingml/2006/main">
+              <a:graphicData uri="http://schemas.openxmlformats.org/drawingml/2006/picture">
+                <pic:pic xmlns:pic="http://schemas.openxmlformats.org/drawingml/2006/picture">
+                  <pic:nvPicPr>
+                    <pic:cNvPr id="243578734" name=""/>
+                    <pic:cNvPicPr/>
+                  </pic:nvPicPr>
+                  <pic:blipFill>
+                    <a:blip r:embed="rId41"/>
+                    <a:stretch>
+                      <a:fillRect/>
+                    </a:stretch>
+                  </pic:blipFill>
+                  <pic:spPr>
+                    <a:xfrm>
+                      <a:off x="0" y="0"/>
+                      <a:ext cx="3289993" cy="1082253"/>
+                    </a:xfrm>
+                    <a:prstGeom prst="rect">
+                      <a:avLst/>
+                    </a:prstGeom>
+                  </pic:spPr>
+                </pic:pic>
+              </a:graphicData>
+            </a:graphic>
+          </wp:inline>
+        </w:drawing>
+      </w:r>
+    </w:p>
+    <w:p>
+      <w:pPr>
+        <w:rPr>
+          <w:sz w:val="32"/>
+          <w:szCs w:val="32"/>
+        </w:rPr>
+      </w:pPr>
+      <w:r>
+        <w:rPr>
+          <w:noProof/>
+        </w:rPr>
+        <w:drawing>
+          <wp:inline distT="0" distB="0" distL="0" distR="0" wp14:anchorId="33592524" wp14:editId="2C50F33A">
+            <wp:extent cx="3816350" cy="1781371"/>
+            <wp:effectExtent l="0" t="0" r="0" b="9525"/>
+            <wp:docPr id="1372596266" name="Picture 1"/>
+            <wp:cNvGraphicFramePr>
+              <a:graphicFrameLocks xmlns:a="http://schemas.openxmlformats.org/drawingml/2006/main" noChangeAspect="1"/>
+            </wp:cNvGraphicFramePr>
+            <a:graphic xmlns:a="http://schemas.openxmlformats.org/drawingml/2006/main">
+              <a:graphicData uri="http://schemas.openxmlformats.org/drawingml/2006/picture">
+                <pic:pic xmlns:pic="http://schemas.openxmlformats.org/drawingml/2006/picture">
+                  <pic:nvPicPr>
+                    <pic:cNvPr id="1372596266" name=""/>
+                    <pic:cNvPicPr/>
+                  </pic:nvPicPr>
+                  <pic:blipFill>
+                    <a:blip r:embed="rId42"/>
+                    <a:stretch>
+                      <a:fillRect/>
+                    </a:stretch>
+                  </pic:blipFill>
+                  <pic:spPr>
+                    <a:xfrm>
+                      <a:off x="0" y="0"/>
+                      <a:ext cx="3823633" cy="1784770"/>
+                    </a:xfrm>
+                    <a:prstGeom prst="rect">
+                      <a:avLst/>
+                    </a:prstGeom>
+                  </pic:spPr>
+                </pic:pic>
+              </a:graphicData>
+            </a:graphic>
+          </wp:inline>
+        </w:drawing>
+      </w:r>
     </w:p>
     <w:p>
       <w:pPr>
@@ -8958,6 +12437,620 @@
           <w:szCs w:val="32"/>
         </w:rPr>
       </w:pPr>
+      <w:r>
+        <w:rPr>
+          <w:sz w:val="32"/>
+          <w:szCs w:val="32"/>
+        </w:rPr>
+        <w:t xml:space="preserve">-Compose uses YAML files to define microservices applications. We call them Compose files, and Compose expects to name them </w:t>
+      </w:r>
+      <w:proofErr w:type="spellStart"/>
+      <w:proofErr w:type="gramStart"/>
+      <w:r>
+        <w:rPr>
+          <w:sz w:val="32"/>
+          <w:szCs w:val="32"/>
+        </w:rPr>
+        <w:t>compose.yaml</w:t>
+      </w:r>
+      <w:proofErr w:type="spellEnd"/>
+      <w:proofErr w:type="gramEnd"/>
+      <w:r>
+        <w:rPr>
+          <w:sz w:val="32"/>
+          <w:szCs w:val="32"/>
+        </w:rPr>
+        <w:t xml:space="preserve"> or </w:t>
+      </w:r>
+      <w:proofErr w:type="spellStart"/>
+      <w:r>
+        <w:rPr>
+          <w:sz w:val="32"/>
+          <w:szCs w:val="32"/>
+        </w:rPr>
+        <w:t>compose.yml</w:t>
+      </w:r>
+      <w:proofErr w:type="spellEnd"/>
+      <w:r>
+        <w:rPr>
+          <w:sz w:val="32"/>
+          <w:szCs w:val="32"/>
+        </w:rPr>
+        <w:t>.</w:t>
+      </w:r>
+    </w:p>
+    <w:p>
+      <w:pPr>
+        <w:rPr>
+          <w:sz w:val="32"/>
+          <w:szCs w:val="32"/>
+        </w:rPr>
+      </w:pPr>
+      <w:r>
+        <w:rPr>
+          <w:noProof/>
+        </w:rPr>
+        <w:drawing>
+          <wp:inline distT="0" distB="0" distL="0" distR="0" wp14:anchorId="69BF4A73" wp14:editId="704A99E8">
+            <wp:extent cx="4559300" cy="1284008"/>
+            <wp:effectExtent l="0" t="0" r="0" b="0"/>
+            <wp:docPr id="528857838" name="Picture 1"/>
+            <wp:cNvGraphicFramePr>
+              <a:graphicFrameLocks xmlns:a="http://schemas.openxmlformats.org/drawingml/2006/main" noChangeAspect="1"/>
+            </wp:cNvGraphicFramePr>
+            <a:graphic xmlns:a="http://schemas.openxmlformats.org/drawingml/2006/main">
+              <a:graphicData uri="http://schemas.openxmlformats.org/drawingml/2006/picture">
+                <pic:pic xmlns:pic="http://schemas.openxmlformats.org/drawingml/2006/picture">
+                  <pic:nvPicPr>
+                    <pic:cNvPr id="528857838" name=""/>
+                    <pic:cNvPicPr/>
+                  </pic:nvPicPr>
+                  <pic:blipFill>
+                    <a:blip r:embed="rId43"/>
+                    <a:stretch>
+                      <a:fillRect/>
+                    </a:stretch>
+                  </pic:blipFill>
+                  <pic:spPr>
+                    <a:xfrm>
+                      <a:off x="0" y="0"/>
+                      <a:ext cx="4570606" cy="1287192"/>
+                    </a:xfrm>
+                    <a:prstGeom prst="rect">
+                      <a:avLst/>
+                    </a:prstGeom>
+                  </pic:spPr>
+                </pic:pic>
+              </a:graphicData>
+            </a:graphic>
+          </wp:inline>
+        </w:drawing>
+      </w:r>
+    </w:p>
+    <w:p>
+      <w:pPr>
+        <w:rPr>
+          <w:sz w:val="32"/>
+          <w:szCs w:val="32"/>
+        </w:rPr>
+      </w:pPr>
+      <w:r>
+        <w:rPr>
+          <w:noProof/>
+        </w:rPr>
+        <w:lastRenderedPageBreak/>
+        <w:drawing>
+          <wp:inline distT="0" distB="0" distL="0" distR="0" wp14:anchorId="7C47F47D" wp14:editId="0AE8EE0A">
+            <wp:extent cx="3378200" cy="1479045"/>
+            <wp:effectExtent l="0" t="0" r="0" b="6985"/>
+            <wp:docPr id="541062196" name="Picture 1"/>
+            <wp:cNvGraphicFramePr>
+              <a:graphicFrameLocks xmlns:a="http://schemas.openxmlformats.org/drawingml/2006/main" noChangeAspect="1"/>
+            </wp:cNvGraphicFramePr>
+            <a:graphic xmlns:a="http://schemas.openxmlformats.org/drawingml/2006/main">
+              <a:graphicData uri="http://schemas.openxmlformats.org/drawingml/2006/picture">
+                <pic:pic xmlns:pic="http://schemas.openxmlformats.org/drawingml/2006/picture">
+                  <pic:nvPicPr>
+                    <pic:cNvPr id="541062196" name=""/>
+                    <pic:cNvPicPr/>
+                  </pic:nvPicPr>
+                  <pic:blipFill>
+                    <a:blip r:embed="rId44"/>
+                    <a:stretch>
+                      <a:fillRect/>
+                    </a:stretch>
+                  </pic:blipFill>
+                  <pic:spPr>
+                    <a:xfrm>
+                      <a:off x="0" y="0"/>
+                      <a:ext cx="3391762" cy="1484983"/>
+                    </a:xfrm>
+                    <a:prstGeom prst="rect">
+                      <a:avLst/>
+                    </a:prstGeom>
+                  </pic:spPr>
+                </pic:pic>
+              </a:graphicData>
+            </a:graphic>
+          </wp:inline>
+        </w:drawing>
+      </w:r>
+    </w:p>
+    <w:p>
+      <w:pPr>
+        <w:rPr>
+          <w:sz w:val="32"/>
+          <w:szCs w:val="32"/>
+        </w:rPr>
+      </w:pPr>
+      <w:r>
+        <w:rPr>
+          <w:sz w:val="32"/>
+          <w:szCs w:val="32"/>
+        </w:rPr>
+        <w:t>-The file has 3 top-level keys: services, networks, volumes.</w:t>
+      </w:r>
+    </w:p>
+    <w:p>
+      <w:pPr>
+        <w:rPr>
+          <w:sz w:val="32"/>
+          <w:szCs w:val="32"/>
+        </w:rPr>
+      </w:pPr>
+      <w:r>
+        <w:rPr>
+          <w:sz w:val="32"/>
+          <w:szCs w:val="32"/>
+        </w:rPr>
+        <w:t>-The services key is mandatory and is where you define application microservices. web-</w:t>
+      </w:r>
+      <w:proofErr w:type="spellStart"/>
+      <w:r>
+        <w:rPr>
+          <w:sz w:val="32"/>
+          <w:szCs w:val="32"/>
+        </w:rPr>
+        <w:t>fe</w:t>
+      </w:r>
+      <w:proofErr w:type="spellEnd"/>
+      <w:r>
+        <w:rPr>
+          <w:sz w:val="32"/>
+          <w:szCs w:val="32"/>
+        </w:rPr>
+        <w:t xml:space="preserve"> runs application’s web server and </w:t>
+      </w:r>
+      <w:proofErr w:type="spellStart"/>
+      <w:r>
+        <w:rPr>
+          <w:sz w:val="32"/>
+          <w:szCs w:val="32"/>
+        </w:rPr>
+        <w:t>redis</w:t>
+      </w:r>
+      <w:proofErr w:type="spellEnd"/>
+      <w:r>
+        <w:rPr>
+          <w:sz w:val="32"/>
+          <w:szCs w:val="32"/>
+        </w:rPr>
+        <w:t xml:space="preserve"> runs database backend.</w:t>
+      </w:r>
+    </w:p>
+    <w:p>
+      <w:pPr>
+        <w:rPr>
+          <w:sz w:val="32"/>
+          <w:szCs w:val="32"/>
+        </w:rPr>
+      </w:pPr>
+      <w:r>
+        <w:rPr>
+          <w:sz w:val="32"/>
+          <w:szCs w:val="32"/>
+        </w:rPr>
+        <w:t>-Look at web-</w:t>
+      </w:r>
+      <w:proofErr w:type="spellStart"/>
+      <w:r>
+        <w:rPr>
+          <w:sz w:val="32"/>
+          <w:szCs w:val="32"/>
+        </w:rPr>
+        <w:t>fe</w:t>
+      </w:r>
+      <w:proofErr w:type="spellEnd"/>
+      <w:r>
+        <w:rPr>
+          <w:sz w:val="32"/>
+          <w:szCs w:val="32"/>
+        </w:rPr>
+        <w:t xml:space="preserve"> service:</w:t>
+      </w:r>
+    </w:p>
+    <w:p>
+      <w:pPr>
+        <w:rPr>
+          <w:sz w:val="32"/>
+          <w:szCs w:val="32"/>
+        </w:rPr>
+      </w:pPr>
+      <w:r>
+        <w:rPr>
+          <w:noProof/>
+        </w:rPr>
+        <w:drawing>
+          <wp:inline distT="0" distB="0" distL="0" distR="0" wp14:anchorId="34305F48" wp14:editId="7DF5B549">
+            <wp:extent cx="4476750" cy="848000"/>
+            <wp:effectExtent l="0" t="0" r="0" b="9525"/>
+            <wp:docPr id="492912577" name="Picture 1"/>
+            <wp:cNvGraphicFramePr>
+              <a:graphicFrameLocks xmlns:a="http://schemas.openxmlformats.org/drawingml/2006/main" noChangeAspect="1"/>
+            </wp:cNvGraphicFramePr>
+            <a:graphic xmlns:a="http://schemas.openxmlformats.org/drawingml/2006/main">
+              <a:graphicData uri="http://schemas.openxmlformats.org/drawingml/2006/picture">
+                <pic:pic xmlns:pic="http://schemas.openxmlformats.org/drawingml/2006/picture">
+                  <pic:nvPicPr>
+                    <pic:cNvPr id="492912577" name=""/>
+                    <pic:cNvPicPr/>
+                  </pic:nvPicPr>
+                  <pic:blipFill>
+                    <a:blip r:embed="rId45"/>
+                    <a:stretch>
+                      <a:fillRect/>
+                    </a:stretch>
+                  </pic:blipFill>
+                  <pic:spPr>
+                    <a:xfrm>
+                      <a:off x="0" y="0"/>
+                      <a:ext cx="4498402" cy="852101"/>
+                    </a:xfrm>
+                    <a:prstGeom prst="rect">
+                      <a:avLst/>
+                    </a:prstGeom>
+                  </pic:spPr>
+                </pic:pic>
+              </a:graphicData>
+            </a:graphic>
+          </wp:inline>
+        </w:drawing>
+      </w:r>
+    </w:p>
+    <w:p>
+      <w:pPr>
+        <w:rPr>
+          <w:sz w:val="32"/>
+          <w:szCs w:val="32"/>
+        </w:rPr>
+      </w:pPr>
+      <w:r>
+        <w:rPr>
+          <w:noProof/>
+        </w:rPr>
+        <w:drawing>
+          <wp:inline distT="0" distB="0" distL="0" distR="0" wp14:anchorId="05821693" wp14:editId="2A381A75">
+            <wp:extent cx="4457700" cy="395764"/>
+            <wp:effectExtent l="0" t="0" r="0" b="4445"/>
+            <wp:docPr id="145951076" name="Picture 1"/>
+            <wp:cNvGraphicFramePr>
+              <a:graphicFrameLocks xmlns:a="http://schemas.openxmlformats.org/drawingml/2006/main" noChangeAspect="1"/>
+            </wp:cNvGraphicFramePr>
+            <a:graphic xmlns:a="http://schemas.openxmlformats.org/drawingml/2006/main">
+              <a:graphicData uri="http://schemas.openxmlformats.org/drawingml/2006/picture">
+                <pic:pic xmlns:pic="http://schemas.openxmlformats.org/drawingml/2006/picture">
+                  <pic:nvPicPr>
+                    <pic:cNvPr id="145951076" name=""/>
+                    <pic:cNvPicPr/>
+                  </pic:nvPicPr>
+                  <pic:blipFill>
+                    <a:blip r:embed="rId46"/>
+                    <a:stretch>
+                      <a:fillRect/>
+                    </a:stretch>
+                  </pic:blipFill>
+                  <pic:spPr>
+                    <a:xfrm>
+                      <a:off x="0" y="0"/>
+                      <a:ext cx="4535923" cy="402709"/>
+                    </a:xfrm>
+                    <a:prstGeom prst="rect">
+                      <a:avLst/>
+                    </a:prstGeom>
+                  </pic:spPr>
+                </pic:pic>
+              </a:graphicData>
+            </a:graphic>
+          </wp:inline>
+        </w:drawing>
+      </w:r>
+    </w:p>
+    <w:p>
+      <w:pPr>
+        <w:rPr>
+          <w:sz w:val="32"/>
+          <w:szCs w:val="32"/>
+        </w:rPr>
+      </w:pPr>
+      <w:r>
+        <w:rPr>
+          <w:noProof/>
+        </w:rPr>
+        <w:drawing>
+          <wp:inline distT="0" distB="0" distL="0" distR="0" wp14:anchorId="46138EF3" wp14:editId="6A65BB4D">
+            <wp:extent cx="4330700" cy="1191405"/>
+            <wp:effectExtent l="0" t="0" r="0" b="8890"/>
+            <wp:docPr id="880540773" name="Picture 1"/>
+            <wp:cNvGraphicFramePr>
+              <a:graphicFrameLocks xmlns:a="http://schemas.openxmlformats.org/drawingml/2006/main" noChangeAspect="1"/>
+            </wp:cNvGraphicFramePr>
+            <a:graphic xmlns:a="http://schemas.openxmlformats.org/drawingml/2006/main">
+              <a:graphicData uri="http://schemas.openxmlformats.org/drawingml/2006/picture">
+                <pic:pic xmlns:pic="http://schemas.openxmlformats.org/drawingml/2006/picture">
+                  <pic:nvPicPr>
+                    <pic:cNvPr id="880540773" name=""/>
+                    <pic:cNvPicPr/>
+                  </pic:nvPicPr>
+                  <pic:blipFill>
+                    <a:blip r:embed="rId47"/>
+                    <a:stretch>
+                      <a:fillRect/>
+                    </a:stretch>
+                  </pic:blipFill>
+                  <pic:spPr>
+                    <a:xfrm>
+                      <a:off x="0" y="0"/>
+                      <a:ext cx="4348270" cy="1196239"/>
+                    </a:xfrm>
+                    <a:prstGeom prst="rect">
+                      <a:avLst/>
+                    </a:prstGeom>
+                  </pic:spPr>
+                </pic:pic>
+              </a:graphicData>
+            </a:graphic>
+          </wp:inline>
+        </w:drawing>
+      </w:r>
+    </w:p>
+    <w:p>
+      <w:pPr>
+        <w:rPr>
+          <w:sz w:val="32"/>
+          <w:szCs w:val="32"/>
+        </w:rPr>
+      </w:pPr>
+      <w:r>
+        <w:rPr>
+          <w:noProof/>
+        </w:rPr>
+        <w:drawing>
+          <wp:inline distT="0" distB="0" distL="0" distR="0" wp14:anchorId="0B659F44" wp14:editId="3A10B98D">
+            <wp:extent cx="4540250" cy="1725392"/>
+            <wp:effectExtent l="0" t="0" r="0" b="8255"/>
+            <wp:docPr id="2115971384" name="Picture 1"/>
+            <wp:cNvGraphicFramePr>
+              <a:graphicFrameLocks xmlns:a="http://schemas.openxmlformats.org/drawingml/2006/main" noChangeAspect="1"/>
+            </wp:cNvGraphicFramePr>
+            <a:graphic xmlns:a="http://schemas.openxmlformats.org/drawingml/2006/main">
+              <a:graphicData uri="http://schemas.openxmlformats.org/drawingml/2006/picture">
+                <pic:pic xmlns:pic="http://schemas.openxmlformats.org/drawingml/2006/picture">
+                  <pic:nvPicPr>
+                    <pic:cNvPr id="2115971384" name=""/>
+                    <pic:cNvPicPr/>
+                  </pic:nvPicPr>
+                  <pic:blipFill>
+                    <a:blip r:embed="rId48"/>
+                    <a:stretch>
+                      <a:fillRect/>
+                    </a:stretch>
+                  </pic:blipFill>
+                  <pic:spPr>
+                    <a:xfrm>
+                      <a:off x="0" y="0"/>
+                      <a:ext cx="4563145" cy="1734092"/>
+                    </a:xfrm>
+                    <a:prstGeom prst="rect">
+                      <a:avLst/>
+                    </a:prstGeom>
+                  </pic:spPr>
+                </pic:pic>
+              </a:graphicData>
+            </a:graphic>
+          </wp:inline>
+        </w:drawing>
+      </w:r>
+    </w:p>
+    <w:p>
+      <w:pPr>
+        <w:rPr>
+          <w:sz w:val="32"/>
+          <w:szCs w:val="32"/>
+        </w:rPr>
+      </w:pPr>
+      <w:r>
+        <w:rPr>
+          <w:sz w:val="32"/>
+          <w:szCs w:val="32"/>
+        </w:rPr>
+        <w:lastRenderedPageBreak/>
+        <w:t xml:space="preserve">-Look at </w:t>
+      </w:r>
+      <w:proofErr w:type="spellStart"/>
+      <w:r>
+        <w:rPr>
+          <w:sz w:val="32"/>
+          <w:szCs w:val="32"/>
+        </w:rPr>
+        <w:t>redis</w:t>
+      </w:r>
+      <w:proofErr w:type="spellEnd"/>
+      <w:r>
+        <w:rPr>
+          <w:sz w:val="32"/>
+          <w:szCs w:val="32"/>
+        </w:rPr>
+        <w:t xml:space="preserve"> service:</w:t>
+      </w:r>
+    </w:p>
+    <w:p>
+      <w:pPr>
+        <w:rPr>
+          <w:sz w:val="32"/>
+          <w:szCs w:val="32"/>
+        </w:rPr>
+      </w:pPr>
+      <w:r>
+        <w:rPr>
+          <w:noProof/>
+        </w:rPr>
+        <w:drawing>
+          <wp:inline distT="0" distB="0" distL="0" distR="0" wp14:anchorId="3E1E23F9" wp14:editId="17CF3EA6">
+            <wp:extent cx="4095750" cy="1247103"/>
+            <wp:effectExtent l="0" t="0" r="0" b="0"/>
+            <wp:docPr id="194377588" name="Picture 1"/>
+            <wp:cNvGraphicFramePr>
+              <a:graphicFrameLocks xmlns:a="http://schemas.openxmlformats.org/drawingml/2006/main" noChangeAspect="1"/>
+            </wp:cNvGraphicFramePr>
+            <a:graphic xmlns:a="http://schemas.openxmlformats.org/drawingml/2006/main">
+              <a:graphicData uri="http://schemas.openxmlformats.org/drawingml/2006/picture">
+                <pic:pic xmlns:pic="http://schemas.openxmlformats.org/drawingml/2006/picture">
+                  <pic:nvPicPr>
+                    <pic:cNvPr id="194377588" name=""/>
+                    <pic:cNvPicPr/>
+                  </pic:nvPicPr>
+                  <pic:blipFill>
+                    <a:blip r:embed="rId49"/>
+                    <a:stretch>
+                      <a:fillRect/>
+                    </a:stretch>
+                  </pic:blipFill>
+                  <pic:spPr>
+                    <a:xfrm>
+                      <a:off x="0" y="0"/>
+                      <a:ext cx="4106038" cy="1250236"/>
+                    </a:xfrm>
+                    <a:prstGeom prst="rect">
+                      <a:avLst/>
+                    </a:prstGeom>
+                  </pic:spPr>
+                </pic:pic>
+              </a:graphicData>
+            </a:graphic>
+          </wp:inline>
+        </w:drawing>
+      </w:r>
+    </w:p>
+    <w:p>
+      <w:pPr>
+        <w:rPr>
+          <w:sz w:val="32"/>
+          <w:szCs w:val="32"/>
+        </w:rPr>
+      </w:pPr>
+      <w:r>
+        <w:rPr>
+          <w:noProof/>
+        </w:rPr>
+        <w:drawing>
+          <wp:inline distT="0" distB="0" distL="0" distR="0" wp14:anchorId="1F539A33" wp14:editId="39723CE5">
+            <wp:extent cx="3327400" cy="1163879"/>
+            <wp:effectExtent l="0" t="0" r="6350" b="0"/>
+            <wp:docPr id="1386718523" name="Picture 1"/>
+            <wp:cNvGraphicFramePr>
+              <a:graphicFrameLocks xmlns:a="http://schemas.openxmlformats.org/drawingml/2006/main" noChangeAspect="1"/>
+            </wp:cNvGraphicFramePr>
+            <a:graphic xmlns:a="http://schemas.openxmlformats.org/drawingml/2006/main">
+              <a:graphicData uri="http://schemas.openxmlformats.org/drawingml/2006/picture">
+                <pic:pic xmlns:pic="http://schemas.openxmlformats.org/drawingml/2006/picture">
+                  <pic:nvPicPr>
+                    <pic:cNvPr id="1386718523" name=""/>
+                    <pic:cNvPicPr/>
+                  </pic:nvPicPr>
+                  <pic:blipFill>
+                    <a:blip r:embed="rId50"/>
+                    <a:stretch>
+                      <a:fillRect/>
+                    </a:stretch>
+                  </pic:blipFill>
+                  <pic:spPr>
+                    <a:xfrm>
+                      <a:off x="0" y="0"/>
+                      <a:ext cx="3341124" cy="1168679"/>
+                    </a:xfrm>
+                    <a:prstGeom prst="rect">
+                      <a:avLst/>
+                    </a:prstGeom>
+                  </pic:spPr>
+                </pic:pic>
+              </a:graphicData>
+            </a:graphic>
+          </wp:inline>
+        </w:drawing>
+      </w:r>
+    </w:p>
+    <w:p>
+      <w:pPr>
+        <w:rPr>
+          <w:sz w:val="32"/>
+          <w:szCs w:val="32"/>
+        </w:rPr>
+      </w:pPr>
+      <w:r>
+        <w:rPr>
+          <w:sz w:val="32"/>
+          <w:szCs w:val="32"/>
+        </w:rPr>
+        <w:t>-network and volumes blocks define a network and a volume</w:t>
+      </w:r>
+    </w:p>
+    <w:p>
+      <w:pPr>
+        <w:rPr>
+          <w:sz w:val="32"/>
+          <w:szCs w:val="32"/>
+        </w:rPr>
+      </w:pPr>
+      <w:r>
+        <w:rPr>
+          <w:noProof/>
+        </w:rPr>
+        <w:drawing>
+          <wp:inline distT="0" distB="0" distL="0" distR="0" wp14:anchorId="7C618229" wp14:editId="0BF38BEB">
+            <wp:extent cx="4457700" cy="409575"/>
+            <wp:effectExtent l="0" t="0" r="0" b="9525"/>
+            <wp:docPr id="365292990" name="Picture 1"/>
+            <wp:cNvGraphicFramePr>
+              <a:graphicFrameLocks xmlns:a="http://schemas.openxmlformats.org/drawingml/2006/main" noChangeAspect="1"/>
+            </wp:cNvGraphicFramePr>
+            <a:graphic xmlns:a="http://schemas.openxmlformats.org/drawingml/2006/main">
+              <a:graphicData uri="http://schemas.openxmlformats.org/drawingml/2006/picture">
+                <pic:pic xmlns:pic="http://schemas.openxmlformats.org/drawingml/2006/picture">
+                  <pic:nvPicPr>
+                    <pic:cNvPr id="365292990" name=""/>
+                    <pic:cNvPicPr/>
+                  </pic:nvPicPr>
+                  <pic:blipFill>
+                    <a:blip r:embed="rId51"/>
+                    <a:stretch>
+                      <a:fillRect/>
+                    </a:stretch>
+                  </pic:blipFill>
+                  <pic:spPr>
+                    <a:xfrm>
+                      <a:off x="0" y="0"/>
+                      <a:ext cx="4498896" cy="413360"/>
+                    </a:xfrm>
+                    <a:prstGeom prst="rect">
+                      <a:avLst/>
+                    </a:prstGeom>
+                  </pic:spPr>
+                </pic:pic>
+              </a:graphicData>
+            </a:graphic>
+          </wp:inline>
+        </w:drawing>
+      </w:r>
     </w:p>
     <w:p>
       <w:pPr>
@@ -8981,6 +13074,74 @@
           <w:szCs w:val="32"/>
         </w:rPr>
       </w:pPr>
+      <w:r>
+        <w:rPr>
+          <w:sz w:val="32"/>
+          <w:szCs w:val="32"/>
+        </w:rPr>
+        <w:t>-docker compose up -d: deploy the app</w:t>
+      </w:r>
+    </w:p>
+    <w:p>
+      <w:pPr>
+        <w:rPr>
+          <w:sz w:val="32"/>
+          <w:szCs w:val="32"/>
+        </w:rPr>
+      </w:pPr>
+      <w:r>
+        <w:rPr>
+          <w:sz w:val="32"/>
+          <w:szCs w:val="32"/>
+        </w:rPr>
+        <w:t>-docker compose -f &lt;location&gt; up -d</w:t>
+      </w:r>
+    </w:p>
+    <w:p>
+      <w:pPr>
+        <w:rPr>
+          <w:sz w:val="32"/>
+          <w:szCs w:val="32"/>
+        </w:rPr>
+      </w:pPr>
+      <w:r>
+        <w:rPr>
+          <w:sz w:val="32"/>
+          <w:szCs w:val="32"/>
+        </w:rPr>
+        <w:t xml:space="preserve">-docker </w:t>
+      </w:r>
+      <w:proofErr w:type="spellStart"/>
+      <w:r>
+        <w:rPr>
+          <w:sz w:val="32"/>
+          <w:szCs w:val="32"/>
+        </w:rPr>
+        <w:t>ps</w:t>
+      </w:r>
+      <w:proofErr w:type="spellEnd"/>
+      <w:r>
+        <w:rPr>
+          <w:sz w:val="32"/>
+          <w:szCs w:val="32"/>
+        </w:rPr>
+        <w:t>: list running containers</w:t>
+      </w:r>
+    </w:p>
+    <w:p>
+      <w:pPr>
+        <w:rPr>
+          <w:sz w:val="32"/>
+          <w:szCs w:val="32"/>
+        </w:rPr>
+      </w:pPr>
+      <w:r>
+        <w:rPr>
+          <w:sz w:val="32"/>
+          <w:szCs w:val="32"/>
+        </w:rPr>
+        <w:t>-docker network ls: see network</w:t>
+      </w:r>
     </w:p>
     <w:p>
       <w:pPr>
@@ -9004,6 +13165,182 @@
           <w:szCs w:val="32"/>
         </w:rPr>
       </w:pPr>
+      <w:r>
+        <w:rPr>
+          <w:sz w:val="32"/>
+          <w:szCs w:val="32"/>
+        </w:rPr>
+        <w:t>-docker compose down: shut down the app</w:t>
+      </w:r>
+    </w:p>
+    <w:p>
+      <w:pPr>
+        <w:rPr>
+          <w:sz w:val="32"/>
+          <w:szCs w:val="32"/>
+        </w:rPr>
+      </w:pPr>
+      <w:r>
+        <w:rPr>
+          <w:sz w:val="32"/>
+          <w:szCs w:val="32"/>
+        </w:rPr>
+        <w:t>-docker volume ls: see volumes</w:t>
+      </w:r>
+    </w:p>
+    <w:p>
+      <w:pPr>
+        <w:rPr>
+          <w:sz w:val="32"/>
+          <w:szCs w:val="32"/>
+        </w:rPr>
+      </w:pPr>
+      <w:r>
+        <w:rPr>
+          <w:sz w:val="32"/>
+          <w:szCs w:val="32"/>
+        </w:rPr>
+        <w:t xml:space="preserve">-docker compose </w:t>
+      </w:r>
+      <w:proofErr w:type="spellStart"/>
+      <w:r>
+        <w:rPr>
+          <w:sz w:val="32"/>
+          <w:szCs w:val="32"/>
+        </w:rPr>
+        <w:t>ps</w:t>
+      </w:r>
+      <w:proofErr w:type="spellEnd"/>
+      <w:r>
+        <w:rPr>
+          <w:sz w:val="32"/>
+          <w:szCs w:val="32"/>
+        </w:rPr>
+        <w:t>: check the current state of app</w:t>
+      </w:r>
+    </w:p>
+    <w:p>
+      <w:pPr>
+        <w:rPr>
+          <w:sz w:val="32"/>
+          <w:szCs w:val="32"/>
+        </w:rPr>
+      </w:pPr>
+      <w:r>
+        <w:rPr>
+          <w:sz w:val="32"/>
+          <w:szCs w:val="32"/>
+        </w:rPr>
+        <w:t xml:space="preserve">-docker compose </w:t>
+      </w:r>
+      <w:proofErr w:type="spellStart"/>
+      <w:r>
+        <w:rPr>
+          <w:sz w:val="32"/>
+          <w:szCs w:val="32"/>
+        </w:rPr>
+        <w:t>ps</w:t>
+      </w:r>
+      <w:proofErr w:type="spellEnd"/>
+      <w:r>
+        <w:rPr>
+          <w:sz w:val="32"/>
+          <w:szCs w:val="32"/>
+        </w:rPr>
+        <w:t xml:space="preserve"> -a</w:t>
+      </w:r>
+    </w:p>
+    <w:p>
+      <w:pPr>
+        <w:rPr>
+          <w:sz w:val="32"/>
+          <w:szCs w:val="32"/>
+        </w:rPr>
+      </w:pPr>
+      <w:r>
+        <w:rPr>
+          <w:sz w:val="32"/>
+          <w:szCs w:val="32"/>
+        </w:rPr>
+        <w:t>-docker compose top: list the processes inside each container</w:t>
+      </w:r>
+    </w:p>
+    <w:p>
+      <w:pPr>
+        <w:rPr>
+          <w:sz w:val="32"/>
+          <w:szCs w:val="32"/>
+        </w:rPr>
+      </w:pPr>
+      <w:r>
+        <w:rPr>
+          <w:sz w:val="32"/>
+          <w:szCs w:val="32"/>
+        </w:rPr>
+        <w:lastRenderedPageBreak/>
+        <w:t>-docker compose stop: stop the app</w:t>
+      </w:r>
+    </w:p>
+    <w:p>
+      <w:pPr>
+        <w:rPr>
+          <w:sz w:val="32"/>
+          <w:szCs w:val="32"/>
+        </w:rPr>
+      </w:pPr>
+      <w:r>
+        <w:rPr>
+          <w:sz w:val="32"/>
+          <w:szCs w:val="32"/>
+        </w:rPr>
+        <w:t>-docker compose restart: restart the app</w:t>
+      </w:r>
+    </w:p>
+    <w:p>
+      <w:pPr>
+        <w:rPr>
+          <w:sz w:val="32"/>
+          <w:szCs w:val="32"/>
+        </w:rPr>
+      </w:pPr>
+      <w:r>
+        <w:rPr>
+          <w:sz w:val="32"/>
+          <w:szCs w:val="32"/>
+        </w:rPr>
+        <w:t>-docker compose ls: check the status of app</w:t>
+      </w:r>
+    </w:p>
+    <w:p>
+      <w:pPr>
+        <w:rPr>
+          <w:sz w:val="32"/>
+          <w:szCs w:val="32"/>
+        </w:rPr>
+      </w:pPr>
+      <w:r>
+        <w:rPr>
+          <w:sz w:val="32"/>
+          <w:szCs w:val="32"/>
+        </w:rPr>
+        <w:t>-Clean up: docker-compose down --volumes --</w:t>
+      </w:r>
+      <w:proofErr w:type="spellStart"/>
+      <w:r>
+        <w:rPr>
+          <w:sz w:val="32"/>
+          <w:szCs w:val="32"/>
+        </w:rPr>
+        <w:t>rmi</w:t>
+      </w:r>
+      <w:proofErr w:type="spellEnd"/>
+      <w:r>
+        <w:rPr>
+          <w:sz w:val="32"/>
+          <w:szCs w:val="32"/>
+        </w:rPr>
+        <w:t xml:space="preserve"> all</w:t>
+      </w:r>
     </w:p>
     <w:p>
       <w:pPr>
@@ -9020,6 +13357,236 @@
         <w:t>9.8 Deploy apps with Compose – The commands</w:t>
       </w:r>
     </w:p>
+    <w:tbl>
+      <w:tblPr>
+        <w:tblStyle w:val="TableGrid"/>
+        <w:tblW w:w="0" w:type="auto"/>
+        <w:tblLook w:val="04A0" w:firstRow="1" w:lastRow="0" w:firstColumn="1" w:lastColumn="0" w:noHBand="0" w:noVBand="1"/>
+      </w:tblPr>
+      <w:tblGrid>
+        <w:gridCol w:w="3415"/>
+        <w:gridCol w:w="5935"/>
+      </w:tblGrid>
+      <w:tr>
+        <w:tc>
+          <w:tcPr>
+            <w:tcW w:w="3415" w:type="dxa"/>
+          </w:tcPr>
+          <w:p>
+            <w:pPr>
+              <w:rPr>
+                <w:sz w:val="32"/>
+                <w:szCs w:val="32"/>
+              </w:rPr>
+            </w:pPr>
+            <w:r>
+              <w:rPr>
+                <w:sz w:val="32"/>
+                <w:szCs w:val="32"/>
+              </w:rPr>
+              <w:t>docker compose up</w:t>
+            </w:r>
+          </w:p>
+        </w:tc>
+        <w:tc>
+          <w:tcPr>
+            <w:tcW w:w="5935" w:type="dxa"/>
+          </w:tcPr>
+          <w:p>
+            <w:pPr>
+              <w:rPr>
+                <w:sz w:val="32"/>
+                <w:szCs w:val="32"/>
+              </w:rPr>
+            </w:pPr>
+            <w:r>
+              <w:rPr>
+                <w:sz w:val="32"/>
+                <w:szCs w:val="32"/>
+              </w:rPr>
+              <w:t>Deploy Compose app</w:t>
+            </w:r>
+          </w:p>
+        </w:tc>
+      </w:tr>
+      <w:tr>
+        <w:tc>
+          <w:tcPr>
+            <w:tcW w:w="3415" w:type="dxa"/>
+          </w:tcPr>
+          <w:p>
+            <w:pPr>
+              <w:rPr>
+                <w:sz w:val="32"/>
+                <w:szCs w:val="32"/>
+              </w:rPr>
+            </w:pPr>
+            <w:r>
+              <w:rPr>
+                <w:sz w:val="32"/>
+                <w:szCs w:val="32"/>
+              </w:rPr>
+              <w:t>docker compose stop</w:t>
+            </w:r>
+          </w:p>
+        </w:tc>
+        <w:tc>
+          <w:tcPr>
+            <w:tcW w:w="5935" w:type="dxa"/>
+          </w:tcPr>
+          <w:p>
+            <w:pPr>
+              <w:rPr>
+                <w:sz w:val="32"/>
+                <w:szCs w:val="32"/>
+              </w:rPr>
+            </w:pPr>
+            <w:r>
+              <w:rPr>
+                <w:sz w:val="32"/>
+                <w:szCs w:val="32"/>
+              </w:rPr>
+              <w:t>Stop containers in Compose app</w:t>
+            </w:r>
+          </w:p>
+        </w:tc>
+      </w:tr>
+      <w:tr>
+        <w:tc>
+          <w:tcPr>
+            <w:tcW w:w="3415" w:type="dxa"/>
+          </w:tcPr>
+          <w:p>
+            <w:pPr>
+              <w:rPr>
+                <w:sz w:val="32"/>
+                <w:szCs w:val="32"/>
+              </w:rPr>
+            </w:pPr>
+            <w:r>
+              <w:rPr>
+                <w:sz w:val="32"/>
+                <w:szCs w:val="32"/>
+              </w:rPr>
+              <w:t>docker compose restart</w:t>
+            </w:r>
+          </w:p>
+        </w:tc>
+        <w:tc>
+          <w:tcPr>
+            <w:tcW w:w="5935" w:type="dxa"/>
+          </w:tcPr>
+          <w:p>
+            <w:pPr>
+              <w:rPr>
+                <w:sz w:val="32"/>
+                <w:szCs w:val="32"/>
+              </w:rPr>
+            </w:pPr>
+            <w:r>
+              <w:rPr>
+                <w:sz w:val="32"/>
+                <w:szCs w:val="32"/>
+              </w:rPr>
+              <w:t>Restart stopped Compose app</w:t>
+            </w:r>
+          </w:p>
+        </w:tc>
+      </w:tr>
+      <w:tr>
+        <w:tc>
+          <w:tcPr>
+            <w:tcW w:w="3415" w:type="dxa"/>
+          </w:tcPr>
+          <w:p>
+            <w:pPr>
+              <w:rPr>
+                <w:sz w:val="32"/>
+                <w:szCs w:val="32"/>
+              </w:rPr>
+            </w:pPr>
+            <w:r>
+              <w:rPr>
+                <w:sz w:val="32"/>
+                <w:szCs w:val="32"/>
+              </w:rPr>
+              <w:t xml:space="preserve">docker compose </w:t>
+            </w:r>
+            <w:proofErr w:type="spellStart"/>
+            <w:r>
+              <w:rPr>
+                <w:sz w:val="32"/>
+                <w:szCs w:val="32"/>
+              </w:rPr>
+              <w:t>ps</w:t>
+            </w:r>
+            <w:proofErr w:type="spellEnd"/>
+          </w:p>
+        </w:tc>
+        <w:tc>
+          <w:tcPr>
+            <w:tcW w:w="5935" w:type="dxa"/>
+          </w:tcPr>
+          <w:p>
+            <w:pPr>
+              <w:rPr>
+                <w:sz w:val="32"/>
+                <w:szCs w:val="32"/>
+              </w:rPr>
+            </w:pPr>
+            <w:r>
+              <w:rPr>
+                <w:sz w:val="32"/>
+                <w:szCs w:val="32"/>
+              </w:rPr>
+              <w:t>List each container in Compose app</w:t>
+            </w:r>
+          </w:p>
+        </w:tc>
+      </w:tr>
+      <w:tr>
+        <w:tc>
+          <w:tcPr>
+            <w:tcW w:w="3415" w:type="dxa"/>
+          </w:tcPr>
+          <w:p>
+            <w:pPr>
+              <w:rPr>
+                <w:sz w:val="32"/>
+                <w:szCs w:val="32"/>
+              </w:rPr>
+            </w:pPr>
+            <w:r>
+              <w:rPr>
+                <w:sz w:val="32"/>
+                <w:szCs w:val="32"/>
+              </w:rPr>
+              <w:t>docker compose down</w:t>
+            </w:r>
+          </w:p>
+        </w:tc>
+        <w:tc>
+          <w:tcPr>
+            <w:tcW w:w="5935" w:type="dxa"/>
+          </w:tcPr>
+          <w:p>
+            <w:pPr>
+              <w:rPr>
+                <w:sz w:val="32"/>
+                <w:szCs w:val="32"/>
+              </w:rPr>
+            </w:pPr>
+            <w:r>
+              <w:rPr>
+                <w:sz w:val="32"/>
+                <w:szCs w:val="32"/>
+              </w:rPr>
+              <w:t>stop and delete running Compose app. Be default, it deletes containers and networks, not volumes and images</w:t>
+            </w:r>
+          </w:p>
+        </w:tc>
+      </w:tr>
+    </w:tbl>
     <w:p>
       <w:pPr>
         <w:rPr>
@@ -9158,6 +13725,7 @@
           <w:sz w:val="32"/>
           <w:szCs w:val="32"/>
         </w:rPr>
+        <w:lastRenderedPageBreak/>
         <w:t>10.5 Use Docker Model Runner with Compose</w:t>
       </w:r>
     </w:p>
@@ -9253,122 +13821,230 @@
           <w:sz w:val="32"/>
           <w:szCs w:val="32"/>
         </w:rPr>
-        <w:t>11. Docker and Wasm</w:t>
-      </w:r>
-    </w:p>
-    <w:p>
-      <w:pPr>
-        <w:rPr>
-          <w:sz w:val="32"/>
-          <w:szCs w:val="32"/>
-        </w:rPr>
-      </w:pPr>
-    </w:p>
-    <w:p>
-      <w:pPr>
-        <w:rPr>
-          <w:sz w:val="32"/>
-          <w:szCs w:val="32"/>
-        </w:rPr>
-      </w:pPr>
-      <w:r>
-        <w:rPr>
-          <w:sz w:val="32"/>
-          <w:szCs w:val="32"/>
-        </w:rPr>
-        <w:t>11.1 Pre-reqs</w:t>
-      </w:r>
-    </w:p>
-    <w:p>
-      <w:pPr>
-        <w:rPr>
-          <w:sz w:val="32"/>
-          <w:szCs w:val="32"/>
-        </w:rPr>
-      </w:pPr>
-    </w:p>
-    <w:p>
-      <w:pPr>
-        <w:rPr>
-          <w:sz w:val="32"/>
-          <w:szCs w:val="32"/>
-        </w:rPr>
-      </w:pPr>
-      <w:r>
-        <w:rPr>
-          <w:sz w:val="32"/>
-          <w:szCs w:val="32"/>
-        </w:rPr>
-        <w:t>11.2 Intro to Wasm and Wasm containers</w:t>
-      </w:r>
-    </w:p>
-    <w:p>
-      <w:pPr>
-        <w:rPr>
-          <w:sz w:val="32"/>
-          <w:szCs w:val="32"/>
-        </w:rPr>
-      </w:pPr>
-    </w:p>
-    <w:p>
-      <w:pPr>
-        <w:rPr>
-          <w:sz w:val="32"/>
-          <w:szCs w:val="32"/>
-        </w:rPr>
-      </w:pPr>
-      <w:r>
-        <w:rPr>
-          <w:sz w:val="32"/>
-          <w:szCs w:val="32"/>
-        </w:rPr>
-        <w:t>11.3 Write a Wasm app</w:t>
-      </w:r>
-    </w:p>
-    <w:p>
-      <w:pPr>
-        <w:rPr>
-          <w:sz w:val="32"/>
-          <w:szCs w:val="32"/>
-        </w:rPr>
-      </w:pPr>
-    </w:p>
-    <w:p>
-      <w:pPr>
-        <w:rPr>
-          <w:sz w:val="32"/>
-          <w:szCs w:val="32"/>
-        </w:rPr>
-      </w:pPr>
-      <w:r>
-        <w:rPr>
-          <w:sz w:val="32"/>
-          <w:szCs w:val="32"/>
-        </w:rPr>
-        <w:t>11.4 Containerize a Wasm app</w:t>
-      </w:r>
-    </w:p>
-    <w:p>
-      <w:pPr>
-        <w:rPr>
-          <w:sz w:val="32"/>
-          <w:szCs w:val="32"/>
-        </w:rPr>
-      </w:pPr>
-    </w:p>
-    <w:p>
-      <w:pPr>
-        <w:rPr>
-          <w:sz w:val="32"/>
-          <w:szCs w:val="32"/>
-        </w:rPr>
-      </w:pPr>
-      <w:r>
-        <w:rPr>
-          <w:sz w:val="32"/>
-          <w:szCs w:val="32"/>
-        </w:rPr>
-        <w:t>11.5 Run a Wasm container</w:t>
+        <w:t xml:space="preserve">11. Docker and </w:t>
+      </w:r>
+      <w:proofErr w:type="spellStart"/>
+      <w:r>
+        <w:rPr>
+          <w:color w:val="EE0000"/>
+          <w:sz w:val="32"/>
+          <w:szCs w:val="32"/>
+        </w:rPr>
+        <w:t>Wasm</w:t>
+      </w:r>
+      <w:proofErr w:type="spellEnd"/>
+    </w:p>
+    <w:p>
+      <w:pPr>
+        <w:rPr>
+          <w:sz w:val="32"/>
+          <w:szCs w:val="32"/>
+        </w:rPr>
+      </w:pPr>
+    </w:p>
+    <w:p>
+      <w:pPr>
+        <w:rPr>
+          <w:sz w:val="32"/>
+          <w:szCs w:val="32"/>
+        </w:rPr>
+      </w:pPr>
+      <w:r>
+        <w:rPr>
+          <w:sz w:val="32"/>
+          <w:szCs w:val="32"/>
+        </w:rPr>
+        <w:t xml:space="preserve">11.1 </w:t>
+      </w:r>
+      <w:proofErr w:type="gramStart"/>
+      <w:r>
+        <w:rPr>
+          <w:sz w:val="32"/>
+          <w:szCs w:val="32"/>
+        </w:rPr>
+        <w:t>Pre-</w:t>
+      </w:r>
+      <w:proofErr w:type="spellStart"/>
+      <w:r>
+        <w:rPr>
+          <w:sz w:val="32"/>
+          <w:szCs w:val="32"/>
+        </w:rPr>
+        <w:t>reqs</w:t>
+      </w:r>
+      <w:proofErr w:type="spellEnd"/>
+      <w:proofErr w:type="gramEnd"/>
+    </w:p>
+    <w:p>
+      <w:pPr>
+        <w:rPr>
+          <w:sz w:val="32"/>
+          <w:szCs w:val="32"/>
+        </w:rPr>
+      </w:pPr>
+    </w:p>
+    <w:p>
+      <w:pPr>
+        <w:rPr>
+          <w:sz w:val="32"/>
+          <w:szCs w:val="32"/>
+        </w:rPr>
+      </w:pPr>
+      <w:r>
+        <w:rPr>
+          <w:sz w:val="32"/>
+          <w:szCs w:val="32"/>
+        </w:rPr>
+        <w:t xml:space="preserve">11.2 Intro to </w:t>
+      </w:r>
+      <w:proofErr w:type="spellStart"/>
+      <w:r>
+        <w:rPr>
+          <w:sz w:val="32"/>
+          <w:szCs w:val="32"/>
+        </w:rPr>
+        <w:t>Wasm</w:t>
+      </w:r>
+      <w:proofErr w:type="spellEnd"/>
+      <w:r>
+        <w:rPr>
+          <w:sz w:val="32"/>
+          <w:szCs w:val="32"/>
+        </w:rPr>
+        <w:t xml:space="preserve"> and </w:t>
+      </w:r>
+      <w:proofErr w:type="spellStart"/>
+      <w:r>
+        <w:rPr>
+          <w:sz w:val="32"/>
+          <w:szCs w:val="32"/>
+        </w:rPr>
+        <w:t>Wasm</w:t>
+      </w:r>
+      <w:proofErr w:type="spellEnd"/>
+      <w:r>
+        <w:rPr>
+          <w:sz w:val="32"/>
+          <w:szCs w:val="32"/>
+        </w:rPr>
+        <w:t xml:space="preserve"> containers</w:t>
+      </w:r>
+    </w:p>
+    <w:p>
+      <w:pPr>
+        <w:rPr>
+          <w:sz w:val="32"/>
+          <w:szCs w:val="32"/>
+        </w:rPr>
+      </w:pPr>
+    </w:p>
+    <w:p>
+      <w:pPr>
+        <w:rPr>
+          <w:sz w:val="32"/>
+          <w:szCs w:val="32"/>
+        </w:rPr>
+      </w:pPr>
+      <w:r>
+        <w:rPr>
+          <w:sz w:val="32"/>
+          <w:szCs w:val="32"/>
+        </w:rPr>
+        <w:t xml:space="preserve">11.3 Write a </w:t>
+      </w:r>
+      <w:proofErr w:type="spellStart"/>
+      <w:r>
+        <w:rPr>
+          <w:sz w:val="32"/>
+          <w:szCs w:val="32"/>
+        </w:rPr>
+        <w:t>Wasm</w:t>
+      </w:r>
+      <w:proofErr w:type="spellEnd"/>
+      <w:r>
+        <w:rPr>
+          <w:sz w:val="32"/>
+          <w:szCs w:val="32"/>
+        </w:rPr>
+        <w:t xml:space="preserve"> app</w:t>
+      </w:r>
+    </w:p>
+    <w:p>
+      <w:pPr>
+        <w:rPr>
+          <w:sz w:val="32"/>
+          <w:szCs w:val="32"/>
+        </w:rPr>
+      </w:pPr>
+    </w:p>
+    <w:p>
+      <w:pPr>
+        <w:rPr>
+          <w:sz w:val="32"/>
+          <w:szCs w:val="32"/>
+        </w:rPr>
+      </w:pPr>
+      <w:r>
+        <w:rPr>
+          <w:sz w:val="32"/>
+          <w:szCs w:val="32"/>
+        </w:rPr>
+        <w:t xml:space="preserve">11.4 Containerize a </w:t>
+      </w:r>
+      <w:proofErr w:type="spellStart"/>
+      <w:r>
+        <w:rPr>
+          <w:sz w:val="32"/>
+          <w:szCs w:val="32"/>
+        </w:rPr>
+        <w:t>Wasm</w:t>
+      </w:r>
+      <w:proofErr w:type="spellEnd"/>
+      <w:r>
+        <w:rPr>
+          <w:sz w:val="32"/>
+          <w:szCs w:val="32"/>
+        </w:rPr>
+        <w:t xml:space="preserve"> app</w:t>
+      </w:r>
+    </w:p>
+    <w:p>
+      <w:pPr>
+        <w:rPr>
+          <w:sz w:val="32"/>
+          <w:szCs w:val="32"/>
+        </w:rPr>
+      </w:pPr>
+    </w:p>
+    <w:p>
+      <w:pPr>
+        <w:rPr>
+          <w:sz w:val="32"/>
+          <w:szCs w:val="32"/>
+        </w:rPr>
+      </w:pPr>
+      <w:r>
+        <w:rPr>
+          <w:sz w:val="32"/>
+          <w:szCs w:val="32"/>
+        </w:rPr>
+        <w:t xml:space="preserve">11.5 Run a </w:t>
+      </w:r>
+      <w:proofErr w:type="spellStart"/>
+      <w:r>
+        <w:rPr>
+          <w:sz w:val="32"/>
+          <w:szCs w:val="32"/>
+        </w:rPr>
+        <w:t>Wasm</w:t>
+      </w:r>
+      <w:proofErr w:type="spellEnd"/>
+      <w:r>
+        <w:rPr>
+          <w:sz w:val="32"/>
+          <w:szCs w:val="32"/>
+        </w:rPr>
+        <w:t xml:space="preserve"> container</w:t>
       </w:r>
     </w:p>
     <w:p>
@@ -9417,100 +14093,248 @@
           <w:sz w:val="32"/>
           <w:szCs w:val="32"/>
         </w:rPr>
+        <w:t>12. Docker Swarm</w:t>
+      </w:r>
+    </w:p>
+    <w:p>
+      <w:pPr>
+        <w:rPr>
+          <w:sz w:val="32"/>
+          <w:szCs w:val="32"/>
+        </w:rPr>
+      </w:pPr>
+    </w:p>
+    <w:p>
+      <w:pPr>
+        <w:rPr>
+          <w:sz w:val="32"/>
+          <w:szCs w:val="32"/>
+        </w:rPr>
+      </w:pPr>
+      <w:r>
+        <w:rPr>
+          <w:sz w:val="32"/>
+          <w:szCs w:val="32"/>
+        </w:rPr>
+        <w:t>12.1 Swarm primer</w:t>
+      </w:r>
+    </w:p>
+    <w:p>
+      <w:pPr>
+        <w:rPr>
+          <w:sz w:val="32"/>
+          <w:szCs w:val="32"/>
+        </w:rPr>
+      </w:pPr>
+    </w:p>
+    <w:p>
+      <w:pPr>
+        <w:rPr>
+          <w:sz w:val="32"/>
+          <w:szCs w:val="32"/>
+        </w:rPr>
+      </w:pPr>
+      <w:r>
+        <w:rPr>
+          <w:sz w:val="32"/>
+          <w:szCs w:val="32"/>
+        </w:rPr>
+        <w:t>12.2 Build a swarm</w:t>
+      </w:r>
+    </w:p>
+    <w:p>
+      <w:pPr>
+        <w:rPr>
+          <w:sz w:val="32"/>
+          <w:szCs w:val="32"/>
+        </w:rPr>
+      </w:pPr>
+    </w:p>
+    <w:p>
+      <w:pPr>
+        <w:rPr>
+          <w:sz w:val="32"/>
+          <w:szCs w:val="32"/>
+        </w:rPr>
+      </w:pPr>
+      <w:r>
+        <w:rPr>
+          <w:sz w:val="32"/>
+          <w:szCs w:val="32"/>
+        </w:rPr>
+        <w:t>12.3 Deploy Swarm app</w:t>
+      </w:r>
+    </w:p>
+    <w:p>
+      <w:pPr>
+        <w:rPr>
+          <w:sz w:val="32"/>
+          <w:szCs w:val="32"/>
+        </w:rPr>
+      </w:pPr>
+    </w:p>
+    <w:p>
+      <w:pPr>
+        <w:rPr>
+          <w:sz w:val="32"/>
+          <w:szCs w:val="32"/>
+        </w:rPr>
+      </w:pPr>
+      <w:r>
+        <w:rPr>
+          <w:sz w:val="32"/>
+          <w:szCs w:val="32"/>
+        </w:rPr>
+        <w:t>12.4 Docker Swarm – The commands</w:t>
+      </w:r>
+    </w:p>
+    <w:p>
+      <w:pPr>
+        <w:rPr>
+          <w:sz w:val="32"/>
+          <w:szCs w:val="32"/>
+        </w:rPr>
+      </w:pPr>
+    </w:p>
+    <w:p>
+      <w:pPr>
+        <w:pStyle w:val="Heading1"/>
+        <w:rPr>
+          <w:color w:val="EE0000"/>
+          <w:sz w:val="32"/>
+          <w:szCs w:val="32"/>
+        </w:rPr>
+      </w:pPr>
+      <w:r>
+        <w:rPr>
+          <w:color w:val="EE0000"/>
+          <w:sz w:val="32"/>
+          <w:szCs w:val="32"/>
+        </w:rPr>
+        <w:t>13. Docker Networking</w:t>
+      </w:r>
+    </w:p>
+    <w:p>
+      <w:pPr>
+        <w:rPr>
+          <w:sz w:val="32"/>
+          <w:szCs w:val="32"/>
+        </w:rPr>
+      </w:pPr>
+    </w:p>
+    <w:p>
+      <w:pPr>
+        <w:rPr>
+          <w:sz w:val="32"/>
+          <w:szCs w:val="32"/>
+        </w:rPr>
+      </w:pPr>
+      <w:r>
+        <w:rPr>
+          <w:sz w:val="32"/>
+          <w:szCs w:val="32"/>
+        </w:rPr>
+        <w:t>13.1 Docker Networking – The TLDR</w:t>
+      </w:r>
+    </w:p>
+    <w:p>
+      <w:pPr>
+        <w:rPr>
+          <w:sz w:val="32"/>
+          <w:szCs w:val="32"/>
+        </w:rPr>
+      </w:pPr>
+    </w:p>
+    <w:p>
+      <w:pPr>
+        <w:rPr>
+          <w:sz w:val="32"/>
+          <w:szCs w:val="32"/>
+        </w:rPr>
+      </w:pPr>
+      <w:r>
+        <w:rPr>
+          <w:sz w:val="32"/>
+          <w:szCs w:val="32"/>
+        </w:rPr>
+        <w:t>13.2 Docker networking theory</w:t>
+      </w:r>
+    </w:p>
+    <w:p>
+      <w:pPr>
+        <w:rPr>
+          <w:sz w:val="32"/>
+          <w:szCs w:val="32"/>
+        </w:rPr>
+      </w:pPr>
+    </w:p>
+    <w:p>
+      <w:pPr>
+        <w:rPr>
+          <w:sz w:val="32"/>
+          <w:szCs w:val="32"/>
+        </w:rPr>
+      </w:pPr>
+      <w:r>
+        <w:rPr>
+          <w:sz w:val="32"/>
+          <w:szCs w:val="32"/>
+        </w:rPr>
+        <w:t xml:space="preserve">13.3 Single-host bridge networks </w:t>
+      </w:r>
+    </w:p>
+    <w:p>
+      <w:pPr>
+        <w:rPr>
+          <w:sz w:val="32"/>
+          <w:szCs w:val="32"/>
+        </w:rPr>
+      </w:pPr>
+    </w:p>
+    <w:p>
+      <w:pPr>
+        <w:rPr>
+          <w:sz w:val="32"/>
+          <w:szCs w:val="32"/>
+        </w:rPr>
+      </w:pPr>
+      <w:r>
+        <w:rPr>
+          <w:sz w:val="32"/>
+          <w:szCs w:val="32"/>
+        </w:rPr>
+        <w:t xml:space="preserve">13.4 </w:t>
+      </w:r>
+      <w:r>
+        <w:rPr>
+          <w:sz w:val="32"/>
+          <w:szCs w:val="32"/>
+        </w:rPr>
+        <w:t>External access via port mappings</w:t>
+      </w:r>
+    </w:p>
+    <w:p>
+      <w:pPr>
+        <w:rPr>
+          <w:sz w:val="32"/>
+          <w:szCs w:val="32"/>
+        </w:rPr>
+      </w:pPr>
+    </w:p>
+    <w:p>
+      <w:pPr>
+        <w:rPr>
+          <w:sz w:val="32"/>
+          <w:szCs w:val="32"/>
+        </w:rPr>
+      </w:pPr>
+      <w:r>
+        <w:rPr>
+          <w:sz w:val="32"/>
+          <w:szCs w:val="32"/>
+        </w:rPr>
         <w:lastRenderedPageBreak/>
-        <w:t>12. Docker Swarm</w:t>
-      </w:r>
-    </w:p>
-    <w:p>
-      <w:pPr>
-        <w:rPr>
-          <w:sz w:val="32"/>
-          <w:szCs w:val="32"/>
-        </w:rPr>
-      </w:pPr>
-    </w:p>
-    <w:p>
-      <w:pPr>
-        <w:rPr>
-          <w:sz w:val="32"/>
-          <w:szCs w:val="32"/>
-        </w:rPr>
-      </w:pPr>
-      <w:r>
-        <w:rPr>
-          <w:sz w:val="32"/>
-          <w:szCs w:val="32"/>
-        </w:rPr>
-        <w:t>12.1 Swarm primer</w:t>
-      </w:r>
-    </w:p>
-    <w:p>
-      <w:pPr>
-        <w:rPr>
-          <w:sz w:val="32"/>
-          <w:szCs w:val="32"/>
-        </w:rPr>
-      </w:pPr>
-    </w:p>
-    <w:p>
-      <w:pPr>
-        <w:rPr>
-          <w:sz w:val="32"/>
-          <w:szCs w:val="32"/>
-        </w:rPr>
-      </w:pPr>
-      <w:r>
-        <w:rPr>
-          <w:sz w:val="32"/>
-          <w:szCs w:val="32"/>
-        </w:rPr>
-        <w:t>12.2 Build a swarm</w:t>
-      </w:r>
-    </w:p>
-    <w:p>
-      <w:pPr>
-        <w:rPr>
-          <w:sz w:val="32"/>
-          <w:szCs w:val="32"/>
-        </w:rPr>
-      </w:pPr>
-    </w:p>
-    <w:p>
-      <w:pPr>
-        <w:rPr>
-          <w:sz w:val="32"/>
-          <w:szCs w:val="32"/>
-        </w:rPr>
-      </w:pPr>
-      <w:r>
-        <w:rPr>
-          <w:sz w:val="32"/>
-          <w:szCs w:val="32"/>
-        </w:rPr>
-        <w:t>12.3 Deploy Swarm app</w:t>
-      </w:r>
-    </w:p>
-    <w:p>
-      <w:pPr>
-        <w:rPr>
-          <w:sz w:val="32"/>
-          <w:szCs w:val="32"/>
-        </w:rPr>
-      </w:pPr>
-    </w:p>
-    <w:p>
-      <w:pPr>
-        <w:rPr>
-          <w:sz w:val="32"/>
-          <w:szCs w:val="32"/>
-        </w:rPr>
-      </w:pPr>
-      <w:r>
-        <w:rPr>
-          <w:sz w:val="32"/>
-          <w:szCs w:val="32"/>
-        </w:rPr>
-        <w:t>12.4 Docker Swarm – The commands</w:t>
+        <w:t>13.5 Docker Networking – The Commands</w:t>
       </w:r>
     </w:p>
     <w:p>
@@ -9536,129 +14360,122 @@
           <w:sz w:val="32"/>
           <w:szCs w:val="32"/>
         </w:rPr>
-        <w:t>13. Docker Networking</w:t>
-      </w:r>
-    </w:p>
-    <w:p>
-      <w:pPr>
-        <w:rPr>
-          <w:sz w:val="32"/>
-          <w:szCs w:val="32"/>
-        </w:rPr>
-      </w:pPr>
-    </w:p>
-    <w:p>
-      <w:pPr>
-        <w:rPr>
-          <w:sz w:val="32"/>
-          <w:szCs w:val="32"/>
-        </w:rPr>
-      </w:pPr>
-      <w:r>
-        <w:rPr>
-          <w:sz w:val="32"/>
-          <w:szCs w:val="32"/>
-        </w:rPr>
-        <w:t>13.1 Docker Networking – The TLDR</w:t>
-      </w:r>
-    </w:p>
-    <w:p>
-      <w:pPr>
-        <w:rPr>
-          <w:sz w:val="32"/>
-          <w:szCs w:val="32"/>
-        </w:rPr>
-      </w:pPr>
-    </w:p>
-    <w:p>
-      <w:pPr>
-        <w:rPr>
-          <w:sz w:val="32"/>
-          <w:szCs w:val="32"/>
-        </w:rPr>
-      </w:pPr>
-      <w:r>
-        <w:rPr>
-          <w:sz w:val="32"/>
-          <w:szCs w:val="32"/>
-        </w:rPr>
-        <w:t>13.2 Docker networking theory</w:t>
-      </w:r>
-    </w:p>
-    <w:p>
-      <w:pPr>
-        <w:rPr>
-          <w:sz w:val="32"/>
-          <w:szCs w:val="32"/>
-        </w:rPr>
-      </w:pPr>
-    </w:p>
-    <w:p>
-      <w:pPr>
-        <w:rPr>
-          <w:sz w:val="32"/>
-          <w:szCs w:val="32"/>
-        </w:rPr>
-      </w:pPr>
-      <w:r>
-        <w:rPr>
-          <w:sz w:val="32"/>
-          <w:szCs w:val="32"/>
-        </w:rPr>
-        <w:t xml:space="preserve">13.3 Single-host bridge networks </w:t>
-      </w:r>
-    </w:p>
-    <w:p>
-      <w:pPr>
-        <w:rPr>
-          <w:sz w:val="32"/>
-          <w:szCs w:val="32"/>
-        </w:rPr>
-      </w:pPr>
-    </w:p>
-    <w:p>
-      <w:pPr>
-        <w:rPr>
-          <w:sz w:val="32"/>
-          <w:szCs w:val="32"/>
-        </w:rPr>
-      </w:pPr>
-      <w:r>
-        <w:rPr>
-          <w:sz w:val="32"/>
-          <w:szCs w:val="32"/>
-        </w:rPr>
-        <w:t xml:space="preserve">13.4 </w:t>
-      </w:r>
-      <w:r>
-        <w:rPr>
-          <w:sz w:val="32"/>
-          <w:szCs w:val="32"/>
-        </w:rPr>
-        <w:t>External access via port mappings</w:t>
-      </w:r>
-    </w:p>
-    <w:p>
-      <w:pPr>
-        <w:rPr>
-          <w:sz w:val="32"/>
-          <w:szCs w:val="32"/>
-        </w:rPr>
-      </w:pPr>
-    </w:p>
-    <w:p>
-      <w:pPr>
-        <w:rPr>
-          <w:sz w:val="32"/>
-          <w:szCs w:val="32"/>
-        </w:rPr>
-      </w:pPr>
-      <w:r>
-        <w:rPr>
-          <w:sz w:val="32"/>
-          <w:szCs w:val="32"/>
-        </w:rPr>
-        <w:t>13.5 Docker Networking – The Commands</w:t>
+        <w:t>14. Docker overlay networking</w:t>
+      </w:r>
+    </w:p>
+    <w:p>
+      <w:pPr>
+        <w:rPr>
+          <w:sz w:val="32"/>
+          <w:szCs w:val="32"/>
+        </w:rPr>
+      </w:pPr>
+    </w:p>
+    <w:p>
+      <w:pPr>
+        <w:rPr>
+          <w:sz w:val="32"/>
+          <w:szCs w:val="32"/>
+        </w:rPr>
+      </w:pPr>
+      <w:r>
+        <w:rPr>
+          <w:sz w:val="32"/>
+          <w:szCs w:val="32"/>
+        </w:rPr>
+        <w:t xml:space="preserve">14.1 Docker overlay networking – The TLDR </w:t>
+      </w:r>
+    </w:p>
+    <w:p>
+      <w:pPr>
+        <w:rPr>
+          <w:sz w:val="32"/>
+          <w:szCs w:val="32"/>
+        </w:rPr>
+      </w:pPr>
+    </w:p>
+    <w:p>
+      <w:pPr>
+        <w:rPr>
+          <w:sz w:val="32"/>
+          <w:szCs w:val="32"/>
+        </w:rPr>
+      </w:pPr>
+      <w:r>
+        <w:rPr>
+          <w:sz w:val="32"/>
+          <w:szCs w:val="32"/>
+        </w:rPr>
+        <w:t>14.2 Docker overlay networking history</w:t>
+      </w:r>
+    </w:p>
+    <w:p>
+      <w:pPr>
+        <w:rPr>
+          <w:sz w:val="32"/>
+          <w:szCs w:val="32"/>
+        </w:rPr>
+      </w:pPr>
+    </w:p>
+    <w:p>
+      <w:pPr>
+        <w:rPr>
+          <w:sz w:val="32"/>
+          <w:szCs w:val="32"/>
+        </w:rPr>
+      </w:pPr>
+      <w:r>
+        <w:rPr>
+          <w:sz w:val="32"/>
+          <w:szCs w:val="32"/>
+        </w:rPr>
+        <w:t xml:space="preserve">14.3 Build and test Docker overlay networks </w:t>
+      </w:r>
+    </w:p>
+    <w:p>
+      <w:pPr>
+        <w:rPr>
+          <w:sz w:val="32"/>
+          <w:szCs w:val="32"/>
+        </w:rPr>
+      </w:pPr>
+    </w:p>
+    <w:p>
+      <w:pPr>
+        <w:rPr>
+          <w:sz w:val="32"/>
+          <w:szCs w:val="32"/>
+        </w:rPr>
+      </w:pPr>
+      <w:r>
+        <w:rPr>
+          <w:sz w:val="32"/>
+          <w:szCs w:val="32"/>
+        </w:rPr>
+        <w:t>14.4 Overlay networking explained</w:t>
+      </w:r>
+    </w:p>
+    <w:p>
+      <w:pPr>
+        <w:rPr>
+          <w:sz w:val="32"/>
+          <w:szCs w:val="32"/>
+        </w:rPr>
+      </w:pPr>
+    </w:p>
+    <w:p>
+      <w:pPr>
+        <w:rPr>
+          <w:sz w:val="32"/>
+          <w:szCs w:val="32"/>
+        </w:rPr>
+      </w:pPr>
+      <w:r>
+        <w:rPr>
+          <w:sz w:val="32"/>
+          <w:szCs w:val="32"/>
+        </w:rPr>
+        <w:t>14.5 Docker overlay networking – The commands</w:t>
       </w:r>
     </w:p>
     <w:p>
@@ -9684,122 +14501,99 @@
           <w:sz w:val="32"/>
           <w:szCs w:val="32"/>
         </w:rPr>
-        <w:t>14. Docker overlay networking</w:t>
-      </w:r>
-    </w:p>
-    <w:p>
-      <w:pPr>
-        <w:rPr>
-          <w:sz w:val="32"/>
-          <w:szCs w:val="32"/>
-        </w:rPr>
-      </w:pPr>
-    </w:p>
-    <w:p>
-      <w:pPr>
-        <w:rPr>
-          <w:sz w:val="32"/>
-          <w:szCs w:val="32"/>
-        </w:rPr>
-      </w:pPr>
-      <w:r>
-        <w:rPr>
-          <w:sz w:val="32"/>
-          <w:szCs w:val="32"/>
-        </w:rPr>
-        <w:t xml:space="preserve">14.1 Docker overlay networking – The TLDR </w:t>
-      </w:r>
-    </w:p>
-    <w:p>
-      <w:pPr>
-        <w:rPr>
-          <w:sz w:val="32"/>
-          <w:szCs w:val="32"/>
-        </w:rPr>
-      </w:pPr>
-    </w:p>
-    <w:p>
-      <w:pPr>
-        <w:rPr>
-          <w:sz w:val="32"/>
-          <w:szCs w:val="32"/>
-        </w:rPr>
-      </w:pPr>
-      <w:r>
-        <w:rPr>
-          <w:sz w:val="32"/>
-          <w:szCs w:val="32"/>
-        </w:rPr>
-        <w:t>14.2 Docker overlay networking history</w:t>
-      </w:r>
-    </w:p>
-    <w:p>
-      <w:pPr>
-        <w:rPr>
-          <w:sz w:val="32"/>
-          <w:szCs w:val="32"/>
-        </w:rPr>
-      </w:pPr>
-    </w:p>
-    <w:p>
-      <w:pPr>
-        <w:rPr>
-          <w:sz w:val="32"/>
-          <w:szCs w:val="32"/>
-        </w:rPr>
-      </w:pPr>
-      <w:r>
-        <w:rPr>
-          <w:sz w:val="32"/>
-          <w:szCs w:val="32"/>
-        </w:rPr>
-        <w:t xml:space="preserve">14.3 Build and test Docker overlay networks </w:t>
-      </w:r>
-    </w:p>
-    <w:p>
-      <w:pPr>
-        <w:rPr>
-          <w:sz w:val="32"/>
-          <w:szCs w:val="32"/>
-        </w:rPr>
-      </w:pPr>
-    </w:p>
-    <w:p>
-      <w:pPr>
-        <w:rPr>
-          <w:sz w:val="32"/>
-          <w:szCs w:val="32"/>
-        </w:rPr>
-      </w:pPr>
-      <w:r>
-        <w:rPr>
-          <w:sz w:val="32"/>
-          <w:szCs w:val="32"/>
-        </w:rPr>
-        <w:t>14.4 Overlay networking explained</w:t>
-      </w:r>
-    </w:p>
-    <w:p>
-      <w:pPr>
-        <w:rPr>
-          <w:sz w:val="32"/>
-          <w:szCs w:val="32"/>
-        </w:rPr>
-      </w:pPr>
-    </w:p>
-    <w:p>
-      <w:pPr>
-        <w:rPr>
-          <w:sz w:val="32"/>
-          <w:szCs w:val="32"/>
-        </w:rPr>
-      </w:pPr>
-      <w:r>
-        <w:rPr>
-          <w:sz w:val="32"/>
-          <w:szCs w:val="32"/>
-        </w:rPr>
-        <w:t>14.5 Docker overlay networking – The commands</w:t>
+        <w:t>15. Volumes and persistent data</w:t>
+      </w:r>
+    </w:p>
+    <w:p>
+      <w:pPr>
+        <w:rPr>
+          <w:sz w:val="32"/>
+          <w:szCs w:val="32"/>
+        </w:rPr>
+      </w:pPr>
+    </w:p>
+    <w:p>
+      <w:pPr>
+        <w:rPr>
+          <w:sz w:val="32"/>
+          <w:szCs w:val="32"/>
+        </w:rPr>
+      </w:pPr>
+      <w:r>
+        <w:rPr>
+          <w:sz w:val="32"/>
+          <w:szCs w:val="32"/>
+        </w:rPr>
+        <w:t>15.1 Volumes and persistent data – The TLDR</w:t>
+      </w:r>
+    </w:p>
+    <w:p>
+      <w:pPr>
+        <w:rPr>
+          <w:sz w:val="32"/>
+          <w:szCs w:val="32"/>
+        </w:rPr>
+      </w:pPr>
+    </w:p>
+    <w:p>
+      <w:pPr>
+        <w:rPr>
+          <w:sz w:val="32"/>
+          <w:szCs w:val="32"/>
+        </w:rPr>
+      </w:pPr>
+      <w:r>
+        <w:rPr>
+          <w:sz w:val="32"/>
+          <w:szCs w:val="32"/>
+        </w:rPr>
+        <w:t>15.2 Containers without volumes</w:t>
+      </w:r>
+    </w:p>
+    <w:p>
+      <w:pPr>
+        <w:rPr>
+          <w:sz w:val="32"/>
+          <w:szCs w:val="32"/>
+        </w:rPr>
+      </w:pPr>
+    </w:p>
+    <w:p>
+      <w:pPr>
+        <w:rPr>
+          <w:sz w:val="32"/>
+          <w:szCs w:val="32"/>
+        </w:rPr>
+      </w:pPr>
+      <w:r>
+        <w:rPr>
+          <w:sz w:val="32"/>
+          <w:szCs w:val="32"/>
+        </w:rPr>
+        <w:t>15.3 Containers with volumes</w:t>
+      </w:r>
+    </w:p>
+    <w:p>
+      <w:pPr>
+        <w:rPr>
+          <w:sz w:val="32"/>
+          <w:szCs w:val="32"/>
+        </w:rPr>
+      </w:pPr>
+    </w:p>
+    <w:p>
+      <w:pPr>
+        <w:rPr>
+          <w:sz w:val="32"/>
+          <w:szCs w:val="32"/>
+        </w:rPr>
+      </w:pPr>
+      <w:r>
+        <w:rPr>
+          <w:sz w:val="32"/>
+          <w:szCs w:val="32"/>
+        </w:rPr>
+        <w:t>15.4 Volumes and persistent data – The commands</w:t>
       </w:r>
     </w:p>
     <w:p>
@@ -9825,76 +14619,191 @@
           <w:sz w:val="32"/>
           <w:szCs w:val="32"/>
         </w:rPr>
-        <w:t>15. Volumes and persistent data</w:t>
-      </w:r>
-    </w:p>
-    <w:p>
-      <w:pPr>
-        <w:rPr>
-          <w:sz w:val="32"/>
-          <w:szCs w:val="32"/>
-        </w:rPr>
-      </w:pPr>
-    </w:p>
-    <w:p>
-      <w:pPr>
-        <w:rPr>
-          <w:sz w:val="32"/>
-          <w:szCs w:val="32"/>
-        </w:rPr>
-      </w:pPr>
-      <w:r>
-        <w:rPr>
-          <w:sz w:val="32"/>
-          <w:szCs w:val="32"/>
-        </w:rPr>
-        <w:t>15.1 Volumes and persistent data – The TLDR</w:t>
-      </w:r>
-    </w:p>
-    <w:p>
-      <w:pPr>
-        <w:rPr>
-          <w:sz w:val="32"/>
-          <w:szCs w:val="32"/>
-        </w:rPr>
-      </w:pPr>
-    </w:p>
-    <w:p>
-      <w:pPr>
-        <w:rPr>
-          <w:sz w:val="32"/>
-          <w:szCs w:val="32"/>
-        </w:rPr>
-      </w:pPr>
-      <w:r>
-        <w:rPr>
-          <w:sz w:val="32"/>
-          <w:szCs w:val="32"/>
-        </w:rPr>
-        <w:t>15.2 Containers without volumes</w:t>
-      </w:r>
-    </w:p>
-    <w:p>
-      <w:pPr>
-        <w:rPr>
-          <w:sz w:val="32"/>
-          <w:szCs w:val="32"/>
-        </w:rPr>
-      </w:pPr>
-    </w:p>
-    <w:p>
-      <w:pPr>
-        <w:rPr>
-          <w:sz w:val="32"/>
-          <w:szCs w:val="32"/>
-        </w:rPr>
-      </w:pPr>
-      <w:r>
-        <w:rPr>
-          <w:sz w:val="32"/>
-          <w:szCs w:val="32"/>
-        </w:rPr>
-        <w:t>15.3 Containers with volumes</w:t>
+        <w:t>16. Docker security</w:t>
+      </w:r>
+    </w:p>
+    <w:p>
+      <w:pPr>
+        <w:rPr>
+          <w:sz w:val="32"/>
+          <w:szCs w:val="32"/>
+        </w:rPr>
+      </w:pPr>
+    </w:p>
+    <w:p>
+      <w:pPr>
+        <w:rPr>
+          <w:sz w:val="32"/>
+          <w:szCs w:val="32"/>
+        </w:rPr>
+      </w:pPr>
+      <w:r>
+        <w:rPr>
+          <w:sz w:val="32"/>
+          <w:szCs w:val="32"/>
+        </w:rPr>
+        <w:t>16.1 Docker security – The TLDR</w:t>
+      </w:r>
+    </w:p>
+    <w:p>
+      <w:pPr>
+        <w:rPr>
+          <w:sz w:val="32"/>
+          <w:szCs w:val="32"/>
+        </w:rPr>
+      </w:pPr>
+    </w:p>
+    <w:p>
+      <w:pPr>
+        <w:rPr>
+          <w:sz w:val="32"/>
+          <w:szCs w:val="32"/>
+        </w:rPr>
+      </w:pPr>
+      <w:r>
+        <w:rPr>
+          <w:sz w:val="32"/>
+          <w:szCs w:val="32"/>
+        </w:rPr>
+        <w:t>16.2 Kernel Namespaces</w:t>
+      </w:r>
+    </w:p>
+    <w:p>
+      <w:pPr>
+        <w:rPr>
+          <w:sz w:val="32"/>
+          <w:szCs w:val="32"/>
+        </w:rPr>
+      </w:pPr>
+    </w:p>
+    <w:p>
+      <w:pPr>
+        <w:rPr>
+          <w:sz w:val="32"/>
+          <w:szCs w:val="32"/>
+        </w:rPr>
+      </w:pPr>
+      <w:r>
+        <w:rPr>
+          <w:sz w:val="32"/>
+          <w:szCs w:val="32"/>
+        </w:rPr>
+        <w:t>16.3 Control Groups</w:t>
+      </w:r>
+    </w:p>
+    <w:p>
+      <w:pPr>
+        <w:rPr>
+          <w:sz w:val="32"/>
+          <w:szCs w:val="32"/>
+        </w:rPr>
+      </w:pPr>
+    </w:p>
+    <w:p>
+      <w:pPr>
+        <w:rPr>
+          <w:sz w:val="32"/>
+          <w:szCs w:val="32"/>
+        </w:rPr>
+      </w:pPr>
+      <w:r>
+        <w:rPr>
+          <w:sz w:val="32"/>
+          <w:szCs w:val="32"/>
+        </w:rPr>
+        <w:t>16.4 Capabilities</w:t>
+      </w:r>
+    </w:p>
+    <w:p>
+      <w:pPr>
+        <w:rPr>
+          <w:sz w:val="32"/>
+          <w:szCs w:val="32"/>
+        </w:rPr>
+      </w:pPr>
+    </w:p>
+    <w:p>
+      <w:pPr>
+        <w:rPr>
+          <w:sz w:val="32"/>
+          <w:szCs w:val="32"/>
+        </w:rPr>
+      </w:pPr>
+      <w:r>
+        <w:rPr>
+          <w:sz w:val="32"/>
+          <w:szCs w:val="32"/>
+        </w:rPr>
+        <w:t>16.5 Mandatory Access Control systems</w:t>
+      </w:r>
+    </w:p>
+    <w:p>
+      <w:pPr>
+        <w:rPr>
+          <w:sz w:val="32"/>
+          <w:szCs w:val="32"/>
+        </w:rPr>
+      </w:pPr>
+    </w:p>
+    <w:p>
+      <w:pPr>
+        <w:rPr>
+          <w:sz w:val="32"/>
+          <w:szCs w:val="32"/>
+        </w:rPr>
+      </w:pPr>
+      <w:r>
+        <w:rPr>
+          <w:sz w:val="32"/>
+          <w:szCs w:val="32"/>
+        </w:rPr>
+        <w:t>16.6 seccomp</w:t>
+      </w:r>
+    </w:p>
+    <w:p>
+      <w:pPr>
+        <w:rPr>
+          <w:sz w:val="32"/>
+          <w:szCs w:val="32"/>
+        </w:rPr>
+      </w:pPr>
+    </w:p>
+    <w:p>
+      <w:pPr>
+        <w:rPr>
+          <w:sz w:val="32"/>
+          <w:szCs w:val="32"/>
+        </w:rPr>
+      </w:pPr>
+      <w:r>
+        <w:rPr>
+          <w:sz w:val="32"/>
+          <w:szCs w:val="32"/>
+        </w:rPr>
+        <w:t>16.7 Docker security technologies</w:t>
+      </w:r>
+    </w:p>
+    <w:p>
+      <w:pPr>
+        <w:rPr>
+          <w:sz w:val="32"/>
+          <w:szCs w:val="32"/>
+        </w:rPr>
+      </w:pPr>
+    </w:p>
+    <w:p>
+      <w:pPr>
+        <w:rPr>
+          <w:sz w:val="32"/>
+          <w:szCs w:val="32"/>
+        </w:rPr>
+      </w:pPr>
+      <w:r>
+        <w:rPr>
+          <w:sz w:val="32"/>
+          <w:szCs w:val="32"/>
+        </w:rPr>
+        <w:t>16.8 Swarm security</w:t>
       </w:r>
     </w:p>
     <w:p>
@@ -9918,239 +14827,6 @@
           <w:szCs w:val="32"/>
         </w:rPr>
         <w:lastRenderedPageBreak/>
-        <w:t>15.4 Volumes and persistent data – The commands</w:t>
-      </w:r>
-    </w:p>
-    <w:p>
-      <w:pPr>
-        <w:rPr>
-          <w:sz w:val="32"/>
-          <w:szCs w:val="32"/>
-        </w:rPr>
-      </w:pPr>
-    </w:p>
-    <w:p>
-      <w:pPr>
-        <w:pStyle w:val="Heading1"/>
-        <w:rPr>
-          <w:color w:val="EE0000"/>
-          <w:sz w:val="32"/>
-          <w:szCs w:val="32"/>
-        </w:rPr>
-      </w:pPr>
-      <w:r>
-        <w:rPr>
-          <w:color w:val="EE0000"/>
-          <w:sz w:val="32"/>
-          <w:szCs w:val="32"/>
-        </w:rPr>
-        <w:t>16. Docker security</w:t>
-      </w:r>
-    </w:p>
-    <w:p>
-      <w:pPr>
-        <w:rPr>
-          <w:sz w:val="32"/>
-          <w:szCs w:val="32"/>
-        </w:rPr>
-      </w:pPr>
-    </w:p>
-    <w:p>
-      <w:pPr>
-        <w:rPr>
-          <w:sz w:val="32"/>
-          <w:szCs w:val="32"/>
-        </w:rPr>
-      </w:pPr>
-      <w:r>
-        <w:rPr>
-          <w:sz w:val="32"/>
-          <w:szCs w:val="32"/>
-        </w:rPr>
-        <w:t>16.1 Docker security – The TLDR</w:t>
-      </w:r>
-    </w:p>
-    <w:p>
-      <w:pPr>
-        <w:rPr>
-          <w:sz w:val="32"/>
-          <w:szCs w:val="32"/>
-        </w:rPr>
-      </w:pPr>
-    </w:p>
-    <w:p>
-      <w:pPr>
-        <w:rPr>
-          <w:sz w:val="32"/>
-          <w:szCs w:val="32"/>
-        </w:rPr>
-      </w:pPr>
-      <w:r>
-        <w:rPr>
-          <w:sz w:val="32"/>
-          <w:szCs w:val="32"/>
-        </w:rPr>
-        <w:t>16.2 Kernel Namespaces</w:t>
-      </w:r>
-    </w:p>
-    <w:p>
-      <w:pPr>
-        <w:rPr>
-          <w:sz w:val="32"/>
-          <w:szCs w:val="32"/>
-        </w:rPr>
-      </w:pPr>
-    </w:p>
-    <w:p>
-      <w:pPr>
-        <w:rPr>
-          <w:sz w:val="32"/>
-          <w:szCs w:val="32"/>
-        </w:rPr>
-      </w:pPr>
-      <w:r>
-        <w:rPr>
-          <w:sz w:val="32"/>
-          <w:szCs w:val="32"/>
-        </w:rPr>
-        <w:t>16.3 Control Groups</w:t>
-      </w:r>
-    </w:p>
-    <w:p>
-      <w:pPr>
-        <w:rPr>
-          <w:sz w:val="32"/>
-          <w:szCs w:val="32"/>
-        </w:rPr>
-      </w:pPr>
-    </w:p>
-    <w:p>
-      <w:pPr>
-        <w:rPr>
-          <w:sz w:val="32"/>
-          <w:szCs w:val="32"/>
-        </w:rPr>
-      </w:pPr>
-      <w:r>
-        <w:rPr>
-          <w:sz w:val="32"/>
-          <w:szCs w:val="32"/>
-        </w:rPr>
-        <w:t>16.4 Capabilities</w:t>
-      </w:r>
-    </w:p>
-    <w:p>
-      <w:pPr>
-        <w:rPr>
-          <w:sz w:val="32"/>
-          <w:szCs w:val="32"/>
-        </w:rPr>
-      </w:pPr>
-    </w:p>
-    <w:p>
-      <w:pPr>
-        <w:rPr>
-          <w:sz w:val="32"/>
-          <w:szCs w:val="32"/>
-        </w:rPr>
-      </w:pPr>
-      <w:r>
-        <w:rPr>
-          <w:sz w:val="32"/>
-          <w:szCs w:val="32"/>
-        </w:rPr>
-        <w:t>16.5 Mandatory Access Control systems</w:t>
-      </w:r>
-    </w:p>
-    <w:p>
-      <w:pPr>
-        <w:rPr>
-          <w:sz w:val="32"/>
-          <w:szCs w:val="32"/>
-        </w:rPr>
-      </w:pPr>
-    </w:p>
-    <w:p>
-      <w:pPr>
-        <w:rPr>
-          <w:sz w:val="32"/>
-          <w:szCs w:val="32"/>
-        </w:rPr>
-      </w:pPr>
-      <w:r>
-        <w:rPr>
-          <w:sz w:val="32"/>
-          <w:szCs w:val="32"/>
-        </w:rPr>
-        <w:t>16.6 seccomp</w:t>
-      </w:r>
-    </w:p>
-    <w:p>
-      <w:pPr>
-        <w:rPr>
-          <w:sz w:val="32"/>
-          <w:szCs w:val="32"/>
-        </w:rPr>
-      </w:pPr>
-    </w:p>
-    <w:p>
-      <w:pPr>
-        <w:rPr>
-          <w:sz w:val="32"/>
-          <w:szCs w:val="32"/>
-        </w:rPr>
-      </w:pPr>
-      <w:r>
-        <w:rPr>
-          <w:sz w:val="32"/>
-          <w:szCs w:val="32"/>
-        </w:rPr>
-        <w:t>16.7 Docker security technologies</w:t>
-      </w:r>
-    </w:p>
-    <w:p>
-      <w:pPr>
-        <w:rPr>
-          <w:sz w:val="32"/>
-          <w:szCs w:val="32"/>
-        </w:rPr>
-      </w:pPr>
-    </w:p>
-    <w:p>
-      <w:pPr>
-        <w:rPr>
-          <w:sz w:val="32"/>
-          <w:szCs w:val="32"/>
-        </w:rPr>
-      </w:pPr>
-      <w:r>
-        <w:rPr>
-          <w:sz w:val="32"/>
-          <w:szCs w:val="32"/>
-        </w:rPr>
-        <w:t>16.8 Swarm security</w:t>
-      </w:r>
-    </w:p>
-    <w:p>
-      <w:pPr>
-        <w:rPr>
-          <w:sz w:val="32"/>
-          <w:szCs w:val="32"/>
-        </w:rPr>
-      </w:pPr>
-    </w:p>
-    <w:p>
-      <w:pPr>
-        <w:rPr>
-          <w:sz w:val="32"/>
-          <w:szCs w:val="32"/>
-        </w:rPr>
-      </w:pPr>
-      <w:r>
-        <w:rPr>
-          <w:sz w:val="32"/>
-          <w:szCs w:val="32"/>
-        </w:rPr>
         <w:t>16.9 Docker Scout and vulnerability scanning</w:t>
       </w:r>
     </w:p>

--- a/Docker/1.docx
+++ b/Docker/1.docx
@@ -13725,77 +13725,467 @@
           <w:sz w:val="32"/>
           <w:szCs w:val="32"/>
         </w:rPr>
+        <w:t>10.5 Use Docker Model Runner with Compose</w:t>
+      </w:r>
+    </w:p>
+    <w:p>
+      <w:pPr>
+        <w:rPr>
+          <w:sz w:val="32"/>
+          <w:szCs w:val="32"/>
+        </w:rPr>
+      </w:pPr>
+    </w:p>
+    <w:p>
+      <w:pPr>
+        <w:rPr>
+          <w:sz w:val="32"/>
+          <w:szCs w:val="32"/>
+        </w:rPr>
+      </w:pPr>
+      <w:r>
+        <w:rPr>
+          <w:sz w:val="32"/>
+          <w:szCs w:val="32"/>
+        </w:rPr>
+        <w:t>10.6 Use Docker Model Runner with Open WebUI</w:t>
+      </w:r>
+    </w:p>
+    <w:p>
+      <w:pPr>
+        <w:rPr>
+          <w:sz w:val="32"/>
+          <w:szCs w:val="32"/>
+        </w:rPr>
+      </w:pPr>
+    </w:p>
+    <w:p>
+      <w:pPr>
+        <w:rPr>
+          <w:sz w:val="32"/>
+          <w:szCs w:val="32"/>
+        </w:rPr>
+      </w:pPr>
+      <w:r>
+        <w:rPr>
+          <w:sz w:val="32"/>
+          <w:szCs w:val="32"/>
+        </w:rPr>
+        <w:t>10.7 Run models in containers</w:t>
+      </w:r>
+    </w:p>
+    <w:p>
+      <w:pPr>
+        <w:rPr>
+          <w:sz w:val="32"/>
+          <w:szCs w:val="32"/>
+        </w:rPr>
+      </w:pPr>
+    </w:p>
+    <w:p>
+      <w:pPr>
+        <w:rPr>
+          <w:sz w:val="32"/>
+          <w:szCs w:val="32"/>
+        </w:rPr>
+      </w:pPr>
+      <w:r>
+        <w:rPr>
+          <w:sz w:val="32"/>
+          <w:szCs w:val="32"/>
+        </w:rPr>
+        <w:t>10.8 Docker Model Runner – The commands</w:t>
+      </w:r>
+    </w:p>
+    <w:p>
+      <w:pPr>
+        <w:rPr>
+          <w:sz w:val="32"/>
+          <w:szCs w:val="32"/>
+        </w:rPr>
+      </w:pPr>
+    </w:p>
+    <w:p>
+      <w:pPr>
+        <w:pStyle w:val="Heading1"/>
+        <w:rPr>
+          <w:color w:val="EE0000"/>
+          <w:sz w:val="32"/>
+          <w:szCs w:val="32"/>
+        </w:rPr>
+      </w:pPr>
+      <w:r>
+        <w:rPr>
+          <w:color w:val="EE0000"/>
+          <w:sz w:val="32"/>
+          <w:szCs w:val="32"/>
+        </w:rPr>
+        <w:t xml:space="preserve">11. Docker and </w:t>
+      </w:r>
+      <w:proofErr w:type="spellStart"/>
+      <w:r>
+        <w:rPr>
+          <w:color w:val="EE0000"/>
+          <w:sz w:val="32"/>
+          <w:szCs w:val="32"/>
+        </w:rPr>
+        <w:t>Wasm</w:t>
+      </w:r>
+      <w:proofErr w:type="spellEnd"/>
+    </w:p>
+    <w:p>
+      <w:pPr>
+        <w:rPr>
+          <w:sz w:val="32"/>
+          <w:szCs w:val="32"/>
+        </w:rPr>
+      </w:pPr>
+    </w:p>
+    <w:p>
+      <w:pPr>
+        <w:rPr>
+          <w:sz w:val="32"/>
+          <w:szCs w:val="32"/>
+        </w:rPr>
+      </w:pPr>
+      <w:r>
+        <w:rPr>
+          <w:sz w:val="32"/>
+          <w:szCs w:val="32"/>
+        </w:rPr>
+        <w:t xml:space="preserve">11.1 </w:t>
+      </w:r>
+      <w:proofErr w:type="gramStart"/>
+      <w:r>
+        <w:rPr>
+          <w:sz w:val="32"/>
+          <w:szCs w:val="32"/>
+        </w:rPr>
+        <w:t>Pre-</w:t>
+      </w:r>
+      <w:proofErr w:type="spellStart"/>
+      <w:r>
+        <w:rPr>
+          <w:sz w:val="32"/>
+          <w:szCs w:val="32"/>
+        </w:rPr>
+        <w:t>reqs</w:t>
+      </w:r>
+      <w:proofErr w:type="spellEnd"/>
+      <w:proofErr w:type="gramEnd"/>
+    </w:p>
+    <w:p>
+      <w:pPr>
+        <w:rPr>
+          <w:sz w:val="32"/>
+          <w:szCs w:val="32"/>
+        </w:rPr>
+      </w:pPr>
+    </w:p>
+    <w:p>
+      <w:pPr>
+        <w:rPr>
+          <w:sz w:val="32"/>
+          <w:szCs w:val="32"/>
+        </w:rPr>
+      </w:pPr>
+      <w:r>
+        <w:rPr>
+          <w:sz w:val="32"/>
+          <w:szCs w:val="32"/>
+        </w:rPr>
+        <w:t xml:space="preserve">11.2 Intro to </w:t>
+      </w:r>
+      <w:proofErr w:type="spellStart"/>
+      <w:r>
+        <w:rPr>
+          <w:sz w:val="32"/>
+          <w:szCs w:val="32"/>
+        </w:rPr>
+        <w:t>Wasm</w:t>
+      </w:r>
+      <w:proofErr w:type="spellEnd"/>
+      <w:r>
+        <w:rPr>
+          <w:sz w:val="32"/>
+          <w:szCs w:val="32"/>
+        </w:rPr>
+        <w:t xml:space="preserve"> and </w:t>
+      </w:r>
+      <w:proofErr w:type="spellStart"/>
+      <w:r>
+        <w:rPr>
+          <w:sz w:val="32"/>
+          <w:szCs w:val="32"/>
+        </w:rPr>
+        <w:t>Wasm</w:t>
+      </w:r>
+      <w:proofErr w:type="spellEnd"/>
+      <w:r>
+        <w:rPr>
+          <w:sz w:val="32"/>
+          <w:szCs w:val="32"/>
+        </w:rPr>
+        <w:t xml:space="preserve"> containers</w:t>
+      </w:r>
+    </w:p>
+    <w:p>
+      <w:pPr>
+        <w:rPr>
+          <w:sz w:val="32"/>
+          <w:szCs w:val="32"/>
+        </w:rPr>
+      </w:pPr>
+    </w:p>
+    <w:p>
+      <w:pPr>
+        <w:rPr>
+          <w:sz w:val="32"/>
+          <w:szCs w:val="32"/>
+        </w:rPr>
+      </w:pPr>
+      <w:r>
+        <w:rPr>
+          <w:sz w:val="32"/>
+          <w:szCs w:val="32"/>
+        </w:rPr>
+        <w:t xml:space="preserve">11.3 Write a </w:t>
+      </w:r>
+      <w:proofErr w:type="spellStart"/>
+      <w:r>
+        <w:rPr>
+          <w:sz w:val="32"/>
+          <w:szCs w:val="32"/>
+        </w:rPr>
+        <w:t>Wasm</w:t>
+      </w:r>
+      <w:proofErr w:type="spellEnd"/>
+      <w:r>
+        <w:rPr>
+          <w:sz w:val="32"/>
+          <w:szCs w:val="32"/>
+        </w:rPr>
+        <w:t xml:space="preserve"> app</w:t>
+      </w:r>
+    </w:p>
+    <w:p>
+      <w:pPr>
+        <w:rPr>
+          <w:sz w:val="32"/>
+          <w:szCs w:val="32"/>
+        </w:rPr>
+      </w:pPr>
+    </w:p>
+    <w:p>
+      <w:pPr>
+        <w:rPr>
+          <w:sz w:val="32"/>
+          <w:szCs w:val="32"/>
+        </w:rPr>
+      </w:pPr>
+      <w:r>
+        <w:rPr>
+          <w:sz w:val="32"/>
+          <w:szCs w:val="32"/>
+        </w:rPr>
+        <w:t xml:space="preserve">11.4 Containerize a </w:t>
+      </w:r>
+      <w:proofErr w:type="spellStart"/>
+      <w:r>
+        <w:rPr>
+          <w:sz w:val="32"/>
+          <w:szCs w:val="32"/>
+        </w:rPr>
+        <w:t>Wasm</w:t>
+      </w:r>
+      <w:proofErr w:type="spellEnd"/>
+      <w:r>
+        <w:rPr>
+          <w:sz w:val="32"/>
+          <w:szCs w:val="32"/>
+        </w:rPr>
+        <w:t xml:space="preserve"> app</w:t>
+      </w:r>
+    </w:p>
+    <w:p>
+      <w:pPr>
+        <w:rPr>
+          <w:sz w:val="32"/>
+          <w:szCs w:val="32"/>
+        </w:rPr>
+      </w:pPr>
+    </w:p>
+    <w:p>
+      <w:pPr>
+        <w:rPr>
+          <w:sz w:val="32"/>
+          <w:szCs w:val="32"/>
+        </w:rPr>
+      </w:pPr>
+      <w:r>
+        <w:rPr>
+          <w:sz w:val="32"/>
+          <w:szCs w:val="32"/>
+        </w:rPr>
+        <w:t xml:space="preserve">11.5 Run a </w:t>
+      </w:r>
+      <w:proofErr w:type="spellStart"/>
+      <w:r>
+        <w:rPr>
+          <w:sz w:val="32"/>
+          <w:szCs w:val="32"/>
+        </w:rPr>
+        <w:t>Wasm</w:t>
+      </w:r>
+      <w:proofErr w:type="spellEnd"/>
+      <w:r>
+        <w:rPr>
+          <w:sz w:val="32"/>
+          <w:szCs w:val="32"/>
+        </w:rPr>
+        <w:t xml:space="preserve"> container</w:t>
+      </w:r>
+    </w:p>
+    <w:p>
+      <w:pPr>
+        <w:rPr>
+          <w:sz w:val="32"/>
+          <w:szCs w:val="32"/>
+        </w:rPr>
+      </w:pPr>
+    </w:p>
+    <w:p>
+      <w:pPr>
+        <w:rPr>
+          <w:sz w:val="32"/>
+          <w:szCs w:val="32"/>
+        </w:rPr>
+      </w:pPr>
+      <w:r>
+        <w:rPr>
+          <w:sz w:val="32"/>
+          <w:szCs w:val="32"/>
+        </w:rPr>
+        <w:t>11.6 Clean up</w:t>
+      </w:r>
+    </w:p>
+    <w:p>
+      <w:pPr>
+        <w:rPr>
+          <w:sz w:val="32"/>
+          <w:szCs w:val="32"/>
+        </w:rPr>
+      </w:pPr>
+    </w:p>
+    <w:p>
+      <w:pPr>
+        <w:pStyle w:val="Heading1"/>
+        <w:rPr>
+          <w:color w:val="EE0000"/>
+          <w:sz w:val="32"/>
+          <w:szCs w:val="32"/>
+        </w:rPr>
+      </w:pPr>
+      <w:r>
+        <w:rPr>
+          <w:color w:val="EE0000"/>
+          <w:sz w:val="32"/>
+          <w:szCs w:val="32"/>
+        </w:rPr>
+        <w:t>12. Docker Swarm</w:t>
+      </w:r>
+    </w:p>
+    <w:p>
+      <w:pPr>
+        <w:rPr>
+          <w:sz w:val="32"/>
+          <w:szCs w:val="32"/>
+        </w:rPr>
+      </w:pPr>
+    </w:p>
+    <w:p>
+      <w:pPr>
+        <w:rPr>
+          <w:sz w:val="32"/>
+          <w:szCs w:val="32"/>
+        </w:rPr>
+      </w:pPr>
+      <w:r>
+        <w:rPr>
+          <w:sz w:val="32"/>
+          <w:szCs w:val="32"/>
+        </w:rPr>
+        <w:t>12.1 Swarm primer</w:t>
+      </w:r>
+    </w:p>
+    <w:p>
+      <w:pPr>
+        <w:rPr>
+          <w:sz w:val="32"/>
+          <w:szCs w:val="32"/>
+        </w:rPr>
+      </w:pPr>
+    </w:p>
+    <w:p>
+      <w:pPr>
+        <w:rPr>
+          <w:sz w:val="32"/>
+          <w:szCs w:val="32"/>
+        </w:rPr>
+      </w:pPr>
+      <w:r>
+        <w:rPr>
+          <w:sz w:val="32"/>
+          <w:szCs w:val="32"/>
+        </w:rPr>
+        <w:t>12.2 Build a swarm</w:t>
+      </w:r>
+    </w:p>
+    <w:p>
+      <w:pPr>
+        <w:rPr>
+          <w:sz w:val="32"/>
+          <w:szCs w:val="32"/>
+        </w:rPr>
+      </w:pPr>
+    </w:p>
+    <w:p>
+      <w:pPr>
+        <w:rPr>
+          <w:sz w:val="32"/>
+          <w:szCs w:val="32"/>
+        </w:rPr>
+      </w:pPr>
+      <w:r>
+        <w:rPr>
+          <w:sz w:val="32"/>
+          <w:szCs w:val="32"/>
+        </w:rPr>
+        <w:t>12.3 Deploy Swarm app</w:t>
+      </w:r>
+    </w:p>
+    <w:p>
+      <w:pPr>
+        <w:rPr>
+          <w:sz w:val="32"/>
+          <w:szCs w:val="32"/>
+        </w:rPr>
+      </w:pPr>
+    </w:p>
+    <w:p>
+      <w:pPr>
+        <w:rPr>
+          <w:sz w:val="32"/>
+          <w:szCs w:val="32"/>
+        </w:rPr>
+      </w:pPr>
+      <w:r>
+        <w:rPr>
+          <w:sz w:val="32"/>
+          <w:szCs w:val="32"/>
+        </w:rPr>
         <w:lastRenderedPageBreak/>
-        <w:t>10.5 Use Docker Model Runner with Compose</w:t>
-      </w:r>
-    </w:p>
-    <w:p>
-      <w:pPr>
-        <w:rPr>
-          <w:sz w:val="32"/>
-          <w:szCs w:val="32"/>
-        </w:rPr>
-      </w:pPr>
-    </w:p>
-    <w:p>
-      <w:pPr>
-        <w:rPr>
-          <w:sz w:val="32"/>
-          <w:szCs w:val="32"/>
-        </w:rPr>
-      </w:pPr>
-      <w:r>
-        <w:rPr>
-          <w:sz w:val="32"/>
-          <w:szCs w:val="32"/>
-        </w:rPr>
-        <w:t>10.6 Use Docker Model Runner with Open WebUI</w:t>
-      </w:r>
-    </w:p>
-    <w:p>
-      <w:pPr>
-        <w:rPr>
-          <w:sz w:val="32"/>
-          <w:szCs w:val="32"/>
-        </w:rPr>
-      </w:pPr>
-    </w:p>
-    <w:p>
-      <w:pPr>
-        <w:rPr>
-          <w:sz w:val="32"/>
-          <w:szCs w:val="32"/>
-        </w:rPr>
-      </w:pPr>
-      <w:r>
-        <w:rPr>
-          <w:sz w:val="32"/>
-          <w:szCs w:val="32"/>
-        </w:rPr>
-        <w:t>10.7 Run models in containers</w:t>
-      </w:r>
-    </w:p>
-    <w:p>
-      <w:pPr>
-        <w:rPr>
-          <w:sz w:val="32"/>
-          <w:szCs w:val="32"/>
-        </w:rPr>
-      </w:pPr>
-    </w:p>
-    <w:p>
-      <w:pPr>
-        <w:rPr>
-          <w:sz w:val="32"/>
-          <w:szCs w:val="32"/>
-        </w:rPr>
-      </w:pPr>
-      <w:r>
-        <w:rPr>
-          <w:sz w:val="32"/>
-          <w:szCs w:val="32"/>
-        </w:rPr>
-        <w:t>10.8 Docker Model Runner – The commands</w:t>
+        <w:t>12.4 Docker Swarm – The commands</w:t>
       </w:r>
     </w:p>
     <w:p>
@@ -13821,253 +14211,1736 @@
           <w:sz w:val="32"/>
           <w:szCs w:val="32"/>
         </w:rPr>
-        <w:t xml:space="preserve">11. Docker and </w:t>
-      </w:r>
-      <w:proofErr w:type="spellStart"/>
-      <w:r>
+        <w:t>13. Docker Networking</w:t>
+      </w:r>
+    </w:p>
+    <w:p>
+      <w:pPr>
+        <w:rPr>
+          <w:sz w:val="32"/>
+          <w:szCs w:val="32"/>
+        </w:rPr>
+      </w:pPr>
+    </w:p>
+    <w:p>
+      <w:pPr>
+        <w:rPr>
+          <w:sz w:val="32"/>
+          <w:szCs w:val="32"/>
+        </w:rPr>
+      </w:pPr>
+      <w:r>
+        <w:rPr>
+          <w:sz w:val="32"/>
+          <w:szCs w:val="32"/>
+        </w:rPr>
+        <w:t>13.1 Docker Networking – The TLDR</w:t>
+      </w:r>
+    </w:p>
+    <w:p>
+      <w:pPr>
+        <w:rPr>
+          <w:sz w:val="32"/>
+          <w:szCs w:val="32"/>
+        </w:rPr>
+      </w:pPr>
+      <w:r>
+        <w:rPr>
+          <w:sz w:val="32"/>
+          <w:szCs w:val="32"/>
+        </w:rPr>
+        <w:t>-Docker runs microservices applications comprised of many containers that work together to form the overall app. These containers need to be able to communicate, and some will have to connect with external services, virtual machines…</w:t>
+      </w:r>
+    </w:p>
+    <w:p>
+      <w:pPr>
+        <w:rPr>
+          <w:sz w:val="32"/>
+          <w:szCs w:val="32"/>
+        </w:rPr>
+      </w:pPr>
+      <w:r>
+        <w:rPr>
+          <w:sz w:val="32"/>
+          <w:szCs w:val="32"/>
+        </w:rPr>
+        <w:t xml:space="preserve">-Docker networking is based on </w:t>
+      </w:r>
+      <w:proofErr w:type="spellStart"/>
+      <w:r>
+        <w:rPr>
+          <w:b/>
+          <w:bCs/>
+          <w:sz w:val="32"/>
+          <w:szCs w:val="32"/>
+        </w:rPr>
+        <w:t>libnetwork</w:t>
+      </w:r>
+      <w:proofErr w:type="spellEnd"/>
+      <w:r>
+        <w:rPr>
+          <w:sz w:val="32"/>
+          <w:szCs w:val="32"/>
+        </w:rPr>
+        <w:t xml:space="preserve"> – the reference implementation of an open-source architecture Container Network Model (CNM)</w:t>
+      </w:r>
+    </w:p>
+    <w:p>
+      <w:pPr>
+        <w:rPr>
+          <w:sz w:val="32"/>
+          <w:szCs w:val="32"/>
+        </w:rPr>
+      </w:pPr>
+      <w:r>
+        <w:rPr>
+          <w:sz w:val="32"/>
+          <w:szCs w:val="32"/>
+        </w:rPr>
+        <w:t xml:space="preserve">-Docker ships everything for the most common networking requirements. The model is pluggable, and the ecosystem can extend Docker’s networking capabilities via drives that plug into </w:t>
+      </w:r>
+      <w:proofErr w:type="spellStart"/>
+      <w:r>
+        <w:rPr>
+          <w:sz w:val="32"/>
+          <w:szCs w:val="32"/>
+        </w:rPr>
+        <w:t>libnetwork</w:t>
+      </w:r>
+      <w:proofErr w:type="spellEnd"/>
+      <w:r>
+        <w:rPr>
+          <w:sz w:val="32"/>
+          <w:szCs w:val="32"/>
+        </w:rPr>
+        <w:t>.</w:t>
+      </w:r>
+    </w:p>
+    <w:p>
+      <w:pPr>
+        <w:rPr>
+          <w:sz w:val="32"/>
+          <w:szCs w:val="32"/>
+        </w:rPr>
+      </w:pPr>
+      <w:r>
+        <w:rPr>
+          <w:sz w:val="32"/>
+          <w:szCs w:val="32"/>
+        </w:rPr>
+        <w:t>-</w:t>
+      </w:r>
+      <w:proofErr w:type="spellStart"/>
+      <w:r>
+        <w:rPr>
+          <w:sz w:val="32"/>
+          <w:szCs w:val="32"/>
+        </w:rPr>
+        <w:t>libnetwork</w:t>
+      </w:r>
+      <w:proofErr w:type="spellEnd"/>
+      <w:r>
+        <w:rPr>
+          <w:sz w:val="32"/>
+          <w:szCs w:val="32"/>
+        </w:rPr>
+        <w:t xml:space="preserve"> also provides native service discovery and basic load balancing.</w:t>
+      </w:r>
+    </w:p>
+    <w:p>
+      <w:pPr>
+        <w:rPr>
+          <w:sz w:val="32"/>
+          <w:szCs w:val="32"/>
+        </w:rPr>
+      </w:pPr>
+      <w:r>
+        <w:rPr>
+          <w:sz w:val="32"/>
+          <w:szCs w:val="32"/>
+        </w:rPr>
+        <w:t>13.2 Docker networking theory</w:t>
+      </w:r>
+    </w:p>
+    <w:p>
+      <w:pPr>
+        <w:rPr>
+          <w:sz w:val="32"/>
+          <w:szCs w:val="32"/>
+        </w:rPr>
+      </w:pPr>
+      <w:r>
+        <w:rPr>
+          <w:sz w:val="32"/>
+          <w:szCs w:val="32"/>
+        </w:rPr>
+        <w:t xml:space="preserve">-Docker networking is based on 3 components: Container Network Model (CNM), </w:t>
+      </w:r>
+      <w:proofErr w:type="spellStart"/>
+      <w:r>
+        <w:rPr>
+          <w:sz w:val="32"/>
+          <w:szCs w:val="32"/>
+        </w:rPr>
+        <w:t>libnetwork</w:t>
+      </w:r>
+      <w:proofErr w:type="spellEnd"/>
+      <w:r>
+        <w:rPr>
+          <w:sz w:val="32"/>
+          <w:szCs w:val="32"/>
+        </w:rPr>
+        <w:t>, drivers.</w:t>
+      </w:r>
+    </w:p>
+    <w:p>
+      <w:pPr>
+        <w:rPr>
+          <w:sz w:val="32"/>
+          <w:szCs w:val="32"/>
+        </w:rPr>
+      </w:pPr>
+      <w:r>
+        <w:rPr>
+          <w:sz w:val="32"/>
+          <w:szCs w:val="32"/>
+        </w:rPr>
+        <w:t>-</w:t>
+      </w:r>
+      <w:r>
+        <w:rPr>
+          <w:sz w:val="32"/>
+          <w:szCs w:val="32"/>
+        </w:rPr>
+        <w:t>CNM is design specification and outlines the fundamental building blocks of a Docker network.</w:t>
+      </w:r>
+    </w:p>
+    <w:p>
+      <w:pPr>
+        <w:rPr>
+          <w:sz w:val="32"/>
+          <w:szCs w:val="32"/>
+        </w:rPr>
+      </w:pPr>
+      <w:r>
+        <w:rPr>
+          <w:sz w:val="32"/>
+          <w:szCs w:val="32"/>
+        </w:rPr>
+        <w:t>-</w:t>
+      </w:r>
+      <w:proofErr w:type="spellStart"/>
+      <w:r>
+        <w:rPr>
+          <w:sz w:val="32"/>
+          <w:szCs w:val="32"/>
+        </w:rPr>
+        <w:t>libnetwork</w:t>
+      </w:r>
+      <w:proofErr w:type="spellEnd"/>
+      <w:r>
+        <w:rPr>
+          <w:sz w:val="32"/>
+          <w:szCs w:val="32"/>
+        </w:rPr>
+        <w:t xml:space="preserve"> is a real-world implementation of CNM.</w:t>
+      </w:r>
+    </w:p>
+    <w:p>
+      <w:pPr>
+        <w:rPr>
+          <w:sz w:val="32"/>
+          <w:szCs w:val="32"/>
+        </w:rPr>
+      </w:pPr>
+      <w:r>
+        <w:rPr>
+          <w:sz w:val="32"/>
+          <w:szCs w:val="32"/>
+        </w:rPr>
+        <w:lastRenderedPageBreak/>
+        <w:t xml:space="preserve">-Drivers extend the model by implementing specific network topologies such as VXLAN overlay networks. </w:t>
+      </w:r>
+    </w:p>
+    <w:p>
+      <w:pPr>
+        <w:rPr>
+          <w:sz w:val="32"/>
+          <w:szCs w:val="32"/>
+        </w:rPr>
+      </w:pPr>
+      <w:r>
+        <w:rPr>
+          <w:noProof/>
+        </w:rPr>
+        <w:drawing>
+          <wp:inline distT="0" distB="0" distL="0" distR="0" wp14:anchorId="5FE9B9F2" wp14:editId="2353134A">
+            <wp:extent cx="3555655" cy="1676400"/>
+            <wp:effectExtent l="0" t="0" r="6985" b="0"/>
+            <wp:docPr id="714286812" name="Picture 1"/>
+            <wp:cNvGraphicFramePr>
+              <a:graphicFrameLocks xmlns:a="http://schemas.openxmlformats.org/drawingml/2006/main" noChangeAspect="1"/>
+            </wp:cNvGraphicFramePr>
+            <a:graphic xmlns:a="http://schemas.openxmlformats.org/drawingml/2006/main">
+              <a:graphicData uri="http://schemas.openxmlformats.org/drawingml/2006/picture">
+                <pic:pic xmlns:pic="http://schemas.openxmlformats.org/drawingml/2006/picture">
+                  <pic:nvPicPr>
+                    <pic:cNvPr id="714286812" name=""/>
+                    <pic:cNvPicPr/>
+                  </pic:nvPicPr>
+                  <pic:blipFill>
+                    <a:blip r:embed="rId52"/>
+                    <a:stretch>
+                      <a:fillRect/>
+                    </a:stretch>
+                  </pic:blipFill>
+                  <pic:spPr>
+                    <a:xfrm>
+                      <a:off x="0" y="0"/>
+                      <a:ext cx="3565235" cy="1680917"/>
+                    </a:xfrm>
+                    <a:prstGeom prst="rect">
+                      <a:avLst/>
+                    </a:prstGeom>
+                  </pic:spPr>
+                </pic:pic>
+              </a:graphicData>
+            </a:graphic>
+          </wp:inline>
+        </w:drawing>
+      </w:r>
+    </w:p>
+    <w:p>
+      <w:pPr>
+        <w:rPr>
+          <w:sz w:val="32"/>
+          <w:szCs w:val="32"/>
+        </w:rPr>
+      </w:pPr>
+      <w:r>
+        <w:rPr>
+          <w:sz w:val="32"/>
+          <w:szCs w:val="32"/>
+        </w:rPr>
+        <w:t>-Container Network Model (CNM)</w:t>
+      </w:r>
+    </w:p>
+    <w:p>
+      <w:pPr>
+        <w:rPr>
+          <w:sz w:val="32"/>
+          <w:szCs w:val="32"/>
+        </w:rPr>
+      </w:pPr>
+      <w:r>
+        <w:rPr>
+          <w:sz w:val="32"/>
+          <w:szCs w:val="32"/>
+        </w:rPr>
+        <w:t>+The design guide for Docker networking is CNM that outlines the fundamental building blocks of a Docker network.</w:t>
+      </w:r>
+    </w:p>
+    <w:p>
+      <w:pPr>
+        <w:rPr>
+          <w:sz w:val="32"/>
+          <w:szCs w:val="32"/>
+        </w:rPr>
+      </w:pPr>
+      <w:r>
+        <w:rPr>
+          <w:sz w:val="32"/>
+          <w:szCs w:val="32"/>
+        </w:rPr>
+        <w:t>+It defines 3 building blocks: sandboxes, endpoints, networks.</w:t>
+      </w:r>
+    </w:p>
+    <w:p>
+      <w:pPr>
+        <w:rPr>
+          <w:sz w:val="32"/>
+          <w:szCs w:val="32"/>
+        </w:rPr>
+      </w:pPr>
+      <w:r>
+        <w:rPr>
+          <w:sz w:val="32"/>
+          <w:szCs w:val="32"/>
+        </w:rPr>
+        <w:t>+A sandbox is an isolated network stack inside a container. It includes Ethernet interfaces, ports, routing tables, DNS configuration, everything else from a network stack.</w:t>
+      </w:r>
+    </w:p>
+    <w:p>
+      <w:pPr>
+        <w:rPr>
+          <w:sz w:val="32"/>
+          <w:szCs w:val="32"/>
+        </w:rPr>
+      </w:pPr>
+      <w:r>
+        <w:rPr>
+          <w:sz w:val="32"/>
+          <w:szCs w:val="32"/>
+        </w:rPr>
+        <w:t>+Endpoints: virtual network interfaces that look regular network interface. The connect sandboxes to networks.</w:t>
+      </w:r>
+    </w:p>
+    <w:p>
+      <w:pPr>
+        <w:rPr>
+          <w:sz w:val="32"/>
+          <w:szCs w:val="32"/>
+        </w:rPr>
+      </w:pPr>
+      <w:r>
+        <w:rPr>
+          <w:sz w:val="32"/>
+          <w:szCs w:val="32"/>
+        </w:rPr>
+        <w:t>+Networks: virtual switches (</w:t>
+      </w:r>
+      <w:r>
+        <w:rPr>
+          <w:sz w:val="32"/>
+          <w:szCs w:val="32"/>
+        </w:rPr>
+        <w:t>usually software implementation of an 802.1d bridge).</w:t>
+      </w:r>
+      <w:r>
+        <w:rPr>
+          <w:sz w:val="32"/>
+          <w:szCs w:val="32"/>
+        </w:rPr>
+        <w:t xml:space="preserve"> </w:t>
+      </w:r>
+      <w:r>
+        <w:rPr>
+          <w:sz w:val="32"/>
+          <w:szCs w:val="32"/>
+        </w:rPr>
+        <w:t>They group together and isolate one or more endpoints that need to communicate.</w:t>
+      </w:r>
+    </w:p>
+    <w:p>
+      <w:pPr>
+        <w:rPr>
+          <w:sz w:val="32"/>
+          <w:szCs w:val="32"/>
+        </w:rPr>
+      </w:pPr>
+      <w:r>
+        <w:rPr>
+          <w:sz w:val="32"/>
+          <w:szCs w:val="32"/>
+        </w:rPr>
+        <w:t>+Using CNM terminology, endpoints connect sandboxes to network. Every container you create will have a sandbox with at least one endpoint connecting it to a network.</w:t>
+      </w:r>
+      <w:r>
+        <w:rPr>
+          <w:sz w:val="32"/>
+          <w:szCs w:val="32"/>
+        </w:rPr>
+        <w:t xml:space="preserve">  </w:t>
+      </w:r>
+    </w:p>
+    <w:p>
+      <w:pPr>
+        <w:rPr>
+          <w:sz w:val="32"/>
+          <w:szCs w:val="32"/>
+        </w:rPr>
+      </w:pPr>
+      <w:r>
+        <w:rPr>
+          <w:noProof/>
+        </w:rPr>
+        <w:lastRenderedPageBreak/>
+        <w:drawing>
+          <wp:inline distT="0" distB="0" distL="0" distR="0" wp14:anchorId="75390D1B" wp14:editId="6CF5CF7D">
+            <wp:extent cx="4254500" cy="1614528"/>
+            <wp:effectExtent l="0" t="0" r="0" b="5080"/>
+            <wp:docPr id="330154818" name="Picture 1"/>
+            <wp:cNvGraphicFramePr>
+              <a:graphicFrameLocks xmlns:a="http://schemas.openxmlformats.org/drawingml/2006/main" noChangeAspect="1"/>
+            </wp:cNvGraphicFramePr>
+            <a:graphic xmlns:a="http://schemas.openxmlformats.org/drawingml/2006/main">
+              <a:graphicData uri="http://schemas.openxmlformats.org/drawingml/2006/picture">
+                <pic:pic xmlns:pic="http://schemas.openxmlformats.org/drawingml/2006/picture">
+                  <pic:nvPicPr>
+                    <pic:cNvPr id="330154818" name=""/>
+                    <pic:cNvPicPr/>
+                  </pic:nvPicPr>
+                  <pic:blipFill>
+                    <a:blip r:embed="rId53"/>
+                    <a:stretch>
+                      <a:fillRect/>
+                    </a:stretch>
+                  </pic:blipFill>
+                  <pic:spPr>
+                    <a:xfrm>
+                      <a:off x="0" y="0"/>
+                      <a:ext cx="4262170" cy="1617439"/>
+                    </a:xfrm>
+                    <a:prstGeom prst="rect">
+                      <a:avLst/>
+                    </a:prstGeom>
+                  </pic:spPr>
+                </pic:pic>
+              </a:graphicData>
+            </a:graphic>
+          </wp:inline>
+        </w:drawing>
+      </w:r>
+      <w:r>
+        <w:rPr>
+          <w:sz w:val="32"/>
+          <w:szCs w:val="32"/>
+        </w:rPr>
+        <w:t xml:space="preserve">         </w:t>
+      </w:r>
+    </w:p>
+    <w:p>
+      <w:pPr>
+        <w:rPr>
+          <w:sz w:val="32"/>
+          <w:szCs w:val="32"/>
+        </w:rPr>
+      </w:pPr>
+      <w:r>
+        <w:rPr>
+          <w:sz w:val="32"/>
+          <w:szCs w:val="32"/>
+        </w:rPr>
+        <w:t>+CNM is all about providing networking for containers. Each container gets its own sandbox which hosts container’s entire network stack, including one or more endpoints that act as Ethernet interfaces and can be connected to networks.</w:t>
+      </w:r>
+    </w:p>
+    <w:p>
+      <w:pPr>
+        <w:rPr>
+          <w:sz w:val="32"/>
+          <w:szCs w:val="32"/>
+        </w:rPr>
+      </w:pPr>
+      <w:r>
+        <w:rPr>
+          <w:noProof/>
+        </w:rPr>
+        <w:drawing>
+          <wp:inline distT="0" distB="0" distL="0" distR="0" wp14:anchorId="4FBDC86F" wp14:editId="2BD3AD6B">
+            <wp:extent cx="3229821" cy="1689100"/>
+            <wp:effectExtent l="0" t="0" r="8890" b="6350"/>
+            <wp:docPr id="652226010" name="Picture 1"/>
+            <wp:cNvGraphicFramePr>
+              <a:graphicFrameLocks xmlns:a="http://schemas.openxmlformats.org/drawingml/2006/main" noChangeAspect="1"/>
+            </wp:cNvGraphicFramePr>
+            <a:graphic xmlns:a="http://schemas.openxmlformats.org/drawingml/2006/main">
+              <a:graphicData uri="http://schemas.openxmlformats.org/drawingml/2006/picture">
+                <pic:pic xmlns:pic="http://schemas.openxmlformats.org/drawingml/2006/picture">
+                  <pic:nvPicPr>
+                    <pic:cNvPr id="652226010" name=""/>
+                    <pic:cNvPicPr/>
+                  </pic:nvPicPr>
+                  <pic:blipFill>
+                    <a:blip r:embed="rId54"/>
+                    <a:stretch>
+                      <a:fillRect/>
+                    </a:stretch>
+                  </pic:blipFill>
+                  <pic:spPr>
+                    <a:xfrm>
+                      <a:off x="0" y="0"/>
+                      <a:ext cx="3235698" cy="1692174"/>
+                    </a:xfrm>
+                    <a:prstGeom prst="rect">
+                      <a:avLst/>
+                    </a:prstGeom>
+                  </pic:spPr>
+                </pic:pic>
+              </a:graphicData>
+            </a:graphic>
+          </wp:inline>
+        </w:drawing>
+      </w:r>
+      <w:r>
+        <w:rPr>
+          <w:sz w:val="32"/>
+          <w:szCs w:val="32"/>
+        </w:rPr>
+        <w:t xml:space="preserve">        </w:t>
+      </w:r>
+    </w:p>
+    <w:p>
+      <w:pPr>
+        <w:rPr>
+          <w:sz w:val="32"/>
+          <w:szCs w:val="32"/>
+        </w:rPr>
+      </w:pPr>
+      <w:r>
+        <w:rPr>
+          <w:sz w:val="32"/>
+          <w:szCs w:val="32"/>
+        </w:rPr>
+        <w:t xml:space="preserve">+Endpoints behave exactly like regular network </w:t>
+      </w:r>
+      <w:proofErr w:type="gramStart"/>
+      <w:r>
+        <w:rPr>
+          <w:sz w:val="32"/>
+          <w:szCs w:val="32"/>
+        </w:rPr>
+        <w:t>adapters,</w:t>
+      </w:r>
+      <w:proofErr w:type="gramEnd"/>
+      <w:r>
+        <w:rPr>
+          <w:sz w:val="32"/>
+          <w:szCs w:val="32"/>
+        </w:rPr>
+        <w:t xml:space="preserve"> you can only connect them to a single network.</w:t>
+      </w:r>
+    </w:p>
+    <w:p>
+      <w:pPr>
+        <w:rPr>
+          <w:sz w:val="32"/>
+          <w:szCs w:val="32"/>
+        </w:rPr>
+      </w:pPr>
+      <w:r>
+        <w:rPr>
+          <w:sz w:val="32"/>
+          <w:szCs w:val="32"/>
+        </w:rPr>
+        <w:t>+Extend it by adding Docker host. Although both containers are running on the same host this time, their network stacks are isolated and can only communicate via a network.</w:t>
+      </w:r>
+    </w:p>
+    <w:p>
+      <w:pPr>
+        <w:rPr>
+          <w:sz w:val="32"/>
+          <w:szCs w:val="32"/>
+        </w:rPr>
+      </w:pPr>
+      <w:r>
+        <w:rPr>
+          <w:noProof/>
+        </w:rPr>
+        <w:drawing>
+          <wp:inline distT="0" distB="0" distL="0" distR="0" wp14:anchorId="08E2D1DA" wp14:editId="06B15039">
+            <wp:extent cx="2768600" cy="1742041"/>
+            <wp:effectExtent l="0" t="0" r="0" b="0"/>
+            <wp:docPr id="1464942580" name="Picture 1"/>
+            <wp:cNvGraphicFramePr>
+              <a:graphicFrameLocks xmlns:a="http://schemas.openxmlformats.org/drawingml/2006/main" noChangeAspect="1"/>
+            </wp:cNvGraphicFramePr>
+            <a:graphic xmlns:a="http://schemas.openxmlformats.org/drawingml/2006/main">
+              <a:graphicData uri="http://schemas.openxmlformats.org/drawingml/2006/picture">
+                <pic:pic xmlns:pic="http://schemas.openxmlformats.org/drawingml/2006/picture">
+                  <pic:nvPicPr>
+                    <pic:cNvPr id="1464942580" name=""/>
+                    <pic:cNvPicPr/>
+                  </pic:nvPicPr>
+                  <pic:blipFill>
+                    <a:blip r:embed="rId55"/>
+                    <a:stretch>
+                      <a:fillRect/>
+                    </a:stretch>
+                  </pic:blipFill>
+                  <pic:spPr>
+                    <a:xfrm>
+                      <a:off x="0" y="0"/>
+                      <a:ext cx="2773450" cy="1745092"/>
+                    </a:xfrm>
+                    <a:prstGeom prst="rect">
+                      <a:avLst/>
+                    </a:prstGeom>
+                  </pic:spPr>
+                </pic:pic>
+              </a:graphicData>
+            </a:graphic>
+          </wp:inline>
+        </w:drawing>
+      </w:r>
+      <w:r>
+        <w:rPr>
+          <w:sz w:val="32"/>
+          <w:szCs w:val="32"/>
+        </w:rPr>
+        <w:t xml:space="preserve"> </w:t>
+      </w:r>
+      <w:r>
+        <w:rPr>
+          <w:sz w:val="32"/>
+          <w:szCs w:val="32"/>
+        </w:rPr>
+        <w:t xml:space="preserve">                  </w:t>
+      </w:r>
+    </w:p>
+    <w:p>
+      <w:pPr>
+        <w:rPr>
+          <w:sz w:val="32"/>
+          <w:szCs w:val="32"/>
+        </w:rPr>
+      </w:pPr>
+      <w:r>
+        <w:rPr>
+          <w:sz w:val="32"/>
+          <w:szCs w:val="32"/>
+        </w:rPr>
+        <w:lastRenderedPageBreak/>
+        <w:t>-</w:t>
+      </w:r>
+      <w:proofErr w:type="spellStart"/>
+      <w:r>
+        <w:rPr>
+          <w:sz w:val="32"/>
+          <w:szCs w:val="32"/>
+        </w:rPr>
+        <w:t>Libnetwork</w:t>
+      </w:r>
+      <w:proofErr w:type="spellEnd"/>
+    </w:p>
+    <w:p>
+      <w:pPr>
+        <w:rPr>
+          <w:sz w:val="32"/>
+          <w:szCs w:val="32"/>
+        </w:rPr>
+      </w:pPr>
+      <w:r>
+        <w:rPr>
+          <w:sz w:val="32"/>
+          <w:szCs w:val="32"/>
+        </w:rPr>
+        <w:t>+The reference implementation of CNM. It’s open-source, cross-platform, maintained by Moby project, used by Docker.</w:t>
+      </w:r>
+    </w:p>
+    <w:p>
+      <w:pPr>
+        <w:rPr>
+          <w:sz w:val="32"/>
+          <w:szCs w:val="32"/>
+        </w:rPr>
+      </w:pPr>
+      <w:r>
+        <w:rPr>
+          <w:sz w:val="32"/>
+          <w:szCs w:val="32"/>
+        </w:rPr>
+        <w:t xml:space="preserve">+Today, Docker implements all core networking in </w:t>
+      </w:r>
+      <w:proofErr w:type="spellStart"/>
+      <w:r>
+        <w:rPr>
+          <w:sz w:val="32"/>
+          <w:szCs w:val="32"/>
+        </w:rPr>
+        <w:t>libnetwork</w:t>
+      </w:r>
+      <w:proofErr w:type="spellEnd"/>
+      <w:r>
+        <w:rPr>
+          <w:sz w:val="32"/>
+          <w:szCs w:val="32"/>
+        </w:rPr>
+        <w:t>. It also implements network control plane (management APIs, service discovery, ingress-based container load balancing).</w:t>
+      </w:r>
+    </w:p>
+    <w:p>
+      <w:pPr>
+        <w:rPr>
+          <w:sz w:val="32"/>
+          <w:szCs w:val="32"/>
+        </w:rPr>
+      </w:pPr>
+      <w:r>
+        <w:rPr>
+          <w:sz w:val="32"/>
+          <w:szCs w:val="32"/>
+        </w:rPr>
+        <w:t>-Drivers</w:t>
+      </w:r>
+    </w:p>
+    <w:p>
+      <w:pPr>
+        <w:rPr>
+          <w:sz w:val="32"/>
+          <w:szCs w:val="32"/>
+        </w:rPr>
+      </w:pPr>
+      <w:r>
+        <w:rPr>
+          <w:sz w:val="32"/>
+          <w:szCs w:val="32"/>
+        </w:rPr>
+        <w:t>+</w:t>
+      </w:r>
+      <w:proofErr w:type="spellStart"/>
+      <w:r>
+        <w:rPr>
+          <w:sz w:val="32"/>
+          <w:szCs w:val="32"/>
+        </w:rPr>
+        <w:t>Libnetwork</w:t>
+      </w:r>
+      <w:proofErr w:type="spellEnd"/>
+      <w:r>
+        <w:rPr>
+          <w:sz w:val="32"/>
+          <w:szCs w:val="32"/>
+        </w:rPr>
+        <w:t xml:space="preserve"> implements control plane, but it relies on drivers to implement the data plane. Example, drivers are responsible for creating networks and ensuring isolation and connectivity.</w:t>
+      </w:r>
+    </w:p>
+    <w:p>
+      <w:pPr>
+        <w:rPr>
+          <w:sz w:val="32"/>
+          <w:szCs w:val="32"/>
+        </w:rPr>
+      </w:pPr>
+      <w:r>
+        <w:rPr>
+          <w:sz w:val="32"/>
+          <w:szCs w:val="32"/>
+        </w:rPr>
+        <w:t xml:space="preserve">+Docker ships with several built-in drivers called native drivers or local drivers. These include bridge, overlay, </w:t>
+      </w:r>
+      <w:proofErr w:type="spellStart"/>
+      <w:r>
+        <w:rPr>
+          <w:sz w:val="32"/>
+          <w:szCs w:val="32"/>
+        </w:rPr>
+        <w:t>macvlan</w:t>
+      </w:r>
+      <w:proofErr w:type="spellEnd"/>
+      <w:r>
+        <w:rPr>
+          <w:sz w:val="32"/>
+          <w:szCs w:val="32"/>
+        </w:rPr>
+        <w:t xml:space="preserve">, and they build the most common network topologies. </w:t>
+      </w:r>
+      <w:r>
+        <w:rPr>
+          <w:sz w:val="32"/>
+          <w:szCs w:val="32"/>
+        </w:rPr>
+        <w:t xml:space="preserve">                       </w:t>
+      </w:r>
+    </w:p>
+    <w:p>
+      <w:pPr>
+        <w:rPr>
+          <w:sz w:val="32"/>
+          <w:szCs w:val="32"/>
+        </w:rPr>
+      </w:pPr>
+      <w:r>
+        <w:rPr>
+          <w:noProof/>
+        </w:rPr>
+        <w:drawing>
+          <wp:inline distT="0" distB="0" distL="0" distR="0" wp14:anchorId="314FED61" wp14:editId="4F138A53">
+            <wp:extent cx="4533900" cy="1757371"/>
+            <wp:effectExtent l="0" t="0" r="0" b="0"/>
+            <wp:docPr id="2078798626" name="Picture 1"/>
+            <wp:cNvGraphicFramePr>
+              <a:graphicFrameLocks xmlns:a="http://schemas.openxmlformats.org/drawingml/2006/main" noChangeAspect="1"/>
+            </wp:cNvGraphicFramePr>
+            <a:graphic xmlns:a="http://schemas.openxmlformats.org/drawingml/2006/main">
+              <a:graphicData uri="http://schemas.openxmlformats.org/drawingml/2006/picture">
+                <pic:pic xmlns:pic="http://schemas.openxmlformats.org/drawingml/2006/picture">
+                  <pic:nvPicPr>
+                    <pic:cNvPr id="2078798626" name=""/>
+                    <pic:cNvPicPr/>
+                  </pic:nvPicPr>
+                  <pic:blipFill>
+                    <a:blip r:embed="rId56"/>
+                    <a:stretch>
+                      <a:fillRect/>
+                    </a:stretch>
+                  </pic:blipFill>
+                  <pic:spPr>
+                    <a:xfrm>
+                      <a:off x="0" y="0"/>
+                      <a:ext cx="4544655" cy="1761540"/>
+                    </a:xfrm>
+                    <a:prstGeom prst="rect">
+                      <a:avLst/>
+                    </a:prstGeom>
+                  </pic:spPr>
+                </pic:pic>
+              </a:graphicData>
+            </a:graphic>
+          </wp:inline>
+        </w:drawing>
+      </w:r>
+      <w:r>
+        <w:rPr>
+          <w:sz w:val="32"/>
+          <w:szCs w:val="32"/>
+        </w:rPr>
+        <w:t xml:space="preserve"> </w:t>
+      </w:r>
+    </w:p>
+    <w:p>
+      <w:pPr>
+        <w:rPr>
+          <w:sz w:val="32"/>
+          <w:szCs w:val="32"/>
+        </w:rPr>
+      </w:pPr>
+      <w:r>
+        <w:rPr>
+          <w:sz w:val="32"/>
+          <w:szCs w:val="32"/>
+        </w:rPr>
+        <w:t>+Every network you create is owned by a driver, and driver creates and manages everything about network.</w:t>
+      </w:r>
+      <w:r>
+        <w:rPr>
+          <w:sz w:val="32"/>
+          <w:szCs w:val="32"/>
+        </w:rPr>
+        <w:t xml:space="preserve">                                                         </w:t>
+      </w:r>
+    </w:p>
+    <w:p>
+      <w:pPr>
+        <w:rPr>
+          <w:sz w:val="32"/>
+          <w:szCs w:val="32"/>
+        </w:rPr>
+      </w:pPr>
+      <w:r>
+        <w:rPr>
+          <w:sz w:val="32"/>
+          <w:szCs w:val="32"/>
+        </w:rPr>
+        <w:t xml:space="preserve">13.3 Single-host bridge networks </w:t>
+      </w:r>
+    </w:p>
+    <w:p>
+      <w:pPr>
+        <w:rPr>
+          <w:sz w:val="32"/>
+          <w:szCs w:val="32"/>
+        </w:rPr>
+      </w:pPr>
+      <w:r>
+        <w:rPr>
+          <w:sz w:val="32"/>
+          <w:szCs w:val="32"/>
+        </w:rPr>
+        <w:t>-single-host bridge network: the simplest type of Docker network.</w:t>
+      </w:r>
+    </w:p>
+    <w:p>
+      <w:pPr>
+        <w:rPr>
+          <w:sz w:val="32"/>
+          <w:szCs w:val="32"/>
+        </w:rPr>
+      </w:pPr>
+      <w:r>
+        <w:rPr>
+          <w:sz w:val="32"/>
+          <w:szCs w:val="32"/>
+        </w:rPr>
+        <w:t>-single-host: the network only spans a single Docker host. Bridge: implementation of an 802.1d bridge (layer 2 switch).</w:t>
+      </w:r>
+    </w:p>
+    <w:p>
+      <w:pPr>
+        <w:rPr>
+          <w:sz w:val="32"/>
+          <w:szCs w:val="32"/>
+        </w:rPr>
+      </w:pPr>
+      <w:r>
+        <w:rPr>
+          <w:sz w:val="32"/>
+          <w:szCs w:val="32"/>
+        </w:rPr>
+        <w:lastRenderedPageBreak/>
+        <w:t xml:space="preserve">-2 Docker hosts with identical local bridge networks. Although networks are identical, they are independent and isolated, </w:t>
+      </w:r>
+      <w:r>
+        <w:rPr>
+          <w:sz w:val="32"/>
+          <w:szCs w:val="32"/>
+        </w:rPr>
+        <w:t>containers can’t communicate.</w:t>
+      </w:r>
+    </w:p>
+    <w:p>
+      <w:pPr>
+        <w:rPr>
+          <w:sz w:val="32"/>
+          <w:szCs w:val="32"/>
+        </w:rPr>
+      </w:pPr>
+      <w:r>
+        <w:rPr>
+          <w:noProof/>
+        </w:rPr>
+        <w:drawing>
+          <wp:inline distT="0" distB="0" distL="0" distR="0" wp14:anchorId="6130F25E" wp14:editId="3698075A">
+            <wp:extent cx="3067050" cy="1271056"/>
+            <wp:effectExtent l="0" t="0" r="0" b="5715"/>
+            <wp:docPr id="420513820" name="Picture 1"/>
+            <wp:cNvGraphicFramePr>
+              <a:graphicFrameLocks xmlns:a="http://schemas.openxmlformats.org/drawingml/2006/main" noChangeAspect="1"/>
+            </wp:cNvGraphicFramePr>
+            <a:graphic xmlns:a="http://schemas.openxmlformats.org/drawingml/2006/main">
+              <a:graphicData uri="http://schemas.openxmlformats.org/drawingml/2006/picture">
+                <pic:pic xmlns:pic="http://schemas.openxmlformats.org/drawingml/2006/picture">
+                  <pic:nvPicPr>
+                    <pic:cNvPr id="420513820" name=""/>
+                    <pic:cNvPicPr/>
+                  </pic:nvPicPr>
+                  <pic:blipFill>
+                    <a:blip r:embed="rId57"/>
+                    <a:stretch>
+                      <a:fillRect/>
+                    </a:stretch>
+                  </pic:blipFill>
+                  <pic:spPr>
+                    <a:xfrm>
+                      <a:off x="0" y="0"/>
+                      <a:ext cx="3075363" cy="1274501"/>
+                    </a:xfrm>
+                    <a:prstGeom prst="rect">
+                      <a:avLst/>
+                    </a:prstGeom>
+                  </pic:spPr>
+                </pic:pic>
+              </a:graphicData>
+            </a:graphic>
+          </wp:inline>
+        </w:drawing>
+      </w:r>
+    </w:p>
+    <w:p>
+      <w:pPr>
+        <w:rPr>
+          <w:sz w:val="32"/>
+          <w:szCs w:val="32"/>
+        </w:rPr>
+      </w:pPr>
+      <w:r>
+        <w:rPr>
+          <w:sz w:val="32"/>
+          <w:szCs w:val="32"/>
+        </w:rPr>
+        <w:t>-Every new Docker host gets a default single-host bridge network called bridge that Docker connects new containers to.</w:t>
+      </w:r>
+    </w:p>
+    <w:p>
+      <w:pPr>
+        <w:rPr>
+          <w:sz w:val="32"/>
+          <w:szCs w:val="32"/>
+        </w:rPr>
+      </w:pPr>
+      <w:r>
+        <w:rPr>
+          <w:sz w:val="32"/>
+          <w:szCs w:val="32"/>
+        </w:rPr>
+        <w:t>-docker network ls</w:t>
+      </w:r>
+    </w:p>
+    <w:p>
+      <w:pPr>
+        <w:rPr>
+          <w:sz w:val="32"/>
+          <w:szCs w:val="32"/>
+        </w:rPr>
+      </w:pPr>
+      <w:r>
+        <w:rPr>
+          <w:sz w:val="32"/>
+          <w:szCs w:val="32"/>
+        </w:rPr>
+        <w:t>-docker network inspect &lt;type&gt;: get more information</w:t>
+      </w:r>
+    </w:p>
+    <w:p>
+      <w:pPr>
+        <w:rPr>
+          <w:sz w:val="32"/>
+          <w:szCs w:val="32"/>
+        </w:rPr>
+      </w:pPr>
+      <w:r>
+        <w:rPr>
+          <w:sz w:val="32"/>
+          <w:szCs w:val="32"/>
+        </w:rPr>
+        <w:t xml:space="preserve">-All bridge networks are based on Linux bridge technology. The default network on Linux-based Docker hosts called bridge and maps to </w:t>
+      </w:r>
+      <w:proofErr w:type="gramStart"/>
+      <w:r>
+        <w:rPr>
+          <w:sz w:val="32"/>
+          <w:szCs w:val="32"/>
+        </w:rPr>
+        <w:t>an</w:t>
+      </w:r>
+      <w:proofErr w:type="gramEnd"/>
+      <w:r>
+        <w:rPr>
+          <w:sz w:val="32"/>
+          <w:szCs w:val="32"/>
+        </w:rPr>
+        <w:t xml:space="preserve"> Linux bridge ins host’s kernel called docker0.</w:t>
+      </w:r>
+    </w:p>
+    <w:p>
+      <w:pPr>
+        <w:rPr>
+          <w:sz w:val="32"/>
+          <w:szCs w:val="32"/>
+        </w:rPr>
+      </w:pPr>
+      <w:r>
+        <w:rPr>
+          <w:noProof/>
+        </w:rPr>
+        <w:drawing>
+          <wp:inline distT="0" distB="0" distL="0" distR="0" wp14:anchorId="41CD68A8" wp14:editId="5028D920">
+            <wp:extent cx="3835400" cy="1385825"/>
+            <wp:effectExtent l="0" t="0" r="0" b="5080"/>
+            <wp:docPr id="453382809" name="Picture 1"/>
+            <wp:cNvGraphicFramePr>
+              <a:graphicFrameLocks xmlns:a="http://schemas.openxmlformats.org/drawingml/2006/main" noChangeAspect="1"/>
+            </wp:cNvGraphicFramePr>
+            <a:graphic xmlns:a="http://schemas.openxmlformats.org/drawingml/2006/main">
+              <a:graphicData uri="http://schemas.openxmlformats.org/drawingml/2006/picture">
+                <pic:pic xmlns:pic="http://schemas.openxmlformats.org/drawingml/2006/picture">
+                  <pic:nvPicPr>
+                    <pic:cNvPr id="453382809" name=""/>
+                    <pic:cNvPicPr/>
+                  </pic:nvPicPr>
+                  <pic:blipFill>
+                    <a:blip r:embed="rId58"/>
+                    <a:stretch>
+                      <a:fillRect/>
+                    </a:stretch>
+                  </pic:blipFill>
+                  <pic:spPr>
+                    <a:xfrm>
+                      <a:off x="0" y="0"/>
+                      <a:ext cx="3851181" cy="1391527"/>
+                    </a:xfrm>
+                    <a:prstGeom prst="rect">
+                      <a:avLst/>
+                    </a:prstGeom>
+                  </pic:spPr>
+                </pic:pic>
+              </a:graphicData>
+            </a:graphic>
+          </wp:inline>
+        </w:drawing>
+      </w:r>
+    </w:p>
+    <w:p>
+      <w:pPr>
+        <w:rPr>
+          <w:sz w:val="32"/>
+          <w:szCs w:val="32"/>
+        </w:rPr>
+      </w:pPr>
+      <w:r>
+        <w:rPr>
+          <w:sz w:val="32"/>
+          <w:szCs w:val="32"/>
+        </w:rPr>
+        <w:t xml:space="preserve">-docker network inspect bridge | grep </w:t>
+      </w:r>
+      <w:proofErr w:type="gramStart"/>
+      <w:r>
+        <w:rPr>
+          <w:sz w:val="32"/>
+          <w:szCs w:val="32"/>
+        </w:rPr>
+        <w:t>bridge.name :</w:t>
+      </w:r>
+      <w:proofErr w:type="gramEnd"/>
+      <w:r>
+        <w:rPr>
+          <w:sz w:val="32"/>
+          <w:szCs w:val="32"/>
+        </w:rPr>
+        <w:t xml:space="preserve"> confirm bridge network is based on docker0 bridge.</w:t>
+      </w:r>
+    </w:p>
+    <w:p>
+      <w:pPr>
+        <w:rPr>
+          <w:sz w:val="32"/>
+          <w:szCs w:val="32"/>
+        </w:rPr>
+      </w:pPr>
+      <w:r>
+        <w:rPr>
+          <w:sz w:val="32"/>
+          <w:szCs w:val="32"/>
+        </w:rPr>
+        <w:t>-</w:t>
+      </w:r>
+      <w:proofErr w:type="spellStart"/>
+      <w:r>
+        <w:rPr>
+          <w:sz w:val="32"/>
+          <w:szCs w:val="32"/>
+        </w:rPr>
+        <w:t>brctl</w:t>
+      </w:r>
+      <w:proofErr w:type="spellEnd"/>
+      <w:r>
+        <w:rPr>
+          <w:sz w:val="32"/>
+          <w:szCs w:val="32"/>
+        </w:rPr>
+        <w:t xml:space="preserve"> show: list all bridges on Docker host</w:t>
+      </w:r>
+    </w:p>
+    <w:p>
+      <w:pPr>
+        <w:rPr>
+          <w:sz w:val="32"/>
+          <w:szCs w:val="32"/>
+        </w:rPr>
+      </w:pPr>
+      <w:r>
+        <w:rPr>
+          <w:sz w:val="32"/>
+          <w:szCs w:val="32"/>
+        </w:rPr>
+        <w:t>-</w:t>
+      </w:r>
+      <w:proofErr w:type="spellStart"/>
+      <w:r>
+        <w:rPr>
+          <w:sz w:val="32"/>
+          <w:szCs w:val="32"/>
+        </w:rPr>
+        <w:t>ip</w:t>
+      </w:r>
+      <w:proofErr w:type="spellEnd"/>
+      <w:r>
+        <w:rPr>
+          <w:sz w:val="32"/>
+          <w:szCs w:val="32"/>
+        </w:rPr>
+        <w:t xml:space="preserve"> link show docker0: configuration and state of docker0 bridge</w:t>
+      </w:r>
+    </w:p>
+    <w:p>
+      <w:pPr>
+        <w:rPr>
+          <w:sz w:val="32"/>
+          <w:szCs w:val="32"/>
+        </w:rPr>
+      </w:pPr>
+      <w:r>
+        <w:rPr>
+          <w:sz w:val="32"/>
+          <w:szCs w:val="32"/>
+        </w:rPr>
+        <w:lastRenderedPageBreak/>
+        <w:t>-Complete stack with containers connecting to bridge network, which, in turn, maps to docker0 Linux bridge in host’s kernel.</w:t>
+      </w:r>
+    </w:p>
+    <w:p>
+      <w:pPr>
+        <w:rPr>
+          <w:sz w:val="32"/>
+          <w:szCs w:val="32"/>
+        </w:rPr>
+      </w:pPr>
+      <w:r>
+        <w:rPr>
+          <w:noProof/>
+        </w:rPr>
+        <w:drawing>
+          <wp:inline distT="0" distB="0" distL="0" distR="0" wp14:anchorId="6A6B2F85" wp14:editId="2579A1FE">
+            <wp:extent cx="3670300" cy="2388832"/>
+            <wp:effectExtent l="0" t="0" r="6350" b="0"/>
+            <wp:docPr id="579583377" name="Picture 1"/>
+            <wp:cNvGraphicFramePr>
+              <a:graphicFrameLocks xmlns:a="http://schemas.openxmlformats.org/drawingml/2006/main" noChangeAspect="1"/>
+            </wp:cNvGraphicFramePr>
+            <a:graphic xmlns:a="http://schemas.openxmlformats.org/drawingml/2006/main">
+              <a:graphicData uri="http://schemas.openxmlformats.org/drawingml/2006/picture">
+                <pic:pic xmlns:pic="http://schemas.openxmlformats.org/drawingml/2006/picture">
+                  <pic:nvPicPr>
+                    <pic:cNvPr id="579583377" name=""/>
+                    <pic:cNvPicPr/>
+                  </pic:nvPicPr>
+                  <pic:blipFill>
+                    <a:blip r:embed="rId59"/>
+                    <a:stretch>
+                      <a:fillRect/>
+                    </a:stretch>
+                  </pic:blipFill>
+                  <pic:spPr>
+                    <a:xfrm>
+                      <a:off x="0" y="0"/>
+                      <a:ext cx="3681105" cy="2395865"/>
+                    </a:xfrm>
+                    <a:prstGeom prst="rect">
+                      <a:avLst/>
+                    </a:prstGeom>
+                  </pic:spPr>
+                </pic:pic>
+              </a:graphicData>
+            </a:graphic>
+          </wp:inline>
+        </w:drawing>
+      </w:r>
+    </w:p>
+    <w:p>
+      <w:pPr>
+        <w:rPr>
+          <w:sz w:val="32"/>
+          <w:szCs w:val="32"/>
+        </w:rPr>
+      </w:pPr>
+      <w:r>
+        <w:rPr>
+          <w:sz w:val="32"/>
+          <w:szCs w:val="32"/>
+        </w:rPr>
+        <w:t>-docker network create -d bridge &lt;name&gt;</w:t>
+      </w:r>
+    </w:p>
+    <w:p>
+      <w:pPr>
+        <w:rPr>
+          <w:sz w:val="32"/>
+          <w:szCs w:val="32"/>
+        </w:rPr>
+      </w:pPr>
+      <w:r>
+        <w:rPr>
+          <w:sz w:val="32"/>
+          <w:szCs w:val="32"/>
+        </w:rPr>
+        <w:t>-docker run -d --name &lt;container&gt; --network &lt;network&gt; &lt;image&gt;</w:t>
+      </w:r>
+    </w:p>
+    <w:p>
+      <w:pPr>
+        <w:rPr>
+          <w:sz w:val="32"/>
+          <w:szCs w:val="32"/>
+        </w:rPr>
+      </w:pPr>
+      <w:r>
+        <w:rPr>
+          <w:sz w:val="32"/>
+          <w:szCs w:val="32"/>
+        </w:rPr>
+        <w:t xml:space="preserve">13.4 </w:t>
+      </w:r>
+      <w:r>
+        <w:rPr>
+          <w:sz w:val="32"/>
+          <w:szCs w:val="32"/>
+        </w:rPr>
+        <w:t>External access via port mappings</w:t>
+      </w:r>
+    </w:p>
+    <w:p>
+      <w:pPr>
+        <w:rPr>
+          <w:sz w:val="32"/>
+          <w:szCs w:val="32"/>
+        </w:rPr>
+      </w:pPr>
+      <w:r>
+        <w:rPr>
+          <w:sz w:val="32"/>
+          <w:szCs w:val="32"/>
+        </w:rPr>
+        <w:t>-We’ve said that containers on bridge networks can only communicate with other containers on the same network. But you can get around this by mapping containers to ports on Docker host. It’s clunky and has a lot of limitations, but it’s useful for testing and development work.</w:t>
+      </w:r>
+    </w:p>
+    <w:p>
+      <w:pPr>
+        <w:rPr>
+          <w:sz w:val="32"/>
+          <w:szCs w:val="32"/>
+        </w:rPr>
+      </w:pPr>
+      <w:r>
+        <w:rPr>
+          <w:noProof/>
+        </w:rPr>
+        <w:drawing>
+          <wp:inline distT="0" distB="0" distL="0" distR="0" wp14:anchorId="1282A924" wp14:editId="65FC443F">
+            <wp:extent cx="2510463" cy="2463800"/>
+            <wp:effectExtent l="0" t="0" r="4445" b="0"/>
+            <wp:docPr id="1715015433" name="Picture 1"/>
+            <wp:cNvGraphicFramePr>
+              <a:graphicFrameLocks xmlns:a="http://schemas.openxmlformats.org/drawingml/2006/main" noChangeAspect="1"/>
+            </wp:cNvGraphicFramePr>
+            <a:graphic xmlns:a="http://schemas.openxmlformats.org/drawingml/2006/main">
+              <a:graphicData uri="http://schemas.openxmlformats.org/drawingml/2006/picture">
+                <pic:pic xmlns:pic="http://schemas.openxmlformats.org/drawingml/2006/picture">
+                  <pic:nvPicPr>
+                    <pic:cNvPr id="1715015433" name=""/>
+                    <pic:cNvPicPr/>
+                  </pic:nvPicPr>
+                  <pic:blipFill>
+                    <a:blip r:embed="rId60"/>
+                    <a:stretch>
+                      <a:fillRect/>
+                    </a:stretch>
+                  </pic:blipFill>
+                  <pic:spPr>
+                    <a:xfrm>
+                      <a:off x="0" y="0"/>
+                      <a:ext cx="2514069" cy="2467339"/>
+                    </a:xfrm>
+                    <a:prstGeom prst="rect">
+                      <a:avLst/>
+                    </a:prstGeom>
+                  </pic:spPr>
+                </pic:pic>
+              </a:graphicData>
+            </a:graphic>
+          </wp:inline>
+        </w:drawing>
+      </w:r>
+    </w:p>
+    <w:p>
+      <w:pPr>
+        <w:rPr>
+          <w:sz w:val="32"/>
+          <w:szCs w:val="32"/>
+        </w:rPr>
+      </w:pPr>
+      <w:r>
+        <w:rPr>
+          <w:sz w:val="32"/>
+          <w:szCs w:val="32"/>
+        </w:rPr>
+        <w:lastRenderedPageBreak/>
+        <w:t xml:space="preserve">-docker run -d --name </w:t>
+      </w:r>
+      <w:r>
+        <w:rPr>
+          <w:sz w:val="32"/>
+          <w:szCs w:val="32"/>
+        </w:rPr>
+        <w:t>web</w:t>
+      </w:r>
+      <w:r>
+        <w:rPr>
+          <w:sz w:val="32"/>
+          <w:szCs w:val="32"/>
+        </w:rPr>
+        <w:t xml:space="preserve"> --network &lt;network&gt; --publish </w:t>
+      </w:r>
+      <w:r>
+        <w:rPr>
+          <w:sz w:val="32"/>
+          <w:szCs w:val="32"/>
+        </w:rPr>
+        <w:t>5005</w:t>
+      </w:r>
+      <w:r>
+        <w:rPr>
+          <w:sz w:val="32"/>
+          <w:szCs w:val="32"/>
+        </w:rPr>
+        <w:t>:</w:t>
+      </w:r>
+      <w:r>
+        <w:rPr>
+          <w:sz w:val="32"/>
+          <w:szCs w:val="32"/>
+        </w:rPr>
+        <w:t>80 nginx</w:t>
+      </w:r>
+    </w:p>
+    <w:p>
+      <w:pPr>
+        <w:rPr>
+          <w:sz w:val="32"/>
+          <w:szCs w:val="32"/>
+        </w:rPr>
+      </w:pPr>
+      <w:r>
+        <w:rPr>
+          <w:sz w:val="32"/>
+          <w:szCs w:val="32"/>
+        </w:rPr>
+        <w:t xml:space="preserve">-docker port </w:t>
+      </w:r>
+      <w:r>
+        <w:rPr>
+          <w:sz w:val="32"/>
+          <w:szCs w:val="32"/>
+        </w:rPr>
+        <w:t>web</w:t>
+      </w:r>
+      <w:r>
+        <w:rPr>
+          <w:sz w:val="32"/>
+          <w:szCs w:val="32"/>
+        </w:rPr>
+        <w:t>: verify port mapping</w:t>
+      </w:r>
+    </w:p>
+    <w:p>
+      <w:pPr>
+        <w:rPr>
+          <w:sz w:val="32"/>
+          <w:szCs w:val="32"/>
+        </w:rPr>
+      </w:pPr>
+      <w:r>
+        <w:rPr>
+          <w:sz w:val="32"/>
+          <w:szCs w:val="32"/>
+        </w:rPr>
+        <w:t>+You can test external access by pointing a web browser to Docker host on port 5005. You need to know IP or DNS name of Docker host.</w:t>
+      </w:r>
+    </w:p>
+    <w:p>
+      <w:pPr>
+        <w:rPr>
+          <w:sz w:val="32"/>
+          <w:szCs w:val="32"/>
+        </w:rPr>
+      </w:pPr>
+      <w:r>
+        <w:rPr>
+          <w:sz w:val="32"/>
+          <w:szCs w:val="32"/>
+        </w:rPr>
+        <w:t>-docker run -it --</w:t>
+      </w:r>
+      <w:proofErr w:type="gramStart"/>
+      <w:r>
+        <w:rPr>
+          <w:sz w:val="32"/>
+          <w:szCs w:val="32"/>
+        </w:rPr>
+        <w:t>name  --</w:t>
+      </w:r>
+      <w:proofErr w:type="gramEnd"/>
+      <w:r>
+        <w:rPr>
+          <w:sz w:val="32"/>
+          <w:szCs w:val="32"/>
+        </w:rPr>
+        <w:t xml:space="preserve">network bridge alpine </w:t>
+      </w:r>
+      <w:proofErr w:type="spellStart"/>
+      <w:r>
+        <w:rPr>
+          <w:sz w:val="32"/>
+          <w:szCs w:val="32"/>
+        </w:rPr>
+        <w:t>sh</w:t>
+      </w:r>
+      <w:proofErr w:type="spellEnd"/>
+    </w:p>
+    <w:p>
+      <w:pPr>
+        <w:rPr>
+          <w:sz w:val="32"/>
+          <w:szCs w:val="32"/>
+        </w:rPr>
+      </w:pPr>
+      <w:r>
+        <w:rPr>
+          <w:sz w:val="32"/>
+          <w:szCs w:val="32"/>
+        </w:rPr>
+        <w:t>-</w:t>
+      </w:r>
+      <w:proofErr w:type="spellStart"/>
+      <w:r>
+        <w:rPr>
+          <w:sz w:val="32"/>
+          <w:szCs w:val="32"/>
+        </w:rPr>
+        <w:t>apk</w:t>
+      </w:r>
+      <w:proofErr w:type="spellEnd"/>
+      <w:r>
+        <w:rPr>
+          <w:sz w:val="32"/>
+          <w:szCs w:val="32"/>
+        </w:rPr>
+        <w:t xml:space="preserve"> add curl</w:t>
+      </w:r>
+    </w:p>
+    <w:p>
+      <w:pPr>
+        <w:rPr>
+          <w:sz w:val="32"/>
+          <w:szCs w:val="32"/>
+        </w:rPr>
+      </w:pPr>
+      <w:r>
+        <w:rPr>
+          <w:sz w:val="32"/>
+          <w:szCs w:val="32"/>
+        </w:rPr>
+        <w:t>13.5 Docker Networking – The Commands</w:t>
+      </w:r>
+    </w:p>
+    <w:p>
+      <w:pPr>
+        <w:rPr>
+          <w:sz w:val="32"/>
+          <w:szCs w:val="32"/>
+        </w:rPr>
+      </w:pPr>
+    </w:p>
+    <w:p>
+      <w:pPr>
+        <w:pStyle w:val="Heading1"/>
         <w:rPr>
           <w:color w:val="EE0000"/>
           <w:sz w:val="32"/>
           <w:szCs w:val="32"/>
         </w:rPr>
-        <w:t>Wasm</w:t>
-      </w:r>
-      <w:proofErr w:type="spellEnd"/>
-    </w:p>
-    <w:p>
-      <w:pPr>
-        <w:rPr>
-          <w:sz w:val="32"/>
-          <w:szCs w:val="32"/>
-        </w:rPr>
-      </w:pPr>
-    </w:p>
-    <w:p>
-      <w:pPr>
-        <w:rPr>
-          <w:sz w:val="32"/>
-          <w:szCs w:val="32"/>
-        </w:rPr>
-      </w:pPr>
-      <w:r>
-        <w:rPr>
-          <w:sz w:val="32"/>
-          <w:szCs w:val="32"/>
-        </w:rPr>
-        <w:t xml:space="preserve">11.1 </w:t>
-      </w:r>
-      <w:proofErr w:type="gramStart"/>
-      <w:r>
-        <w:rPr>
-          <w:sz w:val="32"/>
-          <w:szCs w:val="32"/>
-        </w:rPr>
-        <w:t>Pre-</w:t>
-      </w:r>
-      <w:proofErr w:type="spellStart"/>
-      <w:r>
-        <w:rPr>
-          <w:sz w:val="32"/>
-          <w:szCs w:val="32"/>
-        </w:rPr>
-        <w:t>reqs</w:t>
-      </w:r>
-      <w:proofErr w:type="spellEnd"/>
-      <w:proofErr w:type="gramEnd"/>
-    </w:p>
-    <w:p>
-      <w:pPr>
-        <w:rPr>
-          <w:sz w:val="32"/>
-          <w:szCs w:val="32"/>
-        </w:rPr>
-      </w:pPr>
-    </w:p>
-    <w:p>
-      <w:pPr>
-        <w:rPr>
-          <w:sz w:val="32"/>
-          <w:szCs w:val="32"/>
-        </w:rPr>
-      </w:pPr>
-      <w:r>
-        <w:rPr>
-          <w:sz w:val="32"/>
-          <w:szCs w:val="32"/>
-        </w:rPr>
-        <w:t xml:space="preserve">11.2 Intro to </w:t>
-      </w:r>
-      <w:proofErr w:type="spellStart"/>
-      <w:r>
-        <w:rPr>
-          <w:sz w:val="32"/>
-          <w:szCs w:val="32"/>
-        </w:rPr>
-        <w:t>Wasm</w:t>
-      </w:r>
-      <w:proofErr w:type="spellEnd"/>
-      <w:r>
-        <w:rPr>
-          <w:sz w:val="32"/>
-          <w:szCs w:val="32"/>
-        </w:rPr>
-        <w:t xml:space="preserve"> and </w:t>
-      </w:r>
-      <w:proofErr w:type="spellStart"/>
-      <w:r>
-        <w:rPr>
-          <w:sz w:val="32"/>
-          <w:szCs w:val="32"/>
-        </w:rPr>
-        <w:t>Wasm</w:t>
-      </w:r>
-      <w:proofErr w:type="spellEnd"/>
-      <w:r>
-        <w:rPr>
-          <w:sz w:val="32"/>
-          <w:szCs w:val="32"/>
-        </w:rPr>
-        <w:t xml:space="preserve"> containers</w:t>
-      </w:r>
-    </w:p>
-    <w:p>
-      <w:pPr>
-        <w:rPr>
-          <w:sz w:val="32"/>
-          <w:szCs w:val="32"/>
-        </w:rPr>
-      </w:pPr>
-    </w:p>
-    <w:p>
-      <w:pPr>
-        <w:rPr>
-          <w:sz w:val="32"/>
-          <w:szCs w:val="32"/>
-        </w:rPr>
-      </w:pPr>
-      <w:r>
-        <w:rPr>
-          <w:sz w:val="32"/>
-          <w:szCs w:val="32"/>
-        </w:rPr>
-        <w:t xml:space="preserve">11.3 Write a </w:t>
-      </w:r>
-      <w:proofErr w:type="spellStart"/>
-      <w:r>
-        <w:rPr>
-          <w:sz w:val="32"/>
-          <w:szCs w:val="32"/>
-        </w:rPr>
-        <w:t>Wasm</w:t>
-      </w:r>
-      <w:proofErr w:type="spellEnd"/>
-      <w:r>
-        <w:rPr>
-          <w:sz w:val="32"/>
-          <w:szCs w:val="32"/>
-        </w:rPr>
-        <w:t xml:space="preserve"> app</w:t>
-      </w:r>
-    </w:p>
-    <w:p>
-      <w:pPr>
-        <w:rPr>
-          <w:sz w:val="32"/>
-          <w:szCs w:val="32"/>
-        </w:rPr>
-      </w:pPr>
-    </w:p>
-    <w:p>
-      <w:pPr>
-        <w:rPr>
-          <w:sz w:val="32"/>
-          <w:szCs w:val="32"/>
-        </w:rPr>
-      </w:pPr>
-      <w:r>
-        <w:rPr>
-          <w:sz w:val="32"/>
-          <w:szCs w:val="32"/>
-        </w:rPr>
-        <w:t xml:space="preserve">11.4 Containerize a </w:t>
-      </w:r>
-      <w:proofErr w:type="spellStart"/>
-      <w:r>
-        <w:rPr>
-          <w:sz w:val="32"/>
-          <w:szCs w:val="32"/>
-        </w:rPr>
-        <w:t>Wasm</w:t>
-      </w:r>
-      <w:proofErr w:type="spellEnd"/>
-      <w:r>
-        <w:rPr>
-          <w:sz w:val="32"/>
-          <w:szCs w:val="32"/>
-        </w:rPr>
-        <w:t xml:space="preserve"> app</w:t>
-      </w:r>
-    </w:p>
-    <w:p>
-      <w:pPr>
-        <w:rPr>
-          <w:sz w:val="32"/>
-          <w:szCs w:val="32"/>
-        </w:rPr>
-      </w:pPr>
-    </w:p>
-    <w:p>
-      <w:pPr>
-        <w:rPr>
-          <w:sz w:val="32"/>
-          <w:szCs w:val="32"/>
-        </w:rPr>
-      </w:pPr>
-      <w:r>
-        <w:rPr>
-          <w:sz w:val="32"/>
-          <w:szCs w:val="32"/>
-        </w:rPr>
-        <w:t xml:space="preserve">11.5 Run a </w:t>
-      </w:r>
-      <w:proofErr w:type="spellStart"/>
-      <w:r>
-        <w:rPr>
-          <w:sz w:val="32"/>
-          <w:szCs w:val="32"/>
-        </w:rPr>
-        <w:t>Wasm</w:t>
-      </w:r>
-      <w:proofErr w:type="spellEnd"/>
-      <w:r>
-        <w:rPr>
-          <w:sz w:val="32"/>
-          <w:szCs w:val="32"/>
-        </w:rPr>
-        <w:t xml:space="preserve"> container</w:t>
-      </w:r>
-    </w:p>
-    <w:p>
-      <w:pPr>
-        <w:rPr>
-          <w:sz w:val="32"/>
-          <w:szCs w:val="32"/>
-        </w:rPr>
-      </w:pPr>
-    </w:p>
-    <w:p>
-      <w:pPr>
-        <w:rPr>
-          <w:sz w:val="32"/>
-          <w:szCs w:val="32"/>
-        </w:rPr>
-      </w:pPr>
-      <w:r>
-        <w:rPr>
-          <w:sz w:val="32"/>
-          <w:szCs w:val="32"/>
-        </w:rPr>
-        <w:t>11.6 Clean up</w:t>
+      </w:pPr>
+      <w:r>
+        <w:rPr>
+          <w:color w:val="EE0000"/>
+          <w:sz w:val="32"/>
+          <w:szCs w:val="32"/>
+        </w:rPr>
+        <w:t>14. Docker overlay networking</w:t>
+      </w:r>
+    </w:p>
+    <w:p>
+      <w:pPr>
+        <w:rPr>
+          <w:sz w:val="32"/>
+          <w:szCs w:val="32"/>
+        </w:rPr>
+      </w:pPr>
+    </w:p>
+    <w:p>
+      <w:pPr>
+        <w:rPr>
+          <w:sz w:val="32"/>
+          <w:szCs w:val="32"/>
+        </w:rPr>
+      </w:pPr>
+      <w:r>
+        <w:rPr>
+          <w:sz w:val="32"/>
+          <w:szCs w:val="32"/>
+        </w:rPr>
+        <w:t xml:space="preserve">14.1 Docker overlay networking – The TLDR </w:t>
+      </w:r>
+    </w:p>
+    <w:p>
+      <w:pPr>
+        <w:rPr>
+          <w:sz w:val="32"/>
+          <w:szCs w:val="32"/>
+        </w:rPr>
+      </w:pPr>
+    </w:p>
+    <w:p>
+      <w:pPr>
+        <w:rPr>
+          <w:sz w:val="32"/>
+          <w:szCs w:val="32"/>
+        </w:rPr>
+      </w:pPr>
+      <w:r>
+        <w:rPr>
+          <w:sz w:val="32"/>
+          <w:szCs w:val="32"/>
+        </w:rPr>
+        <w:t>14.2 Docker overlay networking history</w:t>
+      </w:r>
+    </w:p>
+    <w:p>
+      <w:pPr>
+        <w:rPr>
+          <w:sz w:val="32"/>
+          <w:szCs w:val="32"/>
+        </w:rPr>
+      </w:pPr>
+    </w:p>
+    <w:p>
+      <w:pPr>
+        <w:rPr>
+          <w:sz w:val="32"/>
+          <w:szCs w:val="32"/>
+        </w:rPr>
+      </w:pPr>
+      <w:r>
+        <w:rPr>
+          <w:sz w:val="32"/>
+          <w:szCs w:val="32"/>
+        </w:rPr>
+        <w:t xml:space="preserve">14.3 Build and test Docker overlay networks </w:t>
+      </w:r>
+    </w:p>
+    <w:p>
+      <w:pPr>
+        <w:rPr>
+          <w:sz w:val="32"/>
+          <w:szCs w:val="32"/>
+        </w:rPr>
+      </w:pPr>
+    </w:p>
+    <w:p>
+      <w:pPr>
+        <w:rPr>
+          <w:sz w:val="32"/>
+          <w:szCs w:val="32"/>
+        </w:rPr>
+      </w:pPr>
+      <w:r>
+        <w:rPr>
+          <w:sz w:val="32"/>
+          <w:szCs w:val="32"/>
+        </w:rPr>
+        <w:t>14.4 Overlay networking explained</w:t>
+      </w:r>
+    </w:p>
+    <w:p>
+      <w:pPr>
+        <w:rPr>
+          <w:sz w:val="32"/>
+          <w:szCs w:val="32"/>
+        </w:rPr>
+      </w:pPr>
+    </w:p>
+    <w:p>
+      <w:pPr>
+        <w:rPr>
+          <w:sz w:val="32"/>
+          <w:szCs w:val="32"/>
+        </w:rPr>
+      </w:pPr>
+      <w:r>
+        <w:rPr>
+          <w:sz w:val="32"/>
+          <w:szCs w:val="32"/>
+        </w:rPr>
+        <w:t>14.5 Docker overlay networking – The commands</w:t>
       </w:r>
     </w:p>
     <w:p>
@@ -14093,99 +15966,100 @@
           <w:sz w:val="32"/>
           <w:szCs w:val="32"/>
         </w:rPr>
-        <w:t>12. Docker Swarm</w:t>
-      </w:r>
-    </w:p>
-    <w:p>
-      <w:pPr>
-        <w:rPr>
-          <w:sz w:val="32"/>
-          <w:szCs w:val="32"/>
-        </w:rPr>
-      </w:pPr>
-    </w:p>
-    <w:p>
-      <w:pPr>
-        <w:rPr>
-          <w:sz w:val="32"/>
-          <w:szCs w:val="32"/>
-        </w:rPr>
-      </w:pPr>
-      <w:r>
-        <w:rPr>
-          <w:sz w:val="32"/>
-          <w:szCs w:val="32"/>
-        </w:rPr>
-        <w:t>12.1 Swarm primer</w:t>
-      </w:r>
-    </w:p>
-    <w:p>
-      <w:pPr>
-        <w:rPr>
-          <w:sz w:val="32"/>
-          <w:szCs w:val="32"/>
-        </w:rPr>
-      </w:pPr>
-    </w:p>
-    <w:p>
-      <w:pPr>
-        <w:rPr>
-          <w:sz w:val="32"/>
-          <w:szCs w:val="32"/>
-        </w:rPr>
-      </w:pPr>
-      <w:r>
-        <w:rPr>
-          <w:sz w:val="32"/>
-          <w:szCs w:val="32"/>
-        </w:rPr>
-        <w:t>12.2 Build a swarm</w:t>
-      </w:r>
-    </w:p>
-    <w:p>
-      <w:pPr>
-        <w:rPr>
-          <w:sz w:val="32"/>
-          <w:szCs w:val="32"/>
-        </w:rPr>
-      </w:pPr>
-    </w:p>
-    <w:p>
-      <w:pPr>
-        <w:rPr>
-          <w:sz w:val="32"/>
-          <w:szCs w:val="32"/>
-        </w:rPr>
-      </w:pPr>
-      <w:r>
-        <w:rPr>
-          <w:sz w:val="32"/>
-          <w:szCs w:val="32"/>
-        </w:rPr>
-        <w:t>12.3 Deploy Swarm app</w:t>
-      </w:r>
-    </w:p>
-    <w:p>
-      <w:pPr>
-        <w:rPr>
-          <w:sz w:val="32"/>
-          <w:szCs w:val="32"/>
-        </w:rPr>
-      </w:pPr>
-    </w:p>
-    <w:p>
-      <w:pPr>
-        <w:rPr>
-          <w:sz w:val="32"/>
-          <w:szCs w:val="32"/>
-        </w:rPr>
-      </w:pPr>
-      <w:r>
-        <w:rPr>
-          <w:sz w:val="32"/>
-          <w:szCs w:val="32"/>
-        </w:rPr>
-        <w:t>12.4 Docker Swarm – The commands</w:t>
+        <w:lastRenderedPageBreak/>
+        <w:t>15. Volumes and persistent data</w:t>
+      </w:r>
+    </w:p>
+    <w:p>
+      <w:pPr>
+        <w:rPr>
+          <w:sz w:val="32"/>
+          <w:szCs w:val="32"/>
+        </w:rPr>
+      </w:pPr>
+    </w:p>
+    <w:p>
+      <w:pPr>
+        <w:rPr>
+          <w:sz w:val="32"/>
+          <w:szCs w:val="32"/>
+        </w:rPr>
+      </w:pPr>
+      <w:r>
+        <w:rPr>
+          <w:sz w:val="32"/>
+          <w:szCs w:val="32"/>
+        </w:rPr>
+        <w:t>15.1 Volumes and persistent data – The TLDR</w:t>
+      </w:r>
+    </w:p>
+    <w:p>
+      <w:pPr>
+        <w:rPr>
+          <w:sz w:val="32"/>
+          <w:szCs w:val="32"/>
+        </w:rPr>
+      </w:pPr>
+    </w:p>
+    <w:p>
+      <w:pPr>
+        <w:rPr>
+          <w:sz w:val="32"/>
+          <w:szCs w:val="32"/>
+        </w:rPr>
+      </w:pPr>
+      <w:r>
+        <w:rPr>
+          <w:sz w:val="32"/>
+          <w:szCs w:val="32"/>
+        </w:rPr>
+        <w:t>15.2 Containers without volumes</w:t>
+      </w:r>
+    </w:p>
+    <w:p>
+      <w:pPr>
+        <w:rPr>
+          <w:sz w:val="32"/>
+          <w:szCs w:val="32"/>
+        </w:rPr>
+      </w:pPr>
+    </w:p>
+    <w:p>
+      <w:pPr>
+        <w:rPr>
+          <w:sz w:val="32"/>
+          <w:szCs w:val="32"/>
+        </w:rPr>
+      </w:pPr>
+      <w:r>
+        <w:rPr>
+          <w:sz w:val="32"/>
+          <w:szCs w:val="32"/>
+        </w:rPr>
+        <w:t>15.3 Containers with volumes</w:t>
+      </w:r>
+    </w:p>
+    <w:p>
+      <w:pPr>
+        <w:rPr>
+          <w:sz w:val="32"/>
+          <w:szCs w:val="32"/>
+        </w:rPr>
+      </w:pPr>
+    </w:p>
+    <w:p>
+      <w:pPr>
+        <w:rPr>
+          <w:sz w:val="32"/>
+          <w:szCs w:val="32"/>
+        </w:rPr>
+      </w:pPr>
+      <w:r>
+        <w:rPr>
+          <w:sz w:val="32"/>
+          <w:szCs w:val="32"/>
+        </w:rPr>
+        <w:t>15.4 Volumes and persistent data – The commands</w:t>
       </w:r>
     </w:p>
     <w:p>
@@ -14211,414 +16085,6 @@
           <w:sz w:val="32"/>
           <w:szCs w:val="32"/>
         </w:rPr>
-        <w:t>13. Docker Networking</w:t>
-      </w:r>
-    </w:p>
-    <w:p>
-      <w:pPr>
-        <w:rPr>
-          <w:sz w:val="32"/>
-          <w:szCs w:val="32"/>
-        </w:rPr>
-      </w:pPr>
-    </w:p>
-    <w:p>
-      <w:pPr>
-        <w:rPr>
-          <w:sz w:val="32"/>
-          <w:szCs w:val="32"/>
-        </w:rPr>
-      </w:pPr>
-      <w:r>
-        <w:rPr>
-          <w:sz w:val="32"/>
-          <w:szCs w:val="32"/>
-        </w:rPr>
-        <w:t>13.1 Docker Networking – The TLDR</w:t>
-      </w:r>
-    </w:p>
-    <w:p>
-      <w:pPr>
-        <w:rPr>
-          <w:sz w:val="32"/>
-          <w:szCs w:val="32"/>
-        </w:rPr>
-      </w:pPr>
-    </w:p>
-    <w:p>
-      <w:pPr>
-        <w:rPr>
-          <w:sz w:val="32"/>
-          <w:szCs w:val="32"/>
-        </w:rPr>
-      </w:pPr>
-      <w:r>
-        <w:rPr>
-          <w:sz w:val="32"/>
-          <w:szCs w:val="32"/>
-        </w:rPr>
-        <w:t>13.2 Docker networking theory</w:t>
-      </w:r>
-    </w:p>
-    <w:p>
-      <w:pPr>
-        <w:rPr>
-          <w:sz w:val="32"/>
-          <w:szCs w:val="32"/>
-        </w:rPr>
-      </w:pPr>
-    </w:p>
-    <w:p>
-      <w:pPr>
-        <w:rPr>
-          <w:sz w:val="32"/>
-          <w:szCs w:val="32"/>
-        </w:rPr>
-      </w:pPr>
-      <w:r>
-        <w:rPr>
-          <w:sz w:val="32"/>
-          <w:szCs w:val="32"/>
-        </w:rPr>
-        <w:t xml:space="preserve">13.3 Single-host bridge networks </w:t>
-      </w:r>
-    </w:p>
-    <w:p>
-      <w:pPr>
-        <w:rPr>
-          <w:sz w:val="32"/>
-          <w:szCs w:val="32"/>
-        </w:rPr>
-      </w:pPr>
-    </w:p>
-    <w:p>
-      <w:pPr>
-        <w:rPr>
-          <w:sz w:val="32"/>
-          <w:szCs w:val="32"/>
-        </w:rPr>
-      </w:pPr>
-      <w:r>
-        <w:rPr>
-          <w:sz w:val="32"/>
-          <w:szCs w:val="32"/>
-        </w:rPr>
-        <w:t xml:space="preserve">13.4 </w:t>
-      </w:r>
-      <w:r>
-        <w:rPr>
-          <w:sz w:val="32"/>
-          <w:szCs w:val="32"/>
-        </w:rPr>
-        <w:t>External access via port mappings</w:t>
-      </w:r>
-    </w:p>
-    <w:p>
-      <w:pPr>
-        <w:rPr>
-          <w:sz w:val="32"/>
-          <w:szCs w:val="32"/>
-        </w:rPr>
-      </w:pPr>
-    </w:p>
-    <w:p>
-      <w:pPr>
-        <w:rPr>
-          <w:sz w:val="32"/>
-          <w:szCs w:val="32"/>
-        </w:rPr>
-      </w:pPr>
-      <w:r>
-        <w:rPr>
-          <w:sz w:val="32"/>
-          <w:szCs w:val="32"/>
-        </w:rPr>
-        <w:lastRenderedPageBreak/>
-        <w:t>13.5 Docker Networking – The Commands</w:t>
-      </w:r>
-    </w:p>
-    <w:p>
-      <w:pPr>
-        <w:rPr>
-          <w:sz w:val="32"/>
-          <w:szCs w:val="32"/>
-        </w:rPr>
-      </w:pPr>
-    </w:p>
-    <w:p>
-      <w:pPr>
-        <w:pStyle w:val="Heading1"/>
-        <w:rPr>
-          <w:color w:val="EE0000"/>
-          <w:sz w:val="32"/>
-          <w:szCs w:val="32"/>
-        </w:rPr>
-      </w:pPr>
-      <w:r>
-        <w:rPr>
-          <w:color w:val="EE0000"/>
-          <w:sz w:val="32"/>
-          <w:szCs w:val="32"/>
-        </w:rPr>
-        <w:t>14. Docker overlay networking</w:t>
-      </w:r>
-    </w:p>
-    <w:p>
-      <w:pPr>
-        <w:rPr>
-          <w:sz w:val="32"/>
-          <w:szCs w:val="32"/>
-        </w:rPr>
-      </w:pPr>
-    </w:p>
-    <w:p>
-      <w:pPr>
-        <w:rPr>
-          <w:sz w:val="32"/>
-          <w:szCs w:val="32"/>
-        </w:rPr>
-      </w:pPr>
-      <w:r>
-        <w:rPr>
-          <w:sz w:val="32"/>
-          <w:szCs w:val="32"/>
-        </w:rPr>
-        <w:t xml:space="preserve">14.1 Docker overlay networking – The TLDR </w:t>
-      </w:r>
-    </w:p>
-    <w:p>
-      <w:pPr>
-        <w:rPr>
-          <w:sz w:val="32"/>
-          <w:szCs w:val="32"/>
-        </w:rPr>
-      </w:pPr>
-    </w:p>
-    <w:p>
-      <w:pPr>
-        <w:rPr>
-          <w:sz w:val="32"/>
-          <w:szCs w:val="32"/>
-        </w:rPr>
-      </w:pPr>
-      <w:r>
-        <w:rPr>
-          <w:sz w:val="32"/>
-          <w:szCs w:val="32"/>
-        </w:rPr>
-        <w:t>14.2 Docker overlay networking history</w:t>
-      </w:r>
-    </w:p>
-    <w:p>
-      <w:pPr>
-        <w:rPr>
-          <w:sz w:val="32"/>
-          <w:szCs w:val="32"/>
-        </w:rPr>
-      </w:pPr>
-    </w:p>
-    <w:p>
-      <w:pPr>
-        <w:rPr>
-          <w:sz w:val="32"/>
-          <w:szCs w:val="32"/>
-        </w:rPr>
-      </w:pPr>
-      <w:r>
-        <w:rPr>
-          <w:sz w:val="32"/>
-          <w:szCs w:val="32"/>
-        </w:rPr>
-        <w:t xml:space="preserve">14.3 Build and test Docker overlay networks </w:t>
-      </w:r>
-    </w:p>
-    <w:p>
-      <w:pPr>
-        <w:rPr>
-          <w:sz w:val="32"/>
-          <w:szCs w:val="32"/>
-        </w:rPr>
-      </w:pPr>
-    </w:p>
-    <w:p>
-      <w:pPr>
-        <w:rPr>
-          <w:sz w:val="32"/>
-          <w:szCs w:val="32"/>
-        </w:rPr>
-      </w:pPr>
-      <w:r>
-        <w:rPr>
-          <w:sz w:val="32"/>
-          <w:szCs w:val="32"/>
-        </w:rPr>
-        <w:t>14.4 Overlay networking explained</w:t>
-      </w:r>
-    </w:p>
-    <w:p>
-      <w:pPr>
-        <w:rPr>
-          <w:sz w:val="32"/>
-          <w:szCs w:val="32"/>
-        </w:rPr>
-      </w:pPr>
-    </w:p>
-    <w:p>
-      <w:pPr>
-        <w:rPr>
-          <w:sz w:val="32"/>
-          <w:szCs w:val="32"/>
-        </w:rPr>
-      </w:pPr>
-      <w:r>
-        <w:rPr>
-          <w:sz w:val="32"/>
-          <w:szCs w:val="32"/>
-        </w:rPr>
-        <w:t>14.5 Docker overlay networking – The commands</w:t>
-      </w:r>
-    </w:p>
-    <w:p>
-      <w:pPr>
-        <w:rPr>
-          <w:sz w:val="32"/>
-          <w:szCs w:val="32"/>
-        </w:rPr>
-      </w:pPr>
-    </w:p>
-    <w:p>
-      <w:pPr>
-        <w:pStyle w:val="Heading1"/>
-        <w:rPr>
-          <w:color w:val="EE0000"/>
-          <w:sz w:val="32"/>
-          <w:szCs w:val="32"/>
-        </w:rPr>
-      </w:pPr>
-      <w:r>
-        <w:rPr>
-          <w:color w:val="EE0000"/>
-          <w:sz w:val="32"/>
-          <w:szCs w:val="32"/>
-        </w:rPr>
-        <w:t>15. Volumes and persistent data</w:t>
-      </w:r>
-    </w:p>
-    <w:p>
-      <w:pPr>
-        <w:rPr>
-          <w:sz w:val="32"/>
-          <w:szCs w:val="32"/>
-        </w:rPr>
-      </w:pPr>
-    </w:p>
-    <w:p>
-      <w:pPr>
-        <w:rPr>
-          <w:sz w:val="32"/>
-          <w:szCs w:val="32"/>
-        </w:rPr>
-      </w:pPr>
-      <w:r>
-        <w:rPr>
-          <w:sz w:val="32"/>
-          <w:szCs w:val="32"/>
-        </w:rPr>
-        <w:t>15.1 Volumes and persistent data – The TLDR</w:t>
-      </w:r>
-    </w:p>
-    <w:p>
-      <w:pPr>
-        <w:rPr>
-          <w:sz w:val="32"/>
-          <w:szCs w:val="32"/>
-        </w:rPr>
-      </w:pPr>
-    </w:p>
-    <w:p>
-      <w:pPr>
-        <w:rPr>
-          <w:sz w:val="32"/>
-          <w:szCs w:val="32"/>
-        </w:rPr>
-      </w:pPr>
-      <w:r>
-        <w:rPr>
-          <w:sz w:val="32"/>
-          <w:szCs w:val="32"/>
-        </w:rPr>
-        <w:t>15.2 Containers without volumes</w:t>
-      </w:r>
-    </w:p>
-    <w:p>
-      <w:pPr>
-        <w:rPr>
-          <w:sz w:val="32"/>
-          <w:szCs w:val="32"/>
-        </w:rPr>
-      </w:pPr>
-    </w:p>
-    <w:p>
-      <w:pPr>
-        <w:rPr>
-          <w:sz w:val="32"/>
-          <w:szCs w:val="32"/>
-        </w:rPr>
-      </w:pPr>
-      <w:r>
-        <w:rPr>
-          <w:sz w:val="32"/>
-          <w:szCs w:val="32"/>
-        </w:rPr>
-        <w:t>15.3 Containers with volumes</w:t>
-      </w:r>
-    </w:p>
-    <w:p>
-      <w:pPr>
-        <w:rPr>
-          <w:sz w:val="32"/>
-          <w:szCs w:val="32"/>
-        </w:rPr>
-      </w:pPr>
-    </w:p>
-    <w:p>
-      <w:pPr>
-        <w:rPr>
-          <w:sz w:val="32"/>
-          <w:szCs w:val="32"/>
-        </w:rPr>
-      </w:pPr>
-      <w:r>
-        <w:rPr>
-          <w:sz w:val="32"/>
-          <w:szCs w:val="32"/>
-        </w:rPr>
-        <w:t>15.4 Volumes and persistent data – The commands</w:t>
-      </w:r>
-    </w:p>
-    <w:p>
-      <w:pPr>
-        <w:rPr>
-          <w:sz w:val="32"/>
-          <w:szCs w:val="32"/>
-        </w:rPr>
-      </w:pPr>
-    </w:p>
-    <w:p>
-      <w:pPr>
-        <w:pStyle w:val="Heading1"/>
-        <w:rPr>
-          <w:color w:val="EE0000"/>
-          <w:sz w:val="32"/>
-          <w:szCs w:val="32"/>
-        </w:rPr>
-      </w:pPr>
-      <w:r>
-        <w:rPr>
-          <w:color w:val="EE0000"/>
-          <w:sz w:val="32"/>
-          <w:szCs w:val="32"/>
-        </w:rPr>
         <w:t>16. Docker security</w:t>
       </w:r>
     </w:p>
@@ -14826,7 +16292,6 @@
           <w:sz w:val="32"/>
           <w:szCs w:val="32"/>
         </w:rPr>
-        <w:lastRenderedPageBreak/>
         <w:t>16.9 Docker Scout and vulnerability scanning</w:t>
       </w:r>
     </w:p>
